--- a/doc/NotesNRa8_cas_particuliers.docx
+++ b/doc/NotesNRa8_cas_particuliers.docx
@@ -1015,6 +1015,9 @@
     </w:p>
     <w:p>
       <w:r>
+        <w:rPr>
+          <w:noProof/>
+        </w:rPr>
         <w:lastRenderedPageBreak/>
         <w:drawing>
           <wp:inline distT="0" distB="0" distL="0" distR="0" wp14:anchorId="3743033D" wp14:editId="04D5F883">
@@ -2481,6 +2484,9 @@
     </w:p>
     <w:p>
       <w:r>
+        <w:rPr>
+          <w:noProof/>
+        </w:rPr>
         <w:drawing>
           <wp:inline distT="0" distB="0" distL="0" distR="0" wp14:anchorId="24AA4C3A" wp14:editId="41BFA1EA">
             <wp:extent cx="3331029" cy="1534027"/>
@@ -2531,6 +2537,9 @@
     </w:p>
     <w:p>
       <w:r>
+        <w:rPr>
+          <w:noProof/>
+        </w:rPr>
         <w:drawing>
           <wp:inline distT="0" distB="0" distL="0" distR="0" wp14:anchorId="2BC9A996" wp14:editId="3DF37B4A">
             <wp:extent cx="3639787" cy="1204486"/>
@@ -2582,6 +2591,9 @@
     </w:p>
     <w:p>
       <w:r>
+        <w:rPr>
+          <w:noProof/>
+        </w:rPr>
         <w:drawing>
           <wp:inline distT="0" distB="0" distL="0" distR="0" wp14:anchorId="276927A7" wp14:editId="76C4CBC0">
             <wp:extent cx="8863330" cy="1727200"/>
@@ -3179,9 +3191,2900 @@
     <w:p/>
     <w:p/>
     <w:p/>
+    <w:p>
+      <w:r>
+        <w:t xml:space="preserve">Notes sur union : </w:t>
+      </w:r>
+      <w:r>
+        <w:t xml:space="preserve">elles sont en fait numérotées </w:t>
+      </w:r>
+      <w:r>
+        <w:t>note-wed-1</w:t>
+      </w:r>
+      <w:r>
+        <w:t xml:space="preserve">, </w:t>
+      </w:r>
+      <w:r>
+        <w:t>note-wed-</w:t>
+      </w:r>
+      <w:r>
+        <w:rPr>
+          <w:color w:val="FF0000"/>
+        </w:rPr>
+        <w:t>2</w:t>
+      </w:r>
+      <w:r>
+        <w:t>, …</w:t>
+      </w:r>
+    </w:p>
+    <w:p/>
+    <w:p>
+      <w:hyperlink r:id="rId20" w:history="1">
+        <w:r>
+          <w:rPr>
+            <w:rStyle w:val="Lienhypertexte"/>
+          </w:rPr>
+          <w:t>https://gw.geneanet.org/sh1?lang=fr&amp;p=christianus&amp;n=alexander</w:t>
+        </w:r>
+      </w:hyperlink>
+    </w:p>
+    <w:p>
+      <w:r>
+        <w:rPr>
+          <w:noProof/>
+        </w:rPr>
+        <w:drawing>
+          <wp:inline distT="0" distB="0" distL="0" distR="0" wp14:anchorId="0D4D0474" wp14:editId="6E7B78C5">
+            <wp:extent cx="3527778" cy="3048000"/>
+            <wp:effectExtent l="0" t="0" r="0" b="0"/>
+            <wp:docPr id="1640334343" name="Image 1"/>
+            <wp:cNvGraphicFramePr>
+              <a:graphicFrameLocks xmlns:a="http://schemas.openxmlformats.org/drawingml/2006/main" noChangeAspect="1"/>
+            </wp:cNvGraphicFramePr>
+            <a:graphic xmlns:a="http://schemas.openxmlformats.org/drawingml/2006/main">
+              <a:graphicData uri="http://schemas.openxmlformats.org/drawingml/2006/picture">
+                <pic:pic xmlns:pic="http://schemas.openxmlformats.org/drawingml/2006/picture">
+                  <pic:nvPicPr>
+                    <pic:cNvPr id="1640334343" name=""/>
+                    <pic:cNvPicPr/>
+                  </pic:nvPicPr>
+                  <pic:blipFill>
+                    <a:blip r:embed="rId21"/>
+                    <a:stretch>
+                      <a:fillRect/>
+                    </a:stretch>
+                  </pic:blipFill>
+                  <pic:spPr>
+                    <a:xfrm>
+                      <a:off x="0" y="0"/>
+                      <a:ext cx="3532745" cy="3052292"/>
+                    </a:xfrm>
+                    <a:prstGeom prst="rect">
+                      <a:avLst/>
+                    </a:prstGeom>
+                  </pic:spPr>
+                </pic:pic>
+              </a:graphicData>
+            </a:graphic>
+          </wp:inline>
+        </w:drawing>
+      </w:r>
+    </w:p>
+    <w:p>
+      <w:pPr>
+        <w:pStyle w:val="Listing"/>
+      </w:pPr>
+      <w:r>
+        <w:t>&lt;</w:t>
+      </w:r>
+      <w:proofErr w:type="gramStart"/>
+      <w:r>
+        <w:t>p</w:t>
+      </w:r>
+      <w:proofErr w:type="gramEnd"/>
+      <w:r>
+        <w:t xml:space="preserve"> </w:t>
+      </w:r>
+      <w:proofErr w:type="spellStart"/>
+      <w:r>
+        <w:t>ng</w:t>
+      </w:r>
+      <w:proofErr w:type="spellEnd"/>
+      <w:r>
+        <w:t>-non-</w:t>
+      </w:r>
+      <w:proofErr w:type="spellStart"/>
+      <w:r>
+        <w:t>bindable</w:t>
+      </w:r>
+      <w:proofErr w:type="spellEnd"/>
+      <w:r>
+        <w:t>&gt;</w:t>
+      </w:r>
+    </w:p>
+    <w:p>
+      <w:pPr>
+        <w:pStyle w:val="Listing"/>
+      </w:pPr>
+      <w:r>
+        <w:t>&lt;</w:t>
+      </w:r>
+      <w:proofErr w:type="gramStart"/>
+      <w:r>
+        <w:t>b</w:t>
+      </w:r>
+      <w:proofErr w:type="gramEnd"/>
+      <w:r>
+        <w:t xml:space="preserve">&gt;Union avec Joanna Van </w:t>
+      </w:r>
+      <w:proofErr w:type="spellStart"/>
+      <w:r>
+        <w:t>Doorslaer</w:t>
+      </w:r>
+      <w:proofErr w:type="spellEnd"/>
+      <w:r>
+        <w:t>&lt;/b</w:t>
+      </w:r>
+      <w:proofErr w:type="gramStart"/>
+      <w:r>
+        <w:t>&gt;:</w:t>
+      </w:r>
+      <w:proofErr w:type="gramEnd"/>
+    </w:p>
+    <w:p>
+      <w:pPr>
+        <w:pStyle w:val="Listing"/>
+      </w:pPr>
+      <w:r>
+        <w:t>&lt;</w:t>
+      </w:r>
+      <w:proofErr w:type="spellStart"/>
+      <w:proofErr w:type="gramStart"/>
+      <w:r>
+        <w:t>br</w:t>
+      </w:r>
+      <w:proofErr w:type="spellEnd"/>
+      <w:proofErr w:type="gramEnd"/>
+      <w:r>
+        <w:t>&gt;</w:t>
+      </w:r>
+    </w:p>
+    <w:p>
+      <w:pPr>
+        <w:pStyle w:val="Listing"/>
+      </w:pPr>
+      <w:r>
+        <w:lastRenderedPageBreak/>
+        <w:t>&lt;</w:t>
+      </w:r>
+      <w:proofErr w:type="gramStart"/>
+      <w:r>
+        <w:t>a</w:t>
+      </w:r>
+      <w:proofErr w:type="gramEnd"/>
+      <w:r>
+        <w:t xml:space="preserve"> </w:t>
+      </w:r>
+      <w:proofErr w:type="spellStart"/>
+      <w:r>
+        <w:t>name</w:t>
+      </w:r>
+      <w:proofErr w:type="spellEnd"/>
+      <w:r>
+        <w:t>="</w:t>
+      </w:r>
+      <w:r>
+        <w:rPr>
+          <w:highlight w:val="yellow"/>
+        </w:rPr>
+        <w:t>note-wed-1</w:t>
+      </w:r>
+      <w:r>
+        <w:t>"&gt;&lt;/a&gt;</w:t>
+      </w:r>
+      <w:proofErr w:type="spellStart"/>
+      <w:r>
+        <w:t>Getuigen</w:t>
+      </w:r>
+      <w:proofErr w:type="spellEnd"/>
+      <w:r>
+        <w:t xml:space="preserve"> </w:t>
+      </w:r>
+      <w:proofErr w:type="spellStart"/>
+      <w:r>
+        <w:t>huwelijksakte</w:t>
+      </w:r>
+      <w:proofErr w:type="spellEnd"/>
+      <w:r>
+        <w:t>:&lt;</w:t>
+      </w:r>
+      <w:proofErr w:type="spellStart"/>
+      <w:r>
+        <w:t>br</w:t>
+      </w:r>
+      <w:proofErr w:type="spellEnd"/>
+      <w:r>
+        <w:t>&gt; - Egidius Alexander&lt;</w:t>
+      </w:r>
+      <w:proofErr w:type="spellStart"/>
+      <w:r>
+        <w:t>br</w:t>
+      </w:r>
+      <w:proofErr w:type="spellEnd"/>
+      <w:r>
+        <w:t xml:space="preserve">&gt; - </w:t>
+      </w:r>
+      <w:proofErr w:type="spellStart"/>
+      <w:r>
+        <w:t>Livinus</w:t>
+      </w:r>
+      <w:proofErr w:type="spellEnd"/>
+      <w:r>
+        <w:t xml:space="preserve"> Van </w:t>
+      </w:r>
+      <w:proofErr w:type="gramStart"/>
+      <w:r>
+        <w:t>...?&lt;</w:t>
+      </w:r>
+      <w:proofErr w:type="gramEnd"/>
+      <w:r>
+        <w:t>/p&gt;</w:t>
+      </w:r>
+    </w:p>
+    <w:p>
+      <w:pPr>
+        <w:pStyle w:val="Listing"/>
+      </w:pPr>
+      <w:r>
+        <w:t>&lt;</w:t>
+      </w:r>
+      <w:proofErr w:type="gramStart"/>
+      <w:r>
+        <w:t>p</w:t>
+      </w:r>
+      <w:proofErr w:type="gramEnd"/>
+      <w:r>
+        <w:t xml:space="preserve"> </w:t>
+      </w:r>
+      <w:proofErr w:type="spellStart"/>
+      <w:r>
+        <w:t>ng</w:t>
+      </w:r>
+      <w:proofErr w:type="spellEnd"/>
+      <w:r>
+        <w:t>-non-</w:t>
+      </w:r>
+      <w:proofErr w:type="spellStart"/>
+      <w:r>
+        <w:t>bindable</w:t>
+      </w:r>
+      <w:proofErr w:type="spellEnd"/>
+      <w:r>
+        <w:t>&gt;</w:t>
+      </w:r>
+    </w:p>
+    <w:p>
+      <w:pPr>
+        <w:pStyle w:val="Listing"/>
+      </w:pPr>
+      <w:r>
+        <w:t>&lt;</w:t>
+      </w:r>
+      <w:proofErr w:type="gramStart"/>
+      <w:r>
+        <w:t>b</w:t>
+      </w:r>
+      <w:proofErr w:type="gramEnd"/>
+      <w:r>
+        <w:t>&gt;Union avec Andrea Blanckaert&lt;/b</w:t>
+      </w:r>
+      <w:proofErr w:type="gramStart"/>
+      <w:r>
+        <w:t>&gt;:</w:t>
+      </w:r>
+      <w:proofErr w:type="gramEnd"/>
+    </w:p>
+    <w:p>
+      <w:pPr>
+        <w:pStyle w:val="Listing"/>
+      </w:pPr>
+      <w:r>
+        <w:t>&lt;</w:t>
+      </w:r>
+      <w:proofErr w:type="spellStart"/>
+      <w:proofErr w:type="gramStart"/>
+      <w:r>
+        <w:t>br</w:t>
+      </w:r>
+      <w:proofErr w:type="spellEnd"/>
+      <w:proofErr w:type="gramEnd"/>
+      <w:r>
+        <w:t>&gt;</w:t>
+      </w:r>
+    </w:p>
+    <w:p>
+      <w:pPr>
+        <w:pStyle w:val="Listing"/>
+      </w:pPr>
+      <w:r>
+        <w:t>&lt;</w:t>
+      </w:r>
+      <w:proofErr w:type="gramStart"/>
+      <w:r>
+        <w:t>a</w:t>
+      </w:r>
+      <w:proofErr w:type="gramEnd"/>
+      <w:r>
+        <w:t xml:space="preserve"> </w:t>
+      </w:r>
+      <w:proofErr w:type="spellStart"/>
+      <w:r>
+        <w:t>name</w:t>
+      </w:r>
+      <w:proofErr w:type="spellEnd"/>
+      <w:r>
+        <w:t>="</w:t>
+      </w:r>
+      <w:r>
+        <w:rPr>
+          <w:highlight w:val="yellow"/>
+        </w:rPr>
+        <w:t>note-wed-</w:t>
+      </w:r>
+      <w:r>
+        <w:rPr>
+          <w:b/>
+          <w:bCs/>
+          <w:color w:val="FF0000"/>
+          <w:highlight w:val="yellow"/>
+        </w:rPr>
+        <w:t>2</w:t>
+      </w:r>
+      <w:r>
+        <w:t>"&gt;&lt;/a&gt;</w:t>
+      </w:r>
+      <w:proofErr w:type="spellStart"/>
+      <w:r>
+        <w:t>Getuigen</w:t>
+      </w:r>
+      <w:proofErr w:type="spellEnd"/>
+      <w:r>
+        <w:t xml:space="preserve"> </w:t>
+      </w:r>
+      <w:proofErr w:type="spellStart"/>
+      <w:r>
+        <w:t>huwelijksakte</w:t>
+      </w:r>
+      <w:proofErr w:type="spellEnd"/>
+      <w:r>
+        <w:t>:&lt;</w:t>
+      </w:r>
+      <w:proofErr w:type="spellStart"/>
+      <w:r>
+        <w:t>br</w:t>
+      </w:r>
+      <w:proofErr w:type="spellEnd"/>
+      <w:r>
+        <w:t>&gt; - Egidius Alexander&lt;</w:t>
+      </w:r>
+      <w:proofErr w:type="spellStart"/>
+      <w:r>
+        <w:t>br</w:t>
+      </w:r>
+      <w:proofErr w:type="spellEnd"/>
+      <w:r>
+        <w:t xml:space="preserve">&gt; - </w:t>
+      </w:r>
+      <w:proofErr w:type="spellStart"/>
+      <w:r>
+        <w:t>Livinus</w:t>
+      </w:r>
+      <w:proofErr w:type="spellEnd"/>
+      <w:r>
+        <w:t xml:space="preserve"> Alexander&lt;/p&gt;</w:t>
+      </w:r>
+    </w:p>
+    <w:p>
+      <w:pPr>
+        <w:pStyle w:val="Listing"/>
+      </w:pPr>
+      <w:r>
+        <w:t>&lt;</w:t>
+      </w:r>
+      <w:proofErr w:type="gramStart"/>
+      <w:r>
+        <w:t>p</w:t>
+      </w:r>
+      <w:proofErr w:type="gramEnd"/>
+      <w:r>
+        <w:t xml:space="preserve"> style="</w:t>
+      </w:r>
+      <w:proofErr w:type="spellStart"/>
+      <w:proofErr w:type="gramStart"/>
+      <w:r>
+        <w:t>clear:both</w:t>
+      </w:r>
+      <w:proofErr w:type="spellEnd"/>
+      <w:proofErr w:type="gramEnd"/>
+      <w:r>
+        <w:t xml:space="preserve">; </w:t>
+      </w:r>
+      <w:proofErr w:type="gramStart"/>
+      <w:r>
+        <w:t>margin:0;</w:t>
+      </w:r>
+      <w:proofErr w:type="gramEnd"/>
+      <w:r>
+        <w:t>"&gt;&lt;/p&gt;</w:t>
+      </w:r>
+    </w:p>
+    <w:p/>
+    <w:p/>
+    <w:p>
+      <w:pPr>
+        <w:pStyle w:val="Listing"/>
+      </w:pPr>
+    </w:p>
+    <w:p/>
+    <w:p/>
+    <w:p>
+      <w:r>
+        <w:t>Dans certains cas : les mariages sont aussi dans les événements : exemple :</w:t>
+      </w:r>
+    </w:p>
+    <w:p>
+      <w:hyperlink r:id="rId22" w:history="1">
+        <w:r>
+          <w:rPr>
+            <w:rStyle w:val="Lienhypertexte"/>
+          </w:rPr>
+          <w:t>https://gw.geneanet.org/sh1?lang=fr&amp;p=joanna+martina&amp;n=back</w:t>
+        </w:r>
+      </w:hyperlink>
+    </w:p>
+    <w:p>
+      <w:r>
+        <w:rPr>
+          <w:noProof/>
+        </w:rPr>
+        <w:drawing>
+          <wp:inline distT="0" distB="0" distL="0" distR="0" wp14:anchorId="7C782C9C" wp14:editId="383CD342">
+            <wp:extent cx="4432610" cy="1346200"/>
+            <wp:effectExtent l="0" t="0" r="6350" b="6350"/>
+            <wp:docPr id="1408612910" name="Image 1"/>
+            <wp:cNvGraphicFramePr>
+              <a:graphicFrameLocks xmlns:a="http://schemas.openxmlformats.org/drawingml/2006/main" noChangeAspect="1"/>
+            </wp:cNvGraphicFramePr>
+            <a:graphic xmlns:a="http://schemas.openxmlformats.org/drawingml/2006/main">
+              <a:graphicData uri="http://schemas.openxmlformats.org/drawingml/2006/picture">
+                <pic:pic xmlns:pic="http://schemas.openxmlformats.org/drawingml/2006/picture">
+                  <pic:nvPicPr>
+                    <pic:cNvPr id="1408612910" name=""/>
+                    <pic:cNvPicPr/>
+                  </pic:nvPicPr>
+                  <pic:blipFill>
+                    <a:blip r:embed="rId23"/>
+                    <a:stretch>
+                      <a:fillRect/>
+                    </a:stretch>
+                  </pic:blipFill>
+                  <pic:spPr>
+                    <a:xfrm>
+                      <a:off x="0" y="0"/>
+                      <a:ext cx="4444147" cy="1349704"/>
+                    </a:xfrm>
+                    <a:prstGeom prst="rect">
+                      <a:avLst/>
+                    </a:prstGeom>
+                  </pic:spPr>
+                </pic:pic>
+              </a:graphicData>
+            </a:graphic>
+          </wp:inline>
+        </w:drawing>
+      </w:r>
+    </w:p>
+    <w:p>
+      <w:r>
+        <w:t>…</w:t>
+      </w:r>
+    </w:p>
+    <w:p>
+      <w:r>
+        <w:rPr>
+          <w:noProof/>
+        </w:rPr>
+        <w:drawing>
+          <wp:inline distT="0" distB="0" distL="0" distR="0" wp14:anchorId="08AB9884" wp14:editId="77F3491C">
+            <wp:extent cx="3549650" cy="1080590"/>
+            <wp:effectExtent l="0" t="0" r="0" b="5715"/>
+            <wp:docPr id="1478264595" name="Image 1"/>
+            <wp:cNvGraphicFramePr>
+              <a:graphicFrameLocks xmlns:a="http://schemas.openxmlformats.org/drawingml/2006/main" noChangeAspect="1"/>
+            </wp:cNvGraphicFramePr>
+            <a:graphic xmlns:a="http://schemas.openxmlformats.org/drawingml/2006/main">
+              <a:graphicData uri="http://schemas.openxmlformats.org/drawingml/2006/picture">
+                <pic:pic xmlns:pic="http://schemas.openxmlformats.org/drawingml/2006/picture">
+                  <pic:nvPicPr>
+                    <pic:cNvPr id="1478264595" name=""/>
+                    <pic:cNvPicPr/>
+                  </pic:nvPicPr>
+                  <pic:blipFill>
+                    <a:blip r:embed="rId24"/>
+                    <a:stretch>
+                      <a:fillRect/>
+                    </a:stretch>
+                  </pic:blipFill>
+                  <pic:spPr>
+                    <a:xfrm>
+                      <a:off x="0" y="0"/>
+                      <a:ext cx="3579135" cy="1089566"/>
+                    </a:xfrm>
+                    <a:prstGeom prst="rect">
+                      <a:avLst/>
+                    </a:prstGeom>
+                  </pic:spPr>
+                </pic:pic>
+              </a:graphicData>
+            </a:graphic>
+          </wp:inline>
+        </w:drawing>
+      </w:r>
+    </w:p>
+    <w:p/>
+    <w:p/>
+    <w:p/>
+    <w:p>
+      <w:hyperlink r:id="rId25" w:history="1">
+        <w:r>
+          <w:rPr>
+            <w:rStyle w:val="Lienhypertexte"/>
+          </w:rPr>
+          <w:t>https://gw.geneanet.org/jvo2506?lang=fr&amp;p=andreas&amp;n=van+brussel</w:t>
+        </w:r>
+      </w:hyperlink>
+    </w:p>
+    <w:p>
+      <w:r>
+        <w:rPr>
+          <w:noProof/>
+        </w:rPr>
+        <w:lastRenderedPageBreak/>
+        <w:drawing>
+          <wp:inline distT="0" distB="0" distL="0" distR="0" wp14:anchorId="33765A54" wp14:editId="5698FE2C">
+            <wp:extent cx="3810000" cy="1946169"/>
+            <wp:effectExtent l="0" t="0" r="0" b="0"/>
+            <wp:docPr id="103172364" name="Image 1"/>
+            <wp:cNvGraphicFramePr>
+              <a:graphicFrameLocks xmlns:a="http://schemas.openxmlformats.org/drawingml/2006/main" noChangeAspect="1"/>
+            </wp:cNvGraphicFramePr>
+            <a:graphic xmlns:a="http://schemas.openxmlformats.org/drawingml/2006/main">
+              <a:graphicData uri="http://schemas.openxmlformats.org/drawingml/2006/picture">
+                <pic:pic xmlns:pic="http://schemas.openxmlformats.org/drawingml/2006/picture">
+                  <pic:nvPicPr>
+                    <pic:cNvPr id="103172364" name=""/>
+                    <pic:cNvPicPr/>
+                  </pic:nvPicPr>
+                  <pic:blipFill>
+                    <a:blip r:embed="rId26"/>
+                    <a:stretch>
+                      <a:fillRect/>
+                    </a:stretch>
+                  </pic:blipFill>
+                  <pic:spPr>
+                    <a:xfrm>
+                      <a:off x="0" y="0"/>
+                      <a:ext cx="3818248" cy="1950382"/>
+                    </a:xfrm>
+                    <a:prstGeom prst="rect">
+                      <a:avLst/>
+                    </a:prstGeom>
+                  </pic:spPr>
+                </pic:pic>
+              </a:graphicData>
+            </a:graphic>
+          </wp:inline>
+        </w:drawing>
+      </w:r>
+    </w:p>
+    <w:p>
+      <w:r>
+        <w:t>Evénements mal extraits :</w:t>
+      </w:r>
+    </w:p>
+    <w:p>
+      <w:pPr>
+        <w:pStyle w:val="Paragraphedeliste"/>
+        <w:numPr>
+          <w:ilvl w:val="0"/>
+          <w:numId w:val="7"/>
+        </w:numPr>
+      </w:pPr>
+      <w:proofErr w:type="gramStart"/>
+      <w:r>
+        <w:t>notes</w:t>
+      </w:r>
+      <w:proofErr w:type="gramEnd"/>
+      <w:r>
+        <w:t xml:space="preserve"> sur mariages vues comme vides / redondantes</w:t>
+      </w:r>
+    </w:p>
+    <w:p/>
+    <w:p>
+      <w:pPr>
+        <w:pStyle w:val="Listing"/>
+      </w:pPr>
+      <w:r>
+        <w:t>&lt;</w:t>
+      </w:r>
+      <w:proofErr w:type="gramStart"/>
+      <w:r>
+        <w:t>tr</w:t>
+      </w:r>
+      <w:proofErr w:type="gramEnd"/>
+      <w:r>
+        <w:t>&gt;</w:t>
+      </w:r>
+    </w:p>
+    <w:p>
+      <w:pPr>
+        <w:pStyle w:val="Listing"/>
+      </w:pPr>
+      <w:r>
+        <w:t>&lt;</w:t>
+      </w:r>
+      <w:proofErr w:type="gramStart"/>
+      <w:r>
+        <w:t>td</w:t>
+      </w:r>
+      <w:proofErr w:type="gramEnd"/>
+      <w:r>
+        <w:t xml:space="preserve"> </w:t>
+      </w:r>
+      <w:proofErr w:type="spellStart"/>
+      <w:r>
+        <w:t>valign</w:t>
+      </w:r>
+      <w:proofErr w:type="spellEnd"/>
+      <w:r>
+        <w:t>="top" style="white-</w:t>
+      </w:r>
+      <w:proofErr w:type="spellStart"/>
+      <w:proofErr w:type="gramStart"/>
+      <w:r>
+        <w:t>space</w:t>
+      </w:r>
+      <w:proofErr w:type="spellEnd"/>
+      <w:r>
+        <w:t>:</w:t>
+      </w:r>
+      <w:proofErr w:type="gramEnd"/>
+      <w:r>
+        <w:t xml:space="preserve"> </w:t>
+      </w:r>
+      <w:proofErr w:type="spellStart"/>
+      <w:proofErr w:type="gramStart"/>
+      <w:r>
+        <w:t>nowrap</w:t>
+      </w:r>
+      <w:proofErr w:type="spellEnd"/>
+      <w:r>
+        <w:t>;</w:t>
+      </w:r>
+      <w:proofErr w:type="gramEnd"/>
+      <w:r>
+        <w:t xml:space="preserve">" </w:t>
+      </w:r>
+      <w:proofErr w:type="spellStart"/>
+      <w:r>
+        <w:t>width</w:t>
+      </w:r>
+      <w:proofErr w:type="spellEnd"/>
+      <w:r>
+        <w:t>="1"&gt;</w:t>
+      </w:r>
+    </w:p>
+    <w:p>
+      <w:pPr>
+        <w:pStyle w:val="Listing"/>
+      </w:pPr>
+      <w:r>
+        <w:t>&lt;</w:t>
+      </w:r>
+      <w:proofErr w:type="spellStart"/>
+      <w:proofErr w:type="gramStart"/>
+      <w:r>
+        <w:t>span</w:t>
+      </w:r>
+      <w:proofErr w:type="spellEnd"/>
+      <w:proofErr w:type="gramEnd"/>
+      <w:r>
+        <w:t xml:space="preserve"> class="</w:t>
+      </w:r>
+      <w:proofErr w:type="spellStart"/>
+      <w:r>
+        <w:t>ddate</w:t>
+      </w:r>
+      <w:proofErr w:type="spellEnd"/>
+      <w:r>
+        <w:t xml:space="preserve"> show-for-medium-up"&gt;8 janvier 1717 :&lt;/</w:t>
+      </w:r>
+      <w:proofErr w:type="spellStart"/>
+      <w:r>
+        <w:t>span</w:t>
+      </w:r>
+      <w:proofErr w:type="spellEnd"/>
+      <w:r>
+        <w:t>&gt;</w:t>
+      </w:r>
+    </w:p>
+    <w:p>
+      <w:pPr>
+        <w:pStyle w:val="Listing"/>
+      </w:pPr>
+      <w:r>
+        <w:t>&lt;/td&gt;</w:t>
+      </w:r>
+    </w:p>
+    <w:p>
+      <w:pPr>
+        <w:pStyle w:val="Listing"/>
+      </w:pPr>
+      <w:r>
+        <w:t>&lt;</w:t>
+      </w:r>
+      <w:proofErr w:type="gramStart"/>
+      <w:r>
+        <w:t>td</w:t>
+      </w:r>
+      <w:proofErr w:type="gramEnd"/>
+      <w:r>
+        <w:t xml:space="preserve"> </w:t>
+      </w:r>
+      <w:proofErr w:type="spellStart"/>
+      <w:r>
+        <w:t>valign</w:t>
+      </w:r>
+      <w:proofErr w:type="spellEnd"/>
+      <w:r>
+        <w:t>="top"&gt;</w:t>
+      </w:r>
+    </w:p>
+    <w:p>
+      <w:pPr>
+        <w:pStyle w:val="Listing"/>
+      </w:pPr>
+      <w:r>
+        <w:t>&lt;</w:t>
+      </w:r>
+      <w:proofErr w:type="spellStart"/>
+      <w:proofErr w:type="gramStart"/>
+      <w:r>
+        <w:t>span</w:t>
+      </w:r>
+      <w:proofErr w:type="spellEnd"/>
+      <w:proofErr w:type="gramEnd"/>
+      <w:r>
+        <w:t xml:space="preserve"> class="</w:t>
+      </w:r>
+      <w:proofErr w:type="spellStart"/>
+      <w:r>
+        <w:t>ddate</w:t>
+      </w:r>
+      <w:proofErr w:type="spellEnd"/>
+      <w:r>
+        <w:t xml:space="preserve"> small-12 show-for-</w:t>
+      </w:r>
+      <w:proofErr w:type="spellStart"/>
+      <w:r>
+        <w:t>small</w:t>
+      </w:r>
+      <w:proofErr w:type="spellEnd"/>
+      <w:r>
+        <w:t>-</w:t>
+      </w:r>
+      <w:proofErr w:type="spellStart"/>
+      <w:r>
+        <w:t>only</w:t>
+      </w:r>
+      <w:proofErr w:type="spellEnd"/>
+      <w:r>
+        <w:t>" style="</w:t>
+      </w:r>
+      <w:proofErr w:type="spellStart"/>
+      <w:proofErr w:type="gramStart"/>
+      <w:r>
+        <w:t>float:none</w:t>
+      </w:r>
+      <w:proofErr w:type="spellEnd"/>
+      <w:proofErr w:type="gramEnd"/>
+      <w:r>
+        <w:t>; padding-</w:t>
+      </w:r>
+      <w:proofErr w:type="gramStart"/>
+      <w:r>
+        <w:t>top:</w:t>
+      </w:r>
+      <w:proofErr w:type="gramEnd"/>
+      <w:r>
+        <w:t>5</w:t>
+      </w:r>
+      <w:proofErr w:type="gramStart"/>
+      <w:r>
+        <w:t>px;</w:t>
+      </w:r>
+      <w:proofErr w:type="gramEnd"/>
+      <w:r>
+        <w:t>"&gt;8 janvier 1717 :&lt;/</w:t>
+      </w:r>
+      <w:proofErr w:type="spellStart"/>
+      <w:r>
+        <w:t>span</w:t>
+      </w:r>
+      <w:proofErr w:type="spellEnd"/>
+      <w:r>
+        <w:t>&gt;</w:t>
+      </w:r>
+    </w:p>
+    <w:p>
+      <w:pPr>
+        <w:pStyle w:val="Listing"/>
+      </w:pPr>
+      <w:r>
+        <w:t>&lt;</w:t>
+      </w:r>
+      <w:proofErr w:type="spellStart"/>
+      <w:proofErr w:type="gramStart"/>
+      <w:r>
+        <w:t>span</w:t>
+      </w:r>
+      <w:proofErr w:type="spellEnd"/>
+      <w:proofErr w:type="gramEnd"/>
+      <w:r>
+        <w:t xml:space="preserve"> class="</w:t>
+      </w:r>
+      <w:proofErr w:type="spellStart"/>
+      <w:r>
+        <w:t>nnom</w:t>
+      </w:r>
+      <w:proofErr w:type="spellEnd"/>
+      <w:r>
+        <w:t>"&gt;</w:t>
+      </w:r>
+    </w:p>
+    <w:p>
+      <w:pPr>
+        <w:pStyle w:val="Listing"/>
+      </w:pPr>
+      <w:proofErr w:type="gramStart"/>
+      <w:r>
+        <w:t>Naissance  -</w:t>
+      </w:r>
+      <w:proofErr w:type="gramEnd"/>
+      <w:r>
+        <w:t xml:space="preserve"> </w:t>
+      </w:r>
+      <w:proofErr w:type="spellStart"/>
+      <w:r>
+        <w:t>Zeveneken</w:t>
+      </w:r>
+      <w:proofErr w:type="spellEnd"/>
+      <w:r>
+        <w:t xml:space="preserve"> &lt;/</w:t>
+      </w:r>
+      <w:proofErr w:type="spellStart"/>
+      <w:r>
+        <w:t>span</w:t>
+      </w:r>
+      <w:proofErr w:type="spellEnd"/>
+      <w:r>
+        <w:t>&gt;</w:t>
+      </w:r>
+    </w:p>
+    <w:p>
+      <w:pPr>
+        <w:pStyle w:val="Listing"/>
+      </w:pPr>
+      <w:r>
+        <w:t>&lt;</w:t>
+      </w:r>
+      <w:proofErr w:type="spellStart"/>
+      <w:proofErr w:type="gramStart"/>
+      <w:r>
+        <w:t>br</w:t>
+      </w:r>
+      <w:proofErr w:type="spellEnd"/>
+      <w:proofErr w:type="gramEnd"/>
+      <w:r>
+        <w:t>&gt;</w:t>
+      </w:r>
+    </w:p>
+    <w:p>
+      <w:pPr>
+        <w:pStyle w:val="Listing"/>
+      </w:pPr>
+      <w:r>
+        <w:t>&lt;</w:t>
+      </w:r>
+      <w:proofErr w:type="gramStart"/>
+      <w:r>
+        <w:t>p</w:t>
+      </w:r>
+      <w:proofErr w:type="gramEnd"/>
+      <w:r>
+        <w:t xml:space="preserve"> class="</w:t>
+      </w:r>
+      <w:proofErr w:type="spellStart"/>
+      <w:r>
+        <w:t>ttemoins</w:t>
+      </w:r>
+      <w:proofErr w:type="spellEnd"/>
+      <w:r>
+        <w:t>" style="</w:t>
+      </w:r>
+      <w:proofErr w:type="gramStart"/>
+      <w:r>
+        <w:t>margin:0;</w:t>
+      </w:r>
+      <w:proofErr w:type="gramEnd"/>
+      <w:r>
+        <w:t>"&gt;</w:t>
+      </w:r>
+    </w:p>
+    <w:p>
+      <w:pPr>
+        <w:pStyle w:val="Listing"/>
+      </w:pPr>
+      <w:r>
+        <w:t>&lt;</w:t>
+      </w:r>
+      <w:proofErr w:type="spellStart"/>
+      <w:proofErr w:type="gramStart"/>
+      <w:r>
+        <w:t>span</w:t>
+      </w:r>
+      <w:proofErr w:type="spellEnd"/>
+      <w:proofErr w:type="gramEnd"/>
+      <w:r>
+        <w:t xml:space="preserve"> class="titre"&gt;Autre :&lt;/</w:t>
+      </w:r>
+      <w:proofErr w:type="spellStart"/>
+      <w:r>
+        <w:t>span</w:t>
+      </w:r>
+      <w:proofErr w:type="spellEnd"/>
+      <w:r>
+        <w:t>&gt;</w:t>
+      </w:r>
+    </w:p>
+    <w:p>
+      <w:pPr>
+        <w:pStyle w:val="Listing"/>
+      </w:pPr>
+      <w:r>
+        <w:t>&lt;</w:t>
+      </w:r>
+      <w:proofErr w:type="gramStart"/>
+      <w:r>
+        <w:t>a  href</w:t>
+      </w:r>
+      <w:proofErr w:type="gramEnd"/>
+      <w:r>
+        <w:t>="jvo</w:t>
+      </w:r>
+      <w:proofErr w:type="gramStart"/>
+      <w:r>
+        <w:t>2506?</w:t>
+      </w:r>
+      <w:proofErr w:type="gramEnd"/>
+      <w:r>
+        <w:t>lang=</w:t>
+      </w:r>
+      <w:proofErr w:type="spellStart"/>
+      <w:r>
+        <w:t>fr&amp;iz</w:t>
+      </w:r>
+      <w:proofErr w:type="spellEnd"/>
+      <w:r>
+        <w:t xml:space="preserve">=12&amp;i=2142"&gt;Andreas Van </w:t>
+      </w:r>
+      <w:proofErr w:type="spellStart"/>
+      <w:r>
+        <w:t>Waervelde</w:t>
+      </w:r>
+      <w:proofErr w:type="spellEnd"/>
+      <w:r>
+        <w:t>&lt;/a&gt;, &lt;</w:t>
+      </w:r>
+      <w:proofErr w:type="spellStart"/>
+      <w:r>
+        <w:t>span</w:t>
+      </w:r>
+      <w:proofErr w:type="spellEnd"/>
+      <w:r>
+        <w:t xml:space="preserve"> class="</w:t>
+      </w:r>
+      <w:proofErr w:type="spellStart"/>
+      <w:r>
+        <w:t>nnotes</w:t>
+      </w:r>
+      <w:proofErr w:type="spellEnd"/>
+      <w:r>
+        <w:t>"&gt;</w:t>
+      </w:r>
+      <w:proofErr w:type="spellStart"/>
+      <w:r>
+        <w:t>Dooppeter</w:t>
+      </w:r>
+      <w:proofErr w:type="spellEnd"/>
+      <w:r>
+        <w:t>&lt;/</w:t>
+      </w:r>
+      <w:proofErr w:type="spellStart"/>
+      <w:r>
+        <w:t>span</w:t>
+      </w:r>
+      <w:proofErr w:type="spellEnd"/>
+      <w:r>
+        <w:t>&gt;</w:t>
+      </w:r>
+    </w:p>
+    <w:p>
+      <w:pPr>
+        <w:pStyle w:val="Listing"/>
+      </w:pPr>
+      <w:r>
+        <w:t>&lt;</w:t>
+      </w:r>
+      <w:proofErr w:type="spellStart"/>
+      <w:proofErr w:type="gramStart"/>
+      <w:r>
+        <w:t>br</w:t>
+      </w:r>
+      <w:proofErr w:type="spellEnd"/>
+      <w:proofErr w:type="gramEnd"/>
+      <w:r>
+        <w:t>&gt;</w:t>
+      </w:r>
+    </w:p>
+    <w:p>
+      <w:pPr>
+        <w:pStyle w:val="Listing"/>
+      </w:pPr>
+      <w:r>
+        <w:t>&lt;</w:t>
+      </w:r>
+      <w:proofErr w:type="spellStart"/>
+      <w:proofErr w:type="gramStart"/>
+      <w:r>
+        <w:t>span</w:t>
+      </w:r>
+      <w:proofErr w:type="spellEnd"/>
+      <w:proofErr w:type="gramEnd"/>
+      <w:r>
+        <w:t xml:space="preserve"> class="titre"&gt;Autre :&lt;/</w:t>
+      </w:r>
+      <w:proofErr w:type="spellStart"/>
+      <w:r>
+        <w:t>span</w:t>
+      </w:r>
+      <w:proofErr w:type="spellEnd"/>
+      <w:r>
+        <w:t>&gt;</w:t>
+      </w:r>
+    </w:p>
+    <w:p>
+      <w:pPr>
+        <w:pStyle w:val="Listing"/>
+      </w:pPr>
+      <w:r>
+        <w:t>&lt;</w:t>
+      </w:r>
+      <w:proofErr w:type="gramStart"/>
+      <w:r>
+        <w:t>a  href</w:t>
+      </w:r>
+      <w:proofErr w:type="gramEnd"/>
+      <w:r>
+        <w:t>="jvo</w:t>
+      </w:r>
+      <w:proofErr w:type="gramStart"/>
+      <w:r>
+        <w:t>2506?</w:t>
+      </w:r>
+      <w:proofErr w:type="gramEnd"/>
+      <w:r>
+        <w:t>lang=</w:t>
+      </w:r>
+      <w:proofErr w:type="spellStart"/>
+      <w:r>
+        <w:t>fr&amp;iz</w:t>
+      </w:r>
+      <w:proofErr w:type="spellEnd"/>
+      <w:r>
+        <w:t>=12&amp;p=</w:t>
+      </w:r>
+      <w:proofErr w:type="spellStart"/>
+      <w:r>
+        <w:t>joanna&amp;n</w:t>
+      </w:r>
+      <w:proofErr w:type="spellEnd"/>
+      <w:r>
+        <w:t>=</w:t>
+      </w:r>
+      <w:proofErr w:type="spellStart"/>
+      <w:r>
+        <w:t>buijse</w:t>
+      </w:r>
+      <w:proofErr w:type="spellEnd"/>
+      <w:r>
+        <w:t xml:space="preserve">"&gt;Joanna </w:t>
+      </w:r>
+      <w:proofErr w:type="spellStart"/>
+      <w:r>
+        <w:t>Buijse</w:t>
+      </w:r>
+      <w:proofErr w:type="spellEnd"/>
+      <w:r>
+        <w:t>&lt;/a</w:t>
+      </w:r>
+      <w:proofErr w:type="gramStart"/>
+      <w:r>
+        <w:t>&gt;,  &lt;</w:t>
+      </w:r>
+      <w:proofErr w:type="spellStart"/>
+      <w:proofErr w:type="gramEnd"/>
+      <w:r>
+        <w:t>bdo</w:t>
+      </w:r>
+      <w:proofErr w:type="spellEnd"/>
+      <w:r>
+        <w:t xml:space="preserve"> </w:t>
+      </w:r>
+      <w:proofErr w:type="spellStart"/>
+      <w:r>
+        <w:t>dir</w:t>
+      </w:r>
+      <w:proofErr w:type="spellEnd"/>
+      <w:r>
+        <w:t>="</w:t>
+      </w:r>
+      <w:proofErr w:type="spellStart"/>
+      <w:r>
+        <w:t>ltr</w:t>
+      </w:r>
+      <w:proofErr w:type="spellEnd"/>
+      <w:r>
+        <w:t>"&gt;/1697&lt;/</w:t>
+      </w:r>
+      <w:proofErr w:type="spellStart"/>
+      <w:r>
+        <w:t>bdo</w:t>
+      </w:r>
+      <w:proofErr w:type="spellEnd"/>
+      <w:r>
+        <w:t>&gt;, &lt;</w:t>
+      </w:r>
+      <w:proofErr w:type="spellStart"/>
+      <w:r>
+        <w:t>span</w:t>
+      </w:r>
+      <w:proofErr w:type="spellEnd"/>
+      <w:r>
+        <w:t xml:space="preserve"> class="</w:t>
+      </w:r>
+      <w:proofErr w:type="spellStart"/>
+      <w:r>
+        <w:t>nnotes</w:t>
+      </w:r>
+      <w:proofErr w:type="spellEnd"/>
+      <w:r>
+        <w:t>"&gt;</w:t>
+      </w:r>
+      <w:proofErr w:type="spellStart"/>
+      <w:r>
+        <w:t>Doopmeter</w:t>
+      </w:r>
+      <w:proofErr w:type="spellEnd"/>
+      <w:r>
+        <w:t>&lt;/</w:t>
+      </w:r>
+      <w:proofErr w:type="spellStart"/>
+      <w:r>
+        <w:t>span</w:t>
+      </w:r>
+      <w:proofErr w:type="spellEnd"/>
+      <w:r>
+        <w:t>&gt;</w:t>
+      </w:r>
+    </w:p>
+    <w:p>
+      <w:pPr>
+        <w:pStyle w:val="Listing"/>
+      </w:pPr>
+      <w:r>
+        <w:t>&lt;</w:t>
+      </w:r>
+      <w:proofErr w:type="spellStart"/>
+      <w:proofErr w:type="gramStart"/>
+      <w:r>
+        <w:t>br</w:t>
+      </w:r>
+      <w:proofErr w:type="spellEnd"/>
+      <w:proofErr w:type="gramEnd"/>
+      <w:r>
+        <w:t>&gt;</w:t>
+      </w:r>
+    </w:p>
+    <w:p>
+      <w:pPr>
+        <w:pStyle w:val="Listing"/>
+      </w:pPr>
+      <w:r>
+        <w:t>&lt;/p&gt;</w:t>
+      </w:r>
+    </w:p>
+    <w:p>
+      <w:pPr>
+        <w:pStyle w:val="Listing"/>
+      </w:pPr>
+      <w:r>
+        <w:t>&lt;/td&gt;</w:t>
+      </w:r>
+    </w:p>
+    <w:p>
+      <w:pPr>
+        <w:pStyle w:val="Listing"/>
+      </w:pPr>
+      <w:r>
+        <w:t>&lt;/tr&gt;</w:t>
+      </w:r>
+    </w:p>
+    <w:p>
+      <w:pPr>
+        <w:pStyle w:val="Listing"/>
+      </w:pPr>
+      <w:r>
+        <w:rPr>
+          <w:highlight w:val="cyan"/>
+        </w:rPr>
+        <w:t>&lt;</w:t>
+      </w:r>
+      <w:proofErr w:type="gramStart"/>
+      <w:r>
+        <w:rPr>
+          <w:highlight w:val="cyan"/>
+        </w:rPr>
+        <w:t>tr</w:t>
+      </w:r>
+      <w:proofErr w:type="gramEnd"/>
+      <w:r>
+        <w:rPr>
+          <w:highlight w:val="cyan"/>
+        </w:rPr>
+        <w:t>&gt;</w:t>
+      </w:r>
+    </w:p>
+    <w:p>
+      <w:pPr>
+        <w:pStyle w:val="Listing"/>
+      </w:pPr>
+      <w:r>
+        <w:t>&lt;</w:t>
+      </w:r>
+      <w:proofErr w:type="gramStart"/>
+      <w:r>
+        <w:rPr>
+          <w:highlight w:val="magenta"/>
+        </w:rPr>
+        <w:t>td</w:t>
+      </w:r>
+      <w:proofErr w:type="gramEnd"/>
+      <w:r>
+        <w:t xml:space="preserve"> </w:t>
+      </w:r>
+      <w:proofErr w:type="spellStart"/>
+      <w:r>
+        <w:t>valign</w:t>
+      </w:r>
+      <w:proofErr w:type="spellEnd"/>
+      <w:r>
+        <w:t>="top" style="white-</w:t>
+      </w:r>
+      <w:proofErr w:type="spellStart"/>
+      <w:proofErr w:type="gramStart"/>
+      <w:r>
+        <w:t>space</w:t>
+      </w:r>
+      <w:proofErr w:type="spellEnd"/>
+      <w:r>
+        <w:t>:</w:t>
+      </w:r>
+      <w:proofErr w:type="gramEnd"/>
+      <w:r>
+        <w:t xml:space="preserve"> </w:t>
+      </w:r>
+      <w:proofErr w:type="spellStart"/>
+      <w:proofErr w:type="gramStart"/>
+      <w:r>
+        <w:t>nowrap</w:t>
+      </w:r>
+      <w:proofErr w:type="spellEnd"/>
+      <w:r>
+        <w:t>;</w:t>
+      </w:r>
+      <w:proofErr w:type="gramEnd"/>
+      <w:r>
+        <w:t xml:space="preserve">" </w:t>
+      </w:r>
+      <w:proofErr w:type="spellStart"/>
+      <w:r>
+        <w:t>width</w:t>
+      </w:r>
+      <w:proofErr w:type="spellEnd"/>
+      <w:r>
+        <w:t>="1"&gt;</w:t>
+      </w:r>
+    </w:p>
+    <w:p>
+      <w:pPr>
+        <w:pStyle w:val="Listing"/>
+      </w:pPr>
+      <w:r>
+        <w:t>&lt;</w:t>
+      </w:r>
+      <w:proofErr w:type="spellStart"/>
+      <w:proofErr w:type="gramStart"/>
+      <w:r>
+        <w:t>span</w:t>
+      </w:r>
+      <w:proofErr w:type="spellEnd"/>
+      <w:proofErr w:type="gramEnd"/>
+      <w:r>
+        <w:t xml:space="preserve"> class="</w:t>
+      </w:r>
+      <w:proofErr w:type="spellStart"/>
+      <w:r>
+        <w:t>ddate</w:t>
+      </w:r>
+      <w:proofErr w:type="spellEnd"/>
+      <w:r>
+        <w:t xml:space="preserve"> show-for-medium-up"&gt;9 septembre 1742 :&lt;/</w:t>
+      </w:r>
+      <w:proofErr w:type="spellStart"/>
+      <w:r>
+        <w:t>span</w:t>
+      </w:r>
+      <w:proofErr w:type="spellEnd"/>
+      <w:r>
+        <w:t>&gt;</w:t>
+      </w:r>
+    </w:p>
+    <w:p>
+      <w:pPr>
+        <w:pStyle w:val="Listing"/>
+      </w:pPr>
+      <w:r>
+        <w:t>&lt;/</w:t>
+      </w:r>
+      <w:r>
+        <w:rPr>
+          <w:highlight w:val="magenta"/>
+        </w:rPr>
+        <w:t>td</w:t>
+      </w:r>
+      <w:r>
+        <w:t>&gt;</w:t>
+      </w:r>
+    </w:p>
+    <w:p>
+      <w:pPr>
+        <w:pStyle w:val="Listing"/>
+      </w:pPr>
+      <w:r>
+        <w:t>&lt;</w:t>
+      </w:r>
+      <w:proofErr w:type="gramStart"/>
+      <w:r>
+        <w:rPr>
+          <w:highlight w:val="magenta"/>
+        </w:rPr>
+        <w:t>td</w:t>
+      </w:r>
+      <w:proofErr w:type="gramEnd"/>
+      <w:r>
+        <w:t xml:space="preserve"> </w:t>
+      </w:r>
+      <w:proofErr w:type="spellStart"/>
+      <w:r>
+        <w:t>valign</w:t>
+      </w:r>
+      <w:proofErr w:type="spellEnd"/>
+      <w:r>
+        <w:t>="top"&gt;</w:t>
+      </w:r>
+    </w:p>
+    <w:p>
+      <w:pPr>
+        <w:pStyle w:val="Listing"/>
+      </w:pPr>
+      <w:r>
+        <w:t>&lt;</w:t>
+      </w:r>
+      <w:proofErr w:type="spellStart"/>
+      <w:proofErr w:type="gramStart"/>
+      <w:r>
+        <w:t>span</w:t>
+      </w:r>
+      <w:proofErr w:type="spellEnd"/>
+      <w:proofErr w:type="gramEnd"/>
+      <w:r>
+        <w:t xml:space="preserve"> class="</w:t>
+      </w:r>
+      <w:proofErr w:type="spellStart"/>
+      <w:r>
+        <w:t>ddate</w:t>
+      </w:r>
+      <w:proofErr w:type="spellEnd"/>
+      <w:r>
+        <w:t xml:space="preserve"> small-12 show-for-</w:t>
+      </w:r>
+      <w:proofErr w:type="spellStart"/>
+      <w:r>
+        <w:t>small</w:t>
+      </w:r>
+      <w:proofErr w:type="spellEnd"/>
+      <w:r>
+        <w:t>-</w:t>
+      </w:r>
+      <w:proofErr w:type="spellStart"/>
+      <w:r>
+        <w:t>only</w:t>
+      </w:r>
+      <w:proofErr w:type="spellEnd"/>
+      <w:r>
+        <w:t>" style="</w:t>
+      </w:r>
+      <w:proofErr w:type="spellStart"/>
+      <w:proofErr w:type="gramStart"/>
+      <w:r>
+        <w:t>float:none</w:t>
+      </w:r>
+      <w:proofErr w:type="spellEnd"/>
+      <w:proofErr w:type="gramEnd"/>
+      <w:r>
+        <w:t>; padding-</w:t>
+      </w:r>
+      <w:proofErr w:type="gramStart"/>
+      <w:r>
+        <w:t>top:</w:t>
+      </w:r>
+      <w:proofErr w:type="gramEnd"/>
+      <w:r>
+        <w:t>5</w:t>
+      </w:r>
+      <w:proofErr w:type="gramStart"/>
+      <w:r>
+        <w:t>px;</w:t>
+      </w:r>
+      <w:proofErr w:type="gramEnd"/>
+      <w:r>
+        <w:t>"&gt;9 septembre 1742 :&lt;/</w:t>
+      </w:r>
+      <w:proofErr w:type="spellStart"/>
+      <w:r>
+        <w:t>span</w:t>
+      </w:r>
+      <w:proofErr w:type="spellEnd"/>
+      <w:r>
+        <w:t>&gt;</w:t>
+      </w:r>
+    </w:p>
+    <w:p>
+      <w:pPr>
+        <w:pStyle w:val="Listing"/>
+      </w:pPr>
+      <w:r>
+        <w:t>&lt;</w:t>
+      </w:r>
+      <w:proofErr w:type="spellStart"/>
+      <w:proofErr w:type="gramStart"/>
+      <w:r>
+        <w:t>span</w:t>
+      </w:r>
+      <w:proofErr w:type="spellEnd"/>
+      <w:proofErr w:type="gramEnd"/>
+      <w:r>
+        <w:t xml:space="preserve"> class="</w:t>
+      </w:r>
+      <w:proofErr w:type="spellStart"/>
+      <w:r>
+        <w:t>nnom</w:t>
+      </w:r>
+      <w:proofErr w:type="spellEnd"/>
+      <w:r>
+        <w:t>"&gt;</w:t>
+      </w:r>
+    </w:p>
+    <w:p>
+      <w:pPr>
+        <w:pStyle w:val="Listing"/>
+      </w:pPr>
+      <w:r>
+        <w:rPr>
+          <w:highlight w:val="yellow"/>
+        </w:rPr>
+        <w:t xml:space="preserve">Mariage (avec Joanna Maria Van de </w:t>
+      </w:r>
+      <w:proofErr w:type="spellStart"/>
+      <w:r>
+        <w:rPr>
+          <w:highlight w:val="yellow"/>
+        </w:rPr>
+        <w:t>Suyvel</w:t>
+      </w:r>
+      <w:proofErr w:type="spellEnd"/>
+      <w:r>
+        <w:rPr>
+          <w:highlight w:val="yellow"/>
+        </w:rPr>
+        <w:t xml:space="preserve">) - </w:t>
+      </w:r>
+      <w:proofErr w:type="spellStart"/>
+      <w:r>
+        <w:rPr>
+          <w:highlight w:val="yellow"/>
+        </w:rPr>
+        <w:t>Sinaai</w:t>
+      </w:r>
+      <w:proofErr w:type="spellEnd"/>
+      <w:r>
+        <w:rPr>
+          <w:highlight w:val="yellow"/>
+        </w:rPr>
+        <w:t xml:space="preserve"> &lt;/</w:t>
+      </w:r>
+      <w:proofErr w:type="spellStart"/>
+      <w:r>
+        <w:rPr>
+          <w:highlight w:val="yellow"/>
+        </w:rPr>
+        <w:t>span</w:t>
+      </w:r>
+      <w:proofErr w:type="spellEnd"/>
+      <w:r>
+        <w:rPr>
+          <w:highlight w:val="yellow"/>
+        </w:rPr>
+        <w:t>&gt;</w:t>
+      </w:r>
+    </w:p>
+    <w:p>
+      <w:pPr>
+        <w:pStyle w:val="Listing"/>
+        <w:rPr>
+          <w:highlight w:val="green"/>
+        </w:rPr>
+      </w:pPr>
+      <w:r>
+        <w:rPr>
+          <w:highlight w:val="green"/>
+        </w:rPr>
+        <w:t>&lt;</w:t>
+      </w:r>
+      <w:proofErr w:type="spellStart"/>
+      <w:proofErr w:type="gramStart"/>
+      <w:r>
+        <w:rPr>
+          <w:highlight w:val="green"/>
+        </w:rPr>
+        <w:t>br</w:t>
+      </w:r>
+      <w:proofErr w:type="spellEnd"/>
+      <w:proofErr w:type="gramEnd"/>
+      <w:r>
+        <w:rPr>
+          <w:highlight w:val="green"/>
+        </w:rPr>
+        <w:t>&gt;</w:t>
+      </w:r>
+    </w:p>
+    <w:p>
+      <w:pPr>
+        <w:pStyle w:val="Listing"/>
+        <w:rPr>
+          <w:highlight w:val="green"/>
+        </w:rPr>
+      </w:pPr>
+      <w:r>
+        <w:rPr>
+          <w:highlight w:val="green"/>
+        </w:rPr>
+        <w:t>&lt;</w:t>
+      </w:r>
+      <w:proofErr w:type="gramStart"/>
+      <w:r>
+        <w:rPr>
+          <w:highlight w:val="green"/>
+        </w:rPr>
+        <w:t>p</w:t>
+      </w:r>
+      <w:proofErr w:type="gramEnd"/>
+      <w:r>
+        <w:rPr>
+          <w:highlight w:val="green"/>
+        </w:rPr>
+        <w:t xml:space="preserve"> class="</w:t>
+      </w:r>
+      <w:proofErr w:type="spellStart"/>
+      <w:r>
+        <w:rPr>
+          <w:highlight w:val="green"/>
+        </w:rPr>
+        <w:t>ttemoins</w:t>
+      </w:r>
+      <w:proofErr w:type="spellEnd"/>
+      <w:r>
+        <w:rPr>
+          <w:highlight w:val="green"/>
+        </w:rPr>
+        <w:t>" style="</w:t>
+      </w:r>
+      <w:proofErr w:type="gramStart"/>
+      <w:r>
+        <w:rPr>
+          <w:highlight w:val="green"/>
+        </w:rPr>
+        <w:t>margin:0;</w:t>
+      </w:r>
+      <w:proofErr w:type="gramEnd"/>
+      <w:r>
+        <w:rPr>
+          <w:highlight w:val="green"/>
+        </w:rPr>
+        <w:t>"&gt;</w:t>
+      </w:r>
+    </w:p>
+    <w:p>
+      <w:pPr>
+        <w:pStyle w:val="Listing"/>
+        <w:rPr>
+          <w:highlight w:val="green"/>
+        </w:rPr>
+      </w:pPr>
+      <w:r>
+        <w:rPr>
+          <w:highlight w:val="green"/>
+        </w:rPr>
+        <w:t>&lt;</w:t>
+      </w:r>
+      <w:proofErr w:type="spellStart"/>
+      <w:proofErr w:type="gramStart"/>
+      <w:r>
+        <w:rPr>
+          <w:highlight w:val="green"/>
+        </w:rPr>
+        <w:t>span</w:t>
+      </w:r>
+      <w:proofErr w:type="spellEnd"/>
+      <w:proofErr w:type="gramEnd"/>
+      <w:r>
+        <w:rPr>
+          <w:highlight w:val="green"/>
+        </w:rPr>
+        <w:t xml:space="preserve"> class="titre"&gt;Témoin :&lt;/</w:t>
+      </w:r>
+      <w:proofErr w:type="spellStart"/>
+      <w:r>
+        <w:rPr>
+          <w:highlight w:val="green"/>
+        </w:rPr>
+        <w:t>span</w:t>
+      </w:r>
+      <w:proofErr w:type="spellEnd"/>
+      <w:r>
+        <w:rPr>
+          <w:highlight w:val="green"/>
+        </w:rPr>
+        <w:t>&gt;</w:t>
+      </w:r>
+    </w:p>
+    <w:p>
+      <w:pPr>
+        <w:pStyle w:val="Listing"/>
+        <w:rPr>
+          <w:highlight w:val="green"/>
+        </w:rPr>
+      </w:pPr>
+      <w:r>
+        <w:rPr>
+          <w:highlight w:val="green"/>
+        </w:rPr>
+        <w:t>&lt;</w:t>
+      </w:r>
+      <w:proofErr w:type="gramStart"/>
+      <w:r>
+        <w:rPr>
+          <w:highlight w:val="green"/>
+        </w:rPr>
+        <w:t>a  href</w:t>
+      </w:r>
+      <w:proofErr w:type="gramEnd"/>
+      <w:r>
+        <w:rPr>
+          <w:highlight w:val="green"/>
+        </w:rPr>
+        <w:t>="jvo</w:t>
+      </w:r>
+      <w:proofErr w:type="gramStart"/>
+      <w:r>
+        <w:rPr>
+          <w:highlight w:val="green"/>
+        </w:rPr>
+        <w:t>2506?</w:t>
+      </w:r>
+      <w:proofErr w:type="gramEnd"/>
+      <w:r>
+        <w:rPr>
+          <w:highlight w:val="green"/>
+        </w:rPr>
+        <w:t>lang=</w:t>
+      </w:r>
+      <w:proofErr w:type="spellStart"/>
+      <w:r>
+        <w:rPr>
+          <w:highlight w:val="green"/>
+        </w:rPr>
+        <w:t>fr&amp;iz</w:t>
+      </w:r>
+      <w:proofErr w:type="spellEnd"/>
+      <w:r>
+        <w:rPr>
+          <w:highlight w:val="green"/>
+        </w:rPr>
+        <w:t xml:space="preserve">=12&amp;i=1552"&gt;Petrus </w:t>
+      </w:r>
+      <w:proofErr w:type="spellStart"/>
+      <w:r>
+        <w:rPr>
+          <w:highlight w:val="green"/>
+        </w:rPr>
+        <w:t>Wuytack</w:t>
+      </w:r>
+      <w:proofErr w:type="spellEnd"/>
+      <w:r>
+        <w:rPr>
+          <w:highlight w:val="green"/>
+        </w:rPr>
+        <w:t>&lt;/a&gt;&lt;</w:t>
+      </w:r>
+      <w:proofErr w:type="spellStart"/>
+      <w:r>
+        <w:rPr>
+          <w:highlight w:val="green"/>
+        </w:rPr>
+        <w:t>br</w:t>
+      </w:r>
+      <w:proofErr w:type="spellEnd"/>
+      <w:r>
+        <w:rPr>
+          <w:highlight w:val="green"/>
+        </w:rPr>
+        <w:t>&gt;</w:t>
+      </w:r>
+    </w:p>
+    <w:p>
+      <w:pPr>
+        <w:pStyle w:val="Listing"/>
+        <w:rPr>
+          <w:highlight w:val="green"/>
+        </w:rPr>
+      </w:pPr>
+      <w:r>
+        <w:rPr>
+          <w:highlight w:val="green"/>
+        </w:rPr>
+        <w:t>&lt;</w:t>
+      </w:r>
+      <w:proofErr w:type="spellStart"/>
+      <w:proofErr w:type="gramStart"/>
+      <w:r>
+        <w:rPr>
+          <w:highlight w:val="green"/>
+        </w:rPr>
+        <w:t>span</w:t>
+      </w:r>
+      <w:proofErr w:type="spellEnd"/>
+      <w:proofErr w:type="gramEnd"/>
+      <w:r>
+        <w:rPr>
+          <w:highlight w:val="green"/>
+        </w:rPr>
+        <w:t xml:space="preserve"> class="titre"&gt;Témoin :&lt;/</w:t>
+      </w:r>
+      <w:proofErr w:type="spellStart"/>
+      <w:r>
+        <w:rPr>
+          <w:highlight w:val="green"/>
+        </w:rPr>
+        <w:t>span</w:t>
+      </w:r>
+      <w:proofErr w:type="spellEnd"/>
+      <w:r>
+        <w:rPr>
+          <w:highlight w:val="green"/>
+        </w:rPr>
+        <w:t>&gt;</w:t>
+      </w:r>
+    </w:p>
+    <w:p>
+      <w:pPr>
+        <w:pStyle w:val="Listing"/>
+        <w:rPr>
+          <w:highlight w:val="green"/>
+        </w:rPr>
+      </w:pPr>
+      <w:r>
+        <w:rPr>
+          <w:highlight w:val="green"/>
+        </w:rPr>
+        <w:lastRenderedPageBreak/>
+        <w:t>&lt;</w:t>
+      </w:r>
+      <w:proofErr w:type="gramStart"/>
+      <w:r>
+        <w:rPr>
+          <w:highlight w:val="green"/>
+        </w:rPr>
+        <w:t>a  href</w:t>
+      </w:r>
+      <w:proofErr w:type="gramEnd"/>
+      <w:r>
+        <w:rPr>
+          <w:highlight w:val="green"/>
+        </w:rPr>
+        <w:t>="jvo</w:t>
+      </w:r>
+      <w:proofErr w:type="gramStart"/>
+      <w:r>
+        <w:rPr>
+          <w:highlight w:val="green"/>
+        </w:rPr>
+        <w:t>2506?</w:t>
+      </w:r>
+      <w:proofErr w:type="gramEnd"/>
+      <w:r>
+        <w:rPr>
+          <w:highlight w:val="green"/>
+        </w:rPr>
+        <w:t>lang=</w:t>
+      </w:r>
+      <w:proofErr w:type="spellStart"/>
+      <w:r>
+        <w:rPr>
+          <w:highlight w:val="green"/>
+        </w:rPr>
+        <w:t>fr&amp;iz</w:t>
+      </w:r>
+      <w:proofErr w:type="spellEnd"/>
+      <w:r>
+        <w:rPr>
+          <w:highlight w:val="green"/>
+        </w:rPr>
+        <w:t xml:space="preserve">=12&amp;i=1553"&gt;Joannes Van </w:t>
+      </w:r>
+      <w:proofErr w:type="spellStart"/>
+      <w:r>
+        <w:rPr>
+          <w:highlight w:val="green"/>
+        </w:rPr>
+        <w:t>Waelevelde</w:t>
+      </w:r>
+      <w:proofErr w:type="spellEnd"/>
+      <w:r>
+        <w:rPr>
+          <w:highlight w:val="green"/>
+        </w:rPr>
+        <w:t>&lt;/a&gt;&lt;</w:t>
+      </w:r>
+      <w:proofErr w:type="spellStart"/>
+      <w:r>
+        <w:rPr>
+          <w:highlight w:val="green"/>
+        </w:rPr>
+        <w:t>br</w:t>
+      </w:r>
+      <w:proofErr w:type="spellEnd"/>
+      <w:r>
+        <w:rPr>
+          <w:highlight w:val="green"/>
+        </w:rPr>
+        <w:t>&gt;</w:t>
+      </w:r>
+    </w:p>
+    <w:p>
+      <w:pPr>
+        <w:pStyle w:val="Listing"/>
+      </w:pPr>
+      <w:r>
+        <w:rPr>
+          <w:highlight w:val="green"/>
+        </w:rPr>
+        <w:t>&lt;/p&gt;</w:t>
+      </w:r>
+    </w:p>
+    <w:p>
+      <w:pPr>
+        <w:pStyle w:val="Listing"/>
+      </w:pPr>
+      <w:r>
+        <w:t>&lt;/</w:t>
+      </w:r>
+      <w:r>
+        <w:rPr>
+          <w:highlight w:val="magenta"/>
+        </w:rPr>
+        <w:t>td</w:t>
+      </w:r>
+      <w:r>
+        <w:t>&gt;</w:t>
+      </w:r>
+    </w:p>
+    <w:p>
+      <w:pPr>
+        <w:pStyle w:val="Listing"/>
+      </w:pPr>
+      <w:r>
+        <w:rPr>
+          <w:highlight w:val="cyan"/>
+        </w:rPr>
+        <w:t>&lt;/tr&gt;</w:t>
+      </w:r>
+    </w:p>
+    <w:p>
+      <w:pPr>
+        <w:pStyle w:val="Listing"/>
+      </w:pPr>
+      <w:r>
+        <w:t>&lt;</w:t>
+      </w:r>
+      <w:proofErr w:type="gramStart"/>
+      <w:r>
+        <w:t>tr</w:t>
+      </w:r>
+      <w:proofErr w:type="gramEnd"/>
+      <w:r>
+        <w:t>&gt;</w:t>
+      </w:r>
+    </w:p>
+    <w:p>
+      <w:pPr>
+        <w:pStyle w:val="Listing"/>
+      </w:pPr>
+      <w:r>
+        <w:t>&lt;</w:t>
+      </w:r>
+      <w:proofErr w:type="gramStart"/>
+      <w:r>
+        <w:t>td</w:t>
+      </w:r>
+      <w:proofErr w:type="gramEnd"/>
+      <w:r>
+        <w:t xml:space="preserve"> </w:t>
+      </w:r>
+      <w:proofErr w:type="spellStart"/>
+      <w:r>
+        <w:t>valign</w:t>
+      </w:r>
+      <w:proofErr w:type="spellEnd"/>
+      <w:r>
+        <w:t>="top" style="white-</w:t>
+      </w:r>
+      <w:proofErr w:type="spellStart"/>
+      <w:proofErr w:type="gramStart"/>
+      <w:r>
+        <w:t>space</w:t>
+      </w:r>
+      <w:proofErr w:type="spellEnd"/>
+      <w:r>
+        <w:t>:</w:t>
+      </w:r>
+      <w:proofErr w:type="gramEnd"/>
+      <w:r>
+        <w:t xml:space="preserve"> </w:t>
+      </w:r>
+      <w:proofErr w:type="spellStart"/>
+      <w:proofErr w:type="gramStart"/>
+      <w:r>
+        <w:t>nowrap</w:t>
+      </w:r>
+      <w:proofErr w:type="spellEnd"/>
+      <w:r>
+        <w:t>;</w:t>
+      </w:r>
+      <w:proofErr w:type="gramEnd"/>
+      <w:r>
+        <w:t xml:space="preserve">" </w:t>
+      </w:r>
+      <w:proofErr w:type="spellStart"/>
+      <w:r>
+        <w:t>width</w:t>
+      </w:r>
+      <w:proofErr w:type="spellEnd"/>
+      <w:r>
+        <w:t>="1"&gt;</w:t>
+      </w:r>
+    </w:p>
+    <w:p>
+      <w:pPr>
+        <w:pStyle w:val="Listing"/>
+      </w:pPr>
+      <w:r>
+        <w:t>&lt;</w:t>
+      </w:r>
+      <w:proofErr w:type="spellStart"/>
+      <w:proofErr w:type="gramStart"/>
+      <w:r>
+        <w:t>span</w:t>
+      </w:r>
+      <w:proofErr w:type="spellEnd"/>
+      <w:proofErr w:type="gramEnd"/>
+      <w:r>
+        <w:t xml:space="preserve"> class="</w:t>
+      </w:r>
+      <w:proofErr w:type="spellStart"/>
+      <w:r>
+        <w:t>ddate</w:t>
+      </w:r>
+      <w:proofErr w:type="spellEnd"/>
+      <w:r>
+        <w:t xml:space="preserve"> show-for-medium-up"&gt;24 septembre 1748 :&lt;/</w:t>
+      </w:r>
+      <w:proofErr w:type="spellStart"/>
+      <w:r>
+        <w:t>span</w:t>
+      </w:r>
+      <w:proofErr w:type="spellEnd"/>
+      <w:r>
+        <w:t>&gt;</w:t>
+      </w:r>
+    </w:p>
+    <w:p>
+      <w:pPr>
+        <w:pStyle w:val="Listing"/>
+      </w:pPr>
+      <w:r>
+        <w:t>&lt;/td&gt;</w:t>
+      </w:r>
+    </w:p>
+    <w:p>
+      <w:pPr>
+        <w:pStyle w:val="Listing"/>
+      </w:pPr>
+      <w:r>
+        <w:t>&lt;</w:t>
+      </w:r>
+      <w:proofErr w:type="gramStart"/>
+      <w:r>
+        <w:t>td</w:t>
+      </w:r>
+      <w:proofErr w:type="gramEnd"/>
+      <w:r>
+        <w:t xml:space="preserve"> </w:t>
+      </w:r>
+      <w:proofErr w:type="spellStart"/>
+      <w:r>
+        <w:t>valign</w:t>
+      </w:r>
+      <w:proofErr w:type="spellEnd"/>
+      <w:r>
+        <w:t>="top"&gt;</w:t>
+      </w:r>
+    </w:p>
+    <w:p>
+      <w:pPr>
+        <w:pStyle w:val="Listing"/>
+      </w:pPr>
+      <w:r>
+        <w:t>&lt;</w:t>
+      </w:r>
+      <w:proofErr w:type="spellStart"/>
+      <w:proofErr w:type="gramStart"/>
+      <w:r>
+        <w:t>span</w:t>
+      </w:r>
+      <w:proofErr w:type="spellEnd"/>
+      <w:proofErr w:type="gramEnd"/>
+      <w:r>
+        <w:t xml:space="preserve"> class="</w:t>
+      </w:r>
+      <w:proofErr w:type="spellStart"/>
+      <w:r>
+        <w:t>ddate</w:t>
+      </w:r>
+      <w:proofErr w:type="spellEnd"/>
+      <w:r>
+        <w:t xml:space="preserve"> small-12 show-for-</w:t>
+      </w:r>
+      <w:proofErr w:type="spellStart"/>
+      <w:r>
+        <w:t>small</w:t>
+      </w:r>
+      <w:proofErr w:type="spellEnd"/>
+      <w:r>
+        <w:t>-</w:t>
+      </w:r>
+      <w:proofErr w:type="spellStart"/>
+      <w:r>
+        <w:t>only</w:t>
+      </w:r>
+      <w:proofErr w:type="spellEnd"/>
+      <w:r>
+        <w:t>" style="</w:t>
+      </w:r>
+      <w:proofErr w:type="spellStart"/>
+      <w:proofErr w:type="gramStart"/>
+      <w:r>
+        <w:t>float:none</w:t>
+      </w:r>
+      <w:proofErr w:type="spellEnd"/>
+      <w:proofErr w:type="gramEnd"/>
+      <w:r>
+        <w:t>; padding-</w:t>
+      </w:r>
+      <w:proofErr w:type="gramStart"/>
+      <w:r>
+        <w:t>top:</w:t>
+      </w:r>
+      <w:proofErr w:type="gramEnd"/>
+      <w:r>
+        <w:t>5</w:t>
+      </w:r>
+      <w:proofErr w:type="gramStart"/>
+      <w:r>
+        <w:t>px;</w:t>
+      </w:r>
+      <w:proofErr w:type="gramEnd"/>
+      <w:r>
+        <w:t>"&gt;24 septembre 1748 :&lt;/</w:t>
+      </w:r>
+      <w:proofErr w:type="spellStart"/>
+      <w:r>
+        <w:t>span</w:t>
+      </w:r>
+      <w:proofErr w:type="spellEnd"/>
+      <w:r>
+        <w:t>&gt;</w:t>
+      </w:r>
+    </w:p>
+    <w:p>
+      <w:pPr>
+        <w:pStyle w:val="Listing"/>
+      </w:pPr>
+      <w:r>
+        <w:t>&lt;</w:t>
+      </w:r>
+      <w:proofErr w:type="spellStart"/>
+      <w:proofErr w:type="gramStart"/>
+      <w:r>
+        <w:t>span</w:t>
+      </w:r>
+      <w:proofErr w:type="spellEnd"/>
+      <w:proofErr w:type="gramEnd"/>
+      <w:r>
+        <w:t xml:space="preserve"> class="</w:t>
+      </w:r>
+      <w:proofErr w:type="spellStart"/>
+      <w:r>
+        <w:t>nnom</w:t>
+      </w:r>
+      <w:proofErr w:type="spellEnd"/>
+      <w:r>
+        <w:t>"&gt;</w:t>
+      </w:r>
+    </w:p>
+    <w:p>
+      <w:pPr>
+        <w:pStyle w:val="Listing"/>
+      </w:pPr>
+      <w:r>
+        <w:rPr>
+          <w:highlight w:val="yellow"/>
+        </w:rPr>
+        <w:t xml:space="preserve">Mariage (avec Maria </w:t>
+      </w:r>
+      <w:proofErr w:type="spellStart"/>
+      <w:r>
+        <w:rPr>
+          <w:highlight w:val="yellow"/>
+        </w:rPr>
+        <w:t>Jacoba</w:t>
+      </w:r>
+      <w:proofErr w:type="spellEnd"/>
+      <w:r>
+        <w:rPr>
+          <w:highlight w:val="yellow"/>
+        </w:rPr>
+        <w:t xml:space="preserve"> </w:t>
+      </w:r>
+      <w:proofErr w:type="spellStart"/>
+      <w:r>
+        <w:rPr>
+          <w:highlight w:val="yellow"/>
+        </w:rPr>
+        <w:t>Erseke</w:t>
+      </w:r>
+      <w:proofErr w:type="spellEnd"/>
+      <w:r>
+        <w:rPr>
+          <w:highlight w:val="yellow"/>
+        </w:rPr>
+        <w:t>) - Moerbeke-Waas &lt;/</w:t>
+      </w:r>
+      <w:proofErr w:type="spellStart"/>
+      <w:r>
+        <w:rPr>
+          <w:highlight w:val="yellow"/>
+        </w:rPr>
+        <w:t>span</w:t>
+      </w:r>
+      <w:proofErr w:type="spellEnd"/>
+      <w:r>
+        <w:rPr>
+          <w:highlight w:val="yellow"/>
+        </w:rPr>
+        <w:t>&gt;</w:t>
+      </w:r>
+    </w:p>
+    <w:p>
+      <w:pPr>
+        <w:pStyle w:val="Listing"/>
+      </w:pPr>
+      <w:r>
+        <w:t>&lt;</w:t>
+      </w:r>
+      <w:proofErr w:type="spellStart"/>
+      <w:proofErr w:type="gramStart"/>
+      <w:r>
+        <w:t>br</w:t>
+      </w:r>
+      <w:proofErr w:type="spellEnd"/>
+      <w:proofErr w:type="gramEnd"/>
+      <w:r>
+        <w:t>&gt;</w:t>
+      </w:r>
+    </w:p>
+    <w:p>
+      <w:pPr>
+        <w:pStyle w:val="Listing"/>
+      </w:pPr>
+      <w:r>
+        <w:t>&lt;</w:t>
+      </w:r>
+      <w:proofErr w:type="gramStart"/>
+      <w:r>
+        <w:t>p</w:t>
+      </w:r>
+      <w:proofErr w:type="gramEnd"/>
+      <w:r>
+        <w:t xml:space="preserve"> class="</w:t>
+      </w:r>
+      <w:proofErr w:type="spellStart"/>
+      <w:r>
+        <w:t>ttemoins</w:t>
+      </w:r>
+      <w:proofErr w:type="spellEnd"/>
+      <w:r>
+        <w:t>" style="</w:t>
+      </w:r>
+      <w:proofErr w:type="gramStart"/>
+      <w:r>
+        <w:t>margin:0;</w:t>
+      </w:r>
+      <w:proofErr w:type="gramEnd"/>
+      <w:r>
+        <w:t>"&gt;</w:t>
+      </w:r>
+    </w:p>
+    <w:p>
+      <w:pPr>
+        <w:pStyle w:val="Listing"/>
+      </w:pPr>
+      <w:r>
+        <w:t>&lt;</w:t>
+      </w:r>
+      <w:proofErr w:type="spellStart"/>
+      <w:proofErr w:type="gramStart"/>
+      <w:r>
+        <w:t>span</w:t>
+      </w:r>
+      <w:proofErr w:type="spellEnd"/>
+      <w:proofErr w:type="gramEnd"/>
+      <w:r>
+        <w:t xml:space="preserve"> class="titre"&gt;Témoin :&lt;/</w:t>
+      </w:r>
+      <w:proofErr w:type="spellStart"/>
+      <w:r>
+        <w:t>span</w:t>
+      </w:r>
+      <w:proofErr w:type="spellEnd"/>
+      <w:r>
+        <w:t>&gt;</w:t>
+      </w:r>
+    </w:p>
+    <w:p>
+      <w:pPr>
+        <w:pStyle w:val="Listing"/>
+      </w:pPr>
+      <w:r>
+        <w:t>&lt;</w:t>
+      </w:r>
+      <w:proofErr w:type="gramStart"/>
+      <w:r>
+        <w:t>a  href</w:t>
+      </w:r>
+      <w:proofErr w:type="gramEnd"/>
+      <w:r>
+        <w:t>="jvo</w:t>
+      </w:r>
+      <w:proofErr w:type="gramStart"/>
+      <w:r>
+        <w:t>2506?</w:t>
+      </w:r>
+      <w:proofErr w:type="gramEnd"/>
+      <w:r>
+        <w:t>lang=</w:t>
+      </w:r>
+      <w:proofErr w:type="spellStart"/>
+      <w:r>
+        <w:t>fr&amp;iz</w:t>
+      </w:r>
+      <w:proofErr w:type="spellEnd"/>
+      <w:r>
+        <w:t>=12&amp;p=</w:t>
+      </w:r>
+      <w:proofErr w:type="spellStart"/>
+      <w:r>
+        <w:t>jacobus&amp;n</w:t>
+      </w:r>
+      <w:proofErr w:type="spellEnd"/>
+      <w:r>
+        <w:t>=</w:t>
+      </w:r>
+      <w:proofErr w:type="spellStart"/>
+      <w:r>
+        <w:t>fasseel</w:t>
+      </w:r>
+      <w:proofErr w:type="spellEnd"/>
+      <w:r>
+        <w:t xml:space="preserve">"&gt;Jacobus </w:t>
+      </w:r>
+      <w:proofErr w:type="spellStart"/>
+      <w:r>
+        <w:t>Fasseel</w:t>
+      </w:r>
+      <w:proofErr w:type="spellEnd"/>
+      <w:r>
+        <w:t>&lt;/a</w:t>
+      </w:r>
+      <w:proofErr w:type="gramStart"/>
+      <w:r>
+        <w:t>&gt;,  &lt;</w:t>
+      </w:r>
+      <w:proofErr w:type="spellStart"/>
+      <w:proofErr w:type="gramEnd"/>
+      <w:r>
+        <w:t>bdo</w:t>
+      </w:r>
+      <w:proofErr w:type="spellEnd"/>
+      <w:r>
+        <w:t xml:space="preserve"> </w:t>
+      </w:r>
+      <w:proofErr w:type="spellStart"/>
+      <w:r>
+        <w:t>dir</w:t>
+      </w:r>
+      <w:proofErr w:type="spellEnd"/>
+      <w:r>
+        <w:t>="</w:t>
+      </w:r>
+      <w:proofErr w:type="spellStart"/>
+      <w:r>
+        <w:t>ltr</w:t>
+      </w:r>
+      <w:proofErr w:type="spellEnd"/>
+      <w:r>
+        <w:t>"&gt;</w:t>
+      </w:r>
+      <w:proofErr w:type="gramStart"/>
+      <w:r>
+        <w:t>ca</w:t>
+      </w:r>
+      <w:proofErr w:type="gramEnd"/>
+      <w:r>
+        <w:t xml:space="preserve"> 1671-1749&lt;/</w:t>
+      </w:r>
+      <w:proofErr w:type="spellStart"/>
+      <w:r>
+        <w:t>bdo</w:t>
+      </w:r>
+      <w:proofErr w:type="spellEnd"/>
+      <w:r>
+        <w:t>&gt;, &lt;</w:t>
+      </w:r>
+      <w:proofErr w:type="spellStart"/>
+      <w:r>
+        <w:t>span</w:t>
+      </w:r>
+      <w:proofErr w:type="spellEnd"/>
+      <w:r>
+        <w:t xml:space="preserve"> class="</w:t>
+      </w:r>
+      <w:proofErr w:type="spellStart"/>
+      <w:r>
+        <w:t>nnotes</w:t>
+      </w:r>
+      <w:proofErr w:type="spellEnd"/>
+      <w:r>
+        <w:t>"&gt;</w:t>
+      </w:r>
+      <w:proofErr w:type="spellStart"/>
+      <w:r>
+        <w:t>Voogd</w:t>
+      </w:r>
+      <w:proofErr w:type="spellEnd"/>
+      <w:r>
+        <w:t xml:space="preserve"> van de </w:t>
+      </w:r>
+      <w:proofErr w:type="spellStart"/>
+      <w:r>
+        <w:t>bruid</w:t>
+      </w:r>
+      <w:proofErr w:type="spellEnd"/>
+      <w:r>
+        <w:t>&lt;/</w:t>
+      </w:r>
+      <w:proofErr w:type="spellStart"/>
+      <w:r>
+        <w:t>span</w:t>
+      </w:r>
+      <w:proofErr w:type="spellEnd"/>
+      <w:r>
+        <w:t>&gt;</w:t>
+      </w:r>
+    </w:p>
+    <w:p>
+      <w:pPr>
+        <w:pStyle w:val="Listing"/>
+      </w:pPr>
+      <w:r>
+        <w:t>&lt;</w:t>
+      </w:r>
+      <w:proofErr w:type="spellStart"/>
+      <w:proofErr w:type="gramStart"/>
+      <w:r>
+        <w:t>br</w:t>
+      </w:r>
+      <w:proofErr w:type="spellEnd"/>
+      <w:proofErr w:type="gramEnd"/>
+      <w:r>
+        <w:t>&gt;</w:t>
+      </w:r>
+    </w:p>
+    <w:p>
+      <w:pPr>
+        <w:pStyle w:val="Listing"/>
+      </w:pPr>
+      <w:r>
+        <w:t>&lt;</w:t>
+      </w:r>
+      <w:proofErr w:type="spellStart"/>
+      <w:proofErr w:type="gramStart"/>
+      <w:r>
+        <w:t>span</w:t>
+      </w:r>
+      <w:proofErr w:type="spellEnd"/>
+      <w:proofErr w:type="gramEnd"/>
+      <w:r>
+        <w:t xml:space="preserve"> class="titre"&gt;Témoin :&lt;/</w:t>
+      </w:r>
+      <w:proofErr w:type="spellStart"/>
+      <w:r>
+        <w:t>span</w:t>
+      </w:r>
+      <w:proofErr w:type="spellEnd"/>
+      <w:r>
+        <w:t>&gt;</w:t>
+      </w:r>
+    </w:p>
+    <w:p>
+      <w:pPr>
+        <w:pStyle w:val="Listing"/>
+      </w:pPr>
+      <w:r>
+        <w:t>&lt;</w:t>
+      </w:r>
+      <w:proofErr w:type="gramStart"/>
+      <w:r>
+        <w:t>a  href</w:t>
+      </w:r>
+      <w:proofErr w:type="gramEnd"/>
+      <w:r>
+        <w:t>="jvo</w:t>
+      </w:r>
+      <w:proofErr w:type="gramStart"/>
+      <w:r>
+        <w:t>2506?</w:t>
+      </w:r>
+      <w:proofErr w:type="gramEnd"/>
+      <w:r>
+        <w:t>lang=</w:t>
+      </w:r>
+      <w:proofErr w:type="spellStart"/>
+      <w:r>
+        <w:t>fr&amp;iz</w:t>
+      </w:r>
+      <w:proofErr w:type="spellEnd"/>
+      <w:r>
+        <w:t xml:space="preserve">=12&amp;i=1553"&gt;Joannes Van </w:t>
+      </w:r>
+      <w:proofErr w:type="spellStart"/>
+      <w:r>
+        <w:t>Waelevelde</w:t>
+      </w:r>
+      <w:proofErr w:type="spellEnd"/>
+      <w:r>
+        <w:t>&lt;/a&gt;&lt;</w:t>
+      </w:r>
+      <w:proofErr w:type="spellStart"/>
+      <w:r>
+        <w:t>br</w:t>
+      </w:r>
+      <w:proofErr w:type="spellEnd"/>
+      <w:r>
+        <w:t>&gt;</w:t>
+      </w:r>
+    </w:p>
+    <w:p>
+      <w:pPr>
+        <w:pStyle w:val="Listing"/>
+      </w:pPr>
+      <w:r>
+        <w:t>&lt;/p&gt;</w:t>
+      </w:r>
+    </w:p>
+    <w:p>
+      <w:pPr>
+        <w:pStyle w:val="Listing"/>
+      </w:pPr>
+      <w:r>
+        <w:t>&lt;/td&gt;</w:t>
+      </w:r>
+    </w:p>
+    <w:p>
+      <w:pPr>
+        <w:pStyle w:val="Listing"/>
+      </w:pPr>
+      <w:r>
+        <w:t>&lt;/tr&gt;</w:t>
+      </w:r>
+    </w:p>
+    <w:p>
+      <w:pPr>
+        <w:pStyle w:val="Listing"/>
+      </w:pPr>
+      <w:r>
+        <w:t>&lt;</w:t>
+      </w:r>
+      <w:proofErr w:type="gramStart"/>
+      <w:r>
+        <w:t>tr</w:t>
+      </w:r>
+      <w:proofErr w:type="gramEnd"/>
+      <w:r>
+        <w:t>&gt;</w:t>
+      </w:r>
+    </w:p>
+    <w:p>
+      <w:pPr>
+        <w:pStyle w:val="Listing"/>
+      </w:pPr>
+      <w:r>
+        <w:t>&lt;</w:t>
+      </w:r>
+      <w:proofErr w:type="gramStart"/>
+      <w:r>
+        <w:t>td</w:t>
+      </w:r>
+      <w:proofErr w:type="gramEnd"/>
+      <w:r>
+        <w:t xml:space="preserve"> </w:t>
+      </w:r>
+      <w:proofErr w:type="spellStart"/>
+      <w:r>
+        <w:t>valign</w:t>
+      </w:r>
+      <w:proofErr w:type="spellEnd"/>
+      <w:r>
+        <w:t>="top" style="white-</w:t>
+      </w:r>
+      <w:proofErr w:type="spellStart"/>
+      <w:proofErr w:type="gramStart"/>
+      <w:r>
+        <w:t>space</w:t>
+      </w:r>
+      <w:proofErr w:type="spellEnd"/>
+      <w:r>
+        <w:t>:</w:t>
+      </w:r>
+      <w:proofErr w:type="gramEnd"/>
+      <w:r>
+        <w:t xml:space="preserve"> </w:t>
+      </w:r>
+      <w:proofErr w:type="spellStart"/>
+      <w:proofErr w:type="gramStart"/>
+      <w:r>
+        <w:t>nowrap</w:t>
+      </w:r>
+      <w:proofErr w:type="spellEnd"/>
+      <w:r>
+        <w:t>;</w:t>
+      </w:r>
+      <w:proofErr w:type="gramEnd"/>
+      <w:r>
+        <w:t xml:space="preserve">" </w:t>
+      </w:r>
+      <w:proofErr w:type="spellStart"/>
+      <w:r>
+        <w:t>width</w:t>
+      </w:r>
+      <w:proofErr w:type="spellEnd"/>
+      <w:r>
+        <w:t>="1"&gt;</w:t>
+      </w:r>
+    </w:p>
+    <w:p>
+      <w:pPr>
+        <w:pStyle w:val="Listing"/>
+      </w:pPr>
+      <w:r>
+        <w:t>&lt;</w:t>
+      </w:r>
+      <w:proofErr w:type="spellStart"/>
+      <w:proofErr w:type="gramStart"/>
+      <w:r>
+        <w:t>span</w:t>
+      </w:r>
+      <w:proofErr w:type="spellEnd"/>
+      <w:proofErr w:type="gramEnd"/>
+      <w:r>
+        <w:t xml:space="preserve"> class="</w:t>
+      </w:r>
+      <w:proofErr w:type="spellStart"/>
+      <w:r>
+        <w:t>ddate</w:t>
+      </w:r>
+      <w:proofErr w:type="spellEnd"/>
+      <w:r>
+        <w:t xml:space="preserve"> show-for-medium-up"&gt;25 avril 1781 :&lt;/</w:t>
+      </w:r>
+      <w:proofErr w:type="spellStart"/>
+      <w:r>
+        <w:t>span</w:t>
+      </w:r>
+      <w:proofErr w:type="spellEnd"/>
+      <w:r>
+        <w:t>&gt;</w:t>
+      </w:r>
+    </w:p>
+    <w:p>
+      <w:pPr>
+        <w:pStyle w:val="Listing"/>
+      </w:pPr>
+      <w:r>
+        <w:t>&lt;/td&gt;</w:t>
+      </w:r>
+    </w:p>
+    <w:p>
+      <w:pPr>
+        <w:pStyle w:val="Listing"/>
+      </w:pPr>
+      <w:r>
+        <w:t>&lt;</w:t>
+      </w:r>
+      <w:proofErr w:type="gramStart"/>
+      <w:r>
+        <w:t>td</w:t>
+      </w:r>
+      <w:proofErr w:type="gramEnd"/>
+      <w:r>
+        <w:t xml:space="preserve"> </w:t>
+      </w:r>
+      <w:proofErr w:type="spellStart"/>
+      <w:r>
+        <w:t>valign</w:t>
+      </w:r>
+      <w:proofErr w:type="spellEnd"/>
+      <w:r>
+        <w:t>="top"&gt;</w:t>
+      </w:r>
+    </w:p>
+    <w:p>
+      <w:pPr>
+        <w:pStyle w:val="Listing"/>
+      </w:pPr>
+      <w:r>
+        <w:t>&lt;</w:t>
+      </w:r>
+      <w:proofErr w:type="spellStart"/>
+      <w:proofErr w:type="gramStart"/>
+      <w:r>
+        <w:t>span</w:t>
+      </w:r>
+      <w:proofErr w:type="spellEnd"/>
+      <w:proofErr w:type="gramEnd"/>
+      <w:r>
+        <w:t xml:space="preserve"> class="</w:t>
+      </w:r>
+      <w:proofErr w:type="spellStart"/>
+      <w:r>
+        <w:t>ddate</w:t>
+      </w:r>
+      <w:proofErr w:type="spellEnd"/>
+      <w:r>
+        <w:t xml:space="preserve"> small-12 show-for-</w:t>
+      </w:r>
+      <w:proofErr w:type="spellStart"/>
+      <w:r>
+        <w:t>small</w:t>
+      </w:r>
+      <w:proofErr w:type="spellEnd"/>
+      <w:r>
+        <w:t>-</w:t>
+      </w:r>
+      <w:proofErr w:type="spellStart"/>
+      <w:r>
+        <w:t>only</w:t>
+      </w:r>
+      <w:proofErr w:type="spellEnd"/>
+      <w:r>
+        <w:t>" style="</w:t>
+      </w:r>
+      <w:proofErr w:type="spellStart"/>
+      <w:proofErr w:type="gramStart"/>
+      <w:r>
+        <w:t>float:none</w:t>
+      </w:r>
+      <w:proofErr w:type="spellEnd"/>
+      <w:proofErr w:type="gramEnd"/>
+      <w:r>
+        <w:t>; padding-</w:t>
+      </w:r>
+      <w:proofErr w:type="gramStart"/>
+      <w:r>
+        <w:t>top:</w:t>
+      </w:r>
+      <w:proofErr w:type="gramEnd"/>
+      <w:r>
+        <w:t>5</w:t>
+      </w:r>
+      <w:proofErr w:type="gramStart"/>
+      <w:r>
+        <w:t>px;</w:t>
+      </w:r>
+      <w:proofErr w:type="gramEnd"/>
+      <w:r>
+        <w:t>"&gt;25 avril 1781 :&lt;/</w:t>
+      </w:r>
+      <w:proofErr w:type="spellStart"/>
+      <w:r>
+        <w:t>span</w:t>
+      </w:r>
+      <w:proofErr w:type="spellEnd"/>
+      <w:r>
+        <w:t>&gt;</w:t>
+      </w:r>
+    </w:p>
+    <w:p>
+      <w:pPr>
+        <w:pStyle w:val="Listing"/>
+      </w:pPr>
+      <w:r>
+        <w:t>&lt;</w:t>
+      </w:r>
+      <w:proofErr w:type="spellStart"/>
+      <w:proofErr w:type="gramStart"/>
+      <w:r>
+        <w:t>span</w:t>
+      </w:r>
+      <w:proofErr w:type="spellEnd"/>
+      <w:proofErr w:type="gramEnd"/>
+      <w:r>
+        <w:t xml:space="preserve"> class="</w:t>
+      </w:r>
+      <w:proofErr w:type="spellStart"/>
+      <w:r>
+        <w:t>nnom</w:t>
+      </w:r>
+      <w:proofErr w:type="spellEnd"/>
+      <w:r>
+        <w:t>"&gt;</w:t>
+      </w:r>
+    </w:p>
+    <w:p>
+      <w:pPr>
+        <w:pStyle w:val="Listing"/>
+      </w:pPr>
+      <w:proofErr w:type="gramStart"/>
+      <w:r>
+        <w:t>Décès  -</w:t>
+      </w:r>
+      <w:proofErr w:type="gramEnd"/>
+      <w:r>
+        <w:t xml:space="preserve"> Moerbeke-Waas &lt;/</w:t>
+      </w:r>
+      <w:proofErr w:type="spellStart"/>
+      <w:r>
+        <w:t>span</w:t>
+      </w:r>
+      <w:proofErr w:type="spellEnd"/>
+      <w:r>
+        <w:t>&gt;</w:t>
+      </w:r>
+    </w:p>
+    <w:p>
+      <w:pPr>
+        <w:pStyle w:val="Listing"/>
+      </w:pPr>
+      <w:r>
+        <w:t>&lt;</w:t>
+      </w:r>
+      <w:proofErr w:type="spellStart"/>
+      <w:proofErr w:type="gramStart"/>
+      <w:r>
+        <w:t>br</w:t>
+      </w:r>
+      <w:proofErr w:type="spellEnd"/>
+      <w:proofErr w:type="gramEnd"/>
+      <w:r>
+        <w:t>&gt;</w:t>
+      </w:r>
+    </w:p>
+    <w:p>
+      <w:pPr>
+        <w:pStyle w:val="Listing"/>
+      </w:pPr>
+      <w:r>
+        <w:t>&lt;/td&gt;</w:t>
+      </w:r>
+    </w:p>
+    <w:p>
+      <w:pPr>
+        <w:pStyle w:val="Listing"/>
+      </w:pPr>
+      <w:r>
+        <w:t>&lt;/tr&gt;</w:t>
+      </w:r>
+    </w:p>
+    <w:p/>
+    <w:p>
+      <w:r>
+        <w:t>La partie en vert n’est pas exploitée !</w:t>
+      </w:r>
+      <w:r>
+        <w:t xml:space="preserve"> ==&gt; lecture </w:t>
+      </w:r>
+      <w:proofErr w:type="spellStart"/>
+      <w:r>
+        <w:t>event_notes_complementaires</w:t>
+      </w:r>
+      <w:proofErr w:type="spellEnd"/>
+    </w:p>
+    <w:p/>
+    <w:p/>
     <w:p/>
     <w:sectPr>
-      <w:headerReference w:type="default" r:id="rId20"/>
+      <w:headerReference w:type="default" r:id="rId27"/>
       <w:pgSz w:w="16838" w:h="11906" w:orient="landscape"/>
       <w:pgMar w:top="1080" w:right="1440" w:bottom="1080" w:left="1440" w:header="708" w:footer="708" w:gutter="0"/>
       <w:cols w:space="708"/>
@@ -3263,7 +6166,7 @@
       <w:rPr>
         <w:noProof/>
       </w:rPr>
-      <w:t>09/04/2025</w:t>
+      <w:t>12/04/2025</w:t>
     </w:r>
     <w:r>
       <w:fldChar w:fldCharType="end"/>
@@ -3715,6 +6618,118 @@
       <w:pPr>
         <w:ind w:left="6480" w:hanging="180"/>
       </w:pPr>
+    </w:lvl>
+  </w:abstractNum>
+  <w:abstractNum w:abstractNumId="4" w15:restartNumberingAfterBreak="0">
+    <w:nsid w:val="68DB6B0E"/>
+    <w:multiLevelType w:val="hybridMultilevel"/>
+    <w:tmpl w:val="FCAE502C"/>
+    <w:lvl w:ilvl="0" w:tplc="FF608A24">
+      <w:numFmt w:val="bullet"/>
+      <w:lvlText w:val=""/>
+      <w:lvlJc w:val="left"/>
+      <w:pPr>
+        <w:ind w:left="720" w:hanging="360"/>
+      </w:pPr>
+      <w:rPr>
+        <w:rFonts w:ascii="Symbol" w:eastAsiaTheme="minorHAnsi" w:hAnsi="Symbol" w:cstheme="minorBidi" w:hint="default"/>
+      </w:rPr>
+    </w:lvl>
+    <w:lvl w:ilvl="1" w:tplc="040C0003" w:tentative="1">
+      <w:start w:val="1"/>
+      <w:numFmt w:val="bullet"/>
+      <w:lvlText w:val="o"/>
+      <w:lvlJc w:val="left"/>
+      <w:pPr>
+        <w:ind w:left="1440" w:hanging="360"/>
+      </w:pPr>
+      <w:rPr>
+        <w:rFonts w:ascii="Courier New" w:hAnsi="Courier New" w:cs="Courier New" w:hint="default"/>
+      </w:rPr>
+    </w:lvl>
+    <w:lvl w:ilvl="2" w:tplc="040C0005" w:tentative="1">
+      <w:start w:val="1"/>
+      <w:numFmt w:val="bullet"/>
+      <w:lvlText w:val=""/>
+      <w:lvlJc w:val="left"/>
+      <w:pPr>
+        <w:ind w:left="2160" w:hanging="360"/>
+      </w:pPr>
+      <w:rPr>
+        <w:rFonts w:ascii="Wingdings" w:hAnsi="Wingdings" w:hint="default"/>
+      </w:rPr>
+    </w:lvl>
+    <w:lvl w:ilvl="3" w:tplc="040C0001" w:tentative="1">
+      <w:start w:val="1"/>
+      <w:numFmt w:val="bullet"/>
+      <w:lvlText w:val=""/>
+      <w:lvlJc w:val="left"/>
+      <w:pPr>
+        <w:ind w:left="2880" w:hanging="360"/>
+      </w:pPr>
+      <w:rPr>
+        <w:rFonts w:ascii="Symbol" w:hAnsi="Symbol" w:hint="default"/>
+      </w:rPr>
+    </w:lvl>
+    <w:lvl w:ilvl="4" w:tplc="040C0003" w:tentative="1">
+      <w:start w:val="1"/>
+      <w:numFmt w:val="bullet"/>
+      <w:lvlText w:val="o"/>
+      <w:lvlJc w:val="left"/>
+      <w:pPr>
+        <w:ind w:left="3600" w:hanging="360"/>
+      </w:pPr>
+      <w:rPr>
+        <w:rFonts w:ascii="Courier New" w:hAnsi="Courier New" w:cs="Courier New" w:hint="default"/>
+      </w:rPr>
+    </w:lvl>
+    <w:lvl w:ilvl="5" w:tplc="040C0005" w:tentative="1">
+      <w:start w:val="1"/>
+      <w:numFmt w:val="bullet"/>
+      <w:lvlText w:val=""/>
+      <w:lvlJc w:val="left"/>
+      <w:pPr>
+        <w:ind w:left="4320" w:hanging="360"/>
+      </w:pPr>
+      <w:rPr>
+        <w:rFonts w:ascii="Wingdings" w:hAnsi="Wingdings" w:hint="default"/>
+      </w:rPr>
+    </w:lvl>
+    <w:lvl w:ilvl="6" w:tplc="040C0001" w:tentative="1">
+      <w:start w:val="1"/>
+      <w:numFmt w:val="bullet"/>
+      <w:lvlText w:val=""/>
+      <w:lvlJc w:val="left"/>
+      <w:pPr>
+        <w:ind w:left="5040" w:hanging="360"/>
+      </w:pPr>
+      <w:rPr>
+        <w:rFonts w:ascii="Symbol" w:hAnsi="Symbol" w:hint="default"/>
+      </w:rPr>
+    </w:lvl>
+    <w:lvl w:ilvl="7" w:tplc="040C0003" w:tentative="1">
+      <w:start w:val="1"/>
+      <w:numFmt w:val="bullet"/>
+      <w:lvlText w:val="o"/>
+      <w:lvlJc w:val="left"/>
+      <w:pPr>
+        <w:ind w:left="5760" w:hanging="360"/>
+      </w:pPr>
+      <w:rPr>
+        <w:rFonts w:ascii="Courier New" w:hAnsi="Courier New" w:cs="Courier New" w:hint="default"/>
+      </w:rPr>
+    </w:lvl>
+    <w:lvl w:ilvl="8" w:tplc="040C0005" w:tentative="1">
+      <w:start w:val="1"/>
+      <w:numFmt w:val="bullet"/>
+      <w:lvlText w:val=""/>
+      <w:lvlJc w:val="left"/>
+      <w:pPr>
+        <w:ind w:left="6480" w:hanging="360"/>
+      </w:pPr>
+      <w:rPr>
+        <w:rFonts w:ascii="Wingdings" w:hAnsi="Wingdings" w:hint="default"/>
+      </w:rPr>
     </w:lvl>
   </w:abstractNum>
   <w:num w:numId="1" w16cid:durableId="1058437501">
@@ -3761,6 +6776,9 @@
   </w:num>
   <w:num w:numId="6" w16cid:durableId="1837961332">
     <w:abstractNumId w:val="1"/>
+  </w:num>
+  <w:num w:numId="7" w16cid:durableId="539979986">
+    <w:abstractNumId w:val="4"/>
   </w:num>
 </w:numbering>
 </file>

--- a/doc/NotesNRa8_cas_particuliers.docx
+++ b/doc/NotesNRa8_cas_particuliers.docx
@@ -6083,8 +6083,262 @@
     <w:p/>
     <w:p/>
     <w:p/>
+    <w:p>
+      <w:r>
+        <w:t xml:space="preserve">Lors de la fusion : </w:t>
+      </w:r>
+      <w:r>
+        <w:t>pour :</w:t>
+      </w:r>
+    </w:p>
+    <w:p>
+      <w:r>
+        <w:t>https://gw.geneanet.org/jvo2506?lang=fr&amp;n=van+brussel&amp;oc=0&amp;p=eduardus # 55 personnes, 9 générations</w:t>
+      </w:r>
+    </w:p>
+    <w:p>
+      <w:r>
+        <w:t>https://gw.geneanet.org/sh1?lang=fr&amp;n=vermeulen&amp;oc=0&amp;p=anna+juliana # 51 personnes, 7 générations</w:t>
+      </w:r>
+    </w:p>
+    <w:p/>
+    <w:p>
+      <w:proofErr w:type="gramStart"/>
+      <w:r>
+        <w:t>d</w:t>
+      </w:r>
+      <w:r>
+        <w:t>es</w:t>
+      </w:r>
+      <w:proofErr w:type="gramEnd"/>
+      <w:r>
+        <w:t xml:space="preserve"> warnings de la forme :</w:t>
+      </w:r>
+    </w:p>
+    <w:p>
+      <w:r>
+        <w:lastRenderedPageBreak/>
+        <w:drawing>
+          <wp:inline distT="0" distB="0" distL="0" distR="0" wp14:anchorId="1E6A005E" wp14:editId="639CD0D1">
+            <wp:extent cx="6188710" cy="1242695"/>
+            <wp:effectExtent l="0" t="0" r="2540" b="0"/>
+            <wp:docPr id="1826450905" name="Image 1"/>
+            <wp:cNvGraphicFramePr>
+              <a:graphicFrameLocks xmlns:a="http://schemas.openxmlformats.org/drawingml/2006/main" noChangeAspect="1"/>
+            </wp:cNvGraphicFramePr>
+            <a:graphic xmlns:a="http://schemas.openxmlformats.org/drawingml/2006/main">
+              <a:graphicData uri="http://schemas.openxmlformats.org/drawingml/2006/picture">
+                <pic:pic xmlns:pic="http://schemas.openxmlformats.org/drawingml/2006/picture">
+                  <pic:nvPicPr>
+                    <pic:cNvPr id="1826450905" name=""/>
+                    <pic:cNvPicPr/>
+                  </pic:nvPicPr>
+                  <pic:blipFill>
+                    <a:blip r:embed="rId27"/>
+                    <a:stretch>
+                      <a:fillRect/>
+                    </a:stretch>
+                  </pic:blipFill>
+                  <pic:spPr>
+                    <a:xfrm>
+                      <a:off x="0" y="0"/>
+                      <a:ext cx="6188710" cy="1242695"/>
+                    </a:xfrm>
+                    <a:prstGeom prst="rect">
+                      <a:avLst/>
+                    </a:prstGeom>
+                  </pic:spPr>
+                </pic:pic>
+              </a:graphicData>
+            </a:graphic>
+          </wp:inline>
+        </w:drawing>
+      </w:r>
+    </w:p>
+    <w:p>
+      <w:r>
+        <w:t>Il s’agit de mariages</w:t>
+      </w:r>
+    </w:p>
+    <w:p>
+      <w:proofErr w:type="gramStart"/>
+      <w:r>
+        <w:t>lié</w:t>
+      </w:r>
+      <w:proofErr w:type="gramEnd"/>
+      <w:r>
+        <w:t xml:space="preserve"> à l’absence de balises FAMS et FAMC dans mes fichiers </w:t>
+      </w:r>
+      <w:proofErr w:type="spellStart"/>
+      <w:r>
+        <w:t>ged</w:t>
+      </w:r>
+      <w:proofErr w:type="spellEnd"/>
+      <w:r>
+        <w:t xml:space="preserve">, vs ceux reformatés par import </w:t>
+      </w:r>
+      <w:proofErr w:type="spellStart"/>
+      <w:r>
+        <w:t>Ancestris</w:t>
+      </w:r>
+      <w:proofErr w:type="spellEnd"/>
+      <w:r>
+        <w:t>.</w:t>
+      </w:r>
+    </w:p>
+    <w:p>
+      <w:pPr>
+        <w:pStyle w:val="Paragraphedeliste"/>
+        <w:numPr>
+          <w:ilvl w:val="0"/>
+          <w:numId w:val="8"/>
+        </w:numPr>
+      </w:pPr>
+      <w:proofErr w:type="gramStart"/>
+      <w:r>
+        <w:t>je</w:t>
+      </w:r>
+      <w:proofErr w:type="gramEnd"/>
+      <w:r>
+        <w:t xml:space="preserve"> corrige</w:t>
+      </w:r>
+    </w:p>
+    <w:p/>
+    <w:p>
+      <w:r>
+        <w:t xml:space="preserve">Il reste, pour </w:t>
+      </w:r>
+    </w:p>
+    <w:p>
+      <w:r>
+        <w:t>https://gw.geneanet.org/sh1?lang=fr&amp;n=vermeulen&amp;oc=0&amp;p=anna+juliana</w:t>
+      </w:r>
+    </w:p>
+    <w:p>
+      <w:proofErr w:type="gramStart"/>
+      <w:r>
+        <w:t>des</w:t>
+      </w:r>
+      <w:proofErr w:type="gramEnd"/>
+      <w:r>
+        <w:t xml:space="preserve"> warnings </w:t>
+      </w:r>
+    </w:p>
+    <w:p>
+      <w:r>
+        <w:drawing>
+          <wp:inline distT="0" distB="0" distL="0" distR="0" wp14:anchorId="4F9644ED" wp14:editId="61E1579B">
+            <wp:extent cx="5569607" cy="2061768"/>
+            <wp:effectExtent l="0" t="0" r="0" b="0"/>
+            <wp:docPr id="858926791" name="Image 1"/>
+            <wp:cNvGraphicFramePr>
+              <a:graphicFrameLocks xmlns:a="http://schemas.openxmlformats.org/drawingml/2006/main" noChangeAspect="1"/>
+            </wp:cNvGraphicFramePr>
+            <a:graphic xmlns:a="http://schemas.openxmlformats.org/drawingml/2006/main">
+              <a:graphicData uri="http://schemas.openxmlformats.org/drawingml/2006/picture">
+                <pic:pic xmlns:pic="http://schemas.openxmlformats.org/drawingml/2006/picture">
+                  <pic:nvPicPr>
+                    <pic:cNvPr id="858926791" name=""/>
+                    <pic:cNvPicPr/>
+                  </pic:nvPicPr>
+                  <pic:blipFill>
+                    <a:blip r:embed="rId28"/>
+                    <a:stretch>
+                      <a:fillRect/>
+                    </a:stretch>
+                  </pic:blipFill>
+                  <pic:spPr>
+                    <a:xfrm>
+                      <a:off x="0" y="0"/>
+                      <a:ext cx="5598290" cy="2072386"/>
+                    </a:xfrm>
+                    <a:prstGeom prst="rect">
+                      <a:avLst/>
+                    </a:prstGeom>
+                  </pic:spPr>
+                </pic:pic>
+              </a:graphicData>
+            </a:graphic>
+          </wp:inline>
+        </w:drawing>
+      </w:r>
+    </w:p>
+    <w:p/>
+    <w:p>
+      <w:r>
+        <w:t xml:space="preserve">Lignes KO dans le </w:t>
+      </w:r>
+      <w:proofErr w:type="spellStart"/>
+      <w:r>
+        <w:t>ged</w:t>
+      </w:r>
+      <w:proofErr w:type="spellEnd"/>
+      <w:r>
+        <w:t> :</w:t>
+      </w:r>
+    </w:p>
+    <w:p>
+      <w:pPr>
+        <w:pStyle w:val="Listing"/>
+      </w:pPr>
+      <w:r>
+        <w:t xml:space="preserve">2 NOTE </w:t>
+      </w:r>
+      <w:proofErr w:type="spellStart"/>
+      <w:r>
+        <w:t>Getuigen</w:t>
+      </w:r>
+      <w:proofErr w:type="spellEnd"/>
+      <w:r>
+        <w:t xml:space="preserve"> </w:t>
+      </w:r>
+      <w:proofErr w:type="spellStart"/>
+      <w:proofErr w:type="gramStart"/>
+      <w:r>
+        <w:t>huwelijksakte</w:t>
+      </w:r>
+      <w:proofErr w:type="spellEnd"/>
+      <w:r>
+        <w:t>:</w:t>
+      </w:r>
+      <w:proofErr w:type="gramEnd"/>
+    </w:p>
+    <w:p>
+      <w:pPr>
+        <w:pStyle w:val="Listing"/>
+      </w:pPr>
+      <w:r>
+        <w:t xml:space="preserve">- Petrus </w:t>
+      </w:r>
+      <w:proofErr w:type="spellStart"/>
+      <w:proofErr w:type="gramStart"/>
+      <w:r>
+        <w:t>Pooters</w:t>
+      </w:r>
+      <w:proofErr w:type="spellEnd"/>
+      <w:r>
+        <w:t>?</w:t>
+      </w:r>
+      <w:proofErr w:type="gramEnd"/>
+    </w:p>
+    <w:p>
+      <w:pPr>
+        <w:pStyle w:val="Listing"/>
+      </w:pPr>
+      <w:r>
+        <w:t>- Susanna De Backer</w:t>
+      </w:r>
+    </w:p>
+    <w:p/>
+    <w:p/>
+    <w:p/>
+    <w:p/>
+    <w:p/>
+    <w:p/>
+    <w:p/>
+    <w:p/>
     <w:sectPr>
-      <w:headerReference w:type="default" r:id="rId27"/>
+      <w:headerReference w:type="default" r:id="rId29"/>
       <w:pgSz w:w="16838" w:h="11906" w:orient="landscape"/>
       <w:pgMar w:top="1080" w:right="1440" w:bottom="1080" w:left="1440" w:header="708" w:footer="708" w:gutter="0"/>
       <w:cols w:space="708"/>
@@ -6299,6 +6553,118 @@
     </w:lvl>
   </w:abstractNum>
   <w:abstractNum w:abstractNumId="1" w15:restartNumberingAfterBreak="0">
+    <w:nsid w:val="1E50211D"/>
+    <w:multiLevelType w:val="hybridMultilevel"/>
+    <w:tmpl w:val="9ACC29FE"/>
+    <w:lvl w:ilvl="0" w:tplc="0CE056CE">
+      <w:numFmt w:val="bullet"/>
+      <w:lvlText w:val=""/>
+      <w:lvlJc w:val="left"/>
+      <w:pPr>
+        <w:ind w:left="765" w:hanging="405"/>
+      </w:pPr>
+      <w:rPr>
+        <w:rFonts w:ascii="Wingdings" w:eastAsiaTheme="minorHAnsi" w:hAnsi="Wingdings" w:cstheme="minorBidi" w:hint="default"/>
+      </w:rPr>
+    </w:lvl>
+    <w:lvl w:ilvl="1" w:tplc="040C0003" w:tentative="1">
+      <w:start w:val="1"/>
+      <w:numFmt w:val="bullet"/>
+      <w:lvlText w:val="o"/>
+      <w:lvlJc w:val="left"/>
+      <w:pPr>
+        <w:ind w:left="1440" w:hanging="360"/>
+      </w:pPr>
+      <w:rPr>
+        <w:rFonts w:ascii="Courier New" w:hAnsi="Courier New" w:cs="Courier New" w:hint="default"/>
+      </w:rPr>
+    </w:lvl>
+    <w:lvl w:ilvl="2" w:tplc="040C0005" w:tentative="1">
+      <w:start w:val="1"/>
+      <w:numFmt w:val="bullet"/>
+      <w:lvlText w:val=""/>
+      <w:lvlJc w:val="left"/>
+      <w:pPr>
+        <w:ind w:left="2160" w:hanging="360"/>
+      </w:pPr>
+      <w:rPr>
+        <w:rFonts w:ascii="Wingdings" w:hAnsi="Wingdings" w:hint="default"/>
+      </w:rPr>
+    </w:lvl>
+    <w:lvl w:ilvl="3" w:tplc="040C0001" w:tentative="1">
+      <w:start w:val="1"/>
+      <w:numFmt w:val="bullet"/>
+      <w:lvlText w:val=""/>
+      <w:lvlJc w:val="left"/>
+      <w:pPr>
+        <w:ind w:left="2880" w:hanging="360"/>
+      </w:pPr>
+      <w:rPr>
+        <w:rFonts w:ascii="Symbol" w:hAnsi="Symbol" w:hint="default"/>
+      </w:rPr>
+    </w:lvl>
+    <w:lvl w:ilvl="4" w:tplc="040C0003" w:tentative="1">
+      <w:start w:val="1"/>
+      <w:numFmt w:val="bullet"/>
+      <w:lvlText w:val="o"/>
+      <w:lvlJc w:val="left"/>
+      <w:pPr>
+        <w:ind w:left="3600" w:hanging="360"/>
+      </w:pPr>
+      <w:rPr>
+        <w:rFonts w:ascii="Courier New" w:hAnsi="Courier New" w:cs="Courier New" w:hint="default"/>
+      </w:rPr>
+    </w:lvl>
+    <w:lvl w:ilvl="5" w:tplc="040C0005" w:tentative="1">
+      <w:start w:val="1"/>
+      <w:numFmt w:val="bullet"/>
+      <w:lvlText w:val=""/>
+      <w:lvlJc w:val="left"/>
+      <w:pPr>
+        <w:ind w:left="4320" w:hanging="360"/>
+      </w:pPr>
+      <w:rPr>
+        <w:rFonts w:ascii="Wingdings" w:hAnsi="Wingdings" w:hint="default"/>
+      </w:rPr>
+    </w:lvl>
+    <w:lvl w:ilvl="6" w:tplc="040C0001" w:tentative="1">
+      <w:start w:val="1"/>
+      <w:numFmt w:val="bullet"/>
+      <w:lvlText w:val=""/>
+      <w:lvlJc w:val="left"/>
+      <w:pPr>
+        <w:ind w:left="5040" w:hanging="360"/>
+      </w:pPr>
+      <w:rPr>
+        <w:rFonts w:ascii="Symbol" w:hAnsi="Symbol" w:hint="default"/>
+      </w:rPr>
+    </w:lvl>
+    <w:lvl w:ilvl="7" w:tplc="040C0003" w:tentative="1">
+      <w:start w:val="1"/>
+      <w:numFmt w:val="bullet"/>
+      <w:lvlText w:val="o"/>
+      <w:lvlJc w:val="left"/>
+      <w:pPr>
+        <w:ind w:left="5760" w:hanging="360"/>
+      </w:pPr>
+      <w:rPr>
+        <w:rFonts w:ascii="Courier New" w:hAnsi="Courier New" w:cs="Courier New" w:hint="default"/>
+      </w:rPr>
+    </w:lvl>
+    <w:lvl w:ilvl="8" w:tplc="040C0005" w:tentative="1">
+      <w:start w:val="1"/>
+      <w:numFmt w:val="bullet"/>
+      <w:lvlText w:val=""/>
+      <w:lvlJc w:val="left"/>
+      <w:pPr>
+        <w:ind w:left="6480" w:hanging="360"/>
+      </w:pPr>
+      <w:rPr>
+        <w:rFonts w:ascii="Wingdings" w:hAnsi="Wingdings" w:hint="default"/>
+      </w:rPr>
+    </w:lvl>
+  </w:abstractNum>
+  <w:abstractNum w:abstractNumId="2" w15:restartNumberingAfterBreak="0">
     <w:nsid w:val="33A21272"/>
     <w:multiLevelType w:val="multilevel"/>
     <w:tmpl w:val="040C0025"/>
@@ -6421,7 +6787,7 @@
       </w:rPr>
     </w:lvl>
   </w:abstractNum>
-  <w:abstractNum w:abstractNumId="2" w15:restartNumberingAfterBreak="0">
+  <w:abstractNum w:abstractNumId="3" w15:restartNumberingAfterBreak="0">
     <w:nsid w:val="4DE17B69"/>
     <w:multiLevelType w:val="hybridMultilevel"/>
     <w:tmpl w:val="0608D544"/>
@@ -6534,7 +6900,7 @@
       </w:rPr>
     </w:lvl>
   </w:abstractNum>
-  <w:abstractNum w:abstractNumId="3" w15:restartNumberingAfterBreak="0">
+  <w:abstractNum w:abstractNumId="4" w15:restartNumberingAfterBreak="0">
     <w:nsid w:val="55282177"/>
     <w:multiLevelType w:val="hybridMultilevel"/>
     <w:tmpl w:val="4C36363E"/>
@@ -6620,7 +6986,7 @@
       </w:pPr>
     </w:lvl>
   </w:abstractNum>
-  <w:abstractNum w:abstractNumId="4" w15:restartNumberingAfterBreak="0">
+  <w:abstractNum w:abstractNumId="5" w15:restartNumberingAfterBreak="0">
     <w:nsid w:val="68DB6B0E"/>
     <w:multiLevelType w:val="hybridMultilevel"/>
     <w:tmpl w:val="FCAE502C"/>
@@ -6733,19 +7099,19 @@
     </w:lvl>
   </w:abstractNum>
   <w:num w:numId="1" w16cid:durableId="1058437501">
-    <w:abstractNumId w:val="3"/>
+    <w:abstractNumId w:val="4"/>
   </w:num>
   <w:num w:numId="2" w16cid:durableId="2007518373">
     <w:abstractNumId w:val="0"/>
   </w:num>
   <w:num w:numId="3" w16cid:durableId="1114131166">
+    <w:abstractNumId w:val="3"/>
+  </w:num>
+  <w:num w:numId="4" w16cid:durableId="1727877353">
     <w:abstractNumId w:val="2"/>
   </w:num>
-  <w:num w:numId="4" w16cid:durableId="1727877353">
-    <w:abstractNumId w:val="1"/>
-  </w:num>
   <w:num w:numId="5" w16cid:durableId="108859180">
-    <w:abstractNumId w:val="1"/>
+    <w:abstractNumId w:val="2"/>
     <w:lvlOverride w:ilvl="0">
       <w:startOverride w:val="1"/>
     </w:lvlOverride>
@@ -6775,10 +7141,13 @@
     </w:lvlOverride>
   </w:num>
   <w:num w:numId="6" w16cid:durableId="1837961332">
-    <w:abstractNumId w:val="1"/>
+    <w:abstractNumId w:val="2"/>
   </w:num>
   <w:num w:numId="7" w16cid:durableId="539979986">
-    <w:abstractNumId w:val="4"/>
+    <w:abstractNumId w:val="5"/>
+  </w:num>
+  <w:num w:numId="8" w16cid:durableId="288704122">
+    <w:abstractNumId w:val="1"/>
   </w:num>
 </w:numbering>
 </file>
@@ -7419,6 +7788,7 @@
   <w:style w:type="character" w:default="1" w:styleId="Policepardfaut">
     <w:name w:val="Default Paragraph Font"/>
     <w:uiPriority w:val="1"/>
+    <w:semiHidden/>
     <w:unhideWhenUsed/>
   </w:style>
   <w:style w:type="table" w:default="1" w:styleId="TableauNormal">

--- a/doc/NotesNRa8_cas_particuliers.docx
+++ b/doc/NotesNRa8_cas_particuliers.docx
@@ -23,23 +23,13 @@
     <w:p/>
     <w:p/>
     <w:p>
-      <w:proofErr w:type="gramStart"/>
-      <w:r>
-        <w:t>mars</w:t>
-      </w:r>
-      <w:proofErr w:type="gramEnd"/>
-      <w:r>
-        <w:t xml:space="preserve"> 2025 :</w:t>
-      </w:r>
-    </w:p>
-    <w:p>
-      <w:proofErr w:type="gramStart"/>
-      <w:r>
-        <w:t>suite</w:t>
-      </w:r>
-      <w:proofErr w:type="gramEnd"/>
-      <w:r>
-        <w:t xml:space="preserve"> analyse </w:t>
+      <w:r>
+        <w:t>mars 2025 :</w:t>
+      </w:r>
+    </w:p>
+    <w:p>
+      <w:r>
+        <w:t xml:space="preserve">suite analyse </w:t>
       </w:r>
       <w:hyperlink r:id="rId8" w:history="1">
         <w:r>
@@ -56,383 +46,95 @@
         <w:pStyle w:val="Listing"/>
       </w:pPr>
       <w:r>
-        <w:t>result/gw.geneanet.org.sh1.lang=fr.n=</w:t>
-      </w:r>
-      <w:proofErr w:type="gramStart"/>
-      <w:r>
-        <w:t>vermeulen.oc=0.p</w:t>
-      </w:r>
-      <w:proofErr w:type="gramEnd"/>
-      <w:r>
-        <w:t>=anna+</w:t>
-      </w:r>
-      <w:proofErr w:type="gramStart"/>
-      <w:r>
-        <w:t>juliana.log:[</w:t>
-      </w:r>
-      <w:proofErr w:type="gramEnd"/>
-      <w:r>
-        <w:t xml:space="preserve">geneanet] </w:t>
-      </w:r>
-      <w:proofErr w:type="gramStart"/>
-      <w:r>
-        <w:t>ERROR:</w:t>
-      </w:r>
-      <w:proofErr w:type="gramEnd"/>
-      <w:r>
-        <w:t xml:space="preserve"> Pas pu extraire le nom pour https://gw.geneanet.org/sh1?lang=fr&amp;i=7118 !</w:t>
-      </w:r>
-    </w:p>
-    <w:p>
-      <w:pPr>
-        <w:pStyle w:val="Listing"/>
-      </w:pPr>
-      <w:r>
-        <w:t>result/gw.geneanet.org.sh1.lang=fr.n=</w:t>
-      </w:r>
-      <w:proofErr w:type="gramStart"/>
-      <w:r>
-        <w:t>vermeulen.oc=0.p</w:t>
-      </w:r>
-      <w:proofErr w:type="gramEnd"/>
-      <w:r>
-        <w:t>=anna+</w:t>
-      </w:r>
-      <w:proofErr w:type="gramStart"/>
-      <w:r>
-        <w:t>juliana.log:[</w:t>
-      </w:r>
-      <w:proofErr w:type="gramEnd"/>
-      <w:r>
-        <w:t xml:space="preserve">geneanet] </w:t>
-      </w:r>
-      <w:proofErr w:type="gramStart"/>
-      <w:r>
-        <w:t>ERROR:</w:t>
-      </w:r>
-      <w:proofErr w:type="gramEnd"/>
-      <w:r>
-        <w:t xml:space="preserve"> Pas pu extraire le nom pour https://gw.geneanet.org/sh1?lang=fr&amp;i=7119 !</w:t>
-      </w:r>
-    </w:p>
-    <w:p>
-      <w:pPr>
-        <w:pStyle w:val="Listing"/>
-      </w:pPr>
-      <w:r>
-        <w:t>result/gw.geneanet.org.sh1.lang=fr.n=</w:t>
-      </w:r>
-      <w:proofErr w:type="gramStart"/>
-      <w:r>
-        <w:t>vermeulen.oc=0.p</w:t>
-      </w:r>
-      <w:proofErr w:type="gramEnd"/>
-      <w:r>
-        <w:t>=anna+</w:t>
-      </w:r>
-      <w:proofErr w:type="gramStart"/>
-      <w:r>
-        <w:t>juliana.log:[</w:t>
-      </w:r>
-      <w:proofErr w:type="gramEnd"/>
-      <w:r>
-        <w:t xml:space="preserve">geneanet] </w:t>
-      </w:r>
-      <w:proofErr w:type="gramStart"/>
-      <w:r>
-        <w:t>ERROR:</w:t>
-      </w:r>
-      <w:proofErr w:type="gramEnd"/>
-      <w:r>
-        <w:t xml:space="preserve"> Pas pu extraire le nom pour https://gw.geneanet.org/sh1?lang=fr&amp;i=7123 !</w:t>
-      </w:r>
-    </w:p>
-    <w:p>
-      <w:pPr>
-        <w:pStyle w:val="Listing"/>
-      </w:pPr>
-      <w:r>
-        <w:t>result/gw.geneanet.org.sh1.lang=fr.n=</w:t>
-      </w:r>
-      <w:proofErr w:type="gramStart"/>
-      <w:r>
-        <w:t>vermeulen.oc=0.p</w:t>
-      </w:r>
-      <w:proofErr w:type="gramEnd"/>
-      <w:r>
-        <w:t>=anna+</w:t>
-      </w:r>
-      <w:proofErr w:type="gramStart"/>
-      <w:r>
-        <w:t>juliana.log:[</w:t>
-      </w:r>
-      <w:proofErr w:type="gramEnd"/>
-      <w:r>
-        <w:t xml:space="preserve">geneanet] </w:t>
-      </w:r>
-      <w:proofErr w:type="gramStart"/>
-      <w:r>
-        <w:t>ERROR:</w:t>
-      </w:r>
-      <w:proofErr w:type="gramEnd"/>
-      <w:r>
-        <w:t xml:space="preserve"> Pas pu extraire le nom pour https://gw.geneanet.org/sh1?lang=fr&amp;i=7144 !</w:t>
-      </w:r>
-    </w:p>
-    <w:p>
-      <w:pPr>
-        <w:pStyle w:val="Listing"/>
-      </w:pPr>
-      <w:r>
-        <w:t>result/gw.geneanet.org.sh1.lang=fr.n=</w:t>
-      </w:r>
-      <w:proofErr w:type="gramStart"/>
-      <w:r>
-        <w:t>vermeulen.oc=0.p</w:t>
-      </w:r>
-      <w:proofErr w:type="gramEnd"/>
-      <w:r>
-        <w:t>=anna+</w:t>
-      </w:r>
-      <w:proofErr w:type="gramStart"/>
-      <w:r>
-        <w:t>juliana.log:[</w:t>
-      </w:r>
-      <w:proofErr w:type="gramEnd"/>
-      <w:r>
-        <w:t xml:space="preserve">geneanet] </w:t>
-      </w:r>
-      <w:proofErr w:type="gramStart"/>
-      <w:r>
-        <w:t>ERROR:</w:t>
-      </w:r>
-      <w:proofErr w:type="gramEnd"/>
-      <w:r>
-        <w:t xml:space="preserve"> Pas pu extraire le nom pour https://gw.geneanet.org/sh1?lang=fr&amp;i=7145 !</w:t>
-      </w:r>
-    </w:p>
-    <w:p>
-      <w:pPr>
-        <w:pStyle w:val="Listing"/>
-      </w:pPr>
-      <w:r>
-        <w:t>result/gw.geneanet.org.sh1.lang=fr.n=</w:t>
-      </w:r>
-      <w:proofErr w:type="gramStart"/>
-      <w:r>
-        <w:t>vermeulen.oc=0.p</w:t>
-      </w:r>
-      <w:proofErr w:type="gramEnd"/>
-      <w:r>
-        <w:t>=anna+</w:t>
-      </w:r>
-      <w:proofErr w:type="gramStart"/>
-      <w:r>
-        <w:t>juliana.log:[</w:t>
-      </w:r>
-      <w:proofErr w:type="gramEnd"/>
-      <w:r>
-        <w:t xml:space="preserve">geneanet] </w:t>
-      </w:r>
-      <w:proofErr w:type="gramStart"/>
-      <w:r>
-        <w:t>ERROR:</w:t>
-      </w:r>
-      <w:proofErr w:type="gramEnd"/>
-      <w:r>
-        <w:t xml:space="preserve"> Pas pu extraire le nom pour https://gw.geneanet.org/sh1?lang=fr&amp;i=7146 !</w:t>
-      </w:r>
-    </w:p>
-    <w:p>
-      <w:pPr>
-        <w:pStyle w:val="Listing"/>
-      </w:pPr>
-      <w:r>
-        <w:t>result/gw.geneanet.org.sh1.lang=fr.n=</w:t>
-      </w:r>
-      <w:proofErr w:type="gramStart"/>
-      <w:r>
-        <w:t>vermeulen.oc=0.p</w:t>
-      </w:r>
-      <w:proofErr w:type="gramEnd"/>
-      <w:r>
-        <w:t>=anna+</w:t>
-      </w:r>
-      <w:proofErr w:type="gramStart"/>
-      <w:r>
-        <w:t>juliana.log:[</w:t>
-      </w:r>
-      <w:proofErr w:type="gramEnd"/>
-      <w:r>
-        <w:t xml:space="preserve">geneanet] </w:t>
-      </w:r>
-      <w:proofErr w:type="gramStart"/>
-      <w:r>
-        <w:t>ERROR:</w:t>
-      </w:r>
-      <w:proofErr w:type="gramEnd"/>
-      <w:r>
-        <w:t xml:space="preserve"> Pas pu extraire le prénom pour https://gw.geneanet.org/sh1?lang=fr&amp;i=7118 !</w:t>
-      </w:r>
-    </w:p>
-    <w:p>
-      <w:pPr>
-        <w:pStyle w:val="Listing"/>
-      </w:pPr>
-      <w:r>
-        <w:t>result/gw.geneanet.org.sh1.lang=fr.n=</w:t>
-      </w:r>
-      <w:proofErr w:type="gramStart"/>
-      <w:r>
-        <w:t>vermeulen.oc=0.p</w:t>
-      </w:r>
-      <w:proofErr w:type="gramEnd"/>
-      <w:r>
-        <w:t>=anna+</w:t>
-      </w:r>
-      <w:proofErr w:type="gramStart"/>
-      <w:r>
-        <w:t>juliana.log:[</w:t>
-      </w:r>
-      <w:proofErr w:type="gramEnd"/>
-      <w:r>
-        <w:t xml:space="preserve">geneanet] </w:t>
-      </w:r>
-      <w:proofErr w:type="gramStart"/>
-      <w:r>
-        <w:t>ERROR:</w:t>
-      </w:r>
-      <w:proofErr w:type="gramEnd"/>
-      <w:r>
-        <w:t xml:space="preserve"> Pas pu extraire le prénom pour https://gw.geneanet.org/sh1?lang=fr&amp;i=7119 !</w:t>
-      </w:r>
-    </w:p>
-    <w:p>
-      <w:pPr>
-        <w:pStyle w:val="Listing"/>
-      </w:pPr>
-      <w:r>
-        <w:t>result/gw.geneanet.org.sh1.lang=fr.n=</w:t>
-      </w:r>
-      <w:proofErr w:type="gramStart"/>
-      <w:r>
-        <w:t>vermeulen.oc=0.p</w:t>
-      </w:r>
-      <w:proofErr w:type="gramEnd"/>
-      <w:r>
-        <w:t>=anna+</w:t>
-      </w:r>
-      <w:proofErr w:type="gramStart"/>
-      <w:r>
-        <w:t>juliana.log:[</w:t>
-      </w:r>
-      <w:proofErr w:type="gramEnd"/>
-      <w:r>
-        <w:t xml:space="preserve">geneanet] </w:t>
-      </w:r>
-      <w:proofErr w:type="gramStart"/>
-      <w:r>
-        <w:t>ERROR:</w:t>
-      </w:r>
-      <w:proofErr w:type="gramEnd"/>
-      <w:r>
-        <w:t xml:space="preserve"> Pas pu extraire le prénom pour https://gw.geneanet.org/sh1?lang=fr&amp;i=7123 !</w:t>
-      </w:r>
-    </w:p>
-    <w:p>
-      <w:pPr>
-        <w:pStyle w:val="Listing"/>
-      </w:pPr>
-      <w:r>
-        <w:t>result/gw.geneanet.org.sh1.lang=fr.n=</w:t>
-      </w:r>
-      <w:proofErr w:type="gramStart"/>
-      <w:r>
-        <w:t>vermeulen.oc=0.p</w:t>
-      </w:r>
-      <w:proofErr w:type="gramEnd"/>
-      <w:r>
-        <w:t>=anna+</w:t>
-      </w:r>
-      <w:proofErr w:type="gramStart"/>
-      <w:r>
-        <w:t>juliana.log:[</w:t>
-      </w:r>
-      <w:proofErr w:type="gramEnd"/>
-      <w:r>
-        <w:t xml:space="preserve">geneanet] </w:t>
-      </w:r>
-      <w:proofErr w:type="gramStart"/>
-      <w:r>
-        <w:t>ERROR:</w:t>
-      </w:r>
-      <w:proofErr w:type="gramEnd"/>
-      <w:r>
-        <w:t xml:space="preserve"> Pas pu extraire le prénom pour https://gw.geneanet.org/sh1?lang=fr&amp;i=7144 !</w:t>
-      </w:r>
-    </w:p>
-    <w:p>
-      <w:pPr>
-        <w:pStyle w:val="Listing"/>
-      </w:pPr>
-      <w:r>
-        <w:t>result/gw.geneanet.org.sh1.lang=fr.n=</w:t>
-      </w:r>
-      <w:proofErr w:type="gramStart"/>
-      <w:r>
-        <w:t>vermeulen.oc=0.p</w:t>
-      </w:r>
-      <w:proofErr w:type="gramEnd"/>
-      <w:r>
-        <w:t>=anna+</w:t>
-      </w:r>
-      <w:proofErr w:type="gramStart"/>
-      <w:r>
-        <w:t>juliana.log:[</w:t>
-      </w:r>
-      <w:proofErr w:type="gramEnd"/>
-      <w:r>
-        <w:t xml:space="preserve">geneanet] </w:t>
-      </w:r>
-      <w:proofErr w:type="gramStart"/>
-      <w:r>
-        <w:t>ERROR:</w:t>
-      </w:r>
-      <w:proofErr w:type="gramEnd"/>
-      <w:r>
-        <w:t xml:space="preserve"> Pas pu extraire le prénom pour https://gw.geneanet.org/sh1?lang=fr&amp;i=7145 !</w:t>
-      </w:r>
-    </w:p>
-    <w:p>
-      <w:pPr>
-        <w:pStyle w:val="Listing"/>
-      </w:pPr>
-      <w:r>
-        <w:t>result/gw.geneanet.org.sh1.lang=fr.n=</w:t>
-      </w:r>
-      <w:proofErr w:type="gramStart"/>
-      <w:r>
-        <w:t>vermeulen.oc=0.p</w:t>
-      </w:r>
-      <w:proofErr w:type="gramEnd"/>
-      <w:r>
-        <w:t>=anna+</w:t>
-      </w:r>
-      <w:proofErr w:type="gramStart"/>
-      <w:r>
-        <w:t>juliana.log:[</w:t>
-      </w:r>
-      <w:proofErr w:type="gramEnd"/>
-      <w:r>
-        <w:t xml:space="preserve">geneanet] </w:t>
-      </w:r>
-      <w:proofErr w:type="gramStart"/>
-      <w:r>
-        <w:t>ERROR:</w:t>
-      </w:r>
-      <w:proofErr w:type="gramEnd"/>
-      <w:r>
-        <w:t xml:space="preserve"> Pas pu extraire le prénom pour https://gw.geneanet.org/sh1?lang=fr&amp;i=7146 !</w:t>
+        <w:t>result/gw.geneanet.org.sh1.lang=fr.n=vermeulen.oc=0.p=anna+juliana.log:[geneanet] ERROR: Pas pu extraire le nom pour https://gw.geneanet.org/sh1?lang=fr&amp;i=7118 !</w:t>
+      </w:r>
+    </w:p>
+    <w:p>
+      <w:pPr>
+        <w:pStyle w:val="Listing"/>
+      </w:pPr>
+      <w:r>
+        <w:t>result/gw.geneanet.org.sh1.lang=fr.n=vermeulen.oc=0.p=anna+juliana.log:[geneanet] ERROR: Pas pu extraire le nom pour https://gw.geneanet.org/sh1?lang=fr&amp;i=7119 !</w:t>
+      </w:r>
+    </w:p>
+    <w:p>
+      <w:pPr>
+        <w:pStyle w:val="Listing"/>
+      </w:pPr>
+      <w:r>
+        <w:t>result/gw.geneanet.org.sh1.lang=fr.n=vermeulen.oc=0.p=anna+juliana.log:[geneanet] ERROR: Pas pu extraire le nom pour https://gw.geneanet.org/sh1?lang=fr&amp;i=7123 !</w:t>
+      </w:r>
+    </w:p>
+    <w:p>
+      <w:pPr>
+        <w:pStyle w:val="Listing"/>
+      </w:pPr>
+      <w:r>
+        <w:t>result/gw.geneanet.org.sh1.lang=fr.n=vermeulen.oc=0.p=anna+juliana.log:[geneanet] ERROR: Pas pu extraire le nom pour https://gw.geneanet.org/sh1?lang=fr&amp;i=7144 !</w:t>
+      </w:r>
+    </w:p>
+    <w:p>
+      <w:pPr>
+        <w:pStyle w:val="Listing"/>
+      </w:pPr>
+      <w:r>
+        <w:t>result/gw.geneanet.org.sh1.lang=fr.n=vermeulen.oc=0.p=anna+juliana.log:[geneanet] ERROR: Pas pu extraire le nom pour https://gw.geneanet.org/sh1?lang=fr&amp;i=7145 !</w:t>
+      </w:r>
+    </w:p>
+    <w:p>
+      <w:pPr>
+        <w:pStyle w:val="Listing"/>
+      </w:pPr>
+      <w:r>
+        <w:t>result/gw.geneanet.org.sh1.lang=fr.n=vermeulen.oc=0.p=anna+juliana.log:[geneanet] ERROR: Pas pu extraire le nom pour https://gw.geneanet.org/sh1?lang=fr&amp;i=7146 !</w:t>
+      </w:r>
+    </w:p>
+    <w:p>
+      <w:pPr>
+        <w:pStyle w:val="Listing"/>
+      </w:pPr>
+      <w:r>
+        <w:t>result/gw.geneanet.org.sh1.lang=fr.n=vermeulen.oc=0.p=anna+juliana.log:[geneanet] ERROR: Pas pu extraire le prénom pour https://gw.geneanet.org/sh1?lang=fr&amp;i=7118 !</w:t>
+      </w:r>
+    </w:p>
+    <w:p>
+      <w:pPr>
+        <w:pStyle w:val="Listing"/>
+      </w:pPr>
+      <w:r>
+        <w:t>result/gw.geneanet.org.sh1.lang=fr.n=vermeulen.oc=0.p=anna+juliana.log:[geneanet] ERROR: Pas pu extraire le prénom pour https://gw.geneanet.org/sh1?lang=fr&amp;i=7119 !</w:t>
+      </w:r>
+    </w:p>
+    <w:p>
+      <w:pPr>
+        <w:pStyle w:val="Listing"/>
+      </w:pPr>
+      <w:r>
+        <w:t>result/gw.geneanet.org.sh1.lang=fr.n=vermeulen.oc=0.p=anna+juliana.log:[geneanet] ERROR: Pas pu extraire le prénom pour https://gw.geneanet.org/sh1?lang=fr&amp;i=7123 !</w:t>
+      </w:r>
+    </w:p>
+    <w:p>
+      <w:pPr>
+        <w:pStyle w:val="Listing"/>
+      </w:pPr>
+      <w:r>
+        <w:t>result/gw.geneanet.org.sh1.lang=fr.n=vermeulen.oc=0.p=anna+juliana.log:[geneanet] ERROR: Pas pu extraire le prénom pour https://gw.geneanet.org/sh1?lang=fr&amp;i=7144 !</w:t>
+      </w:r>
+    </w:p>
+    <w:p>
+      <w:pPr>
+        <w:pStyle w:val="Listing"/>
+      </w:pPr>
+      <w:r>
+        <w:t>result/gw.geneanet.org.sh1.lang=fr.n=vermeulen.oc=0.p=anna+juliana.log:[geneanet] ERROR: Pas pu extraire le prénom pour https://gw.geneanet.org/sh1?lang=fr&amp;i=7145 !</w:t>
+      </w:r>
+    </w:p>
+    <w:p>
+      <w:pPr>
+        <w:pStyle w:val="Listing"/>
+      </w:pPr>
+      <w:r>
+        <w:t>result/gw.geneanet.org.sh1.lang=fr.n=vermeulen.oc=0.p=anna+juliana.log:[geneanet] ERROR: Pas pu extraire le prénom pour https://gw.geneanet.org/sh1?lang=fr&amp;i=7146 !</w:t>
       </w:r>
     </w:p>
     <w:p/>
@@ -551,162 +253,41 @@
       <w:pPr>
         <w:pStyle w:val="Listing"/>
       </w:pPr>
-      <w:proofErr w:type="gramStart"/>
-      <w:r>
-        <w:t>&lt;!--</w:t>
-      </w:r>
-      <w:proofErr w:type="gramEnd"/>
-      <w:r>
-        <w:t xml:space="preserve">  Portrait --&gt;</w:t>
-      </w:r>
-    </w:p>
-    <w:p>
-      <w:pPr>
-        <w:pStyle w:val="Listing"/>
-      </w:pPr>
-      <w:r>
-        <w:t>&lt;</w:t>
-      </w:r>
-      <w:proofErr w:type="gramStart"/>
-      <w:r>
-        <w:t>div</w:t>
-      </w:r>
-      <w:proofErr w:type="gramEnd"/>
-      <w:r>
-        <w:t xml:space="preserve"> id="</w:t>
-      </w:r>
-      <w:proofErr w:type="spellStart"/>
-      <w:r>
-        <w:t>person-title</w:t>
-      </w:r>
-      <w:proofErr w:type="spellEnd"/>
-      <w:r>
-        <w:t>" class="</w:t>
-      </w:r>
-      <w:proofErr w:type="spellStart"/>
-      <w:r>
-        <w:t>row</w:t>
-      </w:r>
-      <w:proofErr w:type="spellEnd"/>
-      <w:r>
-        <w:t xml:space="preserve"> </w:t>
-      </w:r>
-      <w:proofErr w:type="spellStart"/>
-      <w:r>
-        <w:t>clearfix</w:t>
-      </w:r>
-      <w:proofErr w:type="spellEnd"/>
-      <w:r>
-        <w:t>"&gt;</w:t>
-      </w:r>
-    </w:p>
-    <w:p>
-      <w:pPr>
-        <w:pStyle w:val="Listing"/>
-      </w:pPr>
-      <w:r>
-        <w:t>&lt;</w:t>
-      </w:r>
-      <w:proofErr w:type="gramStart"/>
-      <w:r>
-        <w:t>div</w:t>
-      </w:r>
-      <w:proofErr w:type="gramEnd"/>
-      <w:r>
-        <w:t xml:space="preserve"> class="</w:t>
-      </w:r>
-      <w:proofErr w:type="spellStart"/>
-      <w:r>
-        <w:t>columns</w:t>
-      </w:r>
-      <w:proofErr w:type="spellEnd"/>
-      <w:r>
-        <w:t>"&gt;</w:t>
-      </w:r>
-    </w:p>
-    <w:p>
-      <w:pPr>
-        <w:pStyle w:val="Listing"/>
-      </w:pPr>
-      <w:r>
-        <w:t>&lt;</w:t>
-      </w:r>
-      <w:proofErr w:type="gramStart"/>
-      <w:r>
-        <w:t>h</w:t>
-      </w:r>
-      <w:proofErr w:type="gramEnd"/>
-      <w:r>
-        <w:t>1 class="</w:t>
-      </w:r>
-      <w:proofErr w:type="spellStart"/>
-      <w:r>
-        <w:t>with_tabs</w:t>
-      </w:r>
-      <w:proofErr w:type="spellEnd"/>
-      <w:r>
-        <w:t xml:space="preserve"> </w:t>
-      </w:r>
-      <w:proofErr w:type="spellStart"/>
-      <w:r>
-        <w:t>name</w:t>
-      </w:r>
-      <w:proofErr w:type="spellEnd"/>
-      <w:r>
-        <w:t xml:space="preserve">" </w:t>
-      </w:r>
-      <w:proofErr w:type="spellStart"/>
-      <w:r>
-        <w:t>ng</w:t>
-      </w:r>
-      <w:proofErr w:type="spellEnd"/>
-      <w:r>
-        <w:t>-non-</w:t>
-      </w:r>
-      <w:proofErr w:type="spellStart"/>
-      <w:r>
-        <w:t>bindable</w:t>
-      </w:r>
-      <w:proofErr w:type="spellEnd"/>
-      <w:r>
-        <w:t>&gt;</w:t>
-      </w:r>
-    </w:p>
-    <w:p>
-      <w:pPr>
-        <w:pStyle w:val="Listing"/>
-      </w:pPr>
-      <w:r>
-        <w:t>&lt;</w:t>
-      </w:r>
-      <w:proofErr w:type="spellStart"/>
-      <w:proofErr w:type="gramStart"/>
-      <w:r>
-        <w:t>img</w:t>
-      </w:r>
-      <w:proofErr w:type="spellEnd"/>
-      <w:proofErr w:type="gramEnd"/>
-      <w:r>
-        <w:t xml:space="preserve"> src="images/female.png" alt="F" </w:t>
-      </w:r>
-      <w:proofErr w:type="spellStart"/>
-      <w:r>
-        <w:t>title</w:t>
-      </w:r>
-      <w:proofErr w:type="spellEnd"/>
-      <w:r>
-        <w:t>="F"&gt;&amp;</w:t>
-      </w:r>
-      <w:proofErr w:type="spellStart"/>
-      <w:proofErr w:type="gramStart"/>
-      <w:r>
-        <w:t>nbsp</w:t>
-      </w:r>
-      <w:proofErr w:type="spellEnd"/>
-      <w:r>
-        <w:t>;</w:t>
-      </w:r>
-      <w:proofErr w:type="gramEnd"/>
+      <w:r>
+        <w:t>&lt;!--  Portrait --&gt;</w:t>
+      </w:r>
+    </w:p>
+    <w:p>
+      <w:pPr>
+        <w:pStyle w:val="Listing"/>
+      </w:pPr>
+      <w:r>
+        <w:t>&lt;div id="person-title" class="row clearfix"&gt;</w:t>
+      </w:r>
+    </w:p>
+    <w:p>
+      <w:pPr>
+        <w:pStyle w:val="Listing"/>
+      </w:pPr>
+      <w:r>
+        <w:t>&lt;div class="columns"&gt;</w:t>
+      </w:r>
+    </w:p>
+    <w:p>
+      <w:pPr>
+        <w:pStyle w:val="Listing"/>
+      </w:pPr>
+      <w:r>
+        <w:t>&lt;h1 class="with_tabs name" ng-non-bindable&gt;</w:t>
+      </w:r>
+    </w:p>
+    <w:p>
+      <w:pPr>
+        <w:pStyle w:val="Listing"/>
+      </w:pPr>
+      <w:r>
+        <w:t>&lt;img src="images/female.png" alt="F" title="F"&gt;&amp;nbsp;</w:t>
+      </w:r>
     </w:p>
     <w:p>
       <w:pPr>
@@ -719,62 +300,18 @@
         <w:rPr>
           <w:highlight w:val="yellow"/>
         </w:rPr>
-        <w:t>&lt;</w:t>
-      </w:r>
-      <w:proofErr w:type="spellStart"/>
-      <w:proofErr w:type="gramStart"/>
+        <w:t>&lt;span class="masked-person"&gt;</w:t>
+      </w:r>
+    </w:p>
+    <w:p>
+      <w:pPr>
+        <w:pStyle w:val="Listing"/>
+      </w:pPr>
       <w:r>
         <w:rPr>
           <w:highlight w:val="yellow"/>
         </w:rPr>
-        <w:t>span</w:t>
-      </w:r>
-      <w:proofErr w:type="spellEnd"/>
-      <w:proofErr w:type="gramEnd"/>
-      <w:r>
-        <w:rPr>
-          <w:highlight w:val="yellow"/>
-        </w:rPr>
-        <w:t xml:space="preserve"> class="</w:t>
-      </w:r>
-      <w:proofErr w:type="spellStart"/>
-      <w:r>
-        <w:rPr>
-          <w:highlight w:val="yellow"/>
-        </w:rPr>
-        <w:t>masked-person</w:t>
-      </w:r>
-      <w:proofErr w:type="spellEnd"/>
-      <w:r>
-        <w:rPr>
-          <w:highlight w:val="yellow"/>
-        </w:rPr>
-        <w:t>"&gt;</w:t>
-      </w:r>
-    </w:p>
-    <w:p>
-      <w:pPr>
-        <w:pStyle w:val="Listing"/>
-      </w:pPr>
-      <w:r>
-        <w:rPr>
-          <w:highlight w:val="yellow"/>
-        </w:rPr>
-        <w:t>Personne masquée&lt;/</w:t>
-      </w:r>
-      <w:proofErr w:type="spellStart"/>
-      <w:r>
-        <w:rPr>
-          <w:highlight w:val="yellow"/>
-        </w:rPr>
-        <w:t>span</w:t>
-      </w:r>
-      <w:proofErr w:type="spellEnd"/>
-      <w:r>
-        <w:rPr>
-          <w:highlight w:val="yellow"/>
-        </w:rPr>
-        <w:t>&gt;</w:t>
+        <w:t>Personne masquée&lt;/span&gt;</w:t>
       </w:r>
     </w:p>
     <w:p/>
@@ -787,219 +324,43 @@
     <w:p/>
     <w:p>
       <w:r>
-        <w:t>result/gw.geneanet.org.sh1.lang=fr.n=</w:t>
-      </w:r>
-      <w:proofErr w:type="gramStart"/>
-      <w:r>
-        <w:t>vermeulen.oc=0.p</w:t>
-      </w:r>
-      <w:proofErr w:type="gramEnd"/>
-      <w:r>
-        <w:t>=anna+</w:t>
-      </w:r>
-      <w:proofErr w:type="gramStart"/>
-      <w:r>
-        <w:t>juliana.ged:</w:t>
-      </w:r>
-      <w:proofErr w:type="gramEnd"/>
-      <w:r>
-        <w:t>1 TITL @todo événement 'Domicilie' inconnu pour Angelina VAN SELLE. Vérifier la source.</w:t>
-      </w:r>
-    </w:p>
-    <w:p>
-      <w:r>
-        <w:t>result/gw.geneanet.org.sh1.lang=fr.n=</w:t>
-      </w:r>
-      <w:proofErr w:type="gramStart"/>
-      <w:r>
-        <w:t>vermeulen.oc=0.p</w:t>
-      </w:r>
-      <w:proofErr w:type="gramEnd"/>
-      <w:r>
-        <w:t>=anna+</w:t>
-      </w:r>
-      <w:proofErr w:type="gramStart"/>
-      <w:r>
-        <w:t>juliana.ged:</w:t>
-      </w:r>
-      <w:proofErr w:type="gramEnd"/>
-      <w:r>
-        <w:t>1 TITL @todo événement 'Domicilie' inconnu pour Joanna Martina BACK. Vérifier la source.</w:t>
-      </w:r>
-    </w:p>
-    <w:p>
-      <w:r>
-        <w:t>result/gw.geneanet.org.sh1.lang=fr.n=</w:t>
-      </w:r>
-      <w:proofErr w:type="gramStart"/>
-      <w:r>
-        <w:t>vermeulen.oc=0.p</w:t>
-      </w:r>
-      <w:proofErr w:type="gramEnd"/>
-      <w:r>
-        <w:t>=anna+</w:t>
-      </w:r>
-      <w:proofErr w:type="gramStart"/>
-      <w:r>
-        <w:t>juliana.ged:</w:t>
-      </w:r>
-      <w:proofErr w:type="gramEnd"/>
-      <w:r>
-        <w:t>1 TITL @todo événement 'Domicilie' inconnu pour Joannes Petrus VERMEULEN. Vérifier la source.</w:t>
-      </w:r>
-    </w:p>
-    <w:p>
-      <w:r>
-        <w:t>result/gw.geneanet.org.sh1.lang=fr.n=</w:t>
-      </w:r>
-      <w:proofErr w:type="gramStart"/>
-      <w:r>
-        <w:t>vermeulen.oc=0.p</w:t>
-      </w:r>
-      <w:proofErr w:type="gramEnd"/>
-      <w:r>
-        <w:t>=anna+</w:t>
-      </w:r>
-      <w:proofErr w:type="gramStart"/>
-      <w:r>
-        <w:t>juliana.ged:</w:t>
-      </w:r>
-      <w:proofErr w:type="gramEnd"/>
-      <w:r>
-        <w:t xml:space="preserve">1 TITL @todo événement 'Domicilie' inconnu pour </w:t>
-      </w:r>
-      <w:proofErr w:type="spellStart"/>
-      <w:r>
-        <w:t>Livinus</w:t>
-      </w:r>
-      <w:proofErr w:type="spellEnd"/>
-      <w:r>
-        <w:t xml:space="preserve"> Joannes VERMEULEN. Vérifier la source.</w:t>
-      </w:r>
-    </w:p>
-    <w:p>
-      <w:r>
-        <w:t>result/gw.geneanet.org.sh1.lang=fr.n=</w:t>
-      </w:r>
-      <w:proofErr w:type="gramStart"/>
-      <w:r>
-        <w:t>vermeulen.oc=0.p</w:t>
-      </w:r>
-      <w:proofErr w:type="gramEnd"/>
-      <w:r>
-        <w:t>=anna+</w:t>
-      </w:r>
-      <w:proofErr w:type="gramStart"/>
-      <w:r>
-        <w:t>juliana.ged:</w:t>
-      </w:r>
-      <w:proofErr w:type="gramEnd"/>
-      <w:r>
-        <w:t xml:space="preserve">1 TITL @todo événement 'Domicilie' inconnu pour </w:t>
-      </w:r>
-      <w:proofErr w:type="spellStart"/>
-      <w:r>
-        <w:t>Livinus</w:t>
-      </w:r>
-      <w:proofErr w:type="spellEnd"/>
-      <w:r>
-        <w:t xml:space="preserve"> Joannes VERMEULEN. Vérifier la source.</w:t>
-      </w:r>
-    </w:p>
-    <w:p>
-      <w:r>
-        <w:t>result/gw.geneanet.org.sh1.lang=fr.n=</w:t>
-      </w:r>
-      <w:proofErr w:type="gramStart"/>
-      <w:r>
-        <w:t>vermeulen.oc=0.p</w:t>
-      </w:r>
-      <w:proofErr w:type="gramEnd"/>
-      <w:r>
-        <w:t>=anna+</w:t>
-      </w:r>
-      <w:proofErr w:type="gramStart"/>
-      <w:r>
-        <w:t>juliana.ged:</w:t>
-      </w:r>
-      <w:proofErr w:type="gramEnd"/>
-      <w:r>
-        <w:t xml:space="preserve">1 TITL @todo événement 'Domicilie' inconnu pour </w:t>
-      </w:r>
-      <w:proofErr w:type="spellStart"/>
-      <w:r>
-        <w:t>Petronella</w:t>
-      </w:r>
-      <w:proofErr w:type="spellEnd"/>
-      <w:r>
-        <w:t xml:space="preserve"> </w:t>
-      </w:r>
-      <w:proofErr w:type="spellStart"/>
-      <w:r>
-        <w:t>Theresia</w:t>
-      </w:r>
-      <w:proofErr w:type="spellEnd"/>
-      <w:r>
-        <w:t xml:space="preserve"> DE DONDER. Vérifier la source.</w:t>
-      </w:r>
-    </w:p>
-    <w:p>
-      <w:r>
-        <w:t>result/gw.geneanet.org.sh1.lang=fr.n=</w:t>
-      </w:r>
-      <w:proofErr w:type="gramStart"/>
-      <w:r>
-        <w:t>vermeulen.oc=0.p</w:t>
-      </w:r>
-      <w:proofErr w:type="gramEnd"/>
-      <w:r>
-        <w:t>=anna+</w:t>
-      </w:r>
-      <w:proofErr w:type="gramStart"/>
-      <w:r>
-        <w:t>juliana.ged:</w:t>
-      </w:r>
-      <w:proofErr w:type="gramEnd"/>
-      <w:r>
-        <w:t xml:space="preserve">1 TITL @todo événement 'Domicilie' inconnu pour </w:t>
-      </w:r>
-      <w:proofErr w:type="spellStart"/>
-      <w:r>
-        <w:t>Petronella</w:t>
-      </w:r>
-      <w:proofErr w:type="spellEnd"/>
-      <w:r>
-        <w:t xml:space="preserve"> </w:t>
-      </w:r>
-      <w:proofErr w:type="spellStart"/>
-      <w:r>
-        <w:t>Theresia</w:t>
-      </w:r>
-      <w:proofErr w:type="spellEnd"/>
-      <w:r>
-        <w:t xml:space="preserve"> DE DONDER. Vérifier la source.</w:t>
+        <w:t>result/gw.geneanet.org.sh1.lang=fr.n=vermeulen.oc=0.p=anna+juliana.ged:1 TITL @todo événement 'Domicilie' inconnu pour Angelina VAN SELLE. Vérifier la source.</w:t>
+      </w:r>
+    </w:p>
+    <w:p>
+      <w:r>
+        <w:t>result/gw.geneanet.org.sh1.lang=fr.n=vermeulen.oc=0.p=anna+juliana.ged:1 TITL @todo événement 'Domicilie' inconnu pour Joanna Martina BACK. Vérifier la source.</w:t>
+      </w:r>
+    </w:p>
+    <w:p>
+      <w:r>
+        <w:t>result/gw.geneanet.org.sh1.lang=fr.n=vermeulen.oc=0.p=anna+juliana.ged:1 TITL @todo événement 'Domicilie' inconnu pour Joannes Petrus VERMEULEN. Vérifier la source.</w:t>
+      </w:r>
+    </w:p>
+    <w:p>
+      <w:r>
+        <w:t>result/gw.geneanet.org.sh1.lang=fr.n=vermeulen.oc=0.p=anna+juliana.ged:1 TITL @todo événement 'Domicilie' inconnu pour Livinus Joannes VERMEULEN. Vérifier la source.</w:t>
+      </w:r>
+    </w:p>
+    <w:p>
+      <w:r>
+        <w:t>result/gw.geneanet.org.sh1.lang=fr.n=vermeulen.oc=0.p=anna+juliana.ged:1 TITL @todo événement 'Domicilie' inconnu pour Livinus Joannes VERMEULEN. Vérifier la source.</w:t>
+      </w:r>
+    </w:p>
+    <w:p>
+      <w:r>
+        <w:t>result/gw.geneanet.org.sh1.lang=fr.n=vermeulen.oc=0.p=anna+juliana.ged:1 TITL @todo événement 'Domicilie' inconnu pour Petronella Theresia DE DONDER. Vérifier la source.</w:t>
+      </w:r>
+    </w:p>
+    <w:p>
+      <w:r>
+        <w:t>result/gw.geneanet.org.sh1.lang=fr.n=vermeulen.oc=0.p=anna+juliana.ged:1 TITL @todo événement 'Domicilie' inconnu pour Petronella Theresia DE DONDER. Vérifier la source.</w:t>
       </w:r>
     </w:p>
     <w:p/>
     <w:p>
       <w:r>
-        <w:t>result/gw.geneanet.org.jvo2506.lang=fr.n=van+</w:t>
-      </w:r>
-      <w:proofErr w:type="gramStart"/>
-      <w:r>
-        <w:t>brussel.oc=0.p</w:t>
-      </w:r>
-      <w:proofErr w:type="gramEnd"/>
-      <w:r>
-        <w:t>=</w:t>
-      </w:r>
-      <w:proofErr w:type="gramStart"/>
-      <w:r>
-        <w:t>eduardus.ged:</w:t>
-      </w:r>
-      <w:proofErr w:type="gramEnd"/>
-      <w:r>
-        <w:t>1 TITL @todo événement 'Service militaire' inconnu pour Petrus VAN BRUSSEL. Vérifier la source.</w:t>
+        <w:t>result/gw.geneanet.org.jvo2506.lang=fr.n=van+brussel.oc=0.p=eduardus.ged:1 TITL @todo événement 'Service militaire' inconnu pour Petrus VAN BRUSSEL. Vérifier la source.</w:t>
       </w:r>
     </w:p>
     <w:p/>
@@ -1089,15 +450,7 @@
               <w:pStyle w:val="Listing"/>
             </w:pPr>
             <w:r>
-              <w:t>&lt;</w:t>
-            </w:r>
-            <w:proofErr w:type="gramStart"/>
-            <w:r>
-              <w:t>tr</w:t>
-            </w:r>
-            <w:proofErr w:type="gramEnd"/>
-            <w:r>
-              <w:t>&gt;</w:t>
+              <w:t>&lt;tr&gt;</w:t>
             </w:r>
           </w:p>
         </w:tc>
@@ -1129,57 +482,7 @@
               <w:pStyle w:val="Listing"/>
             </w:pPr>
             <w:r>
-              <w:t>&lt;</w:t>
-            </w:r>
-            <w:proofErr w:type="gramStart"/>
-            <w:r>
-              <w:t>td</w:t>
-            </w:r>
-            <w:proofErr w:type="gramEnd"/>
-            <w:r>
-              <w:t xml:space="preserve"> </w:t>
-            </w:r>
-            <w:proofErr w:type="spellStart"/>
-            <w:r>
-              <w:t>valign</w:t>
-            </w:r>
-            <w:proofErr w:type="spellEnd"/>
-            <w:r>
-              <w:t>="top" style="white-</w:t>
-            </w:r>
-            <w:proofErr w:type="spellStart"/>
-            <w:proofErr w:type="gramStart"/>
-            <w:r>
-              <w:t>space</w:t>
-            </w:r>
-            <w:proofErr w:type="spellEnd"/>
-            <w:r>
-              <w:t>:</w:t>
-            </w:r>
-            <w:proofErr w:type="gramEnd"/>
-            <w:r>
-              <w:t xml:space="preserve"> </w:t>
-            </w:r>
-            <w:proofErr w:type="spellStart"/>
-            <w:proofErr w:type="gramStart"/>
-            <w:r>
-              <w:t>nowrap</w:t>
-            </w:r>
-            <w:proofErr w:type="spellEnd"/>
-            <w:r>
-              <w:t>;</w:t>
-            </w:r>
-            <w:proofErr w:type="gramEnd"/>
-            <w:r>
-              <w:t xml:space="preserve">" </w:t>
-            </w:r>
-            <w:proofErr w:type="spellStart"/>
-            <w:r>
-              <w:t>width</w:t>
-            </w:r>
-            <w:proofErr w:type="spellEnd"/>
-            <w:r>
-              <w:t>="1"&gt;</w:t>
+              <w:t>&lt;td valign="top" style="white-space: nowrap;" width="1"&gt;</w:t>
             </w:r>
           </w:p>
         </w:tc>
@@ -1211,46 +514,7 @@
               <w:pStyle w:val="Listing"/>
             </w:pPr>
             <w:r>
-              <w:t>&lt;</w:t>
-            </w:r>
-            <w:proofErr w:type="spellStart"/>
-            <w:proofErr w:type="gramStart"/>
-            <w:r>
-              <w:t>span</w:t>
-            </w:r>
-            <w:proofErr w:type="spellEnd"/>
-            <w:proofErr w:type="gramEnd"/>
-            <w:r>
-              <w:t xml:space="preserve"> style="</w:t>
-            </w:r>
-            <w:proofErr w:type="spellStart"/>
-            <w:proofErr w:type="gramStart"/>
-            <w:r>
-              <w:t>float</w:t>
-            </w:r>
-            <w:proofErr w:type="spellEnd"/>
-            <w:r>
-              <w:t>:</w:t>
-            </w:r>
-            <w:proofErr w:type="gramEnd"/>
-            <w:r>
-              <w:t xml:space="preserve"> </w:t>
-            </w:r>
-            <w:proofErr w:type="gramStart"/>
-            <w:r>
-              <w:t>right;</w:t>
-            </w:r>
-            <w:proofErr w:type="gramEnd"/>
-            <w:r>
-              <w:t>" class="show-for-medium-up"&gt;&lt;i&gt;--- :&lt;i&gt;&lt;/</w:t>
-            </w:r>
-            <w:proofErr w:type="spellStart"/>
-            <w:r>
-              <w:t>span</w:t>
-            </w:r>
-            <w:proofErr w:type="spellEnd"/>
-            <w:r>
-              <w:t>&gt;</w:t>
+              <w:t>&lt;span style="float: right;" class="show-for-medium-up"&gt;&lt;i&gt;--- :&lt;i&gt;&lt;/span&gt;</w:t>
             </w:r>
           </w:p>
         </w:tc>
@@ -1314,23 +578,7 @@
               <w:pStyle w:val="Listing"/>
             </w:pPr>
             <w:r>
-              <w:t>&lt;</w:t>
-            </w:r>
-            <w:proofErr w:type="gramStart"/>
-            <w:r>
-              <w:t>td</w:t>
-            </w:r>
-            <w:proofErr w:type="gramEnd"/>
-            <w:r>
-              <w:t xml:space="preserve"> </w:t>
-            </w:r>
-            <w:proofErr w:type="spellStart"/>
-            <w:r>
-              <w:t>valign</w:t>
-            </w:r>
-            <w:proofErr w:type="spellEnd"/>
-            <w:r>
-              <w:t>="top"&gt;</w:t>
+              <w:t>&lt;td valign="top"&gt;</w:t>
             </w:r>
           </w:p>
         </w:tc>
@@ -1362,41 +610,7 @@
               <w:pStyle w:val="Listing"/>
             </w:pPr>
             <w:r>
-              <w:t>&lt;</w:t>
-            </w:r>
-            <w:proofErr w:type="spellStart"/>
-            <w:proofErr w:type="gramStart"/>
-            <w:r>
-              <w:t>span</w:t>
-            </w:r>
-            <w:proofErr w:type="spellEnd"/>
-            <w:proofErr w:type="gramEnd"/>
-            <w:r>
-              <w:t xml:space="preserve"> class="small-12 show-for-</w:t>
-            </w:r>
-            <w:proofErr w:type="spellStart"/>
-            <w:r>
-              <w:t>small</w:t>
-            </w:r>
-            <w:proofErr w:type="spellEnd"/>
-            <w:r>
-              <w:t>-</w:t>
-            </w:r>
-            <w:proofErr w:type="spellStart"/>
-            <w:r>
-              <w:t>only</w:t>
-            </w:r>
-            <w:proofErr w:type="spellEnd"/>
-            <w:r>
-              <w:t>"&gt;&lt;i&gt;--- :&lt;i&gt;&lt;/</w:t>
-            </w:r>
-            <w:proofErr w:type="spellStart"/>
-            <w:r>
-              <w:t>span</w:t>
-            </w:r>
-            <w:proofErr w:type="spellEnd"/>
-            <w:r>
-              <w:t>&gt;</w:t>
+              <w:t>&lt;span class="small-12 show-for-small-only"&gt;&lt;i&gt;--- :&lt;i&gt;&lt;/span&gt;</w:t>
             </w:r>
           </w:p>
         </w:tc>
@@ -1428,25 +642,7 @@
               <w:pStyle w:val="Listing"/>
             </w:pPr>
             <w:r>
-              <w:t>&lt;</w:t>
-            </w:r>
-            <w:proofErr w:type="spellStart"/>
-            <w:proofErr w:type="gramStart"/>
-            <w:r>
-              <w:t>span</w:t>
-            </w:r>
-            <w:proofErr w:type="spellEnd"/>
-            <w:proofErr w:type="gramEnd"/>
-            <w:r>
-              <w:t xml:space="preserve"> class="</w:t>
-            </w:r>
-            <w:proofErr w:type="spellStart"/>
-            <w:r>
-              <w:t>nnom</w:t>
-            </w:r>
-            <w:proofErr w:type="spellEnd"/>
-            <w:r>
-              <w:t>"&gt;</w:t>
+              <w:t>&lt;span class="nnom"&gt;</w:t>
             </w:r>
           </w:p>
         </w:tc>
@@ -1484,15 +680,7 @@
               <w:t>Domicilie</w:t>
             </w:r>
             <w:r>
-              <w:t xml:space="preserve"> &lt;/</w:t>
-            </w:r>
-            <w:proofErr w:type="spellStart"/>
-            <w:r>
-              <w:t>span</w:t>
-            </w:r>
-            <w:proofErr w:type="spellEnd"/>
-            <w:r>
-              <w:t>&gt;</w:t>
+              <w:t xml:space="preserve"> &lt;/span&gt;</w:t>
             </w:r>
           </w:p>
         </w:tc>
@@ -1524,17 +712,7 @@
               <w:pStyle w:val="Listing"/>
             </w:pPr>
             <w:r>
-              <w:t>&lt;</w:t>
-            </w:r>
-            <w:proofErr w:type="spellStart"/>
-            <w:proofErr w:type="gramStart"/>
-            <w:r>
-              <w:t>br</w:t>
-            </w:r>
-            <w:proofErr w:type="spellEnd"/>
-            <w:proofErr w:type="gramEnd"/>
-            <w:r>
-              <w:t>&gt;</w:t>
+              <w:t>&lt;br&gt;</w:t>
             </w:r>
           </w:p>
         </w:tc>
@@ -1566,23 +744,7 @@
               <w:pStyle w:val="Listing"/>
             </w:pPr>
             <w:r>
-              <w:t>&lt;</w:t>
-            </w:r>
-            <w:proofErr w:type="gramStart"/>
-            <w:r>
-              <w:t>div</w:t>
-            </w:r>
-            <w:proofErr w:type="gramEnd"/>
-            <w:r>
-              <w:t xml:space="preserve"> class="</w:t>
-            </w:r>
-            <w:proofErr w:type="spellStart"/>
-            <w:r>
-              <w:t>nnotes</w:t>
-            </w:r>
-            <w:proofErr w:type="spellEnd"/>
-            <w:r>
-              <w:t>"&gt;&lt;p&gt;</w:t>
+              <w:t>&lt;div class="nnotes"&gt;&lt;p&gt;</w:t>
             </w:r>
           </w:p>
         </w:tc>
@@ -1613,21 +775,8 @@
             <w:pPr>
               <w:pStyle w:val="Listing"/>
             </w:pPr>
-            <w:proofErr w:type="spellStart"/>
             <w:r>
-              <w:t>Adres</w:t>
-            </w:r>
-            <w:proofErr w:type="spellEnd"/>
-            <w:r>
-              <w:t>:&lt;</w:t>
-            </w:r>
-            <w:proofErr w:type="spellStart"/>
-            <w:r>
-              <w:t>br</w:t>
-            </w:r>
-            <w:proofErr w:type="spellEnd"/>
-            <w:r>
-              <w:t>&gt;</w:t>
+              <w:t>Adres:&lt;br&gt;</w:t>
             </w:r>
           </w:p>
         </w:tc>
@@ -1658,16 +807,9 @@
             <w:pPr>
               <w:pStyle w:val="Listing"/>
             </w:pPr>
-            <w:proofErr w:type="spellStart"/>
-            <w:proofErr w:type="gramStart"/>
             <w:r>
-              <w:t>Adres</w:t>
+              <w:t>Adres:</w:t>
             </w:r>
-            <w:proofErr w:type="spellEnd"/>
-            <w:r>
-              <w:t>:</w:t>
-            </w:r>
-            <w:proofErr w:type="gramEnd"/>
           </w:p>
         </w:tc>
       </w:tr>
@@ -1794,15 +936,7 @@
               <w:pStyle w:val="Listing"/>
             </w:pPr>
             <w:r>
-              <w:t>&lt;</w:t>
-            </w:r>
-            <w:proofErr w:type="gramStart"/>
-            <w:r>
-              <w:t>tr</w:t>
-            </w:r>
-            <w:proofErr w:type="gramEnd"/>
-            <w:r>
-              <w:t>&gt;</w:t>
+              <w:t>&lt;tr&gt;</w:t>
             </w:r>
           </w:p>
         </w:tc>
@@ -1834,57 +968,7 @@
               <w:pStyle w:val="Listing"/>
             </w:pPr>
             <w:r>
-              <w:t>&lt;</w:t>
-            </w:r>
-            <w:proofErr w:type="gramStart"/>
-            <w:r>
-              <w:t>td</w:t>
-            </w:r>
-            <w:proofErr w:type="gramEnd"/>
-            <w:r>
-              <w:t xml:space="preserve"> </w:t>
-            </w:r>
-            <w:proofErr w:type="spellStart"/>
-            <w:r>
-              <w:t>valign</w:t>
-            </w:r>
-            <w:proofErr w:type="spellEnd"/>
-            <w:r>
-              <w:t>="top" style="white-</w:t>
-            </w:r>
-            <w:proofErr w:type="spellStart"/>
-            <w:proofErr w:type="gramStart"/>
-            <w:r>
-              <w:t>space</w:t>
-            </w:r>
-            <w:proofErr w:type="spellEnd"/>
-            <w:r>
-              <w:t>:</w:t>
-            </w:r>
-            <w:proofErr w:type="gramEnd"/>
-            <w:r>
-              <w:t xml:space="preserve"> </w:t>
-            </w:r>
-            <w:proofErr w:type="spellStart"/>
-            <w:proofErr w:type="gramStart"/>
-            <w:r>
-              <w:t>nowrap</w:t>
-            </w:r>
-            <w:proofErr w:type="spellEnd"/>
-            <w:r>
-              <w:t>;</w:t>
-            </w:r>
-            <w:proofErr w:type="gramEnd"/>
-            <w:r>
-              <w:t xml:space="preserve">" </w:t>
-            </w:r>
-            <w:proofErr w:type="spellStart"/>
-            <w:r>
-              <w:t>width</w:t>
-            </w:r>
-            <w:proofErr w:type="spellEnd"/>
-            <w:r>
-              <w:t>="1"&gt;</w:t>
+              <w:t>&lt;td valign="top" style="white-space: nowrap;" width="1"&gt;</w:t>
             </w:r>
           </w:p>
         </w:tc>
@@ -1916,46 +1000,7 @@
               <w:pStyle w:val="Listing"/>
             </w:pPr>
             <w:r>
-              <w:t>&lt;</w:t>
-            </w:r>
-            <w:proofErr w:type="spellStart"/>
-            <w:proofErr w:type="gramStart"/>
-            <w:r>
-              <w:t>span</w:t>
-            </w:r>
-            <w:proofErr w:type="spellEnd"/>
-            <w:proofErr w:type="gramEnd"/>
-            <w:r>
-              <w:t xml:space="preserve"> style="</w:t>
-            </w:r>
-            <w:proofErr w:type="spellStart"/>
-            <w:proofErr w:type="gramStart"/>
-            <w:r>
-              <w:t>float</w:t>
-            </w:r>
-            <w:proofErr w:type="spellEnd"/>
-            <w:r>
-              <w:t>:</w:t>
-            </w:r>
-            <w:proofErr w:type="gramEnd"/>
-            <w:r>
-              <w:t xml:space="preserve"> </w:t>
-            </w:r>
-            <w:proofErr w:type="gramStart"/>
-            <w:r>
-              <w:t>right;</w:t>
-            </w:r>
-            <w:proofErr w:type="gramEnd"/>
-            <w:r>
-              <w:t>" class="show-for-medium-up"&gt;&lt;i&gt;--- :&lt;i&gt;&lt;/</w:t>
-            </w:r>
-            <w:proofErr w:type="spellStart"/>
-            <w:r>
-              <w:t>span</w:t>
-            </w:r>
-            <w:proofErr w:type="spellEnd"/>
-            <w:r>
-              <w:t>&gt;</w:t>
+              <w:t>&lt;span style="float: right;" class="show-for-medium-up"&gt;&lt;i&gt;--- :&lt;i&gt;&lt;/span&gt;</w:t>
             </w:r>
           </w:p>
         </w:tc>
@@ -2019,23 +1064,7 @@
               <w:pStyle w:val="Listing"/>
             </w:pPr>
             <w:r>
-              <w:t>&lt;</w:t>
-            </w:r>
-            <w:proofErr w:type="gramStart"/>
-            <w:r>
-              <w:t>td</w:t>
-            </w:r>
-            <w:proofErr w:type="gramEnd"/>
-            <w:r>
-              <w:t xml:space="preserve"> </w:t>
-            </w:r>
-            <w:proofErr w:type="spellStart"/>
-            <w:r>
-              <w:t>valign</w:t>
-            </w:r>
-            <w:proofErr w:type="spellEnd"/>
-            <w:r>
-              <w:t>="top"&gt;</w:t>
+              <w:t>&lt;td valign="top"&gt;</w:t>
             </w:r>
           </w:p>
         </w:tc>
@@ -2067,41 +1096,7 @@
               <w:pStyle w:val="Listing"/>
             </w:pPr>
             <w:r>
-              <w:t>&lt;</w:t>
-            </w:r>
-            <w:proofErr w:type="spellStart"/>
-            <w:proofErr w:type="gramStart"/>
-            <w:r>
-              <w:t>span</w:t>
-            </w:r>
-            <w:proofErr w:type="spellEnd"/>
-            <w:proofErr w:type="gramEnd"/>
-            <w:r>
-              <w:t xml:space="preserve"> class="small-12 show-for-</w:t>
-            </w:r>
-            <w:proofErr w:type="spellStart"/>
-            <w:r>
-              <w:t>small</w:t>
-            </w:r>
-            <w:proofErr w:type="spellEnd"/>
-            <w:r>
-              <w:t>-</w:t>
-            </w:r>
-            <w:proofErr w:type="spellStart"/>
-            <w:r>
-              <w:t>only</w:t>
-            </w:r>
-            <w:proofErr w:type="spellEnd"/>
-            <w:r>
-              <w:t>"&gt;&lt;i&gt;--- :&lt;i&gt;&lt;/</w:t>
-            </w:r>
-            <w:proofErr w:type="spellStart"/>
-            <w:r>
-              <w:t>span</w:t>
-            </w:r>
-            <w:proofErr w:type="spellEnd"/>
-            <w:r>
-              <w:t>&gt;</w:t>
+              <w:t>&lt;span class="small-12 show-for-small-only"&gt;&lt;i&gt;--- :&lt;i&gt;&lt;/span&gt;</w:t>
             </w:r>
           </w:p>
         </w:tc>
@@ -2133,25 +1128,7 @@
               <w:pStyle w:val="Listing"/>
             </w:pPr>
             <w:r>
-              <w:t>&lt;</w:t>
-            </w:r>
-            <w:proofErr w:type="spellStart"/>
-            <w:proofErr w:type="gramStart"/>
-            <w:r>
-              <w:t>span</w:t>
-            </w:r>
-            <w:proofErr w:type="spellEnd"/>
-            <w:proofErr w:type="gramEnd"/>
-            <w:r>
-              <w:t xml:space="preserve"> class="</w:t>
-            </w:r>
-            <w:proofErr w:type="spellStart"/>
-            <w:r>
-              <w:t>nnom</w:t>
-            </w:r>
-            <w:proofErr w:type="spellEnd"/>
-            <w:r>
-              <w:t>"&gt;</w:t>
+              <w:t>&lt;span class="nnom"&gt;</w:t>
             </w:r>
           </w:p>
         </w:tc>
@@ -2183,15 +1160,7 @@
               <w:pStyle w:val="Listing"/>
             </w:pPr>
             <w:r>
-              <w:t>Domicilie &lt;/</w:t>
-            </w:r>
-            <w:proofErr w:type="spellStart"/>
-            <w:r>
-              <w:t>span</w:t>
-            </w:r>
-            <w:proofErr w:type="spellEnd"/>
-            <w:r>
-              <w:t>&gt;</w:t>
+              <w:t>Domicilie &lt;/span&gt;</w:t>
             </w:r>
           </w:p>
         </w:tc>
@@ -2223,17 +1192,7 @@
               <w:pStyle w:val="Listing"/>
             </w:pPr>
             <w:r>
-              <w:t>&lt;</w:t>
-            </w:r>
-            <w:proofErr w:type="spellStart"/>
-            <w:proofErr w:type="gramStart"/>
-            <w:r>
-              <w:t>br</w:t>
-            </w:r>
-            <w:proofErr w:type="spellEnd"/>
-            <w:proofErr w:type="gramEnd"/>
-            <w:r>
-              <w:t>&gt;</w:t>
+              <w:t>&lt;br&gt;</w:t>
             </w:r>
           </w:p>
         </w:tc>
@@ -2265,23 +1224,7 @@
               <w:pStyle w:val="Listing"/>
             </w:pPr>
             <w:r>
-              <w:t>&lt;</w:t>
-            </w:r>
-            <w:proofErr w:type="gramStart"/>
-            <w:r>
-              <w:t>div</w:t>
-            </w:r>
-            <w:proofErr w:type="gramEnd"/>
-            <w:r>
-              <w:t xml:space="preserve"> class="</w:t>
-            </w:r>
-            <w:proofErr w:type="spellStart"/>
-            <w:r>
-              <w:t>nnotes</w:t>
-            </w:r>
-            <w:proofErr w:type="spellEnd"/>
-            <w:r>
-              <w:t>"&gt;&lt;p&gt;</w:t>
+              <w:t>&lt;div class="nnotes"&gt;&lt;p&gt;</w:t>
             </w:r>
           </w:p>
         </w:tc>
@@ -2312,21 +1255,8 @@
             <w:pPr>
               <w:pStyle w:val="Listing"/>
             </w:pPr>
-            <w:proofErr w:type="spellStart"/>
             <w:r>
-              <w:t>Adres</w:t>
-            </w:r>
-            <w:proofErr w:type="spellEnd"/>
-            <w:r>
-              <w:t>:&lt;</w:t>
-            </w:r>
-            <w:proofErr w:type="spellStart"/>
-            <w:r>
-              <w:t>br</w:t>
-            </w:r>
-            <w:proofErr w:type="spellEnd"/>
-            <w:r>
-              <w:t>&gt;</w:t>
+              <w:t>Adres:&lt;br&gt;</w:t>
             </w:r>
           </w:p>
         </w:tc>
@@ -2357,16 +1287,9 @@
             <w:pPr>
               <w:pStyle w:val="Listing"/>
             </w:pPr>
-            <w:proofErr w:type="spellStart"/>
-            <w:proofErr w:type="gramStart"/>
             <w:r>
-              <w:t>Adres</w:t>
+              <w:t>Adres:</w:t>
             </w:r>
-            <w:proofErr w:type="spellEnd"/>
-            <w:r>
-              <w:t>:</w:t>
-            </w:r>
-            <w:proofErr w:type="gramEnd"/>
           </w:p>
         </w:tc>
       </w:tr>
@@ -2647,107 +1570,23 @@
       </w:pPr>
       <w:r>
         <w:lastRenderedPageBreak/>
-        <w:t>&lt;</w:t>
-      </w:r>
-      <w:proofErr w:type="gramStart"/>
-      <w:r>
-        <w:t>tr</w:t>
-      </w:r>
-      <w:proofErr w:type="gramEnd"/>
-      <w:r>
-        <w:t>&gt;</w:t>
-      </w:r>
-    </w:p>
-    <w:p>
-      <w:pPr>
-        <w:pStyle w:val="Listing"/>
-      </w:pPr>
-      <w:r>
-        <w:t>&lt;</w:t>
-      </w:r>
-      <w:proofErr w:type="gramStart"/>
-      <w:r>
-        <w:t>td</w:t>
-      </w:r>
-      <w:proofErr w:type="gramEnd"/>
-      <w:r>
-        <w:t xml:space="preserve"> </w:t>
-      </w:r>
-      <w:proofErr w:type="spellStart"/>
-      <w:r>
-        <w:t>valign</w:t>
-      </w:r>
-      <w:proofErr w:type="spellEnd"/>
-      <w:r>
-        <w:t>="top" style="white-</w:t>
-      </w:r>
-      <w:proofErr w:type="spellStart"/>
-      <w:proofErr w:type="gramStart"/>
-      <w:r>
-        <w:t>space</w:t>
-      </w:r>
-      <w:proofErr w:type="spellEnd"/>
-      <w:r>
-        <w:t>:</w:t>
-      </w:r>
-      <w:proofErr w:type="gramEnd"/>
-      <w:r>
-        <w:t xml:space="preserve"> </w:t>
-      </w:r>
-      <w:proofErr w:type="spellStart"/>
-      <w:proofErr w:type="gramStart"/>
-      <w:r>
-        <w:t>nowrap</w:t>
-      </w:r>
-      <w:proofErr w:type="spellEnd"/>
-      <w:r>
-        <w:t>;</w:t>
-      </w:r>
-      <w:proofErr w:type="gramEnd"/>
-      <w:r>
-        <w:t xml:space="preserve">" </w:t>
-      </w:r>
-      <w:proofErr w:type="spellStart"/>
-      <w:r>
-        <w:t>width</w:t>
-      </w:r>
-      <w:proofErr w:type="spellEnd"/>
-      <w:r>
-        <w:t>="1"&gt;</w:t>
-      </w:r>
-    </w:p>
-    <w:p>
-      <w:pPr>
-        <w:pStyle w:val="Listing"/>
-      </w:pPr>
-      <w:r>
-        <w:t>&lt;</w:t>
-      </w:r>
-      <w:proofErr w:type="spellStart"/>
-      <w:proofErr w:type="gramStart"/>
-      <w:r>
-        <w:t>span</w:t>
-      </w:r>
-      <w:proofErr w:type="spellEnd"/>
-      <w:proofErr w:type="gramEnd"/>
-      <w:r>
-        <w:t xml:space="preserve"> class="</w:t>
-      </w:r>
-      <w:proofErr w:type="spellStart"/>
-      <w:r>
-        <w:t>ddate</w:t>
-      </w:r>
-      <w:proofErr w:type="spellEnd"/>
-      <w:r>
-        <w:t xml:space="preserve"> show-for-medium-up"&gt;entre 1700 et 1713 :&lt;/</w:t>
-      </w:r>
-      <w:proofErr w:type="spellStart"/>
-      <w:r>
-        <w:t>span</w:t>
-      </w:r>
-      <w:proofErr w:type="spellEnd"/>
-      <w:r>
-        <w:t>&gt;</w:t>
+        <w:t>&lt;tr&gt;</w:t>
+      </w:r>
+    </w:p>
+    <w:p>
+      <w:pPr>
+        <w:pStyle w:val="Listing"/>
+      </w:pPr>
+      <w:r>
+        <w:t>&lt;td valign="top" style="white-space: nowrap;" width="1"&gt;</w:t>
+      </w:r>
+    </w:p>
+    <w:p>
+      <w:pPr>
+        <w:pStyle w:val="Listing"/>
+      </w:pPr>
+      <w:r>
+        <w:t>&lt;span class="ddate show-for-medium-up"&gt;entre 1700 et 1713 :&lt;/span&gt;</w:t>
       </w:r>
     </w:p>
     <w:p>
@@ -2763,125 +1602,23 @@
         <w:pStyle w:val="Listing"/>
       </w:pPr>
       <w:r>
-        <w:t>&lt;</w:t>
-      </w:r>
-      <w:proofErr w:type="gramStart"/>
-      <w:r>
-        <w:t>td</w:t>
-      </w:r>
-      <w:proofErr w:type="gramEnd"/>
-      <w:r>
-        <w:t xml:space="preserve"> </w:t>
-      </w:r>
-      <w:proofErr w:type="spellStart"/>
-      <w:r>
-        <w:t>valign</w:t>
-      </w:r>
-      <w:proofErr w:type="spellEnd"/>
-      <w:r>
-        <w:t>="top"&gt;</w:t>
-      </w:r>
-    </w:p>
-    <w:p>
-      <w:pPr>
-        <w:pStyle w:val="Listing"/>
-      </w:pPr>
-      <w:r>
-        <w:t>&lt;</w:t>
-      </w:r>
-      <w:proofErr w:type="spellStart"/>
-      <w:proofErr w:type="gramStart"/>
-      <w:r>
-        <w:t>span</w:t>
-      </w:r>
-      <w:proofErr w:type="spellEnd"/>
-      <w:proofErr w:type="gramEnd"/>
-      <w:r>
-        <w:t xml:space="preserve"> class="</w:t>
-      </w:r>
-      <w:proofErr w:type="spellStart"/>
-      <w:r>
-        <w:t>ddate</w:t>
-      </w:r>
-      <w:proofErr w:type="spellEnd"/>
-      <w:r>
-        <w:t xml:space="preserve"> small-12 show-for-</w:t>
-      </w:r>
-      <w:proofErr w:type="spellStart"/>
-      <w:r>
-        <w:t>small</w:t>
-      </w:r>
-      <w:proofErr w:type="spellEnd"/>
-      <w:r>
-        <w:t>-</w:t>
-      </w:r>
-      <w:proofErr w:type="spellStart"/>
-      <w:r>
-        <w:t>only</w:t>
-      </w:r>
-      <w:proofErr w:type="spellEnd"/>
-      <w:r>
-        <w:t>" style="</w:t>
-      </w:r>
-      <w:proofErr w:type="spellStart"/>
-      <w:proofErr w:type="gramStart"/>
-      <w:r>
-        <w:t>float:none</w:t>
-      </w:r>
-      <w:proofErr w:type="spellEnd"/>
-      <w:proofErr w:type="gramEnd"/>
-      <w:r>
-        <w:t>; padding-</w:t>
-      </w:r>
-      <w:proofErr w:type="gramStart"/>
-      <w:r>
-        <w:t>top:</w:t>
-      </w:r>
-      <w:proofErr w:type="gramEnd"/>
-      <w:r>
-        <w:t>5</w:t>
-      </w:r>
-      <w:proofErr w:type="gramStart"/>
-      <w:r>
-        <w:t>px;</w:t>
-      </w:r>
-      <w:proofErr w:type="gramEnd"/>
-      <w:r>
-        <w:t>"&gt;entre 1700 et 1713 :&lt;/</w:t>
-      </w:r>
-      <w:proofErr w:type="spellStart"/>
-      <w:r>
-        <w:t>span</w:t>
-      </w:r>
-      <w:proofErr w:type="spellEnd"/>
-      <w:r>
-        <w:t>&gt;</w:t>
-      </w:r>
-    </w:p>
-    <w:p>
-      <w:pPr>
-        <w:pStyle w:val="Listing"/>
-      </w:pPr>
-      <w:r>
-        <w:t>&lt;</w:t>
-      </w:r>
-      <w:proofErr w:type="spellStart"/>
-      <w:proofErr w:type="gramStart"/>
-      <w:r>
-        <w:t>span</w:t>
-      </w:r>
-      <w:proofErr w:type="spellEnd"/>
-      <w:proofErr w:type="gramEnd"/>
-      <w:r>
-        <w:t xml:space="preserve"> class="</w:t>
-      </w:r>
-      <w:proofErr w:type="spellStart"/>
-      <w:r>
-        <w:t>nnom</w:t>
-      </w:r>
-      <w:proofErr w:type="spellEnd"/>
-      <w:r>
-        <w:t>"&gt;</w:t>
+        <w:t>&lt;td valign="top"&gt;</w:t>
+      </w:r>
+    </w:p>
+    <w:p>
+      <w:pPr>
+        <w:pStyle w:val="Listing"/>
+      </w:pPr>
+      <w:r>
+        <w:t>&lt;span class="ddate small-12 show-for-small-only" style="float:none; padding-top:5px;"&gt;entre 1700 et 1713 :&lt;/span&gt;</w:t>
+      </w:r>
+    </w:p>
+    <w:p>
+      <w:pPr>
+        <w:pStyle w:val="Listing"/>
+      </w:pPr>
+      <w:r>
+        <w:t>&lt;span class="nnom"&gt;</w:t>
       </w:r>
     </w:p>
     <w:p>
@@ -2892,276 +1629,42 @@
         <w:rPr>
           <w:highlight w:val="yellow"/>
         </w:rPr>
-        <w:t xml:space="preserve">Service </w:t>
-      </w:r>
-      <w:proofErr w:type="gramStart"/>
-      <w:r>
-        <w:rPr>
-          <w:highlight w:val="yellow"/>
-        </w:rPr>
-        <w:t>militaire</w:t>
-      </w:r>
-      <w:r>
-        <w:t xml:space="preserve">  -</w:t>
-      </w:r>
-      <w:proofErr w:type="gramEnd"/>
-      <w:r>
-        <w:t xml:space="preserve"> Breda en</w:t>
-      </w:r>
-      <w:proofErr w:type="gramStart"/>
-      <w:r>
-        <w:t xml:space="preserve"> …..?</w:t>
-      </w:r>
-      <w:proofErr w:type="gramEnd"/>
-      <w:r>
-        <w:t xml:space="preserve"> &lt;/</w:t>
-      </w:r>
-      <w:proofErr w:type="spellStart"/>
-      <w:r>
-        <w:t>span</w:t>
-      </w:r>
-      <w:proofErr w:type="spellEnd"/>
-      <w:r>
-        <w:t>&gt;</w:t>
-      </w:r>
-    </w:p>
-    <w:p>
-      <w:pPr>
-        <w:pStyle w:val="Listing"/>
-      </w:pPr>
-      <w:r>
-        <w:t>&lt;</w:t>
-      </w:r>
-      <w:proofErr w:type="spellStart"/>
-      <w:proofErr w:type="gramStart"/>
-      <w:r>
-        <w:t>br</w:t>
-      </w:r>
-      <w:proofErr w:type="spellEnd"/>
-      <w:proofErr w:type="gramEnd"/>
-      <w:r>
-        <w:t>&gt;</w:t>
-      </w:r>
-    </w:p>
-    <w:p>
-      <w:pPr>
-        <w:pStyle w:val="Listing"/>
-      </w:pPr>
-      <w:r>
-        <w:t>&lt;</w:t>
-      </w:r>
-      <w:proofErr w:type="gramStart"/>
-      <w:r>
-        <w:t>div</w:t>
-      </w:r>
-      <w:proofErr w:type="gramEnd"/>
-      <w:r>
-        <w:t xml:space="preserve"> class="</w:t>
-      </w:r>
-      <w:proofErr w:type="spellStart"/>
-      <w:r>
-        <w:t>nnotes</w:t>
-      </w:r>
-      <w:proofErr w:type="spellEnd"/>
-      <w:r>
-        <w:t>"&gt;&lt;p&gt;</w:t>
-      </w:r>
-    </w:p>
-    <w:p>
-      <w:pPr>
-        <w:pStyle w:val="Listing"/>
-      </w:pPr>
-      <w:proofErr w:type="spellStart"/>
-      <w:r>
-        <w:t>Soldaat</w:t>
-      </w:r>
-      <w:proofErr w:type="spellEnd"/>
-      <w:r>
-        <w:t xml:space="preserve"> in het </w:t>
-      </w:r>
-      <w:proofErr w:type="spellStart"/>
-      <w:r>
-        <w:t>infanterieregiment</w:t>
-      </w:r>
-      <w:proofErr w:type="spellEnd"/>
-      <w:r>
-        <w:t xml:space="preserve"> van </w:t>
-      </w:r>
-      <w:proofErr w:type="spellStart"/>
-      <w:r>
-        <w:t>kolonel</w:t>
-      </w:r>
-      <w:proofErr w:type="spellEnd"/>
-      <w:r>
-        <w:t xml:space="preserve"> </w:t>
-      </w:r>
-      <w:proofErr w:type="spellStart"/>
-      <w:r>
-        <w:t>Lindstau</w:t>
-      </w:r>
-      <w:proofErr w:type="spellEnd"/>
-      <w:r>
-        <w:t xml:space="preserve">. </w:t>
-      </w:r>
-      <w:proofErr w:type="spellStart"/>
-      <w:r>
-        <w:t>Waarschijnlijk</w:t>
-      </w:r>
-      <w:proofErr w:type="spellEnd"/>
-      <w:r>
-        <w:t xml:space="preserve"> </w:t>
-      </w:r>
-      <w:proofErr w:type="spellStart"/>
-      <w:r>
-        <w:t>was</w:t>
-      </w:r>
-      <w:proofErr w:type="spellEnd"/>
-      <w:r>
-        <w:t xml:space="preserve"> </w:t>
-      </w:r>
-      <w:proofErr w:type="spellStart"/>
-      <w:r>
-        <w:t>hij</w:t>
-      </w:r>
-      <w:proofErr w:type="spellEnd"/>
-      <w:r>
-        <w:t xml:space="preserve"> </w:t>
-      </w:r>
-      <w:proofErr w:type="spellStart"/>
-      <w:r>
-        <w:t>soldaat</w:t>
-      </w:r>
-      <w:proofErr w:type="spellEnd"/>
-      <w:r>
-        <w:t xml:space="preserve"> in de </w:t>
-      </w:r>
-      <w:proofErr w:type="spellStart"/>
-      <w:r>
-        <w:t>Spaanse</w:t>
-      </w:r>
-      <w:proofErr w:type="spellEnd"/>
-      <w:r>
-        <w:t xml:space="preserve"> </w:t>
-      </w:r>
-      <w:proofErr w:type="spellStart"/>
-      <w:r>
-        <w:t>Successieoorlog</w:t>
-      </w:r>
-      <w:proofErr w:type="spellEnd"/>
-      <w:r>
-        <w:t xml:space="preserve">. Die </w:t>
-      </w:r>
-      <w:proofErr w:type="spellStart"/>
-      <w:r>
-        <w:t>duurde</w:t>
-      </w:r>
-      <w:proofErr w:type="spellEnd"/>
-      <w:r>
-        <w:t xml:space="preserve"> </w:t>
-      </w:r>
-      <w:proofErr w:type="spellStart"/>
-      <w:r>
-        <w:t>tot</w:t>
-      </w:r>
-      <w:proofErr w:type="spellEnd"/>
-      <w:r>
-        <w:t xml:space="preserve"> 1713…</w:t>
-      </w:r>
-    </w:p>
-    <w:p>
-      <w:pPr>
-        <w:pStyle w:val="Listing"/>
-      </w:pPr>
-      <w:r>
-        <w:t xml:space="preserve">Van </w:t>
-      </w:r>
-      <w:proofErr w:type="spellStart"/>
-      <w:r>
-        <w:t>juni</w:t>
-      </w:r>
-      <w:proofErr w:type="spellEnd"/>
-      <w:r>
-        <w:t xml:space="preserve"> 1703 </w:t>
-      </w:r>
-      <w:proofErr w:type="spellStart"/>
-      <w:r>
-        <w:t>tot</w:t>
-      </w:r>
-      <w:proofErr w:type="spellEnd"/>
-      <w:r>
-        <w:t xml:space="preserve"> </w:t>
-      </w:r>
-      <w:proofErr w:type="spellStart"/>
-      <w:r>
-        <w:t>december</w:t>
-      </w:r>
-      <w:proofErr w:type="spellEnd"/>
-      <w:r>
-        <w:t xml:space="preserve"> 1703 </w:t>
-      </w:r>
-      <w:proofErr w:type="spellStart"/>
-      <w:r>
-        <w:t>leverde</w:t>
-      </w:r>
-      <w:proofErr w:type="spellEnd"/>
-      <w:r>
-        <w:t xml:space="preserve"> dit </w:t>
-      </w:r>
-      <w:proofErr w:type="spellStart"/>
-      <w:r>
-        <w:t>regiment</w:t>
-      </w:r>
-      <w:proofErr w:type="spellEnd"/>
-      <w:r>
-        <w:t xml:space="preserve"> </w:t>
-      </w:r>
-      <w:proofErr w:type="spellStart"/>
-      <w:r>
-        <w:t>slag</w:t>
-      </w:r>
-      <w:proofErr w:type="spellEnd"/>
-      <w:r>
-        <w:t xml:space="preserve"> in </w:t>
-      </w:r>
-      <w:proofErr w:type="spellStart"/>
-      <w:r>
-        <w:t>Vlaanderen</w:t>
-      </w:r>
-      <w:proofErr w:type="spellEnd"/>
-      <w:r>
-        <w:t xml:space="preserve"> (</w:t>
-      </w:r>
-      <w:proofErr w:type="spellStart"/>
-      <w:r>
-        <w:t>oa</w:t>
-      </w:r>
-      <w:proofErr w:type="spellEnd"/>
-      <w:r>
-        <w:t xml:space="preserve"> in het </w:t>
-      </w:r>
-      <w:proofErr w:type="spellStart"/>
-      <w:r>
-        <w:t>waasland</w:t>
-      </w:r>
-      <w:proofErr w:type="spellEnd"/>
-      <w:r>
-        <w:t xml:space="preserve">) onder </w:t>
-      </w:r>
-      <w:proofErr w:type="spellStart"/>
-      <w:r>
-        <w:t>leiding</w:t>
-      </w:r>
-      <w:proofErr w:type="spellEnd"/>
-      <w:r>
-        <w:t xml:space="preserve"> van </w:t>
-      </w:r>
-      <w:proofErr w:type="spellStart"/>
-      <w:r>
-        <w:t>generaal</w:t>
-      </w:r>
-      <w:proofErr w:type="spellEnd"/>
-      <w:r>
-        <w:t xml:space="preserve"> Coehoorn.</w:t>
+        <w:t>Service militaire</w:t>
+      </w:r>
+      <w:r>
+        <w:t xml:space="preserve">  - Breda en …..? &lt;/span&gt;</w:t>
+      </w:r>
+    </w:p>
+    <w:p>
+      <w:pPr>
+        <w:pStyle w:val="Listing"/>
+      </w:pPr>
+      <w:r>
+        <w:t>&lt;br&gt;</w:t>
+      </w:r>
+    </w:p>
+    <w:p>
+      <w:pPr>
+        <w:pStyle w:val="Listing"/>
+      </w:pPr>
+      <w:r>
+        <w:t>&lt;div class="nnotes"&gt;&lt;p&gt;</w:t>
+      </w:r>
+    </w:p>
+    <w:p>
+      <w:pPr>
+        <w:pStyle w:val="Listing"/>
+      </w:pPr>
+      <w:r>
+        <w:t>Soldaat in het infanterieregiment van kolonel Lindstau. Waarschijnlijk was hij soldaat in de Spaanse Successieoorlog. Die duurde tot 1713…</w:t>
+      </w:r>
+    </w:p>
+    <w:p>
+      <w:pPr>
+        <w:pStyle w:val="Listing"/>
+      </w:pPr>
+      <w:r>
+        <w:t>Van juni 1703 tot december 1703 leverde dit regiment slag in Vlaanderen (oa in het waasland) onder leiding van generaal Coehoorn.</w:t>
       </w:r>
     </w:p>
     <w:p>
@@ -3275,78 +1778,23 @@
         <w:pStyle w:val="Listing"/>
       </w:pPr>
       <w:r>
-        <w:t>&lt;</w:t>
-      </w:r>
-      <w:proofErr w:type="gramStart"/>
-      <w:r>
-        <w:t>p</w:t>
-      </w:r>
-      <w:proofErr w:type="gramEnd"/>
-      <w:r>
-        <w:t xml:space="preserve"> </w:t>
-      </w:r>
-      <w:proofErr w:type="spellStart"/>
-      <w:r>
-        <w:t>ng</w:t>
-      </w:r>
-      <w:proofErr w:type="spellEnd"/>
-      <w:r>
-        <w:t>-non-</w:t>
-      </w:r>
-      <w:proofErr w:type="spellStart"/>
-      <w:r>
-        <w:t>bindable</w:t>
-      </w:r>
-      <w:proofErr w:type="spellEnd"/>
-      <w:r>
-        <w:t>&gt;</w:t>
-      </w:r>
-    </w:p>
-    <w:p>
-      <w:pPr>
-        <w:pStyle w:val="Listing"/>
-      </w:pPr>
-      <w:r>
-        <w:t>&lt;</w:t>
-      </w:r>
-      <w:proofErr w:type="gramStart"/>
-      <w:r>
-        <w:t>b</w:t>
-      </w:r>
-      <w:proofErr w:type="gramEnd"/>
-      <w:r>
-        <w:t xml:space="preserve">&gt;Union avec Joanna Van </w:t>
-      </w:r>
-      <w:proofErr w:type="spellStart"/>
-      <w:r>
-        <w:t>Doorslaer</w:t>
-      </w:r>
-      <w:proofErr w:type="spellEnd"/>
-      <w:r>
-        <w:t>&lt;/b</w:t>
-      </w:r>
-      <w:proofErr w:type="gramStart"/>
-      <w:r>
-        <w:t>&gt;:</w:t>
-      </w:r>
-      <w:proofErr w:type="gramEnd"/>
-    </w:p>
-    <w:p>
-      <w:pPr>
-        <w:pStyle w:val="Listing"/>
-      </w:pPr>
-      <w:r>
-        <w:t>&lt;</w:t>
-      </w:r>
-      <w:proofErr w:type="spellStart"/>
-      <w:proofErr w:type="gramStart"/>
-      <w:r>
-        <w:t>br</w:t>
-      </w:r>
-      <w:proofErr w:type="spellEnd"/>
-      <w:proofErr w:type="gramEnd"/>
-      <w:r>
-        <w:t>&gt;</w:t>
+        <w:t>&lt;p ng-non-bindable&gt;</w:t>
+      </w:r>
+    </w:p>
+    <w:p>
+      <w:pPr>
+        <w:pStyle w:val="Listing"/>
+      </w:pPr>
+      <w:r>
+        <w:t>&lt;b&gt;Union avec Joanna Van Doorslaer&lt;/b&gt;:</w:t>
+      </w:r>
+    </w:p>
+    <w:p>
+      <w:pPr>
+        <w:pStyle w:val="Listing"/>
+      </w:pPr>
+      <w:r>
+        <w:t>&lt;br&gt;</w:t>
       </w:r>
     </w:p>
     <w:p>
@@ -3355,23 +1803,7 @@
       </w:pPr>
       <w:r>
         <w:lastRenderedPageBreak/>
-        <w:t>&lt;</w:t>
-      </w:r>
-      <w:proofErr w:type="gramStart"/>
-      <w:r>
-        <w:t>a</w:t>
-      </w:r>
-      <w:proofErr w:type="gramEnd"/>
-      <w:r>
-        <w:t xml:space="preserve"> </w:t>
-      </w:r>
-      <w:proofErr w:type="spellStart"/>
-      <w:r>
-        <w:t>name</w:t>
-      </w:r>
-      <w:proofErr w:type="spellEnd"/>
-      <w:r>
-        <w:t>="</w:t>
+        <w:t>&lt;a name="</w:t>
       </w:r>
       <w:r>
         <w:rPr>
@@ -3380,150 +1812,39 @@
         <w:t>note-wed-1</w:t>
       </w:r>
       <w:r>
-        <w:t>"&gt;&lt;/a&gt;</w:t>
-      </w:r>
-      <w:proofErr w:type="spellStart"/>
-      <w:r>
-        <w:t>Getuigen</w:t>
-      </w:r>
-      <w:proofErr w:type="spellEnd"/>
-      <w:r>
-        <w:t xml:space="preserve"> </w:t>
-      </w:r>
-      <w:proofErr w:type="spellStart"/>
-      <w:r>
-        <w:t>huwelijksakte</w:t>
-      </w:r>
-      <w:proofErr w:type="spellEnd"/>
-      <w:r>
-        <w:t>:&lt;</w:t>
-      </w:r>
-      <w:proofErr w:type="spellStart"/>
-      <w:r>
-        <w:t>br</w:t>
-      </w:r>
-      <w:proofErr w:type="spellEnd"/>
-      <w:r>
-        <w:t>&gt; - Egidius Alexander&lt;</w:t>
-      </w:r>
-      <w:proofErr w:type="spellStart"/>
-      <w:r>
-        <w:t>br</w:t>
-      </w:r>
-      <w:proofErr w:type="spellEnd"/>
-      <w:r>
-        <w:t xml:space="preserve">&gt; - </w:t>
-      </w:r>
-      <w:proofErr w:type="spellStart"/>
-      <w:r>
-        <w:t>Livinus</w:t>
-      </w:r>
-      <w:proofErr w:type="spellEnd"/>
-      <w:r>
-        <w:t xml:space="preserve"> Van </w:t>
-      </w:r>
-      <w:proofErr w:type="gramStart"/>
-      <w:r>
-        <w:t>...?&lt;</w:t>
-      </w:r>
-      <w:proofErr w:type="gramEnd"/>
-      <w:r>
-        <w:t>/p&gt;</w:t>
-      </w:r>
-    </w:p>
-    <w:p>
-      <w:pPr>
-        <w:pStyle w:val="Listing"/>
-      </w:pPr>
-      <w:r>
-        <w:t>&lt;</w:t>
-      </w:r>
-      <w:proofErr w:type="gramStart"/>
-      <w:r>
-        <w:t>p</w:t>
-      </w:r>
-      <w:proofErr w:type="gramEnd"/>
-      <w:r>
-        <w:t xml:space="preserve"> </w:t>
-      </w:r>
-      <w:proofErr w:type="spellStart"/>
-      <w:r>
-        <w:t>ng</w:t>
-      </w:r>
-      <w:proofErr w:type="spellEnd"/>
-      <w:r>
-        <w:t>-non-</w:t>
-      </w:r>
-      <w:proofErr w:type="spellStart"/>
-      <w:r>
-        <w:t>bindable</w:t>
-      </w:r>
-      <w:proofErr w:type="spellEnd"/>
-      <w:r>
-        <w:t>&gt;</w:t>
-      </w:r>
-    </w:p>
-    <w:p>
-      <w:pPr>
-        <w:pStyle w:val="Listing"/>
-      </w:pPr>
-      <w:r>
-        <w:t>&lt;</w:t>
-      </w:r>
-      <w:proofErr w:type="gramStart"/>
-      <w:r>
-        <w:t>b</w:t>
-      </w:r>
-      <w:proofErr w:type="gramEnd"/>
-      <w:r>
-        <w:t>&gt;Union avec Andrea Blanckaert&lt;/b</w:t>
-      </w:r>
-      <w:proofErr w:type="gramStart"/>
-      <w:r>
-        <w:t>&gt;:</w:t>
-      </w:r>
-      <w:proofErr w:type="gramEnd"/>
-    </w:p>
-    <w:p>
-      <w:pPr>
-        <w:pStyle w:val="Listing"/>
-      </w:pPr>
-      <w:r>
-        <w:t>&lt;</w:t>
-      </w:r>
-      <w:proofErr w:type="spellStart"/>
-      <w:proofErr w:type="gramStart"/>
-      <w:r>
-        <w:t>br</w:t>
-      </w:r>
-      <w:proofErr w:type="spellEnd"/>
-      <w:proofErr w:type="gramEnd"/>
-      <w:r>
-        <w:t>&gt;</w:t>
-      </w:r>
-    </w:p>
-    <w:p>
-      <w:pPr>
-        <w:pStyle w:val="Listing"/>
-      </w:pPr>
-      <w:r>
-        <w:t>&lt;</w:t>
-      </w:r>
-      <w:proofErr w:type="gramStart"/>
-      <w:r>
-        <w:t>a</w:t>
-      </w:r>
-      <w:proofErr w:type="gramEnd"/>
-      <w:r>
-        <w:t xml:space="preserve"> </w:t>
-      </w:r>
-      <w:proofErr w:type="spellStart"/>
-      <w:r>
-        <w:t>name</w:t>
-      </w:r>
-      <w:proofErr w:type="spellEnd"/>
-      <w:r>
-        <w:t>="</w:t>
+        <w:t>"&gt;&lt;/a&gt;Getuigen huwelijksakte:&lt;br&gt; - Egidius Alexander&lt;br&gt; - Livinus Van ...?&lt;/p&gt;</w:t>
+      </w:r>
+    </w:p>
+    <w:p>
+      <w:pPr>
+        <w:pStyle w:val="Listing"/>
+      </w:pPr>
+      <w:r>
+        <w:t>&lt;p ng-non-bindable&gt;</w:t>
+      </w:r>
+    </w:p>
+    <w:p>
+      <w:pPr>
+        <w:pStyle w:val="Listing"/>
+      </w:pPr>
+      <w:r>
+        <w:t>&lt;b&gt;Union avec Andrea Blanckaert&lt;/b&gt;:</w:t>
+      </w:r>
+    </w:p>
+    <w:p>
+      <w:pPr>
+        <w:pStyle w:val="Listing"/>
+      </w:pPr>
+      <w:r>
+        <w:t>&lt;br&gt;</w:t>
+      </w:r>
+    </w:p>
+    <w:p>
+      <w:pPr>
+        <w:pStyle w:val="Listing"/>
+      </w:pPr>
+      <w:r>
+        <w:t>&lt;a name="</w:t>
       </w:r>
       <w:r>
         <w:rPr>
@@ -3541,81 +1862,15 @@
         <w:t>2</w:t>
       </w:r>
       <w:r>
-        <w:t>"&gt;&lt;/a&gt;</w:t>
-      </w:r>
-      <w:proofErr w:type="spellStart"/>
-      <w:r>
-        <w:t>Getuigen</w:t>
-      </w:r>
-      <w:proofErr w:type="spellEnd"/>
-      <w:r>
-        <w:t xml:space="preserve"> </w:t>
-      </w:r>
-      <w:proofErr w:type="spellStart"/>
-      <w:r>
-        <w:t>huwelijksakte</w:t>
-      </w:r>
-      <w:proofErr w:type="spellEnd"/>
-      <w:r>
-        <w:t>:&lt;</w:t>
-      </w:r>
-      <w:proofErr w:type="spellStart"/>
-      <w:r>
-        <w:t>br</w:t>
-      </w:r>
-      <w:proofErr w:type="spellEnd"/>
-      <w:r>
-        <w:t>&gt; - Egidius Alexander&lt;</w:t>
-      </w:r>
-      <w:proofErr w:type="spellStart"/>
-      <w:r>
-        <w:t>br</w:t>
-      </w:r>
-      <w:proofErr w:type="spellEnd"/>
-      <w:r>
-        <w:t xml:space="preserve">&gt; - </w:t>
-      </w:r>
-      <w:proofErr w:type="spellStart"/>
-      <w:r>
-        <w:t>Livinus</w:t>
-      </w:r>
-      <w:proofErr w:type="spellEnd"/>
-      <w:r>
-        <w:t xml:space="preserve"> Alexander&lt;/p&gt;</w:t>
-      </w:r>
-    </w:p>
-    <w:p>
-      <w:pPr>
-        <w:pStyle w:val="Listing"/>
-      </w:pPr>
-      <w:r>
-        <w:t>&lt;</w:t>
-      </w:r>
-      <w:proofErr w:type="gramStart"/>
-      <w:r>
-        <w:t>p</w:t>
-      </w:r>
-      <w:proofErr w:type="gramEnd"/>
-      <w:r>
-        <w:t xml:space="preserve"> style="</w:t>
-      </w:r>
-      <w:proofErr w:type="spellStart"/>
-      <w:proofErr w:type="gramStart"/>
-      <w:r>
-        <w:t>clear:both</w:t>
-      </w:r>
-      <w:proofErr w:type="spellEnd"/>
-      <w:proofErr w:type="gramEnd"/>
-      <w:r>
-        <w:t xml:space="preserve">; </w:t>
-      </w:r>
-      <w:proofErr w:type="gramStart"/>
-      <w:r>
-        <w:t>margin:0;</w:t>
-      </w:r>
-      <w:proofErr w:type="gramEnd"/>
-      <w:r>
-        <w:t>"&gt;&lt;/p&gt;</w:t>
+        <w:t>"&gt;&lt;/a&gt;Getuigen huwelijksakte:&lt;br&gt; - Egidius Alexander&lt;br&gt; - Livinus Alexander&lt;/p&gt;</w:t>
+      </w:r>
+    </w:p>
+    <w:p>
+      <w:pPr>
+        <w:pStyle w:val="Listing"/>
+      </w:pPr>
+      <w:r>
+        <w:t>&lt;p style="clear:both; margin:0;"&gt;&lt;/p&gt;</w:t>
       </w:r>
     </w:p>
     <w:p/>
@@ -3800,13 +2055,8 @@
           <w:numId w:val="7"/>
         </w:numPr>
       </w:pPr>
-      <w:proofErr w:type="gramStart"/>
-      <w:r>
-        <w:t>notes</w:t>
-      </w:r>
-      <w:proofErr w:type="gramEnd"/>
-      <w:r>
-        <w:t xml:space="preserve"> sur mariages vues comme vides / redondantes</w:t>
+      <w:r>
+        <w:t>notes sur mariages vues comme vides / redondantes</w:t>
       </w:r>
     </w:p>
     <w:p/>
@@ -3815,107 +2065,23 @@
         <w:pStyle w:val="Listing"/>
       </w:pPr>
       <w:r>
-        <w:t>&lt;</w:t>
-      </w:r>
-      <w:proofErr w:type="gramStart"/>
-      <w:r>
-        <w:t>tr</w:t>
-      </w:r>
-      <w:proofErr w:type="gramEnd"/>
-      <w:r>
-        <w:t>&gt;</w:t>
-      </w:r>
-    </w:p>
-    <w:p>
-      <w:pPr>
-        <w:pStyle w:val="Listing"/>
-      </w:pPr>
-      <w:r>
-        <w:t>&lt;</w:t>
-      </w:r>
-      <w:proofErr w:type="gramStart"/>
-      <w:r>
-        <w:t>td</w:t>
-      </w:r>
-      <w:proofErr w:type="gramEnd"/>
-      <w:r>
-        <w:t xml:space="preserve"> </w:t>
-      </w:r>
-      <w:proofErr w:type="spellStart"/>
-      <w:r>
-        <w:t>valign</w:t>
-      </w:r>
-      <w:proofErr w:type="spellEnd"/>
-      <w:r>
-        <w:t>="top" style="white-</w:t>
-      </w:r>
-      <w:proofErr w:type="spellStart"/>
-      <w:proofErr w:type="gramStart"/>
-      <w:r>
-        <w:t>space</w:t>
-      </w:r>
-      <w:proofErr w:type="spellEnd"/>
-      <w:r>
-        <w:t>:</w:t>
-      </w:r>
-      <w:proofErr w:type="gramEnd"/>
-      <w:r>
-        <w:t xml:space="preserve"> </w:t>
-      </w:r>
-      <w:proofErr w:type="spellStart"/>
-      <w:proofErr w:type="gramStart"/>
-      <w:r>
-        <w:t>nowrap</w:t>
-      </w:r>
-      <w:proofErr w:type="spellEnd"/>
-      <w:r>
-        <w:t>;</w:t>
-      </w:r>
-      <w:proofErr w:type="gramEnd"/>
-      <w:r>
-        <w:t xml:space="preserve">" </w:t>
-      </w:r>
-      <w:proofErr w:type="spellStart"/>
-      <w:r>
-        <w:t>width</w:t>
-      </w:r>
-      <w:proofErr w:type="spellEnd"/>
-      <w:r>
-        <w:t>="1"&gt;</w:t>
-      </w:r>
-    </w:p>
-    <w:p>
-      <w:pPr>
-        <w:pStyle w:val="Listing"/>
-      </w:pPr>
-      <w:r>
-        <w:t>&lt;</w:t>
-      </w:r>
-      <w:proofErr w:type="spellStart"/>
-      <w:proofErr w:type="gramStart"/>
-      <w:r>
-        <w:t>span</w:t>
-      </w:r>
-      <w:proofErr w:type="spellEnd"/>
-      <w:proofErr w:type="gramEnd"/>
-      <w:r>
-        <w:t xml:space="preserve"> class="</w:t>
-      </w:r>
-      <w:proofErr w:type="spellStart"/>
-      <w:r>
-        <w:t>ddate</w:t>
-      </w:r>
-      <w:proofErr w:type="spellEnd"/>
-      <w:r>
-        <w:t xml:space="preserve"> show-for-medium-up"&gt;8 janvier 1717 :&lt;/</w:t>
-      </w:r>
-      <w:proofErr w:type="spellStart"/>
-      <w:r>
-        <w:t>span</w:t>
-      </w:r>
-      <w:proofErr w:type="spellEnd"/>
-      <w:r>
-        <w:t>&gt;</w:t>
+        <w:t>&lt;tr&gt;</w:t>
+      </w:r>
+    </w:p>
+    <w:p>
+      <w:pPr>
+        <w:pStyle w:val="Listing"/>
+      </w:pPr>
+      <w:r>
+        <w:t>&lt;td valign="top" style="white-space: nowrap;" width="1"&gt;</w:t>
+      </w:r>
+    </w:p>
+    <w:p>
+      <w:pPr>
+        <w:pStyle w:val="Listing"/>
+      </w:pPr>
+      <w:r>
+        <w:t>&lt;span class="ddate show-for-medium-up"&gt;8 janvier 1717 :&lt;/span&gt;</w:t>
       </w:r>
     </w:p>
     <w:p>
@@ -3931,489 +2097,95 @@
         <w:pStyle w:val="Listing"/>
       </w:pPr>
       <w:r>
-        <w:t>&lt;</w:t>
-      </w:r>
-      <w:proofErr w:type="gramStart"/>
-      <w:r>
-        <w:t>td</w:t>
-      </w:r>
-      <w:proofErr w:type="gramEnd"/>
-      <w:r>
-        <w:t xml:space="preserve"> </w:t>
-      </w:r>
-      <w:proofErr w:type="spellStart"/>
-      <w:r>
-        <w:t>valign</w:t>
-      </w:r>
-      <w:proofErr w:type="spellEnd"/>
-      <w:r>
-        <w:t>="top"&gt;</w:t>
-      </w:r>
-    </w:p>
-    <w:p>
-      <w:pPr>
-        <w:pStyle w:val="Listing"/>
-      </w:pPr>
-      <w:r>
-        <w:t>&lt;</w:t>
-      </w:r>
-      <w:proofErr w:type="spellStart"/>
-      <w:proofErr w:type="gramStart"/>
-      <w:r>
-        <w:t>span</w:t>
-      </w:r>
-      <w:proofErr w:type="spellEnd"/>
-      <w:proofErr w:type="gramEnd"/>
-      <w:r>
-        <w:t xml:space="preserve"> class="</w:t>
-      </w:r>
-      <w:proofErr w:type="spellStart"/>
-      <w:r>
-        <w:t>ddate</w:t>
-      </w:r>
-      <w:proofErr w:type="spellEnd"/>
-      <w:r>
-        <w:t xml:space="preserve"> small-12 show-for-</w:t>
-      </w:r>
-      <w:proofErr w:type="spellStart"/>
-      <w:r>
-        <w:t>small</w:t>
-      </w:r>
-      <w:proofErr w:type="spellEnd"/>
-      <w:r>
-        <w:t>-</w:t>
-      </w:r>
-      <w:proofErr w:type="spellStart"/>
-      <w:r>
-        <w:t>only</w:t>
-      </w:r>
-      <w:proofErr w:type="spellEnd"/>
-      <w:r>
-        <w:t>" style="</w:t>
-      </w:r>
-      <w:proofErr w:type="spellStart"/>
-      <w:proofErr w:type="gramStart"/>
-      <w:r>
-        <w:t>float:none</w:t>
-      </w:r>
-      <w:proofErr w:type="spellEnd"/>
-      <w:proofErr w:type="gramEnd"/>
-      <w:r>
-        <w:t>; padding-</w:t>
-      </w:r>
-      <w:proofErr w:type="gramStart"/>
-      <w:r>
-        <w:t>top:</w:t>
-      </w:r>
-      <w:proofErr w:type="gramEnd"/>
-      <w:r>
-        <w:t>5</w:t>
-      </w:r>
-      <w:proofErr w:type="gramStart"/>
-      <w:r>
-        <w:t>px;</w:t>
-      </w:r>
-      <w:proofErr w:type="gramEnd"/>
-      <w:r>
-        <w:t>"&gt;8 janvier 1717 :&lt;/</w:t>
-      </w:r>
-      <w:proofErr w:type="spellStart"/>
-      <w:r>
-        <w:t>span</w:t>
-      </w:r>
-      <w:proofErr w:type="spellEnd"/>
-      <w:r>
-        <w:t>&gt;</w:t>
-      </w:r>
-    </w:p>
-    <w:p>
-      <w:pPr>
-        <w:pStyle w:val="Listing"/>
-      </w:pPr>
-      <w:r>
-        <w:t>&lt;</w:t>
-      </w:r>
-      <w:proofErr w:type="spellStart"/>
-      <w:proofErr w:type="gramStart"/>
-      <w:r>
-        <w:t>span</w:t>
-      </w:r>
-      <w:proofErr w:type="spellEnd"/>
-      <w:proofErr w:type="gramEnd"/>
-      <w:r>
-        <w:t xml:space="preserve"> class="</w:t>
-      </w:r>
-      <w:proofErr w:type="spellStart"/>
-      <w:r>
-        <w:t>nnom</w:t>
-      </w:r>
-      <w:proofErr w:type="spellEnd"/>
-      <w:r>
-        <w:t>"&gt;</w:t>
-      </w:r>
-    </w:p>
-    <w:p>
-      <w:pPr>
-        <w:pStyle w:val="Listing"/>
-      </w:pPr>
-      <w:proofErr w:type="gramStart"/>
-      <w:r>
-        <w:t>Naissance  -</w:t>
-      </w:r>
-      <w:proofErr w:type="gramEnd"/>
-      <w:r>
-        <w:t xml:space="preserve"> </w:t>
-      </w:r>
-      <w:proofErr w:type="spellStart"/>
-      <w:r>
-        <w:t>Zeveneken</w:t>
-      </w:r>
-      <w:proofErr w:type="spellEnd"/>
-      <w:r>
-        <w:t xml:space="preserve"> &lt;/</w:t>
-      </w:r>
-      <w:proofErr w:type="spellStart"/>
-      <w:r>
-        <w:t>span</w:t>
-      </w:r>
-      <w:proofErr w:type="spellEnd"/>
-      <w:r>
-        <w:t>&gt;</w:t>
-      </w:r>
-    </w:p>
-    <w:p>
-      <w:pPr>
-        <w:pStyle w:val="Listing"/>
-      </w:pPr>
-      <w:r>
-        <w:t>&lt;</w:t>
-      </w:r>
-      <w:proofErr w:type="spellStart"/>
-      <w:proofErr w:type="gramStart"/>
-      <w:r>
-        <w:t>br</w:t>
-      </w:r>
-      <w:proofErr w:type="spellEnd"/>
-      <w:proofErr w:type="gramEnd"/>
-      <w:r>
-        <w:t>&gt;</w:t>
-      </w:r>
-    </w:p>
-    <w:p>
-      <w:pPr>
-        <w:pStyle w:val="Listing"/>
-      </w:pPr>
-      <w:r>
-        <w:t>&lt;</w:t>
-      </w:r>
-      <w:proofErr w:type="gramStart"/>
-      <w:r>
-        <w:t>p</w:t>
-      </w:r>
-      <w:proofErr w:type="gramEnd"/>
-      <w:r>
-        <w:t xml:space="preserve"> class="</w:t>
-      </w:r>
-      <w:proofErr w:type="spellStart"/>
-      <w:r>
-        <w:t>ttemoins</w:t>
-      </w:r>
-      <w:proofErr w:type="spellEnd"/>
-      <w:r>
-        <w:t>" style="</w:t>
-      </w:r>
-      <w:proofErr w:type="gramStart"/>
-      <w:r>
-        <w:t>margin:0;</w:t>
-      </w:r>
-      <w:proofErr w:type="gramEnd"/>
-      <w:r>
-        <w:t>"&gt;</w:t>
-      </w:r>
-    </w:p>
-    <w:p>
-      <w:pPr>
-        <w:pStyle w:val="Listing"/>
-      </w:pPr>
-      <w:r>
-        <w:t>&lt;</w:t>
-      </w:r>
-      <w:proofErr w:type="spellStart"/>
-      <w:proofErr w:type="gramStart"/>
-      <w:r>
-        <w:t>span</w:t>
-      </w:r>
-      <w:proofErr w:type="spellEnd"/>
-      <w:proofErr w:type="gramEnd"/>
-      <w:r>
-        <w:t xml:space="preserve"> class="titre"&gt;Autre :&lt;/</w:t>
-      </w:r>
-      <w:proofErr w:type="spellStart"/>
-      <w:r>
-        <w:t>span</w:t>
-      </w:r>
-      <w:proofErr w:type="spellEnd"/>
-      <w:r>
-        <w:t>&gt;</w:t>
-      </w:r>
-    </w:p>
-    <w:p>
-      <w:pPr>
-        <w:pStyle w:val="Listing"/>
-      </w:pPr>
-      <w:r>
-        <w:t>&lt;</w:t>
-      </w:r>
-      <w:proofErr w:type="gramStart"/>
-      <w:r>
-        <w:t>a  href</w:t>
-      </w:r>
-      <w:proofErr w:type="gramEnd"/>
-      <w:r>
-        <w:t>="jvo</w:t>
-      </w:r>
-      <w:proofErr w:type="gramStart"/>
-      <w:r>
-        <w:t>2506?</w:t>
-      </w:r>
-      <w:proofErr w:type="gramEnd"/>
-      <w:r>
-        <w:t>lang=</w:t>
-      </w:r>
-      <w:proofErr w:type="spellStart"/>
-      <w:r>
-        <w:t>fr&amp;iz</w:t>
-      </w:r>
-      <w:proofErr w:type="spellEnd"/>
-      <w:r>
-        <w:t xml:space="preserve">=12&amp;i=2142"&gt;Andreas Van </w:t>
-      </w:r>
-      <w:proofErr w:type="spellStart"/>
-      <w:r>
-        <w:t>Waervelde</w:t>
-      </w:r>
-      <w:proofErr w:type="spellEnd"/>
-      <w:r>
-        <w:t>&lt;/a&gt;, &lt;</w:t>
-      </w:r>
-      <w:proofErr w:type="spellStart"/>
-      <w:r>
-        <w:t>span</w:t>
-      </w:r>
-      <w:proofErr w:type="spellEnd"/>
-      <w:r>
-        <w:t xml:space="preserve"> class="</w:t>
-      </w:r>
-      <w:proofErr w:type="spellStart"/>
-      <w:r>
-        <w:t>nnotes</w:t>
-      </w:r>
-      <w:proofErr w:type="spellEnd"/>
-      <w:r>
-        <w:t>"&gt;</w:t>
-      </w:r>
-      <w:proofErr w:type="spellStart"/>
-      <w:r>
-        <w:t>Dooppeter</w:t>
-      </w:r>
-      <w:proofErr w:type="spellEnd"/>
-      <w:r>
-        <w:t>&lt;/</w:t>
-      </w:r>
-      <w:proofErr w:type="spellStart"/>
-      <w:r>
-        <w:t>span</w:t>
-      </w:r>
-      <w:proofErr w:type="spellEnd"/>
-      <w:r>
-        <w:t>&gt;</w:t>
-      </w:r>
-    </w:p>
-    <w:p>
-      <w:pPr>
-        <w:pStyle w:val="Listing"/>
-      </w:pPr>
-      <w:r>
-        <w:t>&lt;</w:t>
-      </w:r>
-      <w:proofErr w:type="spellStart"/>
-      <w:proofErr w:type="gramStart"/>
-      <w:r>
-        <w:t>br</w:t>
-      </w:r>
-      <w:proofErr w:type="spellEnd"/>
-      <w:proofErr w:type="gramEnd"/>
-      <w:r>
-        <w:t>&gt;</w:t>
-      </w:r>
-    </w:p>
-    <w:p>
-      <w:pPr>
-        <w:pStyle w:val="Listing"/>
-      </w:pPr>
-      <w:r>
-        <w:t>&lt;</w:t>
-      </w:r>
-      <w:proofErr w:type="spellStart"/>
-      <w:proofErr w:type="gramStart"/>
-      <w:r>
-        <w:t>span</w:t>
-      </w:r>
-      <w:proofErr w:type="spellEnd"/>
-      <w:proofErr w:type="gramEnd"/>
-      <w:r>
-        <w:t xml:space="preserve"> class="titre"&gt;Autre :&lt;/</w:t>
-      </w:r>
-      <w:proofErr w:type="spellStart"/>
-      <w:r>
-        <w:t>span</w:t>
-      </w:r>
-      <w:proofErr w:type="spellEnd"/>
-      <w:r>
-        <w:t>&gt;</w:t>
-      </w:r>
-    </w:p>
-    <w:p>
-      <w:pPr>
-        <w:pStyle w:val="Listing"/>
-      </w:pPr>
-      <w:r>
-        <w:t>&lt;</w:t>
-      </w:r>
-      <w:proofErr w:type="gramStart"/>
-      <w:r>
-        <w:t>a  href</w:t>
-      </w:r>
-      <w:proofErr w:type="gramEnd"/>
-      <w:r>
-        <w:t>="jvo</w:t>
-      </w:r>
-      <w:proofErr w:type="gramStart"/>
-      <w:r>
-        <w:t>2506?</w:t>
-      </w:r>
-      <w:proofErr w:type="gramEnd"/>
-      <w:r>
-        <w:t>lang=</w:t>
-      </w:r>
-      <w:proofErr w:type="spellStart"/>
-      <w:r>
-        <w:t>fr&amp;iz</w:t>
-      </w:r>
-      <w:proofErr w:type="spellEnd"/>
-      <w:r>
-        <w:t>=12&amp;p=</w:t>
-      </w:r>
-      <w:proofErr w:type="spellStart"/>
-      <w:r>
-        <w:t>joanna&amp;n</w:t>
-      </w:r>
-      <w:proofErr w:type="spellEnd"/>
-      <w:r>
-        <w:t>=</w:t>
-      </w:r>
-      <w:proofErr w:type="spellStart"/>
-      <w:r>
-        <w:t>buijse</w:t>
-      </w:r>
-      <w:proofErr w:type="spellEnd"/>
-      <w:r>
-        <w:t xml:space="preserve">"&gt;Joanna </w:t>
-      </w:r>
-      <w:proofErr w:type="spellStart"/>
-      <w:r>
-        <w:t>Buijse</w:t>
-      </w:r>
-      <w:proofErr w:type="spellEnd"/>
-      <w:r>
-        <w:t>&lt;/a</w:t>
-      </w:r>
-      <w:proofErr w:type="gramStart"/>
-      <w:r>
-        <w:t>&gt;,  &lt;</w:t>
-      </w:r>
-      <w:proofErr w:type="spellStart"/>
-      <w:proofErr w:type="gramEnd"/>
-      <w:r>
-        <w:t>bdo</w:t>
-      </w:r>
-      <w:proofErr w:type="spellEnd"/>
-      <w:r>
-        <w:t xml:space="preserve"> </w:t>
-      </w:r>
-      <w:proofErr w:type="spellStart"/>
-      <w:r>
-        <w:t>dir</w:t>
-      </w:r>
-      <w:proofErr w:type="spellEnd"/>
-      <w:r>
-        <w:t>="</w:t>
-      </w:r>
-      <w:proofErr w:type="spellStart"/>
-      <w:r>
-        <w:t>ltr</w:t>
-      </w:r>
-      <w:proofErr w:type="spellEnd"/>
-      <w:r>
-        <w:t>"&gt;/1697&lt;/</w:t>
-      </w:r>
-      <w:proofErr w:type="spellStart"/>
-      <w:r>
-        <w:t>bdo</w:t>
-      </w:r>
-      <w:proofErr w:type="spellEnd"/>
-      <w:r>
-        <w:t>&gt;, &lt;</w:t>
-      </w:r>
-      <w:proofErr w:type="spellStart"/>
-      <w:r>
-        <w:t>span</w:t>
-      </w:r>
-      <w:proofErr w:type="spellEnd"/>
-      <w:r>
-        <w:t xml:space="preserve"> class="</w:t>
-      </w:r>
-      <w:proofErr w:type="spellStart"/>
-      <w:r>
-        <w:t>nnotes</w:t>
-      </w:r>
-      <w:proofErr w:type="spellEnd"/>
-      <w:r>
-        <w:t>"&gt;</w:t>
-      </w:r>
-      <w:proofErr w:type="spellStart"/>
-      <w:r>
-        <w:t>Doopmeter</w:t>
-      </w:r>
-      <w:proofErr w:type="spellEnd"/>
-      <w:r>
-        <w:t>&lt;/</w:t>
-      </w:r>
-      <w:proofErr w:type="spellStart"/>
-      <w:r>
-        <w:t>span</w:t>
-      </w:r>
-      <w:proofErr w:type="spellEnd"/>
-      <w:r>
-        <w:t>&gt;</w:t>
-      </w:r>
-    </w:p>
-    <w:p>
-      <w:pPr>
-        <w:pStyle w:val="Listing"/>
-      </w:pPr>
-      <w:r>
-        <w:t>&lt;</w:t>
-      </w:r>
-      <w:proofErr w:type="spellStart"/>
-      <w:proofErr w:type="gramStart"/>
-      <w:r>
-        <w:t>br</w:t>
-      </w:r>
-      <w:proofErr w:type="spellEnd"/>
-      <w:proofErr w:type="gramEnd"/>
-      <w:r>
-        <w:t>&gt;</w:t>
+        <w:t>&lt;td valign="top"&gt;</w:t>
+      </w:r>
+    </w:p>
+    <w:p>
+      <w:pPr>
+        <w:pStyle w:val="Listing"/>
+      </w:pPr>
+      <w:r>
+        <w:t>&lt;span class="ddate small-12 show-for-small-only" style="float:none; padding-top:5px;"&gt;8 janvier 1717 :&lt;/span&gt;</w:t>
+      </w:r>
+    </w:p>
+    <w:p>
+      <w:pPr>
+        <w:pStyle w:val="Listing"/>
+      </w:pPr>
+      <w:r>
+        <w:t>&lt;span class="nnom"&gt;</w:t>
+      </w:r>
+    </w:p>
+    <w:p>
+      <w:pPr>
+        <w:pStyle w:val="Listing"/>
+      </w:pPr>
+      <w:r>
+        <w:t>Naissance  - Zeveneken &lt;/span&gt;</w:t>
+      </w:r>
+    </w:p>
+    <w:p>
+      <w:pPr>
+        <w:pStyle w:val="Listing"/>
+      </w:pPr>
+      <w:r>
+        <w:t>&lt;br&gt;</w:t>
+      </w:r>
+    </w:p>
+    <w:p>
+      <w:pPr>
+        <w:pStyle w:val="Listing"/>
+      </w:pPr>
+      <w:r>
+        <w:t>&lt;p class="ttemoins" style="margin:0;"&gt;</w:t>
+      </w:r>
+    </w:p>
+    <w:p>
+      <w:pPr>
+        <w:pStyle w:val="Listing"/>
+      </w:pPr>
+      <w:r>
+        <w:t>&lt;span class="titre"&gt;Autre :&lt;/span&gt;</w:t>
+      </w:r>
+    </w:p>
+    <w:p>
+      <w:pPr>
+        <w:pStyle w:val="Listing"/>
+      </w:pPr>
+      <w:r>
+        <w:t>&lt;a  href="jvo2506?lang=fr&amp;iz=12&amp;i=2142"&gt;Andreas Van Waervelde&lt;/a&gt;, &lt;span class="nnotes"&gt;Dooppeter&lt;/span&gt;</w:t>
+      </w:r>
+    </w:p>
+    <w:p>
+      <w:pPr>
+        <w:pStyle w:val="Listing"/>
+      </w:pPr>
+      <w:r>
+        <w:t>&lt;br&gt;</w:t>
+      </w:r>
+    </w:p>
+    <w:p>
+      <w:pPr>
+        <w:pStyle w:val="Listing"/>
+      </w:pPr>
+      <w:r>
+        <w:t>&lt;span class="titre"&gt;Autre :&lt;/span&gt;</w:t>
+      </w:r>
+    </w:p>
+    <w:p>
+      <w:pPr>
+        <w:pStyle w:val="Listing"/>
+      </w:pPr>
+      <w:r>
+        <w:t>&lt;a  href="jvo2506?lang=fr&amp;iz=12&amp;p=joanna&amp;n=buijse"&gt;Joanna Buijse&lt;/a&gt;,  &lt;bdo dir="ltr"&gt;/1697&lt;/bdo&gt;, &lt;span class="nnotes"&gt;Doopmeter&lt;/span&gt;</w:t>
+      </w:r>
+    </w:p>
+    <w:p>
+      <w:pPr>
+        <w:pStyle w:val="Listing"/>
+      </w:pPr>
+      <w:r>
+        <w:t>&lt;br&gt;</w:t>
       </w:r>
     </w:p>
     <w:p>
@@ -4448,116 +2220,32 @@
         <w:rPr>
           <w:highlight w:val="cyan"/>
         </w:rPr>
+        <w:t>&lt;tr&gt;</w:t>
+      </w:r>
+    </w:p>
+    <w:p>
+      <w:pPr>
+        <w:pStyle w:val="Listing"/>
+      </w:pPr>
+      <w:r>
         <w:t>&lt;</w:t>
       </w:r>
-      <w:proofErr w:type="gramStart"/>
-      <w:r>
-        <w:rPr>
-          <w:highlight w:val="cyan"/>
-        </w:rPr>
-        <w:t>tr</w:t>
-      </w:r>
-      <w:proofErr w:type="gramEnd"/>
-      <w:r>
-        <w:rPr>
-          <w:highlight w:val="cyan"/>
-        </w:rPr>
-        <w:t>&gt;</w:t>
-      </w:r>
-    </w:p>
-    <w:p>
-      <w:pPr>
-        <w:pStyle w:val="Listing"/>
-      </w:pPr>
-      <w:r>
-        <w:t>&lt;</w:t>
-      </w:r>
-      <w:proofErr w:type="gramStart"/>
       <w:r>
         <w:rPr>
           <w:highlight w:val="magenta"/>
         </w:rPr>
         <w:t>td</w:t>
       </w:r>
-      <w:proofErr w:type="gramEnd"/>
-      <w:r>
-        <w:t xml:space="preserve"> </w:t>
-      </w:r>
-      <w:proofErr w:type="spellStart"/>
-      <w:r>
-        <w:t>valign</w:t>
-      </w:r>
-      <w:proofErr w:type="spellEnd"/>
-      <w:r>
-        <w:t>="top" style="white-</w:t>
-      </w:r>
-      <w:proofErr w:type="spellStart"/>
-      <w:proofErr w:type="gramStart"/>
-      <w:r>
-        <w:t>space</w:t>
-      </w:r>
-      <w:proofErr w:type="spellEnd"/>
-      <w:r>
-        <w:t>:</w:t>
-      </w:r>
-      <w:proofErr w:type="gramEnd"/>
-      <w:r>
-        <w:t xml:space="preserve"> </w:t>
-      </w:r>
-      <w:proofErr w:type="spellStart"/>
-      <w:proofErr w:type="gramStart"/>
-      <w:r>
-        <w:t>nowrap</w:t>
-      </w:r>
-      <w:proofErr w:type="spellEnd"/>
-      <w:r>
-        <w:t>;</w:t>
-      </w:r>
-      <w:proofErr w:type="gramEnd"/>
-      <w:r>
-        <w:t xml:space="preserve">" </w:t>
-      </w:r>
-      <w:proofErr w:type="spellStart"/>
-      <w:r>
-        <w:t>width</w:t>
-      </w:r>
-      <w:proofErr w:type="spellEnd"/>
-      <w:r>
-        <w:t>="1"&gt;</w:t>
-      </w:r>
-    </w:p>
-    <w:p>
-      <w:pPr>
-        <w:pStyle w:val="Listing"/>
-      </w:pPr>
-      <w:r>
-        <w:t>&lt;</w:t>
-      </w:r>
-      <w:proofErr w:type="spellStart"/>
-      <w:proofErr w:type="gramStart"/>
-      <w:r>
-        <w:t>span</w:t>
-      </w:r>
-      <w:proofErr w:type="spellEnd"/>
-      <w:proofErr w:type="gramEnd"/>
-      <w:r>
-        <w:t xml:space="preserve"> class="</w:t>
-      </w:r>
-      <w:proofErr w:type="spellStart"/>
-      <w:r>
-        <w:t>ddate</w:t>
-      </w:r>
-      <w:proofErr w:type="spellEnd"/>
-      <w:r>
-        <w:t xml:space="preserve"> show-for-medium-up"&gt;9 septembre 1742 :&lt;/</w:t>
-      </w:r>
-      <w:proofErr w:type="spellStart"/>
-      <w:r>
-        <w:t>span</w:t>
-      </w:r>
-      <w:proofErr w:type="spellEnd"/>
-      <w:r>
-        <w:t>&gt;</w:t>
+      <w:r>
+        <w:t xml:space="preserve"> valign="top" style="white-space: nowrap;" width="1"&gt;</w:t>
+      </w:r>
+    </w:p>
+    <w:p>
+      <w:pPr>
+        <w:pStyle w:val="Listing"/>
+      </w:pPr>
+      <w:r>
+        <w:t>&lt;span class="ddate show-for-medium-up"&gt;9 septembre 1742 :&lt;/span&gt;</w:t>
       </w:r>
     </w:p>
     <w:p>
@@ -4584,126 +2272,30 @@
       <w:r>
         <w:t>&lt;</w:t>
       </w:r>
-      <w:proofErr w:type="gramStart"/>
       <w:r>
         <w:rPr>
           <w:highlight w:val="magenta"/>
         </w:rPr>
         <w:t>td</w:t>
       </w:r>
-      <w:proofErr w:type="gramEnd"/>
-      <w:r>
-        <w:t xml:space="preserve"> </w:t>
-      </w:r>
-      <w:proofErr w:type="spellStart"/>
-      <w:r>
-        <w:t>valign</w:t>
-      </w:r>
-      <w:proofErr w:type="spellEnd"/>
-      <w:r>
-        <w:t>="top"&gt;</w:t>
-      </w:r>
-    </w:p>
-    <w:p>
-      <w:pPr>
-        <w:pStyle w:val="Listing"/>
-      </w:pPr>
-      <w:r>
-        <w:t>&lt;</w:t>
-      </w:r>
-      <w:proofErr w:type="spellStart"/>
-      <w:proofErr w:type="gramStart"/>
-      <w:r>
-        <w:t>span</w:t>
-      </w:r>
-      <w:proofErr w:type="spellEnd"/>
-      <w:proofErr w:type="gramEnd"/>
-      <w:r>
-        <w:t xml:space="preserve"> class="</w:t>
-      </w:r>
-      <w:proofErr w:type="spellStart"/>
-      <w:r>
-        <w:t>ddate</w:t>
-      </w:r>
-      <w:proofErr w:type="spellEnd"/>
-      <w:r>
-        <w:t xml:space="preserve"> small-12 show-for-</w:t>
-      </w:r>
-      <w:proofErr w:type="spellStart"/>
-      <w:r>
-        <w:t>small</w:t>
-      </w:r>
-      <w:proofErr w:type="spellEnd"/>
-      <w:r>
-        <w:t>-</w:t>
-      </w:r>
-      <w:proofErr w:type="spellStart"/>
-      <w:r>
-        <w:t>only</w:t>
-      </w:r>
-      <w:proofErr w:type="spellEnd"/>
-      <w:r>
-        <w:t>" style="</w:t>
-      </w:r>
-      <w:proofErr w:type="spellStart"/>
-      <w:proofErr w:type="gramStart"/>
-      <w:r>
-        <w:t>float:none</w:t>
-      </w:r>
-      <w:proofErr w:type="spellEnd"/>
-      <w:proofErr w:type="gramEnd"/>
-      <w:r>
-        <w:t>; padding-</w:t>
-      </w:r>
-      <w:proofErr w:type="gramStart"/>
-      <w:r>
-        <w:t>top:</w:t>
-      </w:r>
-      <w:proofErr w:type="gramEnd"/>
-      <w:r>
-        <w:t>5</w:t>
-      </w:r>
-      <w:proofErr w:type="gramStart"/>
-      <w:r>
-        <w:t>px;</w:t>
-      </w:r>
-      <w:proofErr w:type="gramEnd"/>
-      <w:r>
-        <w:t>"&gt;9 septembre 1742 :&lt;/</w:t>
-      </w:r>
-      <w:proofErr w:type="spellStart"/>
-      <w:r>
-        <w:t>span</w:t>
-      </w:r>
-      <w:proofErr w:type="spellEnd"/>
-      <w:r>
-        <w:t>&gt;</w:t>
-      </w:r>
-    </w:p>
-    <w:p>
-      <w:pPr>
-        <w:pStyle w:val="Listing"/>
-      </w:pPr>
-      <w:r>
-        <w:t>&lt;</w:t>
-      </w:r>
-      <w:proofErr w:type="spellStart"/>
-      <w:proofErr w:type="gramStart"/>
-      <w:r>
-        <w:t>span</w:t>
-      </w:r>
-      <w:proofErr w:type="spellEnd"/>
-      <w:proofErr w:type="gramEnd"/>
-      <w:r>
-        <w:t xml:space="preserve"> class="</w:t>
-      </w:r>
-      <w:proofErr w:type="spellStart"/>
-      <w:r>
-        <w:t>nnom</w:t>
-      </w:r>
-      <w:proofErr w:type="spellEnd"/>
-      <w:r>
-        <w:t>"&gt;</w:t>
+      <w:r>
+        <w:t xml:space="preserve"> valign="top"&gt;</w:t>
+      </w:r>
+    </w:p>
+    <w:p>
+      <w:pPr>
+        <w:pStyle w:val="Listing"/>
+      </w:pPr>
+      <w:r>
+        <w:t>&lt;span class="ddate small-12 show-for-small-only" style="float:none; padding-top:5px;"&gt;9 septembre 1742 :&lt;/span&gt;</w:t>
+      </w:r>
+    </w:p>
+    <w:p>
+      <w:pPr>
+        <w:pStyle w:val="Listing"/>
+      </w:pPr>
+      <w:r>
+        <w:t>&lt;span class="nnom"&gt;</w:t>
       </w:r>
     </w:p>
     <w:p>
@@ -4714,49 +2306,7 @@
         <w:rPr>
           <w:highlight w:val="yellow"/>
         </w:rPr>
-        <w:t xml:space="preserve">Mariage (avec Joanna Maria Van de </w:t>
-      </w:r>
-      <w:proofErr w:type="spellStart"/>
-      <w:r>
-        <w:rPr>
-          <w:highlight w:val="yellow"/>
-        </w:rPr>
-        <w:t>Suyvel</w:t>
-      </w:r>
-      <w:proofErr w:type="spellEnd"/>
-      <w:r>
-        <w:rPr>
-          <w:highlight w:val="yellow"/>
-        </w:rPr>
-        <w:t xml:space="preserve">) - </w:t>
-      </w:r>
-      <w:proofErr w:type="spellStart"/>
-      <w:r>
-        <w:rPr>
-          <w:highlight w:val="yellow"/>
-        </w:rPr>
-        <w:t>Sinaai</w:t>
-      </w:r>
-      <w:proofErr w:type="spellEnd"/>
-      <w:r>
-        <w:rPr>
-          <w:highlight w:val="yellow"/>
-        </w:rPr>
-        <w:t xml:space="preserve"> &lt;/</w:t>
-      </w:r>
-      <w:proofErr w:type="spellStart"/>
-      <w:r>
-        <w:rPr>
-          <w:highlight w:val="yellow"/>
-        </w:rPr>
-        <w:t>span</w:t>
-      </w:r>
-      <w:proofErr w:type="spellEnd"/>
-      <w:r>
-        <w:rPr>
-          <w:highlight w:val="yellow"/>
-        </w:rPr>
-        <w:t>&gt;</w:t>
+        <w:t>Mariage (avec Joanna Maria Van de Suyvel) - Sinaai &lt;/span&gt;</w:t>
       </w:r>
     </w:p>
     <w:p>
@@ -4770,23 +2320,21 @@
         <w:rPr>
           <w:highlight w:val="green"/>
         </w:rPr>
-        <w:t>&lt;</w:t>
-      </w:r>
-      <w:proofErr w:type="spellStart"/>
-      <w:proofErr w:type="gramStart"/>
-      <w:r>
+        <w:t>&lt;br&gt;</w:t>
+      </w:r>
+    </w:p>
+    <w:p>
+      <w:pPr>
+        <w:pStyle w:val="Listing"/>
         <w:rPr>
           <w:highlight w:val="green"/>
         </w:rPr>
-        <w:t>br</w:t>
-      </w:r>
-      <w:proofErr w:type="spellEnd"/>
-      <w:proofErr w:type="gramEnd"/>
+      </w:pPr>
       <w:r>
         <w:rPr>
           <w:highlight w:val="green"/>
         </w:rPr>
-        <w:t>&gt;</w:t>
+        <w:t>&lt;p class="ttemoins" style="margin:0;"&gt;</w:t>
       </w:r>
     </w:p>
     <w:p>
@@ -4800,221 +2348,35 @@
         <w:rPr>
           <w:highlight w:val="green"/>
         </w:rPr>
-        <w:t>&lt;</w:t>
-      </w:r>
-      <w:proofErr w:type="gramStart"/>
-      <w:r>
+        <w:t>&lt;span class="titre"&gt;Témoin :&lt;/span&gt;</w:t>
+      </w:r>
+    </w:p>
+    <w:p>
+      <w:pPr>
+        <w:pStyle w:val="Listing"/>
         <w:rPr>
           <w:highlight w:val="green"/>
         </w:rPr>
-        <w:t>p</w:t>
-      </w:r>
-      <w:proofErr w:type="gramEnd"/>
+      </w:pPr>
       <w:r>
         <w:rPr>
           <w:highlight w:val="green"/>
         </w:rPr>
-        <w:t xml:space="preserve"> class="</w:t>
-      </w:r>
-      <w:proofErr w:type="spellStart"/>
-      <w:r>
+        <w:t>&lt;a  href="jvo2506?lang=fr&amp;iz=12&amp;i=1552"&gt;Petrus Wuytack&lt;/a&gt;&lt;br&gt;</w:t>
+      </w:r>
+    </w:p>
+    <w:p>
+      <w:pPr>
+        <w:pStyle w:val="Listing"/>
         <w:rPr>
           <w:highlight w:val="green"/>
         </w:rPr>
-        <w:t>ttemoins</w:t>
-      </w:r>
-      <w:proofErr w:type="spellEnd"/>
+      </w:pPr>
       <w:r>
         <w:rPr>
           <w:highlight w:val="green"/>
         </w:rPr>
-        <w:t>" style="</w:t>
-      </w:r>
-      <w:proofErr w:type="gramStart"/>
-      <w:r>
-        <w:rPr>
-          <w:highlight w:val="green"/>
-        </w:rPr>
-        <w:t>margin:0;</w:t>
-      </w:r>
-      <w:proofErr w:type="gramEnd"/>
-      <w:r>
-        <w:rPr>
-          <w:highlight w:val="green"/>
-        </w:rPr>
-        <w:t>"&gt;</w:t>
-      </w:r>
-    </w:p>
-    <w:p>
-      <w:pPr>
-        <w:pStyle w:val="Listing"/>
-        <w:rPr>
-          <w:highlight w:val="green"/>
-        </w:rPr>
-      </w:pPr>
-      <w:r>
-        <w:rPr>
-          <w:highlight w:val="green"/>
-        </w:rPr>
-        <w:t>&lt;</w:t>
-      </w:r>
-      <w:proofErr w:type="spellStart"/>
-      <w:proofErr w:type="gramStart"/>
-      <w:r>
-        <w:rPr>
-          <w:highlight w:val="green"/>
-        </w:rPr>
-        <w:t>span</w:t>
-      </w:r>
-      <w:proofErr w:type="spellEnd"/>
-      <w:proofErr w:type="gramEnd"/>
-      <w:r>
-        <w:rPr>
-          <w:highlight w:val="green"/>
-        </w:rPr>
-        <w:t xml:space="preserve"> class="titre"&gt;Témoin :&lt;/</w:t>
-      </w:r>
-      <w:proofErr w:type="spellStart"/>
-      <w:r>
-        <w:rPr>
-          <w:highlight w:val="green"/>
-        </w:rPr>
-        <w:t>span</w:t>
-      </w:r>
-      <w:proofErr w:type="spellEnd"/>
-      <w:r>
-        <w:rPr>
-          <w:highlight w:val="green"/>
-        </w:rPr>
-        <w:t>&gt;</w:t>
-      </w:r>
-    </w:p>
-    <w:p>
-      <w:pPr>
-        <w:pStyle w:val="Listing"/>
-        <w:rPr>
-          <w:highlight w:val="green"/>
-        </w:rPr>
-      </w:pPr>
-      <w:r>
-        <w:rPr>
-          <w:highlight w:val="green"/>
-        </w:rPr>
-        <w:t>&lt;</w:t>
-      </w:r>
-      <w:proofErr w:type="gramStart"/>
-      <w:r>
-        <w:rPr>
-          <w:highlight w:val="green"/>
-        </w:rPr>
-        <w:t>a  href</w:t>
-      </w:r>
-      <w:proofErr w:type="gramEnd"/>
-      <w:r>
-        <w:rPr>
-          <w:highlight w:val="green"/>
-        </w:rPr>
-        <w:t>="jvo</w:t>
-      </w:r>
-      <w:proofErr w:type="gramStart"/>
-      <w:r>
-        <w:rPr>
-          <w:highlight w:val="green"/>
-        </w:rPr>
-        <w:t>2506?</w:t>
-      </w:r>
-      <w:proofErr w:type="gramEnd"/>
-      <w:r>
-        <w:rPr>
-          <w:highlight w:val="green"/>
-        </w:rPr>
-        <w:t>lang=</w:t>
-      </w:r>
-      <w:proofErr w:type="spellStart"/>
-      <w:r>
-        <w:rPr>
-          <w:highlight w:val="green"/>
-        </w:rPr>
-        <w:t>fr&amp;iz</w:t>
-      </w:r>
-      <w:proofErr w:type="spellEnd"/>
-      <w:r>
-        <w:rPr>
-          <w:highlight w:val="green"/>
-        </w:rPr>
-        <w:t xml:space="preserve">=12&amp;i=1552"&gt;Petrus </w:t>
-      </w:r>
-      <w:proofErr w:type="spellStart"/>
-      <w:r>
-        <w:rPr>
-          <w:highlight w:val="green"/>
-        </w:rPr>
-        <w:t>Wuytack</w:t>
-      </w:r>
-      <w:proofErr w:type="spellEnd"/>
-      <w:r>
-        <w:rPr>
-          <w:highlight w:val="green"/>
-        </w:rPr>
-        <w:t>&lt;/a&gt;&lt;</w:t>
-      </w:r>
-      <w:proofErr w:type="spellStart"/>
-      <w:r>
-        <w:rPr>
-          <w:highlight w:val="green"/>
-        </w:rPr>
-        <w:t>br</w:t>
-      </w:r>
-      <w:proofErr w:type="spellEnd"/>
-      <w:r>
-        <w:rPr>
-          <w:highlight w:val="green"/>
-        </w:rPr>
-        <w:t>&gt;</w:t>
-      </w:r>
-    </w:p>
-    <w:p>
-      <w:pPr>
-        <w:pStyle w:val="Listing"/>
-        <w:rPr>
-          <w:highlight w:val="green"/>
-        </w:rPr>
-      </w:pPr>
-      <w:r>
-        <w:rPr>
-          <w:highlight w:val="green"/>
-        </w:rPr>
-        <w:t>&lt;</w:t>
-      </w:r>
-      <w:proofErr w:type="spellStart"/>
-      <w:proofErr w:type="gramStart"/>
-      <w:r>
-        <w:rPr>
-          <w:highlight w:val="green"/>
-        </w:rPr>
-        <w:t>span</w:t>
-      </w:r>
-      <w:proofErr w:type="spellEnd"/>
-      <w:proofErr w:type="gramEnd"/>
-      <w:r>
-        <w:rPr>
-          <w:highlight w:val="green"/>
-        </w:rPr>
-        <w:t xml:space="preserve"> class="titre"&gt;Témoin :&lt;/</w:t>
-      </w:r>
-      <w:proofErr w:type="spellStart"/>
-      <w:r>
-        <w:rPr>
-          <w:highlight w:val="green"/>
-        </w:rPr>
-        <w:t>span</w:t>
-      </w:r>
-      <w:proofErr w:type="spellEnd"/>
-      <w:r>
-        <w:rPr>
-          <w:highlight w:val="green"/>
-        </w:rPr>
-        <w:t>&gt;</w:t>
+        <w:t>&lt;span class="titre"&gt;Témoin :&lt;/span&gt;</w:t>
       </w:r>
     </w:p>
     <w:p>
@@ -5029,77 +2391,7 @@
           <w:highlight w:val="green"/>
         </w:rPr>
         <w:lastRenderedPageBreak/>
-        <w:t>&lt;</w:t>
-      </w:r>
-      <w:proofErr w:type="gramStart"/>
-      <w:r>
-        <w:rPr>
-          <w:highlight w:val="green"/>
-        </w:rPr>
-        <w:t>a  href</w:t>
-      </w:r>
-      <w:proofErr w:type="gramEnd"/>
-      <w:r>
-        <w:rPr>
-          <w:highlight w:val="green"/>
-        </w:rPr>
-        <w:t>="jvo</w:t>
-      </w:r>
-      <w:proofErr w:type="gramStart"/>
-      <w:r>
-        <w:rPr>
-          <w:highlight w:val="green"/>
-        </w:rPr>
-        <w:t>2506?</w:t>
-      </w:r>
-      <w:proofErr w:type="gramEnd"/>
-      <w:r>
-        <w:rPr>
-          <w:highlight w:val="green"/>
-        </w:rPr>
-        <w:t>lang=</w:t>
-      </w:r>
-      <w:proofErr w:type="spellStart"/>
-      <w:r>
-        <w:rPr>
-          <w:highlight w:val="green"/>
-        </w:rPr>
-        <w:t>fr&amp;iz</w:t>
-      </w:r>
-      <w:proofErr w:type="spellEnd"/>
-      <w:r>
-        <w:rPr>
-          <w:highlight w:val="green"/>
-        </w:rPr>
-        <w:t xml:space="preserve">=12&amp;i=1553"&gt;Joannes Van </w:t>
-      </w:r>
-      <w:proofErr w:type="spellStart"/>
-      <w:r>
-        <w:rPr>
-          <w:highlight w:val="green"/>
-        </w:rPr>
-        <w:t>Waelevelde</w:t>
-      </w:r>
-      <w:proofErr w:type="spellEnd"/>
-      <w:r>
-        <w:rPr>
-          <w:highlight w:val="green"/>
-        </w:rPr>
-        <w:t>&lt;/a&gt;&lt;</w:t>
-      </w:r>
-      <w:proofErr w:type="spellStart"/>
-      <w:r>
-        <w:rPr>
-          <w:highlight w:val="green"/>
-        </w:rPr>
-        <w:t>br</w:t>
-      </w:r>
-      <w:proofErr w:type="spellEnd"/>
-      <w:r>
-        <w:rPr>
-          <w:highlight w:val="green"/>
-        </w:rPr>
-        <w:t>&gt;</w:t>
+        <w:t>&lt;a  href="jvo2506?lang=fr&amp;iz=12&amp;i=1553"&gt;Joannes Van Waelevelde&lt;/a&gt;&lt;br&gt;</w:t>
       </w:r>
     </w:p>
     <w:p>
@@ -5146,107 +2438,23 @@
         <w:pStyle w:val="Listing"/>
       </w:pPr>
       <w:r>
-        <w:t>&lt;</w:t>
-      </w:r>
-      <w:proofErr w:type="gramStart"/>
-      <w:r>
-        <w:t>tr</w:t>
-      </w:r>
-      <w:proofErr w:type="gramEnd"/>
-      <w:r>
-        <w:t>&gt;</w:t>
-      </w:r>
-    </w:p>
-    <w:p>
-      <w:pPr>
-        <w:pStyle w:val="Listing"/>
-      </w:pPr>
-      <w:r>
-        <w:t>&lt;</w:t>
-      </w:r>
-      <w:proofErr w:type="gramStart"/>
-      <w:r>
-        <w:t>td</w:t>
-      </w:r>
-      <w:proofErr w:type="gramEnd"/>
-      <w:r>
-        <w:t xml:space="preserve"> </w:t>
-      </w:r>
-      <w:proofErr w:type="spellStart"/>
-      <w:r>
-        <w:t>valign</w:t>
-      </w:r>
-      <w:proofErr w:type="spellEnd"/>
-      <w:r>
-        <w:t>="top" style="white-</w:t>
-      </w:r>
-      <w:proofErr w:type="spellStart"/>
-      <w:proofErr w:type="gramStart"/>
-      <w:r>
-        <w:t>space</w:t>
-      </w:r>
-      <w:proofErr w:type="spellEnd"/>
-      <w:r>
-        <w:t>:</w:t>
-      </w:r>
-      <w:proofErr w:type="gramEnd"/>
-      <w:r>
-        <w:t xml:space="preserve"> </w:t>
-      </w:r>
-      <w:proofErr w:type="spellStart"/>
-      <w:proofErr w:type="gramStart"/>
-      <w:r>
-        <w:t>nowrap</w:t>
-      </w:r>
-      <w:proofErr w:type="spellEnd"/>
-      <w:r>
-        <w:t>;</w:t>
-      </w:r>
-      <w:proofErr w:type="gramEnd"/>
-      <w:r>
-        <w:t xml:space="preserve">" </w:t>
-      </w:r>
-      <w:proofErr w:type="spellStart"/>
-      <w:r>
-        <w:t>width</w:t>
-      </w:r>
-      <w:proofErr w:type="spellEnd"/>
-      <w:r>
-        <w:t>="1"&gt;</w:t>
-      </w:r>
-    </w:p>
-    <w:p>
-      <w:pPr>
-        <w:pStyle w:val="Listing"/>
-      </w:pPr>
-      <w:r>
-        <w:t>&lt;</w:t>
-      </w:r>
-      <w:proofErr w:type="spellStart"/>
-      <w:proofErr w:type="gramStart"/>
-      <w:r>
-        <w:t>span</w:t>
-      </w:r>
-      <w:proofErr w:type="spellEnd"/>
-      <w:proofErr w:type="gramEnd"/>
-      <w:r>
-        <w:t xml:space="preserve"> class="</w:t>
-      </w:r>
-      <w:proofErr w:type="spellStart"/>
-      <w:r>
-        <w:t>ddate</w:t>
-      </w:r>
-      <w:proofErr w:type="spellEnd"/>
-      <w:r>
-        <w:t xml:space="preserve"> show-for-medium-up"&gt;24 septembre 1748 :&lt;/</w:t>
-      </w:r>
-      <w:proofErr w:type="spellStart"/>
-      <w:r>
-        <w:t>span</w:t>
-      </w:r>
-      <w:proofErr w:type="spellEnd"/>
-      <w:r>
-        <w:t>&gt;</w:t>
+        <w:t>&lt;tr&gt;</w:t>
+      </w:r>
+    </w:p>
+    <w:p>
+      <w:pPr>
+        <w:pStyle w:val="Listing"/>
+      </w:pPr>
+      <w:r>
+        <w:t>&lt;td valign="top" style="white-space: nowrap;" width="1"&gt;</w:t>
+      </w:r>
+    </w:p>
+    <w:p>
+      <w:pPr>
+        <w:pStyle w:val="Listing"/>
+      </w:pPr>
+      <w:r>
+        <w:t>&lt;span class="ddate show-for-medium-up"&gt;24 septembre 1748 :&lt;/span&gt;</w:t>
       </w:r>
     </w:p>
     <w:p>
@@ -5262,125 +2470,23 @@
         <w:pStyle w:val="Listing"/>
       </w:pPr>
       <w:r>
-        <w:t>&lt;</w:t>
-      </w:r>
-      <w:proofErr w:type="gramStart"/>
-      <w:r>
-        <w:t>td</w:t>
-      </w:r>
-      <w:proofErr w:type="gramEnd"/>
-      <w:r>
-        <w:t xml:space="preserve"> </w:t>
-      </w:r>
-      <w:proofErr w:type="spellStart"/>
-      <w:r>
-        <w:t>valign</w:t>
-      </w:r>
-      <w:proofErr w:type="spellEnd"/>
-      <w:r>
-        <w:t>="top"&gt;</w:t>
-      </w:r>
-    </w:p>
-    <w:p>
-      <w:pPr>
-        <w:pStyle w:val="Listing"/>
-      </w:pPr>
-      <w:r>
-        <w:t>&lt;</w:t>
-      </w:r>
-      <w:proofErr w:type="spellStart"/>
-      <w:proofErr w:type="gramStart"/>
-      <w:r>
-        <w:t>span</w:t>
-      </w:r>
-      <w:proofErr w:type="spellEnd"/>
-      <w:proofErr w:type="gramEnd"/>
-      <w:r>
-        <w:t xml:space="preserve"> class="</w:t>
-      </w:r>
-      <w:proofErr w:type="spellStart"/>
-      <w:r>
-        <w:t>ddate</w:t>
-      </w:r>
-      <w:proofErr w:type="spellEnd"/>
-      <w:r>
-        <w:t xml:space="preserve"> small-12 show-for-</w:t>
-      </w:r>
-      <w:proofErr w:type="spellStart"/>
-      <w:r>
-        <w:t>small</w:t>
-      </w:r>
-      <w:proofErr w:type="spellEnd"/>
-      <w:r>
-        <w:t>-</w:t>
-      </w:r>
-      <w:proofErr w:type="spellStart"/>
-      <w:r>
-        <w:t>only</w:t>
-      </w:r>
-      <w:proofErr w:type="spellEnd"/>
-      <w:r>
-        <w:t>" style="</w:t>
-      </w:r>
-      <w:proofErr w:type="spellStart"/>
-      <w:proofErr w:type="gramStart"/>
-      <w:r>
-        <w:t>float:none</w:t>
-      </w:r>
-      <w:proofErr w:type="spellEnd"/>
-      <w:proofErr w:type="gramEnd"/>
-      <w:r>
-        <w:t>; padding-</w:t>
-      </w:r>
-      <w:proofErr w:type="gramStart"/>
-      <w:r>
-        <w:t>top:</w:t>
-      </w:r>
-      <w:proofErr w:type="gramEnd"/>
-      <w:r>
-        <w:t>5</w:t>
-      </w:r>
-      <w:proofErr w:type="gramStart"/>
-      <w:r>
-        <w:t>px;</w:t>
-      </w:r>
-      <w:proofErr w:type="gramEnd"/>
-      <w:r>
-        <w:t>"&gt;24 septembre 1748 :&lt;/</w:t>
-      </w:r>
-      <w:proofErr w:type="spellStart"/>
-      <w:r>
-        <w:t>span</w:t>
-      </w:r>
-      <w:proofErr w:type="spellEnd"/>
-      <w:r>
-        <w:t>&gt;</w:t>
-      </w:r>
-    </w:p>
-    <w:p>
-      <w:pPr>
-        <w:pStyle w:val="Listing"/>
-      </w:pPr>
-      <w:r>
-        <w:t>&lt;</w:t>
-      </w:r>
-      <w:proofErr w:type="spellStart"/>
-      <w:proofErr w:type="gramStart"/>
-      <w:r>
-        <w:t>span</w:t>
-      </w:r>
-      <w:proofErr w:type="spellEnd"/>
-      <w:proofErr w:type="gramEnd"/>
-      <w:r>
-        <w:t xml:space="preserve"> class="</w:t>
-      </w:r>
-      <w:proofErr w:type="spellStart"/>
-      <w:r>
-        <w:t>nnom</w:t>
-      </w:r>
-      <w:proofErr w:type="spellEnd"/>
-      <w:r>
-        <w:t>"&gt;</w:t>
+        <w:t>&lt;td valign="top"&gt;</w:t>
+      </w:r>
+    </w:p>
+    <w:p>
+      <w:pPr>
+        <w:pStyle w:val="Listing"/>
+      </w:pPr>
+      <w:r>
+        <w:t>&lt;span class="ddate small-12 show-for-small-only" style="float:none; padding-top:5px;"&gt;24 septembre 1748 :&lt;/span&gt;</w:t>
+      </w:r>
+    </w:p>
+    <w:p>
+      <w:pPr>
+        <w:pStyle w:val="Listing"/>
+      </w:pPr>
+      <w:r>
+        <w:t>&lt;span class="nnom"&gt;</w:t>
       </w:r>
     </w:p>
     <w:p>
@@ -5391,358 +2497,63 @@
         <w:rPr>
           <w:highlight w:val="yellow"/>
         </w:rPr>
-        <w:t xml:space="preserve">Mariage (avec Maria </w:t>
-      </w:r>
-      <w:proofErr w:type="spellStart"/>
-      <w:r>
-        <w:rPr>
-          <w:highlight w:val="yellow"/>
-        </w:rPr>
-        <w:t>Jacoba</w:t>
-      </w:r>
-      <w:proofErr w:type="spellEnd"/>
-      <w:r>
-        <w:rPr>
-          <w:highlight w:val="yellow"/>
-        </w:rPr>
-        <w:t xml:space="preserve"> </w:t>
-      </w:r>
-      <w:proofErr w:type="spellStart"/>
-      <w:r>
-        <w:rPr>
-          <w:highlight w:val="yellow"/>
-        </w:rPr>
-        <w:t>Erseke</w:t>
-      </w:r>
-      <w:proofErr w:type="spellEnd"/>
-      <w:r>
-        <w:rPr>
-          <w:highlight w:val="yellow"/>
-        </w:rPr>
-        <w:t>) - Moerbeke-Waas &lt;/</w:t>
-      </w:r>
-      <w:proofErr w:type="spellStart"/>
-      <w:r>
-        <w:rPr>
-          <w:highlight w:val="yellow"/>
-        </w:rPr>
-        <w:t>span</w:t>
-      </w:r>
-      <w:proofErr w:type="spellEnd"/>
-      <w:r>
-        <w:rPr>
-          <w:highlight w:val="yellow"/>
-        </w:rPr>
-        <w:t>&gt;</w:t>
-      </w:r>
-    </w:p>
-    <w:p>
-      <w:pPr>
-        <w:pStyle w:val="Listing"/>
-      </w:pPr>
-      <w:r>
-        <w:t>&lt;</w:t>
-      </w:r>
-      <w:proofErr w:type="spellStart"/>
-      <w:proofErr w:type="gramStart"/>
-      <w:r>
-        <w:t>br</w:t>
-      </w:r>
-      <w:proofErr w:type="spellEnd"/>
-      <w:proofErr w:type="gramEnd"/>
-      <w:r>
-        <w:t>&gt;</w:t>
-      </w:r>
-    </w:p>
-    <w:p>
-      <w:pPr>
-        <w:pStyle w:val="Listing"/>
-      </w:pPr>
-      <w:r>
-        <w:t>&lt;</w:t>
-      </w:r>
-      <w:proofErr w:type="gramStart"/>
-      <w:r>
-        <w:t>p</w:t>
-      </w:r>
-      <w:proofErr w:type="gramEnd"/>
-      <w:r>
-        <w:t xml:space="preserve"> class="</w:t>
-      </w:r>
-      <w:proofErr w:type="spellStart"/>
-      <w:r>
-        <w:t>ttemoins</w:t>
-      </w:r>
-      <w:proofErr w:type="spellEnd"/>
-      <w:r>
-        <w:t>" style="</w:t>
-      </w:r>
-      <w:proofErr w:type="gramStart"/>
-      <w:r>
-        <w:t>margin:0;</w:t>
-      </w:r>
-      <w:proofErr w:type="gramEnd"/>
-      <w:r>
-        <w:t>"&gt;</w:t>
-      </w:r>
-    </w:p>
-    <w:p>
-      <w:pPr>
-        <w:pStyle w:val="Listing"/>
-      </w:pPr>
-      <w:r>
-        <w:t>&lt;</w:t>
-      </w:r>
-      <w:proofErr w:type="spellStart"/>
-      <w:proofErr w:type="gramStart"/>
-      <w:r>
-        <w:t>span</w:t>
-      </w:r>
-      <w:proofErr w:type="spellEnd"/>
-      <w:proofErr w:type="gramEnd"/>
-      <w:r>
-        <w:t xml:space="preserve"> class="titre"&gt;Témoin :&lt;/</w:t>
-      </w:r>
-      <w:proofErr w:type="spellStart"/>
-      <w:r>
-        <w:t>span</w:t>
-      </w:r>
-      <w:proofErr w:type="spellEnd"/>
-      <w:r>
-        <w:t>&gt;</w:t>
-      </w:r>
-    </w:p>
-    <w:p>
-      <w:pPr>
-        <w:pStyle w:val="Listing"/>
-      </w:pPr>
-      <w:r>
-        <w:t>&lt;</w:t>
-      </w:r>
-      <w:proofErr w:type="gramStart"/>
-      <w:r>
-        <w:t>a  href</w:t>
-      </w:r>
-      <w:proofErr w:type="gramEnd"/>
-      <w:r>
-        <w:t>="jvo</w:t>
-      </w:r>
-      <w:proofErr w:type="gramStart"/>
-      <w:r>
-        <w:t>2506?</w:t>
-      </w:r>
-      <w:proofErr w:type="gramEnd"/>
-      <w:r>
-        <w:t>lang=</w:t>
-      </w:r>
-      <w:proofErr w:type="spellStart"/>
-      <w:r>
-        <w:t>fr&amp;iz</w:t>
-      </w:r>
-      <w:proofErr w:type="spellEnd"/>
-      <w:r>
-        <w:t>=12&amp;p=</w:t>
-      </w:r>
-      <w:proofErr w:type="spellStart"/>
-      <w:r>
-        <w:t>jacobus&amp;n</w:t>
-      </w:r>
-      <w:proofErr w:type="spellEnd"/>
-      <w:r>
-        <w:t>=</w:t>
-      </w:r>
-      <w:proofErr w:type="spellStart"/>
-      <w:r>
-        <w:t>fasseel</w:t>
-      </w:r>
-      <w:proofErr w:type="spellEnd"/>
-      <w:r>
-        <w:t xml:space="preserve">"&gt;Jacobus </w:t>
-      </w:r>
-      <w:proofErr w:type="spellStart"/>
-      <w:r>
-        <w:t>Fasseel</w:t>
-      </w:r>
-      <w:proofErr w:type="spellEnd"/>
-      <w:r>
-        <w:t>&lt;/a</w:t>
-      </w:r>
-      <w:proofErr w:type="gramStart"/>
-      <w:r>
-        <w:t>&gt;,  &lt;</w:t>
-      </w:r>
-      <w:proofErr w:type="spellStart"/>
-      <w:proofErr w:type="gramEnd"/>
-      <w:r>
-        <w:t>bdo</w:t>
-      </w:r>
-      <w:proofErr w:type="spellEnd"/>
-      <w:r>
-        <w:t xml:space="preserve"> </w:t>
-      </w:r>
-      <w:proofErr w:type="spellStart"/>
-      <w:r>
-        <w:t>dir</w:t>
-      </w:r>
-      <w:proofErr w:type="spellEnd"/>
-      <w:r>
-        <w:t>="</w:t>
-      </w:r>
-      <w:proofErr w:type="spellStart"/>
-      <w:r>
-        <w:t>ltr</w:t>
-      </w:r>
-      <w:proofErr w:type="spellEnd"/>
-      <w:r>
-        <w:t>"&gt;</w:t>
-      </w:r>
-      <w:proofErr w:type="gramStart"/>
-      <w:r>
-        <w:t>ca</w:t>
-      </w:r>
-      <w:proofErr w:type="gramEnd"/>
-      <w:r>
-        <w:t xml:space="preserve"> 1671-1749&lt;/</w:t>
-      </w:r>
-      <w:proofErr w:type="spellStart"/>
-      <w:r>
-        <w:t>bdo</w:t>
-      </w:r>
-      <w:proofErr w:type="spellEnd"/>
-      <w:r>
-        <w:t>&gt;, &lt;</w:t>
-      </w:r>
-      <w:proofErr w:type="spellStart"/>
-      <w:r>
-        <w:t>span</w:t>
-      </w:r>
-      <w:proofErr w:type="spellEnd"/>
-      <w:r>
-        <w:t xml:space="preserve"> class="</w:t>
-      </w:r>
-      <w:proofErr w:type="spellStart"/>
-      <w:r>
-        <w:t>nnotes</w:t>
-      </w:r>
-      <w:proofErr w:type="spellEnd"/>
-      <w:r>
-        <w:t>"&gt;</w:t>
-      </w:r>
-      <w:proofErr w:type="spellStart"/>
-      <w:r>
-        <w:t>Voogd</w:t>
-      </w:r>
-      <w:proofErr w:type="spellEnd"/>
-      <w:r>
-        <w:t xml:space="preserve"> van de </w:t>
-      </w:r>
-      <w:proofErr w:type="spellStart"/>
-      <w:r>
-        <w:t>bruid</w:t>
-      </w:r>
-      <w:proofErr w:type="spellEnd"/>
-      <w:r>
-        <w:t>&lt;/</w:t>
-      </w:r>
-      <w:proofErr w:type="spellStart"/>
-      <w:r>
-        <w:t>span</w:t>
-      </w:r>
-      <w:proofErr w:type="spellEnd"/>
-      <w:r>
-        <w:t>&gt;</w:t>
-      </w:r>
-    </w:p>
-    <w:p>
-      <w:pPr>
-        <w:pStyle w:val="Listing"/>
-      </w:pPr>
-      <w:r>
-        <w:t>&lt;</w:t>
-      </w:r>
-      <w:proofErr w:type="spellStart"/>
-      <w:proofErr w:type="gramStart"/>
-      <w:r>
-        <w:t>br</w:t>
-      </w:r>
-      <w:proofErr w:type="spellEnd"/>
-      <w:proofErr w:type="gramEnd"/>
-      <w:r>
-        <w:t>&gt;</w:t>
-      </w:r>
-    </w:p>
-    <w:p>
-      <w:pPr>
-        <w:pStyle w:val="Listing"/>
-      </w:pPr>
-      <w:r>
-        <w:t>&lt;</w:t>
-      </w:r>
-      <w:proofErr w:type="spellStart"/>
-      <w:proofErr w:type="gramStart"/>
-      <w:r>
-        <w:t>span</w:t>
-      </w:r>
-      <w:proofErr w:type="spellEnd"/>
-      <w:proofErr w:type="gramEnd"/>
-      <w:r>
-        <w:t xml:space="preserve"> class="titre"&gt;Témoin :&lt;/</w:t>
-      </w:r>
-      <w:proofErr w:type="spellStart"/>
-      <w:r>
-        <w:t>span</w:t>
-      </w:r>
-      <w:proofErr w:type="spellEnd"/>
-      <w:r>
-        <w:t>&gt;</w:t>
-      </w:r>
-    </w:p>
-    <w:p>
-      <w:pPr>
-        <w:pStyle w:val="Listing"/>
-      </w:pPr>
-      <w:r>
-        <w:t>&lt;</w:t>
-      </w:r>
-      <w:proofErr w:type="gramStart"/>
-      <w:r>
-        <w:t>a  href</w:t>
-      </w:r>
-      <w:proofErr w:type="gramEnd"/>
-      <w:r>
-        <w:t>="jvo</w:t>
-      </w:r>
-      <w:proofErr w:type="gramStart"/>
-      <w:r>
-        <w:t>2506?</w:t>
-      </w:r>
-      <w:proofErr w:type="gramEnd"/>
-      <w:r>
-        <w:t>lang=</w:t>
-      </w:r>
-      <w:proofErr w:type="spellStart"/>
-      <w:r>
-        <w:t>fr&amp;iz</w:t>
-      </w:r>
-      <w:proofErr w:type="spellEnd"/>
-      <w:r>
-        <w:t xml:space="preserve">=12&amp;i=1553"&gt;Joannes Van </w:t>
-      </w:r>
-      <w:proofErr w:type="spellStart"/>
-      <w:r>
-        <w:t>Waelevelde</w:t>
-      </w:r>
-      <w:proofErr w:type="spellEnd"/>
-      <w:r>
-        <w:t>&lt;/a&gt;&lt;</w:t>
-      </w:r>
-      <w:proofErr w:type="spellStart"/>
-      <w:r>
-        <w:t>br</w:t>
-      </w:r>
-      <w:proofErr w:type="spellEnd"/>
-      <w:r>
-        <w:t>&gt;</w:t>
+        <w:t>Mariage (avec Maria Jacoba Erseke) - Moerbeke-Waas &lt;/span&gt;</w:t>
+      </w:r>
+    </w:p>
+    <w:p>
+      <w:pPr>
+        <w:pStyle w:val="Listing"/>
+      </w:pPr>
+      <w:r>
+        <w:t>&lt;br&gt;</w:t>
+      </w:r>
+    </w:p>
+    <w:p>
+      <w:pPr>
+        <w:pStyle w:val="Listing"/>
+      </w:pPr>
+      <w:r>
+        <w:t>&lt;p class="ttemoins" style="margin:0;"&gt;</w:t>
+      </w:r>
+    </w:p>
+    <w:p>
+      <w:pPr>
+        <w:pStyle w:val="Listing"/>
+      </w:pPr>
+      <w:r>
+        <w:t>&lt;span class="titre"&gt;Témoin :&lt;/span&gt;</w:t>
+      </w:r>
+    </w:p>
+    <w:p>
+      <w:pPr>
+        <w:pStyle w:val="Listing"/>
+      </w:pPr>
+      <w:r>
+        <w:t>&lt;a  href="jvo2506?lang=fr&amp;iz=12&amp;p=jacobus&amp;n=fasseel"&gt;Jacobus Fasseel&lt;/a&gt;,  &lt;bdo dir="ltr"&gt;ca 1671-1749&lt;/bdo&gt;, &lt;span class="nnotes"&gt;Voogd van de bruid&lt;/span&gt;</w:t>
+      </w:r>
+    </w:p>
+    <w:p>
+      <w:pPr>
+        <w:pStyle w:val="Listing"/>
+      </w:pPr>
+      <w:r>
+        <w:t>&lt;br&gt;</w:t>
+      </w:r>
+    </w:p>
+    <w:p>
+      <w:pPr>
+        <w:pStyle w:val="Listing"/>
+      </w:pPr>
+      <w:r>
+        <w:t>&lt;span class="titre"&gt;Témoin :&lt;/span&gt;</w:t>
+      </w:r>
+    </w:p>
+    <w:p>
+      <w:pPr>
+        <w:pStyle w:val="Listing"/>
+      </w:pPr>
+      <w:r>
+        <w:t>&lt;a  href="jvo2506?lang=fr&amp;iz=12&amp;i=1553"&gt;Joannes Van Waelevelde&lt;/a&gt;&lt;br&gt;</w:t>
       </w:r>
     </w:p>
     <w:p>
@@ -5774,107 +2585,23 @@
         <w:pStyle w:val="Listing"/>
       </w:pPr>
       <w:r>
-        <w:t>&lt;</w:t>
-      </w:r>
-      <w:proofErr w:type="gramStart"/>
-      <w:r>
-        <w:t>tr</w:t>
-      </w:r>
-      <w:proofErr w:type="gramEnd"/>
-      <w:r>
-        <w:t>&gt;</w:t>
-      </w:r>
-    </w:p>
-    <w:p>
-      <w:pPr>
-        <w:pStyle w:val="Listing"/>
-      </w:pPr>
-      <w:r>
-        <w:t>&lt;</w:t>
-      </w:r>
-      <w:proofErr w:type="gramStart"/>
-      <w:r>
-        <w:t>td</w:t>
-      </w:r>
-      <w:proofErr w:type="gramEnd"/>
-      <w:r>
-        <w:t xml:space="preserve"> </w:t>
-      </w:r>
-      <w:proofErr w:type="spellStart"/>
-      <w:r>
-        <w:t>valign</w:t>
-      </w:r>
-      <w:proofErr w:type="spellEnd"/>
-      <w:r>
-        <w:t>="top" style="white-</w:t>
-      </w:r>
-      <w:proofErr w:type="spellStart"/>
-      <w:proofErr w:type="gramStart"/>
-      <w:r>
-        <w:t>space</w:t>
-      </w:r>
-      <w:proofErr w:type="spellEnd"/>
-      <w:r>
-        <w:t>:</w:t>
-      </w:r>
-      <w:proofErr w:type="gramEnd"/>
-      <w:r>
-        <w:t xml:space="preserve"> </w:t>
-      </w:r>
-      <w:proofErr w:type="spellStart"/>
-      <w:proofErr w:type="gramStart"/>
-      <w:r>
-        <w:t>nowrap</w:t>
-      </w:r>
-      <w:proofErr w:type="spellEnd"/>
-      <w:r>
-        <w:t>;</w:t>
-      </w:r>
-      <w:proofErr w:type="gramEnd"/>
-      <w:r>
-        <w:t xml:space="preserve">" </w:t>
-      </w:r>
-      <w:proofErr w:type="spellStart"/>
-      <w:r>
-        <w:t>width</w:t>
-      </w:r>
-      <w:proofErr w:type="spellEnd"/>
-      <w:r>
-        <w:t>="1"&gt;</w:t>
-      </w:r>
-    </w:p>
-    <w:p>
-      <w:pPr>
-        <w:pStyle w:val="Listing"/>
-      </w:pPr>
-      <w:r>
-        <w:t>&lt;</w:t>
-      </w:r>
-      <w:proofErr w:type="spellStart"/>
-      <w:proofErr w:type="gramStart"/>
-      <w:r>
-        <w:t>span</w:t>
-      </w:r>
-      <w:proofErr w:type="spellEnd"/>
-      <w:proofErr w:type="gramEnd"/>
-      <w:r>
-        <w:t xml:space="preserve"> class="</w:t>
-      </w:r>
-      <w:proofErr w:type="spellStart"/>
-      <w:r>
-        <w:t>ddate</w:t>
-      </w:r>
-      <w:proofErr w:type="spellEnd"/>
-      <w:r>
-        <w:t xml:space="preserve"> show-for-medium-up"&gt;25 avril 1781 :&lt;/</w:t>
-      </w:r>
-      <w:proofErr w:type="spellStart"/>
-      <w:r>
-        <w:t>span</w:t>
-      </w:r>
-      <w:proofErr w:type="spellEnd"/>
-      <w:r>
-        <w:t>&gt;</w:t>
+        <w:t>&lt;tr&gt;</w:t>
+      </w:r>
+    </w:p>
+    <w:p>
+      <w:pPr>
+        <w:pStyle w:val="Listing"/>
+      </w:pPr>
+      <w:r>
+        <w:t>&lt;td valign="top" style="white-space: nowrap;" width="1"&gt;</w:t>
+      </w:r>
+    </w:p>
+    <w:p>
+      <w:pPr>
+        <w:pStyle w:val="Listing"/>
+      </w:pPr>
+      <w:r>
+        <w:t>&lt;span class="ddate show-for-medium-up"&gt;25 avril 1781 :&lt;/span&gt;</w:t>
       </w:r>
     </w:p>
     <w:p>
@@ -5890,164 +2617,39 @@
         <w:pStyle w:val="Listing"/>
       </w:pPr>
       <w:r>
-        <w:t>&lt;</w:t>
-      </w:r>
-      <w:proofErr w:type="gramStart"/>
-      <w:r>
-        <w:t>td</w:t>
-      </w:r>
-      <w:proofErr w:type="gramEnd"/>
-      <w:r>
-        <w:t xml:space="preserve"> </w:t>
-      </w:r>
-      <w:proofErr w:type="spellStart"/>
-      <w:r>
-        <w:t>valign</w:t>
-      </w:r>
-      <w:proofErr w:type="spellEnd"/>
-      <w:r>
-        <w:t>="top"&gt;</w:t>
-      </w:r>
-    </w:p>
-    <w:p>
-      <w:pPr>
-        <w:pStyle w:val="Listing"/>
-      </w:pPr>
-      <w:r>
-        <w:t>&lt;</w:t>
-      </w:r>
-      <w:proofErr w:type="spellStart"/>
-      <w:proofErr w:type="gramStart"/>
-      <w:r>
-        <w:t>span</w:t>
-      </w:r>
-      <w:proofErr w:type="spellEnd"/>
-      <w:proofErr w:type="gramEnd"/>
-      <w:r>
-        <w:t xml:space="preserve"> class="</w:t>
-      </w:r>
-      <w:proofErr w:type="spellStart"/>
-      <w:r>
-        <w:t>ddate</w:t>
-      </w:r>
-      <w:proofErr w:type="spellEnd"/>
-      <w:r>
-        <w:t xml:space="preserve"> small-12 show-for-</w:t>
-      </w:r>
-      <w:proofErr w:type="spellStart"/>
-      <w:r>
-        <w:t>small</w:t>
-      </w:r>
-      <w:proofErr w:type="spellEnd"/>
-      <w:r>
-        <w:t>-</w:t>
-      </w:r>
-      <w:proofErr w:type="spellStart"/>
-      <w:r>
-        <w:t>only</w:t>
-      </w:r>
-      <w:proofErr w:type="spellEnd"/>
-      <w:r>
-        <w:t>" style="</w:t>
-      </w:r>
-      <w:proofErr w:type="spellStart"/>
-      <w:proofErr w:type="gramStart"/>
-      <w:r>
-        <w:t>float:none</w:t>
-      </w:r>
-      <w:proofErr w:type="spellEnd"/>
-      <w:proofErr w:type="gramEnd"/>
-      <w:r>
-        <w:t>; padding-</w:t>
-      </w:r>
-      <w:proofErr w:type="gramStart"/>
-      <w:r>
-        <w:t>top:</w:t>
-      </w:r>
-      <w:proofErr w:type="gramEnd"/>
-      <w:r>
-        <w:t>5</w:t>
-      </w:r>
-      <w:proofErr w:type="gramStart"/>
-      <w:r>
-        <w:t>px;</w:t>
-      </w:r>
-      <w:proofErr w:type="gramEnd"/>
-      <w:r>
-        <w:t>"&gt;25 avril 1781 :&lt;/</w:t>
-      </w:r>
-      <w:proofErr w:type="spellStart"/>
-      <w:r>
-        <w:t>span</w:t>
-      </w:r>
-      <w:proofErr w:type="spellEnd"/>
-      <w:r>
-        <w:t>&gt;</w:t>
-      </w:r>
-    </w:p>
-    <w:p>
-      <w:pPr>
-        <w:pStyle w:val="Listing"/>
-      </w:pPr>
-      <w:r>
-        <w:t>&lt;</w:t>
-      </w:r>
-      <w:proofErr w:type="spellStart"/>
-      <w:proofErr w:type="gramStart"/>
-      <w:r>
-        <w:t>span</w:t>
-      </w:r>
-      <w:proofErr w:type="spellEnd"/>
-      <w:proofErr w:type="gramEnd"/>
-      <w:r>
-        <w:t xml:space="preserve"> class="</w:t>
-      </w:r>
-      <w:proofErr w:type="spellStart"/>
-      <w:r>
-        <w:t>nnom</w:t>
-      </w:r>
-      <w:proofErr w:type="spellEnd"/>
-      <w:r>
-        <w:t>"&gt;</w:t>
-      </w:r>
-    </w:p>
-    <w:p>
-      <w:pPr>
-        <w:pStyle w:val="Listing"/>
-      </w:pPr>
-      <w:proofErr w:type="gramStart"/>
-      <w:r>
-        <w:t>Décès  -</w:t>
-      </w:r>
-      <w:proofErr w:type="gramEnd"/>
-      <w:r>
-        <w:t xml:space="preserve"> Moerbeke-Waas &lt;/</w:t>
-      </w:r>
-      <w:proofErr w:type="spellStart"/>
-      <w:r>
-        <w:t>span</w:t>
-      </w:r>
-      <w:proofErr w:type="spellEnd"/>
-      <w:r>
-        <w:t>&gt;</w:t>
-      </w:r>
-    </w:p>
-    <w:p>
-      <w:pPr>
-        <w:pStyle w:val="Listing"/>
-      </w:pPr>
-      <w:r>
-        <w:t>&lt;</w:t>
-      </w:r>
-      <w:proofErr w:type="spellStart"/>
-      <w:proofErr w:type="gramStart"/>
-      <w:r>
-        <w:t>br</w:t>
-      </w:r>
-      <w:proofErr w:type="spellEnd"/>
-      <w:proofErr w:type="gramEnd"/>
-      <w:r>
-        <w:t>&gt;</w:t>
+        <w:t>&lt;td valign="top"&gt;</w:t>
+      </w:r>
+    </w:p>
+    <w:p>
+      <w:pPr>
+        <w:pStyle w:val="Listing"/>
+      </w:pPr>
+      <w:r>
+        <w:t>&lt;span class="ddate small-12 show-for-small-only" style="float:none; padding-top:5px;"&gt;25 avril 1781 :&lt;/span&gt;</w:t>
+      </w:r>
+    </w:p>
+    <w:p>
+      <w:pPr>
+        <w:pStyle w:val="Listing"/>
+      </w:pPr>
+      <w:r>
+        <w:t>&lt;span class="nnom"&gt;</w:t>
+      </w:r>
+    </w:p>
+    <w:p>
+      <w:pPr>
+        <w:pStyle w:val="Listing"/>
+      </w:pPr>
+      <w:r>
+        <w:t>Décès  - Moerbeke-Waas &lt;/span&gt;</w:t>
+      </w:r>
+    </w:p>
+    <w:p>
+      <w:pPr>
+        <w:pStyle w:val="Listing"/>
+      </w:pPr>
+      <w:r>
+        <w:t>&lt;br&gt;</w:t>
       </w:r>
     </w:p>
     <w:p>
@@ -6074,11 +2676,9 @@
       <w:r>
         <w:t xml:space="preserve"> ==&gt; lecture </w:t>
       </w:r>
-      <w:proofErr w:type="spellStart"/>
       <w:r>
         <w:t>event_notes_complementaires</w:t>
       </w:r>
-      <w:proofErr w:type="spellEnd"/>
     </w:p>
     <w:p/>
     <w:p/>
@@ -6103,16 +2703,11 @@
     </w:p>
     <w:p/>
     <w:p>
-      <w:proofErr w:type="gramStart"/>
       <w:r>
         <w:t>d</w:t>
       </w:r>
       <w:r>
-        <w:t>es</w:t>
-      </w:r>
-      <w:proofErr w:type="gramEnd"/>
-      <w:r>
-        <w:t xml:space="preserve"> warnings de la forme :</w:t>
+        <w:t>es warnings de la forme :</w:t>
       </w:r>
     </w:p>
     <w:p>
@@ -6161,29 +2756,8 @@
       </w:r>
     </w:p>
     <w:p>
-      <w:proofErr w:type="gramStart"/>
-      <w:r>
-        <w:t>lié</w:t>
-      </w:r>
-      <w:proofErr w:type="gramEnd"/>
-      <w:r>
-        <w:t xml:space="preserve"> à l’absence de balises FAMS et FAMC dans mes fichiers </w:t>
-      </w:r>
-      <w:proofErr w:type="spellStart"/>
-      <w:r>
-        <w:t>ged</w:t>
-      </w:r>
-      <w:proofErr w:type="spellEnd"/>
-      <w:r>
-        <w:t xml:space="preserve">, vs ceux reformatés par import </w:t>
-      </w:r>
-      <w:proofErr w:type="spellStart"/>
-      <w:r>
-        <w:t>Ancestris</w:t>
-      </w:r>
-      <w:proofErr w:type="spellEnd"/>
-      <w:r>
-        <w:t>.</w:t>
+      <w:r>
+        <w:t>lié à l’absence de balises FAMS et FAMC dans mes fichiers ged, vs ceux reformatés par import Ancestris.</w:t>
       </w:r>
     </w:p>
     <w:p>
@@ -6194,13 +2768,8 @@
           <w:numId w:val="8"/>
         </w:numPr>
       </w:pPr>
-      <w:proofErr w:type="gramStart"/>
-      <w:r>
-        <w:t>je</w:t>
-      </w:r>
-      <w:proofErr w:type="gramEnd"/>
-      <w:r>
-        <w:t xml:space="preserve"> corrige</w:t>
+      <w:r>
+        <w:t>je corrige</w:t>
       </w:r>
     </w:p>
     <w:p/>
@@ -6215,13 +2784,8 @@
       </w:r>
     </w:p>
     <w:p>
-      <w:proofErr w:type="gramStart"/>
-      <w:r>
-        <w:t>des</w:t>
-      </w:r>
-      <w:proofErr w:type="gramEnd"/>
-      <w:r>
-        <w:t xml:space="preserve"> warnings </w:t>
+      <w:r>
+        <w:t xml:space="preserve">des warnings </w:t>
       </w:r>
     </w:p>
     <w:p>
@@ -6266,60 +2830,24 @@
     <w:p/>
     <w:p>
       <w:r>
-        <w:t xml:space="preserve">Lignes KO dans le </w:t>
-      </w:r>
-      <w:proofErr w:type="spellStart"/>
-      <w:r>
-        <w:t>ged</w:t>
-      </w:r>
-      <w:proofErr w:type="spellEnd"/>
-      <w:r>
-        <w:t> :</w:t>
-      </w:r>
-    </w:p>
-    <w:p>
-      <w:pPr>
-        <w:pStyle w:val="Listing"/>
-      </w:pPr>
-      <w:r>
-        <w:t xml:space="preserve">2 NOTE </w:t>
-      </w:r>
-      <w:proofErr w:type="spellStart"/>
-      <w:r>
-        <w:t>Getuigen</w:t>
-      </w:r>
-      <w:proofErr w:type="spellEnd"/>
-      <w:r>
-        <w:t xml:space="preserve"> </w:t>
-      </w:r>
-      <w:proofErr w:type="spellStart"/>
-      <w:proofErr w:type="gramStart"/>
-      <w:r>
-        <w:t>huwelijksakte</w:t>
-      </w:r>
-      <w:proofErr w:type="spellEnd"/>
-      <w:r>
-        <w:t>:</w:t>
-      </w:r>
-      <w:proofErr w:type="gramEnd"/>
-    </w:p>
-    <w:p>
-      <w:pPr>
-        <w:pStyle w:val="Listing"/>
-      </w:pPr>
-      <w:r>
-        <w:t xml:space="preserve">- Petrus </w:t>
-      </w:r>
-      <w:proofErr w:type="spellStart"/>
-      <w:proofErr w:type="gramStart"/>
-      <w:r>
-        <w:t>Pooters</w:t>
-      </w:r>
-      <w:proofErr w:type="spellEnd"/>
-      <w:r>
-        <w:t>?</w:t>
-      </w:r>
-      <w:proofErr w:type="gramEnd"/>
+        <w:t>Lignes KO dans le ged :</w:t>
+      </w:r>
+    </w:p>
+    <w:p>
+      <w:pPr>
+        <w:pStyle w:val="Listing"/>
+      </w:pPr>
+      <w:r>
+        <w:t>2 NOTE Getuigen huwelijksakte:</w:t>
+      </w:r>
+    </w:p>
+    <w:p>
+      <w:pPr>
+        <w:pStyle w:val="Listing"/>
+      </w:pPr>
+      <w:r>
+        <w:t>- Petrus Pooters?</w:t>
+      </w:r>
     </w:p>
     <w:p>
       <w:pPr>
@@ -6327,6 +2855,48 @@
       </w:pPr>
       <w:r>
         <w:t>- Susanna De Backer</w:t>
+      </w:r>
+    </w:p>
+    <w:p>
+      <w:r>
+        <w:t>au lieu de :</w:t>
+      </w:r>
+    </w:p>
+    <w:p>
+      <w:pPr>
+        <w:pStyle w:val="Listing"/>
+      </w:pPr>
+      <w:r>
+        <w:t>2 NOTE Getuigen huwelijksakte:</w:t>
+      </w:r>
+    </w:p>
+    <w:p>
+      <w:pPr>
+        <w:pStyle w:val="Listing"/>
+      </w:pPr>
+      <w:r>
+        <w:t>3 CONT - Petrus Pooters?</w:t>
+      </w:r>
+    </w:p>
+    <w:p>
+      <w:pPr>
+        <w:pStyle w:val="Listing"/>
+      </w:pPr>
+      <w:r>
+        <w:t>3 CONT - Susanna De Backer</w:t>
+      </w:r>
+    </w:p>
+    <w:p/>
+    <w:p>
+      <w:pPr>
+        <w:pStyle w:val="Paragraphedeliste"/>
+        <w:numPr>
+          <w:ilvl w:val="0"/>
+          <w:numId w:val="8"/>
+        </w:numPr>
+      </w:pPr>
+      <w:r>
+        <w:t>corrigé</w:t>
       </w:r>
     </w:p>
     <w:p/>

--- a/doc/NotesNRa8_cas_particuliers.docx
+++ b/doc/NotesNRa8_cas_particuliers.docx
@@ -23,13 +23,23 @@
     <w:p/>
     <w:p/>
     <w:p>
-      <w:r>
-        <w:t>mars 2025 :</w:t>
-      </w:r>
-    </w:p>
-    <w:p>
-      <w:r>
-        <w:t xml:space="preserve">suite analyse </w:t>
+      <w:proofErr w:type="gramStart"/>
+      <w:r>
+        <w:t>mars</w:t>
+      </w:r>
+      <w:proofErr w:type="gramEnd"/>
+      <w:r>
+        <w:t xml:space="preserve"> 2025 :</w:t>
+      </w:r>
+    </w:p>
+    <w:p>
+      <w:proofErr w:type="gramStart"/>
+      <w:r>
+        <w:t>suite</w:t>
+      </w:r>
+      <w:proofErr w:type="gramEnd"/>
+      <w:r>
+        <w:t xml:space="preserve"> analyse </w:t>
       </w:r>
       <w:hyperlink r:id="rId8" w:history="1">
         <w:r>
@@ -46,95 +56,383 @@
         <w:pStyle w:val="Listing"/>
       </w:pPr>
       <w:r>
-        <w:t>result/gw.geneanet.org.sh1.lang=fr.n=vermeulen.oc=0.p=anna+juliana.log:[geneanet] ERROR: Pas pu extraire le nom pour https://gw.geneanet.org/sh1?lang=fr&amp;i=7118 !</w:t>
-      </w:r>
-    </w:p>
-    <w:p>
-      <w:pPr>
-        <w:pStyle w:val="Listing"/>
-      </w:pPr>
-      <w:r>
-        <w:t>result/gw.geneanet.org.sh1.lang=fr.n=vermeulen.oc=0.p=anna+juliana.log:[geneanet] ERROR: Pas pu extraire le nom pour https://gw.geneanet.org/sh1?lang=fr&amp;i=7119 !</w:t>
-      </w:r>
-    </w:p>
-    <w:p>
-      <w:pPr>
-        <w:pStyle w:val="Listing"/>
-      </w:pPr>
-      <w:r>
-        <w:t>result/gw.geneanet.org.sh1.lang=fr.n=vermeulen.oc=0.p=anna+juliana.log:[geneanet] ERROR: Pas pu extraire le nom pour https://gw.geneanet.org/sh1?lang=fr&amp;i=7123 !</w:t>
-      </w:r>
-    </w:p>
-    <w:p>
-      <w:pPr>
-        <w:pStyle w:val="Listing"/>
-      </w:pPr>
-      <w:r>
-        <w:t>result/gw.geneanet.org.sh1.lang=fr.n=vermeulen.oc=0.p=anna+juliana.log:[geneanet] ERROR: Pas pu extraire le nom pour https://gw.geneanet.org/sh1?lang=fr&amp;i=7144 !</w:t>
-      </w:r>
-    </w:p>
-    <w:p>
-      <w:pPr>
-        <w:pStyle w:val="Listing"/>
-      </w:pPr>
-      <w:r>
-        <w:t>result/gw.geneanet.org.sh1.lang=fr.n=vermeulen.oc=0.p=anna+juliana.log:[geneanet] ERROR: Pas pu extraire le nom pour https://gw.geneanet.org/sh1?lang=fr&amp;i=7145 !</w:t>
-      </w:r>
-    </w:p>
-    <w:p>
-      <w:pPr>
-        <w:pStyle w:val="Listing"/>
-      </w:pPr>
-      <w:r>
-        <w:t>result/gw.geneanet.org.sh1.lang=fr.n=vermeulen.oc=0.p=anna+juliana.log:[geneanet] ERROR: Pas pu extraire le nom pour https://gw.geneanet.org/sh1?lang=fr&amp;i=7146 !</w:t>
-      </w:r>
-    </w:p>
-    <w:p>
-      <w:pPr>
-        <w:pStyle w:val="Listing"/>
-      </w:pPr>
-      <w:r>
-        <w:t>result/gw.geneanet.org.sh1.lang=fr.n=vermeulen.oc=0.p=anna+juliana.log:[geneanet] ERROR: Pas pu extraire le prénom pour https://gw.geneanet.org/sh1?lang=fr&amp;i=7118 !</w:t>
-      </w:r>
-    </w:p>
-    <w:p>
-      <w:pPr>
-        <w:pStyle w:val="Listing"/>
-      </w:pPr>
-      <w:r>
-        <w:t>result/gw.geneanet.org.sh1.lang=fr.n=vermeulen.oc=0.p=anna+juliana.log:[geneanet] ERROR: Pas pu extraire le prénom pour https://gw.geneanet.org/sh1?lang=fr&amp;i=7119 !</w:t>
-      </w:r>
-    </w:p>
-    <w:p>
-      <w:pPr>
-        <w:pStyle w:val="Listing"/>
-      </w:pPr>
-      <w:r>
-        <w:t>result/gw.geneanet.org.sh1.lang=fr.n=vermeulen.oc=0.p=anna+juliana.log:[geneanet] ERROR: Pas pu extraire le prénom pour https://gw.geneanet.org/sh1?lang=fr&amp;i=7123 !</w:t>
-      </w:r>
-    </w:p>
-    <w:p>
-      <w:pPr>
-        <w:pStyle w:val="Listing"/>
-      </w:pPr>
-      <w:r>
-        <w:t>result/gw.geneanet.org.sh1.lang=fr.n=vermeulen.oc=0.p=anna+juliana.log:[geneanet] ERROR: Pas pu extraire le prénom pour https://gw.geneanet.org/sh1?lang=fr&amp;i=7144 !</w:t>
-      </w:r>
-    </w:p>
-    <w:p>
-      <w:pPr>
-        <w:pStyle w:val="Listing"/>
-      </w:pPr>
-      <w:r>
-        <w:t>result/gw.geneanet.org.sh1.lang=fr.n=vermeulen.oc=0.p=anna+juliana.log:[geneanet] ERROR: Pas pu extraire le prénom pour https://gw.geneanet.org/sh1?lang=fr&amp;i=7145 !</w:t>
-      </w:r>
-    </w:p>
-    <w:p>
-      <w:pPr>
-        <w:pStyle w:val="Listing"/>
-      </w:pPr>
-      <w:r>
-        <w:t>result/gw.geneanet.org.sh1.lang=fr.n=vermeulen.oc=0.p=anna+juliana.log:[geneanet] ERROR: Pas pu extraire le prénom pour https://gw.geneanet.org/sh1?lang=fr&amp;i=7146 !</w:t>
+        <w:t>result/gw.geneanet.org.sh1.lang=fr.n=</w:t>
+      </w:r>
+      <w:proofErr w:type="gramStart"/>
+      <w:r>
+        <w:t>vermeulen.oc=0.p</w:t>
+      </w:r>
+      <w:proofErr w:type="gramEnd"/>
+      <w:r>
+        <w:t>=anna+</w:t>
+      </w:r>
+      <w:proofErr w:type="gramStart"/>
+      <w:r>
+        <w:t>juliana.log:[</w:t>
+      </w:r>
+      <w:proofErr w:type="gramEnd"/>
+      <w:r>
+        <w:t xml:space="preserve">geneanet] </w:t>
+      </w:r>
+      <w:proofErr w:type="gramStart"/>
+      <w:r>
+        <w:t>ERROR:</w:t>
+      </w:r>
+      <w:proofErr w:type="gramEnd"/>
+      <w:r>
+        <w:t xml:space="preserve"> Pas pu extraire le nom pour https://gw.geneanet.org/sh1?lang=fr&amp;i=7118 !</w:t>
+      </w:r>
+    </w:p>
+    <w:p>
+      <w:pPr>
+        <w:pStyle w:val="Listing"/>
+      </w:pPr>
+      <w:r>
+        <w:t>result/gw.geneanet.org.sh1.lang=fr.n=</w:t>
+      </w:r>
+      <w:proofErr w:type="gramStart"/>
+      <w:r>
+        <w:t>vermeulen.oc=0.p</w:t>
+      </w:r>
+      <w:proofErr w:type="gramEnd"/>
+      <w:r>
+        <w:t>=anna+</w:t>
+      </w:r>
+      <w:proofErr w:type="gramStart"/>
+      <w:r>
+        <w:t>juliana.log:[</w:t>
+      </w:r>
+      <w:proofErr w:type="gramEnd"/>
+      <w:r>
+        <w:t xml:space="preserve">geneanet] </w:t>
+      </w:r>
+      <w:proofErr w:type="gramStart"/>
+      <w:r>
+        <w:t>ERROR:</w:t>
+      </w:r>
+      <w:proofErr w:type="gramEnd"/>
+      <w:r>
+        <w:t xml:space="preserve"> Pas pu extraire le nom pour https://gw.geneanet.org/sh1?lang=fr&amp;i=7119 !</w:t>
+      </w:r>
+    </w:p>
+    <w:p>
+      <w:pPr>
+        <w:pStyle w:val="Listing"/>
+      </w:pPr>
+      <w:r>
+        <w:t>result/gw.geneanet.org.sh1.lang=fr.n=</w:t>
+      </w:r>
+      <w:proofErr w:type="gramStart"/>
+      <w:r>
+        <w:t>vermeulen.oc=0.p</w:t>
+      </w:r>
+      <w:proofErr w:type="gramEnd"/>
+      <w:r>
+        <w:t>=anna+</w:t>
+      </w:r>
+      <w:proofErr w:type="gramStart"/>
+      <w:r>
+        <w:t>juliana.log:[</w:t>
+      </w:r>
+      <w:proofErr w:type="gramEnd"/>
+      <w:r>
+        <w:t xml:space="preserve">geneanet] </w:t>
+      </w:r>
+      <w:proofErr w:type="gramStart"/>
+      <w:r>
+        <w:t>ERROR:</w:t>
+      </w:r>
+      <w:proofErr w:type="gramEnd"/>
+      <w:r>
+        <w:t xml:space="preserve"> Pas pu extraire le nom pour https://gw.geneanet.org/sh1?lang=fr&amp;i=7123 !</w:t>
+      </w:r>
+    </w:p>
+    <w:p>
+      <w:pPr>
+        <w:pStyle w:val="Listing"/>
+      </w:pPr>
+      <w:r>
+        <w:t>result/gw.geneanet.org.sh1.lang=fr.n=</w:t>
+      </w:r>
+      <w:proofErr w:type="gramStart"/>
+      <w:r>
+        <w:t>vermeulen.oc=0.p</w:t>
+      </w:r>
+      <w:proofErr w:type="gramEnd"/>
+      <w:r>
+        <w:t>=anna+</w:t>
+      </w:r>
+      <w:proofErr w:type="gramStart"/>
+      <w:r>
+        <w:t>juliana.log:[</w:t>
+      </w:r>
+      <w:proofErr w:type="gramEnd"/>
+      <w:r>
+        <w:t xml:space="preserve">geneanet] </w:t>
+      </w:r>
+      <w:proofErr w:type="gramStart"/>
+      <w:r>
+        <w:t>ERROR:</w:t>
+      </w:r>
+      <w:proofErr w:type="gramEnd"/>
+      <w:r>
+        <w:t xml:space="preserve"> Pas pu extraire le nom pour https://gw.geneanet.org/sh1?lang=fr&amp;i=7144 !</w:t>
+      </w:r>
+    </w:p>
+    <w:p>
+      <w:pPr>
+        <w:pStyle w:val="Listing"/>
+      </w:pPr>
+      <w:r>
+        <w:t>result/gw.geneanet.org.sh1.lang=fr.n=</w:t>
+      </w:r>
+      <w:proofErr w:type="gramStart"/>
+      <w:r>
+        <w:t>vermeulen.oc=0.p</w:t>
+      </w:r>
+      <w:proofErr w:type="gramEnd"/>
+      <w:r>
+        <w:t>=anna+</w:t>
+      </w:r>
+      <w:proofErr w:type="gramStart"/>
+      <w:r>
+        <w:t>juliana.log:[</w:t>
+      </w:r>
+      <w:proofErr w:type="gramEnd"/>
+      <w:r>
+        <w:t xml:space="preserve">geneanet] </w:t>
+      </w:r>
+      <w:proofErr w:type="gramStart"/>
+      <w:r>
+        <w:t>ERROR:</w:t>
+      </w:r>
+      <w:proofErr w:type="gramEnd"/>
+      <w:r>
+        <w:t xml:space="preserve"> Pas pu extraire le nom pour https://gw.geneanet.org/sh1?lang=fr&amp;i=7145 !</w:t>
+      </w:r>
+    </w:p>
+    <w:p>
+      <w:pPr>
+        <w:pStyle w:val="Listing"/>
+      </w:pPr>
+      <w:r>
+        <w:t>result/gw.geneanet.org.sh1.lang=fr.n=</w:t>
+      </w:r>
+      <w:proofErr w:type="gramStart"/>
+      <w:r>
+        <w:t>vermeulen.oc=0.p</w:t>
+      </w:r>
+      <w:proofErr w:type="gramEnd"/>
+      <w:r>
+        <w:t>=anna+</w:t>
+      </w:r>
+      <w:proofErr w:type="gramStart"/>
+      <w:r>
+        <w:t>juliana.log:[</w:t>
+      </w:r>
+      <w:proofErr w:type="gramEnd"/>
+      <w:r>
+        <w:t xml:space="preserve">geneanet] </w:t>
+      </w:r>
+      <w:proofErr w:type="gramStart"/>
+      <w:r>
+        <w:t>ERROR:</w:t>
+      </w:r>
+      <w:proofErr w:type="gramEnd"/>
+      <w:r>
+        <w:t xml:space="preserve"> Pas pu extraire le nom pour https://gw.geneanet.org/sh1?lang=fr&amp;i=7146 !</w:t>
+      </w:r>
+    </w:p>
+    <w:p>
+      <w:pPr>
+        <w:pStyle w:val="Listing"/>
+      </w:pPr>
+      <w:r>
+        <w:t>result/gw.geneanet.org.sh1.lang=fr.n=</w:t>
+      </w:r>
+      <w:proofErr w:type="gramStart"/>
+      <w:r>
+        <w:t>vermeulen.oc=0.p</w:t>
+      </w:r>
+      <w:proofErr w:type="gramEnd"/>
+      <w:r>
+        <w:t>=anna+</w:t>
+      </w:r>
+      <w:proofErr w:type="gramStart"/>
+      <w:r>
+        <w:t>juliana.log:[</w:t>
+      </w:r>
+      <w:proofErr w:type="gramEnd"/>
+      <w:r>
+        <w:t xml:space="preserve">geneanet] </w:t>
+      </w:r>
+      <w:proofErr w:type="gramStart"/>
+      <w:r>
+        <w:t>ERROR:</w:t>
+      </w:r>
+      <w:proofErr w:type="gramEnd"/>
+      <w:r>
+        <w:t xml:space="preserve"> Pas pu extraire le prénom pour https://gw.geneanet.org/sh1?lang=fr&amp;i=7118 !</w:t>
+      </w:r>
+    </w:p>
+    <w:p>
+      <w:pPr>
+        <w:pStyle w:val="Listing"/>
+      </w:pPr>
+      <w:r>
+        <w:t>result/gw.geneanet.org.sh1.lang=fr.n=</w:t>
+      </w:r>
+      <w:proofErr w:type="gramStart"/>
+      <w:r>
+        <w:t>vermeulen.oc=0.p</w:t>
+      </w:r>
+      <w:proofErr w:type="gramEnd"/>
+      <w:r>
+        <w:t>=anna+</w:t>
+      </w:r>
+      <w:proofErr w:type="gramStart"/>
+      <w:r>
+        <w:t>juliana.log:[</w:t>
+      </w:r>
+      <w:proofErr w:type="gramEnd"/>
+      <w:r>
+        <w:t xml:space="preserve">geneanet] </w:t>
+      </w:r>
+      <w:proofErr w:type="gramStart"/>
+      <w:r>
+        <w:t>ERROR:</w:t>
+      </w:r>
+      <w:proofErr w:type="gramEnd"/>
+      <w:r>
+        <w:t xml:space="preserve"> Pas pu extraire le prénom pour https://gw.geneanet.org/sh1?lang=fr&amp;i=7119 !</w:t>
+      </w:r>
+    </w:p>
+    <w:p>
+      <w:pPr>
+        <w:pStyle w:val="Listing"/>
+      </w:pPr>
+      <w:r>
+        <w:t>result/gw.geneanet.org.sh1.lang=fr.n=</w:t>
+      </w:r>
+      <w:proofErr w:type="gramStart"/>
+      <w:r>
+        <w:t>vermeulen.oc=0.p</w:t>
+      </w:r>
+      <w:proofErr w:type="gramEnd"/>
+      <w:r>
+        <w:t>=anna+</w:t>
+      </w:r>
+      <w:proofErr w:type="gramStart"/>
+      <w:r>
+        <w:t>juliana.log:[</w:t>
+      </w:r>
+      <w:proofErr w:type="gramEnd"/>
+      <w:r>
+        <w:t xml:space="preserve">geneanet] </w:t>
+      </w:r>
+      <w:proofErr w:type="gramStart"/>
+      <w:r>
+        <w:t>ERROR:</w:t>
+      </w:r>
+      <w:proofErr w:type="gramEnd"/>
+      <w:r>
+        <w:t xml:space="preserve"> Pas pu extraire le prénom pour https://gw.geneanet.org/sh1?lang=fr&amp;i=7123 !</w:t>
+      </w:r>
+    </w:p>
+    <w:p>
+      <w:pPr>
+        <w:pStyle w:val="Listing"/>
+      </w:pPr>
+      <w:r>
+        <w:t>result/gw.geneanet.org.sh1.lang=fr.n=</w:t>
+      </w:r>
+      <w:proofErr w:type="gramStart"/>
+      <w:r>
+        <w:t>vermeulen.oc=0.p</w:t>
+      </w:r>
+      <w:proofErr w:type="gramEnd"/>
+      <w:r>
+        <w:t>=anna+</w:t>
+      </w:r>
+      <w:proofErr w:type="gramStart"/>
+      <w:r>
+        <w:t>juliana.log:[</w:t>
+      </w:r>
+      <w:proofErr w:type="gramEnd"/>
+      <w:r>
+        <w:t xml:space="preserve">geneanet] </w:t>
+      </w:r>
+      <w:proofErr w:type="gramStart"/>
+      <w:r>
+        <w:t>ERROR:</w:t>
+      </w:r>
+      <w:proofErr w:type="gramEnd"/>
+      <w:r>
+        <w:t xml:space="preserve"> Pas pu extraire le prénom pour https://gw.geneanet.org/sh1?lang=fr&amp;i=7144 !</w:t>
+      </w:r>
+    </w:p>
+    <w:p>
+      <w:pPr>
+        <w:pStyle w:val="Listing"/>
+      </w:pPr>
+      <w:r>
+        <w:t>result/gw.geneanet.org.sh1.lang=fr.n=</w:t>
+      </w:r>
+      <w:proofErr w:type="gramStart"/>
+      <w:r>
+        <w:t>vermeulen.oc=0.p</w:t>
+      </w:r>
+      <w:proofErr w:type="gramEnd"/>
+      <w:r>
+        <w:t>=anna+</w:t>
+      </w:r>
+      <w:proofErr w:type="gramStart"/>
+      <w:r>
+        <w:t>juliana.log:[</w:t>
+      </w:r>
+      <w:proofErr w:type="gramEnd"/>
+      <w:r>
+        <w:t xml:space="preserve">geneanet] </w:t>
+      </w:r>
+      <w:proofErr w:type="gramStart"/>
+      <w:r>
+        <w:t>ERROR:</w:t>
+      </w:r>
+      <w:proofErr w:type="gramEnd"/>
+      <w:r>
+        <w:t xml:space="preserve"> Pas pu extraire le prénom pour https://gw.geneanet.org/sh1?lang=fr&amp;i=7145 !</w:t>
+      </w:r>
+    </w:p>
+    <w:p>
+      <w:pPr>
+        <w:pStyle w:val="Listing"/>
+      </w:pPr>
+      <w:r>
+        <w:t>result/gw.geneanet.org.sh1.lang=fr.n=</w:t>
+      </w:r>
+      <w:proofErr w:type="gramStart"/>
+      <w:r>
+        <w:t>vermeulen.oc=0.p</w:t>
+      </w:r>
+      <w:proofErr w:type="gramEnd"/>
+      <w:r>
+        <w:t>=anna+</w:t>
+      </w:r>
+      <w:proofErr w:type="gramStart"/>
+      <w:r>
+        <w:t>juliana.log:[</w:t>
+      </w:r>
+      <w:proofErr w:type="gramEnd"/>
+      <w:r>
+        <w:t xml:space="preserve">geneanet] </w:t>
+      </w:r>
+      <w:proofErr w:type="gramStart"/>
+      <w:r>
+        <w:t>ERROR:</w:t>
+      </w:r>
+      <w:proofErr w:type="gramEnd"/>
+      <w:r>
+        <w:t xml:space="preserve"> Pas pu extraire le prénom pour https://gw.geneanet.org/sh1?lang=fr&amp;i=7146 !</w:t>
       </w:r>
     </w:p>
     <w:p/>
@@ -253,41 +551,162 @@
       <w:pPr>
         <w:pStyle w:val="Listing"/>
       </w:pPr>
-      <w:r>
-        <w:t>&lt;!--  Portrait --&gt;</w:t>
-      </w:r>
-    </w:p>
-    <w:p>
-      <w:pPr>
-        <w:pStyle w:val="Listing"/>
-      </w:pPr>
-      <w:r>
-        <w:t>&lt;div id="person-title" class="row clearfix"&gt;</w:t>
-      </w:r>
-    </w:p>
-    <w:p>
-      <w:pPr>
-        <w:pStyle w:val="Listing"/>
-      </w:pPr>
-      <w:r>
-        <w:t>&lt;div class="columns"&gt;</w:t>
-      </w:r>
-    </w:p>
-    <w:p>
-      <w:pPr>
-        <w:pStyle w:val="Listing"/>
-      </w:pPr>
-      <w:r>
-        <w:t>&lt;h1 class="with_tabs name" ng-non-bindable&gt;</w:t>
-      </w:r>
-    </w:p>
-    <w:p>
-      <w:pPr>
-        <w:pStyle w:val="Listing"/>
-      </w:pPr>
-      <w:r>
-        <w:t>&lt;img src="images/female.png" alt="F" title="F"&gt;&amp;nbsp;</w:t>
-      </w:r>
+      <w:proofErr w:type="gramStart"/>
+      <w:r>
+        <w:t>&lt;!--</w:t>
+      </w:r>
+      <w:proofErr w:type="gramEnd"/>
+      <w:r>
+        <w:t xml:space="preserve">  Portrait --&gt;</w:t>
+      </w:r>
+    </w:p>
+    <w:p>
+      <w:pPr>
+        <w:pStyle w:val="Listing"/>
+      </w:pPr>
+      <w:r>
+        <w:t>&lt;</w:t>
+      </w:r>
+      <w:proofErr w:type="gramStart"/>
+      <w:r>
+        <w:t>div</w:t>
+      </w:r>
+      <w:proofErr w:type="gramEnd"/>
+      <w:r>
+        <w:t xml:space="preserve"> id="</w:t>
+      </w:r>
+      <w:proofErr w:type="spellStart"/>
+      <w:r>
+        <w:t>person-title</w:t>
+      </w:r>
+      <w:proofErr w:type="spellEnd"/>
+      <w:r>
+        <w:t>" class="</w:t>
+      </w:r>
+      <w:proofErr w:type="spellStart"/>
+      <w:r>
+        <w:t>row</w:t>
+      </w:r>
+      <w:proofErr w:type="spellEnd"/>
+      <w:r>
+        <w:t xml:space="preserve"> </w:t>
+      </w:r>
+      <w:proofErr w:type="spellStart"/>
+      <w:r>
+        <w:t>clearfix</w:t>
+      </w:r>
+      <w:proofErr w:type="spellEnd"/>
+      <w:r>
+        <w:t>"&gt;</w:t>
+      </w:r>
+    </w:p>
+    <w:p>
+      <w:pPr>
+        <w:pStyle w:val="Listing"/>
+      </w:pPr>
+      <w:r>
+        <w:t>&lt;</w:t>
+      </w:r>
+      <w:proofErr w:type="gramStart"/>
+      <w:r>
+        <w:t>div</w:t>
+      </w:r>
+      <w:proofErr w:type="gramEnd"/>
+      <w:r>
+        <w:t xml:space="preserve"> class="</w:t>
+      </w:r>
+      <w:proofErr w:type="spellStart"/>
+      <w:r>
+        <w:t>columns</w:t>
+      </w:r>
+      <w:proofErr w:type="spellEnd"/>
+      <w:r>
+        <w:t>"&gt;</w:t>
+      </w:r>
+    </w:p>
+    <w:p>
+      <w:pPr>
+        <w:pStyle w:val="Listing"/>
+      </w:pPr>
+      <w:r>
+        <w:t>&lt;</w:t>
+      </w:r>
+      <w:proofErr w:type="gramStart"/>
+      <w:r>
+        <w:t>h</w:t>
+      </w:r>
+      <w:proofErr w:type="gramEnd"/>
+      <w:r>
+        <w:t>1 class="</w:t>
+      </w:r>
+      <w:proofErr w:type="spellStart"/>
+      <w:r>
+        <w:t>with_tabs</w:t>
+      </w:r>
+      <w:proofErr w:type="spellEnd"/>
+      <w:r>
+        <w:t xml:space="preserve"> </w:t>
+      </w:r>
+      <w:proofErr w:type="spellStart"/>
+      <w:r>
+        <w:t>name</w:t>
+      </w:r>
+      <w:proofErr w:type="spellEnd"/>
+      <w:r>
+        <w:t xml:space="preserve">" </w:t>
+      </w:r>
+      <w:proofErr w:type="spellStart"/>
+      <w:r>
+        <w:t>ng</w:t>
+      </w:r>
+      <w:proofErr w:type="spellEnd"/>
+      <w:r>
+        <w:t>-non-</w:t>
+      </w:r>
+      <w:proofErr w:type="spellStart"/>
+      <w:r>
+        <w:t>bindable</w:t>
+      </w:r>
+      <w:proofErr w:type="spellEnd"/>
+      <w:r>
+        <w:t>&gt;</w:t>
+      </w:r>
+    </w:p>
+    <w:p>
+      <w:pPr>
+        <w:pStyle w:val="Listing"/>
+      </w:pPr>
+      <w:r>
+        <w:t>&lt;</w:t>
+      </w:r>
+      <w:proofErr w:type="spellStart"/>
+      <w:proofErr w:type="gramStart"/>
+      <w:r>
+        <w:t>img</w:t>
+      </w:r>
+      <w:proofErr w:type="spellEnd"/>
+      <w:proofErr w:type="gramEnd"/>
+      <w:r>
+        <w:t xml:space="preserve"> src="images/female.png" alt="F" </w:t>
+      </w:r>
+      <w:proofErr w:type="spellStart"/>
+      <w:r>
+        <w:t>title</w:t>
+      </w:r>
+      <w:proofErr w:type="spellEnd"/>
+      <w:r>
+        <w:t>="F"&gt;&amp;</w:t>
+      </w:r>
+      <w:proofErr w:type="spellStart"/>
+      <w:proofErr w:type="gramStart"/>
+      <w:r>
+        <w:t>nbsp</w:t>
+      </w:r>
+      <w:proofErr w:type="spellEnd"/>
+      <w:r>
+        <w:t>;</w:t>
+      </w:r>
+      <w:proofErr w:type="gramEnd"/>
     </w:p>
     <w:p>
       <w:pPr>
@@ -300,18 +719,62 @@
         <w:rPr>
           <w:highlight w:val="yellow"/>
         </w:rPr>
-        <w:t>&lt;span class="masked-person"&gt;</w:t>
-      </w:r>
-    </w:p>
-    <w:p>
-      <w:pPr>
-        <w:pStyle w:val="Listing"/>
-      </w:pPr>
+        <w:t>&lt;</w:t>
+      </w:r>
+      <w:proofErr w:type="spellStart"/>
+      <w:proofErr w:type="gramStart"/>
       <w:r>
         <w:rPr>
           <w:highlight w:val="yellow"/>
         </w:rPr>
-        <w:t>Personne masquée&lt;/span&gt;</w:t>
+        <w:t>span</w:t>
+      </w:r>
+      <w:proofErr w:type="spellEnd"/>
+      <w:proofErr w:type="gramEnd"/>
+      <w:r>
+        <w:rPr>
+          <w:highlight w:val="yellow"/>
+        </w:rPr>
+        <w:t xml:space="preserve"> class="</w:t>
+      </w:r>
+      <w:proofErr w:type="spellStart"/>
+      <w:r>
+        <w:rPr>
+          <w:highlight w:val="yellow"/>
+        </w:rPr>
+        <w:t>masked-person</w:t>
+      </w:r>
+      <w:proofErr w:type="spellEnd"/>
+      <w:r>
+        <w:rPr>
+          <w:highlight w:val="yellow"/>
+        </w:rPr>
+        <w:t>"&gt;</w:t>
+      </w:r>
+    </w:p>
+    <w:p>
+      <w:pPr>
+        <w:pStyle w:val="Listing"/>
+      </w:pPr>
+      <w:r>
+        <w:rPr>
+          <w:highlight w:val="yellow"/>
+        </w:rPr>
+        <w:t>Personne masquée&lt;/</w:t>
+      </w:r>
+      <w:proofErr w:type="spellStart"/>
+      <w:r>
+        <w:rPr>
+          <w:highlight w:val="yellow"/>
+        </w:rPr>
+        <w:t>span</w:t>
+      </w:r>
+      <w:proofErr w:type="spellEnd"/>
+      <w:r>
+        <w:rPr>
+          <w:highlight w:val="yellow"/>
+        </w:rPr>
+        <w:t>&gt;</w:t>
       </w:r>
     </w:p>
     <w:p/>
@@ -324,43 +787,219 @@
     <w:p/>
     <w:p>
       <w:r>
-        <w:t>result/gw.geneanet.org.sh1.lang=fr.n=vermeulen.oc=0.p=anna+juliana.ged:1 TITL @todo événement 'Domicilie' inconnu pour Angelina VAN SELLE. Vérifier la source.</w:t>
-      </w:r>
-    </w:p>
-    <w:p>
-      <w:r>
-        <w:t>result/gw.geneanet.org.sh1.lang=fr.n=vermeulen.oc=0.p=anna+juliana.ged:1 TITL @todo événement 'Domicilie' inconnu pour Joanna Martina BACK. Vérifier la source.</w:t>
-      </w:r>
-    </w:p>
-    <w:p>
-      <w:r>
-        <w:t>result/gw.geneanet.org.sh1.lang=fr.n=vermeulen.oc=0.p=anna+juliana.ged:1 TITL @todo événement 'Domicilie' inconnu pour Joannes Petrus VERMEULEN. Vérifier la source.</w:t>
-      </w:r>
-    </w:p>
-    <w:p>
-      <w:r>
-        <w:t>result/gw.geneanet.org.sh1.lang=fr.n=vermeulen.oc=0.p=anna+juliana.ged:1 TITL @todo événement 'Domicilie' inconnu pour Livinus Joannes VERMEULEN. Vérifier la source.</w:t>
-      </w:r>
-    </w:p>
-    <w:p>
-      <w:r>
-        <w:t>result/gw.geneanet.org.sh1.lang=fr.n=vermeulen.oc=0.p=anna+juliana.ged:1 TITL @todo événement 'Domicilie' inconnu pour Livinus Joannes VERMEULEN. Vérifier la source.</w:t>
-      </w:r>
-    </w:p>
-    <w:p>
-      <w:r>
-        <w:t>result/gw.geneanet.org.sh1.lang=fr.n=vermeulen.oc=0.p=anna+juliana.ged:1 TITL @todo événement 'Domicilie' inconnu pour Petronella Theresia DE DONDER. Vérifier la source.</w:t>
-      </w:r>
-    </w:p>
-    <w:p>
-      <w:r>
-        <w:t>result/gw.geneanet.org.sh1.lang=fr.n=vermeulen.oc=0.p=anna+juliana.ged:1 TITL @todo événement 'Domicilie' inconnu pour Petronella Theresia DE DONDER. Vérifier la source.</w:t>
+        <w:t>result/gw.geneanet.org.sh1.lang=fr.n=</w:t>
+      </w:r>
+      <w:proofErr w:type="gramStart"/>
+      <w:r>
+        <w:t>vermeulen.oc=0.p</w:t>
+      </w:r>
+      <w:proofErr w:type="gramEnd"/>
+      <w:r>
+        <w:t>=anna+</w:t>
+      </w:r>
+      <w:proofErr w:type="gramStart"/>
+      <w:r>
+        <w:t>juliana.ged:</w:t>
+      </w:r>
+      <w:proofErr w:type="gramEnd"/>
+      <w:r>
+        <w:t>1 TITL @todo événement 'Domicilie' inconnu pour Angelina VAN SELLE. Vérifier la source.</w:t>
+      </w:r>
+    </w:p>
+    <w:p>
+      <w:r>
+        <w:t>result/gw.geneanet.org.sh1.lang=fr.n=</w:t>
+      </w:r>
+      <w:proofErr w:type="gramStart"/>
+      <w:r>
+        <w:t>vermeulen.oc=0.p</w:t>
+      </w:r>
+      <w:proofErr w:type="gramEnd"/>
+      <w:r>
+        <w:t>=anna+</w:t>
+      </w:r>
+      <w:proofErr w:type="gramStart"/>
+      <w:r>
+        <w:t>juliana.ged:</w:t>
+      </w:r>
+      <w:proofErr w:type="gramEnd"/>
+      <w:r>
+        <w:t>1 TITL @todo événement 'Domicilie' inconnu pour Joanna Martina BACK. Vérifier la source.</w:t>
+      </w:r>
+    </w:p>
+    <w:p>
+      <w:r>
+        <w:t>result/gw.geneanet.org.sh1.lang=fr.n=</w:t>
+      </w:r>
+      <w:proofErr w:type="gramStart"/>
+      <w:r>
+        <w:t>vermeulen.oc=0.p</w:t>
+      </w:r>
+      <w:proofErr w:type="gramEnd"/>
+      <w:r>
+        <w:t>=anna+</w:t>
+      </w:r>
+      <w:proofErr w:type="gramStart"/>
+      <w:r>
+        <w:t>juliana.ged:</w:t>
+      </w:r>
+      <w:proofErr w:type="gramEnd"/>
+      <w:r>
+        <w:t>1 TITL @todo événement 'Domicilie' inconnu pour Joannes Petrus VERMEULEN. Vérifier la source.</w:t>
+      </w:r>
+    </w:p>
+    <w:p>
+      <w:r>
+        <w:t>result/gw.geneanet.org.sh1.lang=fr.n=</w:t>
+      </w:r>
+      <w:proofErr w:type="gramStart"/>
+      <w:r>
+        <w:t>vermeulen.oc=0.p</w:t>
+      </w:r>
+      <w:proofErr w:type="gramEnd"/>
+      <w:r>
+        <w:t>=anna+</w:t>
+      </w:r>
+      <w:proofErr w:type="gramStart"/>
+      <w:r>
+        <w:t>juliana.ged:</w:t>
+      </w:r>
+      <w:proofErr w:type="gramEnd"/>
+      <w:r>
+        <w:t xml:space="preserve">1 TITL @todo événement 'Domicilie' inconnu pour </w:t>
+      </w:r>
+      <w:proofErr w:type="spellStart"/>
+      <w:r>
+        <w:t>Livinus</w:t>
+      </w:r>
+      <w:proofErr w:type="spellEnd"/>
+      <w:r>
+        <w:t xml:space="preserve"> Joannes VERMEULEN. Vérifier la source.</w:t>
+      </w:r>
+    </w:p>
+    <w:p>
+      <w:r>
+        <w:t>result/gw.geneanet.org.sh1.lang=fr.n=</w:t>
+      </w:r>
+      <w:proofErr w:type="gramStart"/>
+      <w:r>
+        <w:t>vermeulen.oc=0.p</w:t>
+      </w:r>
+      <w:proofErr w:type="gramEnd"/>
+      <w:r>
+        <w:t>=anna+</w:t>
+      </w:r>
+      <w:proofErr w:type="gramStart"/>
+      <w:r>
+        <w:t>juliana.ged:</w:t>
+      </w:r>
+      <w:proofErr w:type="gramEnd"/>
+      <w:r>
+        <w:t xml:space="preserve">1 TITL @todo événement 'Domicilie' inconnu pour </w:t>
+      </w:r>
+      <w:proofErr w:type="spellStart"/>
+      <w:r>
+        <w:t>Livinus</w:t>
+      </w:r>
+      <w:proofErr w:type="spellEnd"/>
+      <w:r>
+        <w:t xml:space="preserve"> Joannes VERMEULEN. Vérifier la source.</w:t>
+      </w:r>
+    </w:p>
+    <w:p>
+      <w:r>
+        <w:t>result/gw.geneanet.org.sh1.lang=fr.n=</w:t>
+      </w:r>
+      <w:proofErr w:type="gramStart"/>
+      <w:r>
+        <w:t>vermeulen.oc=0.p</w:t>
+      </w:r>
+      <w:proofErr w:type="gramEnd"/>
+      <w:r>
+        <w:t>=anna+</w:t>
+      </w:r>
+      <w:proofErr w:type="gramStart"/>
+      <w:r>
+        <w:t>juliana.ged:</w:t>
+      </w:r>
+      <w:proofErr w:type="gramEnd"/>
+      <w:r>
+        <w:t xml:space="preserve">1 TITL @todo événement 'Domicilie' inconnu pour </w:t>
+      </w:r>
+      <w:proofErr w:type="spellStart"/>
+      <w:r>
+        <w:t>Petronella</w:t>
+      </w:r>
+      <w:proofErr w:type="spellEnd"/>
+      <w:r>
+        <w:t xml:space="preserve"> </w:t>
+      </w:r>
+      <w:proofErr w:type="spellStart"/>
+      <w:r>
+        <w:t>Theresia</w:t>
+      </w:r>
+      <w:proofErr w:type="spellEnd"/>
+      <w:r>
+        <w:t xml:space="preserve"> DE DONDER. Vérifier la source.</w:t>
+      </w:r>
+    </w:p>
+    <w:p>
+      <w:r>
+        <w:t>result/gw.geneanet.org.sh1.lang=fr.n=</w:t>
+      </w:r>
+      <w:proofErr w:type="gramStart"/>
+      <w:r>
+        <w:t>vermeulen.oc=0.p</w:t>
+      </w:r>
+      <w:proofErr w:type="gramEnd"/>
+      <w:r>
+        <w:t>=anna+</w:t>
+      </w:r>
+      <w:proofErr w:type="gramStart"/>
+      <w:r>
+        <w:t>juliana.ged:</w:t>
+      </w:r>
+      <w:proofErr w:type="gramEnd"/>
+      <w:r>
+        <w:t xml:space="preserve">1 TITL @todo événement 'Domicilie' inconnu pour </w:t>
+      </w:r>
+      <w:proofErr w:type="spellStart"/>
+      <w:r>
+        <w:t>Petronella</w:t>
+      </w:r>
+      <w:proofErr w:type="spellEnd"/>
+      <w:r>
+        <w:t xml:space="preserve"> </w:t>
+      </w:r>
+      <w:proofErr w:type="spellStart"/>
+      <w:r>
+        <w:t>Theresia</w:t>
+      </w:r>
+      <w:proofErr w:type="spellEnd"/>
+      <w:r>
+        <w:t xml:space="preserve"> DE DONDER. Vérifier la source.</w:t>
       </w:r>
     </w:p>
     <w:p/>
     <w:p>
       <w:r>
-        <w:t>result/gw.geneanet.org.jvo2506.lang=fr.n=van+brussel.oc=0.p=eduardus.ged:1 TITL @todo événement 'Service militaire' inconnu pour Petrus VAN BRUSSEL. Vérifier la source.</w:t>
+        <w:t>result/gw.geneanet.org.jvo2506.lang=fr.n=van+</w:t>
+      </w:r>
+      <w:proofErr w:type="gramStart"/>
+      <w:r>
+        <w:t>brussel.oc=0.p</w:t>
+      </w:r>
+      <w:proofErr w:type="gramEnd"/>
+      <w:r>
+        <w:t>=</w:t>
+      </w:r>
+      <w:proofErr w:type="gramStart"/>
+      <w:r>
+        <w:t>eduardus.ged:</w:t>
+      </w:r>
+      <w:proofErr w:type="gramEnd"/>
+      <w:r>
+        <w:t>1 TITL @todo événement 'Service militaire' inconnu pour Petrus VAN BRUSSEL. Vérifier la source.</w:t>
       </w:r>
     </w:p>
     <w:p/>
@@ -450,7 +1089,15 @@
               <w:pStyle w:val="Listing"/>
             </w:pPr>
             <w:r>
-              <w:t>&lt;tr&gt;</w:t>
+              <w:t>&lt;</w:t>
+            </w:r>
+            <w:proofErr w:type="gramStart"/>
+            <w:r>
+              <w:t>tr</w:t>
+            </w:r>
+            <w:proofErr w:type="gramEnd"/>
+            <w:r>
+              <w:t>&gt;</w:t>
             </w:r>
           </w:p>
         </w:tc>
@@ -482,7 +1129,57 @@
               <w:pStyle w:val="Listing"/>
             </w:pPr>
             <w:r>
-              <w:t>&lt;td valign="top" style="white-space: nowrap;" width="1"&gt;</w:t>
+              <w:t>&lt;</w:t>
+            </w:r>
+            <w:proofErr w:type="gramStart"/>
+            <w:r>
+              <w:t>td</w:t>
+            </w:r>
+            <w:proofErr w:type="gramEnd"/>
+            <w:r>
+              <w:t xml:space="preserve"> </w:t>
+            </w:r>
+            <w:proofErr w:type="spellStart"/>
+            <w:r>
+              <w:t>valign</w:t>
+            </w:r>
+            <w:proofErr w:type="spellEnd"/>
+            <w:r>
+              <w:t>="top" style="white-</w:t>
+            </w:r>
+            <w:proofErr w:type="spellStart"/>
+            <w:proofErr w:type="gramStart"/>
+            <w:r>
+              <w:t>space</w:t>
+            </w:r>
+            <w:proofErr w:type="spellEnd"/>
+            <w:r>
+              <w:t>:</w:t>
+            </w:r>
+            <w:proofErr w:type="gramEnd"/>
+            <w:r>
+              <w:t xml:space="preserve"> </w:t>
+            </w:r>
+            <w:proofErr w:type="spellStart"/>
+            <w:proofErr w:type="gramStart"/>
+            <w:r>
+              <w:t>nowrap</w:t>
+            </w:r>
+            <w:proofErr w:type="spellEnd"/>
+            <w:r>
+              <w:t>;</w:t>
+            </w:r>
+            <w:proofErr w:type="gramEnd"/>
+            <w:r>
+              <w:t xml:space="preserve">" </w:t>
+            </w:r>
+            <w:proofErr w:type="spellStart"/>
+            <w:r>
+              <w:t>width</w:t>
+            </w:r>
+            <w:proofErr w:type="spellEnd"/>
+            <w:r>
+              <w:t>="1"&gt;</w:t>
             </w:r>
           </w:p>
         </w:tc>
@@ -514,7 +1211,46 @@
               <w:pStyle w:val="Listing"/>
             </w:pPr>
             <w:r>
-              <w:t>&lt;span style="float: right;" class="show-for-medium-up"&gt;&lt;i&gt;--- :&lt;i&gt;&lt;/span&gt;</w:t>
+              <w:t>&lt;</w:t>
+            </w:r>
+            <w:proofErr w:type="spellStart"/>
+            <w:proofErr w:type="gramStart"/>
+            <w:r>
+              <w:t>span</w:t>
+            </w:r>
+            <w:proofErr w:type="spellEnd"/>
+            <w:proofErr w:type="gramEnd"/>
+            <w:r>
+              <w:t xml:space="preserve"> style="</w:t>
+            </w:r>
+            <w:proofErr w:type="spellStart"/>
+            <w:proofErr w:type="gramStart"/>
+            <w:r>
+              <w:t>float</w:t>
+            </w:r>
+            <w:proofErr w:type="spellEnd"/>
+            <w:r>
+              <w:t>:</w:t>
+            </w:r>
+            <w:proofErr w:type="gramEnd"/>
+            <w:r>
+              <w:t xml:space="preserve"> </w:t>
+            </w:r>
+            <w:proofErr w:type="gramStart"/>
+            <w:r>
+              <w:t>right;</w:t>
+            </w:r>
+            <w:proofErr w:type="gramEnd"/>
+            <w:r>
+              <w:t>" class="show-for-medium-up"&gt;&lt;i&gt;--- :&lt;i&gt;&lt;/</w:t>
+            </w:r>
+            <w:proofErr w:type="spellStart"/>
+            <w:r>
+              <w:t>span</w:t>
+            </w:r>
+            <w:proofErr w:type="spellEnd"/>
+            <w:r>
+              <w:t>&gt;</w:t>
             </w:r>
           </w:p>
         </w:tc>
@@ -578,7 +1314,23 @@
               <w:pStyle w:val="Listing"/>
             </w:pPr>
             <w:r>
-              <w:t>&lt;td valign="top"&gt;</w:t>
+              <w:t>&lt;</w:t>
+            </w:r>
+            <w:proofErr w:type="gramStart"/>
+            <w:r>
+              <w:t>td</w:t>
+            </w:r>
+            <w:proofErr w:type="gramEnd"/>
+            <w:r>
+              <w:t xml:space="preserve"> </w:t>
+            </w:r>
+            <w:proofErr w:type="spellStart"/>
+            <w:r>
+              <w:t>valign</w:t>
+            </w:r>
+            <w:proofErr w:type="spellEnd"/>
+            <w:r>
+              <w:t>="top"&gt;</w:t>
             </w:r>
           </w:p>
         </w:tc>
@@ -610,7 +1362,41 @@
               <w:pStyle w:val="Listing"/>
             </w:pPr>
             <w:r>
-              <w:t>&lt;span class="small-12 show-for-small-only"&gt;&lt;i&gt;--- :&lt;i&gt;&lt;/span&gt;</w:t>
+              <w:t>&lt;</w:t>
+            </w:r>
+            <w:proofErr w:type="spellStart"/>
+            <w:proofErr w:type="gramStart"/>
+            <w:r>
+              <w:t>span</w:t>
+            </w:r>
+            <w:proofErr w:type="spellEnd"/>
+            <w:proofErr w:type="gramEnd"/>
+            <w:r>
+              <w:t xml:space="preserve"> class="small-12 show-for-</w:t>
+            </w:r>
+            <w:proofErr w:type="spellStart"/>
+            <w:r>
+              <w:t>small</w:t>
+            </w:r>
+            <w:proofErr w:type="spellEnd"/>
+            <w:r>
+              <w:t>-</w:t>
+            </w:r>
+            <w:proofErr w:type="spellStart"/>
+            <w:r>
+              <w:t>only</w:t>
+            </w:r>
+            <w:proofErr w:type="spellEnd"/>
+            <w:r>
+              <w:t>"&gt;&lt;i&gt;--- :&lt;i&gt;&lt;/</w:t>
+            </w:r>
+            <w:proofErr w:type="spellStart"/>
+            <w:r>
+              <w:t>span</w:t>
+            </w:r>
+            <w:proofErr w:type="spellEnd"/>
+            <w:r>
+              <w:t>&gt;</w:t>
             </w:r>
           </w:p>
         </w:tc>
@@ -642,7 +1428,25 @@
               <w:pStyle w:val="Listing"/>
             </w:pPr>
             <w:r>
-              <w:t>&lt;span class="nnom"&gt;</w:t>
+              <w:t>&lt;</w:t>
+            </w:r>
+            <w:proofErr w:type="spellStart"/>
+            <w:proofErr w:type="gramStart"/>
+            <w:r>
+              <w:t>span</w:t>
+            </w:r>
+            <w:proofErr w:type="spellEnd"/>
+            <w:proofErr w:type="gramEnd"/>
+            <w:r>
+              <w:t xml:space="preserve"> class="</w:t>
+            </w:r>
+            <w:proofErr w:type="spellStart"/>
+            <w:r>
+              <w:t>nnom</w:t>
+            </w:r>
+            <w:proofErr w:type="spellEnd"/>
+            <w:r>
+              <w:t>"&gt;</w:t>
             </w:r>
           </w:p>
         </w:tc>
@@ -680,7 +1484,15 @@
               <w:t>Domicilie</w:t>
             </w:r>
             <w:r>
-              <w:t xml:space="preserve"> &lt;/span&gt;</w:t>
+              <w:t xml:space="preserve"> &lt;/</w:t>
+            </w:r>
+            <w:proofErr w:type="spellStart"/>
+            <w:r>
+              <w:t>span</w:t>
+            </w:r>
+            <w:proofErr w:type="spellEnd"/>
+            <w:r>
+              <w:t>&gt;</w:t>
             </w:r>
           </w:p>
         </w:tc>
@@ -712,7 +1524,17 @@
               <w:pStyle w:val="Listing"/>
             </w:pPr>
             <w:r>
-              <w:t>&lt;br&gt;</w:t>
+              <w:t>&lt;</w:t>
+            </w:r>
+            <w:proofErr w:type="spellStart"/>
+            <w:proofErr w:type="gramStart"/>
+            <w:r>
+              <w:t>br</w:t>
+            </w:r>
+            <w:proofErr w:type="spellEnd"/>
+            <w:proofErr w:type="gramEnd"/>
+            <w:r>
+              <w:t>&gt;</w:t>
             </w:r>
           </w:p>
         </w:tc>
@@ -744,7 +1566,23 @@
               <w:pStyle w:val="Listing"/>
             </w:pPr>
             <w:r>
-              <w:t>&lt;div class="nnotes"&gt;&lt;p&gt;</w:t>
+              <w:t>&lt;</w:t>
+            </w:r>
+            <w:proofErr w:type="gramStart"/>
+            <w:r>
+              <w:t>div</w:t>
+            </w:r>
+            <w:proofErr w:type="gramEnd"/>
+            <w:r>
+              <w:t xml:space="preserve"> class="</w:t>
+            </w:r>
+            <w:proofErr w:type="spellStart"/>
+            <w:r>
+              <w:t>nnotes</w:t>
+            </w:r>
+            <w:proofErr w:type="spellEnd"/>
+            <w:r>
+              <w:t>"&gt;&lt;p&gt;</w:t>
             </w:r>
           </w:p>
         </w:tc>
@@ -775,8 +1613,21 @@
             <w:pPr>
               <w:pStyle w:val="Listing"/>
             </w:pPr>
-            <w:r>
-              <w:t>Adres:&lt;br&gt;</w:t>
+            <w:proofErr w:type="spellStart"/>
+            <w:r>
+              <w:t>Adres</w:t>
+            </w:r>
+            <w:proofErr w:type="spellEnd"/>
+            <w:r>
+              <w:t>:&lt;</w:t>
+            </w:r>
+            <w:proofErr w:type="spellStart"/>
+            <w:r>
+              <w:t>br</w:t>
+            </w:r>
+            <w:proofErr w:type="spellEnd"/>
+            <w:r>
+              <w:t>&gt;</w:t>
             </w:r>
           </w:p>
         </w:tc>
@@ -807,9 +1658,16 @@
             <w:pPr>
               <w:pStyle w:val="Listing"/>
             </w:pPr>
-            <w:r>
-              <w:t>Adres:</w:t>
-            </w:r>
+            <w:proofErr w:type="spellStart"/>
+            <w:proofErr w:type="gramStart"/>
+            <w:r>
+              <w:t>Adres</w:t>
+            </w:r>
+            <w:proofErr w:type="spellEnd"/>
+            <w:r>
+              <w:t>:</w:t>
+            </w:r>
+            <w:proofErr w:type="gramEnd"/>
           </w:p>
         </w:tc>
       </w:tr>
@@ -936,7 +1794,15 @@
               <w:pStyle w:val="Listing"/>
             </w:pPr>
             <w:r>
-              <w:t>&lt;tr&gt;</w:t>
+              <w:t>&lt;</w:t>
+            </w:r>
+            <w:proofErr w:type="gramStart"/>
+            <w:r>
+              <w:t>tr</w:t>
+            </w:r>
+            <w:proofErr w:type="gramEnd"/>
+            <w:r>
+              <w:t>&gt;</w:t>
             </w:r>
           </w:p>
         </w:tc>
@@ -968,7 +1834,57 @@
               <w:pStyle w:val="Listing"/>
             </w:pPr>
             <w:r>
-              <w:t>&lt;td valign="top" style="white-space: nowrap;" width="1"&gt;</w:t>
+              <w:t>&lt;</w:t>
+            </w:r>
+            <w:proofErr w:type="gramStart"/>
+            <w:r>
+              <w:t>td</w:t>
+            </w:r>
+            <w:proofErr w:type="gramEnd"/>
+            <w:r>
+              <w:t xml:space="preserve"> </w:t>
+            </w:r>
+            <w:proofErr w:type="spellStart"/>
+            <w:r>
+              <w:t>valign</w:t>
+            </w:r>
+            <w:proofErr w:type="spellEnd"/>
+            <w:r>
+              <w:t>="top" style="white-</w:t>
+            </w:r>
+            <w:proofErr w:type="spellStart"/>
+            <w:proofErr w:type="gramStart"/>
+            <w:r>
+              <w:t>space</w:t>
+            </w:r>
+            <w:proofErr w:type="spellEnd"/>
+            <w:r>
+              <w:t>:</w:t>
+            </w:r>
+            <w:proofErr w:type="gramEnd"/>
+            <w:r>
+              <w:t xml:space="preserve"> </w:t>
+            </w:r>
+            <w:proofErr w:type="spellStart"/>
+            <w:proofErr w:type="gramStart"/>
+            <w:r>
+              <w:t>nowrap</w:t>
+            </w:r>
+            <w:proofErr w:type="spellEnd"/>
+            <w:r>
+              <w:t>;</w:t>
+            </w:r>
+            <w:proofErr w:type="gramEnd"/>
+            <w:r>
+              <w:t xml:space="preserve">" </w:t>
+            </w:r>
+            <w:proofErr w:type="spellStart"/>
+            <w:r>
+              <w:t>width</w:t>
+            </w:r>
+            <w:proofErr w:type="spellEnd"/>
+            <w:r>
+              <w:t>="1"&gt;</w:t>
             </w:r>
           </w:p>
         </w:tc>
@@ -1000,7 +1916,46 @@
               <w:pStyle w:val="Listing"/>
             </w:pPr>
             <w:r>
-              <w:t>&lt;span style="float: right;" class="show-for-medium-up"&gt;&lt;i&gt;--- :&lt;i&gt;&lt;/span&gt;</w:t>
+              <w:t>&lt;</w:t>
+            </w:r>
+            <w:proofErr w:type="spellStart"/>
+            <w:proofErr w:type="gramStart"/>
+            <w:r>
+              <w:t>span</w:t>
+            </w:r>
+            <w:proofErr w:type="spellEnd"/>
+            <w:proofErr w:type="gramEnd"/>
+            <w:r>
+              <w:t xml:space="preserve"> style="</w:t>
+            </w:r>
+            <w:proofErr w:type="spellStart"/>
+            <w:proofErr w:type="gramStart"/>
+            <w:r>
+              <w:t>float</w:t>
+            </w:r>
+            <w:proofErr w:type="spellEnd"/>
+            <w:r>
+              <w:t>:</w:t>
+            </w:r>
+            <w:proofErr w:type="gramEnd"/>
+            <w:r>
+              <w:t xml:space="preserve"> </w:t>
+            </w:r>
+            <w:proofErr w:type="gramStart"/>
+            <w:r>
+              <w:t>right;</w:t>
+            </w:r>
+            <w:proofErr w:type="gramEnd"/>
+            <w:r>
+              <w:t>" class="show-for-medium-up"&gt;&lt;i&gt;--- :&lt;i&gt;&lt;/</w:t>
+            </w:r>
+            <w:proofErr w:type="spellStart"/>
+            <w:r>
+              <w:t>span</w:t>
+            </w:r>
+            <w:proofErr w:type="spellEnd"/>
+            <w:r>
+              <w:t>&gt;</w:t>
             </w:r>
           </w:p>
         </w:tc>
@@ -1064,7 +2019,23 @@
               <w:pStyle w:val="Listing"/>
             </w:pPr>
             <w:r>
-              <w:t>&lt;td valign="top"&gt;</w:t>
+              <w:t>&lt;</w:t>
+            </w:r>
+            <w:proofErr w:type="gramStart"/>
+            <w:r>
+              <w:t>td</w:t>
+            </w:r>
+            <w:proofErr w:type="gramEnd"/>
+            <w:r>
+              <w:t xml:space="preserve"> </w:t>
+            </w:r>
+            <w:proofErr w:type="spellStart"/>
+            <w:r>
+              <w:t>valign</w:t>
+            </w:r>
+            <w:proofErr w:type="spellEnd"/>
+            <w:r>
+              <w:t>="top"&gt;</w:t>
             </w:r>
           </w:p>
         </w:tc>
@@ -1096,7 +2067,41 @@
               <w:pStyle w:val="Listing"/>
             </w:pPr>
             <w:r>
-              <w:t>&lt;span class="small-12 show-for-small-only"&gt;&lt;i&gt;--- :&lt;i&gt;&lt;/span&gt;</w:t>
+              <w:t>&lt;</w:t>
+            </w:r>
+            <w:proofErr w:type="spellStart"/>
+            <w:proofErr w:type="gramStart"/>
+            <w:r>
+              <w:t>span</w:t>
+            </w:r>
+            <w:proofErr w:type="spellEnd"/>
+            <w:proofErr w:type="gramEnd"/>
+            <w:r>
+              <w:t xml:space="preserve"> class="small-12 show-for-</w:t>
+            </w:r>
+            <w:proofErr w:type="spellStart"/>
+            <w:r>
+              <w:t>small</w:t>
+            </w:r>
+            <w:proofErr w:type="spellEnd"/>
+            <w:r>
+              <w:t>-</w:t>
+            </w:r>
+            <w:proofErr w:type="spellStart"/>
+            <w:r>
+              <w:t>only</w:t>
+            </w:r>
+            <w:proofErr w:type="spellEnd"/>
+            <w:r>
+              <w:t>"&gt;&lt;i&gt;--- :&lt;i&gt;&lt;/</w:t>
+            </w:r>
+            <w:proofErr w:type="spellStart"/>
+            <w:r>
+              <w:t>span</w:t>
+            </w:r>
+            <w:proofErr w:type="spellEnd"/>
+            <w:r>
+              <w:t>&gt;</w:t>
             </w:r>
           </w:p>
         </w:tc>
@@ -1128,7 +2133,25 @@
               <w:pStyle w:val="Listing"/>
             </w:pPr>
             <w:r>
-              <w:t>&lt;span class="nnom"&gt;</w:t>
+              <w:t>&lt;</w:t>
+            </w:r>
+            <w:proofErr w:type="spellStart"/>
+            <w:proofErr w:type="gramStart"/>
+            <w:r>
+              <w:t>span</w:t>
+            </w:r>
+            <w:proofErr w:type="spellEnd"/>
+            <w:proofErr w:type="gramEnd"/>
+            <w:r>
+              <w:t xml:space="preserve"> class="</w:t>
+            </w:r>
+            <w:proofErr w:type="spellStart"/>
+            <w:r>
+              <w:t>nnom</w:t>
+            </w:r>
+            <w:proofErr w:type="spellEnd"/>
+            <w:r>
+              <w:t>"&gt;</w:t>
             </w:r>
           </w:p>
         </w:tc>
@@ -1160,7 +2183,15 @@
               <w:pStyle w:val="Listing"/>
             </w:pPr>
             <w:r>
-              <w:t>Domicilie &lt;/span&gt;</w:t>
+              <w:t>Domicilie &lt;/</w:t>
+            </w:r>
+            <w:proofErr w:type="spellStart"/>
+            <w:r>
+              <w:t>span</w:t>
+            </w:r>
+            <w:proofErr w:type="spellEnd"/>
+            <w:r>
+              <w:t>&gt;</w:t>
             </w:r>
           </w:p>
         </w:tc>
@@ -1192,7 +2223,17 @@
               <w:pStyle w:val="Listing"/>
             </w:pPr>
             <w:r>
-              <w:t>&lt;br&gt;</w:t>
+              <w:t>&lt;</w:t>
+            </w:r>
+            <w:proofErr w:type="spellStart"/>
+            <w:proofErr w:type="gramStart"/>
+            <w:r>
+              <w:t>br</w:t>
+            </w:r>
+            <w:proofErr w:type="spellEnd"/>
+            <w:proofErr w:type="gramEnd"/>
+            <w:r>
+              <w:t>&gt;</w:t>
             </w:r>
           </w:p>
         </w:tc>
@@ -1224,7 +2265,23 @@
               <w:pStyle w:val="Listing"/>
             </w:pPr>
             <w:r>
-              <w:t>&lt;div class="nnotes"&gt;&lt;p&gt;</w:t>
+              <w:t>&lt;</w:t>
+            </w:r>
+            <w:proofErr w:type="gramStart"/>
+            <w:r>
+              <w:t>div</w:t>
+            </w:r>
+            <w:proofErr w:type="gramEnd"/>
+            <w:r>
+              <w:t xml:space="preserve"> class="</w:t>
+            </w:r>
+            <w:proofErr w:type="spellStart"/>
+            <w:r>
+              <w:t>nnotes</w:t>
+            </w:r>
+            <w:proofErr w:type="spellEnd"/>
+            <w:r>
+              <w:t>"&gt;&lt;p&gt;</w:t>
             </w:r>
           </w:p>
         </w:tc>
@@ -1255,8 +2312,21 @@
             <w:pPr>
               <w:pStyle w:val="Listing"/>
             </w:pPr>
-            <w:r>
-              <w:t>Adres:&lt;br&gt;</w:t>
+            <w:proofErr w:type="spellStart"/>
+            <w:r>
+              <w:t>Adres</w:t>
+            </w:r>
+            <w:proofErr w:type="spellEnd"/>
+            <w:r>
+              <w:t>:&lt;</w:t>
+            </w:r>
+            <w:proofErr w:type="spellStart"/>
+            <w:r>
+              <w:t>br</w:t>
+            </w:r>
+            <w:proofErr w:type="spellEnd"/>
+            <w:r>
+              <w:t>&gt;</w:t>
             </w:r>
           </w:p>
         </w:tc>
@@ -1287,9 +2357,16 @@
             <w:pPr>
               <w:pStyle w:val="Listing"/>
             </w:pPr>
-            <w:r>
-              <w:t>Adres:</w:t>
-            </w:r>
+            <w:proofErr w:type="spellStart"/>
+            <w:proofErr w:type="gramStart"/>
+            <w:r>
+              <w:t>Adres</w:t>
+            </w:r>
+            <w:proofErr w:type="spellEnd"/>
+            <w:r>
+              <w:t>:</w:t>
+            </w:r>
+            <w:proofErr w:type="gramEnd"/>
           </w:p>
         </w:tc>
       </w:tr>
@@ -1570,23 +2647,107 @@
       </w:pPr>
       <w:r>
         <w:lastRenderedPageBreak/>
-        <w:t>&lt;tr&gt;</w:t>
-      </w:r>
-    </w:p>
-    <w:p>
-      <w:pPr>
-        <w:pStyle w:val="Listing"/>
-      </w:pPr>
-      <w:r>
-        <w:t>&lt;td valign="top" style="white-space: nowrap;" width="1"&gt;</w:t>
-      </w:r>
-    </w:p>
-    <w:p>
-      <w:pPr>
-        <w:pStyle w:val="Listing"/>
-      </w:pPr>
-      <w:r>
-        <w:t>&lt;span class="ddate show-for-medium-up"&gt;entre 1700 et 1713 :&lt;/span&gt;</w:t>
+        <w:t>&lt;</w:t>
+      </w:r>
+      <w:proofErr w:type="gramStart"/>
+      <w:r>
+        <w:t>tr</w:t>
+      </w:r>
+      <w:proofErr w:type="gramEnd"/>
+      <w:r>
+        <w:t>&gt;</w:t>
+      </w:r>
+    </w:p>
+    <w:p>
+      <w:pPr>
+        <w:pStyle w:val="Listing"/>
+      </w:pPr>
+      <w:r>
+        <w:t>&lt;</w:t>
+      </w:r>
+      <w:proofErr w:type="gramStart"/>
+      <w:r>
+        <w:t>td</w:t>
+      </w:r>
+      <w:proofErr w:type="gramEnd"/>
+      <w:r>
+        <w:t xml:space="preserve"> </w:t>
+      </w:r>
+      <w:proofErr w:type="spellStart"/>
+      <w:r>
+        <w:t>valign</w:t>
+      </w:r>
+      <w:proofErr w:type="spellEnd"/>
+      <w:r>
+        <w:t>="top" style="white-</w:t>
+      </w:r>
+      <w:proofErr w:type="spellStart"/>
+      <w:proofErr w:type="gramStart"/>
+      <w:r>
+        <w:t>space</w:t>
+      </w:r>
+      <w:proofErr w:type="spellEnd"/>
+      <w:r>
+        <w:t>:</w:t>
+      </w:r>
+      <w:proofErr w:type="gramEnd"/>
+      <w:r>
+        <w:t xml:space="preserve"> </w:t>
+      </w:r>
+      <w:proofErr w:type="spellStart"/>
+      <w:proofErr w:type="gramStart"/>
+      <w:r>
+        <w:t>nowrap</w:t>
+      </w:r>
+      <w:proofErr w:type="spellEnd"/>
+      <w:r>
+        <w:t>;</w:t>
+      </w:r>
+      <w:proofErr w:type="gramEnd"/>
+      <w:r>
+        <w:t xml:space="preserve">" </w:t>
+      </w:r>
+      <w:proofErr w:type="spellStart"/>
+      <w:r>
+        <w:t>width</w:t>
+      </w:r>
+      <w:proofErr w:type="spellEnd"/>
+      <w:r>
+        <w:t>="1"&gt;</w:t>
+      </w:r>
+    </w:p>
+    <w:p>
+      <w:pPr>
+        <w:pStyle w:val="Listing"/>
+      </w:pPr>
+      <w:r>
+        <w:t>&lt;</w:t>
+      </w:r>
+      <w:proofErr w:type="spellStart"/>
+      <w:proofErr w:type="gramStart"/>
+      <w:r>
+        <w:t>span</w:t>
+      </w:r>
+      <w:proofErr w:type="spellEnd"/>
+      <w:proofErr w:type="gramEnd"/>
+      <w:r>
+        <w:t xml:space="preserve"> class="</w:t>
+      </w:r>
+      <w:proofErr w:type="spellStart"/>
+      <w:r>
+        <w:t>ddate</w:t>
+      </w:r>
+      <w:proofErr w:type="spellEnd"/>
+      <w:r>
+        <w:t xml:space="preserve"> show-for-medium-up"&gt;entre 1700 et 1713 :&lt;/</w:t>
+      </w:r>
+      <w:proofErr w:type="spellStart"/>
+      <w:r>
+        <w:t>span</w:t>
+      </w:r>
+      <w:proofErr w:type="spellEnd"/>
+      <w:r>
+        <w:t>&gt;</w:t>
       </w:r>
     </w:p>
     <w:p>
@@ -1602,23 +2763,125 @@
         <w:pStyle w:val="Listing"/>
       </w:pPr>
       <w:r>
-        <w:t>&lt;td valign="top"&gt;</w:t>
-      </w:r>
-    </w:p>
-    <w:p>
-      <w:pPr>
-        <w:pStyle w:val="Listing"/>
-      </w:pPr>
-      <w:r>
-        <w:t>&lt;span class="ddate small-12 show-for-small-only" style="float:none; padding-top:5px;"&gt;entre 1700 et 1713 :&lt;/span&gt;</w:t>
-      </w:r>
-    </w:p>
-    <w:p>
-      <w:pPr>
-        <w:pStyle w:val="Listing"/>
-      </w:pPr>
-      <w:r>
-        <w:t>&lt;span class="nnom"&gt;</w:t>
+        <w:t>&lt;</w:t>
+      </w:r>
+      <w:proofErr w:type="gramStart"/>
+      <w:r>
+        <w:t>td</w:t>
+      </w:r>
+      <w:proofErr w:type="gramEnd"/>
+      <w:r>
+        <w:t xml:space="preserve"> </w:t>
+      </w:r>
+      <w:proofErr w:type="spellStart"/>
+      <w:r>
+        <w:t>valign</w:t>
+      </w:r>
+      <w:proofErr w:type="spellEnd"/>
+      <w:r>
+        <w:t>="top"&gt;</w:t>
+      </w:r>
+    </w:p>
+    <w:p>
+      <w:pPr>
+        <w:pStyle w:val="Listing"/>
+      </w:pPr>
+      <w:r>
+        <w:t>&lt;</w:t>
+      </w:r>
+      <w:proofErr w:type="spellStart"/>
+      <w:proofErr w:type="gramStart"/>
+      <w:r>
+        <w:t>span</w:t>
+      </w:r>
+      <w:proofErr w:type="spellEnd"/>
+      <w:proofErr w:type="gramEnd"/>
+      <w:r>
+        <w:t xml:space="preserve"> class="</w:t>
+      </w:r>
+      <w:proofErr w:type="spellStart"/>
+      <w:r>
+        <w:t>ddate</w:t>
+      </w:r>
+      <w:proofErr w:type="spellEnd"/>
+      <w:r>
+        <w:t xml:space="preserve"> small-12 show-for-</w:t>
+      </w:r>
+      <w:proofErr w:type="spellStart"/>
+      <w:r>
+        <w:t>small</w:t>
+      </w:r>
+      <w:proofErr w:type="spellEnd"/>
+      <w:r>
+        <w:t>-</w:t>
+      </w:r>
+      <w:proofErr w:type="spellStart"/>
+      <w:r>
+        <w:t>only</w:t>
+      </w:r>
+      <w:proofErr w:type="spellEnd"/>
+      <w:r>
+        <w:t>" style="</w:t>
+      </w:r>
+      <w:proofErr w:type="spellStart"/>
+      <w:proofErr w:type="gramStart"/>
+      <w:r>
+        <w:t>float:none</w:t>
+      </w:r>
+      <w:proofErr w:type="spellEnd"/>
+      <w:proofErr w:type="gramEnd"/>
+      <w:r>
+        <w:t>; padding-</w:t>
+      </w:r>
+      <w:proofErr w:type="gramStart"/>
+      <w:r>
+        <w:t>top:</w:t>
+      </w:r>
+      <w:proofErr w:type="gramEnd"/>
+      <w:r>
+        <w:t>5</w:t>
+      </w:r>
+      <w:proofErr w:type="gramStart"/>
+      <w:r>
+        <w:t>px;</w:t>
+      </w:r>
+      <w:proofErr w:type="gramEnd"/>
+      <w:r>
+        <w:t>"&gt;entre 1700 et 1713 :&lt;/</w:t>
+      </w:r>
+      <w:proofErr w:type="spellStart"/>
+      <w:r>
+        <w:t>span</w:t>
+      </w:r>
+      <w:proofErr w:type="spellEnd"/>
+      <w:r>
+        <w:t>&gt;</w:t>
+      </w:r>
+    </w:p>
+    <w:p>
+      <w:pPr>
+        <w:pStyle w:val="Listing"/>
+      </w:pPr>
+      <w:r>
+        <w:t>&lt;</w:t>
+      </w:r>
+      <w:proofErr w:type="spellStart"/>
+      <w:proofErr w:type="gramStart"/>
+      <w:r>
+        <w:t>span</w:t>
+      </w:r>
+      <w:proofErr w:type="spellEnd"/>
+      <w:proofErr w:type="gramEnd"/>
+      <w:r>
+        <w:t xml:space="preserve"> class="</w:t>
+      </w:r>
+      <w:proofErr w:type="spellStart"/>
+      <w:r>
+        <w:t>nnom</w:t>
+      </w:r>
+      <w:proofErr w:type="spellEnd"/>
+      <w:r>
+        <w:t>"&gt;</w:t>
       </w:r>
     </w:p>
     <w:p>
@@ -1629,42 +2892,276 @@
         <w:rPr>
           <w:highlight w:val="yellow"/>
         </w:rPr>
-        <w:t>Service militaire</w:t>
-      </w:r>
-      <w:r>
-        <w:t xml:space="preserve">  - Breda en …..? &lt;/span&gt;</w:t>
-      </w:r>
-    </w:p>
-    <w:p>
-      <w:pPr>
-        <w:pStyle w:val="Listing"/>
-      </w:pPr>
-      <w:r>
-        <w:t>&lt;br&gt;</w:t>
-      </w:r>
-    </w:p>
-    <w:p>
-      <w:pPr>
-        <w:pStyle w:val="Listing"/>
-      </w:pPr>
-      <w:r>
-        <w:t>&lt;div class="nnotes"&gt;&lt;p&gt;</w:t>
-      </w:r>
-    </w:p>
-    <w:p>
-      <w:pPr>
-        <w:pStyle w:val="Listing"/>
-      </w:pPr>
-      <w:r>
-        <w:t>Soldaat in het infanterieregiment van kolonel Lindstau. Waarschijnlijk was hij soldaat in de Spaanse Successieoorlog. Die duurde tot 1713…</w:t>
-      </w:r>
-    </w:p>
-    <w:p>
-      <w:pPr>
-        <w:pStyle w:val="Listing"/>
-      </w:pPr>
-      <w:r>
-        <w:t>Van juni 1703 tot december 1703 leverde dit regiment slag in Vlaanderen (oa in het waasland) onder leiding van generaal Coehoorn.</w:t>
+        <w:t xml:space="preserve">Service </w:t>
+      </w:r>
+      <w:proofErr w:type="gramStart"/>
+      <w:r>
+        <w:rPr>
+          <w:highlight w:val="yellow"/>
+        </w:rPr>
+        <w:t>militaire</w:t>
+      </w:r>
+      <w:r>
+        <w:t xml:space="preserve">  -</w:t>
+      </w:r>
+      <w:proofErr w:type="gramEnd"/>
+      <w:r>
+        <w:t xml:space="preserve"> Breda en</w:t>
+      </w:r>
+      <w:proofErr w:type="gramStart"/>
+      <w:r>
+        <w:t xml:space="preserve"> …..?</w:t>
+      </w:r>
+      <w:proofErr w:type="gramEnd"/>
+      <w:r>
+        <w:t xml:space="preserve"> &lt;/</w:t>
+      </w:r>
+      <w:proofErr w:type="spellStart"/>
+      <w:r>
+        <w:t>span</w:t>
+      </w:r>
+      <w:proofErr w:type="spellEnd"/>
+      <w:r>
+        <w:t>&gt;</w:t>
+      </w:r>
+    </w:p>
+    <w:p>
+      <w:pPr>
+        <w:pStyle w:val="Listing"/>
+      </w:pPr>
+      <w:r>
+        <w:t>&lt;</w:t>
+      </w:r>
+      <w:proofErr w:type="spellStart"/>
+      <w:proofErr w:type="gramStart"/>
+      <w:r>
+        <w:t>br</w:t>
+      </w:r>
+      <w:proofErr w:type="spellEnd"/>
+      <w:proofErr w:type="gramEnd"/>
+      <w:r>
+        <w:t>&gt;</w:t>
+      </w:r>
+    </w:p>
+    <w:p>
+      <w:pPr>
+        <w:pStyle w:val="Listing"/>
+      </w:pPr>
+      <w:r>
+        <w:t>&lt;</w:t>
+      </w:r>
+      <w:proofErr w:type="gramStart"/>
+      <w:r>
+        <w:t>div</w:t>
+      </w:r>
+      <w:proofErr w:type="gramEnd"/>
+      <w:r>
+        <w:t xml:space="preserve"> class="</w:t>
+      </w:r>
+      <w:proofErr w:type="spellStart"/>
+      <w:r>
+        <w:t>nnotes</w:t>
+      </w:r>
+      <w:proofErr w:type="spellEnd"/>
+      <w:r>
+        <w:t>"&gt;&lt;p&gt;</w:t>
+      </w:r>
+    </w:p>
+    <w:p>
+      <w:pPr>
+        <w:pStyle w:val="Listing"/>
+      </w:pPr>
+      <w:proofErr w:type="spellStart"/>
+      <w:r>
+        <w:t>Soldaat</w:t>
+      </w:r>
+      <w:proofErr w:type="spellEnd"/>
+      <w:r>
+        <w:t xml:space="preserve"> in het </w:t>
+      </w:r>
+      <w:proofErr w:type="spellStart"/>
+      <w:r>
+        <w:t>infanterieregiment</w:t>
+      </w:r>
+      <w:proofErr w:type="spellEnd"/>
+      <w:r>
+        <w:t xml:space="preserve"> van </w:t>
+      </w:r>
+      <w:proofErr w:type="spellStart"/>
+      <w:r>
+        <w:t>kolonel</w:t>
+      </w:r>
+      <w:proofErr w:type="spellEnd"/>
+      <w:r>
+        <w:t xml:space="preserve"> </w:t>
+      </w:r>
+      <w:proofErr w:type="spellStart"/>
+      <w:r>
+        <w:t>Lindstau</w:t>
+      </w:r>
+      <w:proofErr w:type="spellEnd"/>
+      <w:r>
+        <w:t xml:space="preserve">. </w:t>
+      </w:r>
+      <w:proofErr w:type="spellStart"/>
+      <w:r>
+        <w:t>Waarschijnlijk</w:t>
+      </w:r>
+      <w:proofErr w:type="spellEnd"/>
+      <w:r>
+        <w:t xml:space="preserve"> </w:t>
+      </w:r>
+      <w:proofErr w:type="spellStart"/>
+      <w:r>
+        <w:t>was</w:t>
+      </w:r>
+      <w:proofErr w:type="spellEnd"/>
+      <w:r>
+        <w:t xml:space="preserve"> </w:t>
+      </w:r>
+      <w:proofErr w:type="spellStart"/>
+      <w:r>
+        <w:t>hij</w:t>
+      </w:r>
+      <w:proofErr w:type="spellEnd"/>
+      <w:r>
+        <w:t xml:space="preserve"> </w:t>
+      </w:r>
+      <w:proofErr w:type="spellStart"/>
+      <w:r>
+        <w:t>soldaat</w:t>
+      </w:r>
+      <w:proofErr w:type="spellEnd"/>
+      <w:r>
+        <w:t xml:space="preserve"> in de </w:t>
+      </w:r>
+      <w:proofErr w:type="spellStart"/>
+      <w:r>
+        <w:t>Spaanse</w:t>
+      </w:r>
+      <w:proofErr w:type="spellEnd"/>
+      <w:r>
+        <w:t xml:space="preserve"> </w:t>
+      </w:r>
+      <w:proofErr w:type="spellStart"/>
+      <w:r>
+        <w:t>Successieoorlog</w:t>
+      </w:r>
+      <w:proofErr w:type="spellEnd"/>
+      <w:r>
+        <w:t xml:space="preserve">. Die </w:t>
+      </w:r>
+      <w:proofErr w:type="spellStart"/>
+      <w:r>
+        <w:t>duurde</w:t>
+      </w:r>
+      <w:proofErr w:type="spellEnd"/>
+      <w:r>
+        <w:t xml:space="preserve"> </w:t>
+      </w:r>
+      <w:proofErr w:type="spellStart"/>
+      <w:r>
+        <w:t>tot</w:t>
+      </w:r>
+      <w:proofErr w:type="spellEnd"/>
+      <w:r>
+        <w:t xml:space="preserve"> 1713…</w:t>
+      </w:r>
+    </w:p>
+    <w:p>
+      <w:pPr>
+        <w:pStyle w:val="Listing"/>
+      </w:pPr>
+      <w:r>
+        <w:t xml:space="preserve">Van </w:t>
+      </w:r>
+      <w:proofErr w:type="spellStart"/>
+      <w:r>
+        <w:t>juni</w:t>
+      </w:r>
+      <w:proofErr w:type="spellEnd"/>
+      <w:r>
+        <w:t xml:space="preserve"> 1703 </w:t>
+      </w:r>
+      <w:proofErr w:type="spellStart"/>
+      <w:r>
+        <w:t>tot</w:t>
+      </w:r>
+      <w:proofErr w:type="spellEnd"/>
+      <w:r>
+        <w:t xml:space="preserve"> </w:t>
+      </w:r>
+      <w:proofErr w:type="spellStart"/>
+      <w:r>
+        <w:t>december</w:t>
+      </w:r>
+      <w:proofErr w:type="spellEnd"/>
+      <w:r>
+        <w:t xml:space="preserve"> 1703 </w:t>
+      </w:r>
+      <w:proofErr w:type="spellStart"/>
+      <w:r>
+        <w:t>leverde</w:t>
+      </w:r>
+      <w:proofErr w:type="spellEnd"/>
+      <w:r>
+        <w:t xml:space="preserve"> dit </w:t>
+      </w:r>
+      <w:proofErr w:type="spellStart"/>
+      <w:r>
+        <w:t>regiment</w:t>
+      </w:r>
+      <w:proofErr w:type="spellEnd"/>
+      <w:r>
+        <w:t xml:space="preserve"> </w:t>
+      </w:r>
+      <w:proofErr w:type="spellStart"/>
+      <w:r>
+        <w:t>slag</w:t>
+      </w:r>
+      <w:proofErr w:type="spellEnd"/>
+      <w:r>
+        <w:t xml:space="preserve"> in </w:t>
+      </w:r>
+      <w:proofErr w:type="spellStart"/>
+      <w:r>
+        <w:t>Vlaanderen</w:t>
+      </w:r>
+      <w:proofErr w:type="spellEnd"/>
+      <w:r>
+        <w:t xml:space="preserve"> (</w:t>
+      </w:r>
+      <w:proofErr w:type="spellStart"/>
+      <w:r>
+        <w:t>oa</w:t>
+      </w:r>
+      <w:proofErr w:type="spellEnd"/>
+      <w:r>
+        <w:t xml:space="preserve"> in het </w:t>
+      </w:r>
+      <w:proofErr w:type="spellStart"/>
+      <w:r>
+        <w:t>waasland</w:t>
+      </w:r>
+      <w:proofErr w:type="spellEnd"/>
+      <w:r>
+        <w:t xml:space="preserve">) onder </w:t>
+      </w:r>
+      <w:proofErr w:type="spellStart"/>
+      <w:r>
+        <w:t>leiding</w:t>
+      </w:r>
+      <w:proofErr w:type="spellEnd"/>
+      <w:r>
+        <w:t xml:space="preserve"> van </w:t>
+      </w:r>
+      <w:proofErr w:type="spellStart"/>
+      <w:r>
+        <w:t>generaal</w:t>
+      </w:r>
+      <w:proofErr w:type="spellEnd"/>
+      <w:r>
+        <w:t xml:space="preserve"> Coehoorn.</w:t>
       </w:r>
     </w:p>
     <w:p>
@@ -1778,23 +3275,78 @@
         <w:pStyle w:val="Listing"/>
       </w:pPr>
       <w:r>
-        <w:t>&lt;p ng-non-bindable&gt;</w:t>
-      </w:r>
-    </w:p>
-    <w:p>
-      <w:pPr>
-        <w:pStyle w:val="Listing"/>
-      </w:pPr>
-      <w:r>
-        <w:t>&lt;b&gt;Union avec Joanna Van Doorslaer&lt;/b&gt;:</w:t>
-      </w:r>
-    </w:p>
-    <w:p>
-      <w:pPr>
-        <w:pStyle w:val="Listing"/>
-      </w:pPr>
-      <w:r>
-        <w:t>&lt;br&gt;</w:t>
+        <w:t>&lt;</w:t>
+      </w:r>
+      <w:proofErr w:type="gramStart"/>
+      <w:r>
+        <w:t>p</w:t>
+      </w:r>
+      <w:proofErr w:type="gramEnd"/>
+      <w:r>
+        <w:t xml:space="preserve"> </w:t>
+      </w:r>
+      <w:proofErr w:type="spellStart"/>
+      <w:r>
+        <w:t>ng</w:t>
+      </w:r>
+      <w:proofErr w:type="spellEnd"/>
+      <w:r>
+        <w:t>-non-</w:t>
+      </w:r>
+      <w:proofErr w:type="spellStart"/>
+      <w:r>
+        <w:t>bindable</w:t>
+      </w:r>
+      <w:proofErr w:type="spellEnd"/>
+      <w:r>
+        <w:t>&gt;</w:t>
+      </w:r>
+    </w:p>
+    <w:p>
+      <w:pPr>
+        <w:pStyle w:val="Listing"/>
+      </w:pPr>
+      <w:r>
+        <w:t>&lt;</w:t>
+      </w:r>
+      <w:proofErr w:type="gramStart"/>
+      <w:r>
+        <w:t>b</w:t>
+      </w:r>
+      <w:proofErr w:type="gramEnd"/>
+      <w:r>
+        <w:t xml:space="preserve">&gt;Union avec Joanna Van </w:t>
+      </w:r>
+      <w:proofErr w:type="spellStart"/>
+      <w:r>
+        <w:t>Doorslaer</w:t>
+      </w:r>
+      <w:proofErr w:type="spellEnd"/>
+      <w:r>
+        <w:t>&lt;/b</w:t>
+      </w:r>
+      <w:proofErr w:type="gramStart"/>
+      <w:r>
+        <w:t>&gt;:</w:t>
+      </w:r>
+      <w:proofErr w:type="gramEnd"/>
+    </w:p>
+    <w:p>
+      <w:pPr>
+        <w:pStyle w:val="Listing"/>
+      </w:pPr>
+      <w:r>
+        <w:t>&lt;</w:t>
+      </w:r>
+      <w:proofErr w:type="spellStart"/>
+      <w:proofErr w:type="gramStart"/>
+      <w:r>
+        <w:t>br</w:t>
+      </w:r>
+      <w:proofErr w:type="spellEnd"/>
+      <w:proofErr w:type="gramEnd"/>
+      <w:r>
+        <w:t>&gt;</w:t>
       </w:r>
     </w:p>
     <w:p>
@@ -1803,7 +3355,23 @@
       </w:pPr>
       <w:r>
         <w:lastRenderedPageBreak/>
-        <w:t>&lt;a name="</w:t>
+        <w:t>&lt;</w:t>
+      </w:r>
+      <w:proofErr w:type="gramStart"/>
+      <w:r>
+        <w:t>a</w:t>
+      </w:r>
+      <w:proofErr w:type="gramEnd"/>
+      <w:r>
+        <w:t xml:space="preserve"> </w:t>
+      </w:r>
+      <w:proofErr w:type="spellStart"/>
+      <w:r>
+        <w:t>name</w:t>
+      </w:r>
+      <w:proofErr w:type="spellEnd"/>
+      <w:r>
+        <w:t>="</w:t>
       </w:r>
       <w:r>
         <w:rPr>
@@ -1812,39 +3380,150 @@
         <w:t>note-wed-1</w:t>
       </w:r>
       <w:r>
-        <w:t>"&gt;&lt;/a&gt;Getuigen huwelijksakte:&lt;br&gt; - Egidius Alexander&lt;br&gt; - Livinus Van ...?&lt;/p&gt;</w:t>
-      </w:r>
-    </w:p>
-    <w:p>
-      <w:pPr>
-        <w:pStyle w:val="Listing"/>
-      </w:pPr>
-      <w:r>
-        <w:t>&lt;p ng-non-bindable&gt;</w:t>
-      </w:r>
-    </w:p>
-    <w:p>
-      <w:pPr>
-        <w:pStyle w:val="Listing"/>
-      </w:pPr>
-      <w:r>
-        <w:t>&lt;b&gt;Union avec Andrea Blanckaert&lt;/b&gt;:</w:t>
-      </w:r>
-    </w:p>
-    <w:p>
-      <w:pPr>
-        <w:pStyle w:val="Listing"/>
-      </w:pPr>
-      <w:r>
-        <w:t>&lt;br&gt;</w:t>
-      </w:r>
-    </w:p>
-    <w:p>
-      <w:pPr>
-        <w:pStyle w:val="Listing"/>
-      </w:pPr>
-      <w:r>
-        <w:t>&lt;a name="</w:t>
+        <w:t>"&gt;&lt;/a&gt;</w:t>
+      </w:r>
+      <w:proofErr w:type="spellStart"/>
+      <w:r>
+        <w:t>Getuigen</w:t>
+      </w:r>
+      <w:proofErr w:type="spellEnd"/>
+      <w:r>
+        <w:t xml:space="preserve"> </w:t>
+      </w:r>
+      <w:proofErr w:type="spellStart"/>
+      <w:r>
+        <w:t>huwelijksakte</w:t>
+      </w:r>
+      <w:proofErr w:type="spellEnd"/>
+      <w:r>
+        <w:t>:&lt;</w:t>
+      </w:r>
+      <w:proofErr w:type="spellStart"/>
+      <w:r>
+        <w:t>br</w:t>
+      </w:r>
+      <w:proofErr w:type="spellEnd"/>
+      <w:r>
+        <w:t>&gt; - Egidius Alexander&lt;</w:t>
+      </w:r>
+      <w:proofErr w:type="spellStart"/>
+      <w:r>
+        <w:t>br</w:t>
+      </w:r>
+      <w:proofErr w:type="spellEnd"/>
+      <w:r>
+        <w:t xml:space="preserve">&gt; - </w:t>
+      </w:r>
+      <w:proofErr w:type="spellStart"/>
+      <w:r>
+        <w:t>Livinus</w:t>
+      </w:r>
+      <w:proofErr w:type="spellEnd"/>
+      <w:r>
+        <w:t xml:space="preserve"> Van </w:t>
+      </w:r>
+      <w:proofErr w:type="gramStart"/>
+      <w:r>
+        <w:t>...?&lt;</w:t>
+      </w:r>
+      <w:proofErr w:type="gramEnd"/>
+      <w:r>
+        <w:t>/p&gt;</w:t>
+      </w:r>
+    </w:p>
+    <w:p>
+      <w:pPr>
+        <w:pStyle w:val="Listing"/>
+      </w:pPr>
+      <w:r>
+        <w:t>&lt;</w:t>
+      </w:r>
+      <w:proofErr w:type="gramStart"/>
+      <w:r>
+        <w:t>p</w:t>
+      </w:r>
+      <w:proofErr w:type="gramEnd"/>
+      <w:r>
+        <w:t xml:space="preserve"> </w:t>
+      </w:r>
+      <w:proofErr w:type="spellStart"/>
+      <w:r>
+        <w:t>ng</w:t>
+      </w:r>
+      <w:proofErr w:type="spellEnd"/>
+      <w:r>
+        <w:t>-non-</w:t>
+      </w:r>
+      <w:proofErr w:type="spellStart"/>
+      <w:r>
+        <w:t>bindable</w:t>
+      </w:r>
+      <w:proofErr w:type="spellEnd"/>
+      <w:r>
+        <w:t>&gt;</w:t>
+      </w:r>
+    </w:p>
+    <w:p>
+      <w:pPr>
+        <w:pStyle w:val="Listing"/>
+      </w:pPr>
+      <w:r>
+        <w:t>&lt;</w:t>
+      </w:r>
+      <w:proofErr w:type="gramStart"/>
+      <w:r>
+        <w:t>b</w:t>
+      </w:r>
+      <w:proofErr w:type="gramEnd"/>
+      <w:r>
+        <w:t>&gt;Union avec Andrea Blanckaert&lt;/b</w:t>
+      </w:r>
+      <w:proofErr w:type="gramStart"/>
+      <w:r>
+        <w:t>&gt;:</w:t>
+      </w:r>
+      <w:proofErr w:type="gramEnd"/>
+    </w:p>
+    <w:p>
+      <w:pPr>
+        <w:pStyle w:val="Listing"/>
+      </w:pPr>
+      <w:r>
+        <w:t>&lt;</w:t>
+      </w:r>
+      <w:proofErr w:type="spellStart"/>
+      <w:proofErr w:type="gramStart"/>
+      <w:r>
+        <w:t>br</w:t>
+      </w:r>
+      <w:proofErr w:type="spellEnd"/>
+      <w:proofErr w:type="gramEnd"/>
+      <w:r>
+        <w:t>&gt;</w:t>
+      </w:r>
+    </w:p>
+    <w:p>
+      <w:pPr>
+        <w:pStyle w:val="Listing"/>
+      </w:pPr>
+      <w:r>
+        <w:t>&lt;</w:t>
+      </w:r>
+      <w:proofErr w:type="gramStart"/>
+      <w:r>
+        <w:t>a</w:t>
+      </w:r>
+      <w:proofErr w:type="gramEnd"/>
+      <w:r>
+        <w:t xml:space="preserve"> </w:t>
+      </w:r>
+      <w:proofErr w:type="spellStart"/>
+      <w:r>
+        <w:t>name</w:t>
+      </w:r>
+      <w:proofErr w:type="spellEnd"/>
+      <w:r>
+        <w:t>="</w:t>
       </w:r>
       <w:r>
         <w:rPr>
@@ -1862,15 +3541,81 @@
         <w:t>2</w:t>
       </w:r>
       <w:r>
-        <w:t>"&gt;&lt;/a&gt;Getuigen huwelijksakte:&lt;br&gt; - Egidius Alexander&lt;br&gt; - Livinus Alexander&lt;/p&gt;</w:t>
-      </w:r>
-    </w:p>
-    <w:p>
-      <w:pPr>
-        <w:pStyle w:val="Listing"/>
-      </w:pPr>
-      <w:r>
-        <w:t>&lt;p style="clear:both; margin:0;"&gt;&lt;/p&gt;</w:t>
+        <w:t>"&gt;&lt;/a&gt;</w:t>
+      </w:r>
+      <w:proofErr w:type="spellStart"/>
+      <w:r>
+        <w:t>Getuigen</w:t>
+      </w:r>
+      <w:proofErr w:type="spellEnd"/>
+      <w:r>
+        <w:t xml:space="preserve"> </w:t>
+      </w:r>
+      <w:proofErr w:type="spellStart"/>
+      <w:r>
+        <w:t>huwelijksakte</w:t>
+      </w:r>
+      <w:proofErr w:type="spellEnd"/>
+      <w:r>
+        <w:t>:&lt;</w:t>
+      </w:r>
+      <w:proofErr w:type="spellStart"/>
+      <w:r>
+        <w:t>br</w:t>
+      </w:r>
+      <w:proofErr w:type="spellEnd"/>
+      <w:r>
+        <w:t>&gt; - Egidius Alexander&lt;</w:t>
+      </w:r>
+      <w:proofErr w:type="spellStart"/>
+      <w:r>
+        <w:t>br</w:t>
+      </w:r>
+      <w:proofErr w:type="spellEnd"/>
+      <w:r>
+        <w:t xml:space="preserve">&gt; - </w:t>
+      </w:r>
+      <w:proofErr w:type="spellStart"/>
+      <w:r>
+        <w:t>Livinus</w:t>
+      </w:r>
+      <w:proofErr w:type="spellEnd"/>
+      <w:r>
+        <w:t xml:space="preserve"> Alexander&lt;/p&gt;</w:t>
+      </w:r>
+    </w:p>
+    <w:p>
+      <w:pPr>
+        <w:pStyle w:val="Listing"/>
+      </w:pPr>
+      <w:r>
+        <w:t>&lt;</w:t>
+      </w:r>
+      <w:proofErr w:type="gramStart"/>
+      <w:r>
+        <w:t>p</w:t>
+      </w:r>
+      <w:proofErr w:type="gramEnd"/>
+      <w:r>
+        <w:t xml:space="preserve"> style="</w:t>
+      </w:r>
+      <w:proofErr w:type="spellStart"/>
+      <w:proofErr w:type="gramStart"/>
+      <w:r>
+        <w:t>clear:both</w:t>
+      </w:r>
+      <w:proofErr w:type="spellEnd"/>
+      <w:proofErr w:type="gramEnd"/>
+      <w:r>
+        <w:t xml:space="preserve">; </w:t>
+      </w:r>
+      <w:proofErr w:type="gramStart"/>
+      <w:r>
+        <w:t>margin:0;</w:t>
+      </w:r>
+      <w:proofErr w:type="gramEnd"/>
+      <w:r>
+        <w:t>"&gt;&lt;/p&gt;</w:t>
       </w:r>
     </w:p>
     <w:p/>
@@ -2055,8 +3800,13 @@
           <w:numId w:val="7"/>
         </w:numPr>
       </w:pPr>
-      <w:r>
-        <w:t>notes sur mariages vues comme vides / redondantes</w:t>
+      <w:proofErr w:type="gramStart"/>
+      <w:r>
+        <w:t>notes</w:t>
+      </w:r>
+      <w:proofErr w:type="gramEnd"/>
+      <w:r>
+        <w:t xml:space="preserve"> sur mariages vues comme vides / redondantes</w:t>
       </w:r>
     </w:p>
     <w:p/>
@@ -2065,23 +3815,107 @@
         <w:pStyle w:val="Listing"/>
       </w:pPr>
       <w:r>
-        <w:t>&lt;tr&gt;</w:t>
-      </w:r>
-    </w:p>
-    <w:p>
-      <w:pPr>
-        <w:pStyle w:val="Listing"/>
-      </w:pPr>
-      <w:r>
-        <w:t>&lt;td valign="top" style="white-space: nowrap;" width="1"&gt;</w:t>
-      </w:r>
-    </w:p>
-    <w:p>
-      <w:pPr>
-        <w:pStyle w:val="Listing"/>
-      </w:pPr>
-      <w:r>
-        <w:t>&lt;span class="ddate show-for-medium-up"&gt;8 janvier 1717 :&lt;/span&gt;</w:t>
+        <w:t>&lt;</w:t>
+      </w:r>
+      <w:proofErr w:type="gramStart"/>
+      <w:r>
+        <w:t>tr</w:t>
+      </w:r>
+      <w:proofErr w:type="gramEnd"/>
+      <w:r>
+        <w:t>&gt;</w:t>
+      </w:r>
+    </w:p>
+    <w:p>
+      <w:pPr>
+        <w:pStyle w:val="Listing"/>
+      </w:pPr>
+      <w:r>
+        <w:t>&lt;</w:t>
+      </w:r>
+      <w:proofErr w:type="gramStart"/>
+      <w:r>
+        <w:t>td</w:t>
+      </w:r>
+      <w:proofErr w:type="gramEnd"/>
+      <w:r>
+        <w:t xml:space="preserve"> </w:t>
+      </w:r>
+      <w:proofErr w:type="spellStart"/>
+      <w:r>
+        <w:t>valign</w:t>
+      </w:r>
+      <w:proofErr w:type="spellEnd"/>
+      <w:r>
+        <w:t>="top" style="white-</w:t>
+      </w:r>
+      <w:proofErr w:type="spellStart"/>
+      <w:proofErr w:type="gramStart"/>
+      <w:r>
+        <w:t>space</w:t>
+      </w:r>
+      <w:proofErr w:type="spellEnd"/>
+      <w:r>
+        <w:t>:</w:t>
+      </w:r>
+      <w:proofErr w:type="gramEnd"/>
+      <w:r>
+        <w:t xml:space="preserve"> </w:t>
+      </w:r>
+      <w:proofErr w:type="spellStart"/>
+      <w:proofErr w:type="gramStart"/>
+      <w:r>
+        <w:t>nowrap</w:t>
+      </w:r>
+      <w:proofErr w:type="spellEnd"/>
+      <w:r>
+        <w:t>;</w:t>
+      </w:r>
+      <w:proofErr w:type="gramEnd"/>
+      <w:r>
+        <w:t xml:space="preserve">" </w:t>
+      </w:r>
+      <w:proofErr w:type="spellStart"/>
+      <w:r>
+        <w:t>width</w:t>
+      </w:r>
+      <w:proofErr w:type="spellEnd"/>
+      <w:r>
+        <w:t>="1"&gt;</w:t>
+      </w:r>
+    </w:p>
+    <w:p>
+      <w:pPr>
+        <w:pStyle w:val="Listing"/>
+      </w:pPr>
+      <w:r>
+        <w:t>&lt;</w:t>
+      </w:r>
+      <w:proofErr w:type="spellStart"/>
+      <w:proofErr w:type="gramStart"/>
+      <w:r>
+        <w:t>span</w:t>
+      </w:r>
+      <w:proofErr w:type="spellEnd"/>
+      <w:proofErr w:type="gramEnd"/>
+      <w:r>
+        <w:t xml:space="preserve"> class="</w:t>
+      </w:r>
+      <w:proofErr w:type="spellStart"/>
+      <w:r>
+        <w:t>ddate</w:t>
+      </w:r>
+      <w:proofErr w:type="spellEnd"/>
+      <w:r>
+        <w:t xml:space="preserve"> show-for-medium-up"&gt;8 janvier 1717 :&lt;/</w:t>
+      </w:r>
+      <w:proofErr w:type="spellStart"/>
+      <w:r>
+        <w:t>span</w:t>
+      </w:r>
+      <w:proofErr w:type="spellEnd"/>
+      <w:r>
+        <w:t>&gt;</w:t>
       </w:r>
     </w:p>
     <w:p>
@@ -2097,95 +3931,489 @@
         <w:pStyle w:val="Listing"/>
       </w:pPr>
       <w:r>
-        <w:t>&lt;td valign="top"&gt;</w:t>
-      </w:r>
-    </w:p>
-    <w:p>
-      <w:pPr>
-        <w:pStyle w:val="Listing"/>
-      </w:pPr>
-      <w:r>
-        <w:t>&lt;span class="ddate small-12 show-for-small-only" style="float:none; padding-top:5px;"&gt;8 janvier 1717 :&lt;/span&gt;</w:t>
-      </w:r>
-    </w:p>
-    <w:p>
-      <w:pPr>
-        <w:pStyle w:val="Listing"/>
-      </w:pPr>
-      <w:r>
-        <w:t>&lt;span class="nnom"&gt;</w:t>
-      </w:r>
-    </w:p>
-    <w:p>
-      <w:pPr>
-        <w:pStyle w:val="Listing"/>
-      </w:pPr>
-      <w:r>
-        <w:t>Naissance  - Zeveneken &lt;/span&gt;</w:t>
-      </w:r>
-    </w:p>
-    <w:p>
-      <w:pPr>
-        <w:pStyle w:val="Listing"/>
-      </w:pPr>
-      <w:r>
-        <w:t>&lt;br&gt;</w:t>
-      </w:r>
-    </w:p>
-    <w:p>
-      <w:pPr>
-        <w:pStyle w:val="Listing"/>
-      </w:pPr>
-      <w:r>
-        <w:t>&lt;p class="ttemoins" style="margin:0;"&gt;</w:t>
-      </w:r>
-    </w:p>
-    <w:p>
-      <w:pPr>
-        <w:pStyle w:val="Listing"/>
-      </w:pPr>
-      <w:r>
-        <w:t>&lt;span class="titre"&gt;Autre :&lt;/span&gt;</w:t>
-      </w:r>
-    </w:p>
-    <w:p>
-      <w:pPr>
-        <w:pStyle w:val="Listing"/>
-      </w:pPr>
-      <w:r>
-        <w:t>&lt;a  href="jvo2506?lang=fr&amp;iz=12&amp;i=2142"&gt;Andreas Van Waervelde&lt;/a&gt;, &lt;span class="nnotes"&gt;Dooppeter&lt;/span&gt;</w:t>
-      </w:r>
-    </w:p>
-    <w:p>
-      <w:pPr>
-        <w:pStyle w:val="Listing"/>
-      </w:pPr>
-      <w:r>
-        <w:t>&lt;br&gt;</w:t>
-      </w:r>
-    </w:p>
-    <w:p>
-      <w:pPr>
-        <w:pStyle w:val="Listing"/>
-      </w:pPr>
-      <w:r>
-        <w:t>&lt;span class="titre"&gt;Autre :&lt;/span&gt;</w:t>
-      </w:r>
-    </w:p>
-    <w:p>
-      <w:pPr>
-        <w:pStyle w:val="Listing"/>
-      </w:pPr>
-      <w:r>
-        <w:t>&lt;a  href="jvo2506?lang=fr&amp;iz=12&amp;p=joanna&amp;n=buijse"&gt;Joanna Buijse&lt;/a&gt;,  &lt;bdo dir="ltr"&gt;/1697&lt;/bdo&gt;, &lt;span class="nnotes"&gt;Doopmeter&lt;/span&gt;</w:t>
-      </w:r>
-    </w:p>
-    <w:p>
-      <w:pPr>
-        <w:pStyle w:val="Listing"/>
-      </w:pPr>
-      <w:r>
-        <w:t>&lt;br&gt;</w:t>
+        <w:t>&lt;</w:t>
+      </w:r>
+      <w:proofErr w:type="gramStart"/>
+      <w:r>
+        <w:t>td</w:t>
+      </w:r>
+      <w:proofErr w:type="gramEnd"/>
+      <w:r>
+        <w:t xml:space="preserve"> </w:t>
+      </w:r>
+      <w:proofErr w:type="spellStart"/>
+      <w:r>
+        <w:t>valign</w:t>
+      </w:r>
+      <w:proofErr w:type="spellEnd"/>
+      <w:r>
+        <w:t>="top"&gt;</w:t>
+      </w:r>
+    </w:p>
+    <w:p>
+      <w:pPr>
+        <w:pStyle w:val="Listing"/>
+      </w:pPr>
+      <w:r>
+        <w:t>&lt;</w:t>
+      </w:r>
+      <w:proofErr w:type="spellStart"/>
+      <w:proofErr w:type="gramStart"/>
+      <w:r>
+        <w:t>span</w:t>
+      </w:r>
+      <w:proofErr w:type="spellEnd"/>
+      <w:proofErr w:type="gramEnd"/>
+      <w:r>
+        <w:t xml:space="preserve"> class="</w:t>
+      </w:r>
+      <w:proofErr w:type="spellStart"/>
+      <w:r>
+        <w:t>ddate</w:t>
+      </w:r>
+      <w:proofErr w:type="spellEnd"/>
+      <w:r>
+        <w:t xml:space="preserve"> small-12 show-for-</w:t>
+      </w:r>
+      <w:proofErr w:type="spellStart"/>
+      <w:r>
+        <w:t>small</w:t>
+      </w:r>
+      <w:proofErr w:type="spellEnd"/>
+      <w:r>
+        <w:t>-</w:t>
+      </w:r>
+      <w:proofErr w:type="spellStart"/>
+      <w:r>
+        <w:t>only</w:t>
+      </w:r>
+      <w:proofErr w:type="spellEnd"/>
+      <w:r>
+        <w:t>" style="</w:t>
+      </w:r>
+      <w:proofErr w:type="spellStart"/>
+      <w:proofErr w:type="gramStart"/>
+      <w:r>
+        <w:t>float:none</w:t>
+      </w:r>
+      <w:proofErr w:type="spellEnd"/>
+      <w:proofErr w:type="gramEnd"/>
+      <w:r>
+        <w:t>; padding-</w:t>
+      </w:r>
+      <w:proofErr w:type="gramStart"/>
+      <w:r>
+        <w:t>top:</w:t>
+      </w:r>
+      <w:proofErr w:type="gramEnd"/>
+      <w:r>
+        <w:t>5</w:t>
+      </w:r>
+      <w:proofErr w:type="gramStart"/>
+      <w:r>
+        <w:t>px;</w:t>
+      </w:r>
+      <w:proofErr w:type="gramEnd"/>
+      <w:r>
+        <w:t>"&gt;8 janvier 1717 :&lt;/</w:t>
+      </w:r>
+      <w:proofErr w:type="spellStart"/>
+      <w:r>
+        <w:t>span</w:t>
+      </w:r>
+      <w:proofErr w:type="spellEnd"/>
+      <w:r>
+        <w:t>&gt;</w:t>
+      </w:r>
+    </w:p>
+    <w:p>
+      <w:pPr>
+        <w:pStyle w:val="Listing"/>
+      </w:pPr>
+      <w:r>
+        <w:t>&lt;</w:t>
+      </w:r>
+      <w:proofErr w:type="spellStart"/>
+      <w:proofErr w:type="gramStart"/>
+      <w:r>
+        <w:t>span</w:t>
+      </w:r>
+      <w:proofErr w:type="spellEnd"/>
+      <w:proofErr w:type="gramEnd"/>
+      <w:r>
+        <w:t xml:space="preserve"> class="</w:t>
+      </w:r>
+      <w:proofErr w:type="spellStart"/>
+      <w:r>
+        <w:t>nnom</w:t>
+      </w:r>
+      <w:proofErr w:type="spellEnd"/>
+      <w:r>
+        <w:t>"&gt;</w:t>
+      </w:r>
+    </w:p>
+    <w:p>
+      <w:pPr>
+        <w:pStyle w:val="Listing"/>
+      </w:pPr>
+      <w:proofErr w:type="gramStart"/>
+      <w:r>
+        <w:t>Naissance  -</w:t>
+      </w:r>
+      <w:proofErr w:type="gramEnd"/>
+      <w:r>
+        <w:t xml:space="preserve"> </w:t>
+      </w:r>
+      <w:proofErr w:type="spellStart"/>
+      <w:r>
+        <w:t>Zeveneken</w:t>
+      </w:r>
+      <w:proofErr w:type="spellEnd"/>
+      <w:r>
+        <w:t xml:space="preserve"> &lt;/</w:t>
+      </w:r>
+      <w:proofErr w:type="spellStart"/>
+      <w:r>
+        <w:t>span</w:t>
+      </w:r>
+      <w:proofErr w:type="spellEnd"/>
+      <w:r>
+        <w:t>&gt;</w:t>
+      </w:r>
+    </w:p>
+    <w:p>
+      <w:pPr>
+        <w:pStyle w:val="Listing"/>
+      </w:pPr>
+      <w:r>
+        <w:t>&lt;</w:t>
+      </w:r>
+      <w:proofErr w:type="spellStart"/>
+      <w:proofErr w:type="gramStart"/>
+      <w:r>
+        <w:t>br</w:t>
+      </w:r>
+      <w:proofErr w:type="spellEnd"/>
+      <w:proofErr w:type="gramEnd"/>
+      <w:r>
+        <w:t>&gt;</w:t>
+      </w:r>
+    </w:p>
+    <w:p>
+      <w:pPr>
+        <w:pStyle w:val="Listing"/>
+      </w:pPr>
+      <w:r>
+        <w:t>&lt;</w:t>
+      </w:r>
+      <w:proofErr w:type="gramStart"/>
+      <w:r>
+        <w:t>p</w:t>
+      </w:r>
+      <w:proofErr w:type="gramEnd"/>
+      <w:r>
+        <w:t xml:space="preserve"> class="</w:t>
+      </w:r>
+      <w:proofErr w:type="spellStart"/>
+      <w:r>
+        <w:t>ttemoins</w:t>
+      </w:r>
+      <w:proofErr w:type="spellEnd"/>
+      <w:r>
+        <w:t>" style="</w:t>
+      </w:r>
+      <w:proofErr w:type="gramStart"/>
+      <w:r>
+        <w:t>margin:0;</w:t>
+      </w:r>
+      <w:proofErr w:type="gramEnd"/>
+      <w:r>
+        <w:t>"&gt;</w:t>
+      </w:r>
+    </w:p>
+    <w:p>
+      <w:pPr>
+        <w:pStyle w:val="Listing"/>
+      </w:pPr>
+      <w:r>
+        <w:t>&lt;</w:t>
+      </w:r>
+      <w:proofErr w:type="spellStart"/>
+      <w:proofErr w:type="gramStart"/>
+      <w:r>
+        <w:t>span</w:t>
+      </w:r>
+      <w:proofErr w:type="spellEnd"/>
+      <w:proofErr w:type="gramEnd"/>
+      <w:r>
+        <w:t xml:space="preserve"> class="titre"&gt;Autre :&lt;/</w:t>
+      </w:r>
+      <w:proofErr w:type="spellStart"/>
+      <w:r>
+        <w:t>span</w:t>
+      </w:r>
+      <w:proofErr w:type="spellEnd"/>
+      <w:r>
+        <w:t>&gt;</w:t>
+      </w:r>
+    </w:p>
+    <w:p>
+      <w:pPr>
+        <w:pStyle w:val="Listing"/>
+      </w:pPr>
+      <w:r>
+        <w:t>&lt;</w:t>
+      </w:r>
+      <w:proofErr w:type="gramStart"/>
+      <w:r>
+        <w:t>a  href</w:t>
+      </w:r>
+      <w:proofErr w:type="gramEnd"/>
+      <w:r>
+        <w:t>="jvo</w:t>
+      </w:r>
+      <w:proofErr w:type="gramStart"/>
+      <w:r>
+        <w:t>2506?</w:t>
+      </w:r>
+      <w:proofErr w:type="gramEnd"/>
+      <w:r>
+        <w:t>lang=</w:t>
+      </w:r>
+      <w:proofErr w:type="spellStart"/>
+      <w:r>
+        <w:t>fr&amp;iz</w:t>
+      </w:r>
+      <w:proofErr w:type="spellEnd"/>
+      <w:r>
+        <w:t xml:space="preserve">=12&amp;i=2142"&gt;Andreas Van </w:t>
+      </w:r>
+      <w:proofErr w:type="spellStart"/>
+      <w:r>
+        <w:t>Waervelde</w:t>
+      </w:r>
+      <w:proofErr w:type="spellEnd"/>
+      <w:r>
+        <w:t>&lt;/a&gt;, &lt;</w:t>
+      </w:r>
+      <w:proofErr w:type="spellStart"/>
+      <w:r>
+        <w:t>span</w:t>
+      </w:r>
+      <w:proofErr w:type="spellEnd"/>
+      <w:r>
+        <w:t xml:space="preserve"> class="</w:t>
+      </w:r>
+      <w:proofErr w:type="spellStart"/>
+      <w:r>
+        <w:t>nnotes</w:t>
+      </w:r>
+      <w:proofErr w:type="spellEnd"/>
+      <w:r>
+        <w:t>"&gt;</w:t>
+      </w:r>
+      <w:proofErr w:type="spellStart"/>
+      <w:r>
+        <w:t>Dooppeter</w:t>
+      </w:r>
+      <w:proofErr w:type="spellEnd"/>
+      <w:r>
+        <w:t>&lt;/</w:t>
+      </w:r>
+      <w:proofErr w:type="spellStart"/>
+      <w:r>
+        <w:t>span</w:t>
+      </w:r>
+      <w:proofErr w:type="spellEnd"/>
+      <w:r>
+        <w:t>&gt;</w:t>
+      </w:r>
+    </w:p>
+    <w:p>
+      <w:pPr>
+        <w:pStyle w:val="Listing"/>
+      </w:pPr>
+      <w:r>
+        <w:t>&lt;</w:t>
+      </w:r>
+      <w:proofErr w:type="spellStart"/>
+      <w:proofErr w:type="gramStart"/>
+      <w:r>
+        <w:t>br</w:t>
+      </w:r>
+      <w:proofErr w:type="spellEnd"/>
+      <w:proofErr w:type="gramEnd"/>
+      <w:r>
+        <w:t>&gt;</w:t>
+      </w:r>
+    </w:p>
+    <w:p>
+      <w:pPr>
+        <w:pStyle w:val="Listing"/>
+      </w:pPr>
+      <w:r>
+        <w:t>&lt;</w:t>
+      </w:r>
+      <w:proofErr w:type="spellStart"/>
+      <w:proofErr w:type="gramStart"/>
+      <w:r>
+        <w:t>span</w:t>
+      </w:r>
+      <w:proofErr w:type="spellEnd"/>
+      <w:proofErr w:type="gramEnd"/>
+      <w:r>
+        <w:t xml:space="preserve"> class="titre"&gt;Autre :&lt;/</w:t>
+      </w:r>
+      <w:proofErr w:type="spellStart"/>
+      <w:r>
+        <w:t>span</w:t>
+      </w:r>
+      <w:proofErr w:type="spellEnd"/>
+      <w:r>
+        <w:t>&gt;</w:t>
+      </w:r>
+    </w:p>
+    <w:p>
+      <w:pPr>
+        <w:pStyle w:val="Listing"/>
+      </w:pPr>
+      <w:r>
+        <w:t>&lt;</w:t>
+      </w:r>
+      <w:proofErr w:type="gramStart"/>
+      <w:r>
+        <w:t>a  href</w:t>
+      </w:r>
+      <w:proofErr w:type="gramEnd"/>
+      <w:r>
+        <w:t>="jvo</w:t>
+      </w:r>
+      <w:proofErr w:type="gramStart"/>
+      <w:r>
+        <w:t>2506?</w:t>
+      </w:r>
+      <w:proofErr w:type="gramEnd"/>
+      <w:r>
+        <w:t>lang=</w:t>
+      </w:r>
+      <w:proofErr w:type="spellStart"/>
+      <w:r>
+        <w:t>fr&amp;iz</w:t>
+      </w:r>
+      <w:proofErr w:type="spellEnd"/>
+      <w:r>
+        <w:t>=12&amp;p=</w:t>
+      </w:r>
+      <w:proofErr w:type="spellStart"/>
+      <w:r>
+        <w:t>joanna&amp;n</w:t>
+      </w:r>
+      <w:proofErr w:type="spellEnd"/>
+      <w:r>
+        <w:t>=</w:t>
+      </w:r>
+      <w:proofErr w:type="spellStart"/>
+      <w:r>
+        <w:t>buijse</w:t>
+      </w:r>
+      <w:proofErr w:type="spellEnd"/>
+      <w:r>
+        <w:t xml:space="preserve">"&gt;Joanna </w:t>
+      </w:r>
+      <w:proofErr w:type="spellStart"/>
+      <w:r>
+        <w:t>Buijse</w:t>
+      </w:r>
+      <w:proofErr w:type="spellEnd"/>
+      <w:r>
+        <w:t>&lt;/a</w:t>
+      </w:r>
+      <w:proofErr w:type="gramStart"/>
+      <w:r>
+        <w:t>&gt;,  &lt;</w:t>
+      </w:r>
+      <w:proofErr w:type="spellStart"/>
+      <w:proofErr w:type="gramEnd"/>
+      <w:r>
+        <w:t>bdo</w:t>
+      </w:r>
+      <w:proofErr w:type="spellEnd"/>
+      <w:r>
+        <w:t xml:space="preserve"> </w:t>
+      </w:r>
+      <w:proofErr w:type="spellStart"/>
+      <w:r>
+        <w:t>dir</w:t>
+      </w:r>
+      <w:proofErr w:type="spellEnd"/>
+      <w:r>
+        <w:t>="</w:t>
+      </w:r>
+      <w:proofErr w:type="spellStart"/>
+      <w:r>
+        <w:t>ltr</w:t>
+      </w:r>
+      <w:proofErr w:type="spellEnd"/>
+      <w:r>
+        <w:t>"&gt;/1697&lt;/</w:t>
+      </w:r>
+      <w:proofErr w:type="spellStart"/>
+      <w:r>
+        <w:t>bdo</w:t>
+      </w:r>
+      <w:proofErr w:type="spellEnd"/>
+      <w:r>
+        <w:t>&gt;, &lt;</w:t>
+      </w:r>
+      <w:proofErr w:type="spellStart"/>
+      <w:r>
+        <w:t>span</w:t>
+      </w:r>
+      <w:proofErr w:type="spellEnd"/>
+      <w:r>
+        <w:t xml:space="preserve"> class="</w:t>
+      </w:r>
+      <w:proofErr w:type="spellStart"/>
+      <w:r>
+        <w:t>nnotes</w:t>
+      </w:r>
+      <w:proofErr w:type="spellEnd"/>
+      <w:r>
+        <w:t>"&gt;</w:t>
+      </w:r>
+      <w:proofErr w:type="spellStart"/>
+      <w:r>
+        <w:t>Doopmeter</w:t>
+      </w:r>
+      <w:proofErr w:type="spellEnd"/>
+      <w:r>
+        <w:t>&lt;/</w:t>
+      </w:r>
+      <w:proofErr w:type="spellStart"/>
+      <w:r>
+        <w:t>span</w:t>
+      </w:r>
+      <w:proofErr w:type="spellEnd"/>
+      <w:r>
+        <w:t>&gt;</w:t>
+      </w:r>
+    </w:p>
+    <w:p>
+      <w:pPr>
+        <w:pStyle w:val="Listing"/>
+      </w:pPr>
+      <w:r>
+        <w:t>&lt;</w:t>
+      </w:r>
+      <w:proofErr w:type="spellStart"/>
+      <w:proofErr w:type="gramStart"/>
+      <w:r>
+        <w:t>br</w:t>
+      </w:r>
+      <w:proofErr w:type="spellEnd"/>
+      <w:proofErr w:type="gramEnd"/>
+      <w:r>
+        <w:t>&gt;</w:t>
       </w:r>
     </w:p>
     <w:p>
@@ -2220,32 +4448,116 @@
         <w:rPr>
           <w:highlight w:val="cyan"/>
         </w:rPr>
-        <w:t>&lt;tr&gt;</w:t>
-      </w:r>
-    </w:p>
-    <w:p>
-      <w:pPr>
-        <w:pStyle w:val="Listing"/>
-      </w:pPr>
-      <w:r>
         <w:t>&lt;</w:t>
       </w:r>
+      <w:proofErr w:type="gramStart"/>
+      <w:r>
+        <w:rPr>
+          <w:highlight w:val="cyan"/>
+        </w:rPr>
+        <w:t>tr</w:t>
+      </w:r>
+      <w:proofErr w:type="gramEnd"/>
+      <w:r>
+        <w:rPr>
+          <w:highlight w:val="cyan"/>
+        </w:rPr>
+        <w:t>&gt;</w:t>
+      </w:r>
+    </w:p>
+    <w:p>
+      <w:pPr>
+        <w:pStyle w:val="Listing"/>
+      </w:pPr>
+      <w:r>
+        <w:t>&lt;</w:t>
+      </w:r>
+      <w:proofErr w:type="gramStart"/>
       <w:r>
         <w:rPr>
           <w:highlight w:val="magenta"/>
         </w:rPr>
         <w:t>td</w:t>
       </w:r>
-      <w:r>
-        <w:t xml:space="preserve"> valign="top" style="white-space: nowrap;" width="1"&gt;</w:t>
-      </w:r>
-    </w:p>
-    <w:p>
-      <w:pPr>
-        <w:pStyle w:val="Listing"/>
-      </w:pPr>
-      <w:r>
-        <w:t>&lt;span class="ddate show-for-medium-up"&gt;9 septembre 1742 :&lt;/span&gt;</w:t>
+      <w:proofErr w:type="gramEnd"/>
+      <w:r>
+        <w:t xml:space="preserve"> </w:t>
+      </w:r>
+      <w:proofErr w:type="spellStart"/>
+      <w:r>
+        <w:t>valign</w:t>
+      </w:r>
+      <w:proofErr w:type="spellEnd"/>
+      <w:r>
+        <w:t>="top" style="white-</w:t>
+      </w:r>
+      <w:proofErr w:type="spellStart"/>
+      <w:proofErr w:type="gramStart"/>
+      <w:r>
+        <w:t>space</w:t>
+      </w:r>
+      <w:proofErr w:type="spellEnd"/>
+      <w:r>
+        <w:t>:</w:t>
+      </w:r>
+      <w:proofErr w:type="gramEnd"/>
+      <w:r>
+        <w:t xml:space="preserve"> </w:t>
+      </w:r>
+      <w:proofErr w:type="spellStart"/>
+      <w:proofErr w:type="gramStart"/>
+      <w:r>
+        <w:t>nowrap</w:t>
+      </w:r>
+      <w:proofErr w:type="spellEnd"/>
+      <w:r>
+        <w:t>;</w:t>
+      </w:r>
+      <w:proofErr w:type="gramEnd"/>
+      <w:r>
+        <w:t xml:space="preserve">" </w:t>
+      </w:r>
+      <w:proofErr w:type="spellStart"/>
+      <w:r>
+        <w:t>width</w:t>
+      </w:r>
+      <w:proofErr w:type="spellEnd"/>
+      <w:r>
+        <w:t>="1"&gt;</w:t>
+      </w:r>
+    </w:p>
+    <w:p>
+      <w:pPr>
+        <w:pStyle w:val="Listing"/>
+      </w:pPr>
+      <w:r>
+        <w:t>&lt;</w:t>
+      </w:r>
+      <w:proofErr w:type="spellStart"/>
+      <w:proofErr w:type="gramStart"/>
+      <w:r>
+        <w:t>span</w:t>
+      </w:r>
+      <w:proofErr w:type="spellEnd"/>
+      <w:proofErr w:type="gramEnd"/>
+      <w:r>
+        <w:t xml:space="preserve"> class="</w:t>
+      </w:r>
+      <w:proofErr w:type="spellStart"/>
+      <w:r>
+        <w:t>ddate</w:t>
+      </w:r>
+      <w:proofErr w:type="spellEnd"/>
+      <w:r>
+        <w:t xml:space="preserve"> show-for-medium-up"&gt;9 septembre 1742 :&lt;/</w:t>
+      </w:r>
+      <w:proofErr w:type="spellStart"/>
+      <w:r>
+        <w:t>span</w:t>
+      </w:r>
+      <w:proofErr w:type="spellEnd"/>
+      <w:r>
+        <w:t>&gt;</w:t>
       </w:r>
     </w:p>
     <w:p>
@@ -2272,30 +4584,126 @@
       <w:r>
         <w:t>&lt;</w:t>
       </w:r>
+      <w:proofErr w:type="gramStart"/>
       <w:r>
         <w:rPr>
           <w:highlight w:val="magenta"/>
         </w:rPr>
         <w:t>td</w:t>
       </w:r>
-      <w:r>
-        <w:t xml:space="preserve"> valign="top"&gt;</w:t>
-      </w:r>
-    </w:p>
-    <w:p>
-      <w:pPr>
-        <w:pStyle w:val="Listing"/>
-      </w:pPr>
-      <w:r>
-        <w:t>&lt;span class="ddate small-12 show-for-small-only" style="float:none; padding-top:5px;"&gt;9 septembre 1742 :&lt;/span&gt;</w:t>
-      </w:r>
-    </w:p>
-    <w:p>
-      <w:pPr>
-        <w:pStyle w:val="Listing"/>
-      </w:pPr>
-      <w:r>
-        <w:t>&lt;span class="nnom"&gt;</w:t>
+      <w:proofErr w:type="gramEnd"/>
+      <w:r>
+        <w:t xml:space="preserve"> </w:t>
+      </w:r>
+      <w:proofErr w:type="spellStart"/>
+      <w:r>
+        <w:t>valign</w:t>
+      </w:r>
+      <w:proofErr w:type="spellEnd"/>
+      <w:r>
+        <w:t>="top"&gt;</w:t>
+      </w:r>
+    </w:p>
+    <w:p>
+      <w:pPr>
+        <w:pStyle w:val="Listing"/>
+      </w:pPr>
+      <w:r>
+        <w:t>&lt;</w:t>
+      </w:r>
+      <w:proofErr w:type="spellStart"/>
+      <w:proofErr w:type="gramStart"/>
+      <w:r>
+        <w:t>span</w:t>
+      </w:r>
+      <w:proofErr w:type="spellEnd"/>
+      <w:proofErr w:type="gramEnd"/>
+      <w:r>
+        <w:t xml:space="preserve"> class="</w:t>
+      </w:r>
+      <w:proofErr w:type="spellStart"/>
+      <w:r>
+        <w:t>ddate</w:t>
+      </w:r>
+      <w:proofErr w:type="spellEnd"/>
+      <w:r>
+        <w:t xml:space="preserve"> small-12 show-for-</w:t>
+      </w:r>
+      <w:proofErr w:type="spellStart"/>
+      <w:r>
+        <w:t>small</w:t>
+      </w:r>
+      <w:proofErr w:type="spellEnd"/>
+      <w:r>
+        <w:t>-</w:t>
+      </w:r>
+      <w:proofErr w:type="spellStart"/>
+      <w:r>
+        <w:t>only</w:t>
+      </w:r>
+      <w:proofErr w:type="spellEnd"/>
+      <w:r>
+        <w:t>" style="</w:t>
+      </w:r>
+      <w:proofErr w:type="spellStart"/>
+      <w:proofErr w:type="gramStart"/>
+      <w:r>
+        <w:t>float:none</w:t>
+      </w:r>
+      <w:proofErr w:type="spellEnd"/>
+      <w:proofErr w:type="gramEnd"/>
+      <w:r>
+        <w:t>; padding-</w:t>
+      </w:r>
+      <w:proofErr w:type="gramStart"/>
+      <w:r>
+        <w:t>top:</w:t>
+      </w:r>
+      <w:proofErr w:type="gramEnd"/>
+      <w:r>
+        <w:t>5</w:t>
+      </w:r>
+      <w:proofErr w:type="gramStart"/>
+      <w:r>
+        <w:t>px;</w:t>
+      </w:r>
+      <w:proofErr w:type="gramEnd"/>
+      <w:r>
+        <w:t>"&gt;9 septembre 1742 :&lt;/</w:t>
+      </w:r>
+      <w:proofErr w:type="spellStart"/>
+      <w:r>
+        <w:t>span</w:t>
+      </w:r>
+      <w:proofErr w:type="spellEnd"/>
+      <w:r>
+        <w:t>&gt;</w:t>
+      </w:r>
+    </w:p>
+    <w:p>
+      <w:pPr>
+        <w:pStyle w:val="Listing"/>
+      </w:pPr>
+      <w:r>
+        <w:t>&lt;</w:t>
+      </w:r>
+      <w:proofErr w:type="spellStart"/>
+      <w:proofErr w:type="gramStart"/>
+      <w:r>
+        <w:t>span</w:t>
+      </w:r>
+      <w:proofErr w:type="spellEnd"/>
+      <w:proofErr w:type="gramEnd"/>
+      <w:r>
+        <w:t xml:space="preserve"> class="</w:t>
+      </w:r>
+      <w:proofErr w:type="spellStart"/>
+      <w:r>
+        <w:t>nnom</w:t>
+      </w:r>
+      <w:proofErr w:type="spellEnd"/>
+      <w:r>
+        <w:t>"&gt;</w:t>
       </w:r>
     </w:p>
     <w:p>
@@ -2306,7 +4714,49 @@
         <w:rPr>
           <w:highlight w:val="yellow"/>
         </w:rPr>
-        <w:t>Mariage (avec Joanna Maria Van de Suyvel) - Sinaai &lt;/span&gt;</w:t>
+        <w:t xml:space="preserve">Mariage (avec Joanna Maria Van de </w:t>
+      </w:r>
+      <w:proofErr w:type="spellStart"/>
+      <w:r>
+        <w:rPr>
+          <w:highlight w:val="yellow"/>
+        </w:rPr>
+        <w:t>Suyvel</w:t>
+      </w:r>
+      <w:proofErr w:type="spellEnd"/>
+      <w:r>
+        <w:rPr>
+          <w:highlight w:val="yellow"/>
+        </w:rPr>
+        <w:t xml:space="preserve">) - </w:t>
+      </w:r>
+      <w:proofErr w:type="spellStart"/>
+      <w:r>
+        <w:rPr>
+          <w:highlight w:val="yellow"/>
+        </w:rPr>
+        <w:t>Sinaai</w:t>
+      </w:r>
+      <w:proofErr w:type="spellEnd"/>
+      <w:r>
+        <w:rPr>
+          <w:highlight w:val="yellow"/>
+        </w:rPr>
+        <w:t xml:space="preserve"> &lt;/</w:t>
+      </w:r>
+      <w:proofErr w:type="spellStart"/>
+      <w:r>
+        <w:rPr>
+          <w:highlight w:val="yellow"/>
+        </w:rPr>
+        <w:t>span</w:t>
+      </w:r>
+      <w:proofErr w:type="spellEnd"/>
+      <w:r>
+        <w:rPr>
+          <w:highlight w:val="yellow"/>
+        </w:rPr>
+        <w:t>&gt;</w:t>
       </w:r>
     </w:p>
     <w:p>
@@ -2320,21 +4770,23 @@
         <w:rPr>
           <w:highlight w:val="green"/>
         </w:rPr>
-        <w:t>&lt;br&gt;</w:t>
-      </w:r>
-    </w:p>
-    <w:p>
-      <w:pPr>
-        <w:pStyle w:val="Listing"/>
+        <w:t>&lt;</w:t>
+      </w:r>
+      <w:proofErr w:type="spellStart"/>
+      <w:proofErr w:type="gramStart"/>
+      <w:r>
         <w:rPr>
           <w:highlight w:val="green"/>
         </w:rPr>
-      </w:pPr>
+        <w:t>br</w:t>
+      </w:r>
+      <w:proofErr w:type="spellEnd"/>
+      <w:proofErr w:type="gramEnd"/>
       <w:r>
         <w:rPr>
           <w:highlight w:val="green"/>
         </w:rPr>
-        <w:t>&lt;p class="ttemoins" style="margin:0;"&gt;</w:t>
+        <w:t>&gt;</w:t>
       </w:r>
     </w:p>
     <w:p>
@@ -2348,60 +4800,316 @@
         <w:rPr>
           <w:highlight w:val="green"/>
         </w:rPr>
-        <w:t>&lt;span class="titre"&gt;Témoin :&lt;/span&gt;</w:t>
-      </w:r>
-    </w:p>
-    <w:p>
-      <w:pPr>
-        <w:pStyle w:val="Listing"/>
+        <w:t>&lt;</w:t>
+      </w:r>
+      <w:proofErr w:type="gramStart"/>
+      <w:r>
         <w:rPr>
           <w:highlight w:val="green"/>
         </w:rPr>
-      </w:pPr>
+        <w:t>p</w:t>
+      </w:r>
+      <w:proofErr w:type="gramEnd"/>
       <w:r>
         <w:rPr>
           <w:highlight w:val="green"/>
         </w:rPr>
-        <w:t>&lt;a  href="jvo2506?lang=fr&amp;iz=12&amp;i=1552"&gt;Petrus Wuytack&lt;/a&gt;&lt;br&gt;</w:t>
-      </w:r>
-    </w:p>
-    <w:p>
-      <w:pPr>
-        <w:pStyle w:val="Listing"/>
+        <w:t xml:space="preserve"> class="</w:t>
+      </w:r>
+      <w:proofErr w:type="spellStart"/>
+      <w:r>
         <w:rPr>
           <w:highlight w:val="green"/>
         </w:rPr>
-      </w:pPr>
+        <w:t>ttemoins</w:t>
+      </w:r>
+      <w:proofErr w:type="spellEnd"/>
       <w:r>
         <w:rPr>
           <w:highlight w:val="green"/>
         </w:rPr>
-        <w:t>&lt;span class="titre"&gt;Témoin :&lt;/span&gt;</w:t>
-      </w:r>
-    </w:p>
-    <w:p>
-      <w:pPr>
-        <w:pStyle w:val="Listing"/>
+        <w:t>" style="</w:t>
+      </w:r>
+      <w:proofErr w:type="gramStart"/>
+      <w:r>
         <w:rPr>
           <w:highlight w:val="green"/>
         </w:rPr>
-      </w:pPr>
+        <w:t>margin:0;</w:t>
+      </w:r>
+      <w:proofErr w:type="gramEnd"/>
       <w:r>
         <w:rPr>
           <w:highlight w:val="green"/>
         </w:rPr>
+        <w:t>"&gt;</w:t>
+      </w:r>
+    </w:p>
+    <w:p>
+      <w:pPr>
+        <w:pStyle w:val="Listing"/>
+        <w:rPr>
+          <w:highlight w:val="green"/>
+        </w:rPr>
+      </w:pPr>
+      <w:r>
+        <w:rPr>
+          <w:highlight w:val="green"/>
+        </w:rPr>
+        <w:t>&lt;</w:t>
+      </w:r>
+      <w:proofErr w:type="spellStart"/>
+      <w:proofErr w:type="gramStart"/>
+      <w:r>
+        <w:rPr>
+          <w:highlight w:val="green"/>
+        </w:rPr>
+        <w:t>span</w:t>
+      </w:r>
+      <w:proofErr w:type="spellEnd"/>
+      <w:proofErr w:type="gramEnd"/>
+      <w:r>
+        <w:rPr>
+          <w:highlight w:val="green"/>
+        </w:rPr>
+        <w:t xml:space="preserve"> class="titre"&gt;Témoin :&lt;/</w:t>
+      </w:r>
+      <w:proofErr w:type="spellStart"/>
+      <w:r>
+        <w:rPr>
+          <w:highlight w:val="green"/>
+        </w:rPr>
+        <w:t>span</w:t>
+      </w:r>
+      <w:proofErr w:type="spellEnd"/>
+      <w:r>
+        <w:rPr>
+          <w:highlight w:val="green"/>
+        </w:rPr>
+        <w:t>&gt;</w:t>
+      </w:r>
+    </w:p>
+    <w:p>
+      <w:pPr>
+        <w:pStyle w:val="Listing"/>
+        <w:rPr>
+          <w:highlight w:val="green"/>
+        </w:rPr>
+      </w:pPr>
+      <w:r>
+        <w:rPr>
+          <w:highlight w:val="green"/>
+        </w:rPr>
+        <w:t>&lt;</w:t>
+      </w:r>
+      <w:proofErr w:type="gramStart"/>
+      <w:r>
+        <w:rPr>
+          <w:highlight w:val="green"/>
+        </w:rPr>
+        <w:t>a  href</w:t>
+      </w:r>
+      <w:proofErr w:type="gramEnd"/>
+      <w:r>
+        <w:rPr>
+          <w:highlight w:val="green"/>
+        </w:rPr>
+        <w:t>="jvo</w:t>
+      </w:r>
+      <w:proofErr w:type="gramStart"/>
+      <w:r>
+        <w:rPr>
+          <w:highlight w:val="green"/>
+        </w:rPr>
+        <w:t>2506?</w:t>
+      </w:r>
+      <w:proofErr w:type="gramEnd"/>
+      <w:r>
+        <w:rPr>
+          <w:highlight w:val="green"/>
+        </w:rPr>
+        <w:t>lang=</w:t>
+      </w:r>
+      <w:proofErr w:type="spellStart"/>
+      <w:r>
+        <w:rPr>
+          <w:highlight w:val="green"/>
+        </w:rPr>
+        <w:t>fr&amp;iz</w:t>
+      </w:r>
+      <w:proofErr w:type="spellEnd"/>
+      <w:r>
+        <w:rPr>
+          <w:highlight w:val="green"/>
+        </w:rPr>
+        <w:t xml:space="preserve">=12&amp;i=1552"&gt;Petrus </w:t>
+      </w:r>
+      <w:proofErr w:type="spellStart"/>
+      <w:r>
+        <w:rPr>
+          <w:highlight w:val="green"/>
+        </w:rPr>
+        <w:t>Wuytack</w:t>
+      </w:r>
+      <w:proofErr w:type="spellEnd"/>
+      <w:r>
+        <w:rPr>
+          <w:highlight w:val="green"/>
+        </w:rPr>
+        <w:t>&lt;/a&gt;&lt;</w:t>
+      </w:r>
+      <w:proofErr w:type="spellStart"/>
+      <w:r>
+        <w:rPr>
+          <w:highlight w:val="green"/>
+        </w:rPr>
+        <w:t>br</w:t>
+      </w:r>
+      <w:proofErr w:type="spellEnd"/>
+      <w:r>
+        <w:rPr>
+          <w:highlight w:val="green"/>
+        </w:rPr>
+        <w:t>&gt;</w:t>
+      </w:r>
+    </w:p>
+    <w:p>
+      <w:pPr>
+        <w:pStyle w:val="Listing"/>
+        <w:rPr>
+          <w:highlight w:val="green"/>
+        </w:rPr>
+      </w:pPr>
+      <w:r>
+        <w:rPr>
+          <w:highlight w:val="green"/>
+        </w:rPr>
+        <w:t>&lt;</w:t>
+      </w:r>
+      <w:proofErr w:type="spellStart"/>
+      <w:proofErr w:type="gramStart"/>
+      <w:r>
+        <w:rPr>
+          <w:highlight w:val="green"/>
+        </w:rPr>
+        <w:t>span</w:t>
+      </w:r>
+      <w:proofErr w:type="spellEnd"/>
+      <w:proofErr w:type="gramEnd"/>
+      <w:r>
+        <w:rPr>
+          <w:highlight w:val="green"/>
+        </w:rPr>
+        <w:t xml:space="preserve"> class="titre"&gt;Témoin :&lt;/</w:t>
+      </w:r>
+      <w:proofErr w:type="spellStart"/>
+      <w:r>
+        <w:rPr>
+          <w:highlight w:val="green"/>
+        </w:rPr>
+        <w:t>span</w:t>
+      </w:r>
+      <w:proofErr w:type="spellEnd"/>
+      <w:r>
+        <w:rPr>
+          <w:highlight w:val="green"/>
+        </w:rPr>
+        <w:t>&gt;</w:t>
+      </w:r>
+    </w:p>
+    <w:p>
+      <w:pPr>
+        <w:pStyle w:val="Listing"/>
+        <w:rPr>
+          <w:highlight w:val="green"/>
+        </w:rPr>
+      </w:pPr>
+      <w:r>
+        <w:rPr>
+          <w:highlight w:val="green"/>
+        </w:rPr>
         <w:lastRenderedPageBreak/>
-        <w:t>&lt;a  href="jvo2506?lang=fr&amp;iz=12&amp;i=1553"&gt;Joannes Van Waelevelde&lt;/a&gt;&lt;br&gt;</w:t>
-      </w:r>
-    </w:p>
-    <w:p>
-      <w:pPr>
-        <w:pStyle w:val="Listing"/>
-      </w:pPr>
+        <w:t>&lt;</w:t>
+      </w:r>
+      <w:proofErr w:type="gramStart"/>
       <w:r>
         <w:rPr>
           <w:highlight w:val="green"/>
         </w:rPr>
+        <w:t>a  href</w:t>
+      </w:r>
+      <w:proofErr w:type="gramEnd"/>
+      <w:r>
+        <w:rPr>
+          <w:highlight w:val="green"/>
+        </w:rPr>
+        <w:t>="jvo</w:t>
+      </w:r>
+      <w:proofErr w:type="gramStart"/>
+      <w:r>
+        <w:rPr>
+          <w:highlight w:val="green"/>
+        </w:rPr>
+        <w:t>2506?</w:t>
+      </w:r>
+      <w:proofErr w:type="gramEnd"/>
+      <w:r>
+        <w:rPr>
+          <w:highlight w:val="green"/>
+        </w:rPr>
+        <w:t>lang=</w:t>
+      </w:r>
+      <w:proofErr w:type="spellStart"/>
+      <w:r>
+        <w:rPr>
+          <w:highlight w:val="green"/>
+        </w:rPr>
+        <w:t>fr&amp;iz</w:t>
+      </w:r>
+      <w:proofErr w:type="spellEnd"/>
+      <w:r>
+        <w:rPr>
+          <w:highlight w:val="green"/>
+        </w:rPr>
+        <w:t xml:space="preserve">=12&amp;i=1553"&gt;Joannes Van </w:t>
+      </w:r>
+      <w:proofErr w:type="spellStart"/>
+      <w:r>
+        <w:rPr>
+          <w:highlight w:val="green"/>
+        </w:rPr>
+        <w:t>Waelevelde</w:t>
+      </w:r>
+      <w:proofErr w:type="spellEnd"/>
+      <w:r>
+        <w:rPr>
+          <w:highlight w:val="green"/>
+        </w:rPr>
+        <w:t>&lt;/a&gt;&lt;</w:t>
+      </w:r>
+      <w:proofErr w:type="spellStart"/>
+      <w:r>
+        <w:rPr>
+          <w:highlight w:val="green"/>
+        </w:rPr>
+        <w:t>br</w:t>
+      </w:r>
+      <w:proofErr w:type="spellEnd"/>
+      <w:r>
+        <w:rPr>
+          <w:highlight w:val="green"/>
+        </w:rPr>
+        <w:t>&gt;</w:t>
+      </w:r>
+    </w:p>
+    <w:p>
+      <w:pPr>
+        <w:pStyle w:val="Listing"/>
+      </w:pPr>
+      <w:r>
+        <w:rPr>
+          <w:highlight w:val="green"/>
+        </w:rPr>
         <w:t>&lt;/p&gt;</w:t>
       </w:r>
     </w:p>
@@ -2438,23 +5146,107 @@
         <w:pStyle w:val="Listing"/>
       </w:pPr>
       <w:r>
-        <w:t>&lt;tr&gt;</w:t>
-      </w:r>
-    </w:p>
-    <w:p>
-      <w:pPr>
-        <w:pStyle w:val="Listing"/>
-      </w:pPr>
-      <w:r>
-        <w:t>&lt;td valign="top" style="white-space: nowrap;" width="1"&gt;</w:t>
-      </w:r>
-    </w:p>
-    <w:p>
-      <w:pPr>
-        <w:pStyle w:val="Listing"/>
-      </w:pPr>
-      <w:r>
-        <w:t>&lt;span class="ddate show-for-medium-up"&gt;24 septembre 1748 :&lt;/span&gt;</w:t>
+        <w:t>&lt;</w:t>
+      </w:r>
+      <w:proofErr w:type="gramStart"/>
+      <w:r>
+        <w:t>tr</w:t>
+      </w:r>
+      <w:proofErr w:type="gramEnd"/>
+      <w:r>
+        <w:t>&gt;</w:t>
+      </w:r>
+    </w:p>
+    <w:p>
+      <w:pPr>
+        <w:pStyle w:val="Listing"/>
+      </w:pPr>
+      <w:r>
+        <w:t>&lt;</w:t>
+      </w:r>
+      <w:proofErr w:type="gramStart"/>
+      <w:r>
+        <w:t>td</w:t>
+      </w:r>
+      <w:proofErr w:type="gramEnd"/>
+      <w:r>
+        <w:t xml:space="preserve"> </w:t>
+      </w:r>
+      <w:proofErr w:type="spellStart"/>
+      <w:r>
+        <w:t>valign</w:t>
+      </w:r>
+      <w:proofErr w:type="spellEnd"/>
+      <w:r>
+        <w:t>="top" style="white-</w:t>
+      </w:r>
+      <w:proofErr w:type="spellStart"/>
+      <w:proofErr w:type="gramStart"/>
+      <w:r>
+        <w:t>space</w:t>
+      </w:r>
+      <w:proofErr w:type="spellEnd"/>
+      <w:r>
+        <w:t>:</w:t>
+      </w:r>
+      <w:proofErr w:type="gramEnd"/>
+      <w:r>
+        <w:t xml:space="preserve"> </w:t>
+      </w:r>
+      <w:proofErr w:type="spellStart"/>
+      <w:proofErr w:type="gramStart"/>
+      <w:r>
+        <w:t>nowrap</w:t>
+      </w:r>
+      <w:proofErr w:type="spellEnd"/>
+      <w:r>
+        <w:t>;</w:t>
+      </w:r>
+      <w:proofErr w:type="gramEnd"/>
+      <w:r>
+        <w:t xml:space="preserve">" </w:t>
+      </w:r>
+      <w:proofErr w:type="spellStart"/>
+      <w:r>
+        <w:t>width</w:t>
+      </w:r>
+      <w:proofErr w:type="spellEnd"/>
+      <w:r>
+        <w:t>="1"&gt;</w:t>
+      </w:r>
+    </w:p>
+    <w:p>
+      <w:pPr>
+        <w:pStyle w:val="Listing"/>
+      </w:pPr>
+      <w:r>
+        <w:t>&lt;</w:t>
+      </w:r>
+      <w:proofErr w:type="spellStart"/>
+      <w:proofErr w:type="gramStart"/>
+      <w:r>
+        <w:t>span</w:t>
+      </w:r>
+      <w:proofErr w:type="spellEnd"/>
+      <w:proofErr w:type="gramEnd"/>
+      <w:r>
+        <w:t xml:space="preserve"> class="</w:t>
+      </w:r>
+      <w:proofErr w:type="spellStart"/>
+      <w:r>
+        <w:t>ddate</w:t>
+      </w:r>
+      <w:proofErr w:type="spellEnd"/>
+      <w:r>
+        <w:t xml:space="preserve"> show-for-medium-up"&gt;24 septembre 1748 :&lt;/</w:t>
+      </w:r>
+      <w:proofErr w:type="spellStart"/>
+      <w:r>
+        <w:t>span</w:t>
+      </w:r>
+      <w:proofErr w:type="spellEnd"/>
+      <w:r>
+        <w:t>&gt;</w:t>
       </w:r>
     </w:p>
     <w:p>
@@ -2470,23 +5262,125 @@
         <w:pStyle w:val="Listing"/>
       </w:pPr>
       <w:r>
-        <w:t>&lt;td valign="top"&gt;</w:t>
-      </w:r>
-    </w:p>
-    <w:p>
-      <w:pPr>
-        <w:pStyle w:val="Listing"/>
-      </w:pPr>
-      <w:r>
-        <w:t>&lt;span class="ddate small-12 show-for-small-only" style="float:none; padding-top:5px;"&gt;24 septembre 1748 :&lt;/span&gt;</w:t>
-      </w:r>
-    </w:p>
-    <w:p>
-      <w:pPr>
-        <w:pStyle w:val="Listing"/>
-      </w:pPr>
-      <w:r>
-        <w:t>&lt;span class="nnom"&gt;</w:t>
+        <w:t>&lt;</w:t>
+      </w:r>
+      <w:proofErr w:type="gramStart"/>
+      <w:r>
+        <w:t>td</w:t>
+      </w:r>
+      <w:proofErr w:type="gramEnd"/>
+      <w:r>
+        <w:t xml:space="preserve"> </w:t>
+      </w:r>
+      <w:proofErr w:type="spellStart"/>
+      <w:r>
+        <w:t>valign</w:t>
+      </w:r>
+      <w:proofErr w:type="spellEnd"/>
+      <w:r>
+        <w:t>="top"&gt;</w:t>
+      </w:r>
+    </w:p>
+    <w:p>
+      <w:pPr>
+        <w:pStyle w:val="Listing"/>
+      </w:pPr>
+      <w:r>
+        <w:t>&lt;</w:t>
+      </w:r>
+      <w:proofErr w:type="spellStart"/>
+      <w:proofErr w:type="gramStart"/>
+      <w:r>
+        <w:t>span</w:t>
+      </w:r>
+      <w:proofErr w:type="spellEnd"/>
+      <w:proofErr w:type="gramEnd"/>
+      <w:r>
+        <w:t xml:space="preserve"> class="</w:t>
+      </w:r>
+      <w:proofErr w:type="spellStart"/>
+      <w:r>
+        <w:t>ddate</w:t>
+      </w:r>
+      <w:proofErr w:type="spellEnd"/>
+      <w:r>
+        <w:t xml:space="preserve"> small-12 show-for-</w:t>
+      </w:r>
+      <w:proofErr w:type="spellStart"/>
+      <w:r>
+        <w:t>small</w:t>
+      </w:r>
+      <w:proofErr w:type="spellEnd"/>
+      <w:r>
+        <w:t>-</w:t>
+      </w:r>
+      <w:proofErr w:type="spellStart"/>
+      <w:r>
+        <w:t>only</w:t>
+      </w:r>
+      <w:proofErr w:type="spellEnd"/>
+      <w:r>
+        <w:t>" style="</w:t>
+      </w:r>
+      <w:proofErr w:type="spellStart"/>
+      <w:proofErr w:type="gramStart"/>
+      <w:r>
+        <w:t>float:none</w:t>
+      </w:r>
+      <w:proofErr w:type="spellEnd"/>
+      <w:proofErr w:type="gramEnd"/>
+      <w:r>
+        <w:t>; padding-</w:t>
+      </w:r>
+      <w:proofErr w:type="gramStart"/>
+      <w:r>
+        <w:t>top:</w:t>
+      </w:r>
+      <w:proofErr w:type="gramEnd"/>
+      <w:r>
+        <w:t>5</w:t>
+      </w:r>
+      <w:proofErr w:type="gramStart"/>
+      <w:r>
+        <w:t>px;</w:t>
+      </w:r>
+      <w:proofErr w:type="gramEnd"/>
+      <w:r>
+        <w:t>"&gt;24 septembre 1748 :&lt;/</w:t>
+      </w:r>
+      <w:proofErr w:type="spellStart"/>
+      <w:r>
+        <w:t>span</w:t>
+      </w:r>
+      <w:proofErr w:type="spellEnd"/>
+      <w:r>
+        <w:t>&gt;</w:t>
+      </w:r>
+    </w:p>
+    <w:p>
+      <w:pPr>
+        <w:pStyle w:val="Listing"/>
+      </w:pPr>
+      <w:r>
+        <w:t>&lt;</w:t>
+      </w:r>
+      <w:proofErr w:type="spellStart"/>
+      <w:proofErr w:type="gramStart"/>
+      <w:r>
+        <w:t>span</w:t>
+      </w:r>
+      <w:proofErr w:type="spellEnd"/>
+      <w:proofErr w:type="gramEnd"/>
+      <w:r>
+        <w:t xml:space="preserve"> class="</w:t>
+      </w:r>
+      <w:proofErr w:type="spellStart"/>
+      <w:r>
+        <w:t>nnom</w:t>
+      </w:r>
+      <w:proofErr w:type="spellEnd"/>
+      <w:r>
+        <w:t>"&gt;</w:t>
       </w:r>
     </w:p>
     <w:p>
@@ -2497,63 +5391,358 @@
         <w:rPr>
           <w:highlight w:val="yellow"/>
         </w:rPr>
-        <w:t>Mariage (avec Maria Jacoba Erseke) - Moerbeke-Waas &lt;/span&gt;</w:t>
-      </w:r>
-    </w:p>
-    <w:p>
-      <w:pPr>
-        <w:pStyle w:val="Listing"/>
-      </w:pPr>
-      <w:r>
-        <w:t>&lt;br&gt;</w:t>
-      </w:r>
-    </w:p>
-    <w:p>
-      <w:pPr>
-        <w:pStyle w:val="Listing"/>
-      </w:pPr>
-      <w:r>
-        <w:t>&lt;p class="ttemoins" style="margin:0;"&gt;</w:t>
-      </w:r>
-    </w:p>
-    <w:p>
-      <w:pPr>
-        <w:pStyle w:val="Listing"/>
-      </w:pPr>
-      <w:r>
-        <w:t>&lt;span class="titre"&gt;Témoin :&lt;/span&gt;</w:t>
-      </w:r>
-    </w:p>
-    <w:p>
-      <w:pPr>
-        <w:pStyle w:val="Listing"/>
-      </w:pPr>
-      <w:r>
-        <w:t>&lt;a  href="jvo2506?lang=fr&amp;iz=12&amp;p=jacobus&amp;n=fasseel"&gt;Jacobus Fasseel&lt;/a&gt;,  &lt;bdo dir="ltr"&gt;ca 1671-1749&lt;/bdo&gt;, &lt;span class="nnotes"&gt;Voogd van de bruid&lt;/span&gt;</w:t>
-      </w:r>
-    </w:p>
-    <w:p>
-      <w:pPr>
-        <w:pStyle w:val="Listing"/>
-      </w:pPr>
-      <w:r>
-        <w:t>&lt;br&gt;</w:t>
-      </w:r>
-    </w:p>
-    <w:p>
-      <w:pPr>
-        <w:pStyle w:val="Listing"/>
-      </w:pPr>
-      <w:r>
-        <w:t>&lt;span class="titre"&gt;Témoin :&lt;/span&gt;</w:t>
-      </w:r>
-    </w:p>
-    <w:p>
-      <w:pPr>
-        <w:pStyle w:val="Listing"/>
-      </w:pPr>
-      <w:r>
-        <w:t>&lt;a  href="jvo2506?lang=fr&amp;iz=12&amp;i=1553"&gt;Joannes Van Waelevelde&lt;/a&gt;&lt;br&gt;</w:t>
+        <w:t xml:space="preserve">Mariage (avec Maria </w:t>
+      </w:r>
+      <w:proofErr w:type="spellStart"/>
+      <w:r>
+        <w:rPr>
+          <w:highlight w:val="yellow"/>
+        </w:rPr>
+        <w:t>Jacoba</w:t>
+      </w:r>
+      <w:proofErr w:type="spellEnd"/>
+      <w:r>
+        <w:rPr>
+          <w:highlight w:val="yellow"/>
+        </w:rPr>
+        <w:t xml:space="preserve"> </w:t>
+      </w:r>
+      <w:proofErr w:type="spellStart"/>
+      <w:r>
+        <w:rPr>
+          <w:highlight w:val="yellow"/>
+        </w:rPr>
+        <w:t>Erseke</w:t>
+      </w:r>
+      <w:proofErr w:type="spellEnd"/>
+      <w:r>
+        <w:rPr>
+          <w:highlight w:val="yellow"/>
+        </w:rPr>
+        <w:t>) - Moerbeke-Waas &lt;/</w:t>
+      </w:r>
+      <w:proofErr w:type="spellStart"/>
+      <w:r>
+        <w:rPr>
+          <w:highlight w:val="yellow"/>
+        </w:rPr>
+        <w:t>span</w:t>
+      </w:r>
+      <w:proofErr w:type="spellEnd"/>
+      <w:r>
+        <w:rPr>
+          <w:highlight w:val="yellow"/>
+        </w:rPr>
+        <w:t>&gt;</w:t>
+      </w:r>
+    </w:p>
+    <w:p>
+      <w:pPr>
+        <w:pStyle w:val="Listing"/>
+      </w:pPr>
+      <w:r>
+        <w:t>&lt;</w:t>
+      </w:r>
+      <w:proofErr w:type="spellStart"/>
+      <w:proofErr w:type="gramStart"/>
+      <w:r>
+        <w:t>br</w:t>
+      </w:r>
+      <w:proofErr w:type="spellEnd"/>
+      <w:proofErr w:type="gramEnd"/>
+      <w:r>
+        <w:t>&gt;</w:t>
+      </w:r>
+    </w:p>
+    <w:p>
+      <w:pPr>
+        <w:pStyle w:val="Listing"/>
+      </w:pPr>
+      <w:r>
+        <w:t>&lt;</w:t>
+      </w:r>
+      <w:proofErr w:type="gramStart"/>
+      <w:r>
+        <w:t>p</w:t>
+      </w:r>
+      <w:proofErr w:type="gramEnd"/>
+      <w:r>
+        <w:t xml:space="preserve"> class="</w:t>
+      </w:r>
+      <w:proofErr w:type="spellStart"/>
+      <w:r>
+        <w:t>ttemoins</w:t>
+      </w:r>
+      <w:proofErr w:type="spellEnd"/>
+      <w:r>
+        <w:t>" style="</w:t>
+      </w:r>
+      <w:proofErr w:type="gramStart"/>
+      <w:r>
+        <w:t>margin:0;</w:t>
+      </w:r>
+      <w:proofErr w:type="gramEnd"/>
+      <w:r>
+        <w:t>"&gt;</w:t>
+      </w:r>
+    </w:p>
+    <w:p>
+      <w:pPr>
+        <w:pStyle w:val="Listing"/>
+      </w:pPr>
+      <w:r>
+        <w:t>&lt;</w:t>
+      </w:r>
+      <w:proofErr w:type="spellStart"/>
+      <w:proofErr w:type="gramStart"/>
+      <w:r>
+        <w:t>span</w:t>
+      </w:r>
+      <w:proofErr w:type="spellEnd"/>
+      <w:proofErr w:type="gramEnd"/>
+      <w:r>
+        <w:t xml:space="preserve"> class="titre"&gt;Témoin :&lt;/</w:t>
+      </w:r>
+      <w:proofErr w:type="spellStart"/>
+      <w:r>
+        <w:t>span</w:t>
+      </w:r>
+      <w:proofErr w:type="spellEnd"/>
+      <w:r>
+        <w:t>&gt;</w:t>
+      </w:r>
+    </w:p>
+    <w:p>
+      <w:pPr>
+        <w:pStyle w:val="Listing"/>
+      </w:pPr>
+      <w:r>
+        <w:t>&lt;</w:t>
+      </w:r>
+      <w:proofErr w:type="gramStart"/>
+      <w:r>
+        <w:t>a  href</w:t>
+      </w:r>
+      <w:proofErr w:type="gramEnd"/>
+      <w:r>
+        <w:t>="jvo</w:t>
+      </w:r>
+      <w:proofErr w:type="gramStart"/>
+      <w:r>
+        <w:t>2506?</w:t>
+      </w:r>
+      <w:proofErr w:type="gramEnd"/>
+      <w:r>
+        <w:t>lang=</w:t>
+      </w:r>
+      <w:proofErr w:type="spellStart"/>
+      <w:r>
+        <w:t>fr&amp;iz</w:t>
+      </w:r>
+      <w:proofErr w:type="spellEnd"/>
+      <w:r>
+        <w:t>=12&amp;p=</w:t>
+      </w:r>
+      <w:proofErr w:type="spellStart"/>
+      <w:r>
+        <w:t>jacobus&amp;n</w:t>
+      </w:r>
+      <w:proofErr w:type="spellEnd"/>
+      <w:r>
+        <w:t>=</w:t>
+      </w:r>
+      <w:proofErr w:type="spellStart"/>
+      <w:r>
+        <w:t>fasseel</w:t>
+      </w:r>
+      <w:proofErr w:type="spellEnd"/>
+      <w:r>
+        <w:t xml:space="preserve">"&gt;Jacobus </w:t>
+      </w:r>
+      <w:proofErr w:type="spellStart"/>
+      <w:r>
+        <w:t>Fasseel</w:t>
+      </w:r>
+      <w:proofErr w:type="spellEnd"/>
+      <w:r>
+        <w:t>&lt;/a</w:t>
+      </w:r>
+      <w:proofErr w:type="gramStart"/>
+      <w:r>
+        <w:t>&gt;,  &lt;</w:t>
+      </w:r>
+      <w:proofErr w:type="spellStart"/>
+      <w:proofErr w:type="gramEnd"/>
+      <w:r>
+        <w:t>bdo</w:t>
+      </w:r>
+      <w:proofErr w:type="spellEnd"/>
+      <w:r>
+        <w:t xml:space="preserve"> </w:t>
+      </w:r>
+      <w:proofErr w:type="spellStart"/>
+      <w:r>
+        <w:t>dir</w:t>
+      </w:r>
+      <w:proofErr w:type="spellEnd"/>
+      <w:r>
+        <w:t>="</w:t>
+      </w:r>
+      <w:proofErr w:type="spellStart"/>
+      <w:r>
+        <w:t>ltr</w:t>
+      </w:r>
+      <w:proofErr w:type="spellEnd"/>
+      <w:r>
+        <w:t>"&gt;</w:t>
+      </w:r>
+      <w:proofErr w:type="gramStart"/>
+      <w:r>
+        <w:t>ca</w:t>
+      </w:r>
+      <w:proofErr w:type="gramEnd"/>
+      <w:r>
+        <w:t xml:space="preserve"> 1671-1749&lt;/</w:t>
+      </w:r>
+      <w:proofErr w:type="spellStart"/>
+      <w:r>
+        <w:t>bdo</w:t>
+      </w:r>
+      <w:proofErr w:type="spellEnd"/>
+      <w:r>
+        <w:t>&gt;, &lt;</w:t>
+      </w:r>
+      <w:proofErr w:type="spellStart"/>
+      <w:r>
+        <w:t>span</w:t>
+      </w:r>
+      <w:proofErr w:type="spellEnd"/>
+      <w:r>
+        <w:t xml:space="preserve"> class="</w:t>
+      </w:r>
+      <w:proofErr w:type="spellStart"/>
+      <w:r>
+        <w:t>nnotes</w:t>
+      </w:r>
+      <w:proofErr w:type="spellEnd"/>
+      <w:r>
+        <w:t>"&gt;</w:t>
+      </w:r>
+      <w:proofErr w:type="spellStart"/>
+      <w:r>
+        <w:t>Voogd</w:t>
+      </w:r>
+      <w:proofErr w:type="spellEnd"/>
+      <w:r>
+        <w:t xml:space="preserve"> van de </w:t>
+      </w:r>
+      <w:proofErr w:type="spellStart"/>
+      <w:r>
+        <w:t>bruid</w:t>
+      </w:r>
+      <w:proofErr w:type="spellEnd"/>
+      <w:r>
+        <w:t>&lt;/</w:t>
+      </w:r>
+      <w:proofErr w:type="spellStart"/>
+      <w:r>
+        <w:t>span</w:t>
+      </w:r>
+      <w:proofErr w:type="spellEnd"/>
+      <w:r>
+        <w:t>&gt;</w:t>
+      </w:r>
+    </w:p>
+    <w:p>
+      <w:pPr>
+        <w:pStyle w:val="Listing"/>
+      </w:pPr>
+      <w:r>
+        <w:t>&lt;</w:t>
+      </w:r>
+      <w:proofErr w:type="spellStart"/>
+      <w:proofErr w:type="gramStart"/>
+      <w:r>
+        <w:t>br</w:t>
+      </w:r>
+      <w:proofErr w:type="spellEnd"/>
+      <w:proofErr w:type="gramEnd"/>
+      <w:r>
+        <w:t>&gt;</w:t>
+      </w:r>
+    </w:p>
+    <w:p>
+      <w:pPr>
+        <w:pStyle w:val="Listing"/>
+      </w:pPr>
+      <w:r>
+        <w:t>&lt;</w:t>
+      </w:r>
+      <w:proofErr w:type="spellStart"/>
+      <w:proofErr w:type="gramStart"/>
+      <w:r>
+        <w:t>span</w:t>
+      </w:r>
+      <w:proofErr w:type="spellEnd"/>
+      <w:proofErr w:type="gramEnd"/>
+      <w:r>
+        <w:t xml:space="preserve"> class="titre"&gt;Témoin :&lt;/</w:t>
+      </w:r>
+      <w:proofErr w:type="spellStart"/>
+      <w:r>
+        <w:t>span</w:t>
+      </w:r>
+      <w:proofErr w:type="spellEnd"/>
+      <w:r>
+        <w:t>&gt;</w:t>
+      </w:r>
+    </w:p>
+    <w:p>
+      <w:pPr>
+        <w:pStyle w:val="Listing"/>
+      </w:pPr>
+      <w:r>
+        <w:t>&lt;</w:t>
+      </w:r>
+      <w:proofErr w:type="gramStart"/>
+      <w:r>
+        <w:t>a  href</w:t>
+      </w:r>
+      <w:proofErr w:type="gramEnd"/>
+      <w:r>
+        <w:t>="jvo</w:t>
+      </w:r>
+      <w:proofErr w:type="gramStart"/>
+      <w:r>
+        <w:t>2506?</w:t>
+      </w:r>
+      <w:proofErr w:type="gramEnd"/>
+      <w:r>
+        <w:t>lang=</w:t>
+      </w:r>
+      <w:proofErr w:type="spellStart"/>
+      <w:r>
+        <w:t>fr&amp;iz</w:t>
+      </w:r>
+      <w:proofErr w:type="spellEnd"/>
+      <w:r>
+        <w:t xml:space="preserve">=12&amp;i=1553"&gt;Joannes Van </w:t>
+      </w:r>
+      <w:proofErr w:type="spellStart"/>
+      <w:r>
+        <w:t>Waelevelde</w:t>
+      </w:r>
+      <w:proofErr w:type="spellEnd"/>
+      <w:r>
+        <w:t>&lt;/a&gt;&lt;</w:t>
+      </w:r>
+      <w:proofErr w:type="spellStart"/>
+      <w:r>
+        <w:t>br</w:t>
+      </w:r>
+      <w:proofErr w:type="spellEnd"/>
+      <w:r>
+        <w:t>&gt;</w:t>
       </w:r>
     </w:p>
     <w:p>
@@ -2585,23 +5774,107 @@
         <w:pStyle w:val="Listing"/>
       </w:pPr>
       <w:r>
-        <w:t>&lt;tr&gt;</w:t>
-      </w:r>
-    </w:p>
-    <w:p>
-      <w:pPr>
-        <w:pStyle w:val="Listing"/>
-      </w:pPr>
-      <w:r>
-        <w:t>&lt;td valign="top" style="white-space: nowrap;" width="1"&gt;</w:t>
-      </w:r>
-    </w:p>
-    <w:p>
-      <w:pPr>
-        <w:pStyle w:val="Listing"/>
-      </w:pPr>
-      <w:r>
-        <w:t>&lt;span class="ddate show-for-medium-up"&gt;25 avril 1781 :&lt;/span&gt;</w:t>
+        <w:t>&lt;</w:t>
+      </w:r>
+      <w:proofErr w:type="gramStart"/>
+      <w:r>
+        <w:t>tr</w:t>
+      </w:r>
+      <w:proofErr w:type="gramEnd"/>
+      <w:r>
+        <w:t>&gt;</w:t>
+      </w:r>
+    </w:p>
+    <w:p>
+      <w:pPr>
+        <w:pStyle w:val="Listing"/>
+      </w:pPr>
+      <w:r>
+        <w:t>&lt;</w:t>
+      </w:r>
+      <w:proofErr w:type="gramStart"/>
+      <w:r>
+        <w:t>td</w:t>
+      </w:r>
+      <w:proofErr w:type="gramEnd"/>
+      <w:r>
+        <w:t xml:space="preserve"> </w:t>
+      </w:r>
+      <w:proofErr w:type="spellStart"/>
+      <w:r>
+        <w:t>valign</w:t>
+      </w:r>
+      <w:proofErr w:type="spellEnd"/>
+      <w:r>
+        <w:t>="top" style="white-</w:t>
+      </w:r>
+      <w:proofErr w:type="spellStart"/>
+      <w:proofErr w:type="gramStart"/>
+      <w:r>
+        <w:t>space</w:t>
+      </w:r>
+      <w:proofErr w:type="spellEnd"/>
+      <w:r>
+        <w:t>:</w:t>
+      </w:r>
+      <w:proofErr w:type="gramEnd"/>
+      <w:r>
+        <w:t xml:space="preserve"> </w:t>
+      </w:r>
+      <w:proofErr w:type="spellStart"/>
+      <w:proofErr w:type="gramStart"/>
+      <w:r>
+        <w:t>nowrap</w:t>
+      </w:r>
+      <w:proofErr w:type="spellEnd"/>
+      <w:r>
+        <w:t>;</w:t>
+      </w:r>
+      <w:proofErr w:type="gramEnd"/>
+      <w:r>
+        <w:t xml:space="preserve">" </w:t>
+      </w:r>
+      <w:proofErr w:type="spellStart"/>
+      <w:r>
+        <w:t>width</w:t>
+      </w:r>
+      <w:proofErr w:type="spellEnd"/>
+      <w:r>
+        <w:t>="1"&gt;</w:t>
+      </w:r>
+    </w:p>
+    <w:p>
+      <w:pPr>
+        <w:pStyle w:val="Listing"/>
+      </w:pPr>
+      <w:r>
+        <w:t>&lt;</w:t>
+      </w:r>
+      <w:proofErr w:type="spellStart"/>
+      <w:proofErr w:type="gramStart"/>
+      <w:r>
+        <w:t>span</w:t>
+      </w:r>
+      <w:proofErr w:type="spellEnd"/>
+      <w:proofErr w:type="gramEnd"/>
+      <w:r>
+        <w:t xml:space="preserve"> class="</w:t>
+      </w:r>
+      <w:proofErr w:type="spellStart"/>
+      <w:r>
+        <w:t>ddate</w:t>
+      </w:r>
+      <w:proofErr w:type="spellEnd"/>
+      <w:r>
+        <w:t xml:space="preserve"> show-for-medium-up"&gt;25 avril 1781 :&lt;/</w:t>
+      </w:r>
+      <w:proofErr w:type="spellStart"/>
+      <w:r>
+        <w:t>span</w:t>
+      </w:r>
+      <w:proofErr w:type="spellEnd"/>
+      <w:r>
+        <w:t>&gt;</w:t>
       </w:r>
     </w:p>
     <w:p>
@@ -2617,39 +5890,164 @@
         <w:pStyle w:val="Listing"/>
       </w:pPr>
       <w:r>
-        <w:t>&lt;td valign="top"&gt;</w:t>
-      </w:r>
-    </w:p>
-    <w:p>
-      <w:pPr>
-        <w:pStyle w:val="Listing"/>
-      </w:pPr>
-      <w:r>
-        <w:t>&lt;span class="ddate small-12 show-for-small-only" style="float:none; padding-top:5px;"&gt;25 avril 1781 :&lt;/span&gt;</w:t>
-      </w:r>
-    </w:p>
-    <w:p>
-      <w:pPr>
-        <w:pStyle w:val="Listing"/>
-      </w:pPr>
-      <w:r>
-        <w:t>&lt;span class="nnom"&gt;</w:t>
-      </w:r>
-    </w:p>
-    <w:p>
-      <w:pPr>
-        <w:pStyle w:val="Listing"/>
-      </w:pPr>
-      <w:r>
-        <w:t>Décès  - Moerbeke-Waas &lt;/span&gt;</w:t>
-      </w:r>
-    </w:p>
-    <w:p>
-      <w:pPr>
-        <w:pStyle w:val="Listing"/>
-      </w:pPr>
-      <w:r>
-        <w:t>&lt;br&gt;</w:t>
+        <w:t>&lt;</w:t>
+      </w:r>
+      <w:proofErr w:type="gramStart"/>
+      <w:r>
+        <w:t>td</w:t>
+      </w:r>
+      <w:proofErr w:type="gramEnd"/>
+      <w:r>
+        <w:t xml:space="preserve"> </w:t>
+      </w:r>
+      <w:proofErr w:type="spellStart"/>
+      <w:r>
+        <w:t>valign</w:t>
+      </w:r>
+      <w:proofErr w:type="spellEnd"/>
+      <w:r>
+        <w:t>="top"&gt;</w:t>
+      </w:r>
+    </w:p>
+    <w:p>
+      <w:pPr>
+        <w:pStyle w:val="Listing"/>
+      </w:pPr>
+      <w:r>
+        <w:t>&lt;</w:t>
+      </w:r>
+      <w:proofErr w:type="spellStart"/>
+      <w:proofErr w:type="gramStart"/>
+      <w:r>
+        <w:t>span</w:t>
+      </w:r>
+      <w:proofErr w:type="spellEnd"/>
+      <w:proofErr w:type="gramEnd"/>
+      <w:r>
+        <w:t xml:space="preserve"> class="</w:t>
+      </w:r>
+      <w:proofErr w:type="spellStart"/>
+      <w:r>
+        <w:t>ddate</w:t>
+      </w:r>
+      <w:proofErr w:type="spellEnd"/>
+      <w:r>
+        <w:t xml:space="preserve"> small-12 show-for-</w:t>
+      </w:r>
+      <w:proofErr w:type="spellStart"/>
+      <w:r>
+        <w:t>small</w:t>
+      </w:r>
+      <w:proofErr w:type="spellEnd"/>
+      <w:r>
+        <w:t>-</w:t>
+      </w:r>
+      <w:proofErr w:type="spellStart"/>
+      <w:r>
+        <w:t>only</w:t>
+      </w:r>
+      <w:proofErr w:type="spellEnd"/>
+      <w:r>
+        <w:t>" style="</w:t>
+      </w:r>
+      <w:proofErr w:type="spellStart"/>
+      <w:proofErr w:type="gramStart"/>
+      <w:r>
+        <w:t>float:none</w:t>
+      </w:r>
+      <w:proofErr w:type="spellEnd"/>
+      <w:proofErr w:type="gramEnd"/>
+      <w:r>
+        <w:t>; padding-</w:t>
+      </w:r>
+      <w:proofErr w:type="gramStart"/>
+      <w:r>
+        <w:t>top:</w:t>
+      </w:r>
+      <w:proofErr w:type="gramEnd"/>
+      <w:r>
+        <w:t>5</w:t>
+      </w:r>
+      <w:proofErr w:type="gramStart"/>
+      <w:r>
+        <w:t>px;</w:t>
+      </w:r>
+      <w:proofErr w:type="gramEnd"/>
+      <w:r>
+        <w:t>"&gt;25 avril 1781 :&lt;/</w:t>
+      </w:r>
+      <w:proofErr w:type="spellStart"/>
+      <w:r>
+        <w:t>span</w:t>
+      </w:r>
+      <w:proofErr w:type="spellEnd"/>
+      <w:r>
+        <w:t>&gt;</w:t>
+      </w:r>
+    </w:p>
+    <w:p>
+      <w:pPr>
+        <w:pStyle w:val="Listing"/>
+      </w:pPr>
+      <w:r>
+        <w:t>&lt;</w:t>
+      </w:r>
+      <w:proofErr w:type="spellStart"/>
+      <w:proofErr w:type="gramStart"/>
+      <w:r>
+        <w:t>span</w:t>
+      </w:r>
+      <w:proofErr w:type="spellEnd"/>
+      <w:proofErr w:type="gramEnd"/>
+      <w:r>
+        <w:t xml:space="preserve"> class="</w:t>
+      </w:r>
+      <w:proofErr w:type="spellStart"/>
+      <w:r>
+        <w:t>nnom</w:t>
+      </w:r>
+      <w:proofErr w:type="spellEnd"/>
+      <w:r>
+        <w:t>"&gt;</w:t>
+      </w:r>
+    </w:p>
+    <w:p>
+      <w:pPr>
+        <w:pStyle w:val="Listing"/>
+      </w:pPr>
+      <w:proofErr w:type="gramStart"/>
+      <w:r>
+        <w:t>Décès  -</w:t>
+      </w:r>
+      <w:proofErr w:type="gramEnd"/>
+      <w:r>
+        <w:t xml:space="preserve"> Moerbeke-Waas &lt;/</w:t>
+      </w:r>
+      <w:proofErr w:type="spellStart"/>
+      <w:r>
+        <w:t>span</w:t>
+      </w:r>
+      <w:proofErr w:type="spellEnd"/>
+      <w:r>
+        <w:t>&gt;</w:t>
+      </w:r>
+    </w:p>
+    <w:p>
+      <w:pPr>
+        <w:pStyle w:val="Listing"/>
+      </w:pPr>
+      <w:r>
+        <w:t>&lt;</w:t>
+      </w:r>
+      <w:proofErr w:type="spellStart"/>
+      <w:proofErr w:type="gramStart"/>
+      <w:r>
+        <w:t>br</w:t>
+      </w:r>
+      <w:proofErr w:type="spellEnd"/>
+      <w:proofErr w:type="gramEnd"/>
+      <w:r>
+        <w:t>&gt;</w:t>
       </w:r>
     </w:p>
     <w:p>
@@ -2676,9 +6074,11 @@
       <w:r>
         <w:t xml:space="preserve"> ==&gt; lecture </w:t>
       </w:r>
+      <w:proofErr w:type="spellStart"/>
       <w:r>
         <w:t>event_notes_complementaires</w:t>
       </w:r>
+      <w:proofErr w:type="spellEnd"/>
     </w:p>
     <w:p/>
     <w:p/>
@@ -2703,15 +6103,20 @@
     </w:p>
     <w:p/>
     <w:p>
-      <w:r>
-        <w:t>d</w:t>
-      </w:r>
-      <w:r>
-        <w:t>es warnings de la forme :</w:t>
-      </w:r>
-    </w:p>
-    <w:p>
-      <w:r>
+      <w:proofErr w:type="gramStart"/>
+      <w:r>
+        <w:t>des</w:t>
+      </w:r>
+      <w:proofErr w:type="gramEnd"/>
+      <w:r>
+        <w:t xml:space="preserve"> warnings de la forme :</w:t>
+      </w:r>
+    </w:p>
+    <w:p>
+      <w:r>
+        <w:rPr>
+          <w:noProof/>
+        </w:rPr>
         <w:lastRenderedPageBreak/>
         <w:drawing>
           <wp:inline distT="0" distB="0" distL="0" distR="0" wp14:anchorId="1E6A005E" wp14:editId="639CD0D1">
@@ -2756,8 +6161,29 @@
       </w:r>
     </w:p>
     <w:p>
-      <w:r>
-        <w:t>lié à l’absence de balises FAMS et FAMC dans mes fichiers ged, vs ceux reformatés par import Ancestris.</w:t>
+      <w:proofErr w:type="gramStart"/>
+      <w:r>
+        <w:t>lié</w:t>
+      </w:r>
+      <w:proofErr w:type="gramEnd"/>
+      <w:r>
+        <w:t xml:space="preserve"> à l’absence de balises FAMS et FAMC dans mes fichiers </w:t>
+      </w:r>
+      <w:proofErr w:type="spellStart"/>
+      <w:r>
+        <w:t>ged</w:t>
+      </w:r>
+      <w:proofErr w:type="spellEnd"/>
+      <w:r>
+        <w:t xml:space="preserve">, vs ceux reformatés par import </w:t>
+      </w:r>
+      <w:proofErr w:type="spellStart"/>
+      <w:r>
+        <w:t>Ancestris</w:t>
+      </w:r>
+      <w:proofErr w:type="spellEnd"/>
+      <w:r>
+        <w:t>.</w:t>
       </w:r>
     </w:p>
     <w:p>
@@ -2768,8 +6194,13 @@
           <w:numId w:val="8"/>
         </w:numPr>
       </w:pPr>
-      <w:r>
-        <w:t>je corrige</w:t>
+      <w:proofErr w:type="gramStart"/>
+      <w:r>
+        <w:t>je</w:t>
+      </w:r>
+      <w:proofErr w:type="gramEnd"/>
+      <w:r>
+        <w:t xml:space="preserve"> corrige</w:t>
       </w:r>
     </w:p>
     <w:p/>
@@ -2784,12 +6215,20 @@
       </w:r>
     </w:p>
     <w:p>
-      <w:r>
-        <w:t xml:space="preserve">des warnings </w:t>
-      </w:r>
-    </w:p>
-    <w:p>
-      <w:r>
+      <w:proofErr w:type="gramStart"/>
+      <w:r>
+        <w:t>des</w:t>
+      </w:r>
+      <w:proofErr w:type="gramEnd"/>
+      <w:r>
+        <w:t xml:space="preserve"> warnings </w:t>
+      </w:r>
+    </w:p>
+    <w:p>
+      <w:r>
+        <w:rPr>
+          <w:noProof/>
+        </w:rPr>
         <w:drawing>
           <wp:inline distT="0" distB="0" distL="0" distR="0" wp14:anchorId="4F9644ED" wp14:editId="61E1579B">
             <wp:extent cx="5569607" cy="2061768"/>
@@ -2830,24 +6269,60 @@
     <w:p/>
     <w:p>
       <w:r>
-        <w:t>Lignes KO dans le ged :</w:t>
-      </w:r>
-    </w:p>
-    <w:p>
-      <w:pPr>
-        <w:pStyle w:val="Listing"/>
-      </w:pPr>
-      <w:r>
-        <w:t>2 NOTE Getuigen huwelijksakte:</w:t>
-      </w:r>
-    </w:p>
-    <w:p>
-      <w:pPr>
-        <w:pStyle w:val="Listing"/>
-      </w:pPr>
-      <w:r>
-        <w:t>- Petrus Pooters?</w:t>
-      </w:r>
+        <w:t xml:space="preserve">Lignes KO dans le </w:t>
+      </w:r>
+      <w:proofErr w:type="spellStart"/>
+      <w:r>
+        <w:t>ged</w:t>
+      </w:r>
+      <w:proofErr w:type="spellEnd"/>
+      <w:r>
+        <w:t> :</w:t>
+      </w:r>
+    </w:p>
+    <w:p>
+      <w:pPr>
+        <w:pStyle w:val="Listing"/>
+      </w:pPr>
+      <w:r>
+        <w:t xml:space="preserve">2 NOTE </w:t>
+      </w:r>
+      <w:proofErr w:type="spellStart"/>
+      <w:r>
+        <w:t>Getuigen</w:t>
+      </w:r>
+      <w:proofErr w:type="spellEnd"/>
+      <w:r>
+        <w:t xml:space="preserve"> </w:t>
+      </w:r>
+      <w:proofErr w:type="spellStart"/>
+      <w:proofErr w:type="gramStart"/>
+      <w:r>
+        <w:t>huwelijksakte</w:t>
+      </w:r>
+      <w:proofErr w:type="spellEnd"/>
+      <w:r>
+        <w:t>:</w:t>
+      </w:r>
+      <w:proofErr w:type="gramEnd"/>
+    </w:p>
+    <w:p>
+      <w:pPr>
+        <w:pStyle w:val="Listing"/>
+      </w:pPr>
+      <w:r>
+        <w:t xml:space="preserve">- Petrus </w:t>
+      </w:r>
+      <w:proofErr w:type="spellStart"/>
+      <w:proofErr w:type="gramStart"/>
+      <w:r>
+        <w:t>Pooters</w:t>
+      </w:r>
+      <w:proofErr w:type="spellEnd"/>
+      <w:r>
+        <w:t>?</w:t>
+      </w:r>
+      <w:proofErr w:type="gramEnd"/>
     </w:p>
     <w:p>
       <w:pPr>
@@ -2858,25 +6333,58 @@
       </w:r>
     </w:p>
     <w:p>
-      <w:r>
-        <w:t>au lieu de :</w:t>
-      </w:r>
-    </w:p>
-    <w:p>
-      <w:pPr>
-        <w:pStyle w:val="Listing"/>
-      </w:pPr>
-      <w:r>
-        <w:t>2 NOTE Getuigen huwelijksakte:</w:t>
-      </w:r>
-    </w:p>
-    <w:p>
-      <w:pPr>
-        <w:pStyle w:val="Listing"/>
-      </w:pPr>
-      <w:r>
-        <w:t>3 CONT - Petrus Pooters?</w:t>
-      </w:r>
+      <w:proofErr w:type="gramStart"/>
+      <w:r>
+        <w:t>au</w:t>
+      </w:r>
+      <w:proofErr w:type="gramEnd"/>
+      <w:r>
+        <w:t xml:space="preserve"> lieu de :</w:t>
+      </w:r>
+    </w:p>
+    <w:p>
+      <w:pPr>
+        <w:pStyle w:val="Listing"/>
+      </w:pPr>
+      <w:r>
+        <w:t xml:space="preserve">2 NOTE </w:t>
+      </w:r>
+      <w:proofErr w:type="spellStart"/>
+      <w:r>
+        <w:t>Getuigen</w:t>
+      </w:r>
+      <w:proofErr w:type="spellEnd"/>
+      <w:r>
+        <w:t xml:space="preserve"> </w:t>
+      </w:r>
+      <w:proofErr w:type="spellStart"/>
+      <w:proofErr w:type="gramStart"/>
+      <w:r>
+        <w:t>huwelijksakte</w:t>
+      </w:r>
+      <w:proofErr w:type="spellEnd"/>
+      <w:r>
+        <w:t>:</w:t>
+      </w:r>
+      <w:proofErr w:type="gramEnd"/>
+    </w:p>
+    <w:p>
+      <w:pPr>
+        <w:pStyle w:val="Listing"/>
+      </w:pPr>
+      <w:r>
+        <w:t xml:space="preserve">3 CONT - Petrus </w:t>
+      </w:r>
+      <w:proofErr w:type="spellStart"/>
+      <w:proofErr w:type="gramStart"/>
+      <w:r>
+        <w:t>Pooters</w:t>
+      </w:r>
+      <w:proofErr w:type="spellEnd"/>
+      <w:r>
+        <w:t>?</w:t>
+      </w:r>
+      <w:proofErr w:type="gramEnd"/>
     </w:p>
     <w:p>
       <w:pPr>
@@ -2895,20 +6403,3054 @@
           <w:numId w:val="8"/>
         </w:numPr>
       </w:pPr>
+      <w:proofErr w:type="gramStart"/>
       <w:r>
         <w:t>corrigé</w:t>
       </w:r>
+      <w:proofErr w:type="gramEnd"/>
     </w:p>
     <w:p/>
     <w:p/>
     <w:p/>
+    <w:p>
+      <w:r>
+        <w:t>15/04/25 : nombreuses erreurs « </w:t>
+      </w:r>
+      <w:r>
+        <w:t>Pas pu extraire le nom pour</w:t>
+      </w:r>
+      <w:r>
+        <w:t xml:space="preserve">… » pour </w:t>
+      </w:r>
+      <w:hyperlink r:id="rId29" w:history="1">
+        <w:r>
+          <w:rPr>
+            <w:rStyle w:val="Lienhypertexte"/>
+          </w:rPr>
+          <w:t>https://gw.geneanet.org/boutch1?lang=fr&amp;n=revest&amp;oc=0&amp;p=gregorio</w:t>
+        </w:r>
+      </w:hyperlink>
+    </w:p>
+    <w:p>
+      <w:proofErr w:type="gramStart"/>
+      <w:r>
+        <w:t>ex</w:t>
+      </w:r>
+      <w:proofErr w:type="gramEnd"/>
+      <w:r>
+        <w:t xml:space="preserve"> : </w:t>
+      </w:r>
+      <w:hyperlink r:id="rId30" w:history="1">
+        <w:r>
+          <w:rPr>
+            <w:rStyle w:val="Lienhypertexte"/>
+          </w:rPr>
+          <w:t>https://gw.geneanet.org/boutch1?lang=fr&amp;p=agnes&amp;n=de+montfaucon</w:t>
+        </w:r>
+      </w:hyperlink>
+    </w:p>
+    <w:p>
+      <w:r>
+        <w:drawing>
+          <wp:inline distT="0" distB="0" distL="0" distR="0" wp14:anchorId="36817B91" wp14:editId="22E5EB66">
+            <wp:extent cx="4387755" cy="1615647"/>
+            <wp:effectExtent l="0" t="0" r="0" b="3810"/>
+            <wp:docPr id="325947698" name="Image 1"/>
+            <wp:cNvGraphicFramePr>
+              <a:graphicFrameLocks xmlns:a="http://schemas.openxmlformats.org/drawingml/2006/main" noChangeAspect="1"/>
+            </wp:cNvGraphicFramePr>
+            <a:graphic xmlns:a="http://schemas.openxmlformats.org/drawingml/2006/main">
+              <a:graphicData uri="http://schemas.openxmlformats.org/drawingml/2006/picture">
+                <pic:pic xmlns:pic="http://schemas.openxmlformats.org/drawingml/2006/picture">
+                  <pic:nvPicPr>
+                    <pic:cNvPr id="325947698" name=""/>
+                    <pic:cNvPicPr/>
+                  </pic:nvPicPr>
+                  <pic:blipFill>
+                    <a:blip r:embed="rId31"/>
+                    <a:stretch>
+                      <a:fillRect/>
+                    </a:stretch>
+                  </pic:blipFill>
+                  <pic:spPr>
+                    <a:xfrm>
+                      <a:off x="0" y="0"/>
+                      <a:ext cx="4404514" cy="1621818"/>
+                    </a:xfrm>
+                    <a:prstGeom prst="rect">
+                      <a:avLst/>
+                    </a:prstGeom>
+                  </pic:spPr>
+                </pic:pic>
+              </a:graphicData>
+            </a:graphic>
+          </wp:inline>
+        </w:drawing>
+      </w:r>
+    </w:p>
+    <w:p>
+      <w:pPr>
+        <w:pStyle w:val="Listing"/>
+      </w:pPr>
+    </w:p>
+    <w:p>
+      <w:pPr>
+        <w:pStyle w:val="Listing"/>
+      </w:pPr>
+    </w:p>
+    <w:p>
+      <w:pPr>
+        <w:pStyle w:val="Listing"/>
+      </w:pPr>
+      <w:proofErr w:type="gramStart"/>
+      <w:r>
+        <w:t>&lt;!--</w:t>
+      </w:r>
+      <w:proofErr w:type="gramEnd"/>
+      <w:r>
+        <w:t xml:space="preserve">  Portrait --&gt;</w:t>
+      </w:r>
+    </w:p>
+    <w:p>
+      <w:pPr>
+        <w:pStyle w:val="Listing"/>
+      </w:pPr>
+      <w:r>
+        <w:t>&lt;</w:t>
+      </w:r>
+      <w:proofErr w:type="gramStart"/>
+      <w:r>
+        <w:t>div</w:t>
+      </w:r>
+      <w:proofErr w:type="gramEnd"/>
+      <w:r>
+        <w:t xml:space="preserve"> id="</w:t>
+      </w:r>
+      <w:proofErr w:type="spellStart"/>
+      <w:r>
+        <w:rPr>
+          <w:highlight w:val="cyan"/>
+        </w:rPr>
+        <w:t>person-title</w:t>
+      </w:r>
+      <w:proofErr w:type="spellEnd"/>
+      <w:r>
+        <w:t>" class="</w:t>
+      </w:r>
+      <w:proofErr w:type="spellStart"/>
+      <w:r>
+        <w:t>row</w:t>
+      </w:r>
+      <w:proofErr w:type="spellEnd"/>
+      <w:r>
+        <w:t xml:space="preserve"> </w:t>
+      </w:r>
+      <w:proofErr w:type="spellStart"/>
+      <w:r>
+        <w:t>clearfix</w:t>
+      </w:r>
+      <w:proofErr w:type="spellEnd"/>
+      <w:r>
+        <w:t>"&gt;</w:t>
+      </w:r>
+    </w:p>
+    <w:p>
+      <w:pPr>
+        <w:pStyle w:val="Listing"/>
+      </w:pPr>
+      <w:r>
+        <w:t xml:space="preserve">  </w:t>
+      </w:r>
+      <w:r>
+        <w:t>&lt;</w:t>
+      </w:r>
+      <w:proofErr w:type="gramStart"/>
+      <w:r>
+        <w:t>div</w:t>
+      </w:r>
+      <w:proofErr w:type="gramEnd"/>
+      <w:r>
+        <w:t xml:space="preserve"> class="</w:t>
+      </w:r>
+      <w:proofErr w:type="spellStart"/>
+      <w:r>
+        <w:t>columns</w:t>
+      </w:r>
+      <w:proofErr w:type="spellEnd"/>
+      <w:r>
+        <w:t>"&gt;</w:t>
+      </w:r>
+    </w:p>
+    <w:p>
+      <w:pPr>
+        <w:pStyle w:val="Listing"/>
+      </w:pPr>
+      <w:r>
+        <w:t xml:space="preserve">    </w:t>
+      </w:r>
+      <w:r>
+        <w:t>&lt;</w:t>
+      </w:r>
+      <w:proofErr w:type="gramStart"/>
+      <w:r>
+        <w:t>h</w:t>
+      </w:r>
+      <w:proofErr w:type="gramEnd"/>
+      <w:r>
+        <w:t>1 class="</w:t>
+      </w:r>
+      <w:proofErr w:type="spellStart"/>
+      <w:r>
+        <w:t>with_tabs</w:t>
+      </w:r>
+      <w:proofErr w:type="spellEnd"/>
+      <w:r>
+        <w:t xml:space="preserve"> </w:t>
+      </w:r>
+      <w:proofErr w:type="spellStart"/>
+      <w:r>
+        <w:t>name</w:t>
+      </w:r>
+      <w:proofErr w:type="spellEnd"/>
+      <w:r>
+        <w:t xml:space="preserve">" </w:t>
+      </w:r>
+      <w:proofErr w:type="spellStart"/>
+      <w:r>
+        <w:t>ng</w:t>
+      </w:r>
+      <w:proofErr w:type="spellEnd"/>
+      <w:r>
+        <w:t>-non-</w:t>
+      </w:r>
+      <w:proofErr w:type="spellStart"/>
+      <w:r>
+        <w:t>bindable</w:t>
+      </w:r>
+      <w:proofErr w:type="spellEnd"/>
+      <w:r>
+        <w:t>&gt;</w:t>
+      </w:r>
+    </w:p>
+    <w:p>
+      <w:pPr>
+        <w:pStyle w:val="Listing"/>
+      </w:pPr>
+      <w:r>
+        <w:t xml:space="preserve">    </w:t>
+      </w:r>
+      <w:r>
+        <w:t>&lt;</w:t>
+      </w:r>
+      <w:proofErr w:type="spellStart"/>
+      <w:proofErr w:type="gramStart"/>
+      <w:r>
+        <w:t>img</w:t>
+      </w:r>
+      <w:proofErr w:type="spellEnd"/>
+      <w:proofErr w:type="gramEnd"/>
+      <w:r>
+        <w:t xml:space="preserve"> src="images/female.png" alt="F" </w:t>
+      </w:r>
+      <w:proofErr w:type="spellStart"/>
+      <w:r>
+        <w:t>title</w:t>
+      </w:r>
+      <w:proofErr w:type="spellEnd"/>
+      <w:r>
+        <w:t>="F"&gt;&amp;</w:t>
+      </w:r>
+      <w:proofErr w:type="spellStart"/>
+      <w:proofErr w:type="gramStart"/>
+      <w:r>
+        <w:t>nbsp</w:t>
+      </w:r>
+      <w:proofErr w:type="spellEnd"/>
+      <w:r>
+        <w:t>;</w:t>
+      </w:r>
+      <w:proofErr w:type="gramEnd"/>
+    </w:p>
+    <w:p>
+      <w:pPr>
+        <w:pStyle w:val="Listing"/>
+      </w:pPr>
+      <w:r>
+        <w:t xml:space="preserve">    </w:t>
+      </w:r>
+      <w:r>
+        <w:t>Agnès de Montfaucon &lt;</w:t>
+      </w:r>
+      <w:proofErr w:type="spellStart"/>
+      <w:r>
+        <w:t>em</w:t>
+      </w:r>
+      <w:proofErr w:type="spellEnd"/>
+      <w:r>
+        <w:t>&gt;Agnès de Montbéliard&lt;/</w:t>
+      </w:r>
+      <w:proofErr w:type="spellStart"/>
+      <w:r>
+        <w:t>em</w:t>
+      </w:r>
+      <w:proofErr w:type="spellEnd"/>
+      <w:r>
+        <w:t>&gt;</w:t>
+      </w:r>
+    </w:p>
+    <w:p>
+      <w:pPr>
+        <w:pStyle w:val="Listing"/>
+      </w:pPr>
+      <w:r>
+        <w:t xml:space="preserve">    </w:t>
+      </w:r>
+      <w:r>
+        <w:t>&lt;/h1&gt;</w:t>
+      </w:r>
+    </w:p>
+    <w:p>
+      <w:pPr>
+        <w:pStyle w:val="Listing"/>
+      </w:pPr>
+      <w:r>
+        <w:t xml:space="preserve">    </w:t>
+      </w:r>
+      <w:r>
+        <w:t>&lt;</w:t>
+      </w:r>
+      <w:proofErr w:type="gramStart"/>
+      <w:r>
+        <w:t>div</w:t>
+      </w:r>
+      <w:proofErr w:type="gramEnd"/>
+      <w:r>
+        <w:t xml:space="preserve"> class="action-buttons not-</w:t>
+      </w:r>
+      <w:proofErr w:type="spellStart"/>
+      <w:r>
+        <w:t>printable</w:t>
+      </w:r>
+      <w:proofErr w:type="spellEnd"/>
+      <w:r>
+        <w:t>"&gt;</w:t>
+      </w:r>
+    </w:p>
+    <w:p>
+      <w:pPr>
+        <w:pStyle w:val="Listing"/>
+      </w:pPr>
+      <w:r>
+        <w:t xml:space="preserve">    </w:t>
+      </w:r>
+      <w:r>
+        <w:t>&lt;/div&gt;</w:t>
+      </w:r>
+    </w:p>
+    <w:p>
+      <w:pPr>
+        <w:pStyle w:val="Listing"/>
+      </w:pPr>
+      <w:r>
+        <w:t xml:space="preserve">  </w:t>
+      </w:r>
+      <w:r>
+        <w:t>&lt;/div&gt;</w:t>
+      </w:r>
+    </w:p>
+    <w:p>
+      <w:pPr>
+        <w:pStyle w:val="Listing"/>
+      </w:pPr>
+      <w:r>
+        <w:t>&lt;/div&gt;</w:t>
+      </w:r>
+    </w:p>
+    <w:p>
+      <w:pPr>
+        <w:pStyle w:val="Listing"/>
+      </w:pPr>
+      <w:r>
+        <w:t>&lt;</w:t>
+      </w:r>
+      <w:proofErr w:type="spellStart"/>
+      <w:proofErr w:type="gramStart"/>
+      <w:r>
+        <w:t>em</w:t>
+      </w:r>
+      <w:proofErr w:type="spellEnd"/>
+      <w:proofErr w:type="gramEnd"/>
+      <w:r>
+        <w:t xml:space="preserve"> class="</w:t>
+      </w:r>
+      <w:proofErr w:type="spellStart"/>
+      <w:r>
+        <w:t>sosa</w:t>
+      </w:r>
+      <w:proofErr w:type="spellEnd"/>
+      <w:r>
+        <w:t>"&gt;</w:t>
+      </w:r>
+      <w:proofErr w:type="spellStart"/>
+      <w:r>
+        <w:t>Sosa&amp;</w:t>
+      </w:r>
+      <w:proofErr w:type="gramStart"/>
+      <w:r>
+        <w:t>nbsp</w:t>
+      </w:r>
+      <w:proofErr w:type="spellEnd"/>
+      <w:r>
+        <w:t>;:</w:t>
+      </w:r>
+      <w:proofErr w:type="gramEnd"/>
+    </w:p>
+    <w:p>
+      <w:pPr>
+        <w:pStyle w:val="Listing"/>
+      </w:pPr>
+      <w:r>
+        <w:t xml:space="preserve">  </w:t>
+      </w:r>
+      <w:r>
+        <w:t>&lt;</w:t>
+      </w:r>
+      <w:proofErr w:type="gramStart"/>
+      <w:r>
+        <w:t>a</w:t>
+      </w:r>
+      <w:proofErr w:type="gramEnd"/>
+      <w:r>
+        <w:t xml:space="preserve"> href="boutch</w:t>
+      </w:r>
+      <w:proofErr w:type="gramStart"/>
+      <w:r>
+        <w:t>1?</w:t>
+      </w:r>
+      <w:proofErr w:type="gramEnd"/>
+      <w:r>
+        <w:t>lang=fr&amp;pz=marc&amp;nz=vitelli&amp;m=RL&amp;i1=49112&amp;i2=0&amp;b1=1&amp;b2=29871225"&gt;29&amp;</w:t>
+      </w:r>
+      <w:proofErr w:type="gramStart"/>
+      <w:r>
+        <w:t>nbsp;</w:t>
+      </w:r>
+      <w:proofErr w:type="gramEnd"/>
+      <w:r>
+        <w:t>871&amp;</w:t>
+      </w:r>
+      <w:proofErr w:type="gramStart"/>
+      <w:r>
+        <w:t>nbsp;</w:t>
+      </w:r>
+      <w:proofErr w:type="gramEnd"/>
+      <w:r>
+        <w:t>225&lt;/a&gt;</w:t>
+      </w:r>
+    </w:p>
+    <w:p>
+      <w:pPr>
+        <w:pStyle w:val="Listing"/>
+      </w:pPr>
+      <w:r>
+        <w:t>&lt;/</w:t>
+      </w:r>
+      <w:proofErr w:type="spellStart"/>
+      <w:r>
+        <w:t>em</w:t>
+      </w:r>
+      <w:proofErr w:type="spellEnd"/>
+      <w:r>
+        <w:t>&gt;&lt;</w:t>
+      </w:r>
+      <w:proofErr w:type="spellStart"/>
+      <w:r>
+        <w:t>br</w:t>
+      </w:r>
+      <w:proofErr w:type="spellEnd"/>
+      <w:r>
+        <w:t>&gt;</w:t>
+      </w:r>
+    </w:p>
+    <w:p>
+      <w:pPr>
+        <w:pStyle w:val="Listing"/>
+      </w:pPr>
+      <w:r>
+        <w:t>&lt;</w:t>
+      </w:r>
+      <w:proofErr w:type="spellStart"/>
+      <w:proofErr w:type="gramStart"/>
+      <w:r>
+        <w:rPr>
+          <w:highlight w:val="green"/>
+        </w:rPr>
+        <w:t>span</w:t>
+      </w:r>
+      <w:proofErr w:type="spellEnd"/>
+      <w:proofErr w:type="gramEnd"/>
+      <w:r>
+        <w:t xml:space="preserve"> </w:t>
+      </w:r>
+      <w:proofErr w:type="spellStart"/>
+      <w:r>
+        <w:t>ng</w:t>
+      </w:r>
+      <w:proofErr w:type="spellEnd"/>
+      <w:r>
+        <w:t>-non-</w:t>
+      </w:r>
+      <w:proofErr w:type="spellStart"/>
+      <w:r>
+        <w:t>bindable</w:t>
+      </w:r>
+      <w:proofErr w:type="spellEnd"/>
+      <w:r>
+        <w:t>&gt;</w:t>
+      </w:r>
+    </w:p>
+    <w:p>
+      <w:pPr>
+        <w:pStyle w:val="Listing"/>
+      </w:pPr>
+      <w:r>
+        <w:t xml:space="preserve">  </w:t>
+      </w:r>
+      <w:r>
+        <w:t>&lt;</w:t>
+      </w:r>
+      <w:proofErr w:type="spellStart"/>
+      <w:proofErr w:type="gramStart"/>
+      <w:r>
+        <w:t>em</w:t>
+      </w:r>
+      <w:proofErr w:type="spellEnd"/>
+      <w:proofErr w:type="gramEnd"/>
+      <w:r>
+        <w:t xml:space="preserve"> style="font-</w:t>
+      </w:r>
+      <w:proofErr w:type="gramStart"/>
+      <w:r>
+        <w:t>size:</w:t>
+      </w:r>
+      <w:proofErr w:type="gramEnd"/>
+      <w:r>
+        <w:t>14px"&gt;</w:t>
+      </w:r>
+    </w:p>
+    <w:p>
+      <w:pPr>
+        <w:pStyle w:val="Listing"/>
+      </w:pPr>
+      <w:r>
+        <w:t xml:space="preserve">  </w:t>
+      </w:r>
+      <w:r>
+        <w:t>(&lt;a href="boutch</w:t>
+      </w:r>
+      <w:proofErr w:type="gramStart"/>
+      <w:r>
+        <w:t>1?</w:t>
+      </w:r>
+      <w:proofErr w:type="gramEnd"/>
+      <w:r>
+        <w:t>lang=</w:t>
+      </w:r>
+      <w:proofErr w:type="spellStart"/>
+      <w:r>
+        <w:t>fr&amp;pz</w:t>
+      </w:r>
+      <w:proofErr w:type="spellEnd"/>
+      <w:r>
+        <w:t>=</w:t>
+      </w:r>
+      <w:proofErr w:type="spellStart"/>
+      <w:r>
+        <w:t>marc&amp;nz</w:t>
+      </w:r>
+      <w:proofErr w:type="spellEnd"/>
+      <w:r>
+        <w:t>=</w:t>
+      </w:r>
+      <w:proofErr w:type="spellStart"/>
+      <w:r>
+        <w:t>vitelli</w:t>
+      </w:r>
+      <w:r>
+        <w:rPr>
+          <w:highlight w:val="cyan"/>
+        </w:rPr>
+        <w:t>&amp;m</w:t>
+      </w:r>
+      <w:proofErr w:type="spellEnd"/>
+      <w:r>
+        <w:rPr>
+          <w:highlight w:val="cyan"/>
+        </w:rPr>
+        <w:t>=</w:t>
+      </w:r>
+      <w:proofErr w:type="spellStart"/>
+      <w:r>
+        <w:rPr>
+          <w:highlight w:val="cyan"/>
+        </w:rPr>
+        <w:t>P</w:t>
+      </w:r>
+      <w:r>
+        <w:t>&amp;v</w:t>
+      </w:r>
+      <w:proofErr w:type="spellEnd"/>
+      <w:r>
+        <w:t>=</w:t>
+      </w:r>
+      <w:proofErr w:type="spellStart"/>
+      <w:r>
+        <w:t>agnes</w:t>
+      </w:r>
+      <w:proofErr w:type="spellEnd"/>
+      <w:r>
+        <w:t>"&gt;</w:t>
+      </w:r>
+      <w:r>
+        <w:rPr>
+          <w:highlight w:val="yellow"/>
+        </w:rPr>
+        <w:t>Agnès</w:t>
+      </w:r>
+      <w:r>
+        <w:t>&lt;/a&gt;</w:t>
+      </w:r>
+    </w:p>
+    <w:p>
+      <w:pPr>
+        <w:pStyle w:val="Listing"/>
+      </w:pPr>
+      <w:r>
+        <w:t xml:space="preserve">  </w:t>
+      </w:r>
+      <w:r>
+        <w:t>&lt;</w:t>
+      </w:r>
+      <w:proofErr w:type="gramStart"/>
+      <w:r>
+        <w:t>a</w:t>
+      </w:r>
+      <w:proofErr w:type="gramEnd"/>
+      <w:r>
+        <w:t xml:space="preserve"> href="boutch</w:t>
+      </w:r>
+      <w:proofErr w:type="gramStart"/>
+      <w:r>
+        <w:t>1?</w:t>
+      </w:r>
+      <w:proofErr w:type="gramEnd"/>
+      <w:r>
+        <w:t>lang=</w:t>
+      </w:r>
+      <w:proofErr w:type="spellStart"/>
+      <w:r>
+        <w:t>fr&amp;pz</w:t>
+      </w:r>
+      <w:proofErr w:type="spellEnd"/>
+      <w:r>
+        <w:t>=</w:t>
+      </w:r>
+      <w:proofErr w:type="spellStart"/>
+      <w:r>
+        <w:t>marc&amp;nz</w:t>
+      </w:r>
+      <w:proofErr w:type="spellEnd"/>
+      <w:r>
+        <w:t>=</w:t>
+      </w:r>
+      <w:proofErr w:type="spellStart"/>
+      <w:r>
+        <w:t>vitelli</w:t>
+      </w:r>
+      <w:r>
+        <w:rPr>
+          <w:highlight w:val="cyan"/>
+        </w:rPr>
+        <w:t>&amp;m</w:t>
+      </w:r>
+      <w:proofErr w:type="spellEnd"/>
+      <w:r>
+        <w:rPr>
+          <w:highlight w:val="cyan"/>
+        </w:rPr>
+        <w:t>=</w:t>
+      </w:r>
+      <w:proofErr w:type="spellStart"/>
+      <w:r>
+        <w:rPr>
+          <w:highlight w:val="cyan"/>
+        </w:rPr>
+        <w:t>N</w:t>
+      </w:r>
+      <w:r>
+        <w:t>&amp;v</w:t>
+      </w:r>
+      <w:proofErr w:type="spellEnd"/>
+      <w:r>
+        <w:t>=</w:t>
+      </w:r>
+      <w:proofErr w:type="spellStart"/>
+      <w:r>
+        <w:t>de+montfaucon</w:t>
+      </w:r>
+      <w:proofErr w:type="spellEnd"/>
+      <w:r>
+        <w:t>"&gt;</w:t>
+      </w:r>
+      <w:r>
+        <w:rPr>
+          <w:highlight w:val="yellow"/>
+        </w:rPr>
+        <w:t>de Montfaucon</w:t>
+      </w:r>
+      <w:r>
+        <w:t>&lt;/a&gt;)</w:t>
+      </w:r>
+    </w:p>
+    <w:p>
+      <w:pPr>
+        <w:pStyle w:val="Listing"/>
+      </w:pPr>
+      <w:r>
+        <w:t xml:space="preserve">  </w:t>
+      </w:r>
+      <w:r>
+        <w:t>&lt;/</w:t>
+      </w:r>
+      <w:proofErr w:type="spellStart"/>
+      <w:r>
+        <w:t>em</w:t>
+      </w:r>
+      <w:proofErr w:type="spellEnd"/>
+      <w:r>
+        <w:t>&gt;</w:t>
+      </w:r>
+    </w:p>
+    <w:p>
+      <w:pPr>
+        <w:pStyle w:val="Listing"/>
+      </w:pPr>
+      <w:r>
+        <w:t xml:space="preserve">  </w:t>
+      </w:r>
+      <w:r>
+        <w:t>&lt;</w:t>
+      </w:r>
+      <w:proofErr w:type="spellStart"/>
+      <w:proofErr w:type="gramStart"/>
+      <w:r>
+        <w:t>br</w:t>
+      </w:r>
+      <w:proofErr w:type="spellEnd"/>
+      <w:proofErr w:type="gramEnd"/>
+      <w:r>
+        <w:t>&gt;</w:t>
+      </w:r>
+    </w:p>
+    <w:p>
+      <w:pPr>
+        <w:pStyle w:val="Listing"/>
+      </w:pPr>
+      <w:r>
+        <w:t xml:space="preserve">  </w:t>
+      </w:r>
+      <w:r>
+        <w:t>&lt;</w:t>
+      </w:r>
+      <w:proofErr w:type="spellStart"/>
+      <w:proofErr w:type="gramStart"/>
+      <w:r>
+        <w:t>em</w:t>
+      </w:r>
+      <w:proofErr w:type="spellEnd"/>
+      <w:proofErr w:type="gramEnd"/>
+      <w:r>
+        <w:t>&gt;&amp;</w:t>
+      </w:r>
+      <w:proofErr w:type="spellStart"/>
+      <w:proofErr w:type="gramStart"/>
+      <w:r>
+        <w:t>nbsp;Agnès</w:t>
+      </w:r>
+      <w:proofErr w:type="spellEnd"/>
+      <w:proofErr w:type="gramEnd"/>
+      <w:r>
+        <w:t xml:space="preserve"> //&lt;/</w:t>
+      </w:r>
+      <w:proofErr w:type="spellStart"/>
+      <w:r>
+        <w:t>em</w:t>
+      </w:r>
+      <w:proofErr w:type="spellEnd"/>
+      <w:r>
+        <w:t>&gt;</w:t>
+      </w:r>
+    </w:p>
+    <w:p>
+      <w:pPr>
+        <w:pStyle w:val="Listing"/>
+      </w:pPr>
+      <w:r>
+        <w:t xml:space="preserve">  </w:t>
+      </w:r>
+      <w:r>
+        <w:t>&lt;</w:t>
+      </w:r>
+      <w:proofErr w:type="spellStart"/>
+      <w:proofErr w:type="gramStart"/>
+      <w:r>
+        <w:t>br</w:t>
+      </w:r>
+      <w:proofErr w:type="spellEnd"/>
+      <w:proofErr w:type="gramEnd"/>
+      <w:r>
+        <w:t>&gt;</w:t>
+      </w:r>
+    </w:p>
+    <w:p>
+      <w:pPr>
+        <w:pStyle w:val="Listing"/>
+      </w:pPr>
+      <w:r>
+        <w:t xml:space="preserve">  </w:t>
+      </w:r>
+      <w:r>
+        <w:t>&lt;</w:t>
+      </w:r>
+      <w:proofErr w:type="spellStart"/>
+      <w:proofErr w:type="gramStart"/>
+      <w:r>
+        <w:t>br</w:t>
+      </w:r>
+      <w:proofErr w:type="spellEnd"/>
+      <w:proofErr w:type="gramEnd"/>
+      <w:r>
+        <w:t xml:space="preserve"> class="</w:t>
+      </w:r>
+      <w:proofErr w:type="spellStart"/>
+      <w:r>
+        <w:t>separateur</w:t>
+      </w:r>
+      <w:proofErr w:type="spellEnd"/>
+      <w:r>
+        <w:t>"&gt;&lt;</w:t>
+      </w:r>
+      <w:proofErr w:type="spellStart"/>
+      <w:r>
+        <w:t>br</w:t>
+      </w:r>
+      <w:proofErr w:type="spellEnd"/>
+      <w:r>
+        <w:t xml:space="preserve"> &gt;</w:t>
+      </w:r>
+    </w:p>
+    <w:p>
+      <w:pPr>
+        <w:pStyle w:val="Listing"/>
+      </w:pPr>
+      <w:r>
+        <w:t>&lt;/</w:t>
+      </w:r>
+      <w:proofErr w:type="spellStart"/>
+      <w:r>
+        <w:rPr>
+          <w:highlight w:val="green"/>
+        </w:rPr>
+        <w:t>span</w:t>
+      </w:r>
+      <w:proofErr w:type="spellEnd"/>
+      <w:r>
+        <w:t>&gt;</w:t>
+      </w:r>
+    </w:p>
+    <w:p>
+      <w:pPr>
+        <w:pStyle w:val="Listing"/>
+      </w:pPr>
+      <w:r>
+        <w:t>&lt;</w:t>
+      </w:r>
+      <w:proofErr w:type="spellStart"/>
+      <w:proofErr w:type="gramStart"/>
+      <w:r>
+        <w:t>ul</w:t>
+      </w:r>
+      <w:proofErr w:type="spellEnd"/>
+      <w:proofErr w:type="gramEnd"/>
+      <w:r>
+        <w:t xml:space="preserve"> </w:t>
+      </w:r>
+      <w:proofErr w:type="spellStart"/>
+      <w:r>
+        <w:t>ng</w:t>
+      </w:r>
+      <w:proofErr w:type="spellEnd"/>
+      <w:r>
+        <w:t>-non-</w:t>
+      </w:r>
+      <w:proofErr w:type="spellStart"/>
+      <w:r>
+        <w:t>bindable</w:t>
+      </w:r>
+      <w:proofErr w:type="spellEnd"/>
+      <w:r>
+        <w:t>&gt;</w:t>
+      </w:r>
+    </w:p>
+    <w:p>
+      <w:pPr>
+        <w:pStyle w:val="Listing"/>
+      </w:pPr>
+      <w:r>
+        <w:t>&lt;</w:t>
+      </w:r>
+      <w:proofErr w:type="gramStart"/>
+      <w:r>
+        <w:t>li</w:t>
+      </w:r>
+      <w:proofErr w:type="gramEnd"/>
+      <w:r>
+        <w:t>&gt;Née le&amp;</w:t>
+      </w:r>
+      <w:proofErr w:type="gramStart"/>
+      <w:r>
+        <w:t>nbsp;</w:t>
+      </w:r>
+      <w:proofErr w:type="gramEnd"/>
+      <w:r>
+        <w:t>1er&amp;</w:t>
+      </w:r>
+      <w:proofErr w:type="gramStart"/>
+      <w:r>
+        <w:t>nbsp;juin</w:t>
+      </w:r>
+      <w:proofErr w:type="gramEnd"/>
+      <w:r>
+        <w:t>&amp;</w:t>
+      </w:r>
+      <w:proofErr w:type="gramStart"/>
+      <w:r>
+        <w:t>nbsp;</w:t>
+      </w:r>
+      <w:proofErr w:type="gramEnd"/>
+      <w:r>
+        <w:t xml:space="preserve">1139 - Montbéliard, Doubs, </w:t>
+      </w:r>
+      <w:proofErr w:type="spellStart"/>
+      <w:r>
+        <w:t>Franche-Comte</w:t>
+      </w:r>
+      <w:proofErr w:type="spellEnd"/>
+      <w:r>
+        <w:t>, France -&lt;/li&gt;</w:t>
+      </w:r>
+    </w:p>
+    <w:p>
+      <w:pPr>
+        <w:pStyle w:val="Listing"/>
+      </w:pPr>
+      <w:r>
+        <w:t>&lt;</w:t>
+      </w:r>
+      <w:proofErr w:type="gramStart"/>
+      <w:r>
+        <w:t>li</w:t>
+      </w:r>
+      <w:proofErr w:type="gramEnd"/>
+      <w:r>
+        <w:t>&gt;Décédée le&amp;</w:t>
+      </w:r>
+      <w:proofErr w:type="gramStart"/>
+      <w:r>
+        <w:t>nbsp;</w:t>
+      </w:r>
+      <w:proofErr w:type="gramEnd"/>
+      <w:r>
+        <w:t>23&amp;</w:t>
+      </w:r>
+      <w:proofErr w:type="gramStart"/>
+      <w:r>
+        <w:t>nbsp;octobre</w:t>
+      </w:r>
+      <w:proofErr w:type="gramEnd"/>
+      <w:r>
+        <w:t>&amp;</w:t>
+      </w:r>
+      <w:proofErr w:type="gramStart"/>
+      <w:r>
+        <w:t>nbsp;</w:t>
+      </w:r>
+      <w:proofErr w:type="gramEnd"/>
+      <w:r>
+        <w:t>1186,</w:t>
+      </w:r>
+    </w:p>
+    <w:p>
+      <w:pPr>
+        <w:pStyle w:val="Listing"/>
+      </w:pPr>
+      <w:proofErr w:type="gramStart"/>
+      <w:r>
+        <w:t>à</w:t>
+      </w:r>
+      <w:proofErr w:type="gramEnd"/>
+      <w:r>
+        <w:t xml:space="preserve"> l'âge de 47 ans&lt;/li&gt;</w:t>
+      </w:r>
+    </w:p>
+    <w:p>
+      <w:pPr>
+        <w:pStyle w:val="Listing"/>
+      </w:pPr>
+      <w:r>
+        <w:t>&lt;</w:t>
+      </w:r>
+      <w:proofErr w:type="gramStart"/>
+      <w:r>
+        <w:t>li</w:t>
+      </w:r>
+      <w:proofErr w:type="gramEnd"/>
+      <w:r>
+        <w:t xml:space="preserve">&gt;Inhumée - St </w:t>
+      </w:r>
+      <w:proofErr w:type="spellStart"/>
+      <w:r>
+        <w:t>Ived</w:t>
+      </w:r>
+      <w:proofErr w:type="spellEnd"/>
+      <w:r>
+        <w:t xml:space="preserve"> Abey - Braine, Hauts-de-France, France&lt;/li&gt;</w:t>
+      </w:r>
+    </w:p>
+    <w:p>
+      <w:pPr>
+        <w:pStyle w:val="Listing"/>
+      </w:pPr>
+      <w:r>
+        <w:t>&lt;</w:t>
+      </w:r>
+      <w:proofErr w:type="gramStart"/>
+      <w:r>
+        <w:t>li</w:t>
+      </w:r>
+      <w:proofErr w:type="gramEnd"/>
+      <w:r>
+        <w:t>&gt;</w:t>
+      </w:r>
+      <w:proofErr w:type="spellStart"/>
+      <w:r>
+        <w:t>Condessa</w:t>
+      </w:r>
+      <w:proofErr w:type="spellEnd"/>
+      <w:r>
+        <w:t xml:space="preserve"> de Montfaucon&lt;/li&gt;</w:t>
+      </w:r>
+    </w:p>
+    <w:p>
+      <w:pPr>
+        <w:pStyle w:val="Listing"/>
+      </w:pPr>
+      <w:r>
+        <w:t>&lt;/</w:t>
+      </w:r>
+      <w:proofErr w:type="spellStart"/>
+      <w:r>
+        <w:t>ul</w:t>
+      </w:r>
+      <w:proofErr w:type="spellEnd"/>
+      <w:r>
+        <w:t>&gt;</w:t>
+      </w:r>
+    </w:p>
+    <w:p>
+      <w:pPr>
+        <w:pStyle w:val="Listing"/>
+      </w:pPr>
+    </w:p>
+    <w:p>
+      <w:pPr>
+        <w:pStyle w:val="Listing"/>
+      </w:pPr>
+    </w:p>
+    <w:p/>
+    <w:p>
+      <w:proofErr w:type="gramStart"/>
+      <w:r>
+        <w:t>sur</w:t>
+      </w:r>
+      <w:proofErr w:type="gramEnd"/>
+      <w:r>
+        <w:t xml:space="preserve"> page « normale » : </w:t>
+      </w:r>
+      <w:hyperlink r:id="rId32" w:history="1">
+        <w:r>
+          <w:rPr>
+            <w:rStyle w:val="Lienhypertexte"/>
+          </w:rPr>
+          <w:t>https://gw.geneanet.org/oollierbolvin?lang=fr&amp;n=mauche&amp;oc=0&amp;p=marie+anne</w:t>
+        </w:r>
+      </w:hyperlink>
+    </w:p>
+    <w:p>
+      <w:r>
+        <w:drawing>
+          <wp:inline distT="0" distB="0" distL="0" distR="0" wp14:anchorId="284D71F9" wp14:editId="3E1A33B3">
+            <wp:extent cx="2467319" cy="828791"/>
+            <wp:effectExtent l="0" t="0" r="0" b="9525"/>
+            <wp:docPr id="370892943" name="Image 1"/>
+            <wp:cNvGraphicFramePr>
+              <a:graphicFrameLocks xmlns:a="http://schemas.openxmlformats.org/drawingml/2006/main" noChangeAspect="1"/>
+            </wp:cNvGraphicFramePr>
+            <a:graphic xmlns:a="http://schemas.openxmlformats.org/drawingml/2006/main">
+              <a:graphicData uri="http://schemas.openxmlformats.org/drawingml/2006/picture">
+                <pic:pic xmlns:pic="http://schemas.openxmlformats.org/drawingml/2006/picture">
+                  <pic:nvPicPr>
+                    <pic:cNvPr id="370892943" name=""/>
+                    <pic:cNvPicPr/>
+                  </pic:nvPicPr>
+                  <pic:blipFill>
+                    <a:blip r:embed="rId33"/>
+                    <a:stretch>
+                      <a:fillRect/>
+                    </a:stretch>
+                  </pic:blipFill>
+                  <pic:spPr>
+                    <a:xfrm>
+                      <a:off x="0" y="0"/>
+                      <a:ext cx="2467319" cy="828791"/>
+                    </a:xfrm>
+                    <a:prstGeom prst="rect">
+                      <a:avLst/>
+                    </a:prstGeom>
+                  </pic:spPr>
+                </pic:pic>
+              </a:graphicData>
+            </a:graphic>
+          </wp:inline>
+        </w:drawing>
+      </w:r>
+    </w:p>
+    <w:p/>
+    <w:p>
+      <w:pPr>
+        <w:pStyle w:val="Listing"/>
+      </w:pPr>
+      <w:proofErr w:type="gramStart"/>
+      <w:r>
+        <w:t>&lt;!--</w:t>
+      </w:r>
+      <w:proofErr w:type="gramEnd"/>
+      <w:r>
+        <w:t xml:space="preserve">  Portrait --&gt;</w:t>
+      </w:r>
+    </w:p>
+    <w:p>
+      <w:pPr>
+        <w:pStyle w:val="Listing"/>
+      </w:pPr>
+      <w:r>
+        <w:t>&lt;</w:t>
+      </w:r>
+      <w:proofErr w:type="gramStart"/>
+      <w:r>
+        <w:rPr>
+          <w:highlight w:val="green"/>
+        </w:rPr>
+        <w:t>div</w:t>
+      </w:r>
+      <w:proofErr w:type="gramEnd"/>
+      <w:r>
+        <w:t xml:space="preserve"> id="</w:t>
+      </w:r>
+      <w:proofErr w:type="spellStart"/>
+      <w:r>
+        <w:rPr>
+          <w:highlight w:val="cyan"/>
+        </w:rPr>
+        <w:t>person-title</w:t>
+      </w:r>
+      <w:proofErr w:type="spellEnd"/>
+      <w:r>
+        <w:t>" class="</w:t>
+      </w:r>
+      <w:proofErr w:type="spellStart"/>
+      <w:r>
+        <w:t>row</w:t>
+      </w:r>
+      <w:proofErr w:type="spellEnd"/>
+      <w:r>
+        <w:t xml:space="preserve"> </w:t>
+      </w:r>
+      <w:proofErr w:type="spellStart"/>
+      <w:r>
+        <w:t>clearfix</w:t>
+      </w:r>
+      <w:proofErr w:type="spellEnd"/>
+      <w:r>
+        <w:t>"&gt;</w:t>
+      </w:r>
+    </w:p>
+    <w:p>
+      <w:pPr>
+        <w:pStyle w:val="Listing"/>
+      </w:pPr>
+      <w:r>
+        <w:t xml:space="preserve">  </w:t>
+      </w:r>
+      <w:r>
+        <w:t>&lt;</w:t>
+      </w:r>
+      <w:proofErr w:type="gramStart"/>
+      <w:r>
+        <w:t>div</w:t>
+      </w:r>
+      <w:proofErr w:type="gramEnd"/>
+      <w:r>
+        <w:t xml:space="preserve"> class="</w:t>
+      </w:r>
+      <w:proofErr w:type="spellStart"/>
+      <w:r>
+        <w:t>columns</w:t>
+      </w:r>
+      <w:proofErr w:type="spellEnd"/>
+      <w:r>
+        <w:t>"&gt;</w:t>
+      </w:r>
+    </w:p>
+    <w:p>
+      <w:pPr>
+        <w:pStyle w:val="Listing"/>
+      </w:pPr>
+      <w:r>
+        <w:t xml:space="preserve">    </w:t>
+      </w:r>
+      <w:r>
+        <w:t>&lt;</w:t>
+      </w:r>
+      <w:proofErr w:type="gramStart"/>
+      <w:r>
+        <w:t>h</w:t>
+      </w:r>
+      <w:proofErr w:type="gramEnd"/>
+      <w:r>
+        <w:t>1 class="</w:t>
+      </w:r>
+      <w:proofErr w:type="spellStart"/>
+      <w:r>
+        <w:t>with_tabs</w:t>
+      </w:r>
+      <w:proofErr w:type="spellEnd"/>
+      <w:r>
+        <w:t xml:space="preserve"> </w:t>
+      </w:r>
+      <w:proofErr w:type="spellStart"/>
+      <w:r>
+        <w:t>name</w:t>
+      </w:r>
+      <w:proofErr w:type="spellEnd"/>
+      <w:r>
+        <w:t xml:space="preserve">" </w:t>
+      </w:r>
+      <w:proofErr w:type="spellStart"/>
+      <w:r>
+        <w:t>ng</w:t>
+      </w:r>
+      <w:proofErr w:type="spellEnd"/>
+      <w:r>
+        <w:t>-non-</w:t>
+      </w:r>
+      <w:proofErr w:type="spellStart"/>
+      <w:r>
+        <w:t>bindable</w:t>
+      </w:r>
+      <w:proofErr w:type="spellEnd"/>
+      <w:r>
+        <w:t>&gt;</w:t>
+      </w:r>
+    </w:p>
+    <w:p>
+      <w:pPr>
+        <w:pStyle w:val="Listing"/>
+      </w:pPr>
+      <w:r>
+        <w:t xml:space="preserve">    </w:t>
+      </w:r>
+      <w:r>
+        <w:t>&lt;</w:t>
+      </w:r>
+      <w:proofErr w:type="spellStart"/>
+      <w:proofErr w:type="gramStart"/>
+      <w:r>
+        <w:t>img</w:t>
+      </w:r>
+      <w:proofErr w:type="spellEnd"/>
+      <w:proofErr w:type="gramEnd"/>
+      <w:r>
+        <w:t xml:space="preserve"> src="images/female.png" alt="F" </w:t>
+      </w:r>
+      <w:proofErr w:type="spellStart"/>
+      <w:r>
+        <w:t>title</w:t>
+      </w:r>
+      <w:proofErr w:type="spellEnd"/>
+      <w:r>
+        <w:t>="F"&gt;&amp;</w:t>
+      </w:r>
+      <w:proofErr w:type="spellStart"/>
+      <w:proofErr w:type="gramStart"/>
+      <w:r>
+        <w:t>nbsp</w:t>
+      </w:r>
+      <w:proofErr w:type="spellEnd"/>
+      <w:r>
+        <w:t>;</w:t>
+      </w:r>
+      <w:proofErr w:type="gramEnd"/>
+    </w:p>
+    <w:p>
+      <w:pPr>
+        <w:pStyle w:val="Listing"/>
+      </w:pPr>
+      <w:r>
+        <w:t xml:space="preserve">    </w:t>
+      </w:r>
+      <w:r>
+        <w:t>&lt;</w:t>
+      </w:r>
+      <w:proofErr w:type="gramStart"/>
+      <w:r>
+        <w:t>a</w:t>
+      </w:r>
+      <w:proofErr w:type="gramEnd"/>
+      <w:r>
+        <w:t xml:space="preserve"> href="</w:t>
+      </w:r>
+      <w:proofErr w:type="gramStart"/>
+      <w:r>
+        <w:t>oollierbolvin?</w:t>
+      </w:r>
+      <w:proofErr w:type="gramEnd"/>
+      <w:r>
+        <w:t>lang=fr&amp;pz=odile+marie+henriette+francoise&amp;nz=ollier</w:t>
+      </w:r>
+      <w:r>
+        <w:rPr>
+          <w:highlight w:val="cyan"/>
+        </w:rPr>
+        <w:t>&amp;m=P</w:t>
+      </w:r>
+      <w:r>
+        <w:t>&amp;v=marie+anne"&gt;Marie Anne&lt;/a&gt;</w:t>
+      </w:r>
+    </w:p>
+    <w:p>
+      <w:pPr>
+        <w:pStyle w:val="Listing"/>
+      </w:pPr>
+      <w:r>
+        <w:t xml:space="preserve">    </w:t>
+      </w:r>
+      <w:r>
+        <w:t>&lt;</w:t>
+      </w:r>
+      <w:proofErr w:type="gramStart"/>
+      <w:r>
+        <w:t>a</w:t>
+      </w:r>
+      <w:proofErr w:type="gramEnd"/>
+      <w:r>
+        <w:t xml:space="preserve"> href="</w:t>
+      </w:r>
+      <w:proofErr w:type="gramStart"/>
+      <w:r>
+        <w:t>oollierbolvin?</w:t>
+      </w:r>
+      <w:proofErr w:type="gramEnd"/>
+      <w:r>
+        <w:t>lang=fr&amp;pz=odile+marie+henriette+francoise&amp;nz=ollier</w:t>
+      </w:r>
+      <w:r>
+        <w:rPr>
+          <w:highlight w:val="cyan"/>
+        </w:rPr>
+        <w:t>&amp;m=N</w:t>
+      </w:r>
+      <w:r>
+        <w:t>&amp;v=mauche"&gt;MAUCHE&lt;/a&gt;</w:t>
+      </w:r>
+    </w:p>
+    <w:p>
+      <w:pPr>
+        <w:pStyle w:val="Listing"/>
+      </w:pPr>
+      <w:r>
+        <w:t xml:space="preserve">    </w:t>
+      </w:r>
+      <w:r>
+        <w:t>&lt;/h1&gt;</w:t>
+      </w:r>
+    </w:p>
+    <w:p>
+      <w:pPr>
+        <w:pStyle w:val="Listing"/>
+      </w:pPr>
+      <w:r>
+        <w:t xml:space="preserve">    </w:t>
+      </w:r>
+      <w:r>
+        <w:t>&lt;</w:t>
+      </w:r>
+      <w:proofErr w:type="gramStart"/>
+      <w:r>
+        <w:t>div</w:t>
+      </w:r>
+      <w:proofErr w:type="gramEnd"/>
+      <w:r>
+        <w:t xml:space="preserve"> class="action-buttons not-</w:t>
+      </w:r>
+      <w:proofErr w:type="spellStart"/>
+      <w:r>
+        <w:t>printable</w:t>
+      </w:r>
+      <w:proofErr w:type="spellEnd"/>
+      <w:r>
+        <w:t>"&gt;</w:t>
+      </w:r>
+    </w:p>
+    <w:p>
+      <w:pPr>
+        <w:pStyle w:val="Listing"/>
+      </w:pPr>
+      <w:r>
+        <w:t xml:space="preserve">    </w:t>
+      </w:r>
+      <w:r>
+        <w:t>&lt;/div&gt;</w:t>
+      </w:r>
+    </w:p>
+    <w:p>
+      <w:pPr>
+        <w:pStyle w:val="Listing"/>
+      </w:pPr>
+      <w:r>
+        <w:t xml:space="preserve">  </w:t>
+      </w:r>
+      <w:r>
+        <w:t>&lt;/div&gt;</w:t>
+      </w:r>
+    </w:p>
+    <w:p>
+      <w:pPr>
+        <w:pStyle w:val="Listing"/>
+      </w:pPr>
+      <w:r>
+        <w:t>&lt;/</w:t>
+      </w:r>
+      <w:r>
+        <w:rPr>
+          <w:highlight w:val="green"/>
+        </w:rPr>
+        <w:t>div</w:t>
+      </w:r>
+      <w:r>
+        <w:t>&gt;</w:t>
+      </w:r>
+    </w:p>
+    <w:p>
+      <w:pPr>
+        <w:pStyle w:val="Listing"/>
+      </w:pPr>
+      <w:r>
+        <w:t>&lt;</w:t>
+      </w:r>
+      <w:proofErr w:type="spellStart"/>
+      <w:proofErr w:type="gramStart"/>
+      <w:r>
+        <w:t>ul</w:t>
+      </w:r>
+      <w:proofErr w:type="spellEnd"/>
+      <w:proofErr w:type="gramEnd"/>
+      <w:r>
+        <w:t xml:space="preserve"> </w:t>
+      </w:r>
+      <w:proofErr w:type="spellStart"/>
+      <w:r>
+        <w:t>ng</w:t>
+      </w:r>
+      <w:proofErr w:type="spellEnd"/>
+      <w:r>
+        <w:t>-non-</w:t>
+      </w:r>
+      <w:proofErr w:type="spellStart"/>
+      <w:r>
+        <w:t>bindable</w:t>
+      </w:r>
+      <w:proofErr w:type="spellEnd"/>
+      <w:r>
+        <w:t>&gt;</w:t>
+      </w:r>
+    </w:p>
+    <w:p>
+      <w:pPr>
+        <w:pStyle w:val="Listing"/>
+      </w:pPr>
+      <w:r>
+        <w:t>&lt;</w:t>
+      </w:r>
+      <w:proofErr w:type="gramStart"/>
+      <w:r>
+        <w:t>li</w:t>
+      </w:r>
+      <w:proofErr w:type="gramEnd"/>
+      <w:r>
+        <w:t>&gt;Née en&amp;</w:t>
+      </w:r>
+      <w:proofErr w:type="gramStart"/>
+      <w:r>
+        <w:t>nbsp;</w:t>
+      </w:r>
+      <w:proofErr w:type="gramEnd"/>
+      <w:r>
+        <w:t>1711&lt;/li&gt;</w:t>
+      </w:r>
+    </w:p>
+    <w:p>
+      <w:pPr>
+        <w:pStyle w:val="Listing"/>
+      </w:pPr>
+      <w:r>
+        <w:t>&lt;</w:t>
+      </w:r>
+      <w:proofErr w:type="gramStart"/>
+      <w:r>
+        <w:t>li</w:t>
+      </w:r>
+      <w:proofErr w:type="gramEnd"/>
+      <w:r>
+        <w:t>&gt;Décédée en&amp;</w:t>
+      </w:r>
+      <w:proofErr w:type="gramStart"/>
+      <w:r>
+        <w:t>nbsp;</w:t>
+      </w:r>
+      <w:proofErr w:type="gramEnd"/>
+      <w:r>
+        <w:t>1789,</w:t>
+      </w:r>
+    </w:p>
+    <w:p>
+      <w:pPr>
+        <w:pStyle w:val="Listing"/>
+      </w:pPr>
+      <w:proofErr w:type="gramStart"/>
+      <w:r>
+        <w:t>à</w:t>
+      </w:r>
+      <w:proofErr w:type="gramEnd"/>
+      <w:r>
+        <w:t xml:space="preserve"> l'âge de 78 ans&lt;/li&gt;</w:t>
+      </w:r>
+    </w:p>
+    <w:p>
+      <w:pPr>
+        <w:pStyle w:val="Listing"/>
+      </w:pPr>
+      <w:r>
+        <w:t>&lt;/</w:t>
+      </w:r>
+      <w:proofErr w:type="spellStart"/>
+      <w:r>
+        <w:t>ul</w:t>
+      </w:r>
+      <w:proofErr w:type="spellEnd"/>
+      <w:r>
+        <w:t>&gt;</w:t>
+      </w:r>
+    </w:p>
     <w:p/>
     <w:p/>
+    <w:p>
+      <w:hyperlink r:id="rId34" w:history="1">
+        <w:r>
+          <w:rPr>
+            <w:rStyle w:val="Lienhypertexte"/>
+          </w:rPr>
+          <w:t>https://gw.geneanet.org/boutch1?lang=fr&amp;p=pedro+el+grande&amp;n=de+aragon</w:t>
+        </w:r>
+      </w:hyperlink>
+    </w:p>
+    <w:p>
+      <w:r>
+        <w:drawing>
+          <wp:inline distT="0" distB="0" distL="0" distR="0" wp14:anchorId="33D27868" wp14:editId="2C61EFA5">
+            <wp:extent cx="4877481" cy="1076475"/>
+            <wp:effectExtent l="0" t="0" r="0" b="9525"/>
+            <wp:docPr id="553991774" name="Image 1"/>
+            <wp:cNvGraphicFramePr>
+              <a:graphicFrameLocks xmlns:a="http://schemas.openxmlformats.org/drawingml/2006/main" noChangeAspect="1"/>
+            </wp:cNvGraphicFramePr>
+            <a:graphic xmlns:a="http://schemas.openxmlformats.org/drawingml/2006/main">
+              <a:graphicData uri="http://schemas.openxmlformats.org/drawingml/2006/picture">
+                <pic:pic xmlns:pic="http://schemas.openxmlformats.org/drawingml/2006/picture">
+                  <pic:nvPicPr>
+                    <pic:cNvPr id="553991774" name=""/>
+                    <pic:cNvPicPr/>
+                  </pic:nvPicPr>
+                  <pic:blipFill>
+                    <a:blip r:embed="rId35"/>
+                    <a:stretch>
+                      <a:fillRect/>
+                    </a:stretch>
+                  </pic:blipFill>
+                  <pic:spPr>
+                    <a:xfrm>
+                      <a:off x="0" y="0"/>
+                      <a:ext cx="4877481" cy="1076475"/>
+                    </a:xfrm>
+                    <a:prstGeom prst="rect">
+                      <a:avLst/>
+                    </a:prstGeom>
+                  </pic:spPr>
+                </pic:pic>
+              </a:graphicData>
+            </a:graphic>
+          </wp:inline>
+        </w:drawing>
+      </w:r>
+    </w:p>
+    <w:p>
+      <w:pPr>
+        <w:pStyle w:val="Listing"/>
+      </w:pPr>
+      <w:proofErr w:type="gramStart"/>
+      <w:r>
+        <w:t>&lt;!--</w:t>
+      </w:r>
+      <w:proofErr w:type="gramEnd"/>
+      <w:r>
+        <w:t xml:space="preserve">  Portrait --&gt;</w:t>
+      </w:r>
+    </w:p>
+    <w:p>
+      <w:pPr>
+        <w:pStyle w:val="Listing"/>
+      </w:pPr>
+      <w:r>
+        <w:t>&lt;</w:t>
+      </w:r>
+      <w:proofErr w:type="gramStart"/>
+      <w:r>
+        <w:t>div</w:t>
+      </w:r>
+      <w:proofErr w:type="gramEnd"/>
+      <w:r>
+        <w:t xml:space="preserve"> id="</w:t>
+      </w:r>
+      <w:proofErr w:type="spellStart"/>
+      <w:r>
+        <w:t>person-title</w:t>
+      </w:r>
+      <w:proofErr w:type="spellEnd"/>
+      <w:r>
+        <w:t>" class="</w:t>
+      </w:r>
+      <w:proofErr w:type="spellStart"/>
+      <w:r>
+        <w:t>row</w:t>
+      </w:r>
+      <w:proofErr w:type="spellEnd"/>
+      <w:r>
+        <w:t xml:space="preserve"> </w:t>
+      </w:r>
+      <w:proofErr w:type="spellStart"/>
+      <w:r>
+        <w:t>clearfix</w:t>
+      </w:r>
+      <w:proofErr w:type="spellEnd"/>
+      <w:r>
+        <w:t>"&gt;</w:t>
+      </w:r>
+    </w:p>
+    <w:p>
+      <w:pPr>
+        <w:pStyle w:val="Listing"/>
+      </w:pPr>
+      <w:r>
+        <w:t xml:space="preserve">  </w:t>
+      </w:r>
+      <w:r>
+        <w:t>&lt;</w:t>
+      </w:r>
+      <w:proofErr w:type="gramStart"/>
+      <w:r>
+        <w:t>div</w:t>
+      </w:r>
+      <w:proofErr w:type="gramEnd"/>
+      <w:r>
+        <w:t xml:space="preserve"> class="</w:t>
+      </w:r>
+      <w:proofErr w:type="spellStart"/>
+      <w:r>
+        <w:t>columns</w:t>
+      </w:r>
+      <w:proofErr w:type="spellEnd"/>
+      <w:r>
+        <w:t>"&gt;</w:t>
+      </w:r>
+    </w:p>
+    <w:p>
+      <w:pPr>
+        <w:pStyle w:val="Listing"/>
+      </w:pPr>
+      <w:r>
+        <w:t xml:space="preserve">  </w:t>
+      </w:r>
+      <w:r>
+        <w:t>&lt;</w:t>
+      </w:r>
+      <w:proofErr w:type="gramStart"/>
+      <w:r>
+        <w:t>h</w:t>
+      </w:r>
+      <w:proofErr w:type="gramEnd"/>
+      <w:r>
+        <w:t>1 class="</w:t>
+      </w:r>
+      <w:proofErr w:type="spellStart"/>
+      <w:r>
+        <w:t>with_tabs</w:t>
+      </w:r>
+      <w:proofErr w:type="spellEnd"/>
+      <w:r>
+        <w:t xml:space="preserve"> </w:t>
+      </w:r>
+      <w:proofErr w:type="spellStart"/>
+      <w:r>
+        <w:t>name</w:t>
+      </w:r>
+      <w:proofErr w:type="spellEnd"/>
+      <w:r>
+        <w:t xml:space="preserve">" </w:t>
+      </w:r>
+      <w:proofErr w:type="spellStart"/>
+      <w:r>
+        <w:t>ng</w:t>
+      </w:r>
+      <w:proofErr w:type="spellEnd"/>
+      <w:r>
+        <w:t>-non-</w:t>
+      </w:r>
+      <w:proofErr w:type="spellStart"/>
+      <w:r>
+        <w:t>bindable</w:t>
+      </w:r>
+      <w:proofErr w:type="spellEnd"/>
+      <w:r>
+        <w:t>&gt;</w:t>
+      </w:r>
+    </w:p>
+    <w:p>
+      <w:pPr>
+        <w:pStyle w:val="Listing"/>
+      </w:pPr>
+      <w:r>
+        <w:t xml:space="preserve">  </w:t>
+      </w:r>
+      <w:r>
+        <w:t>&lt;</w:t>
+      </w:r>
+      <w:proofErr w:type="spellStart"/>
+      <w:proofErr w:type="gramStart"/>
+      <w:r>
+        <w:t>img</w:t>
+      </w:r>
+      <w:proofErr w:type="spellEnd"/>
+      <w:proofErr w:type="gramEnd"/>
+      <w:r>
+        <w:t xml:space="preserve"> src="images/male.png" alt="H" </w:t>
+      </w:r>
+      <w:proofErr w:type="spellStart"/>
+      <w:r>
+        <w:t>title</w:t>
+      </w:r>
+      <w:proofErr w:type="spellEnd"/>
+      <w:r>
+        <w:t>="H"&gt;&amp;</w:t>
+      </w:r>
+      <w:proofErr w:type="spellStart"/>
+      <w:proofErr w:type="gramStart"/>
+      <w:r>
+        <w:t>nbsp</w:t>
+      </w:r>
+      <w:proofErr w:type="spellEnd"/>
+      <w:r>
+        <w:t>;</w:t>
+      </w:r>
+      <w:proofErr w:type="gramEnd"/>
+    </w:p>
+    <w:p>
+      <w:pPr>
+        <w:pStyle w:val="Listing"/>
+      </w:pPr>
+      <w:r>
+        <w:t xml:space="preserve">  </w:t>
+      </w:r>
+      <w:r>
+        <w:t>Pedro &amp;#</w:t>
+      </w:r>
+      <w:proofErr w:type="gramStart"/>
+      <w:r>
+        <w:t>39;el</w:t>
+      </w:r>
+      <w:proofErr w:type="gramEnd"/>
+      <w:r>
+        <w:t xml:space="preserve"> Grande&amp;#</w:t>
+      </w:r>
+      <w:proofErr w:type="gramStart"/>
+      <w:r>
+        <w:t>39;</w:t>
+      </w:r>
+      <w:proofErr w:type="gramEnd"/>
+      <w:r>
+        <w:t xml:space="preserve"> de Aragón &lt;</w:t>
+      </w:r>
+      <w:proofErr w:type="spellStart"/>
+      <w:r>
+        <w:t>em</w:t>
+      </w:r>
+      <w:proofErr w:type="spellEnd"/>
+      <w:r>
+        <w:t>&gt;</w:t>
+      </w:r>
+      <w:r>
+        <w:rPr>
+          <w:highlight w:val="yellow"/>
+        </w:rPr>
+        <w:t xml:space="preserve">Pietro III di </w:t>
+      </w:r>
+      <w:proofErr w:type="spellStart"/>
+      <w:r>
+        <w:rPr>
+          <w:highlight w:val="yellow"/>
+        </w:rPr>
+        <w:t>Aragona</w:t>
+      </w:r>
+      <w:proofErr w:type="spellEnd"/>
+      <w:r>
+        <w:t>&lt;/</w:t>
+      </w:r>
+      <w:proofErr w:type="spellStart"/>
+      <w:r>
+        <w:t>em</w:t>
+      </w:r>
+      <w:proofErr w:type="spellEnd"/>
+      <w:r>
+        <w:t>&gt;</w:t>
+      </w:r>
+    </w:p>
+    <w:p>
+      <w:pPr>
+        <w:pStyle w:val="Listing"/>
+      </w:pPr>
+      <w:r>
+        <w:t xml:space="preserve">  </w:t>
+      </w:r>
+      <w:r>
+        <w:t>&lt;/h1&gt;</w:t>
+      </w:r>
+    </w:p>
+    <w:p>
+      <w:pPr>
+        <w:pStyle w:val="Listing"/>
+      </w:pPr>
+      <w:r>
+        <w:t xml:space="preserve">  </w:t>
+      </w:r>
+      <w:r>
+        <w:t>&lt;</w:t>
+      </w:r>
+      <w:proofErr w:type="gramStart"/>
+      <w:r>
+        <w:t>div</w:t>
+      </w:r>
+      <w:proofErr w:type="gramEnd"/>
+      <w:r>
+        <w:t xml:space="preserve"> class="action-buttons not-</w:t>
+      </w:r>
+      <w:proofErr w:type="spellStart"/>
+      <w:r>
+        <w:t>printable</w:t>
+      </w:r>
+      <w:proofErr w:type="spellEnd"/>
+      <w:r>
+        <w:t>"&gt;</w:t>
+      </w:r>
+    </w:p>
+    <w:p>
+      <w:pPr>
+        <w:pStyle w:val="Listing"/>
+      </w:pPr>
+      <w:r>
+        <w:t xml:space="preserve">  </w:t>
+      </w:r>
+      <w:r>
+        <w:t>&lt;/div&gt;</w:t>
+      </w:r>
+    </w:p>
+    <w:p>
+      <w:pPr>
+        <w:pStyle w:val="Listing"/>
+      </w:pPr>
+      <w:r>
+        <w:t>&lt;/div&gt;</w:t>
+      </w:r>
+    </w:p>
+    <w:p>
+      <w:pPr>
+        <w:pStyle w:val="Listing"/>
+      </w:pPr>
+      <w:r>
+        <w:lastRenderedPageBreak/>
+        <w:t>&lt;/div&gt;</w:t>
+      </w:r>
+    </w:p>
+    <w:p>
+      <w:pPr>
+        <w:pStyle w:val="Listing"/>
+      </w:pPr>
+      <w:r>
+        <w:t>&lt;</w:t>
+      </w:r>
+      <w:proofErr w:type="spellStart"/>
+      <w:proofErr w:type="gramStart"/>
+      <w:r>
+        <w:t>em</w:t>
+      </w:r>
+      <w:proofErr w:type="spellEnd"/>
+      <w:proofErr w:type="gramEnd"/>
+      <w:r>
+        <w:t xml:space="preserve"> class="</w:t>
+      </w:r>
+      <w:proofErr w:type="spellStart"/>
+      <w:r>
+        <w:t>sosa</w:t>
+      </w:r>
+      <w:proofErr w:type="spellEnd"/>
+      <w:r>
+        <w:t>"&gt;</w:t>
+      </w:r>
+      <w:proofErr w:type="spellStart"/>
+      <w:r>
+        <w:t>Sosa&amp;</w:t>
+      </w:r>
+      <w:proofErr w:type="gramStart"/>
+      <w:r>
+        <w:t>nbsp</w:t>
+      </w:r>
+      <w:proofErr w:type="spellEnd"/>
+      <w:r>
+        <w:t>;:</w:t>
+      </w:r>
+      <w:proofErr w:type="gramEnd"/>
+    </w:p>
+    <w:p>
+      <w:pPr>
+        <w:pStyle w:val="Listing"/>
+      </w:pPr>
+      <w:r>
+        <w:t>&lt;</w:t>
+      </w:r>
+      <w:proofErr w:type="gramStart"/>
+      <w:r>
+        <w:t>a</w:t>
+      </w:r>
+      <w:proofErr w:type="gramEnd"/>
+      <w:r>
+        <w:t xml:space="preserve"> href="boutch</w:t>
+      </w:r>
+      <w:proofErr w:type="gramStart"/>
+      <w:r>
+        <w:t>1?</w:t>
+      </w:r>
+      <w:proofErr w:type="gramEnd"/>
+      <w:r>
+        <w:t>lang=fr&amp;pz=marc&amp;nz=vitelli&amp;m=RL&amp;i1=32783&amp;i2=0&amp;b1=1&amp;b2=7467808"&gt;7&amp;</w:t>
+      </w:r>
+      <w:proofErr w:type="gramStart"/>
+      <w:r>
+        <w:t>nbsp;</w:t>
+      </w:r>
+      <w:proofErr w:type="gramEnd"/>
+      <w:r>
+        <w:t>467&amp;</w:t>
+      </w:r>
+      <w:proofErr w:type="gramStart"/>
+      <w:r>
+        <w:t>nbsp;</w:t>
+      </w:r>
+      <w:proofErr w:type="gramEnd"/>
+      <w:r>
+        <w:t>808&lt;/a&gt;</w:t>
+      </w:r>
+    </w:p>
+    <w:p>
+      <w:pPr>
+        <w:pStyle w:val="Listing"/>
+      </w:pPr>
+      <w:r>
+        <w:t>&lt;/</w:t>
+      </w:r>
+      <w:proofErr w:type="spellStart"/>
+      <w:r>
+        <w:t>em</w:t>
+      </w:r>
+      <w:proofErr w:type="spellEnd"/>
+      <w:r>
+        <w:t>&gt;&lt;</w:t>
+      </w:r>
+      <w:proofErr w:type="spellStart"/>
+      <w:r>
+        <w:t>br</w:t>
+      </w:r>
+      <w:proofErr w:type="spellEnd"/>
+      <w:r>
+        <w:t>&gt;</w:t>
+      </w:r>
+    </w:p>
+    <w:p>
+      <w:pPr>
+        <w:pStyle w:val="Listing"/>
+      </w:pPr>
+      <w:r>
+        <w:t>&lt;</w:t>
+      </w:r>
+      <w:proofErr w:type="spellStart"/>
+      <w:proofErr w:type="gramStart"/>
+      <w:r>
+        <w:t>span</w:t>
+      </w:r>
+      <w:proofErr w:type="spellEnd"/>
+      <w:proofErr w:type="gramEnd"/>
+      <w:r>
+        <w:t xml:space="preserve"> </w:t>
+      </w:r>
+      <w:proofErr w:type="spellStart"/>
+      <w:r>
+        <w:t>ng</w:t>
+      </w:r>
+      <w:proofErr w:type="spellEnd"/>
+      <w:r>
+        <w:t>-non-</w:t>
+      </w:r>
+      <w:proofErr w:type="spellStart"/>
+      <w:r>
+        <w:t>bindable</w:t>
+      </w:r>
+      <w:proofErr w:type="spellEnd"/>
+      <w:r>
+        <w:t>&gt;</w:t>
+      </w:r>
+    </w:p>
+    <w:p>
+      <w:pPr>
+        <w:pStyle w:val="Listing"/>
+      </w:pPr>
+      <w:r>
+        <w:t>&lt;</w:t>
+      </w:r>
+      <w:proofErr w:type="spellStart"/>
+      <w:proofErr w:type="gramStart"/>
+      <w:r>
+        <w:t>em</w:t>
+      </w:r>
+      <w:proofErr w:type="spellEnd"/>
+      <w:r>
+        <w:t>&gt;(</w:t>
+      </w:r>
+      <w:proofErr w:type="gramEnd"/>
+      <w:r>
+        <w:rPr>
+          <w:highlight w:val="yellow"/>
+        </w:rPr>
+        <w:t>Pedro &amp;#</w:t>
+      </w:r>
+      <w:proofErr w:type="gramStart"/>
+      <w:r>
+        <w:rPr>
+          <w:highlight w:val="yellow"/>
+        </w:rPr>
+        <w:t>39;el</w:t>
+      </w:r>
+      <w:proofErr w:type="gramEnd"/>
+      <w:r>
+        <w:rPr>
+          <w:highlight w:val="yellow"/>
+        </w:rPr>
+        <w:t xml:space="preserve"> Grande&amp;#</w:t>
+      </w:r>
+      <w:proofErr w:type="gramStart"/>
+      <w:r>
+        <w:rPr>
+          <w:highlight w:val="yellow"/>
+        </w:rPr>
+        <w:t>39;</w:t>
+      </w:r>
+      <w:proofErr w:type="gramEnd"/>
+      <w:r>
+        <w:rPr>
+          <w:highlight w:val="yellow"/>
+        </w:rPr>
+        <w:t xml:space="preserve"> de Aragón </w:t>
+      </w:r>
+      <w:proofErr w:type="gramStart"/>
+      <w:r>
+        <w:rPr>
+          <w:highlight w:val="yellow"/>
+        </w:rPr>
+        <w:t>III</w:t>
+      </w:r>
+      <w:r>
+        <w:t>)&lt;</w:t>
+      </w:r>
+      <w:proofErr w:type="gramEnd"/>
+      <w:r>
+        <w:t>/</w:t>
+      </w:r>
+      <w:proofErr w:type="spellStart"/>
+      <w:r>
+        <w:t>em</w:t>
+      </w:r>
+      <w:proofErr w:type="spellEnd"/>
+      <w:r>
+        <w:t>&gt;</w:t>
+      </w:r>
+    </w:p>
+    <w:p>
+      <w:pPr>
+        <w:pStyle w:val="Listing"/>
+      </w:pPr>
+      <w:r>
+        <w:t>&lt;</w:t>
+      </w:r>
+      <w:proofErr w:type="spellStart"/>
+      <w:proofErr w:type="gramStart"/>
+      <w:r>
+        <w:t>br</w:t>
+      </w:r>
+      <w:proofErr w:type="spellEnd"/>
+      <w:proofErr w:type="gramEnd"/>
+      <w:r>
+        <w:t>&gt;&lt;</w:t>
+      </w:r>
+      <w:proofErr w:type="spellStart"/>
+      <w:r>
+        <w:t>em</w:t>
+      </w:r>
+      <w:proofErr w:type="spellEnd"/>
+      <w:r>
+        <w:t xml:space="preserve"> style="font-</w:t>
+      </w:r>
+      <w:proofErr w:type="gramStart"/>
+      <w:r>
+        <w:t>size:</w:t>
+      </w:r>
+      <w:proofErr w:type="gramEnd"/>
+      <w:r>
+        <w:t>14px"&gt;</w:t>
+      </w:r>
+    </w:p>
+    <w:p>
+      <w:pPr>
+        <w:pStyle w:val="Listing"/>
+      </w:pPr>
+      <w:r>
+        <w:t>(&lt;a href="boutch</w:t>
+      </w:r>
+      <w:proofErr w:type="gramStart"/>
+      <w:r>
+        <w:t>1?</w:t>
+      </w:r>
+      <w:proofErr w:type="gramEnd"/>
+      <w:r>
+        <w:t>lang=fr&amp;pz=marc&amp;nz=vitelli&amp;m=P&amp;v=pedro+el+grande"&gt;Pedro &amp;#</w:t>
+      </w:r>
+      <w:proofErr w:type="gramStart"/>
+      <w:r>
+        <w:t>39;el</w:t>
+      </w:r>
+      <w:proofErr w:type="gramEnd"/>
+      <w:r>
+        <w:t xml:space="preserve"> Grande&amp;#39;&lt;/a&gt;</w:t>
+      </w:r>
+    </w:p>
+    <w:p>
+      <w:pPr>
+        <w:pStyle w:val="Listing"/>
+      </w:pPr>
+      <w:r>
+        <w:t>&lt;</w:t>
+      </w:r>
+      <w:proofErr w:type="gramStart"/>
+      <w:r>
+        <w:t>a</w:t>
+      </w:r>
+      <w:proofErr w:type="gramEnd"/>
+      <w:r>
+        <w:t xml:space="preserve"> href="boutch</w:t>
+      </w:r>
+      <w:proofErr w:type="gramStart"/>
+      <w:r>
+        <w:t>1?</w:t>
+      </w:r>
+      <w:proofErr w:type="gramEnd"/>
+      <w:r>
+        <w:t>lang=</w:t>
+      </w:r>
+      <w:proofErr w:type="spellStart"/>
+      <w:r>
+        <w:t>fr&amp;pz</w:t>
+      </w:r>
+      <w:proofErr w:type="spellEnd"/>
+      <w:r>
+        <w:t>=</w:t>
+      </w:r>
+      <w:proofErr w:type="spellStart"/>
+      <w:r>
+        <w:t>marc&amp;nz</w:t>
+      </w:r>
+      <w:proofErr w:type="spellEnd"/>
+      <w:r>
+        <w:t>=</w:t>
+      </w:r>
+      <w:proofErr w:type="spellStart"/>
+      <w:r>
+        <w:t>vitelli&amp;m</w:t>
+      </w:r>
+      <w:proofErr w:type="spellEnd"/>
+      <w:r>
+        <w:t>=</w:t>
+      </w:r>
+      <w:proofErr w:type="spellStart"/>
+      <w:r>
+        <w:t>N&amp;v</w:t>
+      </w:r>
+      <w:proofErr w:type="spellEnd"/>
+      <w:r>
+        <w:t>=</w:t>
+      </w:r>
+      <w:proofErr w:type="spellStart"/>
+      <w:r>
+        <w:t>de+aragon</w:t>
+      </w:r>
+      <w:proofErr w:type="spellEnd"/>
+      <w:r>
+        <w:t>"&gt;de Aragón&lt;/a&gt;)</w:t>
+      </w:r>
+    </w:p>
+    <w:p>
+      <w:pPr>
+        <w:pStyle w:val="Listing"/>
+      </w:pPr>
+      <w:r>
+        <w:t>&lt;/</w:t>
+      </w:r>
+      <w:proofErr w:type="spellStart"/>
+      <w:r>
+        <w:t>em</w:t>
+      </w:r>
+      <w:proofErr w:type="spellEnd"/>
+      <w:r>
+        <w:t>&gt;</w:t>
+      </w:r>
+    </w:p>
+    <w:p>
+      <w:pPr>
+        <w:pStyle w:val="Listing"/>
+      </w:pPr>
+      <w:r>
+        <w:t>&lt;</w:t>
+      </w:r>
+      <w:proofErr w:type="spellStart"/>
+      <w:proofErr w:type="gramStart"/>
+      <w:r>
+        <w:t>br</w:t>
+      </w:r>
+      <w:proofErr w:type="spellEnd"/>
+      <w:proofErr w:type="gramEnd"/>
+      <w:r>
+        <w:t>&gt;</w:t>
+      </w:r>
+    </w:p>
+    <w:p>
+      <w:pPr>
+        <w:pStyle w:val="Listing"/>
+      </w:pPr>
+      <w:r>
+        <w:t>&lt;</w:t>
+      </w:r>
+      <w:proofErr w:type="spellStart"/>
+      <w:proofErr w:type="gramStart"/>
+      <w:r>
+        <w:t>em</w:t>
+      </w:r>
+      <w:proofErr w:type="spellEnd"/>
+      <w:proofErr w:type="gramEnd"/>
+      <w:r>
+        <w:t>&gt;&amp;</w:t>
+      </w:r>
+      <w:proofErr w:type="spellStart"/>
+      <w:proofErr w:type="gramStart"/>
+      <w:r>
+        <w:t>nbsp;</w:t>
+      </w:r>
+      <w:r>
+        <w:rPr>
+          <w:highlight w:val="yellow"/>
+        </w:rPr>
+        <w:t>Pedro</w:t>
+      </w:r>
+      <w:proofErr w:type="spellEnd"/>
+      <w:proofErr w:type="gramEnd"/>
+      <w:r>
+        <w:rPr>
+          <w:highlight w:val="yellow"/>
+        </w:rPr>
+        <w:t xml:space="preserve"> III el Grande, </w:t>
+      </w:r>
+      <w:proofErr w:type="spellStart"/>
+      <w:r>
+        <w:rPr>
+          <w:highlight w:val="yellow"/>
+        </w:rPr>
+        <w:t>rey</w:t>
+      </w:r>
+      <w:proofErr w:type="spellEnd"/>
+      <w:r>
+        <w:rPr>
+          <w:highlight w:val="yellow"/>
+        </w:rPr>
+        <w:t xml:space="preserve"> de Aragón</w:t>
+      </w:r>
+      <w:r>
+        <w:t>&lt;/</w:t>
+      </w:r>
+      <w:proofErr w:type="spellStart"/>
+      <w:r>
+        <w:t>em</w:t>
+      </w:r>
+      <w:proofErr w:type="spellEnd"/>
+      <w:r>
+        <w:t>&gt;</w:t>
+      </w:r>
+    </w:p>
+    <w:p>
+      <w:pPr>
+        <w:pStyle w:val="Listing"/>
+      </w:pPr>
+      <w:r>
+        <w:t>&lt;</w:t>
+      </w:r>
+      <w:proofErr w:type="spellStart"/>
+      <w:proofErr w:type="gramStart"/>
+      <w:r>
+        <w:t>em</w:t>
+      </w:r>
+      <w:proofErr w:type="spellEnd"/>
+      <w:r>
+        <w:t>&gt;,&amp;</w:t>
+      </w:r>
+      <w:proofErr w:type="spellStart"/>
+      <w:r>
+        <w:t>nbsp;</w:t>
+      </w:r>
+      <w:r>
+        <w:rPr>
+          <w:highlight w:val="yellow"/>
+        </w:rPr>
+        <w:t>Pedro</w:t>
+      </w:r>
+      <w:proofErr w:type="spellEnd"/>
+      <w:proofErr w:type="gramEnd"/>
+      <w:r>
+        <w:rPr>
+          <w:highlight w:val="yellow"/>
+        </w:rPr>
+        <w:t xml:space="preserve"> III /el Grande/ Rey de Aragón</w:t>
+      </w:r>
+      <w:r>
+        <w:t>&lt;/</w:t>
+      </w:r>
+      <w:proofErr w:type="spellStart"/>
+      <w:r>
+        <w:t>em</w:t>
+      </w:r>
+      <w:proofErr w:type="spellEnd"/>
+      <w:r>
+        <w:t>&gt;</w:t>
+      </w:r>
+    </w:p>
+    <w:p>
+      <w:pPr>
+        <w:pStyle w:val="Listing"/>
+      </w:pPr>
+      <w:r>
+        <w:t>&lt;</w:t>
+      </w:r>
+      <w:proofErr w:type="spellStart"/>
+      <w:proofErr w:type="gramStart"/>
+      <w:r>
+        <w:t>em</w:t>
+      </w:r>
+      <w:proofErr w:type="spellEnd"/>
+      <w:r>
+        <w:t>&gt;,&amp;</w:t>
+      </w:r>
+      <w:proofErr w:type="spellStart"/>
+      <w:proofErr w:type="gramEnd"/>
+      <w:r>
+        <w:t>nbsp</w:t>
+      </w:r>
+      <w:proofErr w:type="spellEnd"/>
+      <w:r>
+        <w:t>;&lt;/</w:t>
+      </w:r>
+      <w:proofErr w:type="spellStart"/>
+      <w:r>
+        <w:t>em</w:t>
+      </w:r>
+      <w:proofErr w:type="spellEnd"/>
+      <w:r>
+        <w:t>&gt;</w:t>
+      </w:r>
+    </w:p>
+    <w:p>
+      <w:pPr>
+        <w:pStyle w:val="Listing"/>
+      </w:pPr>
+      <w:r>
+        <w:t>&lt;</w:t>
+      </w:r>
+      <w:proofErr w:type="spellStart"/>
+      <w:proofErr w:type="gramStart"/>
+      <w:r>
+        <w:t>br</w:t>
+      </w:r>
+      <w:proofErr w:type="spellEnd"/>
+      <w:proofErr w:type="gramEnd"/>
+      <w:r>
+        <w:t>&gt;</w:t>
+      </w:r>
+    </w:p>
+    <w:p>
+      <w:pPr>
+        <w:pStyle w:val="Listing"/>
+      </w:pPr>
+      <w:r>
+        <w:t>&lt;</w:t>
+      </w:r>
+      <w:proofErr w:type="spellStart"/>
+      <w:proofErr w:type="gramStart"/>
+      <w:r>
+        <w:t>br</w:t>
+      </w:r>
+      <w:proofErr w:type="spellEnd"/>
+      <w:proofErr w:type="gramEnd"/>
+      <w:r>
+        <w:t xml:space="preserve"> class="</w:t>
+      </w:r>
+      <w:proofErr w:type="spellStart"/>
+      <w:r>
+        <w:t>separateur</w:t>
+      </w:r>
+      <w:proofErr w:type="spellEnd"/>
+      <w:r>
+        <w:t>"&gt;&lt;</w:t>
+      </w:r>
+      <w:proofErr w:type="spellStart"/>
+      <w:r>
+        <w:t>br</w:t>
+      </w:r>
+      <w:proofErr w:type="spellEnd"/>
+      <w:r>
+        <w:t xml:space="preserve"> &gt;</w:t>
+      </w:r>
+    </w:p>
     <w:p/>
+    <w:p>
+      <w:r>
+        <w:t>4 variantes de surnoms !!!</w:t>
+      </w:r>
+    </w:p>
+    <w:p/>
+    <w:p>
+      <w:pPr>
+        <w:rPr>
+          <w:b/>
+          <w:bCs/>
+          <w:color w:val="FF0000"/>
+        </w:rPr>
+      </w:pPr>
+      <w:r>
+        <w:rPr>
+          <w:b/>
+          <w:bCs/>
+          <w:color w:val="FF0000"/>
+          <w:highlight w:val="yellow"/>
+        </w:rPr>
+        <w:t xml:space="preserve">Pb : mariage </w:t>
+      </w:r>
+      <w:r>
+        <w:rPr>
+          <w:b/>
+          <w:bCs/>
+          <w:color w:val="FF0000"/>
+          <w:highlight w:val="yellow"/>
+        </w:rPr>
+        <w:t>Agnès de Montfaucon</w:t>
+      </w:r>
+      <w:r>
+        <w:rPr>
+          <w:b/>
+          <w:bCs/>
+          <w:color w:val="FF0000"/>
+          <w:highlight w:val="yellow"/>
+        </w:rPr>
+        <w:t xml:space="preserve"> avec </w:t>
+      </w:r>
+      <w:r>
+        <w:rPr>
+          <w:b/>
+          <w:bCs/>
+          <w:color w:val="FF0000"/>
+          <w:highlight w:val="yellow"/>
+        </w:rPr>
+        <w:t>Erard II de Brienne</w:t>
+      </w:r>
+      <w:r>
+        <w:rPr>
+          <w:b/>
+          <w:bCs/>
+          <w:color w:val="FF0000"/>
+          <w:highlight w:val="yellow"/>
+        </w:rPr>
+        <w:t xml:space="preserve"> nom importé</w:t>
+      </w:r>
+    </w:p>
+    <w:p>
+      <w:hyperlink r:id="rId36" w:history="1">
+        <w:r>
+          <w:rPr>
+            <w:rStyle w:val="Lienhypertexte"/>
+          </w:rPr>
+          <w:t>https://gw.geneanet.org/boutch1?lang=fr&amp;p=agnes&amp;n=de+montfaucon</w:t>
+        </w:r>
+      </w:hyperlink>
+    </w:p>
+    <w:p/>
+    <w:p/>
+    <w:p>
+      <w:pPr>
+        <w:pStyle w:val="Listing"/>
+      </w:pPr>
+      <w:r>
+        <w:t>&lt;</w:t>
+      </w:r>
+      <w:proofErr w:type="gramStart"/>
+      <w:r>
+        <w:t>li</w:t>
+      </w:r>
+      <w:proofErr w:type="gramEnd"/>
+      <w:r>
+        <w:t xml:space="preserve"> style="</w:t>
+      </w:r>
+      <w:proofErr w:type="spellStart"/>
+      <w:r>
+        <w:t>vertical-</w:t>
+      </w:r>
+      <w:proofErr w:type="gramStart"/>
+      <w:r>
+        <w:t>align:middle</w:t>
+      </w:r>
+      <w:proofErr w:type="gramEnd"/>
+      <w:r>
+        <w:t>;list-style-</w:t>
+      </w:r>
+      <w:proofErr w:type="gramStart"/>
+      <w:r>
+        <w:t>type:circle</w:t>
+      </w:r>
+      <w:proofErr w:type="spellEnd"/>
+      <w:proofErr w:type="gramEnd"/>
+      <w:r>
+        <w:t>" &gt;</w:t>
+      </w:r>
+    </w:p>
+    <w:p>
+      <w:pPr>
+        <w:pStyle w:val="Listing"/>
+      </w:pPr>
+      <w:r>
+        <w:t>Mariée &lt;</w:t>
+      </w:r>
+      <w:proofErr w:type="spellStart"/>
+      <w:r>
+        <w:t>em</w:t>
+      </w:r>
+      <w:proofErr w:type="spellEnd"/>
+      <w:r>
+        <w:t>&gt;en&amp;</w:t>
+      </w:r>
+      <w:proofErr w:type="gramStart"/>
+      <w:r>
+        <w:t>nbsp;</w:t>
+      </w:r>
+      <w:proofErr w:type="gramEnd"/>
+      <w:r>
+        <w:t>1166, Brienne, Aube, Champagne-Ardenne, France -, &lt;/</w:t>
+      </w:r>
+      <w:proofErr w:type="spellStart"/>
+      <w:r>
+        <w:t>em</w:t>
+      </w:r>
+      <w:proofErr w:type="spellEnd"/>
+      <w:r>
+        <w:t>&gt;</w:t>
+      </w:r>
+    </w:p>
+    <w:p>
+      <w:pPr>
+        <w:pStyle w:val="Listing"/>
+      </w:pPr>
+      <w:r>
+        <w:t xml:space="preserve"> </w:t>
+      </w:r>
+      <w:proofErr w:type="gramStart"/>
+      <w:r>
+        <w:t>avec</w:t>
+      </w:r>
+      <w:proofErr w:type="gramEnd"/>
+      <w:r>
+        <w:t xml:space="preserve"> &lt;a href="boutch</w:t>
+      </w:r>
+      <w:proofErr w:type="gramStart"/>
+      <w:r>
+        <w:t>1?</w:t>
+      </w:r>
+      <w:proofErr w:type="gramEnd"/>
+      <w:r>
+        <w:t>lang=fr&amp;pz=marc&amp;nz=vitelli&amp;m=RL&amp;i1=49111&amp;i2=0&amp;b1=1&amp;b2=29871224"&gt;&lt;img src="https://static.geneanet.org/geneweb/img/sosa_symbol_simple.png" alt="</w:t>
+      </w:r>
+      <w:proofErr w:type="spellStart"/>
+      <w:r>
+        <w:t>sosa</w:t>
+      </w:r>
+      <w:proofErr w:type="spellEnd"/>
+      <w:r>
+        <w:t xml:space="preserve">" </w:t>
+      </w:r>
+      <w:proofErr w:type="spellStart"/>
+      <w:r>
+        <w:t>title</w:t>
+      </w:r>
+      <w:proofErr w:type="spellEnd"/>
+      <w:r>
+        <w:t xml:space="preserve">="Ancêtre direct de Marc </w:t>
+      </w:r>
+      <w:proofErr w:type="spellStart"/>
+      <w:r>
+        <w:t>Vitelli</w:t>
+      </w:r>
+      <w:proofErr w:type="spellEnd"/>
+      <w:r>
+        <w:t>, Sosa 29&amp;</w:t>
+      </w:r>
+      <w:proofErr w:type="gramStart"/>
+      <w:r>
+        <w:t>nbsp;</w:t>
+      </w:r>
+      <w:proofErr w:type="gramEnd"/>
+      <w:r>
+        <w:t>871&amp;</w:t>
+      </w:r>
+      <w:proofErr w:type="gramStart"/>
+      <w:r>
+        <w:t>nbsp;</w:t>
+      </w:r>
+      <w:proofErr w:type="gramEnd"/>
+      <w:r>
+        <w:t>224"&gt;&lt;/a&gt; &lt;</w:t>
+      </w:r>
+      <w:proofErr w:type="gramStart"/>
+      <w:r>
+        <w:t>a  href</w:t>
+      </w:r>
+      <w:proofErr w:type="gramEnd"/>
+      <w:r>
+        <w:t>="boutch</w:t>
+      </w:r>
+      <w:proofErr w:type="gramStart"/>
+      <w:r>
+        <w:t>1?</w:t>
+      </w:r>
+      <w:proofErr w:type="gramEnd"/>
+      <w:r>
+        <w:t>lang=fr&amp;pz=marc&amp;nz=vitelli&amp;p=erard+ii&amp;n=de+brienne"&gt;Erard II de Brienne&lt;/a&gt;, &lt;</w:t>
+      </w:r>
+      <w:proofErr w:type="spellStart"/>
+      <w:r>
+        <w:t>em</w:t>
+      </w:r>
+      <w:proofErr w:type="spellEnd"/>
+      <w:r>
+        <w:t>&gt;</w:t>
+      </w:r>
+      <w:proofErr w:type="spellStart"/>
+      <w:r>
+        <w:t>Conde</w:t>
+      </w:r>
+      <w:proofErr w:type="spellEnd"/>
+      <w:r>
+        <w:t>&lt;/</w:t>
+      </w:r>
+      <w:proofErr w:type="spellStart"/>
+      <w:r>
+        <w:t>em</w:t>
+      </w:r>
+      <w:proofErr w:type="spellEnd"/>
+      <w:r>
+        <w:t>&gt; &lt;</w:t>
+      </w:r>
+      <w:proofErr w:type="spellStart"/>
+      <w:r>
+        <w:t>bdo</w:t>
+      </w:r>
+      <w:proofErr w:type="spellEnd"/>
+      <w:r>
+        <w:t xml:space="preserve"> </w:t>
+      </w:r>
+      <w:proofErr w:type="spellStart"/>
+      <w:r>
+        <w:t>dir</w:t>
+      </w:r>
+      <w:proofErr w:type="spellEnd"/>
+      <w:r>
+        <w:t>="</w:t>
+      </w:r>
+      <w:proofErr w:type="spellStart"/>
+      <w:r>
+        <w:t>ltr</w:t>
+      </w:r>
+      <w:proofErr w:type="spellEnd"/>
+      <w:r>
+        <w:t>"&gt;</w:t>
+      </w:r>
+      <w:proofErr w:type="gramStart"/>
+      <w:r>
+        <w:t>ca</w:t>
+      </w:r>
+      <w:proofErr w:type="gramEnd"/>
+      <w:r>
+        <w:t xml:space="preserve"> 1130-1191&lt;/</w:t>
+      </w:r>
+      <w:proofErr w:type="spellStart"/>
+      <w:r>
+        <w:t>bdo</w:t>
+      </w:r>
+      <w:proofErr w:type="spellEnd"/>
+      <w:r>
+        <w:t>&gt; dont</w:t>
+      </w:r>
+    </w:p>
+    <w:p>
+      <w:pPr>
+        <w:pStyle w:val="Listing"/>
+      </w:pPr>
+      <w:r>
+        <w:t>&lt;</w:t>
+      </w:r>
+      <w:proofErr w:type="spellStart"/>
+      <w:proofErr w:type="gramStart"/>
+      <w:r>
+        <w:t>ul</w:t>
+      </w:r>
+      <w:proofErr w:type="spellEnd"/>
+      <w:proofErr w:type="gramEnd"/>
+      <w:r>
+        <w:t>&gt;</w:t>
+      </w:r>
+    </w:p>
+    <w:p/>
+    <w:p/>
+    <w:p>
+      <w:proofErr w:type="gramStart"/>
+      <w:r>
+        <w:t>log</w:t>
+      </w:r>
+      <w:proofErr w:type="gramEnd"/>
+      <w:r>
+        <w:t> :</w:t>
+      </w:r>
+    </w:p>
+    <w:p>
+      <w:r>
+        <w:t>[</w:t>
+      </w:r>
+      <w:proofErr w:type="spellStart"/>
+      <w:proofErr w:type="gramStart"/>
+      <w:r>
+        <w:t>geneanet</w:t>
+      </w:r>
+      <w:proofErr w:type="spellEnd"/>
+      <w:proofErr w:type="gramEnd"/>
+      <w:r>
+        <w:t xml:space="preserve">] </w:t>
+      </w:r>
+      <w:proofErr w:type="gramStart"/>
+      <w:r>
+        <w:t>DEBUG:</w:t>
+      </w:r>
+      <w:proofErr w:type="gramEnd"/>
+      <w:r>
+        <w:t xml:space="preserve"> </w:t>
+      </w:r>
+      <w:proofErr w:type="spellStart"/>
+      <w:r>
+        <w:t>Generation</w:t>
+      </w:r>
+      <w:proofErr w:type="spellEnd"/>
+      <w:r>
+        <w:t xml:space="preserve"> 23, </w:t>
+      </w:r>
+      <w:proofErr w:type="spellStart"/>
+      <w:r>
+        <w:t>sosa</w:t>
+      </w:r>
+      <w:proofErr w:type="spellEnd"/>
+      <w:r>
+        <w:t xml:space="preserve"> 7388037 : Agnès DE MONTFAUCON : union 1 = </w:t>
+      </w:r>
+      <w:proofErr w:type="spellStart"/>
+      <w:r>
+        <w:t>debut</w:t>
+      </w:r>
+      <w:proofErr w:type="spellEnd"/>
+      <w:r>
+        <w:t xml:space="preserve">='* Mariée _en 1166, Brienne, Aube, Champagne-Ardenne, France </w:t>
+      </w:r>
+      <w:proofErr w:type="gramStart"/>
+      <w:r>
+        <w:t>-,_</w:t>
+      </w:r>
+      <w:proofErr w:type="gramEnd"/>
+      <w:r>
+        <w:t xml:space="preserve">' </w:t>
+      </w:r>
+      <w:proofErr w:type="spellStart"/>
+      <w:r>
+        <w:t>nom_conjoint</w:t>
+      </w:r>
+      <w:proofErr w:type="spellEnd"/>
+      <w:r>
+        <w:t>=</w:t>
+      </w:r>
+      <w:proofErr w:type="gramStart"/>
+      <w:r>
+        <w:t>'![</w:t>
+      </w:r>
+      <w:proofErr w:type="spellStart"/>
+      <w:proofErr w:type="gramEnd"/>
+      <w:r>
+        <w:t>sosa</w:t>
+      </w:r>
+      <w:proofErr w:type="spellEnd"/>
+      <w:r>
+        <w:t>' url_conjoint='https://gw.geneanet.org/boutch1?lang=fr&amp;pz=marc&amp;nz=vitelli&amp;p=erard+ii&amp;n=de+brienne'</w:t>
+      </w:r>
+    </w:p>
+    <w:p/>
+    <w:p>
+      <w:r>
+        <w:t>Après correction :</w:t>
+      </w:r>
+    </w:p>
+    <w:p>
+      <w:r>
+        <w:t>[</w:t>
+      </w:r>
+      <w:proofErr w:type="spellStart"/>
+      <w:proofErr w:type="gramStart"/>
+      <w:r>
+        <w:t>geneanet</w:t>
+      </w:r>
+      <w:proofErr w:type="spellEnd"/>
+      <w:proofErr w:type="gramEnd"/>
+      <w:r>
+        <w:t xml:space="preserve">] </w:t>
+      </w:r>
+      <w:proofErr w:type="gramStart"/>
+      <w:r>
+        <w:t>DEBUG:</w:t>
+      </w:r>
+      <w:proofErr w:type="gramEnd"/>
+      <w:r>
+        <w:t xml:space="preserve"> </w:t>
+      </w:r>
+      <w:proofErr w:type="spellStart"/>
+      <w:r>
+        <w:t>Generation</w:t>
+      </w:r>
+      <w:proofErr w:type="spellEnd"/>
+      <w:r>
+        <w:t xml:space="preserve"> 23, </w:t>
+      </w:r>
+      <w:proofErr w:type="spellStart"/>
+      <w:r>
+        <w:t>sosa</w:t>
+      </w:r>
+      <w:proofErr w:type="spellEnd"/>
+      <w:r>
+        <w:t xml:space="preserve"> 7388037 : Agnès DE MONTFAUCON : union 1 = </w:t>
+      </w:r>
+      <w:proofErr w:type="spellStart"/>
+      <w:r>
+        <w:t>debut</w:t>
+      </w:r>
+      <w:proofErr w:type="spellEnd"/>
+      <w:r>
+        <w:t xml:space="preserve">='* Mariée _en 1166, Brienne, Aube, Champagne-Ardenne, France </w:t>
+      </w:r>
+      <w:proofErr w:type="gramStart"/>
+      <w:r>
+        <w:t>-,_</w:t>
+      </w:r>
+      <w:proofErr w:type="gramEnd"/>
+      <w:r>
+        <w:t xml:space="preserve">' </w:t>
+      </w:r>
+      <w:proofErr w:type="spellStart"/>
+      <w:r>
+        <w:t>nom_conjoint</w:t>
+      </w:r>
+      <w:proofErr w:type="spellEnd"/>
+      <w:r>
+        <w:t>=</w:t>
+      </w:r>
+      <w:r>
+        <w:rPr>
+          <w:highlight w:val="yellow"/>
+        </w:rPr>
+        <w:t>'Erard II de Brienne'</w:t>
+      </w:r>
+      <w:r>
+        <w:t xml:space="preserve"> url_conjoint='https://gw.geneanet.org/boutch1?lang=fr&amp;pz=marc&amp;nz=vitelli&amp;p=erard+ii&amp;n=de+brienne'</w:t>
+      </w:r>
+    </w:p>
+    <w:p/>
+    <w:p>
+      <w:r>
+        <w:t>Relation inverse :</w:t>
+      </w:r>
+    </w:p>
+    <w:p>
+      <w:r>
+        <w:lastRenderedPageBreak/>
+        <w:t>[</w:t>
+      </w:r>
+      <w:proofErr w:type="spellStart"/>
+      <w:proofErr w:type="gramStart"/>
+      <w:r>
+        <w:t>geneanet</w:t>
+      </w:r>
+      <w:proofErr w:type="spellEnd"/>
+      <w:proofErr w:type="gramEnd"/>
+      <w:r>
+        <w:t xml:space="preserve">] </w:t>
+      </w:r>
+      <w:proofErr w:type="gramStart"/>
+      <w:r>
+        <w:t>DEBUG:</w:t>
+      </w:r>
+      <w:proofErr w:type="gramEnd"/>
+      <w:r>
+        <w:t xml:space="preserve"> </w:t>
+      </w:r>
+      <w:proofErr w:type="spellStart"/>
+      <w:r>
+        <w:t>Generation</w:t>
+      </w:r>
+      <w:proofErr w:type="spellEnd"/>
+      <w:r>
+        <w:t xml:space="preserve"> 23, </w:t>
+      </w:r>
+      <w:proofErr w:type="spellStart"/>
+      <w:r>
+        <w:t>sosa</w:t>
+      </w:r>
+      <w:proofErr w:type="spellEnd"/>
+      <w:r>
+        <w:t xml:space="preserve"> 7388036 : Erard II DE BRIENNE : union 1 = </w:t>
+      </w:r>
+      <w:proofErr w:type="spellStart"/>
+      <w:r>
+        <w:t>debut</w:t>
+      </w:r>
+      <w:proofErr w:type="spellEnd"/>
+      <w:r>
+        <w:t xml:space="preserve">='* Marié _en 1166, Brienne, Aube, Champagne-Ardenne, France </w:t>
+      </w:r>
+      <w:proofErr w:type="gramStart"/>
+      <w:r>
+        <w:t>-,_</w:t>
+      </w:r>
+      <w:proofErr w:type="gramEnd"/>
+      <w:r>
+        <w:t xml:space="preserve">' </w:t>
+      </w:r>
+      <w:proofErr w:type="spellStart"/>
+      <w:r>
+        <w:t>nom_conjoint</w:t>
+      </w:r>
+      <w:proofErr w:type="spellEnd"/>
+      <w:r>
+        <w:t>='Agnès ' url_conjoint='https://gw.geneanet.org/boutch1?lang=fr</w:t>
+      </w:r>
+      <w:r>
+        <w:rPr>
+          <w:highlight w:val="yellow"/>
+        </w:rPr>
+        <w:t>&amp;pz=marc&amp;nz=vitelli</w:t>
+      </w:r>
+      <w:r>
+        <w:t>&amp;p=agnes&amp;n=de+montfaucon'</w:t>
+      </w:r>
+    </w:p>
+    <w:p/>
+    <w:p>
+      <w:pPr>
+        <w:pStyle w:val="Paragraphedeliste"/>
+        <w:numPr>
+          <w:ilvl w:val="0"/>
+          <w:numId w:val="8"/>
+        </w:numPr>
+      </w:pPr>
+      <w:proofErr w:type="gramStart"/>
+      <w:r>
+        <w:t>il</w:t>
+      </w:r>
+      <w:proofErr w:type="gramEnd"/>
+      <w:r>
+        <w:t xml:space="preserve"> faut supprimer ces parties optionnelles des url pour établir les clés des unions ==&gt; OK</w:t>
+      </w:r>
+    </w:p>
     <w:p/>
     <w:p/>
     <w:sectPr>
-      <w:headerReference w:type="default" r:id="rId29"/>
+      <w:headerReference w:type="default" r:id="rId37"/>
       <w:pgSz w:w="16838" w:h="11906" w:orient="landscape"/>
       <w:pgMar w:top="1080" w:right="1440" w:bottom="1080" w:left="1440" w:header="708" w:footer="708" w:gutter="0"/>
       <w:cols w:space="708"/>
@@ -2971,7 +9513,7 @@
         <w:rPr>
           <w:noProof/>
         </w:rPr>
-        <w:t>NotesNRa4_tests.docx</w:t>
+        <w:t>NotesNRa8_cas_particuliers.docx</w:t>
       </w:r>
     </w:fldSimple>
     <w:r>
@@ -4358,7 +10900,6 @@
   <w:style w:type="character" w:default="1" w:styleId="Policepardfaut">
     <w:name w:val="Default Paragraph Font"/>
     <w:uiPriority w:val="1"/>
-    <w:semiHidden/>
     <w:unhideWhenUsed/>
   </w:style>
   <w:style w:type="table" w:default="1" w:styleId="TableauNormal">

--- a/doc/NotesNRa8_cas_particuliers.docx
+++ b/doc/NotesNRa8_cas_particuliers.docx
@@ -23,13 +23,23 @@
     <w:p/>
     <w:p/>
     <w:p>
-      <w:r>
-        <w:t>mars 2025 :</w:t>
-      </w:r>
-    </w:p>
-    <w:p>
-      <w:r>
-        <w:t xml:space="preserve">suite analyse </w:t>
+      <w:proofErr w:type="gramStart"/>
+      <w:r>
+        <w:t>mars</w:t>
+      </w:r>
+      <w:proofErr w:type="gramEnd"/>
+      <w:r>
+        <w:t xml:space="preserve"> 2025 :</w:t>
+      </w:r>
+    </w:p>
+    <w:p>
+      <w:proofErr w:type="gramStart"/>
+      <w:r>
+        <w:t>suite</w:t>
+      </w:r>
+      <w:proofErr w:type="gramEnd"/>
+      <w:r>
+        <w:t xml:space="preserve"> analyse </w:t>
       </w:r>
       <w:hyperlink r:id="rId8" w:history="1">
         <w:r>
@@ -46,95 +56,383 @@
         <w:pStyle w:val="Listing"/>
       </w:pPr>
       <w:r>
-        <w:t>result/gw.geneanet.org.sh1.lang=fr.n=vermeulen.oc=0.p=anna+juliana.log:[geneanet] ERROR: Pas pu extraire le nom pour https://gw.geneanet.org/sh1?lang=fr&amp;i=7118 !</w:t>
-      </w:r>
-    </w:p>
-    <w:p>
-      <w:pPr>
-        <w:pStyle w:val="Listing"/>
-      </w:pPr>
-      <w:r>
-        <w:t>result/gw.geneanet.org.sh1.lang=fr.n=vermeulen.oc=0.p=anna+juliana.log:[geneanet] ERROR: Pas pu extraire le nom pour https://gw.geneanet.org/sh1?lang=fr&amp;i=7119 !</w:t>
-      </w:r>
-    </w:p>
-    <w:p>
-      <w:pPr>
-        <w:pStyle w:val="Listing"/>
-      </w:pPr>
-      <w:r>
-        <w:t>result/gw.geneanet.org.sh1.lang=fr.n=vermeulen.oc=0.p=anna+juliana.log:[geneanet] ERROR: Pas pu extraire le nom pour https://gw.geneanet.org/sh1?lang=fr&amp;i=7123 !</w:t>
-      </w:r>
-    </w:p>
-    <w:p>
-      <w:pPr>
-        <w:pStyle w:val="Listing"/>
-      </w:pPr>
-      <w:r>
-        <w:t>result/gw.geneanet.org.sh1.lang=fr.n=vermeulen.oc=0.p=anna+juliana.log:[geneanet] ERROR: Pas pu extraire le nom pour https://gw.geneanet.org/sh1?lang=fr&amp;i=7144 !</w:t>
-      </w:r>
-    </w:p>
-    <w:p>
-      <w:pPr>
-        <w:pStyle w:val="Listing"/>
-      </w:pPr>
-      <w:r>
-        <w:t>result/gw.geneanet.org.sh1.lang=fr.n=vermeulen.oc=0.p=anna+juliana.log:[geneanet] ERROR: Pas pu extraire le nom pour https://gw.geneanet.org/sh1?lang=fr&amp;i=7145 !</w:t>
-      </w:r>
-    </w:p>
-    <w:p>
-      <w:pPr>
-        <w:pStyle w:val="Listing"/>
-      </w:pPr>
-      <w:r>
-        <w:t>result/gw.geneanet.org.sh1.lang=fr.n=vermeulen.oc=0.p=anna+juliana.log:[geneanet] ERROR: Pas pu extraire le nom pour https://gw.geneanet.org/sh1?lang=fr&amp;i=7146 !</w:t>
-      </w:r>
-    </w:p>
-    <w:p>
-      <w:pPr>
-        <w:pStyle w:val="Listing"/>
-      </w:pPr>
-      <w:r>
-        <w:t>result/gw.geneanet.org.sh1.lang=fr.n=vermeulen.oc=0.p=anna+juliana.log:[geneanet] ERROR: Pas pu extraire le prénom pour https://gw.geneanet.org/sh1?lang=fr&amp;i=7118 !</w:t>
-      </w:r>
-    </w:p>
-    <w:p>
-      <w:pPr>
-        <w:pStyle w:val="Listing"/>
-      </w:pPr>
-      <w:r>
-        <w:t>result/gw.geneanet.org.sh1.lang=fr.n=vermeulen.oc=0.p=anna+juliana.log:[geneanet] ERROR: Pas pu extraire le prénom pour https://gw.geneanet.org/sh1?lang=fr&amp;i=7119 !</w:t>
-      </w:r>
-    </w:p>
-    <w:p>
-      <w:pPr>
-        <w:pStyle w:val="Listing"/>
-      </w:pPr>
-      <w:r>
-        <w:t>result/gw.geneanet.org.sh1.lang=fr.n=vermeulen.oc=0.p=anna+juliana.log:[geneanet] ERROR: Pas pu extraire le prénom pour https://gw.geneanet.org/sh1?lang=fr&amp;i=7123 !</w:t>
-      </w:r>
-    </w:p>
-    <w:p>
-      <w:pPr>
-        <w:pStyle w:val="Listing"/>
-      </w:pPr>
-      <w:r>
-        <w:t>result/gw.geneanet.org.sh1.lang=fr.n=vermeulen.oc=0.p=anna+juliana.log:[geneanet] ERROR: Pas pu extraire le prénom pour https://gw.geneanet.org/sh1?lang=fr&amp;i=7144 !</w:t>
-      </w:r>
-    </w:p>
-    <w:p>
-      <w:pPr>
-        <w:pStyle w:val="Listing"/>
-      </w:pPr>
-      <w:r>
-        <w:t>result/gw.geneanet.org.sh1.lang=fr.n=vermeulen.oc=0.p=anna+juliana.log:[geneanet] ERROR: Pas pu extraire le prénom pour https://gw.geneanet.org/sh1?lang=fr&amp;i=7145 !</w:t>
-      </w:r>
-    </w:p>
-    <w:p>
-      <w:pPr>
-        <w:pStyle w:val="Listing"/>
-      </w:pPr>
-      <w:r>
-        <w:t>result/gw.geneanet.org.sh1.lang=fr.n=vermeulen.oc=0.p=anna+juliana.log:[geneanet] ERROR: Pas pu extraire le prénom pour https://gw.geneanet.org/sh1?lang=fr&amp;i=7146 !</w:t>
+        <w:t>result/gw.geneanet.org.sh1.lang=fr.n=</w:t>
+      </w:r>
+      <w:proofErr w:type="gramStart"/>
+      <w:r>
+        <w:t>vermeulen.oc=0.p</w:t>
+      </w:r>
+      <w:proofErr w:type="gramEnd"/>
+      <w:r>
+        <w:t>=anna+</w:t>
+      </w:r>
+      <w:proofErr w:type="gramStart"/>
+      <w:r>
+        <w:t>juliana.log:[</w:t>
+      </w:r>
+      <w:proofErr w:type="gramEnd"/>
+      <w:r>
+        <w:t xml:space="preserve">geneanet] </w:t>
+      </w:r>
+      <w:proofErr w:type="gramStart"/>
+      <w:r>
+        <w:t>ERROR:</w:t>
+      </w:r>
+      <w:proofErr w:type="gramEnd"/>
+      <w:r>
+        <w:t xml:space="preserve"> Pas pu extraire le nom pour https://gw.geneanet.org/sh1?lang=fr&amp;i=7118 !</w:t>
+      </w:r>
+    </w:p>
+    <w:p>
+      <w:pPr>
+        <w:pStyle w:val="Listing"/>
+      </w:pPr>
+      <w:r>
+        <w:t>result/gw.geneanet.org.sh1.lang=fr.n=</w:t>
+      </w:r>
+      <w:proofErr w:type="gramStart"/>
+      <w:r>
+        <w:t>vermeulen.oc=0.p</w:t>
+      </w:r>
+      <w:proofErr w:type="gramEnd"/>
+      <w:r>
+        <w:t>=anna+</w:t>
+      </w:r>
+      <w:proofErr w:type="gramStart"/>
+      <w:r>
+        <w:t>juliana.log:[</w:t>
+      </w:r>
+      <w:proofErr w:type="gramEnd"/>
+      <w:r>
+        <w:t xml:space="preserve">geneanet] </w:t>
+      </w:r>
+      <w:proofErr w:type="gramStart"/>
+      <w:r>
+        <w:t>ERROR:</w:t>
+      </w:r>
+      <w:proofErr w:type="gramEnd"/>
+      <w:r>
+        <w:t xml:space="preserve"> Pas pu extraire le nom pour https://gw.geneanet.org/sh1?lang=fr&amp;i=7119 !</w:t>
+      </w:r>
+    </w:p>
+    <w:p>
+      <w:pPr>
+        <w:pStyle w:val="Listing"/>
+      </w:pPr>
+      <w:r>
+        <w:t>result/gw.geneanet.org.sh1.lang=fr.n=</w:t>
+      </w:r>
+      <w:proofErr w:type="gramStart"/>
+      <w:r>
+        <w:t>vermeulen.oc=0.p</w:t>
+      </w:r>
+      <w:proofErr w:type="gramEnd"/>
+      <w:r>
+        <w:t>=anna+</w:t>
+      </w:r>
+      <w:proofErr w:type="gramStart"/>
+      <w:r>
+        <w:t>juliana.log:[</w:t>
+      </w:r>
+      <w:proofErr w:type="gramEnd"/>
+      <w:r>
+        <w:t xml:space="preserve">geneanet] </w:t>
+      </w:r>
+      <w:proofErr w:type="gramStart"/>
+      <w:r>
+        <w:t>ERROR:</w:t>
+      </w:r>
+      <w:proofErr w:type="gramEnd"/>
+      <w:r>
+        <w:t xml:space="preserve"> Pas pu extraire le nom pour https://gw.geneanet.org/sh1?lang=fr&amp;i=7123 !</w:t>
+      </w:r>
+    </w:p>
+    <w:p>
+      <w:pPr>
+        <w:pStyle w:val="Listing"/>
+      </w:pPr>
+      <w:r>
+        <w:t>result/gw.geneanet.org.sh1.lang=fr.n=</w:t>
+      </w:r>
+      <w:proofErr w:type="gramStart"/>
+      <w:r>
+        <w:t>vermeulen.oc=0.p</w:t>
+      </w:r>
+      <w:proofErr w:type="gramEnd"/>
+      <w:r>
+        <w:t>=anna+</w:t>
+      </w:r>
+      <w:proofErr w:type="gramStart"/>
+      <w:r>
+        <w:t>juliana.log:[</w:t>
+      </w:r>
+      <w:proofErr w:type="gramEnd"/>
+      <w:r>
+        <w:t xml:space="preserve">geneanet] </w:t>
+      </w:r>
+      <w:proofErr w:type="gramStart"/>
+      <w:r>
+        <w:t>ERROR:</w:t>
+      </w:r>
+      <w:proofErr w:type="gramEnd"/>
+      <w:r>
+        <w:t xml:space="preserve"> Pas pu extraire le nom pour https://gw.geneanet.org/sh1?lang=fr&amp;i=7144 !</w:t>
+      </w:r>
+    </w:p>
+    <w:p>
+      <w:pPr>
+        <w:pStyle w:val="Listing"/>
+      </w:pPr>
+      <w:r>
+        <w:t>result/gw.geneanet.org.sh1.lang=fr.n=</w:t>
+      </w:r>
+      <w:proofErr w:type="gramStart"/>
+      <w:r>
+        <w:t>vermeulen.oc=0.p</w:t>
+      </w:r>
+      <w:proofErr w:type="gramEnd"/>
+      <w:r>
+        <w:t>=anna+</w:t>
+      </w:r>
+      <w:proofErr w:type="gramStart"/>
+      <w:r>
+        <w:t>juliana.log:[</w:t>
+      </w:r>
+      <w:proofErr w:type="gramEnd"/>
+      <w:r>
+        <w:t xml:space="preserve">geneanet] </w:t>
+      </w:r>
+      <w:proofErr w:type="gramStart"/>
+      <w:r>
+        <w:t>ERROR:</w:t>
+      </w:r>
+      <w:proofErr w:type="gramEnd"/>
+      <w:r>
+        <w:t xml:space="preserve"> Pas pu extraire le nom pour https://gw.geneanet.org/sh1?lang=fr&amp;i=7145 !</w:t>
+      </w:r>
+    </w:p>
+    <w:p>
+      <w:pPr>
+        <w:pStyle w:val="Listing"/>
+      </w:pPr>
+      <w:r>
+        <w:t>result/gw.geneanet.org.sh1.lang=fr.n=</w:t>
+      </w:r>
+      <w:proofErr w:type="gramStart"/>
+      <w:r>
+        <w:t>vermeulen.oc=0.p</w:t>
+      </w:r>
+      <w:proofErr w:type="gramEnd"/>
+      <w:r>
+        <w:t>=anna+</w:t>
+      </w:r>
+      <w:proofErr w:type="gramStart"/>
+      <w:r>
+        <w:t>juliana.log:[</w:t>
+      </w:r>
+      <w:proofErr w:type="gramEnd"/>
+      <w:r>
+        <w:t xml:space="preserve">geneanet] </w:t>
+      </w:r>
+      <w:proofErr w:type="gramStart"/>
+      <w:r>
+        <w:t>ERROR:</w:t>
+      </w:r>
+      <w:proofErr w:type="gramEnd"/>
+      <w:r>
+        <w:t xml:space="preserve"> Pas pu extraire le nom pour https://gw.geneanet.org/sh1?lang=fr&amp;i=7146 !</w:t>
+      </w:r>
+    </w:p>
+    <w:p>
+      <w:pPr>
+        <w:pStyle w:val="Listing"/>
+      </w:pPr>
+      <w:r>
+        <w:t>result/gw.geneanet.org.sh1.lang=fr.n=</w:t>
+      </w:r>
+      <w:proofErr w:type="gramStart"/>
+      <w:r>
+        <w:t>vermeulen.oc=0.p</w:t>
+      </w:r>
+      <w:proofErr w:type="gramEnd"/>
+      <w:r>
+        <w:t>=anna+</w:t>
+      </w:r>
+      <w:proofErr w:type="gramStart"/>
+      <w:r>
+        <w:t>juliana.log:[</w:t>
+      </w:r>
+      <w:proofErr w:type="gramEnd"/>
+      <w:r>
+        <w:t xml:space="preserve">geneanet] </w:t>
+      </w:r>
+      <w:proofErr w:type="gramStart"/>
+      <w:r>
+        <w:t>ERROR:</w:t>
+      </w:r>
+      <w:proofErr w:type="gramEnd"/>
+      <w:r>
+        <w:t xml:space="preserve"> Pas pu extraire le prénom pour https://gw.geneanet.org/sh1?lang=fr&amp;i=7118 !</w:t>
+      </w:r>
+    </w:p>
+    <w:p>
+      <w:pPr>
+        <w:pStyle w:val="Listing"/>
+      </w:pPr>
+      <w:r>
+        <w:t>result/gw.geneanet.org.sh1.lang=fr.n=</w:t>
+      </w:r>
+      <w:proofErr w:type="gramStart"/>
+      <w:r>
+        <w:t>vermeulen.oc=0.p</w:t>
+      </w:r>
+      <w:proofErr w:type="gramEnd"/>
+      <w:r>
+        <w:t>=anna+</w:t>
+      </w:r>
+      <w:proofErr w:type="gramStart"/>
+      <w:r>
+        <w:t>juliana.log:[</w:t>
+      </w:r>
+      <w:proofErr w:type="gramEnd"/>
+      <w:r>
+        <w:t xml:space="preserve">geneanet] </w:t>
+      </w:r>
+      <w:proofErr w:type="gramStart"/>
+      <w:r>
+        <w:t>ERROR:</w:t>
+      </w:r>
+      <w:proofErr w:type="gramEnd"/>
+      <w:r>
+        <w:t xml:space="preserve"> Pas pu extraire le prénom pour https://gw.geneanet.org/sh1?lang=fr&amp;i=7119 !</w:t>
+      </w:r>
+    </w:p>
+    <w:p>
+      <w:pPr>
+        <w:pStyle w:val="Listing"/>
+      </w:pPr>
+      <w:r>
+        <w:t>result/gw.geneanet.org.sh1.lang=fr.n=</w:t>
+      </w:r>
+      <w:proofErr w:type="gramStart"/>
+      <w:r>
+        <w:t>vermeulen.oc=0.p</w:t>
+      </w:r>
+      <w:proofErr w:type="gramEnd"/>
+      <w:r>
+        <w:t>=anna+</w:t>
+      </w:r>
+      <w:proofErr w:type="gramStart"/>
+      <w:r>
+        <w:t>juliana.log:[</w:t>
+      </w:r>
+      <w:proofErr w:type="gramEnd"/>
+      <w:r>
+        <w:t xml:space="preserve">geneanet] </w:t>
+      </w:r>
+      <w:proofErr w:type="gramStart"/>
+      <w:r>
+        <w:t>ERROR:</w:t>
+      </w:r>
+      <w:proofErr w:type="gramEnd"/>
+      <w:r>
+        <w:t xml:space="preserve"> Pas pu extraire le prénom pour https://gw.geneanet.org/sh1?lang=fr&amp;i=7123 !</w:t>
+      </w:r>
+    </w:p>
+    <w:p>
+      <w:pPr>
+        <w:pStyle w:val="Listing"/>
+      </w:pPr>
+      <w:r>
+        <w:t>result/gw.geneanet.org.sh1.lang=fr.n=</w:t>
+      </w:r>
+      <w:proofErr w:type="gramStart"/>
+      <w:r>
+        <w:t>vermeulen.oc=0.p</w:t>
+      </w:r>
+      <w:proofErr w:type="gramEnd"/>
+      <w:r>
+        <w:t>=anna+</w:t>
+      </w:r>
+      <w:proofErr w:type="gramStart"/>
+      <w:r>
+        <w:t>juliana.log:[</w:t>
+      </w:r>
+      <w:proofErr w:type="gramEnd"/>
+      <w:r>
+        <w:t xml:space="preserve">geneanet] </w:t>
+      </w:r>
+      <w:proofErr w:type="gramStart"/>
+      <w:r>
+        <w:t>ERROR:</w:t>
+      </w:r>
+      <w:proofErr w:type="gramEnd"/>
+      <w:r>
+        <w:t xml:space="preserve"> Pas pu extraire le prénom pour https://gw.geneanet.org/sh1?lang=fr&amp;i=7144 !</w:t>
+      </w:r>
+    </w:p>
+    <w:p>
+      <w:pPr>
+        <w:pStyle w:val="Listing"/>
+      </w:pPr>
+      <w:r>
+        <w:t>result/gw.geneanet.org.sh1.lang=fr.n=</w:t>
+      </w:r>
+      <w:proofErr w:type="gramStart"/>
+      <w:r>
+        <w:t>vermeulen.oc=0.p</w:t>
+      </w:r>
+      <w:proofErr w:type="gramEnd"/>
+      <w:r>
+        <w:t>=anna+</w:t>
+      </w:r>
+      <w:proofErr w:type="gramStart"/>
+      <w:r>
+        <w:t>juliana.log:[</w:t>
+      </w:r>
+      <w:proofErr w:type="gramEnd"/>
+      <w:r>
+        <w:t xml:space="preserve">geneanet] </w:t>
+      </w:r>
+      <w:proofErr w:type="gramStart"/>
+      <w:r>
+        <w:t>ERROR:</w:t>
+      </w:r>
+      <w:proofErr w:type="gramEnd"/>
+      <w:r>
+        <w:t xml:space="preserve"> Pas pu extraire le prénom pour https://gw.geneanet.org/sh1?lang=fr&amp;i=7145 !</w:t>
+      </w:r>
+    </w:p>
+    <w:p>
+      <w:pPr>
+        <w:pStyle w:val="Listing"/>
+      </w:pPr>
+      <w:r>
+        <w:t>result/gw.geneanet.org.sh1.lang=fr.n=</w:t>
+      </w:r>
+      <w:proofErr w:type="gramStart"/>
+      <w:r>
+        <w:t>vermeulen.oc=0.p</w:t>
+      </w:r>
+      <w:proofErr w:type="gramEnd"/>
+      <w:r>
+        <w:t>=anna+</w:t>
+      </w:r>
+      <w:proofErr w:type="gramStart"/>
+      <w:r>
+        <w:t>juliana.log:[</w:t>
+      </w:r>
+      <w:proofErr w:type="gramEnd"/>
+      <w:r>
+        <w:t xml:space="preserve">geneanet] </w:t>
+      </w:r>
+      <w:proofErr w:type="gramStart"/>
+      <w:r>
+        <w:t>ERROR:</w:t>
+      </w:r>
+      <w:proofErr w:type="gramEnd"/>
+      <w:r>
+        <w:t xml:space="preserve"> Pas pu extraire le prénom pour https://gw.geneanet.org/sh1?lang=fr&amp;i=7146 !</w:t>
       </w:r>
     </w:p>
     <w:p/>
@@ -253,16 +551,29 @@
       <w:pPr>
         <w:pStyle w:val="Listing"/>
       </w:pPr>
-      <w:r>
-        <w:t>&lt;!--  Portrait --&gt;</w:t>
-      </w:r>
-    </w:p>
-    <w:p>
-      <w:pPr>
-        <w:pStyle w:val="Listing"/>
-      </w:pPr>
-      <w:r>
-        <w:t>&lt;div id="</w:t>
+      <w:proofErr w:type="gramStart"/>
+      <w:r>
+        <w:t>&lt;!--</w:t>
+      </w:r>
+      <w:proofErr w:type="gramEnd"/>
+      <w:r>
+        <w:t xml:space="preserve">  Portrait --&gt;</w:t>
+      </w:r>
+    </w:p>
+    <w:p>
+      <w:pPr>
+        <w:pStyle w:val="Listing"/>
+      </w:pPr>
+      <w:r>
+        <w:t>&lt;</w:t>
+      </w:r>
+      <w:proofErr w:type="gramStart"/>
+      <w:r>
+        <w:t>div</w:t>
+      </w:r>
+      <w:proofErr w:type="gramEnd"/>
+      <w:r>
+        <w:t xml:space="preserve"> id="</w:t>
       </w:r>
       <w:proofErr w:type="spellStart"/>
       <w:r>
@@ -294,7 +605,15 @@
         <w:pStyle w:val="Listing"/>
       </w:pPr>
       <w:r>
-        <w:t>&lt;div class="</w:t>
+        <w:t>&lt;</w:t>
+      </w:r>
+      <w:proofErr w:type="gramStart"/>
+      <w:r>
+        <w:t>div</w:t>
+      </w:r>
+      <w:proofErr w:type="gramEnd"/>
+      <w:r>
+        <w:t xml:space="preserve"> class="</w:t>
       </w:r>
       <w:proofErr w:type="spellStart"/>
       <w:r>
@@ -310,7 +629,15 @@
         <w:pStyle w:val="Listing"/>
       </w:pPr>
       <w:r>
-        <w:t>&lt;h1 class="</w:t>
+        <w:t>&lt;</w:t>
+      </w:r>
+      <w:proofErr w:type="gramStart"/>
+      <w:r>
+        <w:t>h</w:t>
+      </w:r>
+      <w:proofErr w:type="gramEnd"/>
+      <w:r>
+        <w:t>1 class="</w:t>
       </w:r>
       <w:proofErr w:type="spellStart"/>
       <w:r>
@@ -353,10 +680,12 @@
         <w:t>&lt;</w:t>
       </w:r>
       <w:proofErr w:type="spellStart"/>
+      <w:proofErr w:type="gramStart"/>
       <w:r>
         <w:t>img</w:t>
       </w:r>
       <w:proofErr w:type="spellEnd"/>
+      <w:proofErr w:type="gramEnd"/>
       <w:r>
         <w:t xml:space="preserve"> src="images/female.png" alt="F" </w:t>
       </w:r>
@@ -369,6 +698,7 @@
         <w:t>="F"&gt;&amp;</w:t>
       </w:r>
       <w:proofErr w:type="spellStart"/>
+      <w:proofErr w:type="gramStart"/>
       <w:r>
         <w:t>nbsp</w:t>
       </w:r>
@@ -376,6 +706,7 @@
       <w:r>
         <w:t>;</w:t>
       </w:r>
+      <w:proofErr w:type="gramEnd"/>
     </w:p>
     <w:p>
       <w:pPr>
@@ -391,6 +722,7 @@
         <w:t>&lt;</w:t>
       </w:r>
       <w:proofErr w:type="spellStart"/>
+      <w:proofErr w:type="gramStart"/>
       <w:r>
         <w:rPr>
           <w:highlight w:val="yellow"/>
@@ -398,6 +730,7 @@
         <w:t>span</w:t>
       </w:r>
       <w:proofErr w:type="spellEnd"/>
+      <w:proofErr w:type="gramEnd"/>
       <w:r>
         <w:rPr>
           <w:highlight w:val="yellow"/>
@@ -454,91 +787,171 @@
     <w:p/>
     <w:p>
       <w:r>
-        <w:t>result/gw.geneanet.org.sh1.lang=fr.n=vermeulen.oc=0.p=anna+juliana.ged:1 TITL @todo événement 'Domicilie' inconnu pour Angelina VAN SELLE. Vérifier la source.</w:t>
-      </w:r>
-    </w:p>
-    <w:p>
-      <w:r>
-        <w:t>result/gw.geneanet.org.sh1.lang=fr.n=vermeulen.oc=0.p=anna+juliana.ged:1 TITL @todo événement 'Domicilie' inconnu pour Joanna Martina BACK. Vérifier la source.</w:t>
-      </w:r>
-    </w:p>
-    <w:p>
-      <w:r>
-        <w:t>result/gw.geneanet.org.sh1.lang=fr.n=vermeulen.oc=0.p=anna+juliana.ged:1 TITL @todo événement 'Domicilie' inconnu pour Joannes Petrus VERMEULEN. Vérifier la source.</w:t>
-      </w:r>
-    </w:p>
-    <w:p>
-      <w:r>
-        <w:t xml:space="preserve">result/gw.geneanet.org.sh1.lang=fr.n=vermeulen.oc=0.p=anna+juliana.ged:1 TITL @todo événement 'Domicilie' inconnu pour </w:t>
-      </w:r>
-      <w:proofErr w:type="spellStart"/>
-      <w:r>
-        <w:t>Livinus</w:t>
-      </w:r>
-      <w:proofErr w:type="spellEnd"/>
-      <w:r>
-        <w:t xml:space="preserve"> Joannes VERMEULEN. Vérifier la source.</w:t>
-      </w:r>
-    </w:p>
-    <w:p>
-      <w:r>
-        <w:t xml:space="preserve">result/gw.geneanet.org.sh1.lang=fr.n=vermeulen.oc=0.p=anna+juliana.ged:1 TITL @todo événement 'Domicilie' inconnu pour </w:t>
-      </w:r>
-      <w:proofErr w:type="spellStart"/>
-      <w:r>
-        <w:t>Livinus</w:t>
-      </w:r>
-      <w:proofErr w:type="spellEnd"/>
-      <w:r>
-        <w:t xml:space="preserve"> Joannes VERMEULEN. Vérifier la source.</w:t>
-      </w:r>
-    </w:p>
-    <w:p>
-      <w:r>
-        <w:t xml:space="preserve">result/gw.geneanet.org.sh1.lang=fr.n=vermeulen.oc=0.p=anna+juliana.ged:1 TITL @todo événement 'Domicilie' inconnu pour </w:t>
-      </w:r>
-      <w:proofErr w:type="spellStart"/>
-      <w:r>
-        <w:t>Petronella</w:t>
-      </w:r>
-      <w:proofErr w:type="spellEnd"/>
-      <w:r>
-        <w:t xml:space="preserve"> </w:t>
-      </w:r>
-      <w:proofErr w:type="spellStart"/>
-      <w:r>
-        <w:t>Theresia</w:t>
-      </w:r>
-      <w:proofErr w:type="spellEnd"/>
-      <w:r>
-        <w:t xml:space="preserve"> DE DONDER. Vérifier la source.</w:t>
-      </w:r>
-    </w:p>
-    <w:p>
-      <w:r>
-        <w:t xml:space="preserve">result/gw.geneanet.org.sh1.lang=fr.n=vermeulen.oc=0.p=anna+juliana.ged:1 TITL @todo événement 'Domicilie' inconnu pour </w:t>
-      </w:r>
-      <w:proofErr w:type="spellStart"/>
-      <w:r>
-        <w:t>Petronella</w:t>
-      </w:r>
-      <w:proofErr w:type="spellEnd"/>
-      <w:r>
-        <w:t xml:space="preserve"> </w:t>
-      </w:r>
-      <w:proofErr w:type="spellStart"/>
-      <w:r>
-        <w:t>Theresia</w:t>
-      </w:r>
-      <w:proofErr w:type="spellEnd"/>
-      <w:r>
-        <w:t xml:space="preserve"> DE DONDER. Vérifier la source.</w:t>
+        <w:t>result/gw.geneanet.org.sh1.lang=fr.n=</w:t>
+      </w:r>
+      <w:proofErr w:type="gramStart"/>
+      <w:r>
+        <w:t>vermeulen.oc=0.p</w:t>
+      </w:r>
+      <w:proofErr w:type="gramEnd"/>
+      <w:r>
+        <w:t>=anna+</w:t>
+      </w:r>
+      <w:proofErr w:type="gramStart"/>
+      <w:r>
+        <w:t>juliana.ged:</w:t>
+      </w:r>
+      <w:proofErr w:type="gramEnd"/>
+      <w:r>
+        <w:t>1 TITL @todo événement 'Domicilie' inconnu pour Angelina VAN SELLE. Vérifier la source.</w:t>
+      </w:r>
+    </w:p>
+    <w:p>
+      <w:r>
+        <w:t>result/gw.geneanet.org.sh1.lang=fr.n=</w:t>
+      </w:r>
+      <w:proofErr w:type="gramStart"/>
+      <w:r>
+        <w:t>vermeulen.oc=0.p</w:t>
+      </w:r>
+      <w:proofErr w:type="gramEnd"/>
+      <w:r>
+        <w:t>=anna+</w:t>
+      </w:r>
+      <w:proofErr w:type="gramStart"/>
+      <w:r>
+        <w:t>juliana.ged:</w:t>
+      </w:r>
+      <w:proofErr w:type="gramEnd"/>
+      <w:r>
+        <w:t>1 TITL @todo événement 'Domicilie' inconnu pour Joanna Martina BACK. Vérifier la source.</w:t>
+      </w:r>
+    </w:p>
+    <w:p>
+      <w:r>
+        <w:t>result/gw.geneanet.org.sh1.lang=fr.n=</w:t>
+      </w:r>
+      <w:proofErr w:type="gramStart"/>
+      <w:r>
+        <w:t>vermeulen.oc=0.p</w:t>
+      </w:r>
+      <w:proofErr w:type="gramEnd"/>
+      <w:r>
+        <w:t>=anna+</w:t>
+      </w:r>
+      <w:proofErr w:type="gramStart"/>
+      <w:r>
+        <w:t>juliana.ged:</w:t>
+      </w:r>
+      <w:proofErr w:type="gramEnd"/>
+      <w:r>
+        <w:t>1 TITL @todo événement 'Domicilie' inconnu pour Joannes Petrus VERMEULEN. Vérifier la source.</w:t>
+      </w:r>
+    </w:p>
+    <w:p>
+      <w:r>
+        <w:t>result/gw.geneanet.org.sh1.lang=fr.n=</w:t>
+      </w:r>
+      <w:proofErr w:type="gramStart"/>
+      <w:r>
+        <w:t>vermeulen.oc=0.p</w:t>
+      </w:r>
+      <w:proofErr w:type="gramEnd"/>
+      <w:r>
+        <w:t>=anna+</w:t>
+      </w:r>
+      <w:proofErr w:type="gramStart"/>
+      <w:r>
+        <w:t>juliana.ged:</w:t>
+      </w:r>
+      <w:proofErr w:type="gramEnd"/>
+      <w:r>
+        <w:t>1 TITL @todo événement 'Domicilie' inconnu pour Livinus Joannes VERMEULEN. Vérifier la source.</w:t>
+      </w:r>
+    </w:p>
+    <w:p>
+      <w:r>
+        <w:t>result/gw.geneanet.org.sh1.lang=fr.n=</w:t>
+      </w:r>
+      <w:proofErr w:type="gramStart"/>
+      <w:r>
+        <w:t>vermeulen.oc=0.p</w:t>
+      </w:r>
+      <w:proofErr w:type="gramEnd"/>
+      <w:r>
+        <w:t>=anna+</w:t>
+      </w:r>
+      <w:proofErr w:type="gramStart"/>
+      <w:r>
+        <w:t>juliana.ged:</w:t>
+      </w:r>
+      <w:proofErr w:type="gramEnd"/>
+      <w:r>
+        <w:t>1 TITL @todo événement 'Domicilie' inconnu pour Livinus Joannes VERMEULEN. Vérifier la source.</w:t>
+      </w:r>
+    </w:p>
+    <w:p>
+      <w:r>
+        <w:t>result/gw.geneanet.org.sh1.lang=fr.n=</w:t>
+      </w:r>
+      <w:proofErr w:type="gramStart"/>
+      <w:r>
+        <w:t>vermeulen.oc=0.p</w:t>
+      </w:r>
+      <w:proofErr w:type="gramEnd"/>
+      <w:r>
+        <w:t>=anna+</w:t>
+      </w:r>
+      <w:proofErr w:type="gramStart"/>
+      <w:r>
+        <w:t>juliana.ged:</w:t>
+      </w:r>
+      <w:proofErr w:type="gramEnd"/>
+      <w:r>
+        <w:t>1 TITL @todo événement 'Domicilie' inconnu pour Petronella Theresia DE DONDER. Vérifier la source.</w:t>
+      </w:r>
+    </w:p>
+    <w:p>
+      <w:r>
+        <w:t>result/gw.geneanet.org.sh1.lang=fr.n=</w:t>
+      </w:r>
+      <w:proofErr w:type="gramStart"/>
+      <w:r>
+        <w:t>vermeulen.oc=0.p</w:t>
+      </w:r>
+      <w:proofErr w:type="gramEnd"/>
+      <w:r>
+        <w:t>=anna+</w:t>
+      </w:r>
+      <w:proofErr w:type="gramStart"/>
+      <w:r>
+        <w:t>juliana.ged:</w:t>
+      </w:r>
+      <w:proofErr w:type="gramEnd"/>
+      <w:r>
+        <w:t>1 TITL @todo événement 'Domicilie' inconnu pour Petronella Theresia DE DONDER. Vérifier la source.</w:t>
       </w:r>
     </w:p>
     <w:p/>
     <w:p>
       <w:r>
-        <w:t>result/gw.geneanet.org.jvo2506.lang=fr.n=van+brussel.oc=0.p=eduardus.ged:1 TITL @todo événement 'Service militaire' inconnu pour Petrus VAN BRUSSEL. Vérifier la source.</w:t>
+        <w:t>result/gw.geneanet.org.jvo2506.lang=fr.n=van+</w:t>
+      </w:r>
+      <w:proofErr w:type="gramStart"/>
+      <w:r>
+        <w:t>brussel.oc=0.p</w:t>
+      </w:r>
+      <w:proofErr w:type="gramEnd"/>
+      <w:r>
+        <w:t>=</w:t>
+      </w:r>
+      <w:proofErr w:type="gramStart"/>
+      <w:r>
+        <w:t>eduardus.ged:</w:t>
+      </w:r>
+      <w:proofErr w:type="gramEnd"/>
+      <w:r>
+        <w:t>1 TITL @todo événement 'Service militaire' inconnu pour Petrus VAN BRUSSEL. Vérifier la source.</w:t>
       </w:r>
     </w:p>
     <w:p/>
@@ -628,7 +1041,15 @@
               <w:pStyle w:val="Listing"/>
             </w:pPr>
             <w:r>
-              <w:t>&lt;tr&gt;</w:t>
+              <w:t>&lt;</w:t>
+            </w:r>
+            <w:proofErr w:type="gramStart"/>
+            <w:r>
+              <w:t>tr</w:t>
+            </w:r>
+            <w:proofErr w:type="gramEnd"/>
+            <w:r>
+              <w:t>&gt;</w:t>
             </w:r>
           </w:p>
         </w:tc>
@@ -660,7 +1081,15 @@
               <w:pStyle w:val="Listing"/>
             </w:pPr>
             <w:r>
-              <w:t xml:space="preserve">&lt;td </w:t>
+              <w:t>&lt;</w:t>
+            </w:r>
+            <w:proofErr w:type="gramStart"/>
+            <w:r>
+              <w:t>td</w:t>
+            </w:r>
+            <w:proofErr w:type="gramEnd"/>
+            <w:r>
+              <w:t xml:space="preserve"> </w:t>
             </w:r>
             <w:proofErr w:type="spellStart"/>
             <w:r>
@@ -671,20 +1100,30 @@
               <w:t>="top" style="white-</w:t>
             </w:r>
             <w:proofErr w:type="spellStart"/>
+            <w:proofErr w:type="gramStart"/>
             <w:r>
               <w:t>space</w:t>
             </w:r>
             <w:proofErr w:type="spellEnd"/>
             <w:r>
-              <w:t xml:space="preserve">: </w:t>
+              <w:t>:</w:t>
+            </w:r>
+            <w:proofErr w:type="gramEnd"/>
+            <w:r>
+              <w:t xml:space="preserve"> </w:t>
             </w:r>
             <w:proofErr w:type="spellStart"/>
+            <w:proofErr w:type="gramStart"/>
             <w:r>
               <w:t>nowrap</w:t>
             </w:r>
             <w:proofErr w:type="spellEnd"/>
             <w:r>
-              <w:t xml:space="preserve">;" </w:t>
+              <w:t>;</w:t>
+            </w:r>
+            <w:proofErr w:type="gramEnd"/>
+            <w:r>
+              <w:t xml:space="preserve">" </w:t>
             </w:r>
             <w:proofErr w:type="spellStart"/>
             <w:r>
@@ -727,20 +1166,35 @@
               <w:t>&lt;</w:t>
             </w:r>
             <w:proofErr w:type="spellStart"/>
+            <w:proofErr w:type="gramStart"/>
             <w:r>
               <w:t>span</w:t>
             </w:r>
             <w:proofErr w:type="spellEnd"/>
+            <w:proofErr w:type="gramEnd"/>
             <w:r>
               <w:t xml:space="preserve"> style="</w:t>
             </w:r>
             <w:proofErr w:type="spellStart"/>
+            <w:proofErr w:type="gramStart"/>
             <w:r>
               <w:t>float</w:t>
             </w:r>
             <w:proofErr w:type="spellEnd"/>
             <w:r>
-              <w:t>: right;" class="show-for-medium-up"&gt;&lt;i&gt;--- :&lt;i&gt;&lt;/</w:t>
+              <w:t>:</w:t>
+            </w:r>
+            <w:proofErr w:type="gramEnd"/>
+            <w:r>
+              <w:t xml:space="preserve"> </w:t>
+            </w:r>
+            <w:proofErr w:type="gramStart"/>
+            <w:r>
+              <w:t>right;</w:t>
+            </w:r>
+            <w:proofErr w:type="gramEnd"/>
+            <w:r>
+              <w:t>" class="show-for-medium-up"&gt;&lt;i&gt;--- :&lt;i&gt;&lt;/</w:t>
             </w:r>
             <w:proofErr w:type="spellStart"/>
             <w:r>
@@ -812,7 +1266,15 @@
               <w:pStyle w:val="Listing"/>
             </w:pPr>
             <w:r>
-              <w:t xml:space="preserve">&lt;td </w:t>
+              <w:t>&lt;</w:t>
+            </w:r>
+            <w:proofErr w:type="gramStart"/>
+            <w:r>
+              <w:t>td</w:t>
+            </w:r>
+            <w:proofErr w:type="gramEnd"/>
+            <w:r>
+              <w:t xml:space="preserve"> </w:t>
             </w:r>
             <w:proofErr w:type="spellStart"/>
             <w:r>
@@ -855,10 +1317,12 @@
               <w:t>&lt;</w:t>
             </w:r>
             <w:proofErr w:type="spellStart"/>
+            <w:proofErr w:type="gramStart"/>
             <w:r>
               <w:t>span</w:t>
             </w:r>
             <w:proofErr w:type="spellEnd"/>
+            <w:proofErr w:type="gramEnd"/>
             <w:r>
               <w:t xml:space="preserve"> class="small-12 show-for-</w:t>
             </w:r>
@@ -919,10 +1383,12 @@
               <w:t>&lt;</w:t>
             </w:r>
             <w:proofErr w:type="spellStart"/>
+            <w:proofErr w:type="gramStart"/>
             <w:r>
               <w:t>span</w:t>
             </w:r>
             <w:proofErr w:type="spellEnd"/>
+            <w:proofErr w:type="gramEnd"/>
             <w:r>
               <w:t xml:space="preserve"> class="</w:t>
             </w:r>
@@ -1013,10 +1479,12 @@
               <w:t>&lt;</w:t>
             </w:r>
             <w:proofErr w:type="spellStart"/>
+            <w:proofErr w:type="gramStart"/>
             <w:r>
               <w:t>br</w:t>
             </w:r>
             <w:proofErr w:type="spellEnd"/>
+            <w:proofErr w:type="gramEnd"/>
             <w:r>
               <w:t>&gt;</w:t>
             </w:r>
@@ -1050,7 +1518,15 @@
               <w:pStyle w:val="Listing"/>
             </w:pPr>
             <w:r>
-              <w:t>&lt;div class="</w:t>
+              <w:t>&lt;</w:t>
+            </w:r>
+            <w:proofErr w:type="gramStart"/>
+            <w:r>
+              <w:t>div</w:t>
+            </w:r>
+            <w:proofErr w:type="gramEnd"/>
+            <w:r>
+              <w:t xml:space="preserve"> class="</w:t>
             </w:r>
             <w:proofErr w:type="spellStart"/>
             <w:r>
@@ -1089,13 +1565,8 @@
             <w:pPr>
               <w:pStyle w:val="Listing"/>
             </w:pPr>
-            <w:proofErr w:type="spellStart"/>
-            <w:r>
-              <w:t>Adres</w:t>
-            </w:r>
-            <w:proofErr w:type="spellEnd"/>
-            <w:r>
-              <w:t>:&lt;</w:t>
+            <w:r>
+              <w:t>Adres:&lt;</w:t>
             </w:r>
             <w:proofErr w:type="spellStart"/>
             <w:r>
@@ -1134,14 +1605,11 @@
             <w:pPr>
               <w:pStyle w:val="Listing"/>
             </w:pPr>
-            <w:proofErr w:type="spellStart"/>
-            <w:r>
-              <w:t>Adres</w:t>
-            </w:r>
-            <w:proofErr w:type="spellEnd"/>
-            <w:r>
-              <w:t>:</w:t>
-            </w:r>
+            <w:proofErr w:type="gramStart"/>
+            <w:r>
+              <w:t>Adres:</w:t>
+            </w:r>
+            <w:proofErr w:type="gramEnd"/>
           </w:p>
         </w:tc>
       </w:tr>
@@ -1268,7 +1736,15 @@
               <w:pStyle w:val="Listing"/>
             </w:pPr>
             <w:r>
-              <w:t>&lt;tr&gt;</w:t>
+              <w:t>&lt;</w:t>
+            </w:r>
+            <w:proofErr w:type="gramStart"/>
+            <w:r>
+              <w:t>tr</w:t>
+            </w:r>
+            <w:proofErr w:type="gramEnd"/>
+            <w:r>
+              <w:t>&gt;</w:t>
             </w:r>
           </w:p>
         </w:tc>
@@ -1300,7 +1776,15 @@
               <w:pStyle w:val="Listing"/>
             </w:pPr>
             <w:r>
-              <w:t xml:space="preserve">&lt;td </w:t>
+              <w:t>&lt;</w:t>
+            </w:r>
+            <w:proofErr w:type="gramStart"/>
+            <w:r>
+              <w:t>td</w:t>
+            </w:r>
+            <w:proofErr w:type="gramEnd"/>
+            <w:r>
+              <w:t xml:space="preserve"> </w:t>
             </w:r>
             <w:proofErr w:type="spellStart"/>
             <w:r>
@@ -1311,20 +1795,30 @@
               <w:t>="top" style="white-</w:t>
             </w:r>
             <w:proofErr w:type="spellStart"/>
+            <w:proofErr w:type="gramStart"/>
             <w:r>
               <w:t>space</w:t>
             </w:r>
             <w:proofErr w:type="spellEnd"/>
             <w:r>
-              <w:t xml:space="preserve">: </w:t>
+              <w:t>:</w:t>
+            </w:r>
+            <w:proofErr w:type="gramEnd"/>
+            <w:r>
+              <w:t xml:space="preserve"> </w:t>
             </w:r>
             <w:proofErr w:type="spellStart"/>
+            <w:proofErr w:type="gramStart"/>
             <w:r>
               <w:t>nowrap</w:t>
             </w:r>
             <w:proofErr w:type="spellEnd"/>
             <w:r>
-              <w:t xml:space="preserve">;" </w:t>
+              <w:t>;</w:t>
+            </w:r>
+            <w:proofErr w:type="gramEnd"/>
+            <w:r>
+              <w:t xml:space="preserve">" </w:t>
             </w:r>
             <w:proofErr w:type="spellStart"/>
             <w:r>
@@ -1367,20 +1861,35 @@
               <w:t>&lt;</w:t>
             </w:r>
             <w:proofErr w:type="spellStart"/>
+            <w:proofErr w:type="gramStart"/>
             <w:r>
               <w:t>span</w:t>
             </w:r>
             <w:proofErr w:type="spellEnd"/>
+            <w:proofErr w:type="gramEnd"/>
             <w:r>
               <w:t xml:space="preserve"> style="</w:t>
             </w:r>
             <w:proofErr w:type="spellStart"/>
+            <w:proofErr w:type="gramStart"/>
             <w:r>
               <w:t>float</w:t>
             </w:r>
             <w:proofErr w:type="spellEnd"/>
             <w:r>
-              <w:t>: right;" class="show-for-medium-up"&gt;&lt;i&gt;--- :&lt;i&gt;&lt;/</w:t>
+              <w:t>:</w:t>
+            </w:r>
+            <w:proofErr w:type="gramEnd"/>
+            <w:r>
+              <w:t xml:space="preserve"> </w:t>
+            </w:r>
+            <w:proofErr w:type="gramStart"/>
+            <w:r>
+              <w:t>right;</w:t>
+            </w:r>
+            <w:proofErr w:type="gramEnd"/>
+            <w:r>
+              <w:t>" class="show-for-medium-up"&gt;&lt;i&gt;--- :&lt;i&gt;&lt;/</w:t>
             </w:r>
             <w:proofErr w:type="spellStart"/>
             <w:r>
@@ -1452,7 +1961,15 @@
               <w:pStyle w:val="Listing"/>
             </w:pPr>
             <w:r>
-              <w:t xml:space="preserve">&lt;td </w:t>
+              <w:t>&lt;</w:t>
+            </w:r>
+            <w:proofErr w:type="gramStart"/>
+            <w:r>
+              <w:t>td</w:t>
+            </w:r>
+            <w:proofErr w:type="gramEnd"/>
+            <w:r>
+              <w:t xml:space="preserve"> </w:t>
             </w:r>
             <w:proofErr w:type="spellStart"/>
             <w:r>
@@ -1495,10 +2012,12 @@
               <w:t>&lt;</w:t>
             </w:r>
             <w:proofErr w:type="spellStart"/>
+            <w:proofErr w:type="gramStart"/>
             <w:r>
               <w:t>span</w:t>
             </w:r>
             <w:proofErr w:type="spellEnd"/>
+            <w:proofErr w:type="gramEnd"/>
             <w:r>
               <w:t xml:space="preserve"> class="small-12 show-for-</w:t>
             </w:r>
@@ -1559,10 +2078,12 @@
               <w:t>&lt;</w:t>
             </w:r>
             <w:proofErr w:type="spellStart"/>
+            <w:proofErr w:type="gramStart"/>
             <w:r>
               <w:t>span</w:t>
             </w:r>
             <w:proofErr w:type="spellEnd"/>
+            <w:proofErr w:type="gramEnd"/>
             <w:r>
               <w:t xml:space="preserve"> class="</w:t>
             </w:r>
@@ -1647,10 +2168,12 @@
               <w:t>&lt;</w:t>
             </w:r>
             <w:proofErr w:type="spellStart"/>
+            <w:proofErr w:type="gramStart"/>
             <w:r>
               <w:t>br</w:t>
             </w:r>
             <w:proofErr w:type="spellEnd"/>
+            <w:proofErr w:type="gramEnd"/>
             <w:r>
               <w:t>&gt;</w:t>
             </w:r>
@@ -1684,7 +2207,15 @@
               <w:pStyle w:val="Listing"/>
             </w:pPr>
             <w:r>
-              <w:t>&lt;div class="</w:t>
+              <w:t>&lt;</w:t>
+            </w:r>
+            <w:proofErr w:type="gramStart"/>
+            <w:r>
+              <w:t>div</w:t>
+            </w:r>
+            <w:proofErr w:type="gramEnd"/>
+            <w:r>
+              <w:t xml:space="preserve"> class="</w:t>
             </w:r>
             <w:proofErr w:type="spellStart"/>
             <w:r>
@@ -1723,13 +2254,8 @@
             <w:pPr>
               <w:pStyle w:val="Listing"/>
             </w:pPr>
-            <w:proofErr w:type="spellStart"/>
-            <w:r>
-              <w:t>Adres</w:t>
-            </w:r>
-            <w:proofErr w:type="spellEnd"/>
-            <w:r>
-              <w:t>:&lt;</w:t>
+            <w:r>
+              <w:t>Adres:&lt;</w:t>
             </w:r>
             <w:proofErr w:type="spellStart"/>
             <w:r>
@@ -1768,14 +2294,11 @@
             <w:pPr>
               <w:pStyle w:val="Listing"/>
             </w:pPr>
-            <w:proofErr w:type="spellStart"/>
-            <w:r>
-              <w:t>Adres</w:t>
-            </w:r>
-            <w:proofErr w:type="spellEnd"/>
-            <w:r>
-              <w:t>:</w:t>
-            </w:r>
+            <w:proofErr w:type="gramStart"/>
+            <w:r>
+              <w:t>Adres:</w:t>
+            </w:r>
+            <w:proofErr w:type="gramEnd"/>
           </w:p>
         </w:tc>
       </w:tr>
@@ -2056,15 +2579,31 @@
       </w:pPr>
       <w:r>
         <w:lastRenderedPageBreak/>
-        <w:t>&lt;tr&gt;</w:t>
-      </w:r>
-    </w:p>
-    <w:p>
-      <w:pPr>
-        <w:pStyle w:val="Listing"/>
-      </w:pPr>
-      <w:r>
-        <w:t xml:space="preserve">&lt;td </w:t>
+        <w:t>&lt;</w:t>
+      </w:r>
+      <w:proofErr w:type="gramStart"/>
+      <w:r>
+        <w:t>tr</w:t>
+      </w:r>
+      <w:proofErr w:type="gramEnd"/>
+      <w:r>
+        <w:t>&gt;</w:t>
+      </w:r>
+    </w:p>
+    <w:p>
+      <w:pPr>
+        <w:pStyle w:val="Listing"/>
+      </w:pPr>
+      <w:r>
+        <w:t>&lt;</w:t>
+      </w:r>
+      <w:proofErr w:type="gramStart"/>
+      <w:r>
+        <w:t>td</w:t>
+      </w:r>
+      <w:proofErr w:type="gramEnd"/>
+      <w:r>
+        <w:t xml:space="preserve"> </w:t>
       </w:r>
       <w:proofErr w:type="spellStart"/>
       <w:r>
@@ -2075,20 +2614,30 @@
         <w:t>="top" style="white-</w:t>
       </w:r>
       <w:proofErr w:type="spellStart"/>
+      <w:proofErr w:type="gramStart"/>
       <w:r>
         <w:t>space</w:t>
       </w:r>
       <w:proofErr w:type="spellEnd"/>
       <w:r>
-        <w:t xml:space="preserve">: </w:t>
-      </w:r>
-      <w:proofErr w:type="spellStart"/>
+        <w:t>:</w:t>
+      </w:r>
+      <w:proofErr w:type="gramEnd"/>
+      <w:r>
+        <w:t xml:space="preserve"> </w:t>
+      </w:r>
+      <w:proofErr w:type="spellStart"/>
+      <w:proofErr w:type="gramStart"/>
       <w:r>
         <w:t>nowrap</w:t>
       </w:r>
       <w:proofErr w:type="spellEnd"/>
       <w:r>
-        <w:t xml:space="preserve">;" </w:t>
+        <w:t>;</w:t>
+      </w:r>
+      <w:proofErr w:type="gramEnd"/>
+      <w:r>
+        <w:t xml:space="preserve">" </w:t>
       </w:r>
       <w:proofErr w:type="spellStart"/>
       <w:r>
@@ -2107,10 +2656,12 @@
         <w:t>&lt;</w:t>
       </w:r>
       <w:proofErr w:type="spellStart"/>
+      <w:proofErr w:type="gramStart"/>
       <w:r>
         <w:t>span</w:t>
       </w:r>
       <w:proofErr w:type="spellEnd"/>
+      <w:proofErr w:type="gramEnd"/>
       <w:r>
         <w:t xml:space="preserve"> class="</w:t>
       </w:r>
@@ -2144,7 +2695,15 @@
         <w:pStyle w:val="Listing"/>
       </w:pPr>
       <w:r>
-        <w:t xml:space="preserve">&lt;td </w:t>
+        <w:t>&lt;</w:t>
+      </w:r>
+      <w:proofErr w:type="gramStart"/>
+      <w:r>
+        <w:t>td</w:t>
+      </w:r>
+      <w:proofErr w:type="gramEnd"/>
+      <w:r>
+        <w:t xml:space="preserve"> </w:t>
       </w:r>
       <w:proofErr w:type="spellStart"/>
       <w:r>
@@ -2163,10 +2722,12 @@
         <w:t>&lt;</w:t>
       </w:r>
       <w:proofErr w:type="spellStart"/>
+      <w:proofErr w:type="gramStart"/>
       <w:r>
         <w:t>span</w:t>
       </w:r>
       <w:proofErr w:type="spellEnd"/>
+      <w:proofErr w:type="gramEnd"/>
       <w:r>
         <w:t xml:space="preserve"> class="</w:t>
       </w:r>
@@ -2195,12 +2756,30 @@
         <w:t>" style="</w:t>
       </w:r>
       <w:proofErr w:type="spellStart"/>
+      <w:proofErr w:type="gramStart"/>
       <w:r>
         <w:t>float:none</w:t>
       </w:r>
       <w:proofErr w:type="spellEnd"/>
-      <w:r>
-        <w:t>; padding-top:5px;"&gt;entre 1700 et 1713 :&lt;/</w:t>
+      <w:proofErr w:type="gramEnd"/>
+      <w:r>
+        <w:t>; padding-</w:t>
+      </w:r>
+      <w:proofErr w:type="gramStart"/>
+      <w:r>
+        <w:t>top:</w:t>
+      </w:r>
+      <w:proofErr w:type="gramEnd"/>
+      <w:r>
+        <w:t>5</w:t>
+      </w:r>
+      <w:proofErr w:type="gramStart"/>
+      <w:r>
+        <w:t>px;</w:t>
+      </w:r>
+      <w:proofErr w:type="gramEnd"/>
+      <w:r>
+        <w:t>"&gt;entre 1700 et 1713 :&lt;/</w:t>
       </w:r>
       <w:proofErr w:type="spellStart"/>
       <w:r>
@@ -2219,10 +2798,12 @@
         <w:t>&lt;</w:t>
       </w:r>
       <w:proofErr w:type="spellStart"/>
+      <w:proofErr w:type="gramStart"/>
       <w:r>
         <w:t>span</w:t>
       </w:r>
       <w:proofErr w:type="spellEnd"/>
+      <w:proofErr w:type="gramEnd"/>
       <w:r>
         <w:t xml:space="preserve"> class="</w:t>
       </w:r>
@@ -2243,10 +2824,29 @@
         <w:rPr>
           <w:highlight w:val="yellow"/>
         </w:rPr>
-        <w:t>Service militaire</w:t>
-      </w:r>
-      <w:r>
-        <w:t xml:space="preserve">  - Breda en …..? &lt;/</w:t>
+        <w:t xml:space="preserve">Service </w:t>
+      </w:r>
+      <w:proofErr w:type="gramStart"/>
+      <w:r>
+        <w:rPr>
+          <w:highlight w:val="yellow"/>
+        </w:rPr>
+        <w:t>militaire</w:t>
+      </w:r>
+      <w:r>
+        <w:t xml:space="preserve">  -</w:t>
+      </w:r>
+      <w:proofErr w:type="gramEnd"/>
+      <w:r>
+        <w:t xml:space="preserve"> Breda en</w:t>
+      </w:r>
+      <w:proofErr w:type="gramStart"/>
+      <w:r>
+        <w:t xml:space="preserve"> …..?</w:t>
+      </w:r>
+      <w:proofErr w:type="gramEnd"/>
+      <w:r>
+        <w:t xml:space="preserve"> &lt;/</w:t>
       </w:r>
       <w:proofErr w:type="spellStart"/>
       <w:r>
@@ -2265,10 +2865,12 @@
         <w:t>&lt;</w:t>
       </w:r>
       <w:proofErr w:type="spellStart"/>
+      <w:proofErr w:type="gramStart"/>
       <w:r>
         <w:t>br</w:t>
       </w:r>
       <w:proofErr w:type="spellEnd"/>
+      <w:proofErr w:type="gramEnd"/>
       <w:r>
         <w:t>&gt;</w:t>
       </w:r>
@@ -2278,7 +2880,15 @@
         <w:pStyle w:val="Listing"/>
       </w:pPr>
       <w:r>
-        <w:t>&lt;div class="</w:t>
+        <w:t>&lt;</w:t>
+      </w:r>
+      <w:proofErr w:type="gramStart"/>
+      <w:r>
+        <w:t>div</w:t>
+      </w:r>
+      <w:proofErr w:type="gramEnd"/>
+      <w:r>
+        <w:t xml:space="preserve"> class="</w:t>
       </w:r>
       <w:proofErr w:type="spellStart"/>
       <w:r>
@@ -2315,15 +2925,7 @@
       </w:r>
       <w:proofErr w:type="spellEnd"/>
       <w:r>
-        <w:t xml:space="preserve"> </w:t>
-      </w:r>
-      <w:proofErr w:type="spellStart"/>
-      <w:r>
-        <w:t>Lindstau</w:t>
-      </w:r>
-      <w:proofErr w:type="spellEnd"/>
-      <w:r>
-        <w:t xml:space="preserve">. </w:t>
+        <w:t xml:space="preserve"> Lindstau. </w:t>
       </w:r>
       <w:proofErr w:type="spellStart"/>
       <w:r>
@@ -2597,7 +3199,15 @@
         <w:pStyle w:val="Listing"/>
       </w:pPr>
       <w:r>
-        <w:t xml:space="preserve">&lt;p </w:t>
+        <w:t>&lt;</w:t>
+      </w:r>
+      <w:proofErr w:type="gramStart"/>
+      <w:r>
+        <w:t>p</w:t>
+      </w:r>
+      <w:proofErr w:type="gramEnd"/>
+      <w:r>
+        <w:t xml:space="preserve"> </w:t>
       </w:r>
       <w:proofErr w:type="spellStart"/>
       <w:r>
@@ -2621,29 +3231,36 @@
         <w:pStyle w:val="Listing"/>
       </w:pPr>
       <w:r>
-        <w:t xml:space="preserve">&lt;b&gt;Union avec Joanna Van </w:t>
-      </w:r>
-      <w:proofErr w:type="spellStart"/>
-      <w:r>
-        <w:t>Doorslaer</w:t>
-      </w:r>
-      <w:proofErr w:type="spellEnd"/>
-      <w:r>
-        <w:t>&lt;/b&gt;:</w:t>
-      </w:r>
-    </w:p>
-    <w:p>
-      <w:pPr>
-        <w:pStyle w:val="Listing"/>
-      </w:pPr>
-      <w:r>
         <w:t>&lt;</w:t>
       </w:r>
-      <w:proofErr w:type="spellStart"/>
+      <w:proofErr w:type="gramStart"/>
+      <w:r>
+        <w:t>b</w:t>
+      </w:r>
+      <w:proofErr w:type="gramEnd"/>
+      <w:r>
+        <w:t>&gt;Union avec Joanna Van Doorslaer&lt;/b</w:t>
+      </w:r>
+      <w:proofErr w:type="gramStart"/>
+      <w:r>
+        <w:t>&gt;:</w:t>
+      </w:r>
+      <w:proofErr w:type="gramEnd"/>
+    </w:p>
+    <w:p>
+      <w:pPr>
+        <w:pStyle w:val="Listing"/>
+      </w:pPr>
+      <w:r>
+        <w:t>&lt;</w:t>
+      </w:r>
+      <w:proofErr w:type="spellStart"/>
+      <w:proofErr w:type="gramStart"/>
       <w:r>
         <w:t>br</w:t>
       </w:r>
       <w:proofErr w:type="spellEnd"/>
+      <w:proofErr w:type="gramEnd"/>
       <w:r>
         <w:t>&gt;</w:t>
       </w:r>
@@ -2654,7 +3271,15 @@
       </w:pPr>
       <w:r>
         <w:lastRenderedPageBreak/>
-        <w:t xml:space="preserve">&lt;a </w:t>
+        <w:t>&lt;</w:t>
+      </w:r>
+      <w:proofErr w:type="gramStart"/>
+      <w:r>
+        <w:t>a</w:t>
+      </w:r>
+      <w:proofErr w:type="gramEnd"/>
+      <w:r>
+        <w:t xml:space="preserve"> </w:t>
       </w:r>
       <w:proofErr w:type="spellStart"/>
       <w:r>
@@ -2703,23 +3328,31 @@
       </w:r>
       <w:proofErr w:type="spellEnd"/>
       <w:r>
-        <w:t xml:space="preserve">&gt; - </w:t>
-      </w:r>
-      <w:proofErr w:type="spellStart"/>
-      <w:r>
-        <w:t>Livinus</w:t>
-      </w:r>
-      <w:proofErr w:type="spellEnd"/>
-      <w:r>
-        <w:t xml:space="preserve"> Van ...?&lt;/p&gt;</w:t>
-      </w:r>
-    </w:p>
-    <w:p>
-      <w:pPr>
-        <w:pStyle w:val="Listing"/>
-      </w:pPr>
-      <w:r>
-        <w:t xml:space="preserve">&lt;p </w:t>
+        <w:t xml:space="preserve">&gt; - Livinus Van </w:t>
+      </w:r>
+      <w:proofErr w:type="gramStart"/>
+      <w:r>
+        <w:t>...?&lt;</w:t>
+      </w:r>
+      <w:proofErr w:type="gramEnd"/>
+      <w:r>
+        <w:t>/p&gt;</w:t>
+      </w:r>
+    </w:p>
+    <w:p>
+      <w:pPr>
+        <w:pStyle w:val="Listing"/>
+      </w:pPr>
+      <w:r>
+        <w:t>&lt;</w:t>
+      </w:r>
+      <w:proofErr w:type="gramStart"/>
+      <w:r>
+        <w:t>p</w:t>
+      </w:r>
+      <w:proofErr w:type="gramEnd"/>
+      <w:r>
+        <w:t xml:space="preserve"> </w:t>
       </w:r>
       <w:proofErr w:type="spellStart"/>
       <w:r>
@@ -2743,21 +3376,36 @@
         <w:pStyle w:val="Listing"/>
       </w:pPr>
       <w:r>
-        <w:t>&lt;b&gt;Union avec Andrea Blanckaert&lt;/b&gt;:</w:t>
-      </w:r>
-    </w:p>
-    <w:p>
-      <w:pPr>
-        <w:pStyle w:val="Listing"/>
-      </w:pPr>
-      <w:r>
         <w:t>&lt;</w:t>
       </w:r>
-      <w:proofErr w:type="spellStart"/>
+      <w:proofErr w:type="gramStart"/>
+      <w:r>
+        <w:t>b</w:t>
+      </w:r>
+      <w:proofErr w:type="gramEnd"/>
+      <w:r>
+        <w:t>&gt;Union avec Andrea Blanckaert&lt;/b</w:t>
+      </w:r>
+      <w:proofErr w:type="gramStart"/>
+      <w:r>
+        <w:t>&gt;:</w:t>
+      </w:r>
+      <w:proofErr w:type="gramEnd"/>
+    </w:p>
+    <w:p>
+      <w:pPr>
+        <w:pStyle w:val="Listing"/>
+      </w:pPr>
+      <w:r>
+        <w:t>&lt;</w:t>
+      </w:r>
+      <w:proofErr w:type="spellStart"/>
+      <w:proofErr w:type="gramStart"/>
       <w:r>
         <w:t>br</w:t>
       </w:r>
       <w:proofErr w:type="spellEnd"/>
+      <w:proofErr w:type="gramEnd"/>
       <w:r>
         <w:t>&gt;</w:t>
       </w:r>
@@ -2767,7 +3415,15 @@
         <w:pStyle w:val="Listing"/>
       </w:pPr>
       <w:r>
-        <w:t xml:space="preserve">&lt;a </w:t>
+        <w:t>&lt;</w:t>
+      </w:r>
+      <w:proofErr w:type="gramStart"/>
+      <w:r>
+        <w:t>a</w:t>
+      </w:r>
+      <w:proofErr w:type="gramEnd"/>
+      <w:r>
+        <w:t xml:space="preserve"> </w:t>
       </w:r>
       <w:proofErr w:type="spellStart"/>
       <w:r>
@@ -2825,31 +3481,41 @@
       </w:r>
       <w:proofErr w:type="spellEnd"/>
       <w:r>
-        <w:t xml:space="preserve">&gt; - </w:t>
-      </w:r>
-      <w:proofErr w:type="spellStart"/>
-      <w:r>
-        <w:t>Livinus</w:t>
-      </w:r>
-      <w:proofErr w:type="spellEnd"/>
-      <w:r>
-        <w:t xml:space="preserve"> Alexander&lt;/p&gt;</w:t>
-      </w:r>
-    </w:p>
-    <w:p>
-      <w:pPr>
-        <w:pStyle w:val="Listing"/>
-      </w:pPr>
-      <w:r>
-        <w:t>&lt;p style="</w:t>
-      </w:r>
-      <w:proofErr w:type="spellStart"/>
+        <w:t>&gt; - Livinus Alexander&lt;/p&gt;</w:t>
+      </w:r>
+    </w:p>
+    <w:p>
+      <w:pPr>
+        <w:pStyle w:val="Listing"/>
+      </w:pPr>
+      <w:r>
+        <w:t>&lt;</w:t>
+      </w:r>
+      <w:proofErr w:type="gramStart"/>
+      <w:r>
+        <w:t>p</w:t>
+      </w:r>
+      <w:proofErr w:type="gramEnd"/>
+      <w:r>
+        <w:t xml:space="preserve"> style="</w:t>
+      </w:r>
+      <w:proofErr w:type="spellStart"/>
+      <w:proofErr w:type="gramStart"/>
       <w:r>
         <w:t>clear:both</w:t>
       </w:r>
       <w:proofErr w:type="spellEnd"/>
-      <w:r>
-        <w:t>; margin:0;"&gt;&lt;/p&gt;</w:t>
+      <w:proofErr w:type="gramEnd"/>
+      <w:r>
+        <w:t xml:space="preserve">; </w:t>
+      </w:r>
+      <w:proofErr w:type="gramStart"/>
+      <w:r>
+        <w:t>margin:0;</w:t>
+      </w:r>
+      <w:proofErr w:type="gramEnd"/>
+      <w:r>
+        <w:t>"&gt;&lt;/p&gt;</w:t>
       </w:r>
     </w:p>
     <w:p/>
@@ -3034,8 +3700,13 @@
           <w:numId w:val="7"/>
         </w:numPr>
       </w:pPr>
-      <w:r>
-        <w:t>notes sur mariages vues comme vides / redondantes</w:t>
+      <w:proofErr w:type="gramStart"/>
+      <w:r>
+        <w:t>notes</w:t>
+      </w:r>
+      <w:proofErr w:type="gramEnd"/>
+      <w:r>
+        <w:t xml:space="preserve"> sur mariages vues comme vides / redondantes</w:t>
       </w:r>
     </w:p>
     <w:p/>
@@ -3044,15 +3715,31 @@
         <w:pStyle w:val="Listing"/>
       </w:pPr>
       <w:r>
-        <w:t>&lt;tr&gt;</w:t>
-      </w:r>
-    </w:p>
-    <w:p>
-      <w:pPr>
-        <w:pStyle w:val="Listing"/>
-      </w:pPr>
-      <w:r>
-        <w:t xml:space="preserve">&lt;td </w:t>
+        <w:t>&lt;</w:t>
+      </w:r>
+      <w:proofErr w:type="gramStart"/>
+      <w:r>
+        <w:t>tr</w:t>
+      </w:r>
+      <w:proofErr w:type="gramEnd"/>
+      <w:r>
+        <w:t>&gt;</w:t>
+      </w:r>
+    </w:p>
+    <w:p>
+      <w:pPr>
+        <w:pStyle w:val="Listing"/>
+      </w:pPr>
+      <w:r>
+        <w:t>&lt;</w:t>
+      </w:r>
+      <w:proofErr w:type="gramStart"/>
+      <w:r>
+        <w:t>td</w:t>
+      </w:r>
+      <w:proofErr w:type="gramEnd"/>
+      <w:r>
+        <w:t xml:space="preserve"> </w:t>
       </w:r>
       <w:proofErr w:type="spellStart"/>
       <w:r>
@@ -3063,20 +3750,30 @@
         <w:t>="top" style="white-</w:t>
       </w:r>
       <w:proofErr w:type="spellStart"/>
+      <w:proofErr w:type="gramStart"/>
       <w:r>
         <w:t>space</w:t>
       </w:r>
       <w:proofErr w:type="spellEnd"/>
       <w:r>
-        <w:t xml:space="preserve">: </w:t>
-      </w:r>
-      <w:proofErr w:type="spellStart"/>
+        <w:t>:</w:t>
+      </w:r>
+      <w:proofErr w:type="gramEnd"/>
+      <w:r>
+        <w:t xml:space="preserve"> </w:t>
+      </w:r>
+      <w:proofErr w:type="spellStart"/>
+      <w:proofErr w:type="gramStart"/>
       <w:r>
         <w:t>nowrap</w:t>
       </w:r>
       <w:proofErr w:type="spellEnd"/>
       <w:r>
-        <w:t xml:space="preserve">;" </w:t>
+        <w:t>;</w:t>
+      </w:r>
+      <w:proofErr w:type="gramEnd"/>
+      <w:r>
+        <w:t xml:space="preserve">" </w:t>
       </w:r>
       <w:proofErr w:type="spellStart"/>
       <w:r>
@@ -3095,10 +3792,12 @@
         <w:t>&lt;</w:t>
       </w:r>
       <w:proofErr w:type="spellStart"/>
+      <w:proofErr w:type="gramStart"/>
       <w:r>
         <w:t>span</w:t>
       </w:r>
       <w:proofErr w:type="spellEnd"/>
+      <w:proofErr w:type="gramEnd"/>
       <w:r>
         <w:t xml:space="preserve"> class="</w:t>
       </w:r>
@@ -3132,7 +3831,15 @@
         <w:pStyle w:val="Listing"/>
       </w:pPr>
       <w:r>
-        <w:t xml:space="preserve">&lt;td </w:t>
+        <w:t>&lt;</w:t>
+      </w:r>
+      <w:proofErr w:type="gramStart"/>
+      <w:r>
+        <w:t>td</w:t>
+      </w:r>
+      <w:proofErr w:type="gramEnd"/>
+      <w:r>
+        <w:t xml:space="preserve"> </w:t>
       </w:r>
       <w:proofErr w:type="spellStart"/>
       <w:r>
@@ -3151,10 +3858,12 @@
         <w:t>&lt;</w:t>
       </w:r>
       <w:proofErr w:type="spellStart"/>
+      <w:proofErr w:type="gramStart"/>
       <w:r>
         <w:t>span</w:t>
       </w:r>
       <w:proofErr w:type="spellEnd"/>
+      <w:proofErr w:type="gramEnd"/>
       <w:r>
         <w:t xml:space="preserve"> class="</w:t>
       </w:r>
@@ -3183,12 +3892,30 @@
         <w:t>" style="</w:t>
       </w:r>
       <w:proofErr w:type="spellStart"/>
+      <w:proofErr w:type="gramStart"/>
       <w:r>
         <w:t>float:none</w:t>
       </w:r>
       <w:proofErr w:type="spellEnd"/>
-      <w:r>
-        <w:t>; padding-top:5px;"&gt;8 janvier 1717 :&lt;/</w:t>
+      <w:proofErr w:type="gramEnd"/>
+      <w:r>
+        <w:t>; padding-</w:t>
+      </w:r>
+      <w:proofErr w:type="gramStart"/>
+      <w:r>
+        <w:t>top:</w:t>
+      </w:r>
+      <w:proofErr w:type="gramEnd"/>
+      <w:r>
+        <w:t>5</w:t>
+      </w:r>
+      <w:proofErr w:type="gramStart"/>
+      <w:r>
+        <w:t>px;</w:t>
+      </w:r>
+      <w:proofErr w:type="gramEnd"/>
+      <w:r>
+        <w:t>"&gt;8 janvier 1717 :&lt;/</w:t>
       </w:r>
       <w:proofErr w:type="spellStart"/>
       <w:r>
@@ -3207,10 +3934,12 @@
         <w:t>&lt;</w:t>
       </w:r>
       <w:proofErr w:type="spellStart"/>
+      <w:proofErr w:type="gramStart"/>
       <w:r>
         <w:t>span</w:t>
       </w:r>
       <w:proofErr w:type="spellEnd"/>
+      <w:proofErr w:type="gramEnd"/>
       <w:r>
         <w:t xml:space="preserve"> class="</w:t>
       </w:r>
@@ -3227,8 +3956,13 @@
       <w:pPr>
         <w:pStyle w:val="Listing"/>
       </w:pPr>
-      <w:r>
-        <w:t xml:space="preserve">Naissance  - </w:t>
+      <w:proofErr w:type="gramStart"/>
+      <w:r>
+        <w:t>Naissance  -</w:t>
+      </w:r>
+      <w:proofErr w:type="gramEnd"/>
+      <w:r>
+        <w:t xml:space="preserve"> </w:t>
       </w:r>
       <w:proofErr w:type="spellStart"/>
       <w:r>
@@ -3255,10 +3989,12 @@
         <w:t>&lt;</w:t>
       </w:r>
       <w:proofErr w:type="spellStart"/>
+      <w:proofErr w:type="gramStart"/>
       <w:r>
         <w:t>br</w:t>
       </w:r>
       <w:proofErr w:type="spellEnd"/>
+      <w:proofErr w:type="gramEnd"/>
       <w:r>
         <w:t>&gt;</w:t>
       </w:r>
@@ -3268,7 +4004,15 @@
         <w:pStyle w:val="Listing"/>
       </w:pPr>
       <w:r>
-        <w:t>&lt;p class="</w:t>
+        <w:t>&lt;</w:t>
+      </w:r>
+      <w:proofErr w:type="gramStart"/>
+      <w:r>
+        <w:t>p</w:t>
+      </w:r>
+      <w:proofErr w:type="gramEnd"/>
+      <w:r>
+        <w:t xml:space="preserve"> class="</w:t>
       </w:r>
       <w:proofErr w:type="spellStart"/>
       <w:r>
@@ -3276,7 +4020,15 @@
       </w:r>
       <w:proofErr w:type="spellEnd"/>
       <w:r>
-        <w:t>" style="margin:0;"&gt;</w:t>
+        <w:t>" style="</w:t>
+      </w:r>
+      <w:proofErr w:type="gramStart"/>
+      <w:r>
+        <w:t>margin:0;</w:t>
+      </w:r>
+      <w:proofErr w:type="gramEnd"/>
+      <w:r>
+        <w:t>"&gt;</w:t>
       </w:r>
     </w:p>
     <w:p>
@@ -3287,10 +4039,12 @@
         <w:t>&lt;</w:t>
       </w:r>
       <w:proofErr w:type="spellStart"/>
+      <w:proofErr w:type="gramStart"/>
       <w:r>
         <w:t>span</w:t>
       </w:r>
       <w:proofErr w:type="spellEnd"/>
+      <w:proofErr w:type="gramEnd"/>
       <w:r>
         <w:t xml:space="preserve"> class="titre"&gt;Autre :&lt;/</w:t>
       </w:r>
@@ -3308,7 +4062,23 @@
         <w:pStyle w:val="Listing"/>
       </w:pPr>
       <w:r>
-        <w:t>&lt;a  href="jvo2506?lang=</w:t>
+        <w:t>&lt;</w:t>
+      </w:r>
+      <w:proofErr w:type="gramStart"/>
+      <w:r>
+        <w:t>a  href</w:t>
+      </w:r>
+      <w:proofErr w:type="gramEnd"/>
+      <w:r>
+        <w:t>="jvo</w:t>
+      </w:r>
+      <w:proofErr w:type="gramStart"/>
+      <w:r>
+        <w:t>2506?</w:t>
+      </w:r>
+      <w:proofErr w:type="gramEnd"/>
+      <w:r>
+        <w:t>lang=</w:t>
       </w:r>
       <w:proofErr w:type="spellStart"/>
       <w:r>
@@ -3316,15 +4086,7 @@
       </w:r>
       <w:proofErr w:type="spellEnd"/>
       <w:r>
-        <w:t xml:space="preserve">=12&amp;i=2142"&gt;Andreas Van </w:t>
-      </w:r>
-      <w:proofErr w:type="spellStart"/>
-      <w:r>
-        <w:t>Waervelde</w:t>
-      </w:r>
-      <w:proofErr w:type="spellEnd"/>
-      <w:r>
-        <w:t>&lt;/a&gt;, &lt;</w:t>
+        <w:t>=12&amp;i=2142"&gt;Andreas Van Waervelde&lt;/a&gt;, &lt;</w:t>
       </w:r>
       <w:proofErr w:type="spellStart"/>
       <w:r>
@@ -3367,10 +4129,12 @@
         <w:t>&lt;</w:t>
       </w:r>
       <w:proofErr w:type="spellStart"/>
+      <w:proofErr w:type="gramStart"/>
       <w:r>
         <w:t>br</w:t>
       </w:r>
       <w:proofErr w:type="spellEnd"/>
+      <w:proofErr w:type="gramEnd"/>
       <w:r>
         <w:t>&gt;</w:t>
       </w:r>
@@ -3383,10 +4147,12 @@
         <w:t>&lt;</w:t>
       </w:r>
       <w:proofErr w:type="spellStart"/>
+      <w:proofErr w:type="gramStart"/>
       <w:r>
         <w:t>span</w:t>
       </w:r>
       <w:proofErr w:type="spellEnd"/>
+      <w:proofErr w:type="gramEnd"/>
       <w:r>
         <w:t xml:space="preserve"> class="titre"&gt;Autre :&lt;/</w:t>
       </w:r>
@@ -3404,7 +4170,23 @@
         <w:pStyle w:val="Listing"/>
       </w:pPr>
       <w:r>
-        <w:t>&lt;a  href="jvo2506?lang=</w:t>
+        <w:t>&lt;</w:t>
+      </w:r>
+      <w:proofErr w:type="gramStart"/>
+      <w:r>
+        <w:t>a  href</w:t>
+      </w:r>
+      <w:proofErr w:type="gramEnd"/>
+      <w:r>
+        <w:t>="jvo</w:t>
+      </w:r>
+      <w:proofErr w:type="gramStart"/>
+      <w:r>
+        <w:t>2506?</w:t>
+      </w:r>
+      <w:proofErr w:type="gramEnd"/>
+      <w:r>
+        <w:t>lang=</w:t>
       </w:r>
       <w:proofErr w:type="spellStart"/>
       <w:r>
@@ -3428,17 +4210,14 @@
       </w:r>
       <w:proofErr w:type="spellEnd"/>
       <w:r>
-        <w:t xml:space="preserve">"&gt;Joanna </w:t>
-      </w:r>
-      <w:proofErr w:type="spellStart"/>
-      <w:r>
-        <w:t>Buijse</w:t>
-      </w:r>
-      <w:proofErr w:type="spellEnd"/>
-      <w:r>
-        <w:t>&lt;/a&gt;,  &lt;</w:t>
-      </w:r>
-      <w:proofErr w:type="spellStart"/>
+        <w:t>"&gt;Joanna Buijse&lt;/a</w:t>
+      </w:r>
+      <w:proofErr w:type="gramStart"/>
+      <w:r>
+        <w:t>&gt;,  &lt;</w:t>
+      </w:r>
+      <w:proofErr w:type="spellStart"/>
+      <w:proofErr w:type="gramEnd"/>
       <w:r>
         <w:t>bdo</w:t>
       </w:r>
@@ -3511,10 +4290,12 @@
         <w:t>&lt;</w:t>
       </w:r>
       <w:proofErr w:type="spellStart"/>
+      <w:proofErr w:type="gramStart"/>
       <w:r>
         <w:t>br</w:t>
       </w:r>
       <w:proofErr w:type="spellEnd"/>
+      <w:proofErr w:type="gramEnd"/>
       <w:r>
         <w:t>&gt;</w:t>
       </w:r>
@@ -3551,22 +4332,38 @@
         <w:rPr>
           <w:highlight w:val="cyan"/>
         </w:rPr>
-        <w:t>&lt;tr&gt;</w:t>
-      </w:r>
-    </w:p>
-    <w:p>
-      <w:pPr>
-        <w:pStyle w:val="Listing"/>
-      </w:pPr>
-      <w:r>
         <w:t>&lt;</w:t>
       </w:r>
+      <w:proofErr w:type="gramStart"/>
+      <w:r>
+        <w:rPr>
+          <w:highlight w:val="cyan"/>
+        </w:rPr>
+        <w:t>tr</w:t>
+      </w:r>
+      <w:proofErr w:type="gramEnd"/>
+      <w:r>
+        <w:rPr>
+          <w:highlight w:val="cyan"/>
+        </w:rPr>
+        <w:t>&gt;</w:t>
+      </w:r>
+    </w:p>
+    <w:p>
+      <w:pPr>
+        <w:pStyle w:val="Listing"/>
+      </w:pPr>
+      <w:r>
+        <w:t>&lt;</w:t>
+      </w:r>
+      <w:proofErr w:type="gramStart"/>
       <w:r>
         <w:rPr>
           <w:highlight w:val="magenta"/>
         </w:rPr>
         <w:t>td</w:t>
       </w:r>
+      <w:proofErr w:type="gramEnd"/>
       <w:r>
         <w:t xml:space="preserve"> </w:t>
       </w:r>
@@ -3579,20 +4376,30 @@
         <w:t>="top" style="white-</w:t>
       </w:r>
       <w:proofErr w:type="spellStart"/>
+      <w:proofErr w:type="gramStart"/>
       <w:r>
         <w:t>space</w:t>
       </w:r>
       <w:proofErr w:type="spellEnd"/>
       <w:r>
-        <w:t xml:space="preserve">: </w:t>
-      </w:r>
-      <w:proofErr w:type="spellStart"/>
+        <w:t>:</w:t>
+      </w:r>
+      <w:proofErr w:type="gramEnd"/>
+      <w:r>
+        <w:t xml:space="preserve"> </w:t>
+      </w:r>
+      <w:proofErr w:type="spellStart"/>
+      <w:proofErr w:type="gramStart"/>
       <w:r>
         <w:t>nowrap</w:t>
       </w:r>
       <w:proofErr w:type="spellEnd"/>
       <w:r>
-        <w:t xml:space="preserve">;" </w:t>
+        <w:t>;</w:t>
+      </w:r>
+      <w:proofErr w:type="gramEnd"/>
+      <w:r>
+        <w:t xml:space="preserve">" </w:t>
       </w:r>
       <w:proofErr w:type="spellStart"/>
       <w:r>
@@ -3611,10 +4418,12 @@
         <w:t>&lt;</w:t>
       </w:r>
       <w:proofErr w:type="spellStart"/>
+      <w:proofErr w:type="gramStart"/>
       <w:r>
         <w:t>span</w:t>
       </w:r>
       <w:proofErr w:type="spellEnd"/>
+      <w:proofErr w:type="gramEnd"/>
       <w:r>
         <w:t xml:space="preserve"> class="</w:t>
       </w:r>
@@ -3659,12 +4468,14 @@
       <w:r>
         <w:t>&lt;</w:t>
       </w:r>
+      <w:proofErr w:type="gramStart"/>
       <w:r>
         <w:rPr>
           <w:highlight w:val="magenta"/>
         </w:rPr>
         <w:t>td</w:t>
       </w:r>
+      <w:proofErr w:type="gramEnd"/>
       <w:r>
         <w:t xml:space="preserve"> </w:t>
       </w:r>
@@ -3685,10 +4496,12 @@
         <w:t>&lt;</w:t>
       </w:r>
       <w:proofErr w:type="spellStart"/>
+      <w:proofErr w:type="gramStart"/>
       <w:r>
         <w:t>span</w:t>
       </w:r>
       <w:proofErr w:type="spellEnd"/>
+      <w:proofErr w:type="gramEnd"/>
       <w:r>
         <w:t xml:space="preserve"> class="</w:t>
       </w:r>
@@ -3717,12 +4530,30 @@
         <w:t>" style="</w:t>
       </w:r>
       <w:proofErr w:type="spellStart"/>
+      <w:proofErr w:type="gramStart"/>
       <w:r>
         <w:t>float:none</w:t>
       </w:r>
       <w:proofErr w:type="spellEnd"/>
-      <w:r>
-        <w:t>; padding-top:5px;"&gt;9 septembre 1742 :&lt;/</w:t>
+      <w:proofErr w:type="gramEnd"/>
+      <w:r>
+        <w:t>; padding-</w:t>
+      </w:r>
+      <w:proofErr w:type="gramStart"/>
+      <w:r>
+        <w:t>top:</w:t>
+      </w:r>
+      <w:proofErr w:type="gramEnd"/>
+      <w:r>
+        <w:t>5</w:t>
+      </w:r>
+      <w:proofErr w:type="gramStart"/>
+      <w:r>
+        <w:t>px;</w:t>
+      </w:r>
+      <w:proofErr w:type="gramEnd"/>
+      <w:r>
+        <w:t>"&gt;9 septembre 1742 :&lt;/</w:t>
       </w:r>
       <w:proofErr w:type="spellStart"/>
       <w:r>
@@ -3741,10 +4572,12 @@
         <w:t>&lt;</w:t>
       </w:r>
       <w:proofErr w:type="spellStart"/>
+      <w:proofErr w:type="gramStart"/>
       <w:r>
         <w:t>span</w:t>
       </w:r>
       <w:proofErr w:type="spellEnd"/>
+      <w:proofErr w:type="gramEnd"/>
       <w:r>
         <w:t xml:space="preserve"> class="</w:t>
       </w:r>
@@ -3824,6 +4657,7 @@
         <w:t>&lt;</w:t>
       </w:r>
       <w:proofErr w:type="spellStart"/>
+      <w:proofErr w:type="gramStart"/>
       <w:r>
         <w:rPr>
           <w:highlight w:val="green"/>
@@ -3831,6 +4665,7 @@
         <w:t>br</w:t>
       </w:r>
       <w:proofErr w:type="spellEnd"/>
+      <w:proofErr w:type="gramEnd"/>
       <w:r>
         <w:rPr>
           <w:highlight w:val="green"/>
@@ -3849,7 +4684,21 @@
         <w:rPr>
           <w:highlight w:val="green"/>
         </w:rPr>
-        <w:t>&lt;p class="</w:t>
+        <w:t>&lt;</w:t>
+      </w:r>
+      <w:proofErr w:type="gramStart"/>
+      <w:r>
+        <w:rPr>
+          <w:highlight w:val="green"/>
+        </w:rPr>
+        <w:t>p</w:t>
+      </w:r>
+      <w:proofErr w:type="gramEnd"/>
+      <w:r>
+        <w:rPr>
+          <w:highlight w:val="green"/>
+        </w:rPr>
+        <w:t xml:space="preserve"> class="</w:t>
       </w:r>
       <w:proofErr w:type="spellStart"/>
       <w:r>
@@ -3863,7 +4712,21 @@
         <w:rPr>
           <w:highlight w:val="green"/>
         </w:rPr>
-        <w:t>" style="margin:0;"&gt;</w:t>
+        <w:t>" style="</w:t>
+      </w:r>
+      <w:proofErr w:type="gramStart"/>
+      <w:r>
+        <w:rPr>
+          <w:highlight w:val="green"/>
+        </w:rPr>
+        <w:t>margin:0;</w:t>
+      </w:r>
+      <w:proofErr w:type="gramEnd"/>
+      <w:r>
+        <w:rPr>
+          <w:highlight w:val="green"/>
+        </w:rPr>
+        <w:t>"&gt;</w:t>
       </w:r>
     </w:p>
     <w:p>
@@ -3880,6 +4743,7 @@
         <w:t>&lt;</w:t>
       </w:r>
       <w:proofErr w:type="spellStart"/>
+      <w:proofErr w:type="gramStart"/>
       <w:r>
         <w:rPr>
           <w:highlight w:val="green"/>
@@ -3887,6 +4751,7 @@
         <w:t>span</w:t>
       </w:r>
       <w:proofErr w:type="spellEnd"/>
+      <w:proofErr w:type="gramEnd"/>
       <w:r>
         <w:rPr>
           <w:highlight w:val="green"/>
@@ -3919,7 +4784,35 @@
         <w:rPr>
           <w:highlight w:val="green"/>
         </w:rPr>
-        <w:t>&lt;a  href="jvo2506?lang=</w:t>
+        <w:t>&lt;</w:t>
+      </w:r>
+      <w:proofErr w:type="gramStart"/>
+      <w:r>
+        <w:rPr>
+          <w:highlight w:val="green"/>
+        </w:rPr>
+        <w:t>a  href</w:t>
+      </w:r>
+      <w:proofErr w:type="gramEnd"/>
+      <w:r>
+        <w:rPr>
+          <w:highlight w:val="green"/>
+        </w:rPr>
+        <w:t>="jvo</w:t>
+      </w:r>
+      <w:proofErr w:type="gramStart"/>
+      <w:r>
+        <w:rPr>
+          <w:highlight w:val="green"/>
+        </w:rPr>
+        <w:t>2506?</w:t>
+      </w:r>
+      <w:proofErr w:type="gramEnd"/>
+      <w:r>
+        <w:rPr>
+          <w:highlight w:val="green"/>
+        </w:rPr>
+        <w:t>lang=</w:t>
       </w:r>
       <w:proofErr w:type="spellStart"/>
       <w:r>
@@ -3933,21 +4826,7 @@
         <w:rPr>
           <w:highlight w:val="green"/>
         </w:rPr>
-        <w:t xml:space="preserve">=12&amp;i=1552"&gt;Petrus </w:t>
-      </w:r>
-      <w:proofErr w:type="spellStart"/>
-      <w:r>
-        <w:rPr>
-          <w:highlight w:val="green"/>
-        </w:rPr>
-        <w:t>Wuytack</w:t>
-      </w:r>
-      <w:proofErr w:type="spellEnd"/>
-      <w:r>
-        <w:rPr>
-          <w:highlight w:val="green"/>
-        </w:rPr>
-        <w:t>&lt;/a&gt;&lt;</w:t>
+        <w:t>=12&amp;i=1552"&gt;Petrus Wuytack&lt;/a&gt;&lt;</w:t>
       </w:r>
       <w:proofErr w:type="spellStart"/>
       <w:r>
@@ -3978,6 +4857,7 @@
         <w:t>&lt;</w:t>
       </w:r>
       <w:proofErr w:type="spellStart"/>
+      <w:proofErr w:type="gramStart"/>
       <w:r>
         <w:rPr>
           <w:highlight w:val="green"/>
@@ -3985,6 +4865,7 @@
         <w:t>span</w:t>
       </w:r>
       <w:proofErr w:type="spellEnd"/>
+      <w:proofErr w:type="gramEnd"/>
       <w:r>
         <w:rPr>
           <w:highlight w:val="green"/>
@@ -4018,7 +4899,35 @@
           <w:highlight w:val="green"/>
         </w:rPr>
         <w:lastRenderedPageBreak/>
-        <w:t>&lt;a  href="jvo2506?lang=</w:t>
+        <w:t>&lt;</w:t>
+      </w:r>
+      <w:proofErr w:type="gramStart"/>
+      <w:r>
+        <w:rPr>
+          <w:highlight w:val="green"/>
+        </w:rPr>
+        <w:t>a  href</w:t>
+      </w:r>
+      <w:proofErr w:type="gramEnd"/>
+      <w:r>
+        <w:rPr>
+          <w:highlight w:val="green"/>
+        </w:rPr>
+        <w:t>="jvo</w:t>
+      </w:r>
+      <w:proofErr w:type="gramStart"/>
+      <w:r>
+        <w:rPr>
+          <w:highlight w:val="green"/>
+        </w:rPr>
+        <w:t>2506?</w:t>
+      </w:r>
+      <w:proofErr w:type="gramEnd"/>
+      <w:r>
+        <w:rPr>
+          <w:highlight w:val="green"/>
+        </w:rPr>
+        <w:t>lang=</w:t>
       </w:r>
       <w:proofErr w:type="spellStart"/>
       <w:r>
@@ -4032,21 +4941,7 @@
         <w:rPr>
           <w:highlight w:val="green"/>
         </w:rPr>
-        <w:t xml:space="preserve">=12&amp;i=1553"&gt;Joannes Van </w:t>
-      </w:r>
-      <w:proofErr w:type="spellStart"/>
-      <w:r>
-        <w:rPr>
-          <w:highlight w:val="green"/>
-        </w:rPr>
-        <w:t>Waelevelde</w:t>
-      </w:r>
-      <w:proofErr w:type="spellEnd"/>
-      <w:r>
-        <w:rPr>
-          <w:highlight w:val="green"/>
-        </w:rPr>
-        <w:t>&lt;/a&gt;&lt;</w:t>
+        <w:t>=12&amp;i=1553"&gt;Joannes Van Waelevelde&lt;/a&gt;&lt;</w:t>
       </w:r>
       <w:proofErr w:type="spellStart"/>
       <w:r>
@@ -4107,15 +5002,31 @@
         <w:pStyle w:val="Listing"/>
       </w:pPr>
       <w:r>
-        <w:t>&lt;tr&gt;</w:t>
-      </w:r>
-    </w:p>
-    <w:p>
-      <w:pPr>
-        <w:pStyle w:val="Listing"/>
-      </w:pPr>
-      <w:r>
-        <w:t xml:space="preserve">&lt;td </w:t>
+        <w:t>&lt;</w:t>
+      </w:r>
+      <w:proofErr w:type="gramStart"/>
+      <w:r>
+        <w:t>tr</w:t>
+      </w:r>
+      <w:proofErr w:type="gramEnd"/>
+      <w:r>
+        <w:t>&gt;</w:t>
+      </w:r>
+    </w:p>
+    <w:p>
+      <w:pPr>
+        <w:pStyle w:val="Listing"/>
+      </w:pPr>
+      <w:r>
+        <w:t>&lt;</w:t>
+      </w:r>
+      <w:proofErr w:type="gramStart"/>
+      <w:r>
+        <w:t>td</w:t>
+      </w:r>
+      <w:proofErr w:type="gramEnd"/>
+      <w:r>
+        <w:t xml:space="preserve"> </w:t>
       </w:r>
       <w:proofErr w:type="spellStart"/>
       <w:r>
@@ -4126,20 +5037,30 @@
         <w:t>="top" style="white-</w:t>
       </w:r>
       <w:proofErr w:type="spellStart"/>
+      <w:proofErr w:type="gramStart"/>
       <w:r>
         <w:t>space</w:t>
       </w:r>
       <w:proofErr w:type="spellEnd"/>
       <w:r>
-        <w:t xml:space="preserve">: </w:t>
-      </w:r>
-      <w:proofErr w:type="spellStart"/>
+        <w:t>:</w:t>
+      </w:r>
+      <w:proofErr w:type="gramEnd"/>
+      <w:r>
+        <w:t xml:space="preserve"> </w:t>
+      </w:r>
+      <w:proofErr w:type="spellStart"/>
+      <w:proofErr w:type="gramStart"/>
       <w:r>
         <w:t>nowrap</w:t>
       </w:r>
       <w:proofErr w:type="spellEnd"/>
       <w:r>
-        <w:t xml:space="preserve">;" </w:t>
+        <w:t>;</w:t>
+      </w:r>
+      <w:proofErr w:type="gramEnd"/>
+      <w:r>
+        <w:t xml:space="preserve">" </w:t>
       </w:r>
       <w:proofErr w:type="spellStart"/>
       <w:r>
@@ -4158,10 +5079,12 @@
         <w:t>&lt;</w:t>
       </w:r>
       <w:proofErr w:type="spellStart"/>
+      <w:proofErr w:type="gramStart"/>
       <w:r>
         <w:t>span</w:t>
       </w:r>
       <w:proofErr w:type="spellEnd"/>
+      <w:proofErr w:type="gramEnd"/>
       <w:r>
         <w:t xml:space="preserve"> class="</w:t>
       </w:r>
@@ -4195,7 +5118,15 @@
         <w:pStyle w:val="Listing"/>
       </w:pPr>
       <w:r>
-        <w:t xml:space="preserve">&lt;td </w:t>
+        <w:t>&lt;</w:t>
+      </w:r>
+      <w:proofErr w:type="gramStart"/>
+      <w:r>
+        <w:t>td</w:t>
+      </w:r>
+      <w:proofErr w:type="gramEnd"/>
+      <w:r>
+        <w:t xml:space="preserve"> </w:t>
       </w:r>
       <w:proofErr w:type="spellStart"/>
       <w:r>
@@ -4214,10 +5145,12 @@
         <w:t>&lt;</w:t>
       </w:r>
       <w:proofErr w:type="spellStart"/>
+      <w:proofErr w:type="gramStart"/>
       <w:r>
         <w:t>span</w:t>
       </w:r>
       <w:proofErr w:type="spellEnd"/>
+      <w:proofErr w:type="gramEnd"/>
       <w:r>
         <w:t xml:space="preserve"> class="</w:t>
       </w:r>
@@ -4246,12 +5179,30 @@
         <w:t>" style="</w:t>
       </w:r>
       <w:proofErr w:type="spellStart"/>
+      <w:proofErr w:type="gramStart"/>
       <w:r>
         <w:t>float:none</w:t>
       </w:r>
       <w:proofErr w:type="spellEnd"/>
-      <w:r>
-        <w:t>; padding-top:5px;"&gt;24 septembre 1748 :&lt;/</w:t>
+      <w:proofErr w:type="gramEnd"/>
+      <w:r>
+        <w:t>; padding-</w:t>
+      </w:r>
+      <w:proofErr w:type="gramStart"/>
+      <w:r>
+        <w:t>top:</w:t>
+      </w:r>
+      <w:proofErr w:type="gramEnd"/>
+      <w:r>
+        <w:t>5</w:t>
+      </w:r>
+      <w:proofErr w:type="gramStart"/>
+      <w:r>
+        <w:t>px;</w:t>
+      </w:r>
+      <w:proofErr w:type="gramEnd"/>
+      <w:r>
+        <w:t>"&gt;24 septembre 1748 :&lt;/</w:t>
       </w:r>
       <w:proofErr w:type="spellStart"/>
       <w:r>
@@ -4270,10 +5221,12 @@
         <w:t>&lt;</w:t>
       </w:r>
       <w:proofErr w:type="spellStart"/>
+      <w:proofErr w:type="gramStart"/>
       <w:r>
         <w:t>span</w:t>
       </w:r>
       <w:proofErr w:type="spellEnd"/>
+      <w:proofErr w:type="gramEnd"/>
       <w:r>
         <w:t xml:space="preserve"> class="</w:t>
       </w:r>
@@ -4294,35 +5247,7 @@
         <w:rPr>
           <w:highlight w:val="yellow"/>
         </w:rPr>
-        <w:t xml:space="preserve">Mariage (avec Maria </w:t>
-      </w:r>
-      <w:proofErr w:type="spellStart"/>
-      <w:r>
-        <w:rPr>
-          <w:highlight w:val="yellow"/>
-        </w:rPr>
-        <w:t>Jacoba</w:t>
-      </w:r>
-      <w:proofErr w:type="spellEnd"/>
-      <w:r>
-        <w:rPr>
-          <w:highlight w:val="yellow"/>
-        </w:rPr>
-        <w:t xml:space="preserve"> </w:t>
-      </w:r>
-      <w:proofErr w:type="spellStart"/>
-      <w:r>
-        <w:rPr>
-          <w:highlight w:val="yellow"/>
-        </w:rPr>
-        <w:t>Erseke</w:t>
-      </w:r>
-      <w:proofErr w:type="spellEnd"/>
-      <w:r>
-        <w:rPr>
-          <w:highlight w:val="yellow"/>
-        </w:rPr>
-        <w:t>) - Moerbeke-Waas &lt;/</w:t>
+        <w:t>Mariage (avec Maria Jacoba Erseke) - Moerbeke-Waas &lt;/</w:t>
       </w:r>
       <w:proofErr w:type="spellStart"/>
       <w:r>
@@ -4347,10 +5272,12 @@
         <w:t>&lt;</w:t>
       </w:r>
       <w:proofErr w:type="spellStart"/>
+      <w:proofErr w:type="gramStart"/>
       <w:r>
         <w:t>br</w:t>
       </w:r>
       <w:proofErr w:type="spellEnd"/>
+      <w:proofErr w:type="gramEnd"/>
       <w:r>
         <w:t>&gt;</w:t>
       </w:r>
@@ -4360,7 +5287,15 @@
         <w:pStyle w:val="Listing"/>
       </w:pPr>
       <w:r>
-        <w:t>&lt;p class="</w:t>
+        <w:t>&lt;</w:t>
+      </w:r>
+      <w:proofErr w:type="gramStart"/>
+      <w:r>
+        <w:t>p</w:t>
+      </w:r>
+      <w:proofErr w:type="gramEnd"/>
+      <w:r>
+        <w:t xml:space="preserve"> class="</w:t>
       </w:r>
       <w:proofErr w:type="spellStart"/>
       <w:r>
@@ -4368,7 +5303,15 @@
       </w:r>
       <w:proofErr w:type="spellEnd"/>
       <w:r>
-        <w:t>" style="margin:0;"&gt;</w:t>
+        <w:t>" style="</w:t>
+      </w:r>
+      <w:proofErr w:type="gramStart"/>
+      <w:r>
+        <w:t>margin:0;</w:t>
+      </w:r>
+      <w:proofErr w:type="gramEnd"/>
+      <w:r>
+        <w:t>"&gt;</w:t>
       </w:r>
     </w:p>
     <w:p>
@@ -4379,10 +5322,12 @@
         <w:t>&lt;</w:t>
       </w:r>
       <w:proofErr w:type="spellStart"/>
+      <w:proofErr w:type="gramStart"/>
       <w:r>
         <w:t>span</w:t>
       </w:r>
       <w:proofErr w:type="spellEnd"/>
+      <w:proofErr w:type="gramEnd"/>
       <w:r>
         <w:t xml:space="preserve"> class="titre"&gt;Témoin :&lt;/</w:t>
       </w:r>
@@ -4400,7 +5345,23 @@
         <w:pStyle w:val="Listing"/>
       </w:pPr>
       <w:r>
-        <w:t>&lt;a  href="jvo2506?lang=</w:t>
+        <w:t>&lt;</w:t>
+      </w:r>
+      <w:proofErr w:type="gramStart"/>
+      <w:r>
+        <w:t>a  href</w:t>
+      </w:r>
+      <w:proofErr w:type="gramEnd"/>
+      <w:r>
+        <w:t>="jvo</w:t>
+      </w:r>
+      <w:proofErr w:type="gramStart"/>
+      <w:r>
+        <w:t>2506?</w:t>
+      </w:r>
+      <w:proofErr w:type="gramEnd"/>
+      <w:r>
+        <w:t>lang=</w:t>
       </w:r>
       <w:proofErr w:type="spellStart"/>
       <w:r>
@@ -4424,17 +5385,14 @@
       </w:r>
       <w:proofErr w:type="spellEnd"/>
       <w:r>
-        <w:t xml:space="preserve">"&gt;Jacobus </w:t>
-      </w:r>
-      <w:proofErr w:type="spellStart"/>
-      <w:r>
-        <w:t>Fasseel</w:t>
-      </w:r>
-      <w:proofErr w:type="spellEnd"/>
-      <w:r>
-        <w:t>&lt;/a&gt;,  &lt;</w:t>
-      </w:r>
-      <w:proofErr w:type="spellStart"/>
+        <w:t>"&gt;Jacobus Fasseel&lt;/a</w:t>
+      </w:r>
+      <w:proofErr w:type="gramStart"/>
+      <w:r>
+        <w:t>&gt;,  &lt;</w:t>
+      </w:r>
+      <w:proofErr w:type="spellStart"/>
+      <w:proofErr w:type="gramEnd"/>
       <w:r>
         <w:t>bdo</w:t>
       </w:r>
@@ -4456,7 +5414,15 @@
       </w:r>
       <w:proofErr w:type="spellEnd"/>
       <w:r>
-        <w:t>"&gt;ca 1671-1749&lt;/</w:t>
+        <w:t>"&gt;</w:t>
+      </w:r>
+      <w:proofErr w:type="gramStart"/>
+      <w:r>
+        <w:t>ca</w:t>
+      </w:r>
+      <w:proofErr w:type="gramEnd"/>
+      <w:r>
+        <w:t xml:space="preserve"> 1671-1749&lt;/</w:t>
       </w:r>
       <w:proofErr w:type="spellStart"/>
       <w:r>
@@ -4480,23 +5446,386 @@
       </w:r>
       <w:proofErr w:type="spellEnd"/>
       <w:r>
+        <w:t xml:space="preserve">"&gt;Voogd van de </w:t>
+      </w:r>
+      <w:proofErr w:type="spellStart"/>
+      <w:r>
+        <w:t>bruid</w:t>
+      </w:r>
+      <w:proofErr w:type="spellEnd"/>
+      <w:r>
+        <w:t>&lt;/</w:t>
+      </w:r>
+      <w:proofErr w:type="spellStart"/>
+      <w:r>
+        <w:t>span</w:t>
+      </w:r>
+      <w:proofErr w:type="spellEnd"/>
+      <w:r>
+        <w:t>&gt;</w:t>
+      </w:r>
+    </w:p>
+    <w:p>
+      <w:pPr>
+        <w:pStyle w:val="Listing"/>
+      </w:pPr>
+      <w:r>
+        <w:t>&lt;</w:t>
+      </w:r>
+      <w:proofErr w:type="spellStart"/>
+      <w:proofErr w:type="gramStart"/>
+      <w:r>
+        <w:t>br</w:t>
+      </w:r>
+      <w:proofErr w:type="spellEnd"/>
+      <w:proofErr w:type="gramEnd"/>
+      <w:r>
+        <w:t>&gt;</w:t>
+      </w:r>
+    </w:p>
+    <w:p>
+      <w:pPr>
+        <w:pStyle w:val="Listing"/>
+      </w:pPr>
+      <w:r>
+        <w:t>&lt;</w:t>
+      </w:r>
+      <w:proofErr w:type="spellStart"/>
+      <w:proofErr w:type="gramStart"/>
+      <w:r>
+        <w:t>span</w:t>
+      </w:r>
+      <w:proofErr w:type="spellEnd"/>
+      <w:proofErr w:type="gramEnd"/>
+      <w:r>
+        <w:t xml:space="preserve"> class="titre"&gt;Témoin :&lt;/</w:t>
+      </w:r>
+      <w:proofErr w:type="spellStart"/>
+      <w:r>
+        <w:t>span</w:t>
+      </w:r>
+      <w:proofErr w:type="spellEnd"/>
+      <w:r>
+        <w:t>&gt;</w:t>
+      </w:r>
+    </w:p>
+    <w:p>
+      <w:pPr>
+        <w:pStyle w:val="Listing"/>
+      </w:pPr>
+      <w:r>
+        <w:t>&lt;</w:t>
+      </w:r>
+      <w:proofErr w:type="gramStart"/>
+      <w:r>
+        <w:t>a  href</w:t>
+      </w:r>
+      <w:proofErr w:type="gramEnd"/>
+      <w:r>
+        <w:t>="jvo</w:t>
+      </w:r>
+      <w:proofErr w:type="gramStart"/>
+      <w:r>
+        <w:t>2506?</w:t>
+      </w:r>
+      <w:proofErr w:type="gramEnd"/>
+      <w:r>
+        <w:t>lang=</w:t>
+      </w:r>
+      <w:proofErr w:type="spellStart"/>
+      <w:r>
+        <w:t>fr&amp;iz</w:t>
+      </w:r>
+      <w:proofErr w:type="spellEnd"/>
+      <w:r>
+        <w:t>=12&amp;i=1553"&gt;Joannes Van Waelevelde&lt;/a&gt;&lt;</w:t>
+      </w:r>
+      <w:proofErr w:type="spellStart"/>
+      <w:r>
+        <w:t>br</w:t>
+      </w:r>
+      <w:proofErr w:type="spellEnd"/>
+      <w:r>
+        <w:t>&gt;</w:t>
+      </w:r>
+    </w:p>
+    <w:p>
+      <w:pPr>
+        <w:pStyle w:val="Listing"/>
+      </w:pPr>
+      <w:r>
+        <w:t>&lt;/p&gt;</w:t>
+      </w:r>
+    </w:p>
+    <w:p>
+      <w:pPr>
+        <w:pStyle w:val="Listing"/>
+      </w:pPr>
+      <w:r>
+        <w:t>&lt;/td&gt;</w:t>
+      </w:r>
+    </w:p>
+    <w:p>
+      <w:pPr>
+        <w:pStyle w:val="Listing"/>
+      </w:pPr>
+      <w:r>
+        <w:t>&lt;/tr&gt;</w:t>
+      </w:r>
+    </w:p>
+    <w:p>
+      <w:pPr>
+        <w:pStyle w:val="Listing"/>
+      </w:pPr>
+      <w:r>
+        <w:t>&lt;</w:t>
+      </w:r>
+      <w:proofErr w:type="gramStart"/>
+      <w:r>
+        <w:t>tr</w:t>
+      </w:r>
+      <w:proofErr w:type="gramEnd"/>
+      <w:r>
+        <w:t>&gt;</w:t>
+      </w:r>
+    </w:p>
+    <w:p>
+      <w:pPr>
+        <w:pStyle w:val="Listing"/>
+      </w:pPr>
+      <w:r>
+        <w:t>&lt;</w:t>
+      </w:r>
+      <w:proofErr w:type="gramStart"/>
+      <w:r>
+        <w:t>td</w:t>
+      </w:r>
+      <w:proofErr w:type="gramEnd"/>
+      <w:r>
+        <w:t xml:space="preserve"> </w:t>
+      </w:r>
+      <w:proofErr w:type="spellStart"/>
+      <w:r>
+        <w:t>valign</w:t>
+      </w:r>
+      <w:proofErr w:type="spellEnd"/>
+      <w:r>
+        <w:t>="top" style="white-</w:t>
+      </w:r>
+      <w:proofErr w:type="spellStart"/>
+      <w:proofErr w:type="gramStart"/>
+      <w:r>
+        <w:t>space</w:t>
+      </w:r>
+      <w:proofErr w:type="spellEnd"/>
+      <w:r>
+        <w:t>:</w:t>
+      </w:r>
+      <w:proofErr w:type="gramEnd"/>
+      <w:r>
+        <w:t xml:space="preserve"> </w:t>
+      </w:r>
+      <w:proofErr w:type="spellStart"/>
+      <w:proofErr w:type="gramStart"/>
+      <w:r>
+        <w:t>nowrap</w:t>
+      </w:r>
+      <w:proofErr w:type="spellEnd"/>
+      <w:r>
+        <w:t>;</w:t>
+      </w:r>
+      <w:proofErr w:type="gramEnd"/>
+      <w:r>
+        <w:t xml:space="preserve">" </w:t>
+      </w:r>
+      <w:proofErr w:type="spellStart"/>
+      <w:r>
+        <w:t>width</w:t>
+      </w:r>
+      <w:proofErr w:type="spellEnd"/>
+      <w:r>
+        <w:t>="1"&gt;</w:t>
+      </w:r>
+    </w:p>
+    <w:p>
+      <w:pPr>
+        <w:pStyle w:val="Listing"/>
+      </w:pPr>
+      <w:r>
+        <w:t>&lt;</w:t>
+      </w:r>
+      <w:proofErr w:type="spellStart"/>
+      <w:proofErr w:type="gramStart"/>
+      <w:r>
+        <w:t>span</w:t>
+      </w:r>
+      <w:proofErr w:type="spellEnd"/>
+      <w:proofErr w:type="gramEnd"/>
+      <w:r>
+        <w:t xml:space="preserve"> class="</w:t>
+      </w:r>
+      <w:proofErr w:type="spellStart"/>
+      <w:r>
+        <w:t>ddate</w:t>
+      </w:r>
+      <w:proofErr w:type="spellEnd"/>
+      <w:r>
+        <w:t xml:space="preserve"> show-for-medium-up"&gt;25 avril 1781 :&lt;/</w:t>
+      </w:r>
+      <w:proofErr w:type="spellStart"/>
+      <w:r>
+        <w:t>span</w:t>
+      </w:r>
+      <w:proofErr w:type="spellEnd"/>
+      <w:r>
+        <w:t>&gt;</w:t>
+      </w:r>
+    </w:p>
+    <w:p>
+      <w:pPr>
+        <w:pStyle w:val="Listing"/>
+      </w:pPr>
+      <w:r>
+        <w:t>&lt;/td&gt;</w:t>
+      </w:r>
+    </w:p>
+    <w:p>
+      <w:pPr>
+        <w:pStyle w:val="Listing"/>
+      </w:pPr>
+      <w:r>
+        <w:t>&lt;</w:t>
+      </w:r>
+      <w:proofErr w:type="gramStart"/>
+      <w:r>
+        <w:t>td</w:t>
+      </w:r>
+      <w:proofErr w:type="gramEnd"/>
+      <w:r>
+        <w:t xml:space="preserve"> </w:t>
+      </w:r>
+      <w:proofErr w:type="spellStart"/>
+      <w:r>
+        <w:t>valign</w:t>
+      </w:r>
+      <w:proofErr w:type="spellEnd"/>
+      <w:r>
+        <w:t>="top"&gt;</w:t>
+      </w:r>
+    </w:p>
+    <w:p>
+      <w:pPr>
+        <w:pStyle w:val="Listing"/>
+      </w:pPr>
+      <w:r>
+        <w:t>&lt;</w:t>
+      </w:r>
+      <w:proofErr w:type="spellStart"/>
+      <w:proofErr w:type="gramStart"/>
+      <w:r>
+        <w:t>span</w:t>
+      </w:r>
+      <w:proofErr w:type="spellEnd"/>
+      <w:proofErr w:type="gramEnd"/>
+      <w:r>
+        <w:t xml:space="preserve"> class="</w:t>
+      </w:r>
+      <w:proofErr w:type="spellStart"/>
+      <w:r>
+        <w:t>ddate</w:t>
+      </w:r>
+      <w:proofErr w:type="spellEnd"/>
+      <w:r>
+        <w:t xml:space="preserve"> small-12 show-for-</w:t>
+      </w:r>
+      <w:proofErr w:type="spellStart"/>
+      <w:r>
+        <w:t>small</w:t>
+      </w:r>
+      <w:proofErr w:type="spellEnd"/>
+      <w:r>
+        <w:t>-</w:t>
+      </w:r>
+      <w:proofErr w:type="spellStart"/>
+      <w:r>
+        <w:t>only</w:t>
+      </w:r>
+      <w:proofErr w:type="spellEnd"/>
+      <w:r>
+        <w:t>" style="</w:t>
+      </w:r>
+      <w:proofErr w:type="spellStart"/>
+      <w:proofErr w:type="gramStart"/>
+      <w:r>
+        <w:t>float:none</w:t>
+      </w:r>
+      <w:proofErr w:type="spellEnd"/>
+      <w:proofErr w:type="gramEnd"/>
+      <w:r>
+        <w:t>; padding-</w:t>
+      </w:r>
+      <w:proofErr w:type="gramStart"/>
+      <w:r>
+        <w:t>top:</w:t>
+      </w:r>
+      <w:proofErr w:type="gramEnd"/>
+      <w:r>
+        <w:t>5</w:t>
+      </w:r>
+      <w:proofErr w:type="gramStart"/>
+      <w:r>
+        <w:t>px;</w:t>
+      </w:r>
+      <w:proofErr w:type="gramEnd"/>
+      <w:r>
+        <w:t>"&gt;25 avril 1781 :&lt;/</w:t>
+      </w:r>
+      <w:proofErr w:type="spellStart"/>
+      <w:r>
+        <w:t>span</w:t>
+      </w:r>
+      <w:proofErr w:type="spellEnd"/>
+      <w:r>
+        <w:t>&gt;</w:t>
+      </w:r>
+    </w:p>
+    <w:p>
+      <w:pPr>
+        <w:pStyle w:val="Listing"/>
+      </w:pPr>
+      <w:r>
+        <w:t>&lt;</w:t>
+      </w:r>
+      <w:proofErr w:type="spellStart"/>
+      <w:proofErr w:type="gramStart"/>
+      <w:r>
+        <w:t>span</w:t>
+      </w:r>
+      <w:proofErr w:type="spellEnd"/>
+      <w:proofErr w:type="gramEnd"/>
+      <w:r>
+        <w:t xml:space="preserve"> class="</w:t>
+      </w:r>
+      <w:proofErr w:type="spellStart"/>
+      <w:r>
+        <w:t>nnom</w:t>
+      </w:r>
+      <w:proofErr w:type="spellEnd"/>
+      <w:r>
         <w:t>"&gt;</w:t>
       </w:r>
-      <w:proofErr w:type="spellStart"/>
-      <w:r>
-        <w:t>Voogd</w:t>
-      </w:r>
-      <w:proofErr w:type="spellEnd"/>
-      <w:r>
-        <w:t xml:space="preserve"> van de </w:t>
-      </w:r>
-      <w:proofErr w:type="spellStart"/>
-      <w:r>
-        <w:t>bruid</w:t>
-      </w:r>
-      <w:proofErr w:type="spellEnd"/>
-      <w:r>
-        <w:t>&lt;/</w:t>
+    </w:p>
+    <w:p>
+      <w:pPr>
+        <w:pStyle w:val="Listing"/>
+      </w:pPr>
+      <w:proofErr w:type="gramStart"/>
+      <w:r>
+        <w:t>Décès  -</w:t>
+      </w:r>
+      <w:proofErr w:type="gramEnd"/>
+      <w:r>
+        <w:t xml:space="preserve"> Moerbeke-Waas &lt;/</w:t>
       </w:r>
       <w:proofErr w:type="spellStart"/>
       <w:r>
@@ -4515,306 +5844,12 @@
         <w:t>&lt;</w:t>
       </w:r>
       <w:proofErr w:type="spellStart"/>
+      <w:proofErr w:type="gramStart"/>
       <w:r>
         <w:t>br</w:t>
       </w:r>
       <w:proofErr w:type="spellEnd"/>
-      <w:r>
-        <w:t>&gt;</w:t>
-      </w:r>
-    </w:p>
-    <w:p>
-      <w:pPr>
-        <w:pStyle w:val="Listing"/>
-      </w:pPr>
-      <w:r>
-        <w:t>&lt;</w:t>
-      </w:r>
-      <w:proofErr w:type="spellStart"/>
-      <w:r>
-        <w:t>span</w:t>
-      </w:r>
-      <w:proofErr w:type="spellEnd"/>
-      <w:r>
-        <w:t xml:space="preserve"> class="titre"&gt;Témoin :&lt;/</w:t>
-      </w:r>
-      <w:proofErr w:type="spellStart"/>
-      <w:r>
-        <w:t>span</w:t>
-      </w:r>
-      <w:proofErr w:type="spellEnd"/>
-      <w:r>
-        <w:t>&gt;</w:t>
-      </w:r>
-    </w:p>
-    <w:p>
-      <w:pPr>
-        <w:pStyle w:val="Listing"/>
-      </w:pPr>
-      <w:r>
-        <w:t>&lt;a  href="jvo2506?lang=</w:t>
-      </w:r>
-      <w:proofErr w:type="spellStart"/>
-      <w:r>
-        <w:t>fr&amp;iz</w:t>
-      </w:r>
-      <w:proofErr w:type="spellEnd"/>
-      <w:r>
-        <w:t xml:space="preserve">=12&amp;i=1553"&gt;Joannes Van </w:t>
-      </w:r>
-      <w:proofErr w:type="spellStart"/>
-      <w:r>
-        <w:t>Waelevelde</w:t>
-      </w:r>
-      <w:proofErr w:type="spellEnd"/>
-      <w:r>
-        <w:t>&lt;/a&gt;&lt;</w:t>
-      </w:r>
-      <w:proofErr w:type="spellStart"/>
-      <w:r>
-        <w:t>br</w:t>
-      </w:r>
-      <w:proofErr w:type="spellEnd"/>
-      <w:r>
-        <w:t>&gt;</w:t>
-      </w:r>
-    </w:p>
-    <w:p>
-      <w:pPr>
-        <w:pStyle w:val="Listing"/>
-      </w:pPr>
-      <w:r>
-        <w:t>&lt;/p&gt;</w:t>
-      </w:r>
-    </w:p>
-    <w:p>
-      <w:pPr>
-        <w:pStyle w:val="Listing"/>
-      </w:pPr>
-      <w:r>
-        <w:t>&lt;/td&gt;</w:t>
-      </w:r>
-    </w:p>
-    <w:p>
-      <w:pPr>
-        <w:pStyle w:val="Listing"/>
-      </w:pPr>
-      <w:r>
-        <w:t>&lt;/tr&gt;</w:t>
-      </w:r>
-    </w:p>
-    <w:p>
-      <w:pPr>
-        <w:pStyle w:val="Listing"/>
-      </w:pPr>
-      <w:r>
-        <w:t>&lt;tr&gt;</w:t>
-      </w:r>
-    </w:p>
-    <w:p>
-      <w:pPr>
-        <w:pStyle w:val="Listing"/>
-      </w:pPr>
-      <w:r>
-        <w:t xml:space="preserve">&lt;td </w:t>
-      </w:r>
-      <w:proofErr w:type="spellStart"/>
-      <w:r>
-        <w:t>valign</w:t>
-      </w:r>
-      <w:proofErr w:type="spellEnd"/>
-      <w:r>
-        <w:t>="top" style="white-</w:t>
-      </w:r>
-      <w:proofErr w:type="spellStart"/>
-      <w:r>
-        <w:t>space</w:t>
-      </w:r>
-      <w:proofErr w:type="spellEnd"/>
-      <w:r>
-        <w:t xml:space="preserve">: </w:t>
-      </w:r>
-      <w:proofErr w:type="spellStart"/>
-      <w:r>
-        <w:t>nowrap</w:t>
-      </w:r>
-      <w:proofErr w:type="spellEnd"/>
-      <w:r>
-        <w:t xml:space="preserve">;" </w:t>
-      </w:r>
-      <w:proofErr w:type="spellStart"/>
-      <w:r>
-        <w:t>width</w:t>
-      </w:r>
-      <w:proofErr w:type="spellEnd"/>
-      <w:r>
-        <w:t>="1"&gt;</w:t>
-      </w:r>
-    </w:p>
-    <w:p>
-      <w:pPr>
-        <w:pStyle w:val="Listing"/>
-      </w:pPr>
-      <w:r>
-        <w:t>&lt;</w:t>
-      </w:r>
-      <w:proofErr w:type="spellStart"/>
-      <w:r>
-        <w:t>span</w:t>
-      </w:r>
-      <w:proofErr w:type="spellEnd"/>
-      <w:r>
-        <w:t xml:space="preserve"> class="</w:t>
-      </w:r>
-      <w:proofErr w:type="spellStart"/>
-      <w:r>
-        <w:t>ddate</w:t>
-      </w:r>
-      <w:proofErr w:type="spellEnd"/>
-      <w:r>
-        <w:t xml:space="preserve"> show-for-medium-up"&gt;25 avril 1781 :&lt;/</w:t>
-      </w:r>
-      <w:proofErr w:type="spellStart"/>
-      <w:r>
-        <w:t>span</w:t>
-      </w:r>
-      <w:proofErr w:type="spellEnd"/>
-      <w:r>
-        <w:t>&gt;</w:t>
-      </w:r>
-    </w:p>
-    <w:p>
-      <w:pPr>
-        <w:pStyle w:val="Listing"/>
-      </w:pPr>
-      <w:r>
-        <w:t>&lt;/td&gt;</w:t>
-      </w:r>
-    </w:p>
-    <w:p>
-      <w:pPr>
-        <w:pStyle w:val="Listing"/>
-      </w:pPr>
-      <w:r>
-        <w:t xml:space="preserve">&lt;td </w:t>
-      </w:r>
-      <w:proofErr w:type="spellStart"/>
-      <w:r>
-        <w:t>valign</w:t>
-      </w:r>
-      <w:proofErr w:type="spellEnd"/>
-      <w:r>
-        <w:t>="top"&gt;</w:t>
-      </w:r>
-    </w:p>
-    <w:p>
-      <w:pPr>
-        <w:pStyle w:val="Listing"/>
-      </w:pPr>
-      <w:r>
-        <w:t>&lt;</w:t>
-      </w:r>
-      <w:proofErr w:type="spellStart"/>
-      <w:r>
-        <w:t>span</w:t>
-      </w:r>
-      <w:proofErr w:type="spellEnd"/>
-      <w:r>
-        <w:t xml:space="preserve"> class="</w:t>
-      </w:r>
-      <w:proofErr w:type="spellStart"/>
-      <w:r>
-        <w:t>ddate</w:t>
-      </w:r>
-      <w:proofErr w:type="spellEnd"/>
-      <w:r>
-        <w:t xml:space="preserve"> small-12 show-for-</w:t>
-      </w:r>
-      <w:proofErr w:type="spellStart"/>
-      <w:r>
-        <w:t>small</w:t>
-      </w:r>
-      <w:proofErr w:type="spellEnd"/>
-      <w:r>
-        <w:t>-</w:t>
-      </w:r>
-      <w:proofErr w:type="spellStart"/>
-      <w:r>
-        <w:t>only</w:t>
-      </w:r>
-      <w:proofErr w:type="spellEnd"/>
-      <w:r>
-        <w:t>" style="</w:t>
-      </w:r>
-      <w:proofErr w:type="spellStart"/>
-      <w:r>
-        <w:t>float:none</w:t>
-      </w:r>
-      <w:proofErr w:type="spellEnd"/>
-      <w:r>
-        <w:t>; padding-top:5px;"&gt;25 avril 1781 :&lt;/</w:t>
-      </w:r>
-      <w:proofErr w:type="spellStart"/>
-      <w:r>
-        <w:t>span</w:t>
-      </w:r>
-      <w:proofErr w:type="spellEnd"/>
-      <w:r>
-        <w:t>&gt;</w:t>
-      </w:r>
-    </w:p>
-    <w:p>
-      <w:pPr>
-        <w:pStyle w:val="Listing"/>
-      </w:pPr>
-      <w:r>
-        <w:t>&lt;</w:t>
-      </w:r>
-      <w:proofErr w:type="spellStart"/>
-      <w:r>
-        <w:t>span</w:t>
-      </w:r>
-      <w:proofErr w:type="spellEnd"/>
-      <w:r>
-        <w:t xml:space="preserve"> class="</w:t>
-      </w:r>
-      <w:proofErr w:type="spellStart"/>
-      <w:r>
-        <w:t>nnom</w:t>
-      </w:r>
-      <w:proofErr w:type="spellEnd"/>
-      <w:r>
-        <w:t>"&gt;</w:t>
-      </w:r>
-    </w:p>
-    <w:p>
-      <w:pPr>
-        <w:pStyle w:val="Listing"/>
-      </w:pPr>
-      <w:r>
-        <w:t>Décès  - Moerbeke-Waas &lt;/</w:t>
-      </w:r>
-      <w:proofErr w:type="spellStart"/>
-      <w:r>
-        <w:t>span</w:t>
-      </w:r>
-      <w:proofErr w:type="spellEnd"/>
-      <w:r>
-        <w:t>&gt;</w:t>
-      </w:r>
-    </w:p>
-    <w:p>
-      <w:pPr>
-        <w:pStyle w:val="Listing"/>
-      </w:pPr>
-      <w:r>
-        <w:t>&lt;</w:t>
-      </w:r>
-      <w:proofErr w:type="spellStart"/>
-      <w:r>
-        <w:t>br</w:t>
-      </w:r>
-      <w:proofErr w:type="spellEnd"/>
+      <w:proofErr w:type="gramEnd"/>
       <w:r>
         <w:t>&gt;</w:t>
       </w:r>
@@ -4872,8 +5907,13 @@
     </w:p>
     <w:p/>
     <w:p>
-      <w:r>
-        <w:t>des warnings de la forme :</w:t>
+      <w:proofErr w:type="gramStart"/>
+      <w:r>
+        <w:t>des</w:t>
+      </w:r>
+      <w:proofErr w:type="gramEnd"/>
+      <w:r>
+        <w:t xml:space="preserve"> warnings de la forme :</w:t>
       </w:r>
     </w:p>
     <w:p>
@@ -4925,8 +5965,13 @@
       </w:r>
     </w:p>
     <w:p>
-      <w:r>
-        <w:t xml:space="preserve">lié à l’absence de balises FAMS et FAMC dans mes fichiers </w:t>
+      <w:proofErr w:type="gramStart"/>
+      <w:r>
+        <w:t>lié</w:t>
+      </w:r>
+      <w:proofErr w:type="gramEnd"/>
+      <w:r>
+        <w:t xml:space="preserve"> à l’absence de balises FAMS et FAMC dans mes fichiers </w:t>
       </w:r>
       <w:proofErr w:type="spellStart"/>
       <w:r>
@@ -4953,8 +5998,13 @@
           <w:numId w:val="8"/>
         </w:numPr>
       </w:pPr>
-      <w:r>
-        <w:t>je corrige</w:t>
+      <w:proofErr w:type="gramStart"/>
+      <w:r>
+        <w:t>je</w:t>
+      </w:r>
+      <w:proofErr w:type="gramEnd"/>
+      <w:r>
+        <w:t xml:space="preserve"> corrige</w:t>
       </w:r>
     </w:p>
     <w:p/>
@@ -4969,8 +6019,13 @@
       </w:r>
     </w:p>
     <w:p>
-      <w:r>
-        <w:t xml:space="preserve">des warnings </w:t>
+      <w:proofErr w:type="gramStart"/>
+      <w:r>
+        <w:t>des</w:t>
+      </w:r>
+      <w:proofErr w:type="gramEnd"/>
+      <w:r>
+        <w:t xml:space="preserve"> warnings </w:t>
       </w:r>
     </w:p>
     <w:p>
@@ -5045,6 +6100,7 @@
         <w:t xml:space="preserve"> </w:t>
       </w:r>
       <w:proofErr w:type="spellStart"/>
+      <w:proofErr w:type="gramStart"/>
       <w:r>
         <w:t>huwelijksakte</w:t>
       </w:r>
@@ -5052,6 +6108,7 @@
       <w:r>
         <w:t>:</w:t>
       </w:r>
+      <w:proofErr w:type="gramEnd"/>
     </w:p>
     <w:p>
       <w:pPr>
@@ -5060,14 +6117,11 @@
       <w:r>
         <w:t xml:space="preserve">- Petrus </w:t>
       </w:r>
-      <w:proofErr w:type="spellStart"/>
-      <w:r>
-        <w:t>Pooters</w:t>
-      </w:r>
-      <w:proofErr w:type="spellEnd"/>
-      <w:r>
-        <w:t>?</w:t>
-      </w:r>
+      <w:proofErr w:type="gramStart"/>
+      <w:r>
+        <w:t>Pooters?</w:t>
+      </w:r>
+      <w:proofErr w:type="gramEnd"/>
     </w:p>
     <w:p>
       <w:pPr>
@@ -5078,8 +6132,13 @@
       </w:r>
     </w:p>
     <w:p>
-      <w:r>
-        <w:t>au lieu de :</w:t>
+      <w:proofErr w:type="gramStart"/>
+      <w:r>
+        <w:t>au</w:t>
+      </w:r>
+      <w:proofErr w:type="gramEnd"/>
+      <w:r>
+        <w:t xml:space="preserve"> lieu de :</w:t>
       </w:r>
     </w:p>
     <w:p>
@@ -5098,6 +6157,7 @@
         <w:t xml:space="preserve"> </w:t>
       </w:r>
       <w:proofErr w:type="spellStart"/>
+      <w:proofErr w:type="gramStart"/>
       <w:r>
         <w:t>huwelijksakte</w:t>
       </w:r>
@@ -5105,6 +6165,7 @@
       <w:r>
         <w:t>:</w:t>
       </w:r>
+      <w:proofErr w:type="gramEnd"/>
     </w:p>
     <w:p>
       <w:pPr>
@@ -5113,14 +6174,11 @@
       <w:r>
         <w:t xml:space="preserve">3 CONT - Petrus </w:t>
       </w:r>
-      <w:proofErr w:type="spellStart"/>
-      <w:r>
-        <w:t>Pooters</w:t>
-      </w:r>
-      <w:proofErr w:type="spellEnd"/>
-      <w:r>
-        <w:t>?</w:t>
-      </w:r>
+      <w:proofErr w:type="gramStart"/>
+      <w:r>
+        <w:t>Pooters?</w:t>
+      </w:r>
+      <w:proofErr w:type="gramEnd"/>
     </w:p>
     <w:p>
       <w:pPr>
@@ -5139,9 +6197,11 @@
           <w:numId w:val="8"/>
         </w:numPr>
       </w:pPr>
+      <w:proofErr w:type="gramStart"/>
       <w:r>
         <w:t>corrigé</w:t>
       </w:r>
+      <w:proofErr w:type="gramEnd"/>
     </w:p>
     <w:p/>
     <w:p/>
@@ -5166,8 +6226,13 @@
       </w:hyperlink>
     </w:p>
     <w:p>
-      <w:r>
-        <w:t xml:space="preserve">ex : </w:t>
+      <w:proofErr w:type="gramStart"/>
+      <w:r>
+        <w:t>ex</w:t>
+      </w:r>
+      <w:proofErr w:type="gramEnd"/>
+      <w:r>
+        <w:t xml:space="preserve"> : </w:t>
       </w:r>
       <w:hyperlink r:id="rId30" w:history="1">
         <w:r>
@@ -5234,16 +6299,29 @@
       <w:pPr>
         <w:pStyle w:val="Listing"/>
       </w:pPr>
-      <w:r>
-        <w:t>&lt;!--  Portrait --&gt;</w:t>
-      </w:r>
-    </w:p>
-    <w:p>
-      <w:pPr>
-        <w:pStyle w:val="Listing"/>
-      </w:pPr>
-      <w:r>
-        <w:t>&lt;div id="</w:t>
+      <w:proofErr w:type="gramStart"/>
+      <w:r>
+        <w:t>&lt;!--</w:t>
+      </w:r>
+      <w:proofErr w:type="gramEnd"/>
+      <w:r>
+        <w:t xml:space="preserve">  Portrait --&gt;</w:t>
+      </w:r>
+    </w:p>
+    <w:p>
+      <w:pPr>
+        <w:pStyle w:val="Listing"/>
+      </w:pPr>
+      <w:r>
+        <w:t>&lt;</w:t>
+      </w:r>
+      <w:proofErr w:type="gramStart"/>
+      <w:r>
+        <w:t>div</w:t>
+      </w:r>
+      <w:proofErr w:type="gramEnd"/>
+      <w:r>
+        <w:t xml:space="preserve"> id="</w:t>
       </w:r>
       <w:proofErr w:type="spellStart"/>
       <w:r>
@@ -5281,7 +6359,15 @@
         <w:t xml:space="preserve">  </w:t>
       </w:r>
       <w:r>
-        <w:t>&lt;div class="</w:t>
+        <w:t>&lt;</w:t>
+      </w:r>
+      <w:proofErr w:type="gramStart"/>
+      <w:r>
+        <w:t>div</w:t>
+      </w:r>
+      <w:proofErr w:type="gramEnd"/>
+      <w:r>
+        <w:t xml:space="preserve"> class="</w:t>
       </w:r>
       <w:proofErr w:type="spellStart"/>
       <w:r>
@@ -5300,7 +6386,15 @@
         <w:t xml:space="preserve">    </w:t>
       </w:r>
       <w:r>
-        <w:t>&lt;h1 class="</w:t>
+        <w:t>&lt;</w:t>
+      </w:r>
+      <w:proofErr w:type="gramStart"/>
+      <w:r>
+        <w:t>h</w:t>
+      </w:r>
+      <w:proofErr w:type="gramEnd"/>
+      <w:r>
+        <w:t>1 class="</w:t>
       </w:r>
       <w:proofErr w:type="spellStart"/>
       <w:r>
@@ -5346,10 +6440,12 @@
         <w:t>&lt;</w:t>
       </w:r>
       <w:proofErr w:type="spellStart"/>
+      <w:proofErr w:type="gramStart"/>
       <w:r>
         <w:t>img</w:t>
       </w:r>
       <w:proofErr w:type="spellEnd"/>
+      <w:proofErr w:type="gramEnd"/>
       <w:r>
         <w:t xml:space="preserve"> src="images/female.png" alt="F" </w:t>
       </w:r>
@@ -5362,6 +6458,7 @@
         <w:t>="F"&gt;&amp;</w:t>
       </w:r>
       <w:proofErr w:type="spellStart"/>
+      <w:proofErr w:type="gramStart"/>
       <w:r>
         <w:t>nbsp</w:t>
       </w:r>
@@ -5369,6 +6466,7 @@
       <w:r>
         <w:t>;</w:t>
       </w:r>
+      <w:proofErr w:type="gramEnd"/>
     </w:p>
     <w:p>
       <w:pPr>
@@ -5416,7 +6514,15 @@
         <w:t xml:space="preserve">    </w:t>
       </w:r>
       <w:r>
-        <w:t>&lt;div class="action-buttons not-</w:t>
+        <w:t>&lt;</w:t>
+      </w:r>
+      <w:proofErr w:type="gramStart"/>
+      <w:r>
+        <w:t>div</w:t>
+      </w:r>
+      <w:proofErr w:type="gramEnd"/>
+      <w:r>
+        <w:t xml:space="preserve"> class="action-buttons not-</w:t>
       </w:r>
       <w:proofErr w:type="spellStart"/>
       <w:r>
@@ -5465,10 +6571,12 @@
         <w:t>&lt;</w:t>
       </w:r>
       <w:proofErr w:type="spellStart"/>
+      <w:proofErr w:type="gramStart"/>
       <w:r>
         <w:t>em</w:t>
       </w:r>
       <w:proofErr w:type="spellEnd"/>
+      <w:proofErr w:type="gramEnd"/>
       <w:r>
         <w:t xml:space="preserve"> class="</w:t>
       </w:r>
@@ -5482,12 +6590,17 @@
       </w:r>
       <w:proofErr w:type="spellStart"/>
       <w:r>
-        <w:t>Sosa&amp;nbsp</w:t>
+        <w:t>Sosa&amp;</w:t>
+      </w:r>
+      <w:proofErr w:type="gramStart"/>
+      <w:r>
+        <w:t>nbsp</w:t>
       </w:r>
       <w:proofErr w:type="spellEnd"/>
       <w:r>
         <w:t>;:</w:t>
       </w:r>
+      <w:proofErr w:type="gramEnd"/>
     </w:p>
     <w:p>
       <w:pPr>
@@ -5497,7 +6610,39 @@
         <w:t xml:space="preserve">  </w:t>
       </w:r>
       <w:r>
-        <w:t>&lt;a href="boutch1?lang=fr&amp;pz=marc&amp;nz=vitelli&amp;m=RL&amp;i1=49112&amp;i2=0&amp;b1=1&amp;b2=29871225"&gt;29&amp;nbsp;871&amp;nbsp;225&lt;/a&gt;</w:t>
+        <w:t>&lt;</w:t>
+      </w:r>
+      <w:proofErr w:type="gramStart"/>
+      <w:r>
+        <w:t>a</w:t>
+      </w:r>
+      <w:proofErr w:type="gramEnd"/>
+      <w:r>
+        <w:t xml:space="preserve"> href="boutch</w:t>
+      </w:r>
+      <w:proofErr w:type="gramStart"/>
+      <w:r>
+        <w:t>1?</w:t>
+      </w:r>
+      <w:proofErr w:type="gramEnd"/>
+      <w:r>
+        <w:t>lang=fr&amp;pz=marc&amp;nz=vitelli&amp;m=RL&amp;i1=49112&amp;i2=0&amp;b1=1&amp;b2=29871225"&gt;29&amp;</w:t>
+      </w:r>
+      <w:proofErr w:type="gramStart"/>
+      <w:r>
+        <w:t>nbsp;</w:t>
+      </w:r>
+      <w:proofErr w:type="gramEnd"/>
+      <w:r>
+        <w:t>871&amp;</w:t>
+      </w:r>
+      <w:proofErr w:type="gramStart"/>
+      <w:r>
+        <w:t>nbsp;</w:t>
+      </w:r>
+      <w:proofErr w:type="gramEnd"/>
+      <w:r>
+        <w:t>225&lt;/a&gt;</w:t>
       </w:r>
     </w:p>
     <w:p>
@@ -5532,6 +6677,7 @@
         <w:t>&lt;</w:t>
       </w:r>
       <w:proofErr w:type="spellStart"/>
+      <w:proofErr w:type="gramStart"/>
       <w:r>
         <w:rPr>
           <w:highlight w:val="green"/>
@@ -5539,6 +6685,7 @@
         <w:t>span</w:t>
       </w:r>
       <w:proofErr w:type="spellEnd"/>
+      <w:proofErr w:type="gramEnd"/>
       <w:r>
         <w:t xml:space="preserve"> </w:t>
       </w:r>
@@ -5570,12 +6717,22 @@
         <w:t>&lt;</w:t>
       </w:r>
       <w:proofErr w:type="spellStart"/>
+      <w:proofErr w:type="gramStart"/>
       <w:r>
         <w:t>em</w:t>
       </w:r>
       <w:proofErr w:type="spellEnd"/>
-      <w:r>
-        <w:t xml:space="preserve"> style="font-size:14px"&gt;</w:t>
+      <w:proofErr w:type="gramEnd"/>
+      <w:r>
+        <w:t xml:space="preserve"> style="font-</w:t>
+      </w:r>
+      <w:proofErr w:type="gramStart"/>
+      <w:r>
+        <w:t>size:</w:t>
+      </w:r>
+      <w:proofErr w:type="gramEnd"/>
+      <w:r>
+        <w:t>14px"&gt;</w:t>
       </w:r>
     </w:p>
     <w:p>
@@ -5586,7 +6743,15 @@
         <w:t xml:space="preserve">  </w:t>
       </w:r>
       <w:r>
-        <w:t>(&lt;a href="boutch1?lang=</w:t>
+        <w:t>(&lt;a href="boutch</w:t>
+      </w:r>
+      <w:proofErr w:type="gramStart"/>
+      <w:r>
+        <w:t>1?</w:t>
+      </w:r>
+      <w:proofErr w:type="gramEnd"/>
+      <w:r>
+        <w:t>lang=</w:t>
       </w:r>
       <w:proofErr w:type="spellStart"/>
       <w:r>
@@ -5661,7 +6826,23 @@
         <w:t xml:space="preserve">  </w:t>
       </w:r>
       <w:r>
-        <w:t>&lt;a href="boutch1?lang=</w:t>
+        <w:t>&lt;</w:t>
+      </w:r>
+      <w:proofErr w:type="gramStart"/>
+      <w:r>
+        <w:t>a</w:t>
+      </w:r>
+      <w:proofErr w:type="gramEnd"/>
+      <w:r>
+        <w:t xml:space="preserve"> href="boutch</w:t>
+      </w:r>
+      <w:proofErr w:type="gramStart"/>
+      <w:r>
+        <w:t>1?</w:t>
+      </w:r>
+      <w:proofErr w:type="gramEnd"/>
+      <w:r>
+        <w:t>lang=</w:t>
       </w:r>
       <w:proofErr w:type="spellStart"/>
       <w:r>
@@ -5758,10 +6939,12 @@
         <w:t>&lt;</w:t>
       </w:r>
       <w:proofErr w:type="spellStart"/>
+      <w:proofErr w:type="gramStart"/>
       <w:r>
         <w:t>br</w:t>
       </w:r>
       <w:proofErr w:type="spellEnd"/>
+      <w:proofErr w:type="gramEnd"/>
       <w:r>
         <w:t>&gt;</w:t>
       </w:r>
@@ -5777,18 +6960,22 @@
         <w:t>&lt;</w:t>
       </w:r>
       <w:proofErr w:type="spellStart"/>
+      <w:proofErr w:type="gramStart"/>
       <w:r>
         <w:t>em</w:t>
       </w:r>
       <w:proofErr w:type="spellEnd"/>
+      <w:proofErr w:type="gramEnd"/>
       <w:r>
         <w:t>&gt;&amp;</w:t>
       </w:r>
       <w:proofErr w:type="spellStart"/>
+      <w:proofErr w:type="gramStart"/>
       <w:r>
         <w:t>nbsp;Agnès</w:t>
       </w:r>
       <w:proofErr w:type="spellEnd"/>
+      <w:proofErr w:type="gramEnd"/>
       <w:r>
         <w:t xml:space="preserve"> //&lt;/</w:t>
       </w:r>
@@ -5812,10 +6999,12 @@
         <w:t>&lt;</w:t>
       </w:r>
       <w:proofErr w:type="spellStart"/>
+      <w:proofErr w:type="gramStart"/>
       <w:r>
         <w:t>br</w:t>
       </w:r>
       <w:proofErr w:type="spellEnd"/>
+      <w:proofErr w:type="gramEnd"/>
       <w:r>
         <w:t>&gt;</w:t>
       </w:r>
@@ -5831,10 +7020,12 @@
         <w:t>&lt;</w:t>
       </w:r>
       <w:proofErr w:type="spellStart"/>
+      <w:proofErr w:type="gramStart"/>
       <w:r>
         <w:t>br</w:t>
       </w:r>
       <w:proofErr w:type="spellEnd"/>
+      <w:proofErr w:type="gramEnd"/>
       <w:r>
         <w:t xml:space="preserve"> class="</w:t>
       </w:r>
@@ -5882,10 +7073,12 @@
         <w:t>&lt;</w:t>
       </w:r>
       <w:proofErr w:type="spellStart"/>
+      <w:proofErr w:type="gramStart"/>
       <w:r>
         <w:t>ul</w:t>
       </w:r>
       <w:proofErr w:type="spellEnd"/>
+      <w:proofErr w:type="gramEnd"/>
       <w:r>
         <w:t xml:space="preserve"> </w:t>
       </w:r>
@@ -5911,7 +7104,39 @@
         <w:pStyle w:val="Listing"/>
       </w:pPr>
       <w:r>
-        <w:t xml:space="preserve">&lt;li&gt;Née le&amp;nbsp;1er&amp;nbsp;juin&amp;nbsp;1139 - Montbéliard, Doubs, </w:t>
+        <w:t>&lt;</w:t>
+      </w:r>
+      <w:proofErr w:type="gramStart"/>
+      <w:r>
+        <w:t>li</w:t>
+      </w:r>
+      <w:proofErr w:type="gramEnd"/>
+      <w:r>
+        <w:t>&gt;Née le&amp;</w:t>
+      </w:r>
+      <w:proofErr w:type="gramStart"/>
+      <w:r>
+        <w:t>nbsp;</w:t>
+      </w:r>
+      <w:proofErr w:type="gramEnd"/>
+      <w:r>
+        <w:t>1er&amp;</w:t>
+      </w:r>
+      <w:proofErr w:type="gramStart"/>
+      <w:r>
+        <w:t>nbsp;juin</w:t>
+      </w:r>
+      <w:proofErr w:type="gramEnd"/>
+      <w:r>
+        <w:t>&amp;</w:t>
+      </w:r>
+      <w:proofErr w:type="gramStart"/>
+      <w:r>
+        <w:t>nbsp;</w:t>
+      </w:r>
+      <w:proofErr w:type="gramEnd"/>
+      <w:r>
+        <w:t xml:space="preserve">1139 - Montbéliard, Doubs, </w:t>
       </w:r>
       <w:proofErr w:type="spellStart"/>
       <w:r>
@@ -5927,23 +7152,68 @@
         <w:pStyle w:val="Listing"/>
       </w:pPr>
       <w:r>
-        <w:t>&lt;li&gt;Décédée le&amp;nbsp;23&amp;nbsp;octobre&amp;nbsp;1186,</w:t>
-      </w:r>
-    </w:p>
-    <w:p>
-      <w:pPr>
-        <w:pStyle w:val="Listing"/>
-      </w:pPr>
-      <w:r>
-        <w:t>à l'âge de 47 ans&lt;/li&gt;</w:t>
-      </w:r>
-    </w:p>
-    <w:p>
-      <w:pPr>
-        <w:pStyle w:val="Listing"/>
-      </w:pPr>
-      <w:r>
-        <w:t xml:space="preserve">&lt;li&gt;Inhumée - St </w:t>
+        <w:t>&lt;</w:t>
+      </w:r>
+      <w:proofErr w:type="gramStart"/>
+      <w:r>
+        <w:t>li</w:t>
+      </w:r>
+      <w:proofErr w:type="gramEnd"/>
+      <w:r>
+        <w:t>&gt;Décédée le&amp;</w:t>
+      </w:r>
+      <w:proofErr w:type="gramStart"/>
+      <w:r>
+        <w:t>nbsp;</w:t>
+      </w:r>
+      <w:proofErr w:type="gramEnd"/>
+      <w:r>
+        <w:t>23&amp;</w:t>
+      </w:r>
+      <w:proofErr w:type="gramStart"/>
+      <w:r>
+        <w:t>nbsp;octobre</w:t>
+      </w:r>
+      <w:proofErr w:type="gramEnd"/>
+      <w:r>
+        <w:t>&amp;</w:t>
+      </w:r>
+      <w:proofErr w:type="gramStart"/>
+      <w:r>
+        <w:t>nbsp;</w:t>
+      </w:r>
+      <w:proofErr w:type="gramEnd"/>
+      <w:r>
+        <w:t>1186,</w:t>
+      </w:r>
+    </w:p>
+    <w:p>
+      <w:pPr>
+        <w:pStyle w:val="Listing"/>
+      </w:pPr>
+      <w:proofErr w:type="gramStart"/>
+      <w:r>
+        <w:t>à</w:t>
+      </w:r>
+      <w:proofErr w:type="gramEnd"/>
+      <w:r>
+        <w:t xml:space="preserve"> l'âge de 47 ans&lt;/li&gt;</w:t>
+      </w:r>
+    </w:p>
+    <w:p>
+      <w:pPr>
+        <w:pStyle w:val="Listing"/>
+      </w:pPr>
+      <w:r>
+        <w:t>&lt;</w:t>
+      </w:r>
+      <w:proofErr w:type="gramStart"/>
+      <w:r>
+        <w:t>li</w:t>
+      </w:r>
+      <w:proofErr w:type="gramEnd"/>
+      <w:r>
+        <w:t xml:space="preserve">&gt;Inhumée - St </w:t>
       </w:r>
       <w:proofErr w:type="spellStart"/>
       <w:r>
@@ -5959,7 +7229,15 @@
         <w:pStyle w:val="Listing"/>
       </w:pPr>
       <w:r>
-        <w:t>&lt;li&gt;</w:t>
+        <w:t>&lt;</w:t>
+      </w:r>
+      <w:proofErr w:type="gramStart"/>
+      <w:r>
+        <w:t>li</w:t>
+      </w:r>
+      <w:proofErr w:type="gramEnd"/>
+      <w:r>
+        <w:t>&gt;</w:t>
       </w:r>
       <w:proofErr w:type="spellStart"/>
       <w:r>
@@ -5998,8 +7276,13 @@
     </w:p>
     <w:p/>
     <w:p>
-      <w:r>
-        <w:t xml:space="preserve">sur page « normale » : </w:t>
+      <w:proofErr w:type="gramStart"/>
+      <w:r>
+        <w:t>sur</w:t>
+      </w:r>
+      <w:proofErr w:type="gramEnd"/>
+      <w:r>
+        <w:t xml:space="preserve"> page « normale » : </w:t>
       </w:r>
       <w:hyperlink r:id="rId32" w:history="1">
         <w:r>
@@ -6057,8 +7340,13 @@
       <w:pPr>
         <w:pStyle w:val="Listing"/>
       </w:pPr>
-      <w:r>
-        <w:t>&lt;!--  Portrait --&gt;</w:t>
+      <w:proofErr w:type="gramStart"/>
+      <w:r>
+        <w:t>&lt;!--</w:t>
+      </w:r>
+      <w:proofErr w:type="gramEnd"/>
+      <w:r>
+        <w:t xml:space="preserve">  Portrait --&gt;</w:t>
       </w:r>
     </w:p>
     <w:p>
@@ -6068,12 +7356,14 @@
       <w:r>
         <w:t>&lt;</w:t>
       </w:r>
+      <w:proofErr w:type="gramStart"/>
       <w:r>
         <w:rPr>
           <w:highlight w:val="green"/>
         </w:rPr>
         <w:t>div</w:t>
       </w:r>
+      <w:proofErr w:type="gramEnd"/>
       <w:r>
         <w:t xml:space="preserve"> id="</w:t>
       </w:r>
@@ -6110,7 +7400,15 @@
         <w:pStyle w:val="Listing"/>
       </w:pPr>
       <w:r>
-        <w:t xml:space="preserve">  &lt;div class="</w:t>
+        <w:t xml:space="preserve">  &lt;</w:t>
+      </w:r>
+      <w:proofErr w:type="gramStart"/>
+      <w:r>
+        <w:t>div</w:t>
+      </w:r>
+      <w:proofErr w:type="gramEnd"/>
+      <w:r>
+        <w:t xml:space="preserve"> class="</w:t>
       </w:r>
       <w:proofErr w:type="spellStart"/>
       <w:r>
@@ -6126,7 +7424,15 @@
         <w:pStyle w:val="Listing"/>
       </w:pPr>
       <w:r>
-        <w:t xml:space="preserve">    &lt;h1 class="</w:t>
+        <w:t xml:space="preserve">    &lt;</w:t>
+      </w:r>
+      <w:proofErr w:type="gramStart"/>
+      <w:r>
+        <w:t>h</w:t>
+      </w:r>
+      <w:proofErr w:type="gramEnd"/>
+      <w:r>
+        <w:t>1 class="</w:t>
       </w:r>
       <w:proofErr w:type="spellStart"/>
       <w:r>
@@ -6169,10 +7475,12 @@
         <w:t xml:space="preserve">    &lt;</w:t>
       </w:r>
       <w:proofErr w:type="spellStart"/>
+      <w:proofErr w:type="gramStart"/>
       <w:r>
         <w:t>img</w:t>
       </w:r>
       <w:proofErr w:type="spellEnd"/>
+      <w:proofErr w:type="gramEnd"/>
       <w:r>
         <w:t xml:space="preserve"> src="images/female.png" alt="F" </w:t>
       </w:r>
@@ -6185,6 +7493,7 @@
         <w:t>="F"&gt;&amp;</w:t>
       </w:r>
       <w:proofErr w:type="spellStart"/>
+      <w:proofErr w:type="gramStart"/>
       <w:r>
         <w:t>nbsp</w:t>
       </w:r>
@@ -6192,13 +7501,30 @@
       <w:r>
         <w:t>;</w:t>
       </w:r>
-    </w:p>
-    <w:p>
-      <w:pPr>
-        <w:pStyle w:val="Listing"/>
-      </w:pPr>
-      <w:r>
-        <w:t xml:space="preserve">    &lt;a href="oollierbolvin?lang=fr&amp;pz=odile+marie+henriette+francoise&amp;nz=ollier</w:t>
+      <w:proofErr w:type="gramEnd"/>
+    </w:p>
+    <w:p>
+      <w:pPr>
+        <w:pStyle w:val="Listing"/>
+      </w:pPr>
+      <w:r>
+        <w:t xml:space="preserve">    &lt;</w:t>
+      </w:r>
+      <w:proofErr w:type="gramStart"/>
+      <w:r>
+        <w:t>a</w:t>
+      </w:r>
+      <w:proofErr w:type="gramEnd"/>
+      <w:r>
+        <w:t xml:space="preserve"> href="</w:t>
+      </w:r>
+      <w:proofErr w:type="gramStart"/>
+      <w:r>
+        <w:t>oollierbolvin?</w:t>
+      </w:r>
+      <w:proofErr w:type="gramEnd"/>
+      <w:r>
+        <w:t>lang=fr&amp;pz=odile+marie+henriette+francoise&amp;nz=ollier</w:t>
       </w:r>
       <w:r>
         <w:rPr>
@@ -6215,7 +7541,23 @@
         <w:pStyle w:val="Listing"/>
       </w:pPr>
       <w:r>
-        <w:t xml:space="preserve">    &lt;a href="oollierbolvin?lang=fr&amp;pz=odile+marie+henriette+francoise&amp;nz=ollier</w:t>
+        <w:t xml:space="preserve">    &lt;</w:t>
+      </w:r>
+      <w:proofErr w:type="gramStart"/>
+      <w:r>
+        <w:t>a</w:t>
+      </w:r>
+      <w:proofErr w:type="gramEnd"/>
+      <w:r>
+        <w:t xml:space="preserve"> href="</w:t>
+      </w:r>
+      <w:proofErr w:type="gramStart"/>
+      <w:r>
+        <w:t>oollierbolvin?</w:t>
+      </w:r>
+      <w:proofErr w:type="gramEnd"/>
+      <w:r>
+        <w:t>lang=fr&amp;pz=odile+marie+henriette+francoise&amp;nz=ollier</w:t>
       </w:r>
       <w:r>
         <w:rPr>
@@ -6240,7 +7582,15 @@
         <w:pStyle w:val="Listing"/>
       </w:pPr>
       <w:r>
-        <w:t xml:space="preserve">    &lt;div class="action-buttons not-</w:t>
+        <w:t xml:space="preserve">    &lt;</w:t>
+      </w:r>
+      <w:proofErr w:type="gramStart"/>
+      <w:r>
+        <w:t>div</w:t>
+      </w:r>
+      <w:proofErr w:type="gramEnd"/>
+      <w:r>
+        <w:t xml:space="preserve"> class="action-buttons not-</w:t>
       </w:r>
       <w:proofErr w:type="spellStart"/>
       <w:r>
@@ -6292,10 +7642,12 @@
         <w:t>&lt;</w:t>
       </w:r>
       <w:proofErr w:type="spellStart"/>
+      <w:proofErr w:type="gramStart"/>
       <w:r>
         <w:t>ul</w:t>
       </w:r>
       <w:proofErr w:type="spellEnd"/>
+      <w:proofErr w:type="gramEnd"/>
       <w:r>
         <w:t xml:space="preserve"> </w:t>
       </w:r>
@@ -6321,23 +7673,60 @@
         <w:pStyle w:val="Listing"/>
       </w:pPr>
       <w:r>
-        <w:t>&lt;li&gt;Née en&amp;nbsp;1711&lt;/li&gt;</w:t>
-      </w:r>
-    </w:p>
-    <w:p>
-      <w:pPr>
-        <w:pStyle w:val="Listing"/>
-      </w:pPr>
-      <w:r>
-        <w:t>&lt;li&gt;Décédée en&amp;nbsp;1789,</w:t>
-      </w:r>
-    </w:p>
-    <w:p>
-      <w:pPr>
-        <w:pStyle w:val="Listing"/>
-      </w:pPr>
-      <w:r>
-        <w:t>à l'âge de 78 ans&lt;/li&gt;</w:t>
+        <w:t>&lt;</w:t>
+      </w:r>
+      <w:proofErr w:type="gramStart"/>
+      <w:r>
+        <w:t>li</w:t>
+      </w:r>
+      <w:proofErr w:type="gramEnd"/>
+      <w:r>
+        <w:t>&gt;Née en&amp;</w:t>
+      </w:r>
+      <w:proofErr w:type="gramStart"/>
+      <w:r>
+        <w:t>nbsp;</w:t>
+      </w:r>
+      <w:proofErr w:type="gramEnd"/>
+      <w:r>
+        <w:t>1711&lt;/li&gt;</w:t>
+      </w:r>
+    </w:p>
+    <w:p>
+      <w:pPr>
+        <w:pStyle w:val="Listing"/>
+      </w:pPr>
+      <w:r>
+        <w:t>&lt;</w:t>
+      </w:r>
+      <w:proofErr w:type="gramStart"/>
+      <w:r>
+        <w:t>li</w:t>
+      </w:r>
+      <w:proofErr w:type="gramEnd"/>
+      <w:r>
+        <w:t>&gt;Décédée en&amp;</w:t>
+      </w:r>
+      <w:proofErr w:type="gramStart"/>
+      <w:r>
+        <w:t>nbsp;</w:t>
+      </w:r>
+      <w:proofErr w:type="gramEnd"/>
+      <w:r>
+        <w:t>1789,</w:t>
+      </w:r>
+    </w:p>
+    <w:p>
+      <w:pPr>
+        <w:pStyle w:val="Listing"/>
+      </w:pPr>
+      <w:proofErr w:type="gramStart"/>
+      <w:r>
+        <w:t>à</w:t>
+      </w:r>
+      <w:proofErr w:type="gramEnd"/>
+      <w:r>
+        <w:t xml:space="preserve"> l'âge de 78 ans&lt;/li&gt;</w:t>
       </w:r>
     </w:p>
     <w:p>
@@ -6368,6 +7757,9 @@
         </w:r>
       </w:hyperlink>
       <w:r>
+        <w:rPr>
+          <w:noProof/>
+        </w:rPr>
         <w:drawing>
           <wp:inline distT="0" distB="0" distL="0" distR="0" wp14:anchorId="44557755" wp14:editId="1DCFE1E8">
             <wp:extent cx="4877481" cy="1914792"/>
@@ -6409,16 +7801,29 @@
       <w:pPr>
         <w:pStyle w:val="Listing"/>
       </w:pPr>
-      <w:r>
-        <w:t>&lt;!--  Portrait --&gt;</w:t>
-      </w:r>
-    </w:p>
-    <w:p>
-      <w:pPr>
-        <w:pStyle w:val="Listing"/>
-      </w:pPr>
-      <w:r>
-        <w:t>&lt;div id="</w:t>
+      <w:proofErr w:type="gramStart"/>
+      <w:r>
+        <w:t>&lt;!--</w:t>
+      </w:r>
+      <w:proofErr w:type="gramEnd"/>
+      <w:r>
+        <w:t xml:space="preserve">  Portrait --&gt;</w:t>
+      </w:r>
+    </w:p>
+    <w:p>
+      <w:pPr>
+        <w:pStyle w:val="Listing"/>
+      </w:pPr>
+      <w:r>
+        <w:t>&lt;</w:t>
+      </w:r>
+      <w:proofErr w:type="gramStart"/>
+      <w:r>
+        <w:t>div</w:t>
+      </w:r>
+      <w:proofErr w:type="gramEnd"/>
+      <w:r>
+        <w:t xml:space="preserve"> id="</w:t>
       </w:r>
       <w:proofErr w:type="spellStart"/>
       <w:r>
@@ -6450,7 +7855,15 @@
         <w:pStyle w:val="Listing"/>
       </w:pPr>
       <w:r>
-        <w:t xml:space="preserve">  &lt;div class="</w:t>
+        <w:t xml:space="preserve">  &lt;</w:t>
+      </w:r>
+      <w:proofErr w:type="gramStart"/>
+      <w:r>
+        <w:t>div</w:t>
+      </w:r>
+      <w:proofErr w:type="gramEnd"/>
+      <w:r>
+        <w:t xml:space="preserve"> class="</w:t>
       </w:r>
       <w:proofErr w:type="spellStart"/>
       <w:r>
@@ -6473,7 +7886,15 @@
         <w:t xml:space="preserve">  </w:t>
       </w:r>
       <w:r>
-        <w:t>&lt;h1 class="</w:t>
+        <w:t>&lt;</w:t>
+      </w:r>
+      <w:proofErr w:type="gramStart"/>
+      <w:r>
+        <w:t>h</w:t>
+      </w:r>
+      <w:proofErr w:type="gramEnd"/>
+      <w:r>
+        <w:t>1 class="</w:t>
       </w:r>
       <w:proofErr w:type="spellStart"/>
       <w:r>
@@ -6522,10 +7943,12 @@
         <w:t xml:space="preserve"> &lt;</w:t>
       </w:r>
       <w:proofErr w:type="spellStart"/>
+      <w:proofErr w:type="gramStart"/>
       <w:r>
         <w:t>img</w:t>
       </w:r>
       <w:proofErr w:type="spellEnd"/>
+      <w:proofErr w:type="gramEnd"/>
       <w:r>
         <w:t xml:space="preserve"> src="images/male.png" alt="H" </w:t>
       </w:r>
@@ -6538,6 +7961,7 @@
         <w:t>="H"&gt;&amp;</w:t>
       </w:r>
       <w:proofErr w:type="spellStart"/>
+      <w:proofErr w:type="gramStart"/>
       <w:r>
         <w:t>nbsp</w:t>
       </w:r>
@@ -6545,6 +7969,7 @@
       <w:r>
         <w:t>;</w:t>
       </w:r>
+      <w:proofErr w:type="gramEnd"/>
     </w:p>
     <w:p>
       <w:pPr>
@@ -6557,7 +7982,23 @@
         <w:t xml:space="preserve">  </w:t>
       </w:r>
       <w:r>
-        <w:t xml:space="preserve"> Pedro &amp;#39;el Grande&amp;#39; de Aragón &lt;</w:t>
+        <w:t xml:space="preserve"> Pedro &amp;#</w:t>
+      </w:r>
+      <w:proofErr w:type="gramStart"/>
+      <w:r>
+        <w:t>39;el</w:t>
+      </w:r>
+      <w:proofErr w:type="gramEnd"/>
+      <w:r>
+        <w:t xml:space="preserve"> Grande&amp;#</w:t>
+      </w:r>
+      <w:proofErr w:type="gramStart"/>
+      <w:r>
+        <w:t>39;</w:t>
+      </w:r>
+      <w:proofErr w:type="gramEnd"/>
+      <w:r>
+        <w:t xml:space="preserve"> de Aragón &lt;</w:t>
       </w:r>
       <w:proofErr w:type="spellStart"/>
       <w:r>
@@ -6571,222 +8012,304 @@
         <w:rPr>
           <w:highlight w:val="yellow"/>
         </w:rPr>
-        <w:t xml:space="preserve">Pietro III di </w:t>
-      </w:r>
-      <w:proofErr w:type="spellStart"/>
+        <w:t>Pietro III di Aragona</w:t>
+      </w:r>
+      <w:r>
+        <w:t>&lt;/</w:t>
+      </w:r>
+      <w:proofErr w:type="spellStart"/>
+      <w:r>
+        <w:t>em</w:t>
+      </w:r>
+      <w:proofErr w:type="spellEnd"/>
+      <w:r>
+        <w:t>&gt;</w:t>
+      </w:r>
+    </w:p>
+    <w:p>
+      <w:pPr>
+        <w:pStyle w:val="Listing"/>
+      </w:pPr>
+      <w:r>
+        <w:t xml:space="preserve">  </w:t>
+      </w:r>
+      <w:r>
+        <w:t xml:space="preserve">  </w:t>
+      </w:r>
+      <w:r>
+        <w:t>&lt;/h1&gt;</w:t>
+      </w:r>
+    </w:p>
+    <w:p>
+      <w:pPr>
+        <w:pStyle w:val="Listing"/>
+      </w:pPr>
+      <w:r>
+        <w:t xml:space="preserve"> </w:t>
+      </w:r>
+      <w:r>
+        <w:t xml:space="preserve">  </w:t>
+      </w:r>
+      <w:r>
+        <w:t xml:space="preserve"> &lt;</w:t>
+      </w:r>
+      <w:proofErr w:type="gramStart"/>
+      <w:r>
+        <w:t>div</w:t>
+      </w:r>
+      <w:proofErr w:type="gramEnd"/>
+      <w:r>
+        <w:t xml:space="preserve"> class="action-buttons not-</w:t>
+      </w:r>
+      <w:proofErr w:type="spellStart"/>
+      <w:r>
+        <w:t>printable</w:t>
+      </w:r>
+      <w:proofErr w:type="spellEnd"/>
+      <w:r>
+        <w:t>"&gt;</w:t>
+      </w:r>
+    </w:p>
+    <w:p>
+      <w:pPr>
+        <w:pStyle w:val="Listing"/>
+      </w:pPr>
+      <w:r>
+        <w:t xml:space="preserve">  </w:t>
+      </w:r>
+      <w:r>
+        <w:t xml:space="preserve">  </w:t>
+      </w:r>
+      <w:r>
+        <w:t>&lt;/div&gt;</w:t>
+      </w:r>
+    </w:p>
+    <w:p>
+      <w:pPr>
+        <w:pStyle w:val="Listing"/>
+      </w:pPr>
+      <w:r>
+        <w:t xml:space="preserve">  </w:t>
+      </w:r>
+      <w:r>
+        <w:t>&lt;/div&gt;</w:t>
+      </w:r>
+    </w:p>
+    <w:p>
+      <w:pPr>
+        <w:pStyle w:val="Listing"/>
+      </w:pPr>
+      <w:r>
+        <w:t>&lt;/div&gt;</w:t>
+      </w:r>
+    </w:p>
+    <w:p>
+      <w:pPr>
+        <w:pStyle w:val="Listing"/>
+      </w:pPr>
+      <w:r>
+        <w:t>&lt;</w:t>
+      </w:r>
+      <w:proofErr w:type="spellStart"/>
+      <w:proofErr w:type="gramStart"/>
+      <w:r>
+        <w:t>em</w:t>
+      </w:r>
+      <w:proofErr w:type="spellEnd"/>
+      <w:proofErr w:type="gramEnd"/>
+      <w:r>
+        <w:t xml:space="preserve"> class="</w:t>
+      </w:r>
+      <w:proofErr w:type="spellStart"/>
+      <w:r>
+        <w:t>sosa</w:t>
+      </w:r>
+      <w:proofErr w:type="spellEnd"/>
+      <w:r>
+        <w:t>"&gt;</w:t>
+      </w:r>
+      <w:proofErr w:type="spellStart"/>
+      <w:r>
+        <w:t>Sosa&amp;</w:t>
+      </w:r>
+      <w:proofErr w:type="gramStart"/>
+      <w:r>
+        <w:t>nbsp</w:t>
+      </w:r>
+      <w:proofErr w:type="spellEnd"/>
+      <w:r>
+        <w:t>;:</w:t>
+      </w:r>
+      <w:proofErr w:type="gramEnd"/>
+    </w:p>
+    <w:p>
+      <w:pPr>
+        <w:pStyle w:val="Listing"/>
+      </w:pPr>
+      <w:r>
+        <w:t xml:space="preserve">  </w:t>
+      </w:r>
+      <w:r>
+        <w:t>&lt;</w:t>
+      </w:r>
+      <w:proofErr w:type="gramStart"/>
+      <w:r>
+        <w:t>a</w:t>
+      </w:r>
+      <w:proofErr w:type="gramEnd"/>
+      <w:r>
+        <w:t xml:space="preserve"> href="boutch</w:t>
+      </w:r>
+      <w:proofErr w:type="gramStart"/>
+      <w:r>
+        <w:t>1?</w:t>
+      </w:r>
+      <w:proofErr w:type="gramEnd"/>
+      <w:r>
+        <w:t>lang=fr&amp;pz=marc&amp;nz=vitelli&amp;m=RL&amp;i1=32783&amp;i2=0&amp;b1=1&amp;b2=7467808"&gt;7&amp;</w:t>
+      </w:r>
+      <w:proofErr w:type="gramStart"/>
+      <w:r>
+        <w:t>nbsp;</w:t>
+      </w:r>
+      <w:proofErr w:type="gramEnd"/>
+      <w:r>
+        <w:t>467&amp;</w:t>
+      </w:r>
+      <w:proofErr w:type="gramStart"/>
+      <w:r>
+        <w:t>nbsp;</w:t>
+      </w:r>
+      <w:proofErr w:type="gramEnd"/>
+      <w:r>
+        <w:t>808&lt;/a&gt;</w:t>
+      </w:r>
+    </w:p>
+    <w:p>
+      <w:pPr>
+        <w:pStyle w:val="Listing"/>
+      </w:pPr>
+      <w:r>
+        <w:t>&lt;/</w:t>
+      </w:r>
+      <w:proofErr w:type="spellStart"/>
+      <w:r>
+        <w:t>em</w:t>
+      </w:r>
+      <w:proofErr w:type="spellEnd"/>
+      <w:r>
+        <w:t>&gt;&lt;</w:t>
+      </w:r>
+      <w:proofErr w:type="spellStart"/>
+      <w:r>
+        <w:t>br</w:t>
+      </w:r>
+      <w:proofErr w:type="spellEnd"/>
+      <w:r>
+        <w:t>&gt;</w:t>
+      </w:r>
+    </w:p>
+    <w:p>
+      <w:pPr>
+        <w:pStyle w:val="Listing"/>
+      </w:pPr>
+      <w:r>
+        <w:t>&lt;</w:t>
+      </w:r>
+      <w:proofErr w:type="spellStart"/>
+      <w:proofErr w:type="gramStart"/>
+      <w:r>
+        <w:t>span</w:t>
+      </w:r>
+      <w:proofErr w:type="spellEnd"/>
+      <w:proofErr w:type="gramEnd"/>
+      <w:r>
+        <w:t xml:space="preserve"> </w:t>
+      </w:r>
+      <w:proofErr w:type="spellStart"/>
+      <w:r>
+        <w:t>ng</w:t>
+      </w:r>
+      <w:proofErr w:type="spellEnd"/>
+      <w:r>
+        <w:t>-non-</w:t>
+      </w:r>
+      <w:proofErr w:type="spellStart"/>
+      <w:r>
+        <w:t>bindable</w:t>
+      </w:r>
+      <w:proofErr w:type="spellEnd"/>
+      <w:r>
+        <w:t>&gt;</w:t>
+      </w:r>
+    </w:p>
+    <w:p>
+      <w:pPr>
+        <w:pStyle w:val="Listing"/>
+      </w:pPr>
+      <w:r>
+        <w:t xml:space="preserve">  </w:t>
+      </w:r>
+      <w:r>
+        <w:t>&lt;</w:t>
+      </w:r>
+      <w:proofErr w:type="spellStart"/>
+      <w:proofErr w:type="gramStart"/>
+      <w:r>
+        <w:t>em</w:t>
+      </w:r>
+      <w:proofErr w:type="spellEnd"/>
+      <w:r>
+        <w:t>&gt;(</w:t>
+      </w:r>
+      <w:proofErr w:type="gramEnd"/>
       <w:r>
         <w:rPr>
           <w:highlight w:val="yellow"/>
         </w:rPr>
-        <w:t>Aragona</w:t>
-      </w:r>
-      <w:proofErr w:type="spellEnd"/>
-      <w:r>
-        <w:t>&lt;/</w:t>
-      </w:r>
-      <w:proofErr w:type="spellStart"/>
-      <w:r>
-        <w:t>em</w:t>
-      </w:r>
-      <w:proofErr w:type="spellEnd"/>
-      <w:r>
-        <w:t>&gt;</w:t>
-      </w:r>
-    </w:p>
-    <w:p>
-      <w:pPr>
-        <w:pStyle w:val="Listing"/>
-      </w:pPr>
-      <w:r>
-        <w:t xml:space="preserve">  </w:t>
-      </w:r>
-      <w:r>
-        <w:t xml:space="preserve">  </w:t>
-      </w:r>
-      <w:r>
-        <w:t>&lt;/h1&gt;</w:t>
-      </w:r>
-    </w:p>
-    <w:p>
-      <w:pPr>
-        <w:pStyle w:val="Listing"/>
-      </w:pPr>
-      <w:r>
-        <w:t xml:space="preserve"> </w:t>
-      </w:r>
-      <w:r>
-        <w:t xml:space="preserve">  </w:t>
-      </w:r>
-      <w:r>
-        <w:t xml:space="preserve"> &lt;div class="action-buttons not-</w:t>
-      </w:r>
-      <w:proofErr w:type="spellStart"/>
-      <w:r>
-        <w:t>printable</w:t>
-      </w:r>
-      <w:proofErr w:type="spellEnd"/>
-      <w:r>
-        <w:t>"&gt;</w:t>
-      </w:r>
-    </w:p>
-    <w:p>
-      <w:pPr>
-        <w:pStyle w:val="Listing"/>
-      </w:pPr>
-      <w:r>
-        <w:t xml:space="preserve">  </w:t>
-      </w:r>
-      <w:r>
-        <w:t xml:space="preserve">  </w:t>
-      </w:r>
-      <w:r>
-        <w:t>&lt;/div&gt;</w:t>
-      </w:r>
-    </w:p>
-    <w:p>
-      <w:pPr>
-        <w:pStyle w:val="Listing"/>
-      </w:pPr>
-      <w:r>
-        <w:t xml:space="preserve">  </w:t>
-      </w:r>
-      <w:r>
-        <w:t>&lt;/div&gt;</w:t>
-      </w:r>
-    </w:p>
-    <w:p>
-      <w:pPr>
-        <w:pStyle w:val="Listing"/>
-      </w:pPr>
-      <w:r>
-        <w:t>&lt;/div&gt;</w:t>
-      </w:r>
-    </w:p>
-    <w:p>
-      <w:pPr>
-        <w:pStyle w:val="Listing"/>
-      </w:pPr>
-      <w:r>
-        <w:t>&lt;</w:t>
-      </w:r>
-      <w:proofErr w:type="spellStart"/>
-      <w:r>
-        <w:t>em</w:t>
-      </w:r>
-      <w:proofErr w:type="spellEnd"/>
-      <w:r>
-        <w:t xml:space="preserve"> class="</w:t>
-      </w:r>
-      <w:proofErr w:type="spellStart"/>
-      <w:r>
-        <w:t>sosa</w:t>
-      </w:r>
-      <w:proofErr w:type="spellEnd"/>
-      <w:r>
-        <w:t>"&gt;</w:t>
-      </w:r>
-      <w:proofErr w:type="spellStart"/>
-      <w:r>
-        <w:t>Sosa&amp;nbsp</w:t>
-      </w:r>
-      <w:proofErr w:type="spellEnd"/>
-      <w:r>
-        <w:t>;:</w:t>
-      </w:r>
-    </w:p>
-    <w:p>
-      <w:pPr>
-        <w:pStyle w:val="Listing"/>
-      </w:pPr>
-      <w:r>
-        <w:t xml:space="preserve">  </w:t>
-      </w:r>
-      <w:r>
-        <w:t>&lt;a href="boutch1?lang=fr&amp;pz=marc&amp;nz=vitelli&amp;m=RL&amp;i1=32783&amp;i2=0&amp;b1=1&amp;b2=7467808"&gt;7&amp;nbsp;467&amp;nbsp;808&lt;/a&gt;</w:t>
-      </w:r>
-    </w:p>
-    <w:p>
-      <w:pPr>
-        <w:pStyle w:val="Listing"/>
-      </w:pPr>
-      <w:r>
-        <w:t>&lt;/</w:t>
-      </w:r>
-      <w:proofErr w:type="spellStart"/>
-      <w:r>
-        <w:t>em</w:t>
-      </w:r>
-      <w:proofErr w:type="spellEnd"/>
-      <w:r>
-        <w:t>&gt;&lt;</w:t>
-      </w:r>
-      <w:proofErr w:type="spellStart"/>
-      <w:r>
-        <w:t>br</w:t>
-      </w:r>
-      <w:proofErr w:type="spellEnd"/>
-      <w:r>
-        <w:t>&gt;</w:t>
-      </w:r>
-    </w:p>
-    <w:p>
-      <w:pPr>
-        <w:pStyle w:val="Listing"/>
-      </w:pPr>
-      <w:r>
-        <w:t>&lt;</w:t>
-      </w:r>
-      <w:proofErr w:type="spellStart"/>
-      <w:r>
-        <w:t>span</w:t>
-      </w:r>
-      <w:proofErr w:type="spellEnd"/>
-      <w:r>
-        <w:t xml:space="preserve"> </w:t>
-      </w:r>
-      <w:proofErr w:type="spellStart"/>
-      <w:r>
-        <w:t>ng</w:t>
-      </w:r>
-      <w:proofErr w:type="spellEnd"/>
-      <w:r>
-        <w:t>-non-</w:t>
-      </w:r>
-      <w:proofErr w:type="spellStart"/>
-      <w:r>
-        <w:t>bindable</w:t>
-      </w:r>
-      <w:proofErr w:type="spellEnd"/>
-      <w:r>
-        <w:t>&gt;</w:t>
-      </w:r>
-    </w:p>
-    <w:p>
-      <w:pPr>
-        <w:pStyle w:val="Listing"/>
-      </w:pPr>
-      <w:r>
-        <w:t xml:space="preserve">  </w:t>
-      </w:r>
-      <w:r>
-        <w:t>&lt;</w:t>
-      </w:r>
-      <w:proofErr w:type="spellStart"/>
-      <w:r>
-        <w:t>em</w:t>
-      </w:r>
-      <w:proofErr w:type="spellEnd"/>
-      <w:r>
-        <w:t>&gt;(</w:t>
-      </w:r>
+        <w:t>Pedro &amp;#</w:t>
+      </w:r>
+      <w:proofErr w:type="gramStart"/>
       <w:r>
         <w:rPr>
           <w:highlight w:val="yellow"/>
         </w:rPr>
-        <w:t>Pedro &amp;#39;el Grande&amp;#39; de Aragón III</w:t>
-      </w:r>
-      <w:r>
-        <w:t>)&lt;/</w:t>
+        <w:t>39;el</w:t>
+      </w:r>
+      <w:proofErr w:type="gramEnd"/>
+      <w:r>
+        <w:rPr>
+          <w:highlight w:val="yellow"/>
+        </w:rPr>
+        <w:t xml:space="preserve"> Grande&amp;#</w:t>
+      </w:r>
+      <w:proofErr w:type="gramStart"/>
+      <w:r>
+        <w:rPr>
+          <w:highlight w:val="yellow"/>
+        </w:rPr>
+        <w:t>39;</w:t>
+      </w:r>
+      <w:proofErr w:type="gramEnd"/>
+      <w:r>
+        <w:rPr>
+          <w:highlight w:val="yellow"/>
+        </w:rPr>
+        <w:t xml:space="preserve"> de Aragón </w:t>
+      </w:r>
+      <w:proofErr w:type="gramStart"/>
+      <w:r>
+        <w:rPr>
+          <w:highlight w:val="yellow"/>
+        </w:rPr>
+        <w:t>III</w:t>
+      </w:r>
+      <w:r>
+        <w:t>)&lt;</w:t>
+      </w:r>
+      <w:proofErr w:type="gramEnd"/>
+      <w:r>
+        <w:t>/</w:t>
       </w:r>
       <w:proofErr w:type="spellStart"/>
       <w:r>
@@ -6808,10 +8331,12 @@
         <w:t>&lt;</w:t>
       </w:r>
       <w:proofErr w:type="spellStart"/>
+      <w:proofErr w:type="gramStart"/>
       <w:r>
         <w:t>br</w:t>
       </w:r>
       <w:proofErr w:type="spellEnd"/>
+      <w:proofErr w:type="gramEnd"/>
       <w:r>
         <w:t>&gt;&lt;</w:t>
       </w:r>
@@ -6821,7 +8346,15 @@
       </w:r>
       <w:proofErr w:type="spellEnd"/>
       <w:r>
-        <w:t xml:space="preserve"> style="font-size:14px"&gt;</w:t>
+        <w:t xml:space="preserve"> style="font-</w:t>
+      </w:r>
+      <w:proofErr w:type="gramStart"/>
+      <w:r>
+        <w:t>size:</w:t>
+      </w:r>
+      <w:proofErr w:type="gramEnd"/>
+      <w:r>
+        <w:t>14px"&gt;</w:t>
       </w:r>
     </w:p>
     <w:p>
@@ -6832,7 +8365,23 @@
         <w:t xml:space="preserve">  </w:t>
       </w:r>
       <w:r>
-        <w:t>(&lt;a href="boutch1?lang=fr&amp;pz=marc&amp;nz=vitelli&amp;m=P&amp;v=pedro+el+grande"&gt;Pedro &amp;#39;el Grande&amp;#39;&lt;/a&gt;</w:t>
+        <w:t>(&lt;a href="boutch</w:t>
+      </w:r>
+      <w:proofErr w:type="gramStart"/>
+      <w:r>
+        <w:t>1?</w:t>
+      </w:r>
+      <w:proofErr w:type="gramEnd"/>
+      <w:r>
+        <w:t>lang=fr&amp;pz=marc&amp;nz=vitelli&amp;m=P&amp;v=pedro+el+grande"&gt;Pedro &amp;#</w:t>
+      </w:r>
+      <w:proofErr w:type="gramStart"/>
+      <w:r>
+        <w:t>39;el</w:t>
+      </w:r>
+      <w:proofErr w:type="gramEnd"/>
+      <w:r>
+        <w:t xml:space="preserve"> Grande&amp;#39;&lt;/a&gt;</w:t>
       </w:r>
     </w:p>
     <w:p>
@@ -6843,7 +8392,23 @@
         <w:t xml:space="preserve">  </w:t>
       </w:r>
       <w:r>
-        <w:t>&lt;a href="boutch1?lang=</w:t>
+        <w:t>&lt;</w:t>
+      </w:r>
+      <w:proofErr w:type="gramStart"/>
+      <w:r>
+        <w:t>a</w:t>
+      </w:r>
+      <w:proofErr w:type="gramEnd"/>
+      <w:r>
+        <w:t xml:space="preserve"> href="boutch</w:t>
+      </w:r>
+      <w:proofErr w:type="gramStart"/>
+      <w:r>
+        <w:t>1?</w:t>
+      </w:r>
+      <w:proofErr w:type="gramEnd"/>
+      <w:r>
+        <w:t>lang=</w:t>
       </w:r>
       <w:proofErr w:type="spellStart"/>
       <w:r>
@@ -6916,10 +8481,12 @@
         <w:t>&lt;</w:t>
       </w:r>
       <w:proofErr w:type="spellStart"/>
+      <w:proofErr w:type="gramStart"/>
       <w:r>
         <w:t>br</w:t>
       </w:r>
       <w:proofErr w:type="spellEnd"/>
+      <w:proofErr w:type="gramEnd"/>
       <w:r>
         <w:t>&gt;</w:t>
       </w:r>
@@ -6935,14 +8502,17 @@
         <w:t>&lt;</w:t>
       </w:r>
       <w:proofErr w:type="spellStart"/>
+      <w:proofErr w:type="gramStart"/>
       <w:r>
         <w:t>em</w:t>
       </w:r>
       <w:proofErr w:type="spellEnd"/>
+      <w:proofErr w:type="gramEnd"/>
       <w:r>
         <w:t>&gt;&amp;</w:t>
       </w:r>
       <w:proofErr w:type="spellStart"/>
+      <w:proofErr w:type="gramStart"/>
       <w:r>
         <w:t>nbsp;</w:t>
       </w:r>
@@ -6953,6 +8523,7 @@
         <w:t>Pedro</w:t>
       </w:r>
       <w:proofErr w:type="spellEnd"/>
+      <w:proofErr w:type="gramEnd"/>
       <w:r>
         <w:rPr>
           <w:highlight w:val="yellow"/>
@@ -6996,6 +8567,7 @@
         <w:t>&lt;</w:t>
       </w:r>
       <w:proofErr w:type="spellStart"/>
+      <w:proofErr w:type="gramStart"/>
       <w:r>
         <w:t>em</w:t>
       </w:r>
@@ -7014,6 +8586,7 @@
         <w:t>Pedro</w:t>
       </w:r>
       <w:proofErr w:type="spellEnd"/>
+      <w:proofErr w:type="gramEnd"/>
       <w:r>
         <w:rPr>
           <w:highlight w:val="yellow"/>
@@ -7043,6 +8616,7 @@
         <w:t>&lt;</w:t>
       </w:r>
       <w:proofErr w:type="spellStart"/>
+      <w:proofErr w:type="gramStart"/>
       <w:r>
         <w:t>em</w:t>
       </w:r>
@@ -7051,6 +8625,7 @@
         <w:t>&gt;,&amp;</w:t>
       </w:r>
       <w:proofErr w:type="spellStart"/>
+      <w:proofErr w:type="gramEnd"/>
       <w:r>
         <w:t>nbsp</w:t>
       </w:r>
@@ -7078,10 +8653,12 @@
         <w:t>&lt;</w:t>
       </w:r>
       <w:proofErr w:type="spellStart"/>
+      <w:proofErr w:type="gramStart"/>
       <w:r>
         <w:t>br</w:t>
       </w:r>
       <w:proofErr w:type="spellEnd"/>
+      <w:proofErr w:type="gramEnd"/>
       <w:r>
         <w:t>&gt;</w:t>
       </w:r>
@@ -7097,10 +8674,12 @@
         <w:t>&lt;</w:t>
       </w:r>
       <w:proofErr w:type="spellStart"/>
+      <w:proofErr w:type="gramStart"/>
       <w:r>
         <w:t>br</w:t>
       </w:r>
       <w:proofErr w:type="spellEnd"/>
+      <w:proofErr w:type="gramEnd"/>
       <w:r>
         <w:t xml:space="preserve"> class="</w:t>
       </w:r>
@@ -7145,10 +8724,12 @@
         <w:t>&lt;</w:t>
       </w:r>
       <w:proofErr w:type="spellStart"/>
+      <w:proofErr w:type="gramStart"/>
       <w:r>
         <w:t>ul</w:t>
       </w:r>
       <w:proofErr w:type="spellEnd"/>
+      <w:proofErr w:type="gramEnd"/>
       <w:r>
         <w:t xml:space="preserve"> </w:t>
       </w:r>
@@ -7174,55 +8755,108 @@
         <w:pStyle w:val="Listing"/>
       </w:pPr>
       <w:r>
-        <w:t>&lt;li&gt;Né en&amp;nbsp;1239&lt;/li&gt;</w:t>
-      </w:r>
-    </w:p>
-    <w:p>
-      <w:pPr>
-        <w:pStyle w:val="Listing"/>
-      </w:pPr>
-      <w:r>
-        <w:t>&lt;li&gt;Décédé le&amp;nbsp;2&amp;nbsp;novembre&amp;nbsp;1285,</w:t>
-      </w:r>
-    </w:p>
-    <w:p>
-      <w:pPr>
-        <w:pStyle w:val="Listing"/>
-      </w:pPr>
-      <w:r>
-        <w:t>à l'âge de 46 ans&lt;/li&gt;</w:t>
-      </w:r>
-    </w:p>
-    <w:p>
-      <w:pPr>
-        <w:pStyle w:val="Listing"/>
-      </w:pPr>
-      <w:r>
-        <w:t xml:space="preserve">&lt;li&gt;Inhumé - </w:t>
-      </w:r>
-      <w:proofErr w:type="spellStart"/>
-      <w:r>
-        <w:t>Monasterio</w:t>
-      </w:r>
-      <w:proofErr w:type="spellEnd"/>
-      <w:r>
-        <w:t xml:space="preserve"> De Santa Cruz -&lt;/li&gt;</w:t>
-      </w:r>
-    </w:p>
-    <w:p>
-      <w:pPr>
-        <w:pStyle w:val="Listing"/>
-      </w:pPr>
-      <w:r>
-        <w:t>&lt;li&gt;</w:t>
-      </w:r>
-      <w:proofErr w:type="spellStart"/>
-      <w:r>
-        <w:t>Unknown</w:t>
-      </w:r>
-      <w:proofErr w:type="spellEnd"/>
-      <w:r>
-        <w:t xml:space="preserve">, Rey de Aragón, </w:t>
+        <w:t>&lt;</w:t>
+      </w:r>
+      <w:proofErr w:type="gramStart"/>
+      <w:r>
+        <w:t>li</w:t>
+      </w:r>
+      <w:proofErr w:type="gramEnd"/>
+      <w:r>
+        <w:t>&gt;Né en&amp;</w:t>
+      </w:r>
+      <w:proofErr w:type="gramStart"/>
+      <w:r>
+        <w:t>nbsp;</w:t>
+      </w:r>
+      <w:proofErr w:type="gramEnd"/>
+      <w:r>
+        <w:t>1239&lt;/li&gt;</w:t>
+      </w:r>
+    </w:p>
+    <w:p>
+      <w:pPr>
+        <w:pStyle w:val="Listing"/>
+      </w:pPr>
+      <w:r>
+        <w:t>&lt;</w:t>
+      </w:r>
+      <w:proofErr w:type="gramStart"/>
+      <w:r>
+        <w:t>li</w:t>
+      </w:r>
+      <w:proofErr w:type="gramEnd"/>
+      <w:r>
+        <w:t>&gt;Décédé le&amp;</w:t>
+      </w:r>
+      <w:proofErr w:type="gramStart"/>
+      <w:r>
+        <w:t>nbsp;</w:t>
+      </w:r>
+      <w:proofErr w:type="gramEnd"/>
+      <w:r>
+        <w:t>2&amp;</w:t>
+      </w:r>
+      <w:proofErr w:type="gramStart"/>
+      <w:r>
+        <w:t>nbsp;novembre</w:t>
+      </w:r>
+      <w:proofErr w:type="gramEnd"/>
+      <w:r>
+        <w:t>&amp;</w:t>
+      </w:r>
+      <w:proofErr w:type="gramStart"/>
+      <w:r>
+        <w:t>nbsp;</w:t>
+      </w:r>
+      <w:proofErr w:type="gramEnd"/>
+      <w:r>
+        <w:t>1285,</w:t>
+      </w:r>
+    </w:p>
+    <w:p>
+      <w:pPr>
+        <w:pStyle w:val="Listing"/>
+      </w:pPr>
+      <w:proofErr w:type="gramStart"/>
+      <w:r>
+        <w:t>à</w:t>
+      </w:r>
+      <w:proofErr w:type="gramEnd"/>
+      <w:r>
+        <w:t xml:space="preserve"> l'âge de 46 ans&lt;/li&gt;</w:t>
+      </w:r>
+    </w:p>
+    <w:p>
+      <w:pPr>
+        <w:pStyle w:val="Listing"/>
+      </w:pPr>
+      <w:r>
+        <w:t>&lt;</w:t>
+      </w:r>
+      <w:proofErr w:type="gramStart"/>
+      <w:r>
+        <w:t>li</w:t>
+      </w:r>
+      <w:proofErr w:type="gramEnd"/>
+      <w:r>
+        <w:t>&gt;Inhumé - Monasterio De Santa Cruz -&lt;/li&gt;</w:t>
+      </w:r>
+    </w:p>
+    <w:p>
+      <w:pPr>
+        <w:pStyle w:val="Listing"/>
+      </w:pPr>
+      <w:r>
+        <w:t>&lt;</w:t>
+      </w:r>
+      <w:proofErr w:type="gramStart"/>
+      <w:r>
+        <w:t>li</w:t>
+      </w:r>
+      <w:proofErr w:type="gramEnd"/>
+      <w:r>
+        <w:t xml:space="preserve">&gt;Unknown, Rey de Aragón, </w:t>
       </w:r>
       <w:proofErr w:type="spellStart"/>
       <w:r>
@@ -7254,7 +8888,15 @@
       </w:r>
       <w:proofErr w:type="spellEnd"/>
       <w:r>
-        <w:t xml:space="preserve"> Pedro II)., King of Aragon and Valencia, and  Count of Barcelona&lt;/li&gt;</w:t>
+        <w:t xml:space="preserve"> Pedro II)., King of Aragon and Valencia, </w:t>
+      </w:r>
+      <w:proofErr w:type="gramStart"/>
+      <w:r>
+        <w:t>and  Count</w:t>
+      </w:r>
+      <w:proofErr w:type="gramEnd"/>
+      <w:r>
+        <w:t xml:space="preserve"> of Barcelona&lt;/li&gt;</w:t>
       </w:r>
     </w:p>
     <w:p>
@@ -7315,13 +8957,34 @@
         <w:pStyle w:val="Listing"/>
       </w:pPr>
       <w:r>
-        <w:t>&lt;li style="</w:t>
-      </w:r>
-      <w:proofErr w:type="spellStart"/>
-      <w:r>
-        <w:t>vertical-align:middle;list-style-type:circle</w:t>
-      </w:r>
-      <w:proofErr w:type="spellEnd"/>
+        <w:t>&lt;</w:t>
+      </w:r>
+      <w:proofErr w:type="gramStart"/>
+      <w:r>
+        <w:t>li</w:t>
+      </w:r>
+      <w:proofErr w:type="gramEnd"/>
+      <w:r>
+        <w:t xml:space="preserve"> style="</w:t>
+      </w:r>
+      <w:proofErr w:type="spellStart"/>
+      <w:r>
+        <w:t>vertical-</w:t>
+      </w:r>
+      <w:proofErr w:type="gramStart"/>
+      <w:r>
+        <w:t>align:middle</w:t>
+      </w:r>
+      <w:proofErr w:type="gramEnd"/>
+      <w:r>
+        <w:t>;list-style-</w:t>
+      </w:r>
+      <w:proofErr w:type="gramStart"/>
+      <w:r>
+        <w:t>type:circle</w:t>
+      </w:r>
+      <w:proofErr w:type="spellEnd"/>
+      <w:proofErr w:type="gramEnd"/>
       <w:r>
         <w:t>" &gt;</w:t>
       </w:r>
@@ -7339,7 +9002,15 @@
       </w:r>
       <w:proofErr w:type="spellEnd"/>
       <w:r>
-        <w:t>&gt;en&amp;nbsp;1166, Brienne, Aube, Champagne-Ardenne, France -, &lt;/</w:t>
+        <w:t>&gt;en&amp;</w:t>
+      </w:r>
+      <w:proofErr w:type="gramStart"/>
+      <w:r>
+        <w:t>nbsp;</w:t>
+      </w:r>
+      <w:proofErr w:type="gramEnd"/>
+      <w:r>
+        <w:t>1166, Brienne, Aube, Champagne-Ardenne, France -, &lt;/</w:t>
       </w:r>
       <w:proofErr w:type="spellStart"/>
       <w:r>
@@ -7355,7 +9026,23 @@
         <w:pStyle w:val="Listing"/>
       </w:pPr>
       <w:r>
-        <w:t xml:space="preserve"> avec &lt;a href="boutch1?lang=fr&amp;pz=marc&amp;nz=vitelli&amp;m=RL&amp;i1=49111&amp;i2=0&amp;b1=1&amp;b2=29871224"&gt;&lt;img src="https://static.geneanet.org/geneweb/img/sosa_symbol_simple.png" alt="</w:t>
+        <w:t xml:space="preserve"> </w:t>
+      </w:r>
+      <w:proofErr w:type="gramStart"/>
+      <w:r>
+        <w:t>avec</w:t>
+      </w:r>
+      <w:proofErr w:type="gramEnd"/>
+      <w:r>
+        <w:t xml:space="preserve"> &lt;a href="boutch</w:t>
+      </w:r>
+      <w:proofErr w:type="gramStart"/>
+      <w:r>
+        <w:t>1?</w:t>
+      </w:r>
+      <w:proofErr w:type="gramEnd"/>
+      <w:r>
+        <w:t>lang=fr&amp;pz=marc&amp;nz=vitelli&amp;m=RL&amp;i1=49111&amp;i2=0&amp;b1=1&amp;b2=29871224"&gt;&lt;img src="https://static.geneanet.org/geneweb/img/sosa_symbol_simple.png" alt="</w:t>
       </w:r>
       <w:proofErr w:type="spellStart"/>
       <w:r>
@@ -7371,15 +9058,39 @@
       </w:r>
       <w:proofErr w:type="spellEnd"/>
       <w:r>
-        <w:t xml:space="preserve">="Ancêtre direct de Marc </w:t>
-      </w:r>
-      <w:proofErr w:type="spellStart"/>
-      <w:r>
-        <w:t>Vitelli</w:t>
-      </w:r>
-      <w:proofErr w:type="spellEnd"/>
-      <w:r>
-        <w:t>, Sosa 29&amp;nbsp;871&amp;nbsp;224"&gt;&lt;/a&gt; &lt;a  href="boutch1?lang=fr&amp;pz=marc&amp;nz=vitelli&amp;p=erard+ii&amp;n=de+brienne"&gt;Erard II de Brienne&lt;/a&gt;, &lt;</w:t>
+        <w:t>="Ancêtre direct de Marc Vitelli, Sosa 29&amp;</w:t>
+      </w:r>
+      <w:proofErr w:type="gramStart"/>
+      <w:r>
+        <w:t>nbsp;</w:t>
+      </w:r>
+      <w:proofErr w:type="gramEnd"/>
+      <w:r>
+        <w:t>871&amp;</w:t>
+      </w:r>
+      <w:proofErr w:type="gramStart"/>
+      <w:r>
+        <w:t>nbsp;</w:t>
+      </w:r>
+      <w:proofErr w:type="gramEnd"/>
+      <w:r>
+        <w:t>224"&gt;&lt;/a&gt; &lt;</w:t>
+      </w:r>
+      <w:proofErr w:type="gramStart"/>
+      <w:r>
+        <w:t>a  href</w:t>
+      </w:r>
+      <w:proofErr w:type="gramEnd"/>
+      <w:r>
+        <w:t>="boutch</w:t>
+      </w:r>
+      <w:proofErr w:type="gramStart"/>
+      <w:r>
+        <w:t>1?</w:t>
+      </w:r>
+      <w:proofErr w:type="gramEnd"/>
+      <w:r>
+        <w:t>lang=fr&amp;pz=marc&amp;nz=vitelli&amp;p=erard+ii&amp;n=de+brienne"&gt;Erard II de Brienne&lt;/a&gt;, &lt;</w:t>
       </w:r>
       <w:proofErr w:type="spellStart"/>
       <w:r>
@@ -7387,15 +9098,7 @@
       </w:r>
       <w:proofErr w:type="spellEnd"/>
       <w:r>
-        <w:t>&gt;</w:t>
-      </w:r>
-      <w:proofErr w:type="spellStart"/>
-      <w:r>
-        <w:t>Conde</w:t>
-      </w:r>
-      <w:proofErr w:type="spellEnd"/>
-      <w:r>
-        <w:t>&lt;/</w:t>
+        <w:t>&gt;Conde&lt;/</w:t>
       </w:r>
       <w:proofErr w:type="spellStart"/>
       <w:r>
@@ -7427,7 +9130,15 @@
       </w:r>
       <w:proofErr w:type="spellEnd"/>
       <w:r>
-        <w:t>"&gt;ca 1130-1191&lt;/</w:t>
+        <w:t>"&gt;</w:t>
+      </w:r>
+      <w:proofErr w:type="gramStart"/>
+      <w:r>
+        <w:t>ca</w:t>
+      </w:r>
+      <w:proofErr w:type="gramEnd"/>
+      <w:r>
+        <w:t xml:space="preserve"> 1130-1191&lt;/</w:t>
       </w:r>
       <w:proofErr w:type="spellStart"/>
       <w:r>
@@ -7446,10 +9157,12 @@
         <w:t>&lt;</w:t>
       </w:r>
       <w:proofErr w:type="spellStart"/>
+      <w:proofErr w:type="gramStart"/>
       <w:r>
         <w:t>ul</w:t>
       </w:r>
       <w:proofErr w:type="spellEnd"/>
+      <w:proofErr w:type="gramEnd"/>
       <w:r>
         <w:t>&gt;</w:t>
       </w:r>
@@ -7457,8 +9170,13 @@
     <w:p/>
     <w:p/>
     <w:p>
-      <w:r>
-        <w:t>log :</w:t>
+      <w:proofErr w:type="gramStart"/>
+      <w:r>
+        <w:t>log</w:t>
+      </w:r>
+      <w:proofErr w:type="gramEnd"/>
+      <w:r>
+        <w:t> :</w:t>
       </w:r>
     </w:p>
     <w:p>
@@ -7467,12 +9185,22 @@
         <w:t>[</w:t>
       </w:r>
       <w:proofErr w:type="spellStart"/>
+      <w:proofErr w:type="gramStart"/>
       <w:r>
         <w:t>geneanet</w:t>
       </w:r>
       <w:proofErr w:type="spellEnd"/>
-      <w:r>
-        <w:t xml:space="preserve">] DEBUG: </w:t>
+      <w:proofErr w:type="gramEnd"/>
+      <w:r>
+        <w:t xml:space="preserve">] </w:t>
+      </w:r>
+      <w:proofErr w:type="gramStart"/>
+      <w:r>
+        <w:t>DEBUG:</w:t>
+      </w:r>
+      <w:proofErr w:type="gramEnd"/>
+      <w:r>
+        <w:t xml:space="preserve"> </w:t>
       </w:r>
       <w:proofErr w:type="spellStart"/>
       <w:r>
@@ -7496,7 +9224,15 @@
       </w:r>
       <w:proofErr w:type="spellEnd"/>
       <w:r>
-        <w:t xml:space="preserve">='* Mariée _en 1166, Brienne, Aube, Champagne-Ardenne, France -,_' </w:t>
+        <w:t xml:space="preserve">='* Mariée _en 1166, Brienne, Aube, Champagne-Ardenne, France </w:t>
+      </w:r>
+      <w:proofErr w:type="gramStart"/>
+      <w:r>
+        <w:t>-,_</w:t>
+      </w:r>
+      <w:proofErr w:type="gramEnd"/>
+      <w:r>
+        <w:t xml:space="preserve">' </w:t>
       </w:r>
       <w:proofErr w:type="spellStart"/>
       <w:r>
@@ -7504,9 +9240,14 @@
       </w:r>
       <w:proofErr w:type="spellEnd"/>
       <w:r>
-        <w:t>='![</w:t>
-      </w:r>
-      <w:proofErr w:type="spellStart"/>
+        <w:t>=</w:t>
+      </w:r>
+      <w:proofErr w:type="gramStart"/>
+      <w:r>
+        <w:t>'![</w:t>
+      </w:r>
+      <w:proofErr w:type="spellStart"/>
+      <w:proofErr w:type="gramEnd"/>
       <w:r>
         <w:t>sosa</w:t>
       </w:r>
@@ -7526,12 +9267,22 @@
         <w:t>[</w:t>
       </w:r>
       <w:proofErr w:type="spellStart"/>
+      <w:proofErr w:type="gramStart"/>
       <w:r>
         <w:t>geneanet</w:t>
       </w:r>
       <w:proofErr w:type="spellEnd"/>
-      <w:r>
-        <w:t xml:space="preserve">] DEBUG: </w:t>
+      <w:proofErr w:type="gramEnd"/>
+      <w:r>
+        <w:t xml:space="preserve">] </w:t>
+      </w:r>
+      <w:proofErr w:type="gramStart"/>
+      <w:r>
+        <w:t>DEBUG:</w:t>
+      </w:r>
+      <w:proofErr w:type="gramEnd"/>
+      <w:r>
+        <w:t xml:space="preserve"> </w:t>
       </w:r>
       <w:proofErr w:type="spellStart"/>
       <w:r>
@@ -7555,7 +9306,15 @@
       </w:r>
       <w:proofErr w:type="spellEnd"/>
       <w:r>
-        <w:t xml:space="preserve">='* Mariée _en 1166, Brienne, Aube, Champagne-Ardenne, France -,_' </w:t>
+        <w:t xml:space="preserve">='* Mariée _en 1166, Brienne, Aube, Champagne-Ardenne, France </w:t>
+      </w:r>
+      <w:proofErr w:type="gramStart"/>
+      <w:r>
+        <w:t>-,_</w:t>
+      </w:r>
+      <w:proofErr w:type="gramEnd"/>
+      <w:r>
+        <w:t xml:space="preserve">' </w:t>
       </w:r>
       <w:proofErr w:type="spellStart"/>
       <w:r>
@@ -7586,12 +9345,22 @@
         <w:t>[</w:t>
       </w:r>
       <w:proofErr w:type="spellStart"/>
+      <w:proofErr w:type="gramStart"/>
       <w:r>
         <w:t>geneanet</w:t>
       </w:r>
       <w:proofErr w:type="spellEnd"/>
-      <w:r>
-        <w:t xml:space="preserve">] DEBUG: </w:t>
+      <w:proofErr w:type="gramEnd"/>
+      <w:r>
+        <w:t xml:space="preserve">] </w:t>
+      </w:r>
+      <w:proofErr w:type="gramStart"/>
+      <w:r>
+        <w:t>DEBUG:</w:t>
+      </w:r>
+      <w:proofErr w:type="gramEnd"/>
+      <w:r>
+        <w:t xml:space="preserve"> </w:t>
       </w:r>
       <w:proofErr w:type="spellStart"/>
       <w:r>
@@ -7615,7 +9384,15 @@
       </w:r>
       <w:proofErr w:type="spellEnd"/>
       <w:r>
-        <w:t xml:space="preserve">='* Marié _en 1166, Brienne, Aube, Champagne-Ardenne, France -,_' </w:t>
+        <w:t xml:space="preserve">='* Marié _en 1166, Brienne, Aube, Champagne-Ardenne, France </w:t>
+      </w:r>
+      <w:proofErr w:type="gramStart"/>
+      <w:r>
+        <w:t>-,_</w:t>
+      </w:r>
+      <w:proofErr w:type="gramEnd"/>
+      <w:r>
+        <w:t xml:space="preserve">' </w:t>
       </w:r>
       <w:proofErr w:type="spellStart"/>
       <w:r>
@@ -7644,8 +9421,13 @@
           <w:numId w:val="8"/>
         </w:numPr>
       </w:pPr>
-      <w:r>
-        <w:t>il faut supprimer ces parties optionnelles des url pour établir les clés des unions ==&gt; OK</w:t>
+      <w:proofErr w:type="gramStart"/>
+      <w:r>
+        <w:t>il</w:t>
+      </w:r>
+      <w:proofErr w:type="gramEnd"/>
+      <w:r>
+        <w:t xml:space="preserve"> faut supprimer ces parties optionnelles des url pour établir les clés des unions ==&gt; OK</w:t>
       </w:r>
     </w:p>
     <w:p/>
@@ -7663,6 +9445,9 @@
     </w:p>
     <w:p>
       <w:r>
+        <w:rPr>
+          <w:noProof/>
+        </w:rPr>
         <w:drawing>
           <wp:inline distT="0" distB="0" distL="0" distR="0" wp14:anchorId="7A2F909A" wp14:editId="0DCB62BA">
             <wp:extent cx="3305636" cy="1105054"/>
@@ -7704,16 +9489,29 @@
       <w:pPr>
         <w:pStyle w:val="Listing"/>
       </w:pPr>
-      <w:r>
-        <w:t>&lt;!--  Portrait --&gt;</w:t>
-      </w:r>
-    </w:p>
-    <w:p>
-      <w:pPr>
-        <w:pStyle w:val="Listing"/>
-      </w:pPr>
-      <w:r>
-        <w:t>&lt;div id="</w:t>
+      <w:proofErr w:type="gramStart"/>
+      <w:r>
+        <w:t>&lt;!--</w:t>
+      </w:r>
+      <w:proofErr w:type="gramEnd"/>
+      <w:r>
+        <w:t xml:space="preserve">  Portrait --&gt;</w:t>
+      </w:r>
+    </w:p>
+    <w:p>
+      <w:pPr>
+        <w:pStyle w:val="Listing"/>
+      </w:pPr>
+      <w:r>
+        <w:t>&lt;</w:t>
+      </w:r>
+      <w:proofErr w:type="gramStart"/>
+      <w:r>
+        <w:t>div</w:t>
+      </w:r>
+      <w:proofErr w:type="gramEnd"/>
+      <w:r>
+        <w:t xml:space="preserve"> id="</w:t>
       </w:r>
       <w:proofErr w:type="spellStart"/>
       <w:r>
@@ -7745,48 +9543,217 @@
         <w:pStyle w:val="Listing"/>
       </w:pPr>
       <w:r>
+        <w:t xml:space="preserve">  &lt;</w:t>
+      </w:r>
+      <w:proofErr w:type="gramStart"/>
+      <w:r>
+        <w:t>div</w:t>
+      </w:r>
+      <w:proofErr w:type="gramEnd"/>
+      <w:r>
+        <w:t xml:space="preserve"> class="</w:t>
+      </w:r>
+      <w:proofErr w:type="spellStart"/>
+      <w:r>
+        <w:t>columns</w:t>
+      </w:r>
+      <w:proofErr w:type="spellEnd"/>
+      <w:r>
+        <w:t>"&gt;</w:t>
+      </w:r>
+    </w:p>
+    <w:p>
+      <w:pPr>
+        <w:pStyle w:val="Listing"/>
+      </w:pPr>
+      <w:r>
+        <w:t xml:space="preserve">    &lt;</w:t>
+      </w:r>
+      <w:proofErr w:type="gramStart"/>
+      <w:r>
+        <w:t>h</w:t>
+      </w:r>
+      <w:proofErr w:type="gramEnd"/>
+      <w:r>
+        <w:t>1 class="</w:t>
+      </w:r>
+      <w:proofErr w:type="spellStart"/>
+      <w:r>
+        <w:t>with_tabs</w:t>
+      </w:r>
+      <w:proofErr w:type="spellEnd"/>
+      <w:r>
+        <w:t xml:space="preserve"> </w:t>
+      </w:r>
+      <w:proofErr w:type="spellStart"/>
+      <w:r>
+        <w:t>name</w:t>
+      </w:r>
+      <w:proofErr w:type="spellEnd"/>
+      <w:r>
+        <w:t xml:space="preserve">" </w:t>
+      </w:r>
+      <w:proofErr w:type="spellStart"/>
+      <w:r>
+        <w:t>ng</w:t>
+      </w:r>
+      <w:proofErr w:type="spellEnd"/>
+      <w:r>
+        <w:t>-non-</w:t>
+      </w:r>
+      <w:proofErr w:type="spellStart"/>
+      <w:r>
+        <w:t>bindable</w:t>
+      </w:r>
+      <w:proofErr w:type="spellEnd"/>
+      <w:r>
+        <w:t>&gt;</w:t>
+      </w:r>
+    </w:p>
+    <w:p>
+      <w:pPr>
+        <w:pStyle w:val="Listing"/>
+      </w:pPr>
+      <w:r>
+        <w:t xml:space="preserve">    &lt;</w:t>
+      </w:r>
+      <w:proofErr w:type="spellStart"/>
+      <w:proofErr w:type="gramStart"/>
+      <w:r>
+        <w:t>img</w:t>
+      </w:r>
+      <w:proofErr w:type="spellEnd"/>
+      <w:proofErr w:type="gramEnd"/>
+      <w:r>
+        <w:t xml:space="preserve"> src="images/male.png" alt="H" </w:t>
+      </w:r>
+      <w:proofErr w:type="spellStart"/>
+      <w:r>
+        <w:t>title</w:t>
+      </w:r>
+      <w:proofErr w:type="spellEnd"/>
+      <w:r>
+        <w:t>="H"&gt;&amp;</w:t>
+      </w:r>
+      <w:proofErr w:type="spellStart"/>
+      <w:proofErr w:type="gramStart"/>
+      <w:r>
+        <w:t>nbsp</w:t>
+      </w:r>
+      <w:proofErr w:type="spellEnd"/>
+      <w:r>
+        <w:t>;</w:t>
+      </w:r>
+      <w:proofErr w:type="gramEnd"/>
+    </w:p>
+    <w:p>
+      <w:pPr>
+        <w:pStyle w:val="Listing"/>
+      </w:pPr>
+      <w:r>
+        <w:t xml:space="preserve">    Giovanni Maria Spiteri &lt;</w:t>
+      </w:r>
+      <w:proofErr w:type="spellStart"/>
+      <w:r>
+        <w:t>em</w:t>
+      </w:r>
+      <w:proofErr w:type="spellEnd"/>
+      <w:r>
+        <w:t>&gt;Gio Maria&lt;/</w:t>
+      </w:r>
+      <w:proofErr w:type="spellStart"/>
+      <w:r>
+        <w:t>em</w:t>
+      </w:r>
+      <w:proofErr w:type="spellEnd"/>
+      <w:r>
+        <w:t>&gt;</w:t>
+      </w:r>
+    </w:p>
+    <w:p>
+      <w:pPr>
+        <w:pStyle w:val="Listing"/>
+      </w:pPr>
+      <w:r>
+        <w:t xml:space="preserve">    &lt;/h1&gt;</w:t>
+      </w:r>
+    </w:p>
+    <w:p>
+      <w:pPr>
+        <w:pStyle w:val="Listing"/>
+      </w:pPr>
+      <w:r>
+        <w:t xml:space="preserve">    &lt;</w:t>
+      </w:r>
+      <w:proofErr w:type="gramStart"/>
+      <w:r>
+        <w:t>div</w:t>
+      </w:r>
+      <w:proofErr w:type="gramEnd"/>
+      <w:r>
+        <w:t xml:space="preserve"> class="action-buttons not-</w:t>
+      </w:r>
+      <w:proofErr w:type="spellStart"/>
+      <w:r>
+        <w:t>printable</w:t>
+      </w:r>
+      <w:proofErr w:type="spellEnd"/>
+      <w:r>
+        <w:t>"&gt;</w:t>
+      </w:r>
+    </w:p>
+    <w:p>
+      <w:pPr>
+        <w:pStyle w:val="Listing"/>
+      </w:pPr>
+      <w:r>
+        <w:t xml:space="preserve"> </w:t>
+      </w:r>
+      <w:r>
         <w:t xml:space="preserve">  </w:t>
       </w:r>
       <w:r>
-        <w:t>&lt;div class="</w:t>
-      </w:r>
-      <w:proofErr w:type="spellStart"/>
-      <w:r>
-        <w:t>columns</w:t>
-      </w:r>
-      <w:proofErr w:type="spellEnd"/>
-      <w:r>
-        <w:t>"&gt;</w:t>
-      </w:r>
-    </w:p>
-    <w:p>
-      <w:pPr>
-        <w:pStyle w:val="Listing"/>
-      </w:pPr>
-      <w:r>
-        <w:t xml:space="preserve">    </w:t>
-      </w:r>
-      <w:r>
-        <w:t>&lt;h1 class="</w:t>
-      </w:r>
-      <w:proofErr w:type="spellStart"/>
-      <w:r>
-        <w:t>with_tabs</w:t>
-      </w:r>
-      <w:proofErr w:type="spellEnd"/>
+        <w:t xml:space="preserve"> &lt;/div&gt;</w:t>
+      </w:r>
+    </w:p>
+    <w:p>
+      <w:pPr>
+        <w:pStyle w:val="Listing"/>
+      </w:pPr>
+      <w:r>
+        <w:t xml:space="preserve">  </w:t>
+      </w:r>
+      <w:r>
+        <w:t>&lt;/div&gt;</w:t>
+      </w:r>
+    </w:p>
+    <w:p>
+      <w:pPr>
+        <w:pStyle w:val="Listing"/>
+      </w:pPr>
+      <w:r>
+        <w:t>&lt;/div&gt;</w:t>
+      </w:r>
+    </w:p>
+    <w:p>
+      <w:pPr>
+        <w:pStyle w:val="Listing"/>
+      </w:pPr>
+      <w:r>
+        <w:t>&lt;</w:t>
+      </w:r>
+      <w:proofErr w:type="spellStart"/>
+      <w:proofErr w:type="gramStart"/>
+      <w:r>
+        <w:t>span</w:t>
+      </w:r>
+      <w:proofErr w:type="spellEnd"/>
+      <w:proofErr w:type="gramEnd"/>
       <w:r>
         <w:t xml:space="preserve"> </w:t>
       </w:r>
       <w:proofErr w:type="spellStart"/>
       <w:r>
-        <w:t>name</w:t>
-      </w:r>
-      <w:proofErr w:type="spellEnd"/>
-      <w:r>
-        <w:t xml:space="preserve">" </w:t>
-      </w:r>
-      <w:proofErr w:type="spellStart"/>
-      <w:r>
         <w:t>ng</w:t>
       </w:r>
       <w:proofErr w:type="spellEnd"/>
@@ -7807,252 +9774,112 @@
         <w:pStyle w:val="Listing"/>
       </w:pPr>
       <w:r>
-        <w:t xml:space="preserve">    </w:t>
+        <w:t xml:space="preserve">  </w:t>
       </w:r>
       <w:r>
         <w:t>&lt;</w:t>
       </w:r>
       <w:proofErr w:type="spellStart"/>
-      <w:r>
-        <w:t>img</w:t>
-      </w:r>
-      <w:proofErr w:type="spellEnd"/>
-      <w:r>
-        <w:t xml:space="preserve"> src="images/male.png" alt="H" </w:t>
-      </w:r>
-      <w:proofErr w:type="spellStart"/>
-      <w:r>
-        <w:t>title</w:t>
-      </w:r>
-      <w:proofErr w:type="spellEnd"/>
-      <w:r>
-        <w:t>="H"&gt;&amp;</w:t>
-      </w:r>
-      <w:proofErr w:type="spellStart"/>
-      <w:r>
-        <w:t>nbsp</w:t>
-      </w:r>
-      <w:proofErr w:type="spellEnd"/>
-      <w:r>
-        <w:t>;</w:t>
-      </w:r>
-    </w:p>
-    <w:p>
-      <w:pPr>
-        <w:pStyle w:val="Listing"/>
-      </w:pPr>
-      <w:r>
-        <w:t xml:space="preserve">    </w:t>
-      </w:r>
-      <w:r>
-        <w:t xml:space="preserve">Giovanni Maria </w:t>
-      </w:r>
-      <w:proofErr w:type="spellStart"/>
-      <w:r>
-        <w:t>Spiteri</w:t>
-      </w:r>
-      <w:proofErr w:type="spellEnd"/>
-      <w:r>
-        <w:t xml:space="preserve"> &lt;</w:t>
-      </w:r>
-      <w:proofErr w:type="spellStart"/>
+      <w:proofErr w:type="gramStart"/>
       <w:r>
         <w:t>em</w:t>
       </w:r>
       <w:proofErr w:type="spellEnd"/>
+      <w:proofErr w:type="gramEnd"/>
+      <w:r>
+        <w:t xml:space="preserve"> style="font-</w:t>
+      </w:r>
+      <w:proofErr w:type="gramStart"/>
+      <w:r>
+        <w:t>size:</w:t>
+      </w:r>
+      <w:proofErr w:type="gramEnd"/>
+      <w:r>
+        <w:t>14px"&gt;</w:t>
+      </w:r>
+    </w:p>
+    <w:p>
+      <w:pPr>
+        <w:pStyle w:val="Listing"/>
+      </w:pPr>
+      <w:r>
+        <w:t xml:space="preserve">  </w:t>
+      </w:r>
+      <w:r>
+        <w:t>(&lt;a href="boutch</w:t>
+      </w:r>
+      <w:proofErr w:type="gramStart"/>
+      <w:r>
+        <w:t>1?</w:t>
+      </w:r>
+      <w:proofErr w:type="gramEnd"/>
+      <w:r>
+        <w:t>lang=fr&amp;pz=marc&amp;nz=vitelli&amp;m=P&amp;v=giovanni+maria"&gt;Giovanni Maria&lt;/a&gt;</w:t>
+      </w:r>
+    </w:p>
+    <w:p>
+      <w:pPr>
+        <w:pStyle w:val="Listing"/>
+      </w:pPr>
+      <w:r>
+        <w:t xml:space="preserve">   </w:t>
+      </w:r>
+      <w:r>
+        <w:t>&lt;</w:t>
+      </w:r>
+      <w:proofErr w:type="gramStart"/>
+      <w:r>
+        <w:t>a</w:t>
+      </w:r>
+      <w:proofErr w:type="gramEnd"/>
+      <w:r>
+        <w:t xml:space="preserve"> href="boutch</w:t>
+      </w:r>
+      <w:proofErr w:type="gramStart"/>
+      <w:r>
+        <w:t>1?</w:t>
+      </w:r>
+      <w:proofErr w:type="gramEnd"/>
+      <w:r>
+        <w:t>lang=fr&amp;pz=marc&amp;nz=vitelli&amp;m=N&amp;v=spiteri"&gt;Spiteri&lt;/a&gt;)</w:t>
+      </w:r>
+    </w:p>
+    <w:p>
+      <w:pPr>
+        <w:pStyle w:val="Listing"/>
+      </w:pPr>
+      <w:r>
+        <w:t xml:space="preserve">  </w:t>
+      </w:r>
+      <w:r>
+        <w:t>&lt;/</w:t>
+      </w:r>
+      <w:proofErr w:type="spellStart"/>
+      <w:r>
+        <w:t>em</w:t>
+      </w:r>
+      <w:proofErr w:type="spellEnd"/>
       <w:r>
         <w:t>&gt;</w:t>
       </w:r>
-      <w:proofErr w:type="spellStart"/>
-      <w:r>
-        <w:t>Gio</w:t>
-      </w:r>
-      <w:proofErr w:type="spellEnd"/>
-      <w:r>
-        <w:t xml:space="preserve"> Maria&lt;/</w:t>
-      </w:r>
-      <w:proofErr w:type="spellStart"/>
-      <w:r>
-        <w:t>em</w:t>
-      </w:r>
-      <w:proofErr w:type="spellEnd"/>
-      <w:r>
-        <w:t>&gt;</w:t>
-      </w:r>
-    </w:p>
-    <w:p>
-      <w:pPr>
-        <w:pStyle w:val="Listing"/>
-      </w:pPr>
-      <w:r>
-        <w:t xml:space="preserve">    </w:t>
-      </w:r>
-      <w:r>
-        <w:t>&lt;/h1&gt;</w:t>
-      </w:r>
-    </w:p>
-    <w:p>
-      <w:pPr>
-        <w:pStyle w:val="Listing"/>
-      </w:pPr>
-      <w:r>
-        <w:t xml:space="preserve">    </w:t>
-      </w:r>
-      <w:r>
-        <w:t>&lt;div class="action-buttons not-</w:t>
-      </w:r>
-      <w:proofErr w:type="spellStart"/>
-      <w:r>
-        <w:t>printable</w:t>
-      </w:r>
-      <w:proofErr w:type="spellEnd"/>
-      <w:r>
-        <w:t>"&gt;</w:t>
-      </w:r>
-    </w:p>
-    <w:p>
-      <w:pPr>
-        <w:pStyle w:val="Listing"/>
-      </w:pPr>
-      <w:r>
-        <w:t xml:space="preserve"> </w:t>
-      </w:r>
+    </w:p>
+    <w:p>
+      <w:pPr>
+        <w:pStyle w:val="Listing"/>
+      </w:pPr>
       <w:r>
         <w:t xml:space="preserve">  </w:t>
       </w:r>
       <w:r>
-        <w:t xml:space="preserve"> </w:t>
-      </w:r>
-      <w:r>
-        <w:t>&lt;/div&gt;</w:t>
-      </w:r>
-    </w:p>
-    <w:p>
-      <w:pPr>
-        <w:pStyle w:val="Listing"/>
-      </w:pPr>
-      <w:r>
-        <w:t xml:space="preserve">  </w:t>
-      </w:r>
-      <w:r>
-        <w:t>&lt;/div&gt;</w:t>
-      </w:r>
-    </w:p>
-    <w:p>
-      <w:pPr>
-        <w:pStyle w:val="Listing"/>
-      </w:pPr>
-      <w:r>
-        <w:t>&lt;/div&gt;</w:t>
-      </w:r>
-    </w:p>
-    <w:p>
-      <w:pPr>
-        <w:pStyle w:val="Listing"/>
-      </w:pPr>
-      <w:r>
         <w:t>&lt;</w:t>
       </w:r>
       <w:proofErr w:type="spellStart"/>
-      <w:r>
-        <w:t>span</w:t>
-      </w:r>
-      <w:proofErr w:type="spellEnd"/>
-      <w:r>
-        <w:t xml:space="preserve"> </w:t>
-      </w:r>
-      <w:proofErr w:type="spellStart"/>
-      <w:r>
-        <w:t>ng</w:t>
-      </w:r>
-      <w:proofErr w:type="spellEnd"/>
-      <w:r>
-        <w:t>-non-</w:t>
-      </w:r>
-      <w:proofErr w:type="spellStart"/>
-      <w:r>
-        <w:t>bindable</w:t>
-      </w:r>
-      <w:proofErr w:type="spellEnd"/>
-      <w:r>
-        <w:t>&gt;</w:t>
-      </w:r>
-    </w:p>
-    <w:p>
-      <w:pPr>
-        <w:pStyle w:val="Listing"/>
-      </w:pPr>
-      <w:r>
-        <w:t xml:space="preserve">  </w:t>
-      </w:r>
-      <w:r>
-        <w:t>&lt;</w:t>
-      </w:r>
-      <w:proofErr w:type="spellStart"/>
-      <w:r>
-        <w:t>em</w:t>
-      </w:r>
-      <w:proofErr w:type="spellEnd"/>
-      <w:r>
-        <w:t xml:space="preserve"> style="font-size:14px"&gt;</w:t>
-      </w:r>
-    </w:p>
-    <w:p>
-      <w:pPr>
-        <w:pStyle w:val="Listing"/>
-      </w:pPr>
-      <w:r>
-        <w:t xml:space="preserve">  </w:t>
-      </w:r>
-      <w:r>
-        <w:t>(&lt;a href="boutch1?lang=fr&amp;pz=marc&amp;nz=vitelli&amp;m=P&amp;v=giovanni+maria"&gt;Giovanni Maria&lt;/a&gt;</w:t>
-      </w:r>
-    </w:p>
-    <w:p>
-      <w:pPr>
-        <w:pStyle w:val="Listing"/>
-      </w:pPr>
-      <w:r>
-        <w:t xml:space="preserve">   </w:t>
-      </w:r>
-      <w:r>
-        <w:t>&lt;a href="boutch1?lang=fr&amp;pz=marc&amp;nz=vitelli&amp;m=N&amp;v=spiteri"&gt;Spiteri&lt;/a&gt;)</w:t>
-      </w:r>
-    </w:p>
-    <w:p>
-      <w:pPr>
-        <w:pStyle w:val="Listing"/>
-      </w:pPr>
-      <w:r>
-        <w:t xml:space="preserve">  </w:t>
-      </w:r>
-      <w:r>
-        <w:t>&lt;/</w:t>
-      </w:r>
-      <w:proofErr w:type="spellStart"/>
-      <w:r>
-        <w:t>em</w:t>
-      </w:r>
-      <w:proofErr w:type="spellEnd"/>
-      <w:r>
-        <w:t>&gt;</w:t>
-      </w:r>
-    </w:p>
-    <w:p>
-      <w:pPr>
-        <w:pStyle w:val="Listing"/>
-      </w:pPr>
-      <w:r>
-        <w:t xml:space="preserve">  </w:t>
-      </w:r>
-      <w:r>
-        <w:t>&lt;</w:t>
-      </w:r>
-      <w:proofErr w:type="spellStart"/>
+      <w:proofErr w:type="gramStart"/>
       <w:r>
         <w:t>br</w:t>
       </w:r>
       <w:proofErr w:type="spellEnd"/>
+      <w:proofErr w:type="gramEnd"/>
       <w:r>
         <w:t>&gt;</w:t>
       </w:r>
@@ -8069,10 +9896,12 @@
         <w:t>&lt;</w:t>
       </w:r>
       <w:proofErr w:type="spellStart"/>
+      <w:proofErr w:type="gramStart"/>
       <w:r>
         <w:t>br</w:t>
       </w:r>
       <w:proofErr w:type="spellEnd"/>
+      <w:proofErr w:type="gramEnd"/>
       <w:r>
         <w:t xml:space="preserve"> class="</w:t>
       </w:r>
@@ -8117,10 +9946,12 @@
         <w:t>&lt;</w:t>
       </w:r>
       <w:proofErr w:type="spellStart"/>
+      <w:proofErr w:type="gramStart"/>
       <w:r>
         <w:t>ul</w:t>
       </w:r>
       <w:proofErr w:type="spellEnd"/>
+      <w:proofErr w:type="gramEnd"/>
       <w:r>
         <w:t xml:space="preserve"> </w:t>
       </w:r>
@@ -8146,15 +9977,55 @@
         <w:pStyle w:val="Listing"/>
       </w:pPr>
       <w:r>
-        <w:t>&lt;li&gt;Né le&amp;nbsp;20&amp;nbsp;août&amp;nbsp;1699&lt;/li&gt;</w:t>
-      </w:r>
-    </w:p>
-    <w:p>
-      <w:pPr>
-        <w:pStyle w:val="Listing"/>
-      </w:pPr>
-      <w:r>
-        <w:t>&lt;li&gt;Décédé&lt;/li&gt;</w:t>
+        <w:t>&lt;</w:t>
+      </w:r>
+      <w:proofErr w:type="gramStart"/>
+      <w:r>
+        <w:t>li</w:t>
+      </w:r>
+      <w:proofErr w:type="gramEnd"/>
+      <w:r>
+        <w:t>&gt;Né le&amp;</w:t>
+      </w:r>
+      <w:proofErr w:type="gramStart"/>
+      <w:r>
+        <w:t>nbsp;</w:t>
+      </w:r>
+      <w:proofErr w:type="gramEnd"/>
+      <w:r>
+        <w:t>20&amp;</w:t>
+      </w:r>
+      <w:proofErr w:type="gramStart"/>
+      <w:r>
+        <w:t>nbsp;août</w:t>
+      </w:r>
+      <w:proofErr w:type="gramEnd"/>
+      <w:r>
+        <w:t>&amp;</w:t>
+      </w:r>
+      <w:proofErr w:type="gramStart"/>
+      <w:r>
+        <w:t>nbsp;</w:t>
+      </w:r>
+      <w:proofErr w:type="gramEnd"/>
+      <w:r>
+        <w:t>1699&lt;/li&gt;</w:t>
+      </w:r>
+    </w:p>
+    <w:p>
+      <w:pPr>
+        <w:pStyle w:val="Listing"/>
+      </w:pPr>
+      <w:r>
+        <w:t>&lt;</w:t>
+      </w:r>
+      <w:proofErr w:type="gramStart"/>
+      <w:r>
+        <w:t>li</w:t>
+      </w:r>
+      <w:proofErr w:type="gramEnd"/>
+      <w:r>
+        <w:t>&gt;Décédé&lt;/li&gt;</w:t>
       </w:r>
     </w:p>
     <w:p>
@@ -8175,16 +10046,23 @@
     </w:p>
     <w:p/>
     <w:p>
-      <w:r>
-        <w:t>extraction :</w:t>
-      </w:r>
-    </w:p>
-    <w:p>
-      <w:proofErr w:type="spellStart"/>
+      <w:proofErr w:type="gramStart"/>
+      <w:r>
+        <w:t>extraction</w:t>
+      </w:r>
+      <w:proofErr w:type="gramEnd"/>
+      <w:r>
+        <w:t> :</w:t>
+      </w:r>
+    </w:p>
+    <w:p>
+      <w:proofErr w:type="spellStart"/>
+      <w:proofErr w:type="gramStart"/>
       <w:r>
         <w:t>grep</w:t>
       </w:r>
       <w:proofErr w:type="spellEnd"/>
+      <w:proofErr w:type="gramEnd"/>
       <w:r>
         <w:t xml:space="preserve"> 'info sous-titre / alias ' </w:t>
       </w:r>
@@ -8199,10 +10077,12 @@
     </w:p>
     <w:p>
       <w:proofErr w:type="spellStart"/>
+      <w:proofErr w:type="gramStart"/>
       <w:r>
         <w:t>grep</w:t>
       </w:r>
       <w:proofErr w:type="spellEnd"/>
+      <w:proofErr w:type="gramEnd"/>
       <w:r>
         <w:t xml:space="preserve"> </w:t>
       </w:r>
@@ -8226,10 +10106,2489 @@
     <w:p/>
     <w:p/>
     <w:p/>
+    <w:p>
+      <w:r>
+        <w:t>17/04/26 :</w:t>
+      </w:r>
+    </w:p>
+    <w:p>
+      <w:proofErr w:type="gramStart"/>
+      <w:r>
+        <w:t>cas</w:t>
+      </w:r>
+      <w:proofErr w:type="gramEnd"/>
+      <w:r>
+        <w:t xml:space="preserve"> import </w:t>
+      </w:r>
+      <w:hyperlink r:id="rId39" w:history="1">
+        <w:r>
+          <w:rPr>
+            <w:rStyle w:val="Lienhypertexte"/>
+          </w:rPr>
+          <w:t>https://gw.geneanet.org/gaetanv1?lang=fr&amp;p=pierre+joseph&amp;n=gonzales&amp;type=fiche</w:t>
+        </w:r>
+      </w:hyperlink>
+    </w:p>
+    <w:p/>
+    <w:p>
+      <w:r>
+        <w:rPr>
+          <w:noProof/>
+        </w:rPr>
+        <w:drawing>
+          <wp:inline distT="0" distB="0" distL="0" distR="0" wp14:anchorId="37D40625" wp14:editId="5BFC8E09">
+            <wp:extent cx="4201111" cy="1267002"/>
+            <wp:effectExtent l="0" t="0" r="0" b="9525"/>
+            <wp:docPr id="595654500" name="Image 1"/>
+            <wp:cNvGraphicFramePr>
+              <a:graphicFrameLocks xmlns:a="http://schemas.openxmlformats.org/drawingml/2006/main" noChangeAspect="1"/>
+            </wp:cNvGraphicFramePr>
+            <a:graphic xmlns:a="http://schemas.openxmlformats.org/drawingml/2006/main">
+              <a:graphicData uri="http://schemas.openxmlformats.org/drawingml/2006/picture">
+                <pic:pic xmlns:pic="http://schemas.openxmlformats.org/drawingml/2006/picture">
+                  <pic:nvPicPr>
+                    <pic:cNvPr id="595654500" name=""/>
+                    <pic:cNvPicPr/>
+                  </pic:nvPicPr>
+                  <pic:blipFill>
+                    <a:blip r:embed="rId40"/>
+                    <a:stretch>
+                      <a:fillRect/>
+                    </a:stretch>
+                  </pic:blipFill>
+                  <pic:spPr>
+                    <a:xfrm>
+                      <a:off x="0" y="0"/>
+                      <a:ext cx="4201111" cy="1267002"/>
+                    </a:xfrm>
+                    <a:prstGeom prst="rect">
+                      <a:avLst/>
+                    </a:prstGeom>
+                  </pic:spPr>
+                </pic:pic>
+              </a:graphicData>
+            </a:graphic>
+          </wp:inline>
+        </w:drawing>
+      </w:r>
+    </w:p>
+    <w:p>
+      <w:proofErr w:type="gramStart"/>
+      <w:r>
+        <w:t>vs</w:t>
+      </w:r>
+      <w:proofErr w:type="gramEnd"/>
+    </w:p>
+    <w:p>
+      <w:r>
+        <w:rPr>
+          <w:noProof/>
+        </w:rPr>
+        <w:drawing>
+          <wp:inline distT="0" distB="0" distL="0" distR="0" wp14:anchorId="42A23928" wp14:editId="237C8112">
+            <wp:extent cx="7181385" cy="1717400"/>
+            <wp:effectExtent l="0" t="0" r="635" b="0"/>
+            <wp:docPr id="116844319" name="Image 1"/>
+            <wp:cNvGraphicFramePr>
+              <a:graphicFrameLocks xmlns:a="http://schemas.openxmlformats.org/drawingml/2006/main" noChangeAspect="1"/>
+            </wp:cNvGraphicFramePr>
+            <a:graphic xmlns:a="http://schemas.openxmlformats.org/drawingml/2006/main">
+              <a:graphicData uri="http://schemas.openxmlformats.org/drawingml/2006/picture">
+                <pic:pic xmlns:pic="http://schemas.openxmlformats.org/drawingml/2006/picture">
+                  <pic:nvPicPr>
+                    <pic:cNvPr id="116844319" name=""/>
+                    <pic:cNvPicPr/>
+                  </pic:nvPicPr>
+                  <pic:blipFill>
+                    <a:blip r:embed="rId41"/>
+                    <a:stretch>
+                      <a:fillRect/>
+                    </a:stretch>
+                  </pic:blipFill>
+                  <pic:spPr>
+                    <a:xfrm>
+                      <a:off x="0" y="0"/>
+                      <a:ext cx="7205986" cy="1723283"/>
+                    </a:xfrm>
+                    <a:prstGeom prst="rect">
+                      <a:avLst/>
+                    </a:prstGeom>
+                  </pic:spPr>
+                </pic:pic>
+              </a:graphicData>
+            </a:graphic>
+          </wp:inline>
+        </w:drawing>
+      </w:r>
+    </w:p>
+    <w:p/>
+    <w:tbl>
+      <w:tblPr>
+        <w:tblW w:w="0" w:type="auto"/>
+        <w:tblCellSpacing w:w="15" w:type="dxa"/>
+        <w:tblCellMar>
+          <w:top w:w="15" w:type="dxa"/>
+          <w:left w:w="15" w:type="dxa"/>
+          <w:bottom w:w="15" w:type="dxa"/>
+          <w:right w:w="15" w:type="dxa"/>
+        </w:tblCellMar>
+        <w:tblLook w:val="04A0" w:firstRow="1" w:lastRow="0" w:firstColumn="1" w:lastColumn="0" w:noHBand="0" w:noVBand="1"/>
+      </w:tblPr>
+      <w:tblGrid>
+        <w:gridCol w:w="13958"/>
+      </w:tblGrid>
+      <w:tr>
+        <w:trPr>
+          <w:tblCellSpacing w:w="15" w:type="dxa"/>
+        </w:trPr>
+        <w:tc>
+          <w:tcPr>
+            <w:tcW w:w="0" w:type="auto"/>
+            <w:vAlign w:val="center"/>
+            <w:hideMark/>
+          </w:tcPr>
+          <w:p>
+            <w:pPr>
+              <w:pStyle w:val="Listing"/>
+            </w:pPr>
+            <w:r>
+              <w:t>&lt;</w:t>
+            </w:r>
+            <w:proofErr w:type="spellStart"/>
+            <w:proofErr w:type="gramStart"/>
+            <w:r>
+              <w:t>ul</w:t>
+            </w:r>
+            <w:proofErr w:type="spellEnd"/>
+            <w:proofErr w:type="gramEnd"/>
+            <w:r>
+              <w:t xml:space="preserve"> class="fiche-source-</w:t>
+            </w:r>
+            <w:proofErr w:type="spellStart"/>
+            <w:r>
+              <w:t>ind</w:t>
+            </w:r>
+            <w:proofErr w:type="spellEnd"/>
+            <w:r>
+              <w:t>"&gt;</w:t>
+            </w:r>
+          </w:p>
+        </w:tc>
+      </w:tr>
+      <w:tr>
+        <w:trPr>
+          <w:tblCellSpacing w:w="15" w:type="dxa"/>
+        </w:trPr>
+        <w:tc>
+          <w:tcPr>
+            <w:tcW w:w="0" w:type="auto"/>
+            <w:vAlign w:val="center"/>
+            <w:hideMark/>
+          </w:tcPr>
+          <w:p>
+            <w:pPr>
+              <w:pStyle w:val="Listing"/>
+            </w:pPr>
+            <w:r>
+              <w:t>&lt;li&gt;Personne: &lt;</w:t>
+            </w:r>
+            <w:proofErr w:type="spellStart"/>
+            <w:r>
+              <w:t>br</w:t>
+            </w:r>
+            <w:proofErr w:type="spellEnd"/>
+            <w:r>
+              <w:t xml:space="preserve">&gt; - Arbres généalogiques Filae - Pierre Joseph GONZALÈS&amp;#38;lt;br&amp;#38;gt;Naissance : 31 août 1756 Roquebrune-Cap-Martin, Alpes-Maritimes, Provence-Alpes-Côte D&amp;#39;azur, France&amp;#38;lt;br&amp;#38;gt;Décès : 1 </w:t>
+            </w:r>
+            <w:proofErr w:type="spellStart"/>
+            <w:r>
+              <w:t>nov</w:t>
+            </w:r>
+            <w:proofErr w:type="spellEnd"/>
+            <w:r>
+              <w:t xml:space="preserve"> 1831&lt;</w:t>
+            </w:r>
+            <w:proofErr w:type="spellStart"/>
+            <w:r>
+              <w:t>br</w:t>
+            </w:r>
+            <w:proofErr w:type="spellEnd"/>
+            <w:r>
+              <w:t>&gt;&lt;</w:t>
+            </w:r>
+            <w:proofErr w:type="spellStart"/>
+            <w:r>
+              <w:t>br</w:t>
+            </w:r>
+            <w:proofErr w:type="spellEnd"/>
+            <w:r>
+              <w:t>&gt; Roquebrune-Cap-Martin, Alpes-Maritimes, Provence-Alpes-Côte D&amp;#39;azur, France&lt;</w:t>
+            </w:r>
+            <w:proofErr w:type="spellStart"/>
+            <w:r>
+              <w:t>br</w:t>
+            </w:r>
+            <w:proofErr w:type="spellEnd"/>
+            <w:r>
+              <w:t>&gt;&lt;</w:t>
+            </w:r>
+            <w:proofErr w:type="spellStart"/>
+            <w:r>
+              <w:t>br</w:t>
+            </w:r>
+            <w:proofErr w:type="spellEnd"/>
+            <w:r>
+              <w:t xml:space="preserve">&gt;&amp;#38;lt;br&amp;#38;gt;Père : Jean Baptiste GONZALÈS&amp;#38;lt;br&amp;#38;gt;Mère : Espérance Marguerite </w:t>
+            </w:r>
+            <w:r>
+              <w:lastRenderedPageBreak/>
+              <w:t>FILIPPI&amp;#38;lt;br&amp;#38;gt;Femme : Marie BAÏLO&amp;#38;lt;br&amp;#38;gt;Enfant : Marguerite GONZALÈS, Angèle Françoise GONZALÈS, Marie Marguerite GONZALÈS, Pierre Jean Baptiste GONZALÈS, Ursule Espérance GONZALÈS, Marie Espérance GONZALÈS, Marie Agnès GONZALÈS, François Marie GONZALÈS&amp;#38;lt;br&amp;#38;gt;Frères et sœurs : Jean François GONZALÈS, Charles Marie GONZALÈS, Marie Thérèse GONZALÈS, Jeanne Marie GONZALÈS, Espérance Catherine GONZALÈS, Charles Marie GONZALÈS, Anne Marie GONZALÈS - Record - 14100:159275754:&lt;</w:t>
+            </w:r>
+            <w:proofErr w:type="spellStart"/>
+            <w:r>
+              <w:t>br</w:t>
+            </w:r>
+            <w:proofErr w:type="spellEnd"/>
+            <w:r>
+              <w:t>&gt; - Arbres généalogiques Filae - Pierre Joseph GONZALES&amp;#38;lt;br&amp;#38;gt;Naissance : 31 août 1756 Roquebrune-Cap-Martin, Alpes-Maritimes, Provence-Alpes-Côte D&amp;#39;azur, France&amp;#38;lt;br&amp;#38;gt;Décès : - 1831&lt;</w:t>
+            </w:r>
+            <w:proofErr w:type="spellStart"/>
+            <w:r>
+              <w:t>br</w:t>
+            </w:r>
+            <w:proofErr w:type="spellEnd"/>
+            <w:r>
+              <w:t>&gt;&lt;</w:t>
+            </w:r>
+            <w:proofErr w:type="spellStart"/>
+            <w:r>
+              <w:t>br</w:t>
+            </w:r>
+            <w:proofErr w:type="spellEnd"/>
+            <w:r>
+              <w:t>&gt; Roquebrune-Cap-Martin, Alpes-Maritimes, Provence-Alpes-Côte D&amp;#39;azur, France&lt;</w:t>
+            </w:r>
+            <w:proofErr w:type="spellStart"/>
+            <w:r>
+              <w:t>br</w:t>
+            </w:r>
+            <w:proofErr w:type="spellEnd"/>
+            <w:r>
+              <w:t>&gt;&lt;</w:t>
+            </w:r>
+            <w:proofErr w:type="spellStart"/>
+            <w:r>
+              <w:t>br</w:t>
+            </w:r>
+            <w:proofErr w:type="spellEnd"/>
+            <w:r>
+              <w:t>&gt;&amp;#38;lt;br&amp;#38;gt;Femme : Marie BAÎLO&amp;#38;lt;br&amp;#38;gt;Enfant : Marie Agnès GONZALES, Marie Espérance GONZALES, Ursule Espérance GONZALES, Marie Marguerite GONZALES, François Marie GONZALES - Record - 14100:69103245:&lt;</w:t>
+            </w:r>
+            <w:proofErr w:type="spellStart"/>
+            <w:r>
+              <w:t>br</w:t>
+            </w:r>
+            <w:proofErr w:type="spellEnd"/>
+            <w:r>
+              <w:t xml:space="preserve">&gt; - Jean-Paul Doumeng - </w:t>
+            </w:r>
+            <w:proofErr w:type="spellStart"/>
+            <w:r>
+              <w:t>Doumeng</w:t>
+            </w:r>
+            <w:proofErr w:type="spellEnd"/>
+            <w:r>
+              <w:t xml:space="preserve"> Web Site (Smart Match)&lt;</w:t>
+            </w:r>
+            <w:proofErr w:type="spellStart"/>
+            <w:r>
+              <w:t>br</w:t>
+            </w:r>
+            <w:proofErr w:type="spellEnd"/>
+            <w:r>
+              <w:t>&gt;&lt;/li&gt;</w:t>
+            </w:r>
+          </w:p>
+        </w:tc>
+      </w:tr>
+      <w:tr>
+        <w:trPr>
+          <w:tblCellSpacing w:w="15" w:type="dxa"/>
+        </w:trPr>
+        <w:tc>
+          <w:tcPr>
+            <w:tcW w:w="0" w:type="auto"/>
+            <w:vAlign w:val="center"/>
+            <w:hideMark/>
+          </w:tcPr>
+          <w:p>
+            <w:pPr>
+              <w:pStyle w:val="Listing"/>
+            </w:pPr>
+            <w:r>
+              <w:lastRenderedPageBreak/>
+              <w:t>&lt;/</w:t>
+            </w:r>
+            <w:proofErr w:type="spellStart"/>
+            <w:r>
+              <w:t>ul</w:t>
+            </w:r>
+            <w:proofErr w:type="spellEnd"/>
+            <w:r>
+              <w:t>&gt;</w:t>
+            </w:r>
+          </w:p>
+          <w:p>
+            <w:pPr>
+              <w:pStyle w:val="Listing"/>
+              <w:ind w:left="0"/>
+            </w:pPr>
+          </w:p>
+        </w:tc>
+      </w:tr>
+    </w:tbl>
+    <w:p>
+      <w:proofErr w:type="gramStart"/>
+      <w:r>
+        <w:t>remise</w:t>
+      </w:r>
+      <w:proofErr w:type="gramEnd"/>
+      <w:r>
+        <w:t xml:space="preserve"> en forme avec retours chariot :</w:t>
+      </w:r>
+    </w:p>
+    <w:p/>
+    <w:tbl>
+      <w:tblPr>
+        <w:tblW w:w="0" w:type="auto"/>
+        <w:tblCellSpacing w:w="15" w:type="dxa"/>
+        <w:tblCellMar>
+          <w:top w:w="15" w:type="dxa"/>
+          <w:left w:w="15" w:type="dxa"/>
+          <w:bottom w:w="15" w:type="dxa"/>
+          <w:right w:w="15" w:type="dxa"/>
+        </w:tblCellMar>
+        <w:tblLook w:val="04A0" w:firstRow="1" w:lastRow="0" w:firstColumn="1" w:lastColumn="0" w:noHBand="0" w:noVBand="1"/>
+      </w:tblPr>
+      <w:tblGrid>
+        <w:gridCol w:w="13958"/>
+      </w:tblGrid>
+      <w:tr>
+        <w:trPr>
+          <w:tblCellSpacing w:w="15" w:type="dxa"/>
+        </w:trPr>
+        <w:tc>
+          <w:tcPr>
+            <w:tcW w:w="0" w:type="auto"/>
+            <w:vAlign w:val="center"/>
+            <w:hideMark/>
+          </w:tcPr>
+          <w:p>
+            <w:pPr>
+              <w:pStyle w:val="Listing"/>
+            </w:pPr>
+            <w:r>
+              <w:t>&lt;</w:t>
+            </w:r>
+            <w:proofErr w:type="spellStart"/>
+            <w:proofErr w:type="gramStart"/>
+            <w:r>
+              <w:t>ul</w:t>
+            </w:r>
+            <w:proofErr w:type="spellEnd"/>
+            <w:proofErr w:type="gramEnd"/>
+            <w:r>
+              <w:t xml:space="preserve"> class="fiche-source-</w:t>
+            </w:r>
+            <w:proofErr w:type="spellStart"/>
+            <w:r>
+              <w:t>ind</w:t>
+            </w:r>
+            <w:proofErr w:type="spellEnd"/>
+            <w:r>
+              <w:t>"&gt;</w:t>
+            </w:r>
+          </w:p>
+        </w:tc>
+      </w:tr>
+      <w:tr>
+        <w:trPr>
+          <w:tblCellSpacing w:w="15" w:type="dxa"/>
+        </w:trPr>
+        <w:tc>
+          <w:tcPr>
+            <w:tcW w:w="0" w:type="auto"/>
+            <w:vAlign w:val="center"/>
+            <w:hideMark/>
+          </w:tcPr>
+          <w:p>
+            <w:pPr>
+              <w:pStyle w:val="Listing"/>
+            </w:pPr>
+            <w:r>
+              <w:t>&lt;</w:t>
+            </w:r>
+            <w:proofErr w:type="gramStart"/>
+            <w:r>
+              <w:t>li</w:t>
+            </w:r>
+            <w:proofErr w:type="gramEnd"/>
+            <w:r>
+              <w:t>&gt;</w:t>
+            </w:r>
+            <w:proofErr w:type="gramStart"/>
+            <w:r>
+              <w:t>Personne:</w:t>
+            </w:r>
+            <w:proofErr w:type="gramEnd"/>
+            <w:r>
+              <w:t xml:space="preserve"> &lt;</w:t>
+            </w:r>
+            <w:proofErr w:type="spellStart"/>
+            <w:r>
+              <w:t>br</w:t>
+            </w:r>
+            <w:proofErr w:type="spellEnd"/>
+            <w:r>
+              <w:t>&gt; - Arbres généalogiques Filae - Pierre Joseph GONZALÈS</w:t>
+            </w:r>
+          </w:p>
+          <w:p>
+            <w:pPr>
+              <w:pStyle w:val="Listing"/>
+            </w:pPr>
+            <w:r>
+              <w:t>&amp;#</w:t>
+            </w:r>
+            <w:proofErr w:type="gramStart"/>
+            <w:r>
+              <w:t>38;lt</w:t>
+            </w:r>
+            <w:proofErr w:type="gramEnd"/>
+            <w:r>
+              <w:t>;br&amp;#</w:t>
+            </w:r>
+            <w:proofErr w:type="gramStart"/>
+            <w:r>
+              <w:t>38;gt</w:t>
+            </w:r>
+            <w:proofErr w:type="gramEnd"/>
+            <w:r>
+              <w:t>;Naissance : 31 août 1756 Roquebrune-Cap-Martin, Alpes-Maritimes, Provence-Alpes-Côte D&amp;#</w:t>
+            </w:r>
+            <w:proofErr w:type="gramStart"/>
+            <w:r>
+              <w:t>39;azur</w:t>
+            </w:r>
+            <w:proofErr w:type="gramEnd"/>
+            <w:r>
+              <w:t xml:space="preserve">, </w:t>
+            </w:r>
+            <w:r>
+              <w:t>France</w:t>
+            </w:r>
+          </w:p>
+          <w:p>
+            <w:pPr>
+              <w:pStyle w:val="Listing"/>
+            </w:pPr>
+            <w:r>
+              <w:t>&amp;#</w:t>
+            </w:r>
+            <w:proofErr w:type="gramStart"/>
+            <w:r>
+              <w:t>38;lt</w:t>
+            </w:r>
+            <w:proofErr w:type="gramEnd"/>
+            <w:r>
+              <w:t>;br&amp;#</w:t>
+            </w:r>
+            <w:proofErr w:type="gramStart"/>
+            <w:r>
+              <w:t>38;gt</w:t>
+            </w:r>
+            <w:proofErr w:type="gramEnd"/>
+            <w:r>
+              <w:t xml:space="preserve">;Décès : 1 </w:t>
+            </w:r>
+            <w:proofErr w:type="spellStart"/>
+            <w:r>
+              <w:t>nov</w:t>
+            </w:r>
+            <w:proofErr w:type="spellEnd"/>
+            <w:r>
+              <w:t xml:space="preserve"> 1831&lt;</w:t>
+            </w:r>
+            <w:proofErr w:type="spellStart"/>
+            <w:r>
+              <w:t>br</w:t>
+            </w:r>
+            <w:proofErr w:type="spellEnd"/>
+            <w:r>
+              <w:t>&gt;&lt;</w:t>
+            </w:r>
+            <w:proofErr w:type="spellStart"/>
+            <w:r>
+              <w:t>br</w:t>
+            </w:r>
+            <w:proofErr w:type="spellEnd"/>
+            <w:r>
+              <w:t>&gt; Roquebrune-Cap-Martin, Alpes-Maritimes, Provence-Alpes-Côte D&amp;#</w:t>
+            </w:r>
+            <w:proofErr w:type="gramStart"/>
+            <w:r>
+              <w:t>39;azur</w:t>
+            </w:r>
+            <w:proofErr w:type="gramEnd"/>
+            <w:r>
+              <w:t xml:space="preserve">, </w:t>
+            </w:r>
+            <w:r>
+              <w:t>France</w:t>
+            </w:r>
+          </w:p>
+          <w:p>
+            <w:pPr>
+              <w:pStyle w:val="Listing"/>
+            </w:pPr>
+            <w:r>
+              <w:t>&lt;</w:t>
+            </w:r>
+            <w:proofErr w:type="spellStart"/>
+            <w:proofErr w:type="gramStart"/>
+            <w:r>
+              <w:t>br</w:t>
+            </w:r>
+            <w:proofErr w:type="spellEnd"/>
+            <w:proofErr w:type="gramEnd"/>
+            <w:r>
+              <w:t>&gt;&lt;</w:t>
+            </w:r>
+            <w:proofErr w:type="spellStart"/>
+            <w:r>
+              <w:t>br</w:t>
+            </w:r>
+            <w:proofErr w:type="spellEnd"/>
+            <w:r>
+              <w:t>&gt;</w:t>
+            </w:r>
+          </w:p>
+          <w:p>
+            <w:pPr>
+              <w:pStyle w:val="Listing"/>
+            </w:pPr>
+            <w:r>
+              <w:t>&amp;#</w:t>
+            </w:r>
+            <w:proofErr w:type="gramStart"/>
+            <w:r>
+              <w:t>38;lt</w:t>
+            </w:r>
+            <w:proofErr w:type="gramEnd"/>
+            <w:r>
+              <w:t>;br&amp;#</w:t>
+            </w:r>
+            <w:proofErr w:type="gramStart"/>
+            <w:r>
+              <w:t>38;gt</w:t>
+            </w:r>
+            <w:proofErr w:type="gramEnd"/>
+            <w:r>
+              <w:t>;Père : Jean Baptiste GONZALÈS</w:t>
+            </w:r>
+          </w:p>
+          <w:p>
+            <w:pPr>
+              <w:pStyle w:val="Listing"/>
+            </w:pPr>
+            <w:r>
+              <w:t>&amp;#</w:t>
+            </w:r>
+            <w:proofErr w:type="gramStart"/>
+            <w:r>
+              <w:t>38;lt</w:t>
+            </w:r>
+            <w:proofErr w:type="gramEnd"/>
+            <w:r>
+              <w:t>;br&amp;#</w:t>
+            </w:r>
+            <w:proofErr w:type="gramStart"/>
+            <w:r>
+              <w:t>38;gt</w:t>
+            </w:r>
+            <w:proofErr w:type="gramEnd"/>
+            <w:r>
+              <w:t>;Mère : Espérance Marguerite FILIPPI</w:t>
+            </w:r>
+          </w:p>
+          <w:p>
+            <w:pPr>
+              <w:pStyle w:val="Listing"/>
+            </w:pPr>
+            <w:r>
+              <w:t>&amp;#</w:t>
+            </w:r>
+            <w:proofErr w:type="gramStart"/>
+            <w:r>
+              <w:t>38;lt</w:t>
+            </w:r>
+            <w:proofErr w:type="gramEnd"/>
+            <w:r>
+              <w:t>;br&amp;#</w:t>
+            </w:r>
+            <w:proofErr w:type="gramStart"/>
+            <w:r>
+              <w:t>38;gt</w:t>
+            </w:r>
+            <w:proofErr w:type="gramEnd"/>
+            <w:r>
+              <w:t>;Femme : Marie BAÏLO</w:t>
+            </w:r>
+          </w:p>
+          <w:p>
+            <w:pPr>
+              <w:pStyle w:val="Listing"/>
+            </w:pPr>
+            <w:r>
+              <w:t>&amp;#</w:t>
+            </w:r>
+            <w:proofErr w:type="gramStart"/>
+            <w:r>
+              <w:t>38;lt</w:t>
+            </w:r>
+            <w:proofErr w:type="gramEnd"/>
+            <w:r>
+              <w:t>;br&amp;#</w:t>
+            </w:r>
+            <w:proofErr w:type="gramStart"/>
+            <w:r>
+              <w:t>38;gt</w:t>
+            </w:r>
+            <w:proofErr w:type="gramEnd"/>
+            <w:r>
+              <w:t>;Enfant : Marguerite GONZALÈS, Angèle Françoise GONZALÈS, Marie Marguerite GONZALÈS, Pierre Jean Baptiste GONZALÈS, Ursule Espérance GONZALÈS, Marie Espérance GONZALÈS, Marie Agnès GONZALÈS, François Marie GONZALÈS</w:t>
+            </w:r>
+          </w:p>
+          <w:p>
+            <w:pPr>
+              <w:pStyle w:val="Listing"/>
+            </w:pPr>
+            <w:r>
+              <w:t>&amp;#</w:t>
+            </w:r>
+            <w:proofErr w:type="gramStart"/>
+            <w:r>
+              <w:t>38;lt</w:t>
+            </w:r>
+            <w:proofErr w:type="gramEnd"/>
+            <w:r>
+              <w:t>;br&amp;#</w:t>
+            </w:r>
+            <w:proofErr w:type="gramStart"/>
+            <w:r>
+              <w:t>38;gt</w:t>
+            </w:r>
+            <w:proofErr w:type="gramEnd"/>
+            <w:r>
+              <w:t xml:space="preserve">;Frères et sœurs : Jean François GONZALÈS, Charles Marie GONZALÈS, Marie Thérèse GONZALÈS, Jeanne Marie GONZALÈS, Espérance Catherine GONZALÈS, Charles Marie GONZALÈS, Anne Marie GONZALÈS - Record - </w:t>
+            </w:r>
+            <w:proofErr w:type="gramStart"/>
+            <w:r>
+              <w:t>14100:159275754:</w:t>
+            </w:r>
+            <w:proofErr w:type="gramEnd"/>
+          </w:p>
+          <w:p>
+            <w:pPr>
+              <w:pStyle w:val="Listing"/>
+            </w:pPr>
+            <w:r>
+              <w:t>&lt;</w:t>
+            </w:r>
+            <w:proofErr w:type="spellStart"/>
+            <w:proofErr w:type="gramStart"/>
+            <w:r>
+              <w:t>br</w:t>
+            </w:r>
+            <w:proofErr w:type="spellEnd"/>
+            <w:proofErr w:type="gramEnd"/>
+            <w:r>
+              <w:t>&gt; - Arbres généalogiques Filae - Pierre Joseph GONZALES</w:t>
+            </w:r>
+          </w:p>
+          <w:p>
+            <w:pPr>
+              <w:pStyle w:val="Listing"/>
+            </w:pPr>
+            <w:r>
+              <w:t>&amp;#</w:t>
+            </w:r>
+            <w:proofErr w:type="gramStart"/>
+            <w:r>
+              <w:t>38;lt</w:t>
+            </w:r>
+            <w:proofErr w:type="gramEnd"/>
+            <w:r>
+              <w:t>;br&amp;#</w:t>
+            </w:r>
+            <w:proofErr w:type="gramStart"/>
+            <w:r>
+              <w:t>38;gt</w:t>
+            </w:r>
+            <w:proofErr w:type="gramEnd"/>
+            <w:r>
+              <w:t>;Naissance : 31 août 1756 Roquebrune-Cap-Martin, Alpes-Maritimes, Provence-Alpes-Côte D&amp;#</w:t>
+            </w:r>
+            <w:proofErr w:type="gramStart"/>
+            <w:r>
+              <w:t>39;azur</w:t>
+            </w:r>
+            <w:proofErr w:type="gramEnd"/>
+            <w:r>
+              <w:t xml:space="preserve">, </w:t>
+            </w:r>
+            <w:r>
+              <w:t>France</w:t>
+            </w:r>
+          </w:p>
+          <w:p>
+            <w:pPr>
+              <w:pStyle w:val="Listing"/>
+            </w:pPr>
+            <w:r>
+              <w:t>&amp;#</w:t>
+            </w:r>
+            <w:proofErr w:type="gramStart"/>
+            <w:r>
+              <w:t>38;lt</w:t>
+            </w:r>
+            <w:proofErr w:type="gramEnd"/>
+            <w:r>
+              <w:t>;br&amp;#</w:t>
+            </w:r>
+            <w:proofErr w:type="gramStart"/>
+            <w:r>
+              <w:t>38;gt</w:t>
+            </w:r>
+            <w:proofErr w:type="gramEnd"/>
+            <w:r>
+              <w:t>;Décès : - 1831</w:t>
+            </w:r>
+          </w:p>
+          <w:p>
+            <w:pPr>
+              <w:pStyle w:val="Listing"/>
+            </w:pPr>
+            <w:r>
+              <w:t>&lt;</w:t>
+            </w:r>
+            <w:proofErr w:type="spellStart"/>
+            <w:proofErr w:type="gramStart"/>
+            <w:r>
+              <w:t>br</w:t>
+            </w:r>
+            <w:proofErr w:type="spellEnd"/>
+            <w:proofErr w:type="gramEnd"/>
+            <w:r>
+              <w:t>&gt;</w:t>
+            </w:r>
+          </w:p>
+          <w:p>
+            <w:pPr>
+              <w:pStyle w:val="Listing"/>
+            </w:pPr>
+            <w:r>
+              <w:t>&lt;</w:t>
+            </w:r>
+            <w:proofErr w:type="spellStart"/>
+            <w:proofErr w:type="gramStart"/>
+            <w:r>
+              <w:t>br</w:t>
+            </w:r>
+            <w:proofErr w:type="spellEnd"/>
+            <w:proofErr w:type="gramEnd"/>
+            <w:r>
+              <w:t>&gt; Roquebrune-Cap-Martin, Alpes-Maritimes, Provence-Alpes-Côte D&amp;#</w:t>
+            </w:r>
+            <w:proofErr w:type="gramStart"/>
+            <w:r>
+              <w:t>39;azur</w:t>
+            </w:r>
+            <w:proofErr w:type="gramEnd"/>
+            <w:r>
+              <w:t xml:space="preserve">, </w:t>
+            </w:r>
+            <w:r>
+              <w:t>France</w:t>
+            </w:r>
+          </w:p>
+          <w:p>
+            <w:pPr>
+              <w:pStyle w:val="Listing"/>
+            </w:pPr>
+            <w:r>
+              <w:t>&lt;</w:t>
+            </w:r>
+            <w:proofErr w:type="spellStart"/>
+            <w:proofErr w:type="gramStart"/>
+            <w:r>
+              <w:t>br</w:t>
+            </w:r>
+            <w:proofErr w:type="spellEnd"/>
+            <w:proofErr w:type="gramEnd"/>
+            <w:r>
+              <w:t>&gt;&lt;</w:t>
+            </w:r>
+            <w:proofErr w:type="spellStart"/>
+            <w:r>
+              <w:t>br</w:t>
+            </w:r>
+            <w:proofErr w:type="spellEnd"/>
+            <w:r>
+              <w:t>&gt;</w:t>
+            </w:r>
+          </w:p>
+          <w:p>
+            <w:pPr>
+              <w:pStyle w:val="Listing"/>
+            </w:pPr>
+            <w:r>
+              <w:t>&amp;#</w:t>
+            </w:r>
+            <w:proofErr w:type="gramStart"/>
+            <w:r>
+              <w:t>38;lt</w:t>
+            </w:r>
+            <w:proofErr w:type="gramEnd"/>
+            <w:r>
+              <w:t>;br&amp;#</w:t>
+            </w:r>
+            <w:proofErr w:type="gramStart"/>
+            <w:r>
+              <w:t>38;gt</w:t>
+            </w:r>
+            <w:proofErr w:type="gramEnd"/>
+            <w:r>
+              <w:t>;Femme : Marie BAÎLO</w:t>
+            </w:r>
+          </w:p>
+          <w:p>
+            <w:pPr>
+              <w:pStyle w:val="Listing"/>
+            </w:pPr>
+            <w:r>
+              <w:t>&amp;#</w:t>
+            </w:r>
+            <w:proofErr w:type="gramStart"/>
+            <w:r>
+              <w:t>38;lt</w:t>
+            </w:r>
+            <w:proofErr w:type="gramEnd"/>
+            <w:r>
+              <w:t>;br&amp;#</w:t>
+            </w:r>
+            <w:proofErr w:type="gramStart"/>
+            <w:r>
+              <w:t>38;gt</w:t>
+            </w:r>
+            <w:proofErr w:type="gramEnd"/>
+            <w:r>
+              <w:t xml:space="preserve">;Enfant : Marie Agnès GONZALES, Marie Espérance GONZALES, Ursule Espérance GONZALES, Marie Marguerite GONZALES, François Marie GONZALES - Record - </w:t>
+            </w:r>
+            <w:proofErr w:type="gramStart"/>
+            <w:r>
+              <w:t>14100:69103245:</w:t>
+            </w:r>
+            <w:proofErr w:type="gramEnd"/>
+          </w:p>
+          <w:p>
+            <w:pPr>
+              <w:pStyle w:val="Listing"/>
+            </w:pPr>
+            <w:r>
+              <w:t>&lt;</w:t>
+            </w:r>
+            <w:proofErr w:type="spellStart"/>
+            <w:proofErr w:type="gramStart"/>
+            <w:r>
+              <w:t>br</w:t>
+            </w:r>
+            <w:proofErr w:type="spellEnd"/>
+            <w:proofErr w:type="gramEnd"/>
+            <w:r>
+              <w:t xml:space="preserve">&gt; - Jean-Paul Doumeng - </w:t>
+            </w:r>
+            <w:proofErr w:type="spellStart"/>
+            <w:r>
+              <w:t>Doumeng</w:t>
+            </w:r>
+            <w:proofErr w:type="spellEnd"/>
+            <w:r>
+              <w:t xml:space="preserve"> Web Site (Smart Match)</w:t>
+            </w:r>
+          </w:p>
+          <w:p>
+            <w:pPr>
+              <w:pStyle w:val="Listing"/>
+            </w:pPr>
+            <w:r>
+              <w:t>&lt;</w:t>
+            </w:r>
+            <w:proofErr w:type="spellStart"/>
+            <w:proofErr w:type="gramStart"/>
+            <w:r>
+              <w:t>br</w:t>
+            </w:r>
+            <w:proofErr w:type="spellEnd"/>
+            <w:proofErr w:type="gramEnd"/>
+            <w:r>
+              <w:t>&gt;&lt;/li&gt;</w:t>
+            </w:r>
+          </w:p>
+        </w:tc>
+      </w:tr>
+      <w:tr>
+        <w:trPr>
+          <w:tblCellSpacing w:w="15" w:type="dxa"/>
+        </w:trPr>
+        <w:tc>
+          <w:tcPr>
+            <w:tcW w:w="0" w:type="auto"/>
+            <w:vAlign w:val="center"/>
+            <w:hideMark/>
+          </w:tcPr>
+          <w:p>
+            <w:pPr>
+              <w:pStyle w:val="Listing"/>
+            </w:pPr>
+            <w:r>
+              <w:t>&lt;/</w:t>
+            </w:r>
+            <w:proofErr w:type="spellStart"/>
+            <w:r>
+              <w:t>ul</w:t>
+            </w:r>
+            <w:proofErr w:type="spellEnd"/>
+            <w:r>
+              <w:t>&gt;</w:t>
+            </w:r>
+          </w:p>
+        </w:tc>
+      </w:tr>
+    </w:tbl>
+    <w:p>
+      <w:r>
+        <w:t xml:space="preserve">C’est </w:t>
+      </w:r>
+      <w:r>
+        <w:t>html2text.html2text</w:t>
+      </w:r>
+      <w:r>
+        <w:t xml:space="preserve"> qui introduit le « \ » avant le « - » en début de ligne</w:t>
+      </w:r>
+    </w:p>
+    <w:p>
+      <w:r>
+        <w:rPr>
+          <w:noProof/>
+        </w:rPr>
+        <w:drawing>
+          <wp:inline distT="0" distB="0" distL="0" distR="0" wp14:anchorId="64A40FE9" wp14:editId="363D0073">
+            <wp:extent cx="5479012" cy="1055649"/>
+            <wp:effectExtent l="0" t="0" r="7620" b="0"/>
+            <wp:docPr id="2138322283" name="Image 1"/>
+            <wp:cNvGraphicFramePr>
+              <a:graphicFrameLocks xmlns:a="http://schemas.openxmlformats.org/drawingml/2006/main" noChangeAspect="1"/>
+            </wp:cNvGraphicFramePr>
+            <a:graphic xmlns:a="http://schemas.openxmlformats.org/drawingml/2006/main">
+              <a:graphicData uri="http://schemas.openxmlformats.org/drawingml/2006/picture">
+                <pic:pic xmlns:pic="http://schemas.openxmlformats.org/drawingml/2006/picture">
+                  <pic:nvPicPr>
+                    <pic:cNvPr id="2138322283" name=""/>
+                    <pic:cNvPicPr/>
+                  </pic:nvPicPr>
+                  <pic:blipFill>
+                    <a:blip r:embed="rId42"/>
+                    <a:stretch>
+                      <a:fillRect/>
+                    </a:stretch>
+                  </pic:blipFill>
+                  <pic:spPr>
+                    <a:xfrm>
+                      <a:off x="0" y="0"/>
+                      <a:ext cx="5501325" cy="1059948"/>
+                    </a:xfrm>
+                    <a:prstGeom prst="rect">
+                      <a:avLst/>
+                    </a:prstGeom>
+                  </pic:spPr>
+                </pic:pic>
+              </a:graphicData>
+            </a:graphic>
+          </wp:inline>
+        </w:drawing>
+      </w:r>
+    </w:p>
+    <w:p/>
+    <w:p>
+      <w:r>
+        <w:t>Retours chariot en trop :</w:t>
+      </w:r>
+    </w:p>
+    <w:p>
+      <w:r>
+        <w:rPr>
+          <w:noProof/>
+        </w:rPr>
+        <w:lastRenderedPageBreak/>
+        <w:drawing>
+          <wp:inline distT="0" distB="0" distL="0" distR="0" wp14:anchorId="6F81E87B" wp14:editId="65C0B65C">
+            <wp:extent cx="2381582" cy="933580"/>
+            <wp:effectExtent l="0" t="0" r="0" b="0"/>
+            <wp:docPr id="1004731442" name="Image 1"/>
+            <wp:cNvGraphicFramePr>
+              <a:graphicFrameLocks xmlns:a="http://schemas.openxmlformats.org/drawingml/2006/main" noChangeAspect="1"/>
+            </wp:cNvGraphicFramePr>
+            <a:graphic xmlns:a="http://schemas.openxmlformats.org/drawingml/2006/main">
+              <a:graphicData uri="http://schemas.openxmlformats.org/drawingml/2006/picture">
+                <pic:pic xmlns:pic="http://schemas.openxmlformats.org/drawingml/2006/picture">
+                  <pic:nvPicPr>
+                    <pic:cNvPr id="1004731442" name=""/>
+                    <pic:cNvPicPr/>
+                  </pic:nvPicPr>
+                  <pic:blipFill>
+                    <a:blip r:embed="rId43"/>
+                    <a:stretch>
+                      <a:fillRect/>
+                    </a:stretch>
+                  </pic:blipFill>
+                  <pic:spPr>
+                    <a:xfrm>
+                      <a:off x="0" y="0"/>
+                      <a:ext cx="2381582" cy="933580"/>
+                    </a:xfrm>
+                    <a:prstGeom prst="rect">
+                      <a:avLst/>
+                    </a:prstGeom>
+                  </pic:spPr>
+                </pic:pic>
+              </a:graphicData>
+            </a:graphic>
+          </wp:inline>
+        </w:drawing>
+      </w:r>
+    </w:p>
+    <w:p/>
+    <w:p>
+      <w:r>
+        <w:t xml:space="preserve">Introduits par </w:t>
+      </w:r>
+      <w:r>
+        <w:t>html2text.html2text</w:t>
+      </w:r>
+      <w:r>
+        <w:t> ?</w:t>
+      </w:r>
+    </w:p>
+    <w:p>
+      <w:r>
+        <w:t>Semble couper les lignes à 80 caractères :</w:t>
+      </w:r>
+    </w:p>
+    <w:p/>
+    <w:p>
+      <w:pPr>
+        <w:pStyle w:val="Listing"/>
+      </w:pPr>
+      <w:r>
+        <w:t xml:space="preserve">2026-04-17 10:58:58 </w:t>
+      </w:r>
+      <w:proofErr w:type="spellStart"/>
+      <w:r>
+        <w:t>GeneanetSpider</w:t>
+      </w:r>
+      <w:proofErr w:type="spellEnd"/>
+      <w:r>
+        <w:t>[1044] INFO: zzzz sources : line1 : '&lt;li&gt;Personne: &lt;</w:t>
+      </w:r>
+      <w:proofErr w:type="spellStart"/>
+      <w:r>
+        <w:t>br</w:t>
+      </w:r>
+      <w:proofErr w:type="spellEnd"/>
+      <w:r>
+        <w:t xml:space="preserve">&gt; - Arbres généalogiques Filae - Pierre Joseph </w:t>
+      </w:r>
+      <w:proofErr w:type="spellStart"/>
+      <w:r>
+        <w:t>GONZALÈS&amp;amp;lt;br&amp;amp;gt;Naissance</w:t>
+      </w:r>
+      <w:proofErr w:type="spellEnd"/>
+      <w:r>
+        <w:t xml:space="preserve"> : 31 août 1756 Roquebrune-Cap-Martin, Alpes-Maritimes, Provence-Alpes-Côte D'azur, </w:t>
+      </w:r>
+      <w:proofErr w:type="spellStart"/>
+      <w:r>
+        <w:t>France&amp;amp;lt;br&amp;amp;gt;Décès</w:t>
+      </w:r>
+      <w:proofErr w:type="spellEnd"/>
+      <w:r>
+        <w:t xml:space="preserve"> : 1 </w:t>
+      </w:r>
+      <w:proofErr w:type="spellStart"/>
+      <w:r>
+        <w:t>nov</w:t>
+      </w:r>
+      <w:proofErr w:type="spellEnd"/>
+      <w:r>
+        <w:t xml:space="preserve"> 1831&lt;</w:t>
+      </w:r>
+      <w:proofErr w:type="spellStart"/>
+      <w:r>
+        <w:t>br</w:t>
+      </w:r>
+      <w:proofErr w:type="spellEnd"/>
+      <w:r>
+        <w:t>&gt;&lt;</w:t>
+      </w:r>
+      <w:proofErr w:type="spellStart"/>
+      <w:r>
+        <w:t>br</w:t>
+      </w:r>
+      <w:proofErr w:type="spellEnd"/>
+      <w:r>
+        <w:t>&gt; Roquebrune-Cap-Martin, Alpes-Maritimes, Provence-Alpes-Côte D'azur, France&lt;</w:t>
+      </w:r>
+      <w:proofErr w:type="spellStart"/>
+      <w:r>
+        <w:t>br</w:t>
+      </w:r>
+      <w:proofErr w:type="spellEnd"/>
+      <w:r>
+        <w:t>&gt;&lt;</w:t>
+      </w:r>
+      <w:proofErr w:type="spellStart"/>
+      <w:r>
+        <w:t>br</w:t>
+      </w:r>
+      <w:proofErr w:type="spellEnd"/>
+      <w:r>
+        <w:t>&gt;&amp;</w:t>
+      </w:r>
+      <w:proofErr w:type="spellStart"/>
+      <w:r>
+        <w:t>amp;lt;br&amp;amp;gt;Père</w:t>
+      </w:r>
+      <w:proofErr w:type="spellEnd"/>
+      <w:r>
+        <w:t xml:space="preserve"> : Jean Baptiste </w:t>
+      </w:r>
+      <w:proofErr w:type="spellStart"/>
+      <w:r>
+        <w:t>GONZALÈS&amp;amp;lt;br&amp;amp;gt;Mère</w:t>
+      </w:r>
+      <w:proofErr w:type="spellEnd"/>
+      <w:r>
+        <w:t xml:space="preserve"> : Espérance Marguerite </w:t>
+      </w:r>
+      <w:proofErr w:type="spellStart"/>
+      <w:r>
+        <w:t>FILIPPI&amp;amp;lt;br&amp;amp;gt;Femme</w:t>
+      </w:r>
+      <w:proofErr w:type="spellEnd"/>
+      <w:r>
+        <w:t xml:space="preserve"> : Marie </w:t>
+      </w:r>
+      <w:proofErr w:type="spellStart"/>
+      <w:r>
+        <w:t>BAÏLO&amp;amp;lt;br&amp;amp;gt;Enfant</w:t>
+      </w:r>
+      <w:proofErr w:type="spellEnd"/>
+      <w:r>
+        <w:t xml:space="preserve"> : Marguerite GONZALÈS, Angèle Françoise GONZALÈS, Marie Marguerite GONZALÈS, Pierre Jean Baptiste GONZALÈS, Ursule Espérance GONZALÈS, Marie Espérance GONZALÈS, Marie Agnès GONZALÈS, François Marie </w:t>
+      </w:r>
+      <w:proofErr w:type="spellStart"/>
+      <w:r>
+        <w:t>GONZALÈS&amp;amp;lt;br&amp;amp;gt;Frères</w:t>
+      </w:r>
+      <w:proofErr w:type="spellEnd"/>
+      <w:r>
+        <w:t xml:space="preserve"> et sœurs : Jean François GONZALÈS, Charles Marie GONZALÈS, Marie Thérèse GONZALÈS, Jeanne Marie GONZALÈS, Espérance Catherine GONZALÈS, Charles Marie GONZALÈS, Anne Marie GONZALÈS - Record - 14100:159275754:&lt;</w:t>
+      </w:r>
+      <w:proofErr w:type="spellStart"/>
+      <w:r>
+        <w:t>br</w:t>
+      </w:r>
+      <w:proofErr w:type="spellEnd"/>
+      <w:r>
+        <w:t xml:space="preserve">&gt; - Arbres généalogiques Filae - Pierre Joseph </w:t>
+      </w:r>
+      <w:proofErr w:type="spellStart"/>
+      <w:r>
+        <w:t>GONZALES&amp;amp;lt;br&amp;amp;gt;Naissance</w:t>
+      </w:r>
+      <w:proofErr w:type="spellEnd"/>
+      <w:r>
+        <w:t xml:space="preserve"> : 31 août 1756 Roquebrune-Cap-Martin, Alpes-Maritimes, Provence-Alpes-Côte D'azur, </w:t>
+      </w:r>
+      <w:proofErr w:type="spellStart"/>
+      <w:r>
+        <w:t>France&amp;amp;lt;br&amp;amp;gt;Décès</w:t>
+      </w:r>
+      <w:proofErr w:type="spellEnd"/>
+      <w:r>
+        <w:t xml:space="preserve"> :  - 1831&lt;</w:t>
+      </w:r>
+      <w:proofErr w:type="spellStart"/>
+      <w:r>
+        <w:t>br</w:t>
+      </w:r>
+      <w:proofErr w:type="spellEnd"/>
+      <w:r>
+        <w:t>&gt;&lt;</w:t>
+      </w:r>
+      <w:proofErr w:type="spellStart"/>
+      <w:r>
+        <w:t>br</w:t>
+      </w:r>
+      <w:proofErr w:type="spellEnd"/>
+      <w:r>
+        <w:t>&gt; Roquebrune-Cap-Martin, Alpes-Maritimes, Provence-Alpes-Côte D'azur, France&lt;</w:t>
+      </w:r>
+      <w:proofErr w:type="spellStart"/>
+      <w:r>
+        <w:t>br</w:t>
+      </w:r>
+      <w:proofErr w:type="spellEnd"/>
+      <w:r>
+        <w:t>&gt;&lt;</w:t>
+      </w:r>
+      <w:proofErr w:type="spellStart"/>
+      <w:r>
+        <w:t>br</w:t>
+      </w:r>
+      <w:proofErr w:type="spellEnd"/>
+      <w:r>
+        <w:t>&gt;&amp;</w:t>
+      </w:r>
+      <w:proofErr w:type="spellStart"/>
+      <w:r>
+        <w:t>amp;lt;br&amp;amp;gt;Femme</w:t>
+      </w:r>
+      <w:proofErr w:type="spellEnd"/>
+      <w:r>
+        <w:t xml:space="preserve"> : Marie </w:t>
+      </w:r>
+      <w:proofErr w:type="spellStart"/>
+      <w:r>
+        <w:t>BAÎLO&amp;amp;lt;br&amp;amp;gt;Enfant</w:t>
+      </w:r>
+      <w:proofErr w:type="spellEnd"/>
+      <w:r>
+        <w:t xml:space="preserve"> : Marie Agnès GONZALES, Marie Espérance GONZALES, Ursule Espérance GONZALES, Marie Marguerite GONZALES, François Marie GONZALES - Record - 14100:69103245:&lt;</w:t>
+      </w:r>
+      <w:proofErr w:type="spellStart"/>
+      <w:r>
+        <w:t>br</w:t>
+      </w:r>
+      <w:proofErr w:type="spellEnd"/>
+      <w:r>
+        <w:t xml:space="preserve">&gt; - Jean-Paul Doumeng - </w:t>
+      </w:r>
+      <w:proofErr w:type="spellStart"/>
+      <w:r>
+        <w:t>Doumeng</w:t>
+      </w:r>
+      <w:proofErr w:type="spellEnd"/>
+      <w:r>
+        <w:t xml:space="preserve"> Web Site (Smart Match)&lt;</w:t>
+      </w:r>
+      <w:proofErr w:type="spellStart"/>
+      <w:r>
+        <w:t>br</w:t>
+      </w:r>
+      <w:proofErr w:type="spellEnd"/>
+      <w:r>
+        <w:t>&gt;&lt;/li&gt;'</w:t>
+      </w:r>
+    </w:p>
+    <w:p>
+      <w:pPr>
+        <w:pStyle w:val="Listing"/>
+      </w:pPr>
+      <w:r>
+        <w:t xml:space="preserve">2026-04-17 </w:t>
+      </w:r>
+      <w:proofErr w:type="gramStart"/>
+      <w:r>
+        <w:t>10:58:</w:t>
+      </w:r>
+      <w:proofErr w:type="gramEnd"/>
+      <w:r>
+        <w:t xml:space="preserve">58 </w:t>
+      </w:r>
+      <w:proofErr w:type="spellStart"/>
+      <w:proofErr w:type="gramStart"/>
+      <w:r>
+        <w:t>GeneanetSpider</w:t>
+      </w:r>
+      <w:proofErr w:type="spellEnd"/>
+      <w:r>
+        <w:t>[</w:t>
+      </w:r>
+      <w:proofErr w:type="gramEnd"/>
+      <w:r>
+        <w:t xml:space="preserve">1046] </w:t>
+      </w:r>
+      <w:proofErr w:type="gramStart"/>
+      <w:r>
+        <w:t>INFO:</w:t>
+      </w:r>
+      <w:proofErr w:type="gramEnd"/>
+      <w:r>
+        <w:t xml:space="preserve"> zzzz sources : line : '* </w:t>
+      </w:r>
+      <w:proofErr w:type="gramStart"/>
+      <w:r>
+        <w:t>Personne:</w:t>
+      </w:r>
+      <w:proofErr w:type="gramEnd"/>
+      <w:r>
+        <w:t xml:space="preserve">   </w:t>
+      </w:r>
+    </w:p>
+    <w:p>
+      <w:pPr>
+        <w:pStyle w:val="Listing"/>
+      </w:pPr>
+      <w:r>
+        <w:t xml:space="preserve">\- Arbres généalogiques Filae - Pierre Joseph </w:t>
+      </w:r>
+      <w:proofErr w:type="spellStart"/>
+      <w:r>
+        <w:t>GONZALÈS&amp;</w:t>
+      </w:r>
+      <w:proofErr w:type="gramStart"/>
+      <w:r>
+        <w:t>lt;br</w:t>
+      </w:r>
+      <w:proofErr w:type="gramEnd"/>
+      <w:r>
+        <w:t>&amp;</w:t>
+      </w:r>
+      <w:proofErr w:type="gramStart"/>
+      <w:r>
+        <w:t>gt;Naissance</w:t>
+      </w:r>
+      <w:proofErr w:type="spellEnd"/>
+      <w:proofErr w:type="gramEnd"/>
+      <w:r>
+        <w:t xml:space="preserve"> : 31</w:t>
+      </w:r>
+    </w:p>
+    <w:p>
+      <w:pPr>
+        <w:pStyle w:val="Listing"/>
+      </w:pPr>
+      <w:proofErr w:type="gramStart"/>
+      <w:r>
+        <w:t>août</w:t>
+      </w:r>
+      <w:proofErr w:type="gramEnd"/>
+      <w:r>
+        <w:t xml:space="preserve"> 1756 Roquebrune-Cap-Martin, Alpes-Maritimes, Provence-Alpes-Côte D'azur,</w:t>
+      </w:r>
+    </w:p>
+    <w:p>
+      <w:pPr>
+        <w:pStyle w:val="Listing"/>
+      </w:pPr>
+      <w:proofErr w:type="spellStart"/>
+      <w:r>
+        <w:t>France&amp;</w:t>
+      </w:r>
+      <w:proofErr w:type="gramStart"/>
+      <w:r>
+        <w:t>lt;br</w:t>
+      </w:r>
+      <w:proofErr w:type="gramEnd"/>
+      <w:r>
+        <w:t>&amp;</w:t>
+      </w:r>
+      <w:proofErr w:type="gramStart"/>
+      <w:r>
+        <w:t>gt;Décès</w:t>
+      </w:r>
+      <w:proofErr w:type="spellEnd"/>
+      <w:proofErr w:type="gramEnd"/>
+      <w:r>
+        <w:t xml:space="preserve"> : 1 </w:t>
+      </w:r>
+      <w:proofErr w:type="spellStart"/>
+      <w:r>
+        <w:t>nov</w:t>
+      </w:r>
+      <w:proofErr w:type="spellEnd"/>
+      <w:r>
+        <w:t xml:space="preserve"> 1831  </w:t>
+      </w:r>
+    </w:p>
+    <w:p>
+      <w:pPr>
+        <w:pStyle w:val="Listing"/>
+      </w:pPr>
+      <w:r>
+        <w:t xml:space="preserve">  </w:t>
+      </w:r>
+    </w:p>
+    <w:p>
+      <w:pPr>
+        <w:pStyle w:val="Listing"/>
+      </w:pPr>
+      <w:r>
+        <w:t xml:space="preserve">Roquebrune-Cap-Martin, Alpes-Maritimes, Provence-Alpes-Côte D'azur, France  </w:t>
+      </w:r>
+    </w:p>
+    <w:p>
+      <w:pPr>
+        <w:pStyle w:val="Listing"/>
+      </w:pPr>
+      <w:r>
+        <w:t xml:space="preserve">  </w:t>
+      </w:r>
+    </w:p>
+    <w:p>
+      <w:pPr>
+        <w:pStyle w:val="Listing"/>
+      </w:pPr>
+      <w:r>
+        <w:t>&amp;</w:t>
+      </w:r>
+      <w:proofErr w:type="spellStart"/>
+      <w:proofErr w:type="gramStart"/>
+      <w:r>
+        <w:t>lt;br</w:t>
+      </w:r>
+      <w:proofErr w:type="gramEnd"/>
+      <w:r>
+        <w:t>&amp;</w:t>
+      </w:r>
+      <w:proofErr w:type="gramStart"/>
+      <w:r>
+        <w:t>gt;Père</w:t>
+      </w:r>
+      <w:proofErr w:type="spellEnd"/>
+      <w:proofErr w:type="gramEnd"/>
+      <w:r>
+        <w:t xml:space="preserve"> : Jean Baptiste </w:t>
+      </w:r>
+      <w:proofErr w:type="spellStart"/>
+      <w:r>
+        <w:t>GONZALÈS&amp;</w:t>
+      </w:r>
+      <w:proofErr w:type="gramStart"/>
+      <w:r>
+        <w:t>lt;br</w:t>
+      </w:r>
+      <w:proofErr w:type="gramEnd"/>
+      <w:r>
+        <w:t>&amp;</w:t>
+      </w:r>
+      <w:proofErr w:type="gramStart"/>
+      <w:r>
+        <w:t>gt;Mère</w:t>
+      </w:r>
+      <w:proofErr w:type="spellEnd"/>
+      <w:proofErr w:type="gramEnd"/>
+      <w:r>
+        <w:t xml:space="preserve"> : Espérance Marguerite</w:t>
+      </w:r>
+    </w:p>
+    <w:p>
+      <w:pPr>
+        <w:pStyle w:val="Listing"/>
+      </w:pPr>
+      <w:proofErr w:type="spellStart"/>
+      <w:r>
+        <w:t>FILIPPI&amp;</w:t>
+      </w:r>
+      <w:proofErr w:type="gramStart"/>
+      <w:r>
+        <w:t>lt;br</w:t>
+      </w:r>
+      <w:proofErr w:type="gramEnd"/>
+      <w:r>
+        <w:t>&amp;</w:t>
+      </w:r>
+      <w:proofErr w:type="gramStart"/>
+      <w:r>
+        <w:t>gt;Femme</w:t>
+      </w:r>
+      <w:proofErr w:type="spellEnd"/>
+      <w:proofErr w:type="gramEnd"/>
+      <w:r>
+        <w:t xml:space="preserve"> : Marie </w:t>
+      </w:r>
+      <w:proofErr w:type="spellStart"/>
+      <w:r>
+        <w:t>BAÏLO&amp;</w:t>
+      </w:r>
+      <w:proofErr w:type="gramStart"/>
+      <w:r>
+        <w:t>lt;br</w:t>
+      </w:r>
+      <w:proofErr w:type="gramEnd"/>
+      <w:r>
+        <w:t>&amp;</w:t>
+      </w:r>
+      <w:proofErr w:type="gramStart"/>
+      <w:r>
+        <w:t>gt;Enfant</w:t>
+      </w:r>
+      <w:proofErr w:type="spellEnd"/>
+      <w:proofErr w:type="gramEnd"/>
+      <w:r>
+        <w:t xml:space="preserve"> : Marguerite GONZALÈS,</w:t>
+      </w:r>
+    </w:p>
+    <w:p>
+      <w:pPr>
+        <w:pStyle w:val="Listing"/>
+      </w:pPr>
+      <w:r>
+        <w:t>Angèle Françoise GONZALÈS, Marie Marguerite GONZALÈS, Pierre Jean Baptiste</w:t>
+      </w:r>
+    </w:p>
+    <w:p>
+      <w:pPr>
+        <w:pStyle w:val="Listing"/>
+      </w:pPr>
+      <w:r>
+        <w:t>GONZALÈS, Ursule Espérance GONZALÈS, Marie Espérance GONZALÈS, Marie Agnès</w:t>
+      </w:r>
+    </w:p>
+    <w:p>
+      <w:pPr>
+        <w:pStyle w:val="Listing"/>
+      </w:pPr>
+      <w:r>
+        <w:t xml:space="preserve">GONZALÈS, François Marie </w:t>
+      </w:r>
+      <w:proofErr w:type="spellStart"/>
+      <w:r>
+        <w:t>GONZALÈS&amp;</w:t>
+      </w:r>
+      <w:proofErr w:type="gramStart"/>
+      <w:r>
+        <w:t>lt;br</w:t>
+      </w:r>
+      <w:proofErr w:type="gramEnd"/>
+      <w:r>
+        <w:t>&amp;</w:t>
+      </w:r>
+      <w:proofErr w:type="gramStart"/>
+      <w:r>
+        <w:t>gt;Frères</w:t>
+      </w:r>
+      <w:proofErr w:type="spellEnd"/>
+      <w:proofErr w:type="gramEnd"/>
+      <w:r>
+        <w:t xml:space="preserve"> et sœurs : Jean François</w:t>
+      </w:r>
+    </w:p>
+    <w:p>
+      <w:pPr>
+        <w:pStyle w:val="Listing"/>
+      </w:pPr>
+      <w:r>
+        <w:t>GONZALÈS, Charles Marie GONZALÈS, Marie Thérèse GONZALÈS, Jeanne Marie</w:t>
+      </w:r>
+    </w:p>
+    <w:p>
+      <w:pPr>
+        <w:pStyle w:val="Listing"/>
+      </w:pPr>
+      <w:r>
+        <w:t>GONZALÈS, Espérance Catherine GONZALÈS, Charles Marie GONZALÈS, Anne Marie</w:t>
+      </w:r>
+    </w:p>
+    <w:p>
+      <w:pPr>
+        <w:pStyle w:val="Listing"/>
+      </w:pPr>
+      <w:r>
+        <w:t xml:space="preserve">GONZALÈS - Record - </w:t>
+      </w:r>
+      <w:proofErr w:type="gramStart"/>
+      <w:r>
+        <w:t>14100:159275754:</w:t>
+      </w:r>
+      <w:proofErr w:type="gramEnd"/>
+      <w:r>
+        <w:t xml:space="preserve">  </w:t>
+      </w:r>
+    </w:p>
+    <w:p>
+      <w:pPr>
+        <w:pStyle w:val="Listing"/>
+      </w:pPr>
+      <w:r>
+        <w:t xml:space="preserve">\- Arbres généalogiques Filae - Pierre Joseph </w:t>
+      </w:r>
+      <w:proofErr w:type="spellStart"/>
+      <w:r>
+        <w:t>GONZALES&amp;</w:t>
+      </w:r>
+      <w:proofErr w:type="gramStart"/>
+      <w:r>
+        <w:t>lt;br</w:t>
+      </w:r>
+      <w:proofErr w:type="gramEnd"/>
+      <w:r>
+        <w:t>&amp;</w:t>
+      </w:r>
+      <w:proofErr w:type="gramStart"/>
+      <w:r>
+        <w:t>gt;Naissance</w:t>
+      </w:r>
+      <w:proofErr w:type="spellEnd"/>
+      <w:proofErr w:type="gramEnd"/>
+      <w:r>
+        <w:t xml:space="preserve"> : 31</w:t>
+      </w:r>
+    </w:p>
+    <w:p>
+      <w:pPr>
+        <w:pStyle w:val="Listing"/>
+      </w:pPr>
+      <w:proofErr w:type="gramStart"/>
+      <w:r>
+        <w:t>août</w:t>
+      </w:r>
+      <w:proofErr w:type="gramEnd"/>
+      <w:r>
+        <w:t xml:space="preserve"> 1756 Roquebrune-Cap-Martin, Alpes-Maritimes, Provence-Alpes-Côte D'azur,</w:t>
+      </w:r>
+    </w:p>
+    <w:p>
+      <w:pPr>
+        <w:pStyle w:val="Listing"/>
+      </w:pPr>
+      <w:proofErr w:type="spellStart"/>
+      <w:r>
+        <w:t>France&amp;</w:t>
+      </w:r>
+      <w:proofErr w:type="gramStart"/>
+      <w:r>
+        <w:t>lt;br</w:t>
+      </w:r>
+      <w:proofErr w:type="gramEnd"/>
+      <w:r>
+        <w:t>&amp;</w:t>
+      </w:r>
+      <w:proofErr w:type="gramStart"/>
+      <w:r>
+        <w:t>gt;Décès</w:t>
+      </w:r>
+      <w:proofErr w:type="spellEnd"/>
+      <w:proofErr w:type="gramEnd"/>
+      <w:r>
+        <w:t xml:space="preserve"> : - 1831  </w:t>
+      </w:r>
+    </w:p>
+    <w:p/>
+    <w:p/>
+    <w:p>
+      <w:proofErr w:type="gramStart"/>
+      <w:r>
+        <w:t>factorisation</w:t>
+      </w:r>
+      <w:proofErr w:type="gramEnd"/>
+    </w:p>
+    <w:p>
+      <w:pPr>
+        <w:pStyle w:val="Paragraphedeliste"/>
+        <w:numPr>
+          <w:ilvl w:val="0"/>
+          <w:numId w:val="7"/>
+        </w:numPr>
+      </w:pPr>
+      <w:proofErr w:type="spellStart"/>
+      <w:proofErr w:type="gramStart"/>
+      <w:r>
+        <w:t>post</w:t>
+      </w:r>
+      <w:proofErr w:type="gramEnd"/>
+      <w:r>
+        <w:t>_trt_notes</w:t>
+      </w:r>
+      <w:proofErr w:type="spellEnd"/>
+    </w:p>
+    <w:p>
+      <w:pPr>
+        <w:pStyle w:val="Paragraphedeliste"/>
+        <w:numPr>
+          <w:ilvl w:val="1"/>
+          <w:numId w:val="7"/>
+        </w:numPr>
+      </w:pPr>
+      <w:proofErr w:type="spellStart"/>
+      <w:proofErr w:type="gramStart"/>
+      <w:r>
+        <w:t>post</w:t>
+      </w:r>
+      <w:proofErr w:type="gramEnd"/>
+      <w:r>
+        <w:t>_trt_general</w:t>
+      </w:r>
+      <w:proofErr w:type="spellEnd"/>
+    </w:p>
+    <w:p>
+      <w:pPr>
+        <w:pStyle w:val="Paragraphedeliste"/>
+        <w:numPr>
+          <w:ilvl w:val="0"/>
+          <w:numId w:val="7"/>
+        </w:numPr>
+      </w:pPr>
+      <w:proofErr w:type="spellStart"/>
+      <w:proofErr w:type="gramStart"/>
+      <w:r>
+        <w:t>post</w:t>
+      </w:r>
+      <w:proofErr w:type="gramEnd"/>
+      <w:r>
+        <w:t>_trt_sources</w:t>
+      </w:r>
+      <w:proofErr w:type="spellEnd"/>
+    </w:p>
+    <w:p>
+      <w:pPr>
+        <w:pStyle w:val="Paragraphedeliste"/>
+        <w:numPr>
+          <w:ilvl w:val="1"/>
+          <w:numId w:val="7"/>
+        </w:numPr>
+      </w:pPr>
+      <w:proofErr w:type="spellStart"/>
+      <w:proofErr w:type="gramStart"/>
+      <w:r>
+        <w:lastRenderedPageBreak/>
+        <w:t>post</w:t>
+      </w:r>
+      <w:proofErr w:type="gramEnd"/>
+      <w:r>
+        <w:t>_trt_general</w:t>
+      </w:r>
+      <w:proofErr w:type="spellEnd"/>
+    </w:p>
+    <w:p>
+      <w:pPr>
+        <w:pStyle w:val="Paragraphedeliste"/>
+        <w:numPr>
+          <w:ilvl w:val="0"/>
+          <w:numId w:val="7"/>
+        </w:numPr>
+      </w:pPr>
+      <w:proofErr w:type="gramStart"/>
+      <w:r>
+        <w:t>appels</w:t>
+      </w:r>
+      <w:proofErr w:type="gramEnd"/>
+      <w:r>
+        <w:t> :</w:t>
+      </w:r>
+    </w:p>
+    <w:p>
+      <w:pPr>
+        <w:pStyle w:val="Paragraphedeliste"/>
+        <w:numPr>
+          <w:ilvl w:val="1"/>
+          <w:numId w:val="7"/>
+        </w:numPr>
+      </w:pPr>
+      <w:proofErr w:type="spellStart"/>
+      <w:proofErr w:type="gramStart"/>
+      <w:r>
+        <w:t>post</w:t>
+      </w:r>
+      <w:proofErr w:type="gramEnd"/>
+      <w:r>
+        <w:t>_trt_general</w:t>
+      </w:r>
+      <w:proofErr w:type="spellEnd"/>
+      <w:r>
+        <w:t> : jamais directement</w:t>
+      </w:r>
+    </w:p>
+    <w:p>
+      <w:pPr>
+        <w:pStyle w:val="Paragraphedeliste"/>
+        <w:numPr>
+          <w:ilvl w:val="1"/>
+          <w:numId w:val="7"/>
+        </w:numPr>
+      </w:pPr>
+      <w:r>
+        <w:t xml:space="preserve">1 couple </w:t>
+      </w:r>
+      <w:r>
+        <w:t>html2text.html2text</w:t>
+      </w:r>
+      <w:r>
+        <w:t xml:space="preserve"> + </w:t>
+      </w:r>
+      <w:proofErr w:type="spellStart"/>
+      <w:r>
+        <w:t>post_trt_sources</w:t>
+      </w:r>
+      <w:proofErr w:type="spellEnd"/>
+    </w:p>
+    <w:p>
+      <w:pPr>
+        <w:pStyle w:val="Paragraphedeliste"/>
+        <w:numPr>
+          <w:ilvl w:val="1"/>
+          <w:numId w:val="7"/>
+        </w:numPr>
+      </w:pPr>
+      <w:r>
+        <w:t xml:space="preserve">2 couples </w:t>
+      </w:r>
+      <w:r>
+        <w:t>html2text.html2text</w:t>
+      </w:r>
+      <w:r>
+        <w:t xml:space="preserve"> + </w:t>
+      </w:r>
+      <w:proofErr w:type="spellStart"/>
+      <w:r>
+        <w:t>post_trt_notes</w:t>
+      </w:r>
+      <w:proofErr w:type="spellEnd"/>
+    </w:p>
+    <w:p/>
+    <w:p>
+      <w:r>
+        <w:t xml:space="preserve">Doc : </w:t>
+      </w:r>
+      <w:hyperlink r:id="rId44" w:history="1">
+        <w:r>
+          <w:rPr>
+            <w:rStyle w:val="Lienhypertexte"/>
+          </w:rPr>
+          <w:t>https://github.com/Alir3z4/html2text</w:t>
+        </w:r>
+      </w:hyperlink>
+    </w:p>
+    <w:p>
+      <w:r>
+        <w:t>&gt;&gt;&gt; import html2text</w:t>
+      </w:r>
+    </w:p>
+    <w:p>
+      <w:r>
+        <w:t>&gt;&gt;&gt;</w:t>
+      </w:r>
+    </w:p>
+    <w:p>
+      <w:r>
+        <w:t xml:space="preserve">&gt;&gt;&gt; </w:t>
+      </w:r>
+      <w:proofErr w:type="spellStart"/>
+      <w:proofErr w:type="gramStart"/>
+      <w:r>
+        <w:t>print</w:t>
+      </w:r>
+      <w:proofErr w:type="spellEnd"/>
+      <w:r>
+        <w:t>(</w:t>
+      </w:r>
+      <w:proofErr w:type="gramEnd"/>
+      <w:r>
+        <w:t>html2text.html2text("&lt;p&gt;&lt;</w:t>
+      </w:r>
+      <w:proofErr w:type="spellStart"/>
+      <w:r>
+        <w:t>strong</w:t>
+      </w:r>
+      <w:proofErr w:type="spellEnd"/>
+      <w:r>
+        <w:t>&gt;</w:t>
+      </w:r>
+      <w:proofErr w:type="spellStart"/>
+      <w:r>
+        <w:t>Zed's</w:t>
+      </w:r>
+      <w:proofErr w:type="spellEnd"/>
+      <w:r>
+        <w:t>&lt;/</w:t>
+      </w:r>
+      <w:proofErr w:type="spellStart"/>
+      <w:r>
+        <w:t>strong</w:t>
+      </w:r>
+      <w:proofErr w:type="spellEnd"/>
+      <w:r>
+        <w:t xml:space="preserve">&gt; </w:t>
+      </w:r>
+      <w:proofErr w:type="spellStart"/>
+      <w:r>
+        <w:t>dead</w:t>
+      </w:r>
+      <w:proofErr w:type="spellEnd"/>
+      <w:r>
+        <w:t xml:space="preserve"> baby, &lt;</w:t>
+      </w:r>
+      <w:proofErr w:type="spellStart"/>
+      <w:r>
+        <w:t>em</w:t>
+      </w:r>
+      <w:proofErr w:type="spellEnd"/>
+      <w:r>
+        <w:t>&gt;</w:t>
+      </w:r>
+      <w:proofErr w:type="spellStart"/>
+      <w:r>
+        <w:t>Zed's</w:t>
+      </w:r>
+      <w:proofErr w:type="spellEnd"/>
+      <w:r>
+        <w:t>&lt;/</w:t>
+      </w:r>
+      <w:proofErr w:type="spellStart"/>
+      <w:r>
+        <w:t>em</w:t>
+      </w:r>
+      <w:proofErr w:type="spellEnd"/>
+      <w:r>
+        <w:t xml:space="preserve">&gt; </w:t>
+      </w:r>
+      <w:proofErr w:type="spellStart"/>
+      <w:proofErr w:type="gramStart"/>
+      <w:r>
+        <w:t>dead</w:t>
+      </w:r>
+      <w:proofErr w:type="spellEnd"/>
+      <w:r>
+        <w:t>.&lt;</w:t>
+      </w:r>
+      <w:proofErr w:type="gramEnd"/>
+      <w:r>
+        <w:t>/p&gt;"))</w:t>
+      </w:r>
+    </w:p>
+    <w:p>
+      <w:r>
+        <w:t>**</w:t>
+      </w:r>
+      <w:proofErr w:type="spellStart"/>
+      <w:r>
+        <w:t>Zed's</w:t>
+      </w:r>
+      <w:proofErr w:type="spellEnd"/>
+      <w:r>
+        <w:t xml:space="preserve">** </w:t>
+      </w:r>
+      <w:proofErr w:type="spellStart"/>
+      <w:r>
+        <w:t>dead</w:t>
+      </w:r>
+      <w:proofErr w:type="spellEnd"/>
+      <w:r>
+        <w:t xml:space="preserve"> baby, _</w:t>
+      </w:r>
+      <w:proofErr w:type="spellStart"/>
+      <w:r>
+        <w:t>Zed's</w:t>
+      </w:r>
+      <w:proofErr w:type="spellEnd"/>
+      <w:r>
+        <w:t xml:space="preserve">_ </w:t>
+      </w:r>
+      <w:proofErr w:type="spellStart"/>
+      <w:r>
+        <w:t>dead</w:t>
+      </w:r>
+      <w:proofErr w:type="spellEnd"/>
+      <w:r>
+        <w:t>.</w:t>
+      </w:r>
+    </w:p>
+    <w:p/>
+    <w:p>
+      <w:r>
+        <w:t>A VERIFIER :</w:t>
+      </w:r>
+    </w:p>
+    <w:p>
+      <w:r>
+        <w:drawing>
+          <wp:inline distT="0" distB="0" distL="0" distR="0" wp14:anchorId="03D2F280" wp14:editId="467A2F61">
+            <wp:extent cx="7153275" cy="727217"/>
+            <wp:effectExtent l="0" t="0" r="0" b="0"/>
+            <wp:docPr id="813261185" name="Image 1"/>
+            <wp:cNvGraphicFramePr>
+              <a:graphicFrameLocks xmlns:a="http://schemas.openxmlformats.org/drawingml/2006/main" noChangeAspect="1"/>
+            </wp:cNvGraphicFramePr>
+            <a:graphic xmlns:a="http://schemas.openxmlformats.org/drawingml/2006/main">
+              <a:graphicData uri="http://schemas.openxmlformats.org/drawingml/2006/picture">
+                <pic:pic xmlns:pic="http://schemas.openxmlformats.org/drawingml/2006/picture">
+                  <pic:nvPicPr>
+                    <pic:cNvPr id="813261185" name=""/>
+                    <pic:cNvPicPr/>
+                  </pic:nvPicPr>
+                  <pic:blipFill>
+                    <a:blip r:embed="rId45"/>
+                    <a:stretch>
+                      <a:fillRect/>
+                    </a:stretch>
+                  </pic:blipFill>
+                  <pic:spPr>
+                    <a:xfrm>
+                      <a:off x="0" y="0"/>
+                      <a:ext cx="7185171" cy="730460"/>
+                    </a:xfrm>
+                    <a:prstGeom prst="rect">
+                      <a:avLst/>
+                    </a:prstGeom>
+                  </pic:spPr>
+                </pic:pic>
+              </a:graphicData>
+            </a:graphic>
+          </wp:inline>
+        </w:drawing>
+      </w:r>
+    </w:p>
+    <w:p>
+      <w:pPr>
+        <w:pStyle w:val="Paragraphedeliste"/>
+        <w:numPr>
+          <w:ilvl w:val="0"/>
+          <w:numId w:val="8"/>
+        </w:numPr>
+      </w:pPr>
+      <w:proofErr w:type="gramStart"/>
+      <w:r>
+        <w:t>ok</w:t>
+      </w:r>
+      <w:proofErr w:type="gramEnd"/>
+      <w:r>
+        <w:t xml:space="preserve"> : le séparateur devient </w:t>
+      </w:r>
+      <w:proofErr w:type="gramStart"/>
+      <w:r>
+        <w:t>«  -</w:t>
+      </w:r>
+      <w:proofErr w:type="gramEnd"/>
+      <w:r>
+        <w:t xml:space="preserve">  »</w:t>
+      </w:r>
+    </w:p>
+    <w:p/>
+    <w:p/>
+    <w:p>
+      <w:hyperlink r:id="rId46" w:history="1">
+        <w:r>
+          <w:rPr>
+            <w:rStyle w:val="Lienhypertexte"/>
+          </w:rPr>
+          <w:t>https://gw.geneanet.org/bsacco2?lang=fr&amp;n=jullian&amp;oc=0&amp;p=gilette&amp;type=fiche</w:t>
+        </w:r>
+      </w:hyperlink>
+    </w:p>
+    <w:p/>
+    <w:p>
+      <w:hyperlink r:id="rId47" w:history="1">
+        <w:r>
+          <w:rPr>
+            <w:rStyle w:val="Lienhypertexte"/>
+          </w:rPr>
+          <w:t>https://gw.geneanet.org/boutch1?lang=fr&amp;p=vittorio&amp;n=spiteri&amp;type=fiche</w:t>
+        </w:r>
+      </w:hyperlink>
+    </w:p>
+    <w:p/>
+    <w:p/>
+    <w:p>
+      <w:proofErr w:type="gramStart"/>
+      <w:r>
+        <w:t>recherche</w:t>
+      </w:r>
+      <w:proofErr w:type="gramEnd"/>
+      <w:r>
+        <w:t xml:space="preserve"> résidu liens html :</w:t>
+      </w:r>
+    </w:p>
+    <w:p>
+      <w:r>
+        <w:t xml:space="preserve">$ </w:t>
+      </w:r>
+      <w:proofErr w:type="spellStart"/>
+      <w:r>
+        <w:t>grep</w:t>
+      </w:r>
+      <w:proofErr w:type="spellEnd"/>
+      <w:r>
+        <w:t xml:space="preserve"> http </w:t>
+      </w:r>
+      <w:proofErr w:type="spellStart"/>
+      <w:r>
+        <w:t>result</w:t>
+      </w:r>
+      <w:proofErr w:type="spellEnd"/>
+      <w:r>
+        <w:t>/*.</w:t>
+      </w:r>
+      <w:proofErr w:type="spellStart"/>
+      <w:r>
+        <w:t>ged</w:t>
+      </w:r>
+      <w:proofErr w:type="spellEnd"/>
+      <w:r>
+        <w:t xml:space="preserve"> | </w:t>
+      </w:r>
+      <w:proofErr w:type="spellStart"/>
+      <w:r>
+        <w:t>egrep</w:t>
+      </w:r>
+      <w:proofErr w:type="spellEnd"/>
+      <w:r>
+        <w:t xml:space="preserve"> -v '.</w:t>
+      </w:r>
+      <w:proofErr w:type="gramStart"/>
+      <w:r>
+        <w:t>ged:</w:t>
+      </w:r>
+      <w:proofErr w:type="gramEnd"/>
+      <w:r>
+        <w:t>1 TITL https:|.</w:t>
+      </w:r>
+      <w:proofErr w:type="gramStart"/>
+      <w:r>
+        <w:t>ged:</w:t>
+      </w:r>
+      <w:proofErr w:type="gramEnd"/>
+      <w:r>
+        <w:t>1 NOTE Cette généalogie a été créée|.</w:t>
+      </w:r>
+      <w:proofErr w:type="gramStart"/>
+      <w:r>
+        <w:t>ged:</w:t>
+      </w:r>
+      <w:proofErr w:type="gramEnd"/>
+      <w:r>
+        <w:t xml:space="preserve">1 TEXT Arbre Geneanet|.ged:1 TEXT Sources : Arbre Geneanet|.ged:2 CONT Sources : Arbre Geneanet|.ged:1 TITL Arbre </w:t>
+      </w:r>
+      <w:proofErr w:type="spellStart"/>
+      <w:r>
+        <w:t>Geneanet</w:t>
+      </w:r>
+      <w:proofErr w:type="spellEnd"/>
+      <w:r>
+        <w:t>'</w:t>
+      </w:r>
+    </w:p>
+    <w:p>
+      <w:proofErr w:type="gramStart"/>
+      <w:r>
+        <w:t>reste</w:t>
+      </w:r>
+      <w:proofErr w:type="gramEnd"/>
+      <w:r>
+        <w:t xml:space="preserve"> des lignes du style :</w:t>
+      </w:r>
+    </w:p>
+    <w:p>
+      <w:proofErr w:type="spellStart"/>
+      <w:proofErr w:type="gramStart"/>
+      <w:r>
+        <w:t>result</w:t>
+      </w:r>
+      <w:proofErr w:type="spellEnd"/>
+      <w:proofErr w:type="gramEnd"/>
+      <w:r>
+        <w:t>/</w:t>
+      </w:r>
+      <w:proofErr w:type="spellStart"/>
+      <w:proofErr w:type="gramStart"/>
+      <w:r>
+        <w:t>dmdoyen.n</w:t>
+      </w:r>
+      <w:proofErr w:type="spellEnd"/>
+      <w:proofErr w:type="gramEnd"/>
+      <w:r>
+        <w:t>=</w:t>
+      </w:r>
+      <w:proofErr w:type="spellStart"/>
+      <w:proofErr w:type="gramStart"/>
+      <w:r>
+        <w:t>mauche.oc</w:t>
+      </w:r>
+      <w:proofErr w:type="spellEnd"/>
+      <w:r>
+        <w:t>=1.p</w:t>
+      </w:r>
+      <w:proofErr w:type="gramEnd"/>
+      <w:r>
+        <w:t>=marie+</w:t>
+      </w:r>
+      <w:proofErr w:type="gramStart"/>
+      <w:r>
+        <w:t>anne.ged:</w:t>
+      </w:r>
+      <w:proofErr w:type="gramEnd"/>
+      <w:r>
+        <w:t>1 TEXT [http://www.geneanet.org/archives/ouvrages/index.php?action=detail&amp;livre_id=540224&amp;page=1&amp;book_type=livre&amp;search_type=livre&amp;tk=f26cbe6f375c94c7](</w:t>
+      </w:r>
+      <w:hyperlink r:id="rId48" w:history="1">
+        <w:r>
+          <w:rPr>
+            <w:rStyle w:val="Lienhypertexte"/>
+          </w:rPr>
+          <w:t>https://www.geneanet.org/archives/ouvrages/index.php?action=detail&amp;livre_id=540224&amp;page=1&amp;book_type=liv</w:t>
+        </w:r>
+      </w:hyperlink>
+    </w:p>
+    <w:p>
+      <w:r>
+        <w:t xml:space="preserve">2 CONC </w:t>
+      </w:r>
+      <w:proofErr w:type="spellStart"/>
+      <w:r>
+        <w:rPr>
+          <w:highlight w:val="cyan"/>
+        </w:rPr>
+        <w:t>re&amp;search_type</w:t>
+      </w:r>
+      <w:proofErr w:type="spellEnd"/>
+      <w:r>
+        <w:rPr>
+          <w:highlight w:val="cyan"/>
+        </w:rPr>
+        <w:t>=</w:t>
+      </w:r>
+      <w:proofErr w:type="spellStart"/>
+      <w:r>
+        <w:rPr>
+          <w:highlight w:val="cyan"/>
+        </w:rPr>
+        <w:t>livre&amp;tk</w:t>
+      </w:r>
+      <w:proofErr w:type="spellEnd"/>
+      <w:r>
+        <w:rPr>
+          <w:highlight w:val="cyan"/>
+        </w:rPr>
+        <w:t>=f26cbe6f375c94c7</w:t>
+      </w:r>
+      <w:r>
+        <w:t>)</w:t>
+      </w:r>
+    </w:p>
+    <w:p/>
+    <w:p/>
+    <w:p/>
+    <w:p>
+      <w:proofErr w:type="gramStart"/>
+      <w:r>
+        <w:lastRenderedPageBreak/>
+        <w:t>soit</w:t>
+      </w:r>
+      <w:proofErr w:type="gramEnd"/>
+      <w:r>
+        <w:t> :</w:t>
+      </w:r>
+      <w:r>
+        <w:t xml:space="preserve"> [</w:t>
+      </w:r>
+      <w:r>
+        <w:rPr>
+          <w:highlight w:val="yellow"/>
+        </w:rPr>
+        <w:t>http</w:t>
+      </w:r>
+      <w:r>
+        <w:t>://www.geneanet.org/archives/ouvrages/index.php?action=detail&amp;livre_id=540224&amp;page=1&amp;book_type=livre&amp;search_type=livre&amp;tk=f26cbe6f375c94c7]</w:t>
+      </w:r>
+    </w:p>
+    <w:p>
+      <w:r>
+        <w:t>(</w:t>
+      </w:r>
+      <w:proofErr w:type="gramStart"/>
+      <w:r>
+        <w:rPr>
+          <w:highlight w:val="yellow"/>
+        </w:rPr>
+        <w:t>https</w:t>
+      </w:r>
+      <w:r>
+        <w:t>://www.geneanet.org/archives/ouvrages/index.php?action=detail&amp;livre_id=540224&amp;page=1&amp;book_type=liv</w:t>
+      </w:r>
+      <w:r>
+        <w:rPr>
+          <w:highlight w:val="cyan"/>
+        </w:rPr>
+        <w:t>re&amp;search_type=livre&amp;tk=f26cbe6f375c94c7</w:t>
+      </w:r>
+      <w:proofErr w:type="gramEnd"/>
+      <w:r>
+        <w:t>)</w:t>
+      </w:r>
+    </w:p>
+    <w:p/>
+    <w:p>
+      <w:proofErr w:type="gramStart"/>
+      <w:r>
+        <w:t>vient</w:t>
+      </w:r>
+      <w:proofErr w:type="gramEnd"/>
+      <w:r>
+        <w:t xml:space="preserve"> de : </w:t>
+      </w:r>
+      <w:hyperlink r:id="rId49" w:history="1">
+        <w:r>
+          <w:rPr>
+            <w:rStyle w:val="Lienhypertexte"/>
+          </w:rPr>
+          <w:t>https://gw.geneanet.org/dmdoyen?lang=fr&amp;</w:t>
+        </w:r>
+        <w:r>
+          <w:rPr>
+            <w:rStyle w:val="Lienhypertexte"/>
+          </w:rPr>
+          <w:t>p</w:t>
+        </w:r>
+        <w:r>
+          <w:rPr>
+            <w:rStyle w:val="Lienhypertexte"/>
+          </w:rPr>
+          <w:t>=jeanne&amp;n=trebillon&amp;type=fiche</w:t>
+        </w:r>
+      </w:hyperlink>
+    </w:p>
+    <w:p/>
+    <w:p>
+      <w:proofErr w:type="gramStart"/>
+      <w:r>
+        <w:t>résidu</w:t>
+      </w:r>
+      <w:proofErr w:type="gramEnd"/>
+      <w:r>
+        <w:t> :</w:t>
+      </w:r>
+    </w:p>
+    <w:p>
+      <w:proofErr w:type="spellStart"/>
+      <w:proofErr w:type="gramStart"/>
+      <w:r>
+        <w:t>result</w:t>
+      </w:r>
+      <w:proofErr w:type="spellEnd"/>
+      <w:proofErr w:type="gramEnd"/>
+      <w:r>
+        <w:t>/jmayet73.n=</w:t>
+      </w:r>
+      <w:proofErr w:type="spellStart"/>
+      <w:r>
+        <w:t>de+</w:t>
+      </w:r>
+      <w:proofErr w:type="gramStart"/>
+      <w:r>
+        <w:t>guerin.oc</w:t>
+      </w:r>
+      <w:proofErr w:type="spellEnd"/>
+      <w:r>
+        <w:t>=0.p</w:t>
+      </w:r>
+      <w:proofErr w:type="gramEnd"/>
+      <w:r>
+        <w:t>=bielonne+ou+</w:t>
+      </w:r>
+      <w:proofErr w:type="gramStart"/>
+      <w:r>
+        <w:t>bielone.ged:</w:t>
+      </w:r>
+      <w:proofErr w:type="gramEnd"/>
+      <w:r>
+        <w:t xml:space="preserve">2 CONT Sources : Arbre </w:t>
+      </w:r>
+      <w:proofErr w:type="spellStart"/>
+      <w:r>
+        <w:t>Geneanet</w:t>
+      </w:r>
+      <w:proofErr w:type="spellEnd"/>
+      <w:r>
+        <w:t xml:space="preserve"> jpifieec92 ([</w:t>
+      </w:r>
+      <w:proofErr w:type="gramStart"/>
+      <w:r>
+        <w:t>https://gw.geneanet.org/jpifieec92?n=christolin&amp;p=magdeleine&amp;oc=0](</w:t>
+      </w:r>
+      <w:proofErr w:type="gramEnd"/>
+      <w:r>
+        <w:t xml:space="preserve">https://gw.geneanet.org/jpifieec92?n=christolin&amp;p=magdeleine&amp;oc=0)) ; Arbre </w:t>
+      </w:r>
+      <w:proofErr w:type="spellStart"/>
+      <w:r>
+        <w:t>Geneanet</w:t>
+      </w:r>
+      <w:proofErr w:type="spellEnd"/>
+      <w:r>
+        <w:t xml:space="preserve"> </w:t>
+      </w:r>
+      <w:proofErr w:type="spellStart"/>
+      <w:r>
+        <w:t>moutj</w:t>
+      </w:r>
+      <w:proofErr w:type="spellEnd"/>
+      <w:r>
+        <w:t xml:space="preserve"> ([https://gw.geneanet.org/moutj?n=de+guerin&amp;p=bielon</w:t>
+      </w:r>
+    </w:p>
+    <w:p/>
+    <w:p>
+      <w:r>
+        <w:t>[</w:t>
+      </w:r>
+      <w:proofErr w:type="gramStart"/>
+      <w:r>
+        <w:t>https://gw.geneanet.org/jpifieec92?n=christolin&amp;p=magdeleine&amp;oc=0</w:t>
+      </w:r>
+      <w:proofErr w:type="gramEnd"/>
+      <w:r>
+        <w:t>]</w:t>
+      </w:r>
+    </w:p>
+    <w:p>
+      <w:r>
+        <w:t>(</w:t>
+      </w:r>
+      <w:proofErr w:type="gramStart"/>
+      <w:r>
+        <w:t>https://gw.geneanet.org/jpifieec92?n=christolin&amp;p=magdeleine&amp;oc=0</w:t>
+      </w:r>
+      <w:proofErr w:type="gramEnd"/>
+      <w:r>
+        <w:t>)</w:t>
+      </w:r>
+    </w:p>
+    <w:p/>
+    <w:p>
+      <w:proofErr w:type="gramStart"/>
+      <w:r>
+        <w:t>rectifié</w:t>
+      </w:r>
+      <w:proofErr w:type="gramEnd"/>
+      <w:r>
+        <w:t xml:space="preserve"> OK</w:t>
+      </w:r>
+    </w:p>
     <w:p/>
     <w:p/>
     <w:sectPr>
-      <w:headerReference w:type="default" r:id="rId39"/>
+      <w:headerReference w:type="default" r:id="rId50"/>
       <w:pgSz w:w="16838" w:h="11906" w:orient="landscape"/>
       <w:pgMar w:top="1080" w:right="1440" w:bottom="1080" w:left="1440" w:header="708" w:footer="708" w:gutter="0"/>
       <w:cols w:space="708"/>
@@ -8311,7 +12670,7 @@
       <w:rPr>
         <w:noProof/>
       </w:rPr>
-      <w:t>16/04/2025</w:t>
+      <w:t>17/04/2026</w:t>
     </w:r>
     <w:r>
       <w:fldChar w:fldCharType="end"/>
@@ -8892,7 +13251,7 @@
         <w:rFonts w:ascii="Symbol" w:eastAsiaTheme="minorHAnsi" w:hAnsi="Symbol" w:cstheme="minorBidi" w:hint="default"/>
       </w:rPr>
     </w:lvl>
-    <w:lvl w:ilvl="1" w:tplc="040C0003" w:tentative="1">
+    <w:lvl w:ilvl="1" w:tplc="040C0003">
       <w:start w:val="1"/>
       <w:numFmt w:val="bullet"/>
       <w:lvlText w:val="o"/>
